--- a/Documentation/Official Documentation/User's manual for IBOS MusicXmlReader version 4.0.0.0.docx
+++ b/Documentation/Official Documentation/User's manual for IBOS MusicXmlReader version 4.0.0.0.docx
@@ -10476,7 +10476,67 @@
         <w:rPr>
           <w:rFonts w:cs="Verdana" w:ascii="Verdana" w:hAnsi="Verdana"/>
         </w:rPr>
-        <w:t>IBOS MusicXmlReader supports showing the contents of each line in the note list in Braille Music representation.</w:t>
+        <w:t xml:space="preserve">IBOS MusicXmlReader </w:t>
+      </w:r>
+      <w:r>
+        <w:rPr>
+          <w:rFonts w:cs="Verdana" w:ascii="Verdana" w:hAnsi="Verdana"/>
+        </w:rPr>
+        <w:t xml:space="preserve">has for a long time </w:t>
+      </w:r>
+      <w:r>
+        <w:rPr>
+          <w:rFonts w:cs="Verdana" w:ascii="Verdana" w:hAnsi="Verdana"/>
+        </w:rPr>
+        <w:t>support</w:t>
+      </w:r>
+      <w:r>
+        <w:rPr>
+          <w:rFonts w:cs="Verdana" w:ascii="Verdana" w:hAnsi="Verdana"/>
+        </w:rPr>
+        <w:t>ed</w:t>
+      </w:r>
+      <w:r>
+        <w:rPr>
+          <w:rFonts w:cs="Verdana" w:ascii="Verdana" w:hAnsi="Verdana"/>
+        </w:rPr>
+        <w:t xml:space="preserve"> showing the contents of each line in the note list in Braille Music representation.</w:t>
+      </w:r>
+    </w:p>
+    <w:p>
+      <w:pPr>
+        <w:pStyle w:val="Normal"/>
+        <w:rPr/>
+      </w:pPr>
+      <w:r>
+        <w:rPr>
+          <w:rFonts w:cs="Verdana" w:ascii="Verdana" w:hAnsi="Verdana"/>
+        </w:rPr>
+        <w:t xml:space="preserve">Starting with version </w:t>
+      </w:r>
+      <w:r>
+        <w:rPr>
+          <w:rFonts w:cs="Verdana" w:ascii="Verdana" w:hAnsi="Verdana"/>
+        </w:rPr>
+        <w:t>4</w:t>
+      </w:r>
+      <w:r>
+        <w:rPr>
+          <w:rFonts w:cs="Verdana" w:ascii="Verdana" w:hAnsi="Verdana"/>
+        </w:rPr>
+        <w:t>.0 it is also possible to export the Braille Music representation to a file, which can again be used in a note taker device or a Braille embosser.</w:t>
+      </w:r>
+    </w:p>
+    <w:p>
+      <w:pPr>
+        <w:pStyle w:val="Normal"/>
+        <w:rPr/>
+      </w:pPr>
+      <w:r>
+        <w:rPr>
+          <w:rFonts w:cs="Verdana" w:ascii="Verdana" w:hAnsi="Verdana"/>
+        </w:rPr>
+        <w:t>By selecting (or deselecting) parts and details the user can control exactly which parts and details that are exported as Braille Music.</w:t>
       </w:r>
     </w:p>
     <w:p>
@@ -10490,19 +10550,7 @@
         <w:rPr>
           <w:rFonts w:cs="Verdana" w:ascii="Verdana" w:hAnsi="Verdana"/>
         </w:rPr>
-        <w:t>Starting with version 3.0.0.0 it is also possible to export the Braille Music representation to a file, which can again be used in a note taker device or a Braille embosser.</w:t>
-      </w:r>
-    </w:p>
-    <w:p>
-      <w:pPr>
-        <w:pStyle w:val="Normal"/>
-        <w:rPr/>
-      </w:pPr>
-      <w:r>
-        <w:rPr>
-          <w:rFonts w:cs="Verdana" w:ascii="Verdana" w:hAnsi="Verdana"/>
-        </w:rPr>
-        <w:t>By selecting (or deselecting) parts and details the user can control exactly which parts and details that are exported as Braille Music.</w:t>
+        <w:t>Export as Braille Music can be done in a large number of various ways, dependent of the user’s needs. The export is controlled by the parameters</w:t>
       </w:r>
     </w:p>
     <w:p>
@@ -10516,18 +10564,1098 @@
         <w:rPr>
           <w:rFonts w:cs="Verdana" w:ascii="Verdana" w:hAnsi="Verdana"/>
         </w:rPr>
-      </w:r>
-    </w:p>
-    <w:p>
-      <w:pPr>
-        <w:pStyle w:val="Normal"/>
-        <w:rPr/>
-      </w:pPr>
-      <w:r>
-        <w:rPr>
-          <w:rFonts w:cs="Verdana" w:ascii="Verdana" w:hAnsi="Verdana"/>
-        </w:rPr>
-        <w:t>Braille Music is as de facto standard exported in 3 different encodings:</w:t>
+        <w:t>“</w:t>
+      </w:r>
+      <w:r>
+        <w:rPr>
+          <w:rFonts w:cs="Verdana" w:ascii="Verdana" w:hAnsi="Verdana"/>
+        </w:rPr>
+        <w:t>Layout”,  “File format”,  “Braille device type” and “Physical dimensions”.</w:t>
+      </w:r>
+    </w:p>
+    <w:p>
+      <w:pPr>
+        <w:pStyle w:val="Normal"/>
+        <w:rPr>
+          <w:rFonts w:ascii="Verdana" w:hAnsi="Verdana" w:cs="Verdana"/>
+        </w:rPr>
+      </w:pPr>
+      <w:r>
+        <w:rPr>
+          <w:rFonts w:cs="Verdana" w:ascii="Verdana" w:hAnsi="Verdana"/>
+        </w:rPr>
+      </w:r>
+    </w:p>
+    <w:p>
+      <w:pPr>
+        <w:pStyle w:val="Normal"/>
+        <w:rPr>
+          <w:rFonts w:ascii="Verdana" w:hAnsi="Verdana" w:cs="Verdana"/>
+        </w:rPr>
+      </w:pPr>
+      <w:r>
+        <w:rPr>
+          <w:rFonts w:cs="Verdana" w:ascii="Verdana" w:hAnsi="Verdana"/>
+        </w:rPr>
+        <w:t>These parameters are described in the following text:</w:t>
+      </w:r>
+    </w:p>
+    <w:p>
+      <w:pPr>
+        <w:pStyle w:val="Normal"/>
+        <w:rPr>
+          <w:rFonts w:ascii="Verdana" w:hAnsi="Verdana" w:cs="Verdana"/>
+        </w:rPr>
+      </w:pPr>
+      <w:r>
+        <w:rPr>
+          <w:rFonts w:cs="Verdana" w:ascii="Verdana" w:hAnsi="Verdana"/>
+        </w:rPr>
+      </w:r>
+    </w:p>
+    <w:p>
+      <w:pPr>
+        <w:pStyle w:val="Overskrift2"/>
+        <w:rPr/>
+      </w:pPr>
+      <w:r>
+        <w:rPr/>
+        <w:t>Braille Music export Parameters</w:t>
+      </w:r>
+    </w:p>
+    <w:p>
+      <w:pPr>
+        <w:pStyle w:val="Normal"/>
+        <w:rPr>
+          <w:rFonts w:ascii="Verdana" w:hAnsi="Verdana" w:cs="Verdana"/>
+        </w:rPr>
+      </w:pPr>
+      <w:r>
+        <w:rPr>
+          <w:rFonts w:cs="Verdana" w:ascii="Verdana" w:hAnsi="Verdana"/>
+        </w:rPr>
+      </w:r>
+    </w:p>
+    <w:p>
+      <w:pPr>
+        <w:pStyle w:val="Overskrift3"/>
+        <w:rPr/>
+      </w:pPr>
+      <w:r>
+        <w:rPr/>
+        <w:t>Layout</w:t>
+      </w:r>
+    </w:p>
+    <w:p>
+      <w:pPr>
+        <w:pStyle w:val="Normal"/>
+        <w:rPr/>
+      </w:pPr>
+      <w:r>
+        <w:rPr/>
+        <w:t xml:space="preserve">The layout describes the overall rules for the logic contents of the exported file:  </w:t>
+      </w:r>
+    </w:p>
+    <w:p>
+      <w:pPr>
+        <w:pStyle w:val="Normal"/>
+        <w:rPr/>
+      </w:pPr>
+      <w:r>
+        <w:rPr/>
+        <w:t>Version 4.0 supports the following layouts:</w:t>
+      </w:r>
+    </w:p>
+    <w:tbl>
+      <w:tblPr>
+        <w:tblW w:w="9026" w:type="dxa"/>
+        <w:jc w:val="left"/>
+        <w:tblInd w:w="0" w:type="dxa"/>
+        <w:tblCellMar>
+          <w:top w:w="55" w:type="dxa"/>
+          <w:left w:w="55" w:type="dxa"/>
+          <w:bottom w:w="55" w:type="dxa"/>
+          <w:right w:w="55" w:type="dxa"/>
+        </w:tblCellMar>
+      </w:tblPr>
+      <w:tblGrid>
+        <w:gridCol w:w="3465"/>
+        <w:gridCol w:w="5561"/>
+      </w:tblGrid>
+      <w:tr>
+        <w:trPr/>
+        <w:tc>
+          <w:tcPr>
+            <w:tcW w:w="3465" w:type="dxa"/>
+            <w:tcBorders>
+              <w:top w:val="single" w:sz="4" w:space="0" w:color="000000"/>
+              <w:left w:val="single" w:sz="4" w:space="0" w:color="000000"/>
+              <w:bottom w:val="single" w:sz="4" w:space="0" w:color="000000"/>
+            </w:tcBorders>
+            <w:shd w:fill="auto" w:val="clear"/>
+          </w:tcPr>
+          <w:p>
+            <w:pPr>
+              <w:pStyle w:val="Tabelindhold"/>
+              <w:jc w:val="left"/>
+              <w:rPr>
+                <w:rFonts w:ascii="Liberation Serif" w:hAnsi="Liberation Serif"/>
+                <w:b w:val="false"/>
+                <w:b w:val="false"/>
+                <w:bCs w:val="false"/>
+                <w:i w:val="false"/>
+                <w:i w:val="false"/>
+                <w:iCs w:val="false"/>
+                <w:strike w:val="false"/>
+                <w:dstrike w:val="false"/>
+                <w:outline w:val="false"/>
+                <w:shadow w:val="false"/>
+                <w:color w:val="000000"/>
+                <w:sz w:val="24"/>
+                <w:szCs w:val="24"/>
+                <w:u w:val="none"/>
+              </w:rPr>
+            </w:pPr>
+            <w:r>
+              <w:rPr>
+                <w:rFonts w:ascii="Liberation Serif" w:hAnsi="Liberation Serif"/>
+                <w:b w:val="false"/>
+                <w:bCs w:val="false"/>
+                <w:i w:val="false"/>
+                <w:iCs w:val="false"/>
+                <w:strike w:val="false"/>
+                <w:dstrike w:val="false"/>
+                <w:outline w:val="false"/>
+                <w:shadow w:val="false"/>
+                <w:color w:val="000000"/>
+                <w:sz w:val="24"/>
+                <w:szCs w:val="24"/>
+                <w:u w:val="none"/>
+              </w:rPr>
+              <w:t>“</w:t>
+            </w:r>
+            <w:r>
+              <w:rPr>
+                <w:rFonts w:ascii="Liberation Serif" w:hAnsi="Liberation Serif"/>
+                <w:b w:val="false"/>
+                <w:bCs w:val="false"/>
+                <w:i w:val="false"/>
+                <w:iCs w:val="false"/>
+                <w:strike w:val="false"/>
+                <w:dstrike w:val="false"/>
+                <w:outline w:val="false"/>
+                <w:shadow w:val="false"/>
+                <w:color w:val="000000"/>
+                <w:sz w:val="24"/>
+                <w:szCs w:val="24"/>
+                <w:u w:val="none"/>
+              </w:rPr>
+              <w:t>IBOS MusicXmlReader Layout</w:t>
+            </w:r>
+            <w:r>
+              <w:rPr>
+                <w:rFonts w:ascii="Liberation Serif" w:hAnsi="Liberation Serif"/>
+                <w:b w:val="false"/>
+                <w:bCs w:val="false"/>
+                <w:i w:val="false"/>
+                <w:iCs w:val="false"/>
+                <w:strike w:val="false"/>
+                <w:dstrike w:val="false"/>
+                <w:outline w:val="false"/>
+                <w:shadow w:val="false"/>
+                <w:color w:val="000000"/>
+                <w:sz w:val="24"/>
+                <w:szCs w:val="24"/>
+                <w:u w:val="none"/>
+              </w:rPr>
+              <w:t>”</w:t>
+            </w:r>
+          </w:p>
+        </w:tc>
+        <w:tc>
+          <w:tcPr>
+            <w:tcW w:w="5561" w:type="dxa"/>
+            <w:tcBorders>
+              <w:top w:val="single" w:sz="4" w:space="0" w:color="000000"/>
+              <w:left w:val="single" w:sz="4" w:space="0" w:color="000000"/>
+              <w:bottom w:val="single" w:sz="4" w:space="0" w:color="000000"/>
+              <w:right w:val="single" w:sz="4" w:space="0" w:color="000000"/>
+            </w:tcBorders>
+            <w:shd w:fill="auto" w:val="clear"/>
+          </w:tcPr>
+          <w:p>
+            <w:pPr>
+              <w:pStyle w:val="Tabelindhold"/>
+              <w:jc w:val="left"/>
+              <w:rPr>
+                <w:rFonts w:ascii="Liberation Serif" w:hAnsi="Liberation Serif"/>
+                <w:b w:val="false"/>
+                <w:b w:val="false"/>
+                <w:bCs w:val="false"/>
+                <w:i w:val="false"/>
+                <w:i w:val="false"/>
+                <w:iCs w:val="false"/>
+                <w:strike w:val="false"/>
+                <w:dstrike w:val="false"/>
+                <w:outline w:val="false"/>
+                <w:shadow w:val="false"/>
+                <w:color w:val="000000"/>
+                <w:sz w:val="24"/>
+                <w:szCs w:val="24"/>
+                <w:u w:val="none"/>
+              </w:rPr>
+            </w:pPr>
+            <w:r>
+              <w:rPr>
+                <w:rFonts w:ascii="Liberation Serif" w:hAnsi="Liberation Serif"/>
+                <w:b w:val="false"/>
+                <w:bCs w:val="false"/>
+                <w:i w:val="false"/>
+                <w:iCs w:val="false"/>
+                <w:strike w:val="false"/>
+                <w:dstrike w:val="false"/>
+                <w:outline w:val="false"/>
+                <w:shadow w:val="false"/>
+                <w:color w:val="000000"/>
+                <w:sz w:val="24"/>
+                <w:szCs w:val="24"/>
+                <w:u w:val="none"/>
+              </w:rPr>
+              <w:t>Reflects the layout of the IBOS MusicXmlReader NoteList by showing one line of Music Braille for each beat in the music</w:t>
+            </w:r>
+          </w:p>
+        </w:tc>
+      </w:tr>
+      <w:tr>
+        <w:trPr/>
+        <w:tc>
+          <w:tcPr>
+            <w:tcW w:w="3465" w:type="dxa"/>
+            <w:tcBorders>
+              <w:left w:val="single" w:sz="4" w:space="0" w:color="000000"/>
+              <w:bottom w:val="single" w:sz="4" w:space="0" w:color="000000"/>
+            </w:tcBorders>
+            <w:shd w:fill="auto" w:val="clear"/>
+          </w:tcPr>
+          <w:p>
+            <w:pPr>
+              <w:pStyle w:val="Tabelindhold"/>
+              <w:jc w:val="left"/>
+              <w:rPr>
+                <w:rFonts w:ascii="Liberation Serif" w:hAnsi="Liberation Serif"/>
+                <w:b w:val="false"/>
+                <w:b w:val="false"/>
+                <w:bCs w:val="false"/>
+                <w:i w:val="false"/>
+                <w:i w:val="false"/>
+                <w:iCs w:val="false"/>
+                <w:strike w:val="false"/>
+                <w:dstrike w:val="false"/>
+                <w:outline w:val="false"/>
+                <w:shadow w:val="false"/>
+                <w:color w:val="000000"/>
+                <w:sz w:val="24"/>
+                <w:szCs w:val="24"/>
+                <w:u w:val="none"/>
+              </w:rPr>
+            </w:pPr>
+            <w:r>
+              <w:rPr>
+                <w:rFonts w:ascii="Liberation Serif" w:hAnsi="Liberation Serif"/>
+                <w:b w:val="false"/>
+                <w:bCs w:val="false"/>
+                <w:i w:val="false"/>
+                <w:iCs w:val="false"/>
+                <w:strike w:val="false"/>
+                <w:dstrike w:val="false"/>
+                <w:outline w:val="false"/>
+                <w:shadow w:val="false"/>
+                <w:color w:val="000000"/>
+                <w:sz w:val="24"/>
+                <w:szCs w:val="24"/>
+                <w:u w:val="none"/>
+              </w:rPr>
+              <w:t>“</w:t>
+            </w:r>
+            <w:r>
+              <w:rPr>
+                <w:rFonts w:ascii="Liberation Serif" w:hAnsi="Liberation Serif"/>
+                <w:b w:val="false"/>
+                <w:bCs w:val="false"/>
+                <w:i w:val="false"/>
+                <w:iCs w:val="false"/>
+                <w:strike w:val="false"/>
+                <w:dstrike w:val="false"/>
+                <w:outline w:val="false"/>
+                <w:shadow w:val="false"/>
+                <w:color w:val="000000"/>
+                <w:sz w:val="24"/>
+                <w:szCs w:val="24"/>
+                <w:u w:val="none"/>
+              </w:rPr>
+              <w:t>BANA 2015 layout</w:t>
+            </w:r>
+            <w:r>
+              <w:rPr>
+                <w:rFonts w:ascii="Liberation Serif" w:hAnsi="Liberation Serif"/>
+                <w:b w:val="false"/>
+                <w:bCs w:val="false"/>
+                <w:i w:val="false"/>
+                <w:iCs w:val="false"/>
+                <w:strike w:val="false"/>
+                <w:dstrike w:val="false"/>
+                <w:outline w:val="false"/>
+                <w:shadow w:val="false"/>
+                <w:color w:val="000000"/>
+                <w:sz w:val="24"/>
+                <w:szCs w:val="24"/>
+                <w:u w:val="none"/>
+              </w:rPr>
+              <w:t>”</w:t>
+            </w:r>
+          </w:p>
+        </w:tc>
+        <w:tc>
+          <w:tcPr>
+            <w:tcW w:w="5561" w:type="dxa"/>
+            <w:tcBorders>
+              <w:left w:val="single" w:sz="4" w:space="0" w:color="000000"/>
+              <w:bottom w:val="single" w:sz="4" w:space="0" w:color="000000"/>
+              <w:right w:val="single" w:sz="4" w:space="0" w:color="000000"/>
+            </w:tcBorders>
+            <w:shd w:fill="auto" w:val="clear"/>
+          </w:tcPr>
+          <w:p>
+            <w:pPr>
+              <w:pStyle w:val="Tabelindhold"/>
+              <w:jc w:val="left"/>
+              <w:rPr>
+                <w:rFonts w:ascii="Liberation Serif" w:hAnsi="Liberation Serif"/>
+                <w:b w:val="false"/>
+                <w:b w:val="false"/>
+                <w:bCs w:val="false"/>
+                <w:i w:val="false"/>
+                <w:i w:val="false"/>
+                <w:iCs w:val="false"/>
+                <w:strike w:val="false"/>
+                <w:dstrike w:val="false"/>
+                <w:outline w:val="false"/>
+                <w:shadow w:val="false"/>
+                <w:color w:val="000000"/>
+                <w:sz w:val="24"/>
+                <w:szCs w:val="24"/>
+                <w:u w:val="none"/>
+              </w:rPr>
+            </w:pPr>
+            <w:r>
+              <w:rPr>
+                <w:rFonts w:ascii="Liberation Serif" w:hAnsi="Liberation Serif"/>
+                <w:b w:val="false"/>
+                <w:bCs w:val="false"/>
+                <w:i w:val="false"/>
+                <w:iCs w:val="false"/>
+                <w:strike w:val="false"/>
+                <w:dstrike w:val="false"/>
+                <w:outline w:val="false"/>
+                <w:shadow w:val="false"/>
+                <w:color w:val="000000"/>
+                <w:sz w:val="24"/>
+                <w:szCs w:val="24"/>
+                <w:u w:val="none"/>
+              </w:rPr>
+              <w:t>Follows the rules in “Music Braille Code 2015” from “Braille Authority of North America” and implements interval notation and In-Accord notation.</w:t>
+            </w:r>
+          </w:p>
+        </w:tc>
+      </w:tr>
+    </w:tbl>
+    <w:p>
+      <w:pPr>
+        <w:pStyle w:val="Normal"/>
+        <w:rPr>
+          <w:rFonts w:ascii="Verdana" w:hAnsi="Verdana" w:cs="Verdana"/>
+        </w:rPr>
+      </w:pPr>
+      <w:r>
+        <w:rPr>
+          <w:rFonts w:cs="Verdana" w:ascii="Verdana" w:hAnsi="Verdana"/>
+        </w:rPr>
+      </w:r>
+    </w:p>
+    <w:p>
+      <w:pPr>
+        <w:pStyle w:val="Normal"/>
+        <w:rPr>
+          <w:rFonts w:ascii="Verdana" w:hAnsi="Verdana" w:cs="Verdana"/>
+        </w:rPr>
+      </w:pPr>
+      <w:r>
+        <w:rPr>
+          <w:rFonts w:cs="Verdana" w:ascii="Verdana" w:hAnsi="Verdana"/>
+        </w:rPr>
+        <w:t xml:space="preserve">If the need arises IBOS MusicXmlReader can relatively easy be enhanced by implementing other layouts, for instance a mix of Music Braille and lyrics. </w:t>
+      </w:r>
+    </w:p>
+    <w:p>
+      <w:pPr>
+        <w:pStyle w:val="Overskrift3"/>
+        <w:rPr/>
+      </w:pPr>
+      <w:r>
+        <w:rPr/>
+        <w:t>File format</w:t>
+      </w:r>
+    </w:p>
+    <w:p>
+      <w:pPr>
+        <w:pStyle w:val="Normal"/>
+        <w:rPr>
+          <w:rFonts w:ascii="Verdana" w:hAnsi="Verdana" w:cs="Verdana"/>
+        </w:rPr>
+      </w:pPr>
+      <w:r>
+        <w:rPr>
+          <w:rFonts w:cs="Verdana" w:ascii="Verdana" w:hAnsi="Verdana"/>
+        </w:rPr>
+        <w:t>The file format represents the internal representation of each Braille character</w:t>
+      </w:r>
+    </w:p>
+    <w:p>
+      <w:pPr>
+        <w:pStyle w:val="Normal"/>
+        <w:rPr>
+          <w:rFonts w:ascii="Verdana" w:hAnsi="Verdana" w:cs="Verdana"/>
+        </w:rPr>
+      </w:pPr>
+      <w:r>
+        <w:rPr>
+          <w:rFonts w:cs="Verdana" w:ascii="Verdana" w:hAnsi="Verdana"/>
+        </w:rPr>
+        <w:t>Version 4.0 supports “ASCII”, “OctoBraille 1252” and “Unicode”</w:t>
+      </w:r>
+    </w:p>
+    <w:p>
+      <w:pPr>
+        <w:pStyle w:val="Normal"/>
+        <w:rPr>
+          <w:rFonts w:ascii="Verdana" w:hAnsi="Verdana" w:cs="Verdana"/>
+        </w:rPr>
+      </w:pPr>
+      <w:r>
+        <w:rPr/>
+      </w:r>
+    </w:p>
+    <w:p>
+      <w:pPr>
+        <w:pStyle w:val="Normal"/>
+        <w:rPr>
+          <w:rFonts w:ascii="Verdana" w:hAnsi="Verdana" w:cs="Verdana"/>
+        </w:rPr>
+      </w:pPr>
+      <w:r>
+        <w:rPr/>
+      </w:r>
+    </w:p>
+    <w:p>
+      <w:pPr>
+        <w:pStyle w:val="Overskrift3"/>
+        <w:rPr/>
+      </w:pPr>
+      <w:r>
+        <w:rPr/>
+        <w:t>Braille device type</w:t>
+      </w:r>
+    </w:p>
+    <w:p>
+      <w:pPr>
+        <w:pStyle w:val="Normal"/>
+        <w:rPr/>
+      </w:pPr>
+      <w:r>
+        <w:rPr>
+          <w:rFonts w:cs="Verdana" w:ascii="Verdana" w:hAnsi="Verdana"/>
+        </w:rPr>
+        <w:t>Version 4.0 supports “Embosser”, “Notetaker” and “Universal Braille device”</w:t>
+      </w:r>
+    </w:p>
+    <w:p>
+      <w:pPr>
+        <w:pStyle w:val="Overskrift3"/>
+        <w:rPr/>
+      </w:pPr>
+      <w:r>
+        <w:rPr/>
+        <w:t>Physical Dimensions</w:t>
+      </w:r>
+    </w:p>
+    <w:p>
+      <w:pPr>
+        <w:pStyle w:val="Normal"/>
+        <w:rPr/>
+      </w:pPr>
+      <w:r>
+        <w:rPr>
+          <w:rFonts w:cs="Verdana" w:ascii="Verdana" w:hAnsi="Verdana"/>
+        </w:rPr>
+        <w:t>Version 4.0 supports page width and page height.</w:t>
+      </w:r>
+    </w:p>
+    <w:p>
+      <w:pPr>
+        <w:pStyle w:val="Normal"/>
+        <w:rPr>
+          <w:rFonts w:ascii="Verdana" w:hAnsi="Verdana" w:cs="Verdana"/>
+        </w:rPr>
+      </w:pPr>
+      <w:r>
+        <w:rPr/>
+      </w:r>
+    </w:p>
+    <w:p>
+      <w:pPr>
+        <w:pStyle w:val="Overskrift2"/>
+        <w:rPr/>
+      </w:pPr>
+      <w:r>
+        <w:rPr/>
+        <w:t>Profiles</w:t>
+      </w:r>
+    </w:p>
+    <w:p>
+      <w:pPr>
+        <w:pStyle w:val="Normal"/>
+        <w:rPr>
+          <w:rFonts w:ascii="Verdana" w:hAnsi="Verdana" w:cs="Verdana"/>
+        </w:rPr>
+      </w:pPr>
+      <w:r>
+        <w:rPr/>
+      </w:r>
+    </w:p>
+    <w:p>
+      <w:pPr>
+        <w:pStyle w:val="Normal"/>
+        <w:rPr/>
+      </w:pPr>
+      <w:r>
+        <w:rPr>
+          <w:rFonts w:cs="Verdana" w:ascii="Verdana" w:hAnsi="Verdana"/>
+        </w:rPr>
+        <w:t>To assist the user in controlling these many parameters, IBOS MusicXmlReader defines 3 “Profile” which are all initialized to default values.</w:t>
+      </w:r>
+    </w:p>
+    <w:p>
+      <w:pPr>
+        <w:pStyle w:val="Normal"/>
+        <w:rPr/>
+      </w:pPr>
+      <w:r>
+        <w:rPr>
+          <w:rFonts w:cs="Verdana" w:ascii="Verdana" w:hAnsi="Verdana"/>
+        </w:rPr>
+        <w:t>The 3 profiles are:</w:t>
+      </w:r>
+    </w:p>
+    <w:tbl>
+      <w:tblPr>
+        <w:tblW w:w="9026" w:type="dxa"/>
+        <w:jc w:val="left"/>
+        <w:tblInd w:w="0" w:type="dxa"/>
+        <w:tblCellMar>
+          <w:top w:w="55" w:type="dxa"/>
+          <w:left w:w="55" w:type="dxa"/>
+          <w:bottom w:w="55" w:type="dxa"/>
+          <w:right w:w="55" w:type="dxa"/>
+        </w:tblCellMar>
+      </w:tblPr>
+      <w:tblGrid>
+        <w:gridCol w:w="2610"/>
+        <w:gridCol w:w="6416"/>
+      </w:tblGrid>
+      <w:tr>
+        <w:trPr/>
+        <w:tc>
+          <w:tcPr>
+            <w:tcW w:w="2610" w:type="dxa"/>
+            <w:tcBorders>
+              <w:top w:val="single" w:sz="4" w:space="0" w:color="000000"/>
+              <w:left w:val="single" w:sz="4" w:space="0" w:color="000000"/>
+              <w:bottom w:val="single" w:sz="4" w:space="0" w:color="000000"/>
+            </w:tcBorders>
+            <w:shd w:fill="auto" w:val="clear"/>
+          </w:tcPr>
+          <w:p>
+            <w:pPr>
+              <w:pStyle w:val="Tabelindhold"/>
+              <w:jc w:val="left"/>
+              <w:rPr>
+                <w:rFonts w:ascii="Liberation Serif" w:hAnsi="Liberation Serif"/>
+                <w:b w:val="false"/>
+                <w:b w:val="false"/>
+                <w:bCs w:val="false"/>
+                <w:i w:val="false"/>
+                <w:i w:val="false"/>
+                <w:iCs w:val="false"/>
+                <w:strike w:val="false"/>
+                <w:dstrike w:val="false"/>
+                <w:outline w:val="false"/>
+                <w:shadow w:val="false"/>
+                <w:color w:val="000000"/>
+                <w:sz w:val="24"/>
+                <w:szCs w:val="24"/>
+                <w:u w:val="none"/>
+              </w:rPr>
+            </w:pPr>
+            <w:r>
+              <w:rPr>
+                <w:rFonts w:ascii="Liberation Serif" w:hAnsi="Liberation Serif"/>
+                <w:b w:val="false"/>
+                <w:bCs w:val="false"/>
+                <w:i w:val="false"/>
+                <w:iCs w:val="false"/>
+                <w:strike w:val="false"/>
+                <w:dstrike w:val="false"/>
+                <w:outline w:val="false"/>
+                <w:shadow w:val="false"/>
+                <w:color w:val="000000"/>
+                <w:sz w:val="24"/>
+                <w:szCs w:val="24"/>
+                <w:u w:val="none"/>
+              </w:rPr>
+              <w:t>Embosser</w:t>
+            </w:r>
+          </w:p>
+        </w:tc>
+        <w:tc>
+          <w:tcPr>
+            <w:tcW w:w="6416" w:type="dxa"/>
+            <w:tcBorders>
+              <w:top w:val="single" w:sz="4" w:space="0" w:color="000000"/>
+              <w:left w:val="single" w:sz="4" w:space="0" w:color="000000"/>
+              <w:bottom w:val="single" w:sz="4" w:space="0" w:color="000000"/>
+              <w:right w:val="single" w:sz="4" w:space="0" w:color="000000"/>
+            </w:tcBorders>
+            <w:shd w:fill="auto" w:val="clear"/>
+          </w:tcPr>
+          <w:p>
+            <w:pPr>
+              <w:pStyle w:val="Tabelindhold"/>
+              <w:jc w:val="left"/>
+              <w:rPr>
+                <w:rFonts w:ascii="Liberation Serif" w:hAnsi="Liberation Serif"/>
+                <w:b w:val="false"/>
+                <w:b w:val="false"/>
+                <w:bCs w:val="false"/>
+                <w:i w:val="false"/>
+                <w:i w:val="false"/>
+                <w:iCs w:val="false"/>
+                <w:strike w:val="false"/>
+                <w:dstrike w:val="false"/>
+                <w:outline w:val="false"/>
+                <w:shadow w:val="false"/>
+                <w:color w:val="000000"/>
+                <w:sz w:val="24"/>
+                <w:szCs w:val="24"/>
+                <w:u w:val="none"/>
+              </w:rPr>
+            </w:pPr>
+            <w:r>
+              <w:rPr>
+                <w:rFonts w:ascii="Liberation Serif" w:hAnsi="Liberation Serif"/>
+                <w:b w:val="false"/>
+                <w:bCs w:val="false"/>
+                <w:i w:val="false"/>
+                <w:iCs w:val="false"/>
+                <w:strike w:val="false"/>
+                <w:dstrike w:val="false"/>
+                <w:outline w:val="false"/>
+                <w:shadow w:val="false"/>
+                <w:color w:val="000000"/>
+                <w:sz w:val="24"/>
+                <w:szCs w:val="24"/>
+                <w:u w:val="none"/>
+              </w:rPr>
+              <w:t>Typical parameters for an embosser</w:t>
+            </w:r>
+          </w:p>
+        </w:tc>
+      </w:tr>
+      <w:tr>
+        <w:trPr/>
+        <w:tc>
+          <w:tcPr>
+            <w:tcW w:w="2610" w:type="dxa"/>
+            <w:tcBorders>
+              <w:left w:val="single" w:sz="4" w:space="0" w:color="000000"/>
+              <w:bottom w:val="single" w:sz="4" w:space="0" w:color="000000"/>
+            </w:tcBorders>
+            <w:shd w:fill="auto" w:val="clear"/>
+          </w:tcPr>
+          <w:p>
+            <w:pPr>
+              <w:pStyle w:val="Tabelindhold"/>
+              <w:jc w:val="left"/>
+              <w:rPr>
+                <w:rFonts w:ascii="Liberation Serif" w:hAnsi="Liberation Serif"/>
+                <w:b w:val="false"/>
+                <w:b w:val="false"/>
+                <w:bCs w:val="false"/>
+                <w:i w:val="false"/>
+                <w:i w:val="false"/>
+                <w:iCs w:val="false"/>
+                <w:strike w:val="false"/>
+                <w:dstrike w:val="false"/>
+                <w:outline w:val="false"/>
+                <w:shadow w:val="false"/>
+                <w:color w:val="000000"/>
+                <w:sz w:val="24"/>
+                <w:szCs w:val="24"/>
+                <w:u w:val="none"/>
+              </w:rPr>
+            </w:pPr>
+            <w:r>
+              <w:rPr>
+                <w:rFonts w:ascii="Liberation Serif" w:hAnsi="Liberation Serif"/>
+                <w:b w:val="false"/>
+                <w:bCs w:val="false"/>
+                <w:i w:val="false"/>
+                <w:iCs w:val="false"/>
+                <w:strike w:val="false"/>
+                <w:dstrike w:val="false"/>
+                <w:outline w:val="false"/>
+                <w:shadow w:val="false"/>
+                <w:color w:val="000000"/>
+                <w:sz w:val="24"/>
+                <w:szCs w:val="24"/>
+                <w:u w:val="none"/>
+              </w:rPr>
+              <w:t>Notetaker</w:t>
+            </w:r>
+          </w:p>
+        </w:tc>
+        <w:tc>
+          <w:tcPr>
+            <w:tcW w:w="6416" w:type="dxa"/>
+            <w:tcBorders>
+              <w:left w:val="single" w:sz="4" w:space="0" w:color="000000"/>
+              <w:bottom w:val="single" w:sz="4" w:space="0" w:color="000000"/>
+              <w:right w:val="single" w:sz="4" w:space="0" w:color="000000"/>
+            </w:tcBorders>
+            <w:shd w:fill="auto" w:val="clear"/>
+          </w:tcPr>
+          <w:p>
+            <w:pPr>
+              <w:pStyle w:val="Tabelindhold"/>
+              <w:jc w:val="left"/>
+              <w:rPr>
+                <w:rFonts w:ascii="Liberation Serif" w:hAnsi="Liberation Serif"/>
+                <w:b w:val="false"/>
+                <w:b w:val="false"/>
+                <w:bCs w:val="false"/>
+                <w:i w:val="false"/>
+                <w:i w:val="false"/>
+                <w:iCs w:val="false"/>
+                <w:strike w:val="false"/>
+                <w:dstrike w:val="false"/>
+                <w:outline w:val="false"/>
+                <w:shadow w:val="false"/>
+                <w:color w:val="000000"/>
+                <w:sz w:val="24"/>
+                <w:szCs w:val="24"/>
+                <w:u w:val="none"/>
+              </w:rPr>
+            </w:pPr>
+            <w:r>
+              <w:rPr>
+                <w:rFonts w:ascii="Liberation Serif" w:hAnsi="Liberation Serif"/>
+                <w:b w:val="false"/>
+                <w:bCs w:val="false"/>
+                <w:i w:val="false"/>
+                <w:iCs w:val="false"/>
+                <w:strike w:val="false"/>
+                <w:dstrike w:val="false"/>
+                <w:outline w:val="false"/>
+                <w:shadow w:val="false"/>
+                <w:color w:val="000000"/>
+                <w:sz w:val="24"/>
+                <w:szCs w:val="24"/>
+                <w:u w:val="none"/>
+              </w:rPr>
+              <w:t>Typical parameters for a notetaker</w:t>
+            </w:r>
+          </w:p>
+        </w:tc>
+      </w:tr>
+      <w:tr>
+        <w:trPr/>
+        <w:tc>
+          <w:tcPr>
+            <w:tcW w:w="2610" w:type="dxa"/>
+            <w:tcBorders>
+              <w:left w:val="single" w:sz="4" w:space="0" w:color="000000"/>
+              <w:bottom w:val="single" w:sz="4" w:space="0" w:color="000000"/>
+            </w:tcBorders>
+            <w:shd w:fill="auto" w:val="clear"/>
+          </w:tcPr>
+          <w:p>
+            <w:pPr>
+              <w:pStyle w:val="Tabelindhold"/>
+              <w:jc w:val="left"/>
+              <w:rPr>
+                <w:rFonts w:ascii="Liberation Serif" w:hAnsi="Liberation Serif"/>
+                <w:b w:val="false"/>
+                <w:b w:val="false"/>
+                <w:bCs w:val="false"/>
+                <w:i w:val="false"/>
+                <w:i w:val="false"/>
+                <w:iCs w:val="false"/>
+                <w:strike w:val="false"/>
+                <w:dstrike w:val="false"/>
+                <w:outline w:val="false"/>
+                <w:shadow w:val="false"/>
+                <w:color w:val="000000"/>
+                <w:sz w:val="24"/>
+                <w:szCs w:val="24"/>
+                <w:u w:val="none"/>
+              </w:rPr>
+            </w:pPr>
+            <w:r>
+              <w:rPr>
+                <w:rFonts w:ascii="Liberation Serif" w:hAnsi="Liberation Serif"/>
+                <w:b w:val="false"/>
+                <w:bCs w:val="false"/>
+                <w:i w:val="false"/>
+                <w:iCs w:val="false"/>
+                <w:strike w:val="false"/>
+                <w:dstrike w:val="false"/>
+                <w:outline w:val="false"/>
+                <w:shadow w:val="false"/>
+                <w:color w:val="000000"/>
+                <w:sz w:val="24"/>
+                <w:szCs w:val="24"/>
+                <w:u w:val="none"/>
+              </w:rPr>
+              <w:t>Universal Braille device</w:t>
+            </w:r>
+          </w:p>
+        </w:tc>
+        <w:tc>
+          <w:tcPr>
+            <w:tcW w:w="6416" w:type="dxa"/>
+            <w:tcBorders>
+              <w:left w:val="single" w:sz="4" w:space="0" w:color="000000"/>
+              <w:bottom w:val="single" w:sz="4" w:space="0" w:color="000000"/>
+              <w:right w:val="single" w:sz="4" w:space="0" w:color="000000"/>
+            </w:tcBorders>
+            <w:shd w:fill="auto" w:val="clear"/>
+          </w:tcPr>
+          <w:p>
+            <w:pPr>
+              <w:pStyle w:val="Tabelindhold"/>
+              <w:jc w:val="left"/>
+              <w:rPr>
+                <w:rFonts w:ascii="Liberation Serif" w:hAnsi="Liberation Serif"/>
+                <w:b w:val="false"/>
+                <w:b w:val="false"/>
+                <w:bCs w:val="false"/>
+                <w:i w:val="false"/>
+                <w:i w:val="false"/>
+                <w:iCs w:val="false"/>
+                <w:strike w:val="false"/>
+                <w:dstrike w:val="false"/>
+                <w:outline w:val="false"/>
+                <w:shadow w:val="false"/>
+                <w:color w:val="000000"/>
+                <w:sz w:val="24"/>
+                <w:szCs w:val="24"/>
+                <w:u w:val="none"/>
+              </w:rPr>
+            </w:pPr>
+            <w:r>
+              <w:rPr>
+                <w:rFonts w:ascii="Liberation Serif" w:hAnsi="Liberation Serif"/>
+                <w:b w:val="false"/>
+                <w:bCs w:val="false"/>
+                <w:i w:val="false"/>
+                <w:iCs w:val="false"/>
+                <w:strike w:val="false"/>
+                <w:dstrike w:val="false"/>
+                <w:outline w:val="false"/>
+                <w:shadow w:val="false"/>
+                <w:color w:val="000000"/>
+                <w:sz w:val="24"/>
+                <w:szCs w:val="24"/>
+                <w:u w:val="none"/>
+              </w:rPr>
+              <w:t>Can be used for special devices or device settings. Can also be used if the user owns 2 different embossers or 2 different notetakers.</w:t>
+            </w:r>
+          </w:p>
+        </w:tc>
+      </w:tr>
+    </w:tbl>
+    <w:p>
+      <w:pPr>
+        <w:pStyle w:val="Normal"/>
+        <w:rPr>
+          <w:rFonts w:ascii="Verdana" w:hAnsi="Verdana" w:cs="Verdana"/>
+        </w:rPr>
+      </w:pPr>
+      <w:r>
+        <w:rPr/>
+      </w:r>
+    </w:p>
+    <w:p>
+      <w:pPr>
+        <w:pStyle w:val="Normal"/>
+        <w:rPr/>
+      </w:pPr>
+      <w:r>
+        <w:rPr>
+          <w:rFonts w:cs="Verdana" w:ascii="Verdana" w:hAnsi="Verdana"/>
+        </w:rPr>
+        <w:t>Typically the default parameter values for embosser or notetaker will cover the needs of the user. Otherwise these parameters can be changed from the “Settings menu”.</w:t>
+      </w:r>
+    </w:p>
+    <w:p>
+      <w:pPr>
+        <w:pStyle w:val="Normal"/>
+        <w:rPr>
+          <w:rFonts w:ascii="Verdana" w:hAnsi="Verdana" w:cs="Verdana"/>
+        </w:rPr>
+      </w:pPr>
+      <w:r>
+        <w:rPr/>
+      </w:r>
+    </w:p>
+    <w:p>
+      <w:pPr>
+        <w:pStyle w:val="Normal"/>
+        <w:rPr/>
+      </w:pPr>
+      <w:r>
+        <w:rPr>
+          <w:rFonts w:cs="Verdana" w:ascii="Verdana" w:hAnsi="Verdana"/>
+        </w:rPr>
+        <w:t xml:space="preserve">During the actual Braille Music Export operation the user can specify the path of the Braille Music files generated by a standard Windows “Save as” </w:t>
+      </w:r>
+      <w:r>
+        <w:rPr>
+          <w:rFonts w:cs="Verdana" w:ascii="Verdana" w:hAnsi="Verdana"/>
+        </w:rPr>
+        <w:t>dialogue.</w:t>
+      </w:r>
+    </w:p>
+    <w:p>
+      <w:pPr>
+        <w:pStyle w:val="Normal"/>
+        <w:rPr/>
+      </w:pPr>
+      <w:r>
+        <w:rPr>
+          <w:rFonts w:cs="Verdana" w:ascii="Verdana" w:hAnsi="Verdana"/>
+        </w:rPr>
+        <w:t>As default the Braille Music files are saved in subdirectories besides the MusicXml file, but it is also possible to save the files directly on a USB memory stick which can be directly inserted into a notetaker device.</w:t>
+      </w:r>
+    </w:p>
+    <w:p>
+      <w:pPr>
+        <w:pStyle w:val="Normal"/>
+        <w:rPr>
+          <w:rFonts w:ascii="Verdana" w:hAnsi="Verdana" w:cs="Verdana"/>
+        </w:rPr>
+      </w:pPr>
+      <w:r>
+        <w:rPr/>
+      </w:r>
+    </w:p>
+    <w:p>
+      <w:pPr>
+        <w:pStyle w:val="Overskrift2"/>
+        <w:rPr/>
+      </w:pPr>
+      <w:r>
+        <w:rPr/>
+        <w:t>IBOS MusicXmlReader layout</w:t>
+      </w:r>
+    </w:p>
+    <w:p>
+      <w:pPr>
+        <w:pStyle w:val="Normal"/>
+        <w:rPr>
+          <w:rFonts w:ascii="Verdana" w:hAnsi="Verdana" w:cs="Verdana"/>
+        </w:rPr>
+      </w:pPr>
+      <w:r>
+        <w:rPr/>
+      </w:r>
+    </w:p>
+    <w:p>
+      <w:pPr>
+        <w:pStyle w:val="Normal"/>
+        <w:rPr/>
+      </w:pPr>
+      <w:r>
+        <w:rPr>
+          <w:rFonts w:cs="Verdana" w:ascii="Verdana" w:hAnsi="Verdana"/>
+        </w:rPr>
+        <w:t xml:space="preserve">As mentioned IBOS MusicXmlReader layout reflects the layout in the IBOS MusicXmlReader NoteList: One line of Music Braille is generated for each beat, containing notes from all parts. Each line in the Braille Music file thus represents a single point of time in the score, for instance the second beat of measure 17. Neither interval notation nor In-Accord notation is used, so this layout is only suited for rather simple scores, </w:t>
+      </w:r>
+    </w:p>
+    <w:p>
+      <w:pPr>
+        <w:pStyle w:val="Overskrift2"/>
+        <w:rPr/>
+      </w:pPr>
+      <w:r>
+        <w:rPr/>
+        <w:t>BANA 2015 Layout</w:t>
+      </w:r>
+    </w:p>
+    <w:p>
+      <w:pPr>
+        <w:pStyle w:val="Normal"/>
+        <w:rPr>
+          <w:rFonts w:ascii="Verdana" w:hAnsi="Verdana" w:cs="Verdana"/>
+        </w:rPr>
+      </w:pPr>
+      <w:r>
+        <w:rPr/>
+      </w:r>
+    </w:p>
+    <w:p>
+      <w:pPr>
+        <w:pStyle w:val="Normal"/>
+        <w:rPr/>
+      </w:pPr>
+      <w:r>
+        <w:rPr>
+          <w:rFonts w:cs="Verdana" w:ascii="Verdana" w:hAnsi="Verdana"/>
+        </w:rPr>
+        <w:t>This layout makes use of interval notation and In-Accord notation.</w:t>
+      </w:r>
+    </w:p>
+    <w:p>
+      <w:pPr>
+        <w:pStyle w:val="Normal"/>
+        <w:rPr/>
+      </w:pPr>
+      <w:r>
+        <w:rPr>
+          <w:rFonts w:cs="Verdana" w:ascii="Verdana" w:hAnsi="Verdana"/>
+        </w:rPr>
+        <w:t>Basically, one Braille Music file  generated for each part in the score. Also a “TUTTI” file is generated, containing a representation of all files in the score.</w:t>
+      </w:r>
+    </w:p>
+    <w:p>
+      <w:pPr>
+        <w:pStyle w:val="Normal"/>
+        <w:rPr/>
+      </w:pPr>
+      <w:r>
+        <w:rPr>
+          <w:rFonts w:cs="Verdana" w:ascii="Verdana" w:hAnsi="Verdana"/>
+        </w:rPr>
+        <w:t>For “SATB” (Soprano, Alto, Tenor, Bas) choir-scores the following files are also generated:</w:t>
       </w:r>
     </w:p>
     <w:p>
@@ -10535,23 +11663,15 @@
         <w:pStyle w:val="Normal"/>
         <w:numPr>
           <w:ilvl w:val="0"/>
-          <w:numId w:val="4"/>
+          <w:numId w:val="6"/>
         </w:numPr>
-        <w:rPr>
-          <w:rFonts w:ascii="Verdana" w:hAnsi="Verdana" w:cs="Verdana"/>
-        </w:rPr>
-      </w:pPr>
-      <w:r>
-        <w:rPr>
-          <w:rFonts w:cs="Verdana" w:ascii="Verdana" w:hAnsi="Verdana"/>
-        </w:rPr>
-        <w:t>“</w:t>
-      </w:r>
-      <w:r>
-        <w:rPr>
-          <w:rFonts w:cs="Verdana" w:ascii="Verdana" w:hAnsi="Verdana"/>
-        </w:rPr>
-        <w:t>OctoBraille 1252”</w:t>
+        <w:rPr/>
+      </w:pPr>
+      <w:r>
+        <w:rPr>
+          <w:rFonts w:cs="Verdana" w:ascii="Verdana" w:hAnsi="Verdana"/>
+        </w:rPr>
+        <w:t>An “SATB” file containing Soprano, Alto, Tenor, Bas represented from top.</w:t>
       </w:r>
     </w:p>
     <w:p>
@@ -10559,23 +11679,15 @@
         <w:pStyle w:val="Normal"/>
         <w:numPr>
           <w:ilvl w:val="0"/>
-          <w:numId w:val="4"/>
+          <w:numId w:val="6"/>
         </w:numPr>
-        <w:rPr>
-          <w:rFonts w:ascii="Verdana" w:hAnsi="Verdana" w:cs="Verdana"/>
-        </w:rPr>
-      </w:pPr>
-      <w:r>
-        <w:rPr>
-          <w:rFonts w:cs="Verdana" w:ascii="Verdana" w:hAnsi="Verdana"/>
-        </w:rPr>
-        <w:t>“</w:t>
-      </w:r>
-      <w:r>
-        <w:rPr>
-          <w:rFonts w:cs="Verdana" w:ascii="Verdana" w:hAnsi="Verdana"/>
-        </w:rPr>
-        <w:t>ASCII”</w:t>
+        <w:rPr/>
+      </w:pPr>
+      <w:r>
+        <w:rPr>
+          <w:rFonts w:cs="Verdana" w:ascii="Verdana" w:hAnsi="Verdana"/>
+        </w:rPr>
+        <w:t>An “SA” file containing Soprano and Alto represented from top</w:t>
       </w:r>
     </w:p>
     <w:p>
@@ -10583,13 +11695,105 @@
         <w:pStyle w:val="Normal"/>
         <w:numPr>
           <w:ilvl w:val="0"/>
-          <w:numId w:val="4"/>
+          <w:numId w:val="6"/>
         </w:numPr>
+        <w:rPr/>
+      </w:pPr>
+      <w:r>
+        <w:rPr>
+          <w:rFonts w:cs="Verdana" w:ascii="Verdana" w:hAnsi="Verdana"/>
+        </w:rPr>
+        <w:t xml:space="preserve">A </w:t>
+      </w:r>
+      <w:r>
+        <w:rPr>
+          <w:rFonts w:cs="Verdana" w:ascii="Verdana" w:hAnsi="Verdana"/>
+        </w:rPr>
+        <w:t xml:space="preserve">“BT” file containing  Tenor and Bas represented from </w:t>
+      </w:r>
+      <w:r>
+        <w:rPr>
+          <w:rFonts w:cs="Verdana" w:ascii="Verdana" w:hAnsi="Verdana"/>
+        </w:rPr>
+        <w:t>bottom.</w:t>
+      </w:r>
+    </w:p>
+    <w:p>
+      <w:pPr>
+        <w:pStyle w:val="Normal"/>
         <w:rPr>
           <w:rFonts w:ascii="Verdana" w:hAnsi="Verdana" w:cs="Verdana"/>
         </w:rPr>
       </w:pPr>
       <w:r>
+        <w:rPr/>
+      </w:r>
+    </w:p>
+    <w:p>
+      <w:pPr>
+        <w:pStyle w:val="Normal"/>
+        <w:rPr/>
+      </w:pPr>
+      <w:r>
+        <w:rPr>
+          <w:rFonts w:cs="Verdana" w:ascii="Verdana" w:hAnsi="Verdana"/>
+        </w:rPr>
+        <w:t>A typical SATB score will thus generate 8 Braille Music files:</w:t>
+      </w:r>
+    </w:p>
+    <w:p>
+      <w:pPr>
+        <w:pStyle w:val="Normal"/>
+        <w:rPr/>
+      </w:pPr>
+      <w:r>
+        <w:rPr>
+          <w:rFonts w:cs="Verdana" w:ascii="Verdana" w:hAnsi="Verdana"/>
+        </w:rPr>
+        <w:t>S, A, T, B, SA, BT and TUTTI</w:t>
+      </w:r>
+    </w:p>
+    <w:p>
+      <w:pPr>
+        <w:pStyle w:val="Normal"/>
+        <w:rPr>
+          <w:rFonts w:ascii="Verdana" w:hAnsi="Verdana" w:cs="Verdana"/>
+        </w:rPr>
+      </w:pPr>
+      <w:r>
+        <w:rPr/>
+      </w:r>
+    </w:p>
+    <w:p>
+      <w:pPr>
+        <w:pStyle w:val="Normal"/>
+        <w:rPr/>
+      </w:pPr>
+      <w:r>
+        <w:rPr>
+          <w:rFonts w:cs="Verdana" w:ascii="Verdana" w:hAnsi="Verdana"/>
+        </w:rPr>
+        <w:t>These files are generated (within a few seconds) in a directory besides the MusicXml file.</w:t>
+      </w:r>
+    </w:p>
+    <w:p>
+      <w:pPr>
+        <w:pStyle w:val="Normal"/>
+        <w:rPr/>
+      </w:pPr>
+      <w:r>
+        <w:rPr>
+          <w:rFonts w:cs="Verdana" w:ascii="Verdana" w:hAnsi="Verdana"/>
+        </w:rPr>
+        <w:t>The user can then emboss the files wanted on an embosser, using</w:t>
+      </w:r>
+    </w:p>
+    <w:p>
+      <w:pPr>
+        <w:pStyle w:val="Normal"/>
+        <w:rPr/>
+      </w:pPr>
+      <w:r>
         <w:rPr>
           <w:rFonts w:cs="Verdana" w:ascii="Verdana" w:hAnsi="Verdana"/>
         </w:rPr>
@@ -10599,7 +11803,59 @@
         <w:rPr>
           <w:rFonts w:cs="Verdana" w:ascii="Verdana" w:hAnsi="Verdana"/>
         </w:rPr>
-        <w:t>UNICODE”</w:t>
+        <w:t>Files” → “Print Music Braille file on embosser”</w:t>
+      </w:r>
+    </w:p>
+    <w:p>
+      <w:pPr>
+        <w:pStyle w:val="Normal"/>
+        <w:rPr/>
+      </w:pPr>
+      <w:r>
+        <w:rPr>
+          <w:rFonts w:cs="Verdana" w:ascii="Verdana" w:hAnsi="Verdana"/>
+        </w:rPr>
+        <w:t>or copy them to his notetaker device by</w:t>
+      </w:r>
+    </w:p>
+    <w:p>
+      <w:pPr>
+        <w:pStyle w:val="Normal"/>
+        <w:rPr/>
+      </w:pPr>
+      <w:r>
+        <w:rPr>
+          <w:rFonts w:cs="Verdana" w:ascii="Verdana" w:hAnsi="Verdana"/>
+        </w:rPr>
+        <w:t>“</w:t>
+      </w:r>
+      <w:r>
+        <w:rPr>
+          <w:rFonts w:cs="Verdana" w:ascii="Verdana" w:hAnsi="Verdana"/>
+        </w:rPr>
+        <w:t>Files” → “Copy Music Braille file to Braille device...”</w:t>
+      </w:r>
+    </w:p>
+    <w:p>
+      <w:pPr>
+        <w:pStyle w:val="Normal"/>
+        <w:rPr>
+          <w:rFonts w:ascii="Verdana" w:hAnsi="Verdana" w:cs="Verdana"/>
+        </w:rPr>
+      </w:pPr>
+      <w:r>
+        <w:rPr/>
+      </w:r>
+    </w:p>
+    <w:p>
+      <w:pPr>
+        <w:pStyle w:val="Normal"/>
+        <w:rPr>
+          <w:rFonts w:ascii="Verdana" w:hAnsi="Verdana" w:cs="Verdana"/>
+        </w:rPr>
+      </w:pPr>
+      <w:r>
+        <w:rPr/>
       </w:r>
     </w:p>
     <w:p>
@@ -13964,7 +15220,7 @@
       <w:rPr>
         <w:rStyle w:val="Sidetal"/>
       </w:rPr>
-      <w:t>22</w:t>
+      <w:t>27</w:t>
     </w:r>
     <w:r>
       <w:rPr>
@@ -14039,7 +15295,7 @@
       <w:rPr>
         <w:rStyle w:val="Sidetal"/>
       </w:rPr>
-      <w:t>22</w:t>
+      <w:t>27</w:t>
     </w:r>
     <w:r>
       <w:rPr>
@@ -14053,6 +15309,34 @@
 
 <file path=word/header1.xml><?xml version="1.0" encoding="utf-8"?>
 <w:hdr xmlns:o="urn:schemas-microsoft-com:office:office" xmlns:r="http://schemas.openxmlformats.org/officeDocument/2006/relationships" xmlns:v="urn:schemas-microsoft-com:vml" xmlns:w="http://schemas.openxmlformats.org/wordprocessingml/2006/main" xmlns:w10="urn:schemas-microsoft-com:office:word" xmlns:wp="http://schemas.openxmlformats.org/drawingml/2006/wordprocessingDrawing" xmlns:wps="http://schemas.microsoft.com/office/word/2010/wordprocessingShape" xmlns:wpg="http://schemas.microsoft.com/office/word/2010/wordprocessingGroup" xmlns:mc="http://schemas.openxmlformats.org/markup-compatibility/2006" xmlns:wp14="http://schemas.microsoft.com/office/word/2010/wordprocessingDrawing" xmlns:w14="http://schemas.microsoft.com/office/word/2010/wordml" mc:Ignorable="w14 wp14">
+  <w:p>
+    <w:pPr>
+      <w:pStyle w:val="Sidehoved"/>
+      <w:tabs>
+        <w:tab w:val="center" w:pos="4819" w:leader="none"/>
+        <w:tab w:val="right" w:pos="9638" w:leader="none"/>
+      </w:tabs>
+      <w:spacing w:before="0" w:after="160"/>
+      <w:rPr/>
+    </w:pPr>
+    <w:r>
+      <w:rPr/>
+    </w:r>
+  </w:p>
+  <w:p>
+    <w:pPr>
+      <w:pStyle w:val="Sidehoved"/>
+      <w:tabs>
+        <w:tab w:val="center" w:pos="4819" w:leader="none"/>
+        <w:tab w:val="right" w:pos="9638" w:leader="none"/>
+      </w:tabs>
+      <w:spacing w:before="0" w:after="160"/>
+      <w:rPr/>
+    </w:pPr>
+    <w:r>
+      <w:rPr/>
+    </w:r>
+  </w:p>
   <w:p>
     <w:pPr>
       <w:pStyle w:val="Sidehoved"/>
@@ -14086,6 +15370,34 @@
       <w:rPr/>
     </w:r>
   </w:p>
+  <w:p>
+    <w:pPr>
+      <w:pStyle w:val="Sidehoved"/>
+      <w:tabs>
+        <w:tab w:val="center" w:pos="4819" w:leader="none"/>
+        <w:tab w:val="right" w:pos="9638" w:leader="none"/>
+      </w:tabs>
+      <w:spacing w:before="0" w:after="160"/>
+      <w:rPr/>
+    </w:pPr>
+    <w:r>
+      <w:rPr/>
+    </w:r>
+  </w:p>
+  <w:p>
+    <w:pPr>
+      <w:pStyle w:val="Sidehoved"/>
+      <w:tabs>
+        <w:tab w:val="center" w:pos="4819" w:leader="none"/>
+        <w:tab w:val="right" w:pos="9638" w:leader="none"/>
+      </w:tabs>
+      <w:spacing w:before="0" w:after="160"/>
+      <w:rPr/>
+    </w:pPr>
+    <w:r>
+      <w:rPr/>
+    </w:r>
+  </w:p>
 </w:hdr>
 </file>
 
@@ -14608,6 +15920,125 @@
         </w:tabs>
         <w:ind w:left="3600" w:hanging="360"/>
       </w:pPr>
+    </w:lvl>
+  </w:abstractNum>
+  <w:abstractNum w:abstractNumId="6">
+    <w:lvl w:ilvl="0">
+      <w:start w:val="1"/>
+      <w:numFmt w:val="decimal"/>
+      <w:lvlText w:val="%1."/>
+      <w:lvlJc w:val="left"/>
+      <w:pPr>
+        <w:tabs>
+          <w:tab w:val="num" w:pos="397"/>
+        </w:tabs>
+        <w:ind w:left="754" w:hanging="397"/>
+      </w:pPr>
+      <w:rPr/>
+    </w:lvl>
+    <w:lvl w:ilvl="1">
+      <w:start w:val="1"/>
+      <w:numFmt w:val="decimal"/>
+      <w:lvlText w:val="%2."/>
+      <w:lvlJc w:val="left"/>
+      <w:pPr>
+        <w:tabs>
+          <w:tab w:val="num" w:pos="794"/>
+        </w:tabs>
+        <w:ind w:left="1151" w:hanging="397"/>
+      </w:pPr>
+      <w:rPr/>
+    </w:lvl>
+    <w:lvl w:ilvl="2">
+      <w:start w:val="1"/>
+      <w:numFmt w:val="decimal"/>
+      <w:lvlText w:val="%3."/>
+      <w:lvlJc w:val="left"/>
+      <w:pPr>
+        <w:tabs>
+          <w:tab w:val="num" w:pos="1191"/>
+        </w:tabs>
+        <w:ind w:left="1548" w:hanging="397"/>
+      </w:pPr>
+      <w:rPr/>
+    </w:lvl>
+    <w:lvl w:ilvl="3">
+      <w:start w:val="1"/>
+      <w:numFmt w:val="decimal"/>
+      <w:lvlText w:val="%4."/>
+      <w:lvlJc w:val="left"/>
+      <w:pPr>
+        <w:tabs>
+          <w:tab w:val="num" w:pos="1588"/>
+        </w:tabs>
+        <w:ind w:left="1945" w:hanging="397"/>
+      </w:pPr>
+      <w:rPr/>
+    </w:lvl>
+    <w:lvl w:ilvl="4">
+      <w:start w:val="1"/>
+      <w:numFmt w:val="decimal"/>
+      <w:lvlText w:val="%5."/>
+      <w:lvlJc w:val="left"/>
+      <w:pPr>
+        <w:tabs>
+          <w:tab w:val="num" w:pos="1985"/>
+        </w:tabs>
+        <w:ind w:left="2342" w:hanging="397"/>
+      </w:pPr>
+      <w:rPr/>
+    </w:lvl>
+    <w:lvl w:ilvl="5">
+      <w:start w:val="1"/>
+      <w:numFmt w:val="decimal"/>
+      <w:lvlText w:val="%6."/>
+      <w:lvlJc w:val="left"/>
+      <w:pPr>
+        <w:tabs>
+          <w:tab w:val="num" w:pos="2381"/>
+        </w:tabs>
+        <w:ind w:left="2738" w:hanging="397"/>
+      </w:pPr>
+      <w:rPr/>
+    </w:lvl>
+    <w:lvl w:ilvl="6">
+      <w:start w:val="1"/>
+      <w:numFmt w:val="decimal"/>
+      <w:lvlText w:val="%7."/>
+      <w:lvlJc w:val="left"/>
+      <w:pPr>
+        <w:tabs>
+          <w:tab w:val="num" w:pos="2778"/>
+        </w:tabs>
+        <w:ind w:left="3135" w:hanging="397"/>
+      </w:pPr>
+      <w:rPr/>
+    </w:lvl>
+    <w:lvl w:ilvl="7">
+      <w:start w:val="1"/>
+      <w:numFmt w:val="decimal"/>
+      <w:lvlText w:val="%8."/>
+      <w:lvlJc w:val="left"/>
+      <w:pPr>
+        <w:tabs>
+          <w:tab w:val="num" w:pos="3175"/>
+        </w:tabs>
+        <w:ind w:left="3532" w:hanging="397"/>
+      </w:pPr>
+      <w:rPr/>
+    </w:lvl>
+    <w:lvl w:ilvl="8">
+      <w:start w:val="1"/>
+      <w:numFmt w:val="decimal"/>
+      <w:lvlText w:val="%9."/>
+      <w:lvlJc w:val="left"/>
+      <w:pPr>
+        <w:tabs>
+          <w:tab w:val="num" w:pos="3572"/>
+        </w:tabs>
+        <w:ind w:left="3929" w:hanging="397"/>
+      </w:pPr>
+      <w:rPr/>
     </w:lvl>
   </w:abstractNum>
   <w:num w:numId="1">
@@ -14624,6 +16055,9 @@
   </w:num>
   <w:num w:numId="5">
     <w:abstractNumId w:val="5"/>
+  </w:num>
+  <w:num w:numId="6">
+    <w:abstractNumId w:val="6"/>
   </w:num>
 </w:numbering>
 </file>
@@ -14905,6 +16339,11 @@
     <w:qFormat/>
     <w:rPr/>
   </w:style>
+  <w:style w:type="character" w:styleId="Nummereringstegn">
+    <w:name w:val="Nummereringstegn"/>
+    <w:qFormat/>
+    <w:rPr/>
+  </w:style>
   <w:style w:type="paragraph" w:styleId="Overskrift">
     <w:name w:val="Overskrift"/>
     <w:basedOn w:val="Overskrift1"/>
@@ -15120,5 +16559,9 @@
     <w:name w:val="WW8Num3"/>
     <w:qFormat/>
   </w:style>
+  <w:style w:type="numbering" w:styleId="Nummerering123">
+    <w:name w:val="Nummerering 123"/>
+    <w:qFormat/>
+  </w:style>
 </w:styles>
 </file>
--- a/Documentation/Official Documentation/User's manual for IBOS MusicXmlReader version 4.0.0.0.docx
+++ b/Documentation/Official Documentation/User's manual for IBOS MusicXmlReader version 4.0.0.0.docx
@@ -11803,8 +11803,16 @@
         <w:rPr>
           <w:rFonts w:cs="Verdana" w:ascii="Verdana" w:hAnsi="Verdana"/>
         </w:rPr>
-        <w:t>Files” → “Print Music Braille file on embosser”</w:t>
-      </w:r>
+        <w:t xml:space="preserve">Files” → </w:t>
+      </w:r>
+      <w:bookmarkStart w:id="20" w:name="__DdeLink__3456_3482840894"/>
+      <w:r>
+        <w:rPr>
+          <w:rFonts w:cs="Verdana" w:ascii="Verdana" w:hAnsi="Verdana"/>
+        </w:rPr>
+        <w:t>“Print Music Braille file on embosser”</w:t>
+      </w:r>
+      <w:bookmarkEnd w:id="20"/>
     </w:p>
     <w:p>
       <w:pPr>
@@ -11850,24 +11858,33 @@
     <w:p>
       <w:pPr>
         <w:pStyle w:val="Normal"/>
+        <w:rPr/>
+      </w:pPr>
+      <w:r>
+        <w:rPr>
+          <w:rFonts w:cs="Verdana" w:ascii="Verdana" w:hAnsi="Verdana"/>
+        </w:rPr>
+        <w:t xml:space="preserve">The user can select the path and name of the Braille Music file generated through use of a standard Windows Forms “Save as” </w:t>
+      </w:r>
+      <w:r>
+        <w:rPr>
+          <w:rFonts w:cs="Verdana" w:ascii="Verdana" w:hAnsi="Verdana"/>
+        </w:rPr>
+        <w:t>dialogue.</w:t>
+      </w:r>
+    </w:p>
+    <w:p>
+      <w:pPr>
+        <w:pStyle w:val="Normal"/>
         <w:rPr>
           <w:rFonts w:ascii="Verdana" w:hAnsi="Verdana" w:cs="Verdana"/>
         </w:rPr>
       </w:pPr>
       <w:r>
-        <w:rPr/>
-      </w:r>
-    </w:p>
-    <w:p>
-      <w:pPr>
-        <w:pStyle w:val="Normal"/>
-        <w:rPr/>
-      </w:pPr>
-      <w:r>
-        <w:rPr>
-          <w:rFonts w:cs="Verdana" w:ascii="Verdana" w:hAnsi="Verdana"/>
-        </w:rPr>
-        <w:t>If IBOS MusicXmlReader is used with English as system language “ASCII” is selected as standard.</w:t>
+        <w:rPr>
+          <w:rFonts w:cs="Verdana" w:ascii="Verdana" w:hAnsi="Verdana"/>
+        </w:rPr>
+        <w:t>As default the Braille Music file will be saved alongside with the MusicXml file, but it will often be convenient to save the file directly on a USB memory stick which can be moved to an notetaker or be used by a program capable of printing a Braille Music file on a Braille embosser.</w:t>
       </w:r>
     </w:p>
     <w:p>
@@ -11881,7 +11898,573 @@
         <w:rPr>
           <w:rFonts w:cs="Verdana" w:ascii="Verdana" w:hAnsi="Verdana"/>
         </w:rPr>
-        <w:t>Furthermore the user may choose between 2 standard formattings:</w:t>
+      </w:r>
+    </w:p>
+    <w:p>
+      <w:pPr>
+        <w:pStyle w:val="Normal"/>
+        <w:rPr>
+          <w:rFonts w:ascii="Verdana" w:hAnsi="Verdana" w:cs="Verdana"/>
+        </w:rPr>
+      </w:pPr>
+      <w:r>
+        <w:rPr>
+          <w:rFonts w:cs="Verdana" w:ascii="Verdana" w:hAnsi="Verdana"/>
+        </w:rPr>
+      </w:r>
+      <w:r>
+        <w:br w:type="page"/>
+      </w:r>
+    </w:p>
+    <w:p>
+      <w:pPr>
+        <w:pStyle w:val="Overskrift2"/>
+        <w:rPr/>
+      </w:pPr>
+      <w:r>
+        <w:rPr/>
+        <w:t>Printing Braille Music files on an embosser</w:t>
+      </w:r>
+    </w:p>
+    <w:p>
+      <w:pPr>
+        <w:pStyle w:val="Normal"/>
+        <w:rPr/>
+      </w:pPr>
+      <w:r>
+        <w:rPr/>
+      </w:r>
+    </w:p>
+    <w:p>
+      <w:pPr>
+        <w:pStyle w:val="Normal"/>
+        <w:rPr/>
+      </w:pPr>
+      <w:r>
+        <w:rPr/>
+        <w:t xml:space="preserve">This is done from “Files” → </w:t>
+      </w:r>
+      <w:r>
+        <w:rPr>
+          <w:rFonts w:cs="Verdana" w:ascii="Verdana" w:hAnsi="Verdana"/>
+        </w:rPr>
+        <w:t>“Print Music Braille file on embosser” which again contains 2 subitems:</w:t>
+      </w:r>
+    </w:p>
+    <w:tbl>
+      <w:tblPr>
+        <w:tblW w:w="9026" w:type="dxa"/>
+        <w:jc w:val="left"/>
+        <w:tblInd w:w="0" w:type="dxa"/>
+        <w:tblCellMar>
+          <w:top w:w="55" w:type="dxa"/>
+          <w:left w:w="55" w:type="dxa"/>
+          <w:bottom w:w="55" w:type="dxa"/>
+          <w:right w:w="55" w:type="dxa"/>
+        </w:tblCellMar>
+      </w:tblPr>
+      <w:tblGrid>
+        <w:gridCol w:w="1755"/>
+        <w:gridCol w:w="7271"/>
+      </w:tblGrid>
+      <w:tr>
+        <w:trPr/>
+        <w:tc>
+          <w:tcPr>
+            <w:tcW w:w="1755" w:type="dxa"/>
+            <w:tcBorders>
+              <w:top w:val="single" w:sz="4" w:space="0" w:color="000000"/>
+              <w:left w:val="single" w:sz="4" w:space="0" w:color="000000"/>
+              <w:bottom w:val="single" w:sz="4" w:space="0" w:color="000000"/>
+            </w:tcBorders>
+            <w:shd w:fill="auto" w:val="clear"/>
+          </w:tcPr>
+          <w:p>
+            <w:pPr>
+              <w:pStyle w:val="Tabelindhold"/>
+              <w:jc w:val="left"/>
+              <w:rPr>
+                <w:rFonts w:ascii="Liberation Serif" w:hAnsi="Liberation Serif"/>
+                <w:b w:val="false"/>
+                <w:b w:val="false"/>
+                <w:bCs w:val="false"/>
+                <w:i w:val="false"/>
+                <w:i w:val="false"/>
+                <w:iCs w:val="false"/>
+                <w:strike w:val="false"/>
+                <w:dstrike w:val="false"/>
+                <w:outline w:val="false"/>
+                <w:shadow w:val="false"/>
+                <w:color w:val="000000"/>
+                <w:sz w:val="24"/>
+                <w:szCs w:val="24"/>
+                <w:u w:val="none"/>
+              </w:rPr>
+            </w:pPr>
+            <w:r>
+              <w:rPr>
+                <w:rFonts w:ascii="Liberation Serif" w:hAnsi="Liberation Serif"/>
+                <w:b w:val="false"/>
+                <w:bCs w:val="false"/>
+                <w:i w:val="false"/>
+                <w:iCs w:val="false"/>
+                <w:strike w:val="false"/>
+                <w:dstrike w:val="false"/>
+                <w:outline w:val="false"/>
+                <w:shadow w:val="false"/>
+                <w:color w:val="000000"/>
+                <w:sz w:val="24"/>
+                <w:szCs w:val="24"/>
+                <w:u w:val="none"/>
+              </w:rPr>
+              <w:t>Via Windows print-dialog</w:t>
+            </w:r>
+            <w:r>
+              <w:rPr>
+                <w:rFonts w:ascii="Liberation Serif" w:hAnsi="Liberation Serif"/>
+                <w:b w:val="false"/>
+                <w:bCs w:val="false"/>
+                <w:i w:val="false"/>
+                <w:iCs w:val="false"/>
+                <w:strike w:val="false"/>
+                <w:dstrike w:val="false"/>
+                <w:outline w:val="false"/>
+                <w:shadow w:val="false"/>
+                <w:color w:val="000000"/>
+                <w:sz w:val="24"/>
+                <w:szCs w:val="24"/>
+                <w:u w:val="none"/>
+              </w:rPr>
+              <w:t>ue</w:t>
+            </w:r>
+          </w:p>
+        </w:tc>
+        <w:tc>
+          <w:tcPr>
+            <w:tcW w:w="7271" w:type="dxa"/>
+            <w:tcBorders>
+              <w:top w:val="single" w:sz="4" w:space="0" w:color="000000"/>
+              <w:left w:val="single" w:sz="4" w:space="0" w:color="000000"/>
+              <w:bottom w:val="single" w:sz="4" w:space="0" w:color="000000"/>
+              <w:right w:val="single" w:sz="4" w:space="0" w:color="000000"/>
+            </w:tcBorders>
+            <w:shd w:fill="auto" w:val="clear"/>
+          </w:tcPr>
+          <w:p>
+            <w:pPr>
+              <w:pStyle w:val="Tabelindhold"/>
+              <w:jc w:val="left"/>
+              <w:rPr>
+                <w:rFonts w:ascii="Liberation Serif" w:hAnsi="Liberation Serif"/>
+                <w:b w:val="false"/>
+                <w:b w:val="false"/>
+                <w:bCs w:val="false"/>
+                <w:i w:val="false"/>
+                <w:i w:val="false"/>
+                <w:iCs w:val="false"/>
+                <w:strike w:val="false"/>
+                <w:dstrike w:val="false"/>
+                <w:outline w:val="false"/>
+                <w:shadow w:val="false"/>
+                <w:color w:val="000000"/>
+                <w:sz w:val="24"/>
+                <w:szCs w:val="24"/>
+                <w:u w:val="none"/>
+              </w:rPr>
+            </w:pPr>
+            <w:r>
+              <w:rPr>
+                <w:rFonts w:ascii="Liberation Serif" w:hAnsi="Liberation Serif"/>
+                <w:b w:val="false"/>
+                <w:bCs w:val="false"/>
+                <w:i w:val="false"/>
+                <w:iCs w:val="false"/>
+                <w:strike w:val="false"/>
+                <w:dstrike w:val="false"/>
+                <w:outline w:val="false"/>
+                <w:shadow w:val="false"/>
+                <w:color w:val="000000"/>
+                <w:sz w:val="24"/>
+                <w:szCs w:val="24"/>
+                <w:u w:val="none"/>
+              </w:rPr>
+              <w:t>Here the user first selects which of the newly generated Braille Music files to emboss, using a standard Windows “Open-dialogue”.</w:t>
+            </w:r>
+          </w:p>
+          <w:p>
+            <w:pPr>
+              <w:pStyle w:val="Tabelindhold"/>
+              <w:jc w:val="left"/>
+              <w:rPr>
+                <w:rFonts w:ascii="Liberation Serif" w:hAnsi="Liberation Serif"/>
+                <w:b w:val="false"/>
+                <w:b w:val="false"/>
+                <w:bCs w:val="false"/>
+                <w:i w:val="false"/>
+                <w:i w:val="false"/>
+                <w:iCs w:val="false"/>
+                <w:strike w:val="false"/>
+                <w:dstrike w:val="false"/>
+                <w:outline w:val="false"/>
+                <w:shadow w:val="false"/>
+                <w:color w:val="000000"/>
+                <w:sz w:val="24"/>
+                <w:szCs w:val="24"/>
+                <w:u w:val="none"/>
+              </w:rPr>
+            </w:pPr>
+            <w:r>
+              <w:rPr>
+                <w:rFonts w:ascii="Liberation Serif" w:hAnsi="Liberation Serif"/>
+                <w:b w:val="false"/>
+                <w:bCs w:val="false"/>
+                <w:i w:val="false"/>
+                <w:iCs w:val="false"/>
+                <w:strike w:val="false"/>
+                <w:dstrike w:val="false"/>
+                <w:outline w:val="false"/>
+                <w:shadow w:val="false"/>
+                <w:color w:val="000000"/>
+                <w:sz w:val="24"/>
+                <w:szCs w:val="24"/>
+                <w:u w:val="none"/>
+              </w:rPr>
+              <w:t>The an embosser is selected via a standard Windows Print-dialogue.</w:t>
+            </w:r>
+          </w:p>
+          <w:p>
+            <w:pPr>
+              <w:pStyle w:val="Tabelindhold"/>
+              <w:jc w:val="left"/>
+              <w:rPr>
+                <w:rFonts w:ascii="Liberation Serif" w:hAnsi="Liberation Serif"/>
+                <w:b w:val="false"/>
+                <w:b w:val="false"/>
+                <w:bCs w:val="false"/>
+                <w:i w:val="false"/>
+                <w:i w:val="false"/>
+                <w:iCs w:val="false"/>
+                <w:strike w:val="false"/>
+                <w:dstrike w:val="false"/>
+                <w:outline w:val="false"/>
+                <w:shadow w:val="false"/>
+                <w:color w:val="000000"/>
+                <w:sz w:val="24"/>
+                <w:szCs w:val="24"/>
+                <w:u w:val="none"/>
+              </w:rPr>
+            </w:pPr>
+            <w:r>
+              <w:rPr>
+                <w:rFonts w:ascii="Liberation Serif" w:hAnsi="Liberation Serif"/>
+                <w:b w:val="false"/>
+                <w:bCs w:val="false"/>
+                <w:i w:val="false"/>
+                <w:iCs w:val="false"/>
+                <w:strike w:val="false"/>
+                <w:dstrike w:val="false"/>
+                <w:outline w:val="false"/>
+                <w:shadow w:val="false"/>
+                <w:color w:val="000000"/>
+                <w:sz w:val="24"/>
+                <w:szCs w:val="24"/>
+                <w:u w:val="none"/>
+              </w:rPr>
+              <w:t>This is by far the most user friendly mechanism, but it can only be used if the embosser is registered by Windows as a standard Windows printer.</w:t>
+            </w:r>
+          </w:p>
+        </w:tc>
+      </w:tr>
+      <w:tr>
+        <w:trPr/>
+        <w:tc>
+          <w:tcPr>
+            <w:tcW w:w="1755" w:type="dxa"/>
+            <w:tcBorders>
+              <w:left w:val="single" w:sz="4" w:space="0" w:color="000000"/>
+              <w:bottom w:val="single" w:sz="4" w:space="0" w:color="000000"/>
+            </w:tcBorders>
+            <w:shd w:fill="auto" w:val="clear"/>
+          </w:tcPr>
+          <w:p>
+            <w:pPr>
+              <w:pStyle w:val="Tabelindhold"/>
+              <w:jc w:val="left"/>
+              <w:rPr>
+                <w:rFonts w:ascii="Liberation Serif" w:hAnsi="Liberation Serif"/>
+                <w:b w:val="false"/>
+                <w:b w:val="false"/>
+                <w:bCs w:val="false"/>
+                <w:i w:val="false"/>
+                <w:i w:val="false"/>
+                <w:iCs w:val="false"/>
+                <w:strike w:val="false"/>
+                <w:dstrike w:val="false"/>
+                <w:outline w:val="false"/>
+                <w:shadow w:val="false"/>
+                <w:color w:val="000000"/>
+                <w:sz w:val="24"/>
+                <w:szCs w:val="24"/>
+                <w:u w:val="none"/>
+              </w:rPr>
+            </w:pPr>
+            <w:r>
+              <w:rPr>
+                <w:rFonts w:ascii="Liberation Serif" w:hAnsi="Liberation Serif"/>
+                <w:b w:val="false"/>
+                <w:bCs w:val="false"/>
+                <w:i w:val="false"/>
+                <w:iCs w:val="false"/>
+                <w:strike w:val="false"/>
+                <w:dstrike w:val="false"/>
+                <w:outline w:val="false"/>
+                <w:shadow w:val="false"/>
+                <w:color w:val="000000"/>
+                <w:sz w:val="24"/>
+                <w:szCs w:val="24"/>
+                <w:u w:val="none"/>
+              </w:rPr>
+              <w:t>Via external program</w:t>
+            </w:r>
+          </w:p>
+        </w:tc>
+        <w:tc>
+          <w:tcPr>
+            <w:tcW w:w="7271" w:type="dxa"/>
+            <w:tcBorders>
+              <w:left w:val="single" w:sz="4" w:space="0" w:color="000000"/>
+              <w:bottom w:val="single" w:sz="4" w:space="0" w:color="000000"/>
+              <w:right w:val="single" w:sz="4" w:space="0" w:color="000000"/>
+            </w:tcBorders>
+            <w:shd w:fill="auto" w:val="clear"/>
+          </w:tcPr>
+          <w:p>
+            <w:pPr>
+              <w:pStyle w:val="Tabelindhold"/>
+              <w:jc w:val="left"/>
+              <w:rPr>
+                <w:rFonts w:ascii="Liberation Serif" w:hAnsi="Liberation Serif"/>
+                <w:b w:val="false"/>
+                <w:b w:val="false"/>
+                <w:bCs w:val="false"/>
+                <w:i w:val="false"/>
+                <w:i w:val="false"/>
+                <w:iCs w:val="false"/>
+                <w:strike w:val="false"/>
+                <w:dstrike w:val="false"/>
+                <w:outline w:val="false"/>
+                <w:shadow w:val="false"/>
+                <w:color w:val="000000"/>
+                <w:sz w:val="24"/>
+                <w:szCs w:val="24"/>
+                <w:u w:val="none"/>
+              </w:rPr>
+            </w:pPr>
+            <w:r>
+              <w:rPr>
+                <w:rFonts w:ascii="Liberation Serif" w:hAnsi="Liberation Serif"/>
+                <w:b w:val="false"/>
+                <w:bCs w:val="false"/>
+                <w:i w:val="false"/>
+                <w:iCs w:val="false"/>
+                <w:strike w:val="false"/>
+                <w:dstrike w:val="false"/>
+                <w:outline w:val="false"/>
+                <w:shadow w:val="false"/>
+                <w:color w:val="000000"/>
+                <w:sz w:val="24"/>
+                <w:szCs w:val="24"/>
+                <w:u w:val="none"/>
+              </w:rPr>
+              <w:t>Here the user first starts a printer control program, delivered by the supplier of the  embosser. The user must then select the file or files to be embossed, using the mechanism supported by the printer control program.</w:t>
+            </w:r>
+          </w:p>
+          <w:p>
+            <w:pPr>
+              <w:pStyle w:val="Tabelindhold"/>
+              <w:jc w:val="left"/>
+              <w:rPr>
+                <w:rFonts w:ascii="Liberation Serif" w:hAnsi="Liberation Serif"/>
+                <w:b w:val="false"/>
+                <w:b w:val="false"/>
+                <w:bCs w:val="false"/>
+                <w:i w:val="false"/>
+                <w:i w:val="false"/>
+                <w:iCs w:val="false"/>
+                <w:strike w:val="false"/>
+                <w:dstrike w:val="false"/>
+                <w:outline w:val="false"/>
+                <w:shadow w:val="false"/>
+                <w:color w:val="000000"/>
+                <w:sz w:val="24"/>
+                <w:szCs w:val="24"/>
+                <w:u w:val="none"/>
+              </w:rPr>
+            </w:pPr>
+            <w:r>
+              <w:rPr>
+                <w:rFonts w:ascii="Liberation Serif" w:hAnsi="Liberation Serif"/>
+                <w:b w:val="false"/>
+                <w:bCs w:val="false"/>
+                <w:i w:val="false"/>
+                <w:iCs w:val="false"/>
+                <w:strike w:val="false"/>
+                <w:dstrike w:val="false"/>
+                <w:outline w:val="false"/>
+                <w:shadow w:val="false"/>
+                <w:color w:val="000000"/>
+                <w:sz w:val="24"/>
+                <w:szCs w:val="24"/>
+                <w:u w:val="none"/>
+              </w:rPr>
+              <w:t>The path to the printer control program can be set up in</w:t>
+            </w:r>
+          </w:p>
+          <w:p>
+            <w:pPr>
+              <w:pStyle w:val="Tabelindhold"/>
+              <w:jc w:val="left"/>
+              <w:rPr>
+                <w:rFonts w:ascii="Liberation Serif" w:hAnsi="Liberation Serif"/>
+                <w:b w:val="false"/>
+                <w:b w:val="false"/>
+                <w:bCs w:val="false"/>
+                <w:i w:val="false"/>
+                <w:i w:val="false"/>
+                <w:iCs w:val="false"/>
+                <w:strike w:val="false"/>
+                <w:dstrike w:val="false"/>
+                <w:outline w:val="false"/>
+                <w:shadow w:val="false"/>
+                <w:color w:val="000000"/>
+                <w:sz w:val="24"/>
+                <w:szCs w:val="24"/>
+                <w:u w:val="none"/>
+              </w:rPr>
+            </w:pPr>
+            <w:r>
+              <w:rPr>
+                <w:rFonts w:ascii="Liberation Serif" w:hAnsi="Liberation Serif"/>
+                <w:b w:val="false"/>
+                <w:bCs w:val="false"/>
+                <w:i w:val="false"/>
+                <w:iCs w:val="false"/>
+                <w:strike w:val="false"/>
+                <w:dstrike w:val="false"/>
+                <w:outline w:val="false"/>
+                <w:shadow w:val="false"/>
+                <w:color w:val="000000"/>
+                <w:sz w:val="24"/>
+                <w:szCs w:val="24"/>
+                <w:u w:val="none"/>
+              </w:rPr>
+              <w:t xml:space="preserve">Settings → </w:t>
+            </w:r>
+            <w:r>
+              <w:rPr>
+                <w:rFonts w:ascii="Liberation Serif" w:hAnsi="Liberation Serif"/>
+                <w:b w:val="false"/>
+                <w:bCs w:val="false"/>
+                <w:i w:val="false"/>
+                <w:iCs w:val="false"/>
+                <w:strike w:val="false"/>
+                <w:dstrike w:val="false"/>
+                <w:outline w:val="false"/>
+                <w:shadow w:val="false"/>
+                <w:color w:val="000000"/>
+                <w:sz w:val="24"/>
+                <w:szCs w:val="24"/>
+                <w:u w:val="none"/>
+              </w:rPr>
+              <w:t>Settings for Embosser profile → Embosser program path</w:t>
+            </w:r>
+          </w:p>
+          <w:p>
+            <w:pPr>
+              <w:pStyle w:val="Tabelindhold"/>
+              <w:jc w:val="left"/>
+              <w:rPr>
+                <w:rFonts w:ascii="Liberation Serif" w:hAnsi="Liberation Serif"/>
+                <w:b w:val="false"/>
+                <w:b w:val="false"/>
+                <w:bCs w:val="false"/>
+                <w:i w:val="false"/>
+                <w:i w:val="false"/>
+                <w:iCs w:val="false"/>
+                <w:strike w:val="false"/>
+                <w:dstrike w:val="false"/>
+                <w:outline w:val="false"/>
+                <w:shadow w:val="false"/>
+                <w:color w:val="000000"/>
+                <w:sz w:val="24"/>
+                <w:szCs w:val="24"/>
+                <w:u w:val="none"/>
+              </w:rPr>
+            </w:pPr>
+            <w:r>
+              <w:rPr>
+                <w:rFonts w:ascii="Liberation Serif" w:hAnsi="Liberation Serif"/>
+                <w:b w:val="false"/>
+                <w:bCs w:val="false"/>
+                <w:i w:val="false"/>
+                <w:iCs w:val="false"/>
+                <w:strike w:val="false"/>
+                <w:dstrike w:val="false"/>
+                <w:outline w:val="false"/>
+                <w:shadow w:val="false"/>
+                <w:color w:val="000000"/>
+                <w:sz w:val="24"/>
+                <w:szCs w:val="24"/>
+                <w:u w:val="none"/>
+              </w:rPr>
+              <w:t xml:space="preserve">This path is as default set up to the default path to the “IbPrint” printer controller program from “Index Braille” </w:t>
+            </w:r>
+          </w:p>
+        </w:tc>
+      </w:tr>
+    </w:tbl>
+    <w:p>
+      <w:pPr>
+        <w:pStyle w:val="Normal"/>
+        <w:rPr>
+          <w:rFonts w:ascii="Verdana" w:hAnsi="Verdana" w:cs="Verdana"/>
+        </w:rPr>
+      </w:pPr>
+      <w:r>
+        <w:rPr/>
+      </w:r>
+    </w:p>
+    <w:p>
+      <w:pPr>
+        <w:pStyle w:val="Overskrift2"/>
+        <w:rPr/>
+      </w:pPr>
+      <w:r>
+        <w:rPr/>
+        <w:t>Copying of Music Braille files to notetaker device</w:t>
+      </w:r>
+    </w:p>
+    <w:p>
+      <w:pPr>
+        <w:pStyle w:val="Normal"/>
+        <w:rPr>
+          <w:rFonts w:ascii="Verdana" w:hAnsi="Verdana" w:cs="Verdana"/>
+        </w:rPr>
+      </w:pPr>
+      <w:r>
+        <w:rPr/>
+      </w:r>
+    </w:p>
+    <w:p>
+      <w:pPr>
+        <w:pStyle w:val="Normal"/>
+        <w:rPr/>
+      </w:pPr>
+      <w:r>
+        <w:rPr>
+          <w:rFonts w:cs="Verdana" w:ascii="Verdana" w:hAnsi="Verdana"/>
+        </w:rPr>
+        <w:t>This is done from</w:t>
       </w:r>
     </w:p>
     <w:p>
@@ -11899,25 +12482,19 @@
         <w:rPr>
           <w:rFonts w:cs="Verdana" w:ascii="Verdana" w:hAnsi="Verdana"/>
         </w:rPr>
-        <w:t>Notetaker” Here the Braille Music is formatted as shown in the notelist.</w:t>
-      </w:r>
-    </w:p>
-    <w:p>
-      <w:pPr>
-        <w:pStyle w:val="Normal"/>
-        <w:rPr/>
-      </w:pPr>
-      <w:r>
-        <w:rPr>
-          <w:rFonts w:cs="Verdana" w:ascii="Verdana" w:hAnsi="Verdana"/>
-        </w:rPr>
-        <w:t>“</w:t>
-      </w:r>
-      <w:r>
-        <w:rPr>
-          <w:rFonts w:cs="Verdana" w:ascii="Verdana" w:hAnsi="Verdana"/>
-        </w:rPr>
-        <w:t>Embosser” Here the Braille Music is formatted with 40 characters per line to prevent excessive use of embosser paper.</w:t>
+        <w:t xml:space="preserve">Files” → “Copy Braille Music file to Braille Device using Windows Explorer” </w:t>
+      </w:r>
+    </w:p>
+    <w:p>
+      <w:pPr>
+        <w:pStyle w:val="Normal"/>
+        <w:rPr/>
+      </w:pPr>
+      <w:r>
+        <w:rPr>
+          <w:rFonts w:cs="Verdana" w:ascii="Verdana" w:hAnsi="Verdana"/>
+        </w:rPr>
+        <w:t>Windows Explorer will open in the path where the most recently generated Music Braille files were placed. The user can then specify the further actions.</w:t>
       </w:r>
     </w:p>
     <w:p>
@@ -11928,21 +12505,10 @@
         </w:rPr>
       </w:pPr>
       <w:r>
-        <w:rPr>
-          <w:rFonts w:cs="Verdana" w:ascii="Verdana" w:hAnsi="Verdana"/>
-        </w:rPr>
-      </w:r>
-    </w:p>
-    <w:p>
-      <w:pPr>
-        <w:pStyle w:val="Normal"/>
-        <w:rPr/>
-      </w:pPr>
-      <w:r>
-        <w:rPr>
-          <w:rFonts w:cs="Verdana" w:ascii="Verdana" w:hAnsi="Verdana"/>
-        </w:rPr>
-        <w:t>The user can select the path and name of the Braille Music file generated through use of a standard Windows Forms “Save as” dialog.</w:t>
+        <w:rPr/>
+      </w:r>
+      <w:r>
+        <w:br w:type="page"/>
       </w:r>
     </w:p>
     <w:p>
@@ -11956,49 +12522,6 @@
         <w:rPr>
           <w:rFonts w:cs="Verdana" w:ascii="Verdana" w:hAnsi="Verdana"/>
         </w:rPr>
-      </w:r>
-    </w:p>
-    <w:p>
-      <w:pPr>
-        <w:pStyle w:val="Normal"/>
-        <w:rPr>
-          <w:rFonts w:ascii="Verdana" w:hAnsi="Verdana" w:cs="Verdana"/>
-        </w:rPr>
-      </w:pPr>
-      <w:r>
-        <w:rPr>
-          <w:rFonts w:cs="Verdana" w:ascii="Verdana" w:hAnsi="Verdana"/>
-        </w:rPr>
-        <w:t>As default the Braille Music file will be saved alongside with the MusicXml file, but it will often be convenient to save the file directly on a USB memory stick which can be moved to an notetaker or be used by a program capable of printing a Braille Music file on a Braille embosser.</w:t>
-      </w:r>
-    </w:p>
-    <w:p>
-      <w:pPr>
-        <w:pStyle w:val="Normal"/>
-        <w:rPr>
-          <w:rFonts w:ascii="Verdana" w:hAnsi="Verdana" w:cs="Verdana"/>
-        </w:rPr>
-      </w:pPr>
-      <w:r>
-        <w:rPr>
-          <w:rFonts w:cs="Verdana" w:ascii="Verdana" w:hAnsi="Verdana"/>
-        </w:rPr>
-      </w:r>
-    </w:p>
-    <w:p>
-      <w:pPr>
-        <w:pStyle w:val="Normal"/>
-        <w:rPr>
-          <w:rFonts w:ascii="Verdana" w:hAnsi="Verdana" w:cs="Verdana"/>
-        </w:rPr>
-      </w:pPr>
-      <w:r>
-        <w:rPr>
-          <w:rFonts w:cs="Verdana" w:ascii="Verdana" w:hAnsi="Verdana"/>
-        </w:rPr>
-      </w:r>
-      <w:r>
-        <w:br w:type="page"/>
       </w:r>
     </w:p>
     <w:p>
@@ -12023,8 +12546,8 @@
         </w:numPr>
         <w:rPr/>
       </w:pPr>
-      <w:bookmarkStart w:id="20" w:name="__RefHeading___Toc531086877"/>
-      <w:bookmarkEnd w:id="20"/>
+      <w:bookmarkStart w:id="21" w:name="__RefHeading___Toc531086877"/>
+      <w:bookmarkEnd w:id="21"/>
       <w:r>
         <w:rPr/>
         <w:t>Keyboard shortcuts</w:t>
@@ -12180,6 +12703,51 @@
             <w:pPr>
               <w:pStyle w:val="Tabelindhold"/>
               <w:rPr>
+                <w:rFonts w:ascii="Verdana" w:hAnsi="Verdana"/>
+              </w:rPr>
+            </w:pPr>
+            <w:r>
+              <w:rPr>
+                <w:rFonts w:ascii="Verdana" w:hAnsi="Verdana"/>
+              </w:rPr>
+              <w:t xml:space="preserve">CONTROL + P </w:t>
+            </w:r>
+          </w:p>
+        </w:tc>
+        <w:tc>
+          <w:tcPr>
+            <w:tcW w:w="6360" w:type="dxa"/>
+            <w:tcBorders/>
+            <w:shd w:fill="auto" w:val="clear"/>
+          </w:tcPr>
+          <w:p>
+            <w:pPr>
+              <w:pStyle w:val="Tabelindhold"/>
+              <w:rPr>
+                <w:rFonts w:ascii="Verdana" w:hAnsi="Verdana"/>
+              </w:rPr>
+            </w:pPr>
+            <w:r>
+              <w:rPr>
+                <w:rFonts w:ascii="Verdana" w:hAnsi="Verdana"/>
+              </w:rPr>
+              <w:t>Print Music Braille file on embosser via Windows Print-dialog</w:t>
+            </w:r>
+          </w:p>
+        </w:tc>
+      </w:tr>
+      <w:tr>
+        <w:trPr/>
+        <w:tc>
+          <w:tcPr>
+            <w:tcW w:w="3284" w:type="dxa"/>
+            <w:tcBorders/>
+            <w:shd w:fill="auto" w:val="clear"/>
+          </w:tcPr>
+          <w:p>
+            <w:pPr>
+              <w:pStyle w:val="Tabelindhold"/>
+              <w:rPr>
                 <w:rFonts w:ascii="Verdana" w:hAnsi="Verdana" w:cs="Verdana"/>
               </w:rPr>
             </w:pPr>
@@ -14863,8 +15431,8 @@
         </w:numPr>
         <w:rPr/>
       </w:pPr>
-      <w:bookmarkStart w:id="21" w:name="__RefHeading___Toc531086878"/>
-      <w:bookmarkEnd w:id="21"/>
+      <w:bookmarkStart w:id="22" w:name="__RefHeading___Toc531086878"/>
+      <w:bookmarkEnd w:id="22"/>
       <w:r>
         <w:rPr/>
         <w:t>Localization</w:t>
@@ -14941,7 +15509,69 @@
         <w:rPr>
           <w:rFonts w:cs="Verdana" w:ascii="Verdana" w:hAnsi="Verdana"/>
         </w:rPr>
-        <w:t>However, all texts displayed in the user interface, including the program's name, are located so that they appear in Danish on a Danish PC and in English on an English PC. The localization to English is not yet thoroughly tested!</w:t>
+        <w:t xml:space="preserve">However, all texts displayed in the user interface, including the program's name, are located so that they appear in Danish </w:t>
+      </w:r>
+      <w:r>
+        <w:rPr>
+          <w:rFonts w:cs="Verdana" w:ascii="Verdana" w:hAnsi="Verdana"/>
+        </w:rPr>
+        <w:t xml:space="preserve">to a suer using Danish as default language </w:t>
+      </w:r>
+      <w:r>
+        <w:rPr>
+          <w:rFonts w:cs="Verdana" w:ascii="Verdana" w:hAnsi="Verdana"/>
+        </w:rPr>
+        <w:t xml:space="preserve">and in English </w:t>
+      </w:r>
+      <w:r>
+        <w:rPr>
+          <w:rFonts w:cs="Verdana" w:ascii="Verdana" w:hAnsi="Verdana"/>
+        </w:rPr>
+        <w:t>for a user using English as default language</w:t>
+      </w:r>
+      <w:r>
+        <w:rPr>
+          <w:rFonts w:cs="Verdana" w:ascii="Verdana" w:hAnsi="Verdana"/>
+        </w:rPr>
+        <w:t xml:space="preserve">. </w:t>
+      </w:r>
+    </w:p>
+    <w:p>
+      <w:pPr>
+        <w:pStyle w:val="Normal"/>
+        <w:rPr>
+          <w:rFonts w:ascii="Verdana" w:hAnsi="Verdana" w:cs="Verdana"/>
+        </w:rPr>
+      </w:pPr>
+      <w:r>
+        <w:rPr>
+          <w:rFonts w:cs="Verdana" w:ascii="Verdana" w:hAnsi="Verdana"/>
+        </w:rPr>
+        <w:t>Starting at version 4.0 IBOS MusicXmlReader has also been localized to Dutch!</w:t>
+      </w:r>
+    </w:p>
+    <w:p>
+      <w:pPr>
+        <w:pStyle w:val="Normal"/>
+        <w:rPr/>
+      </w:pPr>
+      <w:r>
+        <w:rPr>
+          <w:rFonts w:cs="Verdana" w:ascii="Verdana" w:hAnsi="Verdana"/>
+        </w:rPr>
+        <w:t xml:space="preserve">The localization to English </w:t>
+      </w:r>
+      <w:r>
+        <w:rPr>
+          <w:rFonts w:cs="Verdana" w:ascii="Verdana" w:hAnsi="Verdana"/>
+        </w:rPr>
+        <w:t xml:space="preserve">and Dutch </w:t>
+      </w:r>
+      <w:r>
+        <w:rPr>
+          <w:rFonts w:cs="Verdana" w:ascii="Verdana" w:hAnsi="Verdana"/>
+        </w:rPr>
+        <w:t>is not yet thoroughly tested!</w:t>
       </w:r>
     </w:p>
     <w:p>
@@ -14981,8 +15611,8 @@
         </w:numPr>
         <w:rPr/>
       </w:pPr>
-      <w:bookmarkStart w:id="22" w:name="__RefHeading___Toc531086879"/>
-      <w:bookmarkEnd w:id="22"/>
+      <w:bookmarkStart w:id="23" w:name="__RefHeading___Toc531086879"/>
+      <w:bookmarkEnd w:id="23"/>
       <w:r>
         <w:rPr/>
         <w:t>Using a Perkins keyboard</w:t>
@@ -15059,8 +15689,8 @@
         </w:numPr>
         <w:rPr/>
       </w:pPr>
-      <w:bookmarkStart w:id="23" w:name="__RefHeading___Toc531086880"/>
-      <w:bookmarkEnd w:id="23"/>
+      <w:bookmarkStart w:id="24" w:name="__RefHeading___Toc531086880"/>
+      <w:bookmarkEnd w:id="24"/>
       <w:r>
         <w:rPr/>
         <w:t>Optimizing cooperation with JAWS</w:t>
@@ -15220,7 +15850,7 @@
       <w:rPr>
         <w:rStyle w:val="Sidetal"/>
       </w:rPr>
-      <w:t>27</w:t>
+      <w:t>1</w:t>
     </w:r>
     <w:r>
       <w:rPr>
@@ -15295,7 +15925,7 @@
       <w:rPr>
         <w:rStyle w:val="Sidetal"/>
       </w:rPr>
-      <w:t>27</w:t>
+      <w:t>1</w:t>
     </w:r>
     <w:r>
       <w:rPr>

--- a/Documentation/Official Documentation/User's manual for IBOS MusicXmlReader version 4.0.0.0.docx
+++ b/Documentation/Official Documentation/User's manual for IBOS MusicXmlReader version 4.0.0.0.docx
@@ -150,7 +150,7 @@
               <w:rPr>
                 <w:rStyle w:val="Indeksspring"/>
               </w:rPr>
-              <w:t>Menu Bar</w:t>
+              <w:t>The menu Bar</w:t>
               <w:tab/>
               <w:t>6</w:t>
             </w:r>
@@ -212,7 +212,7 @@
               </w:rPr>
               <w:t>Edit</w:t>
               <w:tab/>
-              <w:t>7</w:t>
+              <w:t>8</w:t>
             </w:r>
           </w:hyperlink>
         </w:p>
@@ -232,7 +232,27 @@
               </w:rPr>
               <w:t>View</w:t>
               <w:tab/>
-              <w:t>7</w:t>
+              <w:t>8</w:t>
+            </w:r>
+          </w:hyperlink>
+        </w:p>
+        <w:p>
+          <w:pPr>
+            <w:pStyle w:val="Indholdsfortegnelse3"/>
+            <w:tabs>
+              <w:tab w:val="clear" w:pos="720"/>
+              <w:tab w:val="right" w:pos="9026" w:leader="dot"/>
+            </w:tabs>
+            <w:rPr/>
+          </w:pPr>
+          <w:hyperlink w:anchor="__RefHeading___Toc5149_3482840894">
+            <w:r>
+              <w:rPr>
+                <w:rStyle w:val="Indeksspring"/>
+              </w:rPr>
+              <w:t>Settings</w:t>
+              <w:tab/>
+              <w:t>8</w:t>
             </w:r>
           </w:hyperlink>
         </w:p>
@@ -252,7 +272,7 @@
               </w:rPr>
               <w:t>Tools</w:t>
               <w:tab/>
-              <w:t>8</w:t>
+              <w:t>9</w:t>
             </w:r>
           </w:hyperlink>
         </w:p>
@@ -272,7 +292,7 @@
               </w:rPr>
               <w:t>Music Archives</w:t>
               <w:tab/>
-              <w:t>8</w:t>
+              <w:t>9</w:t>
             </w:r>
           </w:hyperlink>
         </w:p>
@@ -292,7 +312,7 @@
               </w:rPr>
               <w:t>Help</w:t>
               <w:tab/>
-              <w:t>8</w:t>
+              <w:t>9</w:t>
             </w:r>
           </w:hyperlink>
         </w:p>
@@ -312,7 +332,7 @@
               </w:rPr>
               <w:t>The Note List</w:t>
               <w:tab/>
-              <w:t>9</w:t>
+              <w:t>10</w:t>
             </w:r>
           </w:hyperlink>
         </w:p>
@@ -332,7 +352,7 @@
               </w:rPr>
               <w:t>Note filter</w:t>
               <w:tab/>
-              <w:t>11</w:t>
+              <w:t>12</w:t>
             </w:r>
           </w:hyperlink>
         </w:p>
@@ -352,7 +372,7 @@
               </w:rPr>
               <w:t>Status Bar</w:t>
               <w:tab/>
-              <w:t>13</w:t>
+              <w:t>14</w:t>
             </w:r>
           </w:hyperlink>
         </w:p>
@@ -372,7 +392,7 @@
               </w:rPr>
               <w:t>Detail list</w:t>
               <w:tab/>
-              <w:t>14</w:t>
+              <w:t>15</w:t>
             </w:r>
           </w:hyperlink>
         </w:p>
@@ -392,7 +412,7 @@
               </w:rPr>
               <w:t>Status details</w:t>
               <w:tab/>
-              <w:t>14</w:t>
+              <w:t>15</w:t>
             </w:r>
           </w:hyperlink>
         </w:p>
@@ -412,7 +432,7 @@
               </w:rPr>
               <w:t>Chord Symbols</w:t>
               <w:tab/>
-              <w:t>14</w:t>
+              <w:t>15</w:t>
             </w:r>
           </w:hyperlink>
         </w:p>
@@ -432,7 +452,7 @@
               </w:rPr>
               <w:t>Single notes for all parts</w:t>
               <w:tab/>
-              <w:t>15</w:t>
+              <w:t>16</w:t>
             </w:r>
           </w:hyperlink>
         </w:p>
@@ -452,7 +472,7 @@
               </w:rPr>
               <w:t>Single notes for a selected part</w:t>
               <w:tab/>
-              <w:t>15</w:t>
+              <w:t>16</w:t>
             </w:r>
           </w:hyperlink>
         </w:p>
@@ -472,7 +492,7 @@
               </w:rPr>
               <w:t>Importing notes from the Internet</w:t>
               <w:tab/>
-              <w:t>16</w:t>
+              <w:t>17</w:t>
             </w:r>
           </w:hyperlink>
         </w:p>
@@ -492,7 +512,207 @@
               </w:rPr>
               <w:t>Export as Braille Music</w:t>
               <w:tab/>
-              <w:t>17</w:t>
+              <w:t>18</w:t>
+            </w:r>
+          </w:hyperlink>
+        </w:p>
+        <w:p>
+          <w:pPr>
+            <w:pStyle w:val="Indholdsfortegnelse2"/>
+            <w:tabs>
+              <w:tab w:val="clear" w:pos="720"/>
+              <w:tab w:val="right" w:pos="9026" w:leader="dot"/>
+            </w:tabs>
+            <w:rPr/>
+          </w:pPr>
+          <w:hyperlink w:anchor="__RefHeading___Toc5151_3482840894">
+            <w:r>
+              <w:rPr>
+                <w:rStyle w:val="Indeksspring"/>
+              </w:rPr>
+              <w:t>Braille Music export Parameters</w:t>
+              <w:tab/>
+              <w:t>18</w:t>
+            </w:r>
+          </w:hyperlink>
+        </w:p>
+        <w:p>
+          <w:pPr>
+            <w:pStyle w:val="Indholdsfortegnelse3"/>
+            <w:tabs>
+              <w:tab w:val="clear" w:pos="720"/>
+              <w:tab w:val="right" w:pos="9026" w:leader="dot"/>
+            </w:tabs>
+            <w:rPr/>
+          </w:pPr>
+          <w:hyperlink w:anchor="__RefHeading___Toc5153_3482840894">
+            <w:r>
+              <w:rPr>
+                <w:rStyle w:val="Indeksspring"/>
+              </w:rPr>
+              <w:t>Layout</w:t>
+              <w:tab/>
+              <w:t>18</w:t>
+            </w:r>
+          </w:hyperlink>
+        </w:p>
+        <w:p>
+          <w:pPr>
+            <w:pStyle w:val="Indholdsfortegnelse3"/>
+            <w:tabs>
+              <w:tab w:val="clear" w:pos="720"/>
+              <w:tab w:val="right" w:pos="9026" w:leader="dot"/>
+            </w:tabs>
+            <w:rPr/>
+          </w:pPr>
+          <w:hyperlink w:anchor="__RefHeading___Toc5155_3482840894">
+            <w:r>
+              <w:rPr>
+                <w:rStyle w:val="Indeksspring"/>
+              </w:rPr>
+              <w:t>File format</w:t>
+              <w:tab/>
+              <w:t>18</w:t>
+            </w:r>
+          </w:hyperlink>
+        </w:p>
+        <w:p>
+          <w:pPr>
+            <w:pStyle w:val="Indholdsfortegnelse3"/>
+            <w:tabs>
+              <w:tab w:val="clear" w:pos="720"/>
+              <w:tab w:val="right" w:pos="9026" w:leader="dot"/>
+            </w:tabs>
+            <w:rPr/>
+          </w:pPr>
+          <w:hyperlink w:anchor="__RefHeading___Toc5157_3482840894">
+            <w:r>
+              <w:rPr>
+                <w:rStyle w:val="Indeksspring"/>
+              </w:rPr>
+              <w:t>Braille device type</w:t>
+              <w:tab/>
+              <w:t>19</w:t>
+            </w:r>
+          </w:hyperlink>
+        </w:p>
+        <w:p>
+          <w:pPr>
+            <w:pStyle w:val="Indholdsfortegnelse3"/>
+            <w:tabs>
+              <w:tab w:val="clear" w:pos="720"/>
+              <w:tab w:val="right" w:pos="9026" w:leader="dot"/>
+            </w:tabs>
+            <w:rPr/>
+          </w:pPr>
+          <w:hyperlink w:anchor="__RefHeading___Toc5159_3482840894">
+            <w:r>
+              <w:rPr>
+                <w:rStyle w:val="Indeksspring"/>
+              </w:rPr>
+              <w:t>Physical Dimensions</w:t>
+              <w:tab/>
+              <w:t>19</w:t>
+            </w:r>
+          </w:hyperlink>
+        </w:p>
+        <w:p>
+          <w:pPr>
+            <w:pStyle w:val="Indholdsfortegnelse2"/>
+            <w:tabs>
+              <w:tab w:val="clear" w:pos="720"/>
+              <w:tab w:val="right" w:pos="9026" w:leader="dot"/>
+            </w:tabs>
+            <w:rPr/>
+          </w:pPr>
+          <w:hyperlink w:anchor="__RefHeading___Toc5161_3482840894">
+            <w:r>
+              <w:rPr>
+                <w:rStyle w:val="Indeksspring"/>
+              </w:rPr>
+              <w:t>Profiles</w:t>
+              <w:tab/>
+              <w:t>19</w:t>
+            </w:r>
+          </w:hyperlink>
+        </w:p>
+        <w:p>
+          <w:pPr>
+            <w:pStyle w:val="Indholdsfortegnelse2"/>
+            <w:tabs>
+              <w:tab w:val="clear" w:pos="720"/>
+              <w:tab w:val="right" w:pos="9026" w:leader="dot"/>
+            </w:tabs>
+            <w:rPr/>
+          </w:pPr>
+          <w:hyperlink w:anchor="__RefHeading___Toc5163_3482840894">
+            <w:r>
+              <w:rPr>
+                <w:rStyle w:val="Indeksspring"/>
+              </w:rPr>
+              <w:t>IBOS MusicXmlReader layout</w:t>
+              <w:tab/>
+              <w:t>19</w:t>
+            </w:r>
+          </w:hyperlink>
+        </w:p>
+        <w:p>
+          <w:pPr>
+            <w:pStyle w:val="Indholdsfortegnelse2"/>
+            <w:tabs>
+              <w:tab w:val="clear" w:pos="720"/>
+              <w:tab w:val="right" w:pos="9026" w:leader="dot"/>
+            </w:tabs>
+            <w:rPr/>
+          </w:pPr>
+          <w:hyperlink w:anchor="__RefHeading___Toc5165_3482840894">
+            <w:r>
+              <w:rPr>
+                <w:rStyle w:val="Indeksspring"/>
+              </w:rPr>
+              <w:t>BANA 2015 Layout</w:t>
+              <w:tab/>
+              <w:t>20</w:t>
+            </w:r>
+          </w:hyperlink>
+        </w:p>
+        <w:p>
+          <w:pPr>
+            <w:pStyle w:val="Indholdsfortegnelse2"/>
+            <w:tabs>
+              <w:tab w:val="clear" w:pos="720"/>
+              <w:tab w:val="right" w:pos="9026" w:leader="dot"/>
+            </w:tabs>
+            <w:rPr/>
+          </w:pPr>
+          <w:hyperlink w:anchor="__RefHeading___Toc5167_3482840894">
+            <w:r>
+              <w:rPr>
+                <w:rStyle w:val="Indeksspring"/>
+              </w:rPr>
+              <w:t>Printing Braille Music files on an embosser</w:t>
+              <w:tab/>
+              <w:t>21</w:t>
+            </w:r>
+          </w:hyperlink>
+        </w:p>
+        <w:p>
+          <w:pPr>
+            <w:pStyle w:val="Indholdsfortegnelse2"/>
+            <w:tabs>
+              <w:tab w:val="clear" w:pos="720"/>
+              <w:tab w:val="right" w:pos="9026" w:leader="dot"/>
+            </w:tabs>
+            <w:rPr/>
+          </w:pPr>
+          <w:hyperlink w:anchor="__RefHeading___Toc5169_3482840894">
+            <w:r>
+              <w:rPr>
+                <w:rStyle w:val="Indeksspring"/>
+              </w:rPr>
+              <w:t>Copying of Music Braille files to notetaker device</w:t>
+              <w:tab/>
+              <w:t>21</w:t>
             </w:r>
           </w:hyperlink>
         </w:p>
@@ -512,7 +732,7 @@
               </w:rPr>
               <w:t>Keyboard shortcuts</w:t>
               <w:tab/>
-              <w:t>18</w:t>
+              <w:t>22</w:t>
             </w:r>
           </w:hyperlink>
         </w:p>
@@ -532,7 +752,7 @@
               </w:rPr>
               <w:t>Localization</w:t>
               <w:tab/>
-              <w:t>21</w:t>
+              <w:t>25</w:t>
             </w:r>
           </w:hyperlink>
         </w:p>
@@ -552,7 +772,7 @@
               </w:rPr>
               <w:t>Using a Perkins keyboard</w:t>
               <w:tab/>
-              <w:t>22</w:t>
+              <w:t>26</w:t>
             </w:r>
           </w:hyperlink>
         </w:p>
@@ -572,7 +792,7 @@
               </w:rPr>
               <w:t>Optimizing cooperation with JAWS</w:t>
               <w:tab/>
-              <w:t>22</w:t>
+              <w:t>26</w:t>
             </w:r>
           </w:hyperlink>
           <w:r>
@@ -640,7 +860,7 @@
         <w:pStyle w:val="Overskrift1"/>
         <w:numPr>
           <w:ilvl w:val="0"/>
-          <w:numId w:val="2"/>
+          <w:numId w:val="3"/>
         </w:numPr>
         <w:rPr>
           <w:rFonts w:ascii="Verdana" w:hAnsi="Verdana"/>
@@ -928,14 +1148,14 @@
         </w:tblCellMar>
       </w:tblPr>
       <w:tblGrid>
-        <w:gridCol w:w="1689"/>
-        <w:gridCol w:w="7486"/>
+        <w:gridCol w:w="1688"/>
+        <w:gridCol w:w="7487"/>
       </w:tblGrid>
       <w:tr>
         <w:trPr/>
         <w:tc>
           <w:tcPr>
-            <w:tcW w:w="1689" w:type="dxa"/>
+            <w:tcW w:w="1688" w:type="dxa"/>
             <w:tcBorders>
               <w:top w:val="single" w:sz="4" w:space="0" w:color="000000"/>
               <w:left w:val="single" w:sz="4" w:space="0" w:color="000000"/>
@@ -963,7 +1183,7 @@
         </w:tc>
         <w:tc>
           <w:tcPr>
-            <w:tcW w:w="7486" w:type="dxa"/>
+            <w:tcW w:w="7487" w:type="dxa"/>
             <w:tcBorders>
               <w:top w:val="single" w:sz="4" w:space="0" w:color="000000"/>
               <w:left w:val="single" w:sz="4" w:space="0" w:color="000000"/>
@@ -989,7 +1209,7 @@
               <w:pStyle w:val="Normal"/>
               <w:widowControl/>
               <w:bidi w:val="0"/>
-              <w:spacing w:lineRule="auto" w:line="254" w:before="0" w:after="160"/>
+              <w:spacing w:lineRule="auto" w:line="252" w:before="0" w:after="160"/>
               <w:rPr/>
             </w:pPr>
             <w:r>
@@ -1005,7 +1225,7 @@
         <w:trPr/>
         <w:tc>
           <w:tcPr>
-            <w:tcW w:w="1689" w:type="dxa"/>
+            <w:tcW w:w="1688" w:type="dxa"/>
             <w:tcBorders>
               <w:top w:val="single" w:sz="4" w:space="0" w:color="000000"/>
               <w:left w:val="single" w:sz="4" w:space="0" w:color="000000"/>
@@ -1018,7 +1238,7 @@
               <w:pStyle w:val="Normal"/>
               <w:widowControl/>
               <w:bidi w:val="0"/>
-              <w:spacing w:lineRule="auto" w:line="254" w:before="0" w:after="160"/>
+              <w:spacing w:lineRule="auto" w:line="252" w:before="0" w:after="160"/>
               <w:rPr>
                 <w:rFonts w:ascii="Verdana" w:hAnsi="Verdana" w:cs="Verdana"/>
               </w:rPr>
@@ -1035,7 +1255,7 @@
         </w:tc>
         <w:tc>
           <w:tcPr>
-            <w:tcW w:w="7486" w:type="dxa"/>
+            <w:tcW w:w="7487" w:type="dxa"/>
             <w:tcBorders>
               <w:top w:val="single" w:sz="4" w:space="0" w:color="000000"/>
               <w:left w:val="single" w:sz="4" w:space="0" w:color="000000"/>
@@ -1087,7 +1307,7 @@
               <w:pStyle w:val="Normal"/>
               <w:widowControl/>
               <w:bidi w:val="0"/>
-              <w:spacing w:lineRule="auto" w:line="254" w:before="0" w:after="160"/>
+              <w:spacing w:lineRule="auto" w:line="252" w:before="0" w:after="160"/>
               <w:rPr/>
             </w:pPr>
             <w:r>
@@ -1103,7 +1323,7 @@
         <w:trPr/>
         <w:tc>
           <w:tcPr>
-            <w:tcW w:w="1689" w:type="dxa"/>
+            <w:tcW w:w="1688" w:type="dxa"/>
             <w:tcBorders>
               <w:top w:val="single" w:sz="4" w:space="0" w:color="000000"/>
               <w:left w:val="single" w:sz="4" w:space="0" w:color="000000"/>
@@ -1131,7 +1351,7 @@
         </w:tc>
         <w:tc>
           <w:tcPr>
-            <w:tcW w:w="7486" w:type="dxa"/>
+            <w:tcW w:w="7487" w:type="dxa"/>
             <w:tcBorders>
               <w:top w:val="single" w:sz="4" w:space="0" w:color="000000"/>
               <w:left w:val="single" w:sz="4" w:space="0" w:color="000000"/>
@@ -1145,7 +1365,7 @@
               <w:pStyle w:val="Normal"/>
               <w:widowControl/>
               <w:bidi w:val="0"/>
-              <w:spacing w:lineRule="auto" w:line="254" w:before="0" w:after="160"/>
+              <w:spacing w:lineRule="auto" w:line="252" w:before="0" w:after="160"/>
               <w:rPr/>
             </w:pPr>
             <w:r>
@@ -1161,7 +1381,7 @@
         <w:trPr/>
         <w:tc>
           <w:tcPr>
-            <w:tcW w:w="1689" w:type="dxa"/>
+            <w:tcW w:w="1688" w:type="dxa"/>
             <w:tcBorders>
               <w:top w:val="single" w:sz="4" w:space="0" w:color="000000"/>
               <w:left w:val="single" w:sz="4" w:space="0" w:color="000000"/>
@@ -1189,7 +1409,7 @@
         </w:tc>
         <w:tc>
           <w:tcPr>
-            <w:tcW w:w="7486" w:type="dxa"/>
+            <w:tcW w:w="7487" w:type="dxa"/>
             <w:tcBorders>
               <w:top w:val="single" w:sz="4" w:space="0" w:color="000000"/>
               <w:left w:val="single" w:sz="4" w:space="0" w:color="000000"/>
@@ -1217,7 +1437,7 @@
               <w:pStyle w:val="Normal"/>
               <w:widowControl/>
               <w:bidi w:val="0"/>
-              <w:spacing w:lineRule="auto" w:line="254" w:before="0" w:after="160"/>
+              <w:spacing w:lineRule="auto" w:line="252" w:before="0" w:after="160"/>
               <w:rPr>
                 <w:rFonts w:ascii="Verdana" w:hAnsi="Verdana" w:cs="Verdana"/>
               </w:rPr>
@@ -1235,7 +1455,7 @@
         <w:trPr/>
         <w:tc>
           <w:tcPr>
-            <w:tcW w:w="1689" w:type="dxa"/>
+            <w:tcW w:w="1688" w:type="dxa"/>
             <w:tcBorders>
               <w:top w:val="single" w:sz="4" w:space="0" w:color="000000"/>
               <w:left w:val="single" w:sz="4" w:space="0" w:color="000000"/>
@@ -1248,7 +1468,7 @@
               <w:pStyle w:val="Normal"/>
               <w:widowControl/>
               <w:bidi w:val="0"/>
-              <w:spacing w:lineRule="auto" w:line="254" w:before="0" w:after="160"/>
+              <w:spacing w:lineRule="auto" w:line="252" w:before="0" w:after="160"/>
               <w:rPr>
                 <w:rFonts w:ascii="Verdana" w:hAnsi="Verdana" w:cs="Verdana"/>
                 <w:b/>
@@ -1268,7 +1488,7 @@
         </w:tc>
         <w:tc>
           <w:tcPr>
-            <w:tcW w:w="7486" w:type="dxa"/>
+            <w:tcW w:w="7487" w:type="dxa"/>
             <w:tcBorders>
               <w:top w:val="single" w:sz="4" w:space="0" w:color="000000"/>
               <w:left w:val="single" w:sz="4" w:space="0" w:color="000000"/>
@@ -1296,7 +1516,7 @@
               <w:pStyle w:val="Normal"/>
               <w:widowControl/>
               <w:bidi w:val="0"/>
-              <w:spacing w:lineRule="auto" w:line="254" w:before="0" w:after="160"/>
+              <w:spacing w:lineRule="auto" w:line="252" w:before="0" w:after="160"/>
               <w:rPr>
                 <w:rFonts w:ascii="Verdana" w:hAnsi="Verdana" w:cs="Verdana"/>
               </w:rPr>
@@ -1600,19 +1820,7 @@
         <w:rPr>
           <w:rFonts w:cs="Verdana" w:ascii="Verdana" w:hAnsi="Verdana"/>
         </w:rPr>
-        <w:t xml:space="preserve">Switch speech on / off by pressing INSERT + </w:t>
-      </w:r>
-      <w:r>
-        <w:rPr>
-          <w:rFonts w:cs="Verdana" w:ascii="Verdana" w:hAnsi="Verdana"/>
-        </w:rPr>
-        <w:t>SPACE BAR</w:t>
-      </w:r>
-      <w:r>
-        <w:rPr>
-          <w:rFonts w:cs="Verdana" w:ascii="Verdana" w:hAnsi="Verdana"/>
-        </w:rPr>
-        <w:t>, followed by S</w:t>
+        <w:t>Switch speech on / off by pressing INSERT + SPACE BAR, followed by S</w:t>
       </w:r>
     </w:p>
     <w:p>
@@ -1649,19 +1857,7 @@
         <w:rPr>
           <w:rFonts w:cs="Verdana" w:ascii="Verdana" w:hAnsi="Verdana"/>
         </w:rPr>
-        <w:t xml:space="preserve">The following is a more detailed description of the </w:t>
-      </w:r>
-      <w:r>
-        <w:rPr>
-          <w:rFonts w:cs="Verdana" w:ascii="Verdana" w:hAnsi="Verdana"/>
-        </w:rPr>
-        <w:t>above mentioned</w:t>
-      </w:r>
-      <w:r>
-        <w:rPr>
-          <w:rFonts w:cs="Verdana" w:ascii="Verdana" w:hAnsi="Verdana"/>
-        </w:rPr>
-        <w:t xml:space="preserve"> display elements.</w:t>
+        <w:t>The following is a more detailed description of the above mentioned display elements.</w:t>
       </w:r>
       <w:r>
         <w:br w:type="page"/>
@@ -1685,7 +1881,7 @@
         <w:pStyle w:val="Overskrift1"/>
         <w:numPr>
           <w:ilvl w:val="0"/>
-          <w:numId w:val="2"/>
+          <w:numId w:val="3"/>
         </w:numPr>
         <w:rPr>
           <w:rFonts w:ascii="Verdana" w:hAnsi="Verdana"/>
@@ -1709,7 +1905,7 @@
         <w:pStyle w:val="Overskrift2"/>
         <w:numPr>
           <w:ilvl w:val="1"/>
-          <w:numId w:val="2"/>
+          <w:numId w:val="3"/>
         </w:numPr>
         <w:rPr/>
       </w:pPr>
@@ -1717,11 +1913,7 @@
       <w:bookmarkEnd w:id="2"/>
       <w:r>
         <w:rPr/>
-        <w:t>The m</w:t>
-      </w:r>
-      <w:r>
-        <w:rPr/>
-        <w:t>enu Bar</w:t>
+        <w:t>The menu Bar</w:t>
       </w:r>
     </w:p>
     <w:p>
@@ -1734,21 +1926,7 @@
           <w:rFonts w:cs="Verdana" w:ascii="Verdana" w:hAnsi="Verdana"/>
           <w:lang w:val="da-DK"/>
         </w:rPr>
-        <w:t xml:space="preserve">The menu bar </w:t>
-      </w:r>
-      <w:r>
-        <w:rPr>
-          <w:rFonts w:cs="Verdana" w:ascii="Verdana" w:hAnsi="Verdana"/>
-          <w:lang w:val="da-DK"/>
-        </w:rPr>
-        <w:t>contains</w:t>
-      </w:r>
-      <w:r>
-        <w:rPr>
-          <w:rFonts w:cs="Verdana" w:ascii="Verdana" w:hAnsi="Verdana"/>
-          <w:lang w:val="da-DK"/>
-        </w:rPr>
-        <w:t xml:space="preserve"> the following items:</w:t>
+        <w:t>The menu bar contains the following items:</w:t>
       </w:r>
     </w:p>
     <w:tbl>
@@ -1764,15 +1942,15 @@
         </w:tblCellMar>
       </w:tblPr>
       <w:tblGrid>
-        <w:gridCol w:w="1589"/>
-        <w:gridCol w:w="5221"/>
-        <w:gridCol w:w="2837"/>
+        <w:gridCol w:w="1588"/>
+        <w:gridCol w:w="5220"/>
+        <w:gridCol w:w="2839"/>
       </w:tblGrid>
       <w:tr>
         <w:trPr/>
         <w:tc>
           <w:tcPr>
-            <w:tcW w:w="1589" w:type="dxa"/>
+            <w:tcW w:w="1588" w:type="dxa"/>
             <w:tcBorders>
               <w:top w:val="single" w:sz="2" w:space="0" w:color="000000"/>
               <w:left w:val="single" w:sz="2" w:space="0" w:color="000000"/>
@@ -1815,7 +1993,7 @@
         </w:tc>
         <w:tc>
           <w:tcPr>
-            <w:tcW w:w="5221" w:type="dxa"/>
+            <w:tcW w:w="5220" w:type="dxa"/>
             <w:tcBorders>
               <w:top w:val="single" w:sz="2" w:space="0" w:color="000000"/>
               <w:left w:val="single" w:sz="2" w:space="0" w:color="000000"/>
@@ -1842,7 +2020,7 @@
         </w:tc>
         <w:tc>
           <w:tcPr>
-            <w:tcW w:w="2837" w:type="dxa"/>
+            <w:tcW w:w="2839" w:type="dxa"/>
             <w:tcBorders>
               <w:top w:val="single" w:sz="2" w:space="0" w:color="000000"/>
               <w:left w:val="single" w:sz="2" w:space="0" w:color="000000"/>
@@ -1873,7 +2051,7 @@
         <w:trPr/>
         <w:tc>
           <w:tcPr>
-            <w:tcW w:w="1589" w:type="dxa"/>
+            <w:tcW w:w="1588" w:type="dxa"/>
             <w:tcBorders>
               <w:left w:val="single" w:sz="2" w:space="0" w:color="000000"/>
               <w:bottom w:val="single" w:sz="2" w:space="0" w:color="000000"/>
@@ -1890,20 +2068,13 @@
                 <w:rFonts w:cs="Verdana" w:ascii="Verdana" w:hAnsi="Verdana"/>
                 <w:sz w:val="22"/>
               </w:rPr>
-              <w:t>File</w:t>
-            </w:r>
-            <w:r>
-              <w:rPr>
-                <w:rFonts w:cs="Verdana" w:ascii="Verdana" w:hAnsi="Verdana"/>
-                <w:sz w:val="22"/>
-              </w:rPr>
-              <w:t>s</w:t>
-            </w:r>
-          </w:p>
-        </w:tc>
-        <w:tc>
-          <w:tcPr>
-            <w:tcW w:w="5221" w:type="dxa"/>
+              <w:t>Files</w:t>
+            </w:r>
+          </w:p>
+        </w:tc>
+        <w:tc>
+          <w:tcPr>
+            <w:tcW w:w="5220" w:type="dxa"/>
             <w:tcBorders>
               <w:left w:val="single" w:sz="2" w:space="0" w:color="000000"/>
               <w:bottom w:val="single" w:sz="2" w:space="0" w:color="000000"/>
@@ -1944,7 +2115,7 @@
         </w:tc>
         <w:tc>
           <w:tcPr>
-            <w:tcW w:w="2837" w:type="dxa"/>
+            <w:tcW w:w="2839" w:type="dxa"/>
             <w:tcBorders>
               <w:left w:val="single" w:sz="2" w:space="0" w:color="000000"/>
               <w:bottom w:val="single" w:sz="2" w:space="0" w:color="000000"/>
@@ -1971,7 +2142,7 @@
         <w:trPr/>
         <w:tc>
           <w:tcPr>
-            <w:tcW w:w="1589" w:type="dxa"/>
+            <w:tcW w:w="1588" w:type="dxa"/>
             <w:tcBorders>
               <w:left w:val="single" w:sz="2" w:space="0" w:color="000000"/>
               <w:bottom w:val="single" w:sz="2" w:space="0" w:color="000000"/>
@@ -1988,20 +2159,13 @@
                 <w:rFonts w:cs="Verdana" w:ascii="Verdana" w:hAnsi="Verdana"/>
                 <w:sz w:val="22"/>
               </w:rPr>
-              <w:t>File</w:t>
-            </w:r>
-            <w:r>
-              <w:rPr>
-                <w:rFonts w:cs="Verdana" w:ascii="Verdana" w:hAnsi="Verdana"/>
-                <w:sz w:val="22"/>
-              </w:rPr>
-              <w:t>s</w:t>
-            </w:r>
-          </w:p>
-        </w:tc>
-        <w:tc>
-          <w:tcPr>
-            <w:tcW w:w="5221" w:type="dxa"/>
+              <w:t>Files</w:t>
+            </w:r>
+          </w:p>
+        </w:tc>
+        <w:tc>
+          <w:tcPr>
+            <w:tcW w:w="5220" w:type="dxa"/>
             <w:tcBorders>
               <w:left w:val="single" w:sz="2" w:space="0" w:color="000000"/>
               <w:bottom w:val="single" w:sz="2" w:space="0" w:color="000000"/>
@@ -2033,20 +2197,13 @@
                 <w:rFonts w:cs="Verdana" w:ascii="Verdana" w:hAnsi="Verdana"/>
                 <w:sz w:val="22"/>
               </w:rPr>
-              <w:t xml:space="preserve">file </w:t>
-            </w:r>
-            <w:r>
-              <w:rPr>
-                <w:rFonts w:cs="Verdana" w:ascii="Verdana" w:hAnsi="Verdana"/>
-                <w:sz w:val="22"/>
-              </w:rPr>
-              <w:t>most recent location</w:t>
-            </w:r>
-          </w:p>
-        </w:tc>
-        <w:tc>
-          <w:tcPr>
-            <w:tcW w:w="2837" w:type="dxa"/>
+              <w:t>file most recent location</w:t>
+            </w:r>
+          </w:p>
+        </w:tc>
+        <w:tc>
+          <w:tcPr>
+            <w:tcW w:w="2839" w:type="dxa"/>
             <w:tcBorders>
               <w:left w:val="single" w:sz="2" w:space="0" w:color="000000"/>
               <w:bottom w:val="single" w:sz="2" w:space="0" w:color="000000"/>
@@ -2064,21 +2221,7 @@
                 <w:rFonts w:cs="Verdana" w:ascii="Verdana" w:hAnsi="Verdana"/>
                 <w:sz w:val="22"/>
               </w:rPr>
-              <w:t xml:space="preserve">CONTROL + </w:t>
-            </w:r>
-            <w:r>
-              <w:rPr>
-                <w:rFonts w:cs="Verdana" w:ascii="Verdana" w:hAnsi="Verdana"/>
-                <w:sz w:val="22"/>
-              </w:rPr>
-              <w:t xml:space="preserve">ALT + </w:t>
-            </w:r>
-            <w:r>
-              <w:rPr>
-                <w:rFonts w:cs="Verdana" w:ascii="Verdana" w:hAnsi="Verdana"/>
-                <w:sz w:val="22"/>
-              </w:rPr>
-              <w:t>O</w:t>
+              <w:t>CONTROL + ALT + O</w:t>
             </w:r>
           </w:p>
         </w:tc>
@@ -2087,7 +2230,7 @@
         <w:trPr/>
         <w:tc>
           <w:tcPr>
-            <w:tcW w:w="1589" w:type="dxa"/>
+            <w:tcW w:w="1588" w:type="dxa"/>
             <w:tcBorders>
               <w:left w:val="single" w:sz="2" w:space="0" w:color="000000"/>
               <w:bottom w:val="single" w:sz="2" w:space="0" w:color="000000"/>
@@ -2104,20 +2247,13 @@
                 <w:rFonts w:cs="Verdana" w:ascii="Verdana" w:hAnsi="Verdana"/>
                 <w:sz w:val="22"/>
               </w:rPr>
-              <w:t>File</w:t>
-            </w:r>
-            <w:r>
-              <w:rPr>
-                <w:rFonts w:cs="Verdana" w:ascii="Verdana" w:hAnsi="Verdana"/>
-                <w:sz w:val="22"/>
-              </w:rPr>
-              <w:t>s</w:t>
-            </w:r>
-          </w:p>
-        </w:tc>
-        <w:tc>
-          <w:tcPr>
-            <w:tcW w:w="5221" w:type="dxa"/>
+              <w:t>Files</w:t>
+            </w:r>
+          </w:p>
+        </w:tc>
+        <w:tc>
+          <w:tcPr>
+            <w:tcW w:w="5220" w:type="dxa"/>
             <w:tcBorders>
               <w:left w:val="single" w:sz="2" w:space="0" w:color="000000"/>
               <w:bottom w:val="single" w:sz="2" w:space="0" w:color="000000"/>
@@ -2141,7 +2277,7 @@
         </w:tc>
         <w:tc>
           <w:tcPr>
-            <w:tcW w:w="2837" w:type="dxa"/>
+            <w:tcW w:w="2839" w:type="dxa"/>
             <w:tcBorders>
               <w:left w:val="single" w:sz="2" w:space="0" w:color="000000"/>
               <w:bottom w:val="single" w:sz="2" w:space="0" w:color="000000"/>
@@ -2186,7 +2322,7 @@
         <w:trPr/>
         <w:tc>
           <w:tcPr>
-            <w:tcW w:w="1589" w:type="dxa"/>
+            <w:tcW w:w="1588" w:type="dxa"/>
             <w:tcBorders>
               <w:left w:val="single" w:sz="2" w:space="0" w:color="000000"/>
               <w:bottom w:val="single" w:sz="2" w:space="0" w:color="000000"/>
@@ -2203,20 +2339,13 @@
                 <w:rFonts w:cs="Verdana" w:ascii="Verdana" w:hAnsi="Verdana"/>
                 <w:sz w:val="22"/>
               </w:rPr>
-              <w:t>File</w:t>
-            </w:r>
-            <w:r>
-              <w:rPr>
-                <w:rFonts w:cs="Verdana" w:ascii="Verdana" w:hAnsi="Verdana"/>
-                <w:sz w:val="22"/>
-              </w:rPr>
-              <w:t>s</w:t>
-            </w:r>
-          </w:p>
-        </w:tc>
-        <w:tc>
-          <w:tcPr>
-            <w:tcW w:w="5221" w:type="dxa"/>
+              <w:t>Files</w:t>
+            </w:r>
+          </w:p>
+        </w:tc>
+        <w:tc>
+          <w:tcPr>
+            <w:tcW w:w="5220" w:type="dxa"/>
             <w:tcBorders>
               <w:left w:val="single" w:sz="2" w:space="0" w:color="000000"/>
               <w:bottom w:val="single" w:sz="2" w:space="0" w:color="000000"/>
@@ -2242,7 +2371,7 @@
         </w:tc>
         <w:tc>
           <w:tcPr>
-            <w:tcW w:w="2837" w:type="dxa"/>
+            <w:tcW w:w="2839" w:type="dxa"/>
             <w:tcBorders>
               <w:left w:val="single" w:sz="2" w:space="0" w:color="000000"/>
               <w:bottom w:val="single" w:sz="2" w:space="0" w:color="000000"/>
@@ -2272,7 +2401,7 @@
         <w:trPr/>
         <w:tc>
           <w:tcPr>
-            <w:tcW w:w="1589" w:type="dxa"/>
+            <w:tcW w:w="1588" w:type="dxa"/>
             <w:tcBorders>
               <w:left w:val="single" w:sz="2" w:space="0" w:color="000000"/>
               <w:bottom w:val="single" w:sz="2" w:space="0" w:color="000000"/>
@@ -2289,20 +2418,13 @@
                 <w:rFonts w:cs="Verdana" w:ascii="Verdana" w:hAnsi="Verdana"/>
                 <w:sz w:val="22"/>
               </w:rPr>
-              <w:t>File</w:t>
-            </w:r>
-            <w:r>
-              <w:rPr>
-                <w:rFonts w:cs="Verdana" w:ascii="Verdana" w:hAnsi="Verdana"/>
-                <w:sz w:val="22"/>
-              </w:rPr>
-              <w:t>s</w:t>
-            </w:r>
-          </w:p>
-        </w:tc>
-        <w:tc>
-          <w:tcPr>
-            <w:tcW w:w="5221" w:type="dxa"/>
+              <w:t>Files</w:t>
+            </w:r>
+          </w:p>
+        </w:tc>
+        <w:tc>
+          <w:tcPr>
+            <w:tcW w:w="5220" w:type="dxa"/>
             <w:tcBorders>
               <w:left w:val="single" w:sz="2" w:space="0" w:color="000000"/>
               <w:bottom w:val="single" w:sz="2" w:space="0" w:color="000000"/>
@@ -2328,7 +2450,7 @@
         </w:tc>
         <w:tc>
           <w:tcPr>
-            <w:tcW w:w="2837" w:type="dxa"/>
+            <w:tcW w:w="2839" w:type="dxa"/>
             <w:tcBorders>
               <w:left w:val="single" w:sz="2" w:space="0" w:color="000000"/>
               <w:bottom w:val="single" w:sz="2" w:space="0" w:color="000000"/>
@@ -2358,7 +2480,7 @@
         <w:trPr/>
         <w:tc>
           <w:tcPr>
-            <w:tcW w:w="1589" w:type="dxa"/>
+            <w:tcW w:w="1588" w:type="dxa"/>
             <w:tcBorders>
               <w:left w:val="single" w:sz="2" w:space="0" w:color="000000"/>
               <w:bottom w:val="single" w:sz="2" w:space="0" w:color="000000"/>
@@ -2375,20 +2497,13 @@
                 <w:rFonts w:cs="Verdana" w:ascii="Verdana" w:hAnsi="Verdana"/>
                 <w:sz w:val="22"/>
               </w:rPr>
-              <w:t>File</w:t>
-            </w:r>
-            <w:r>
-              <w:rPr>
-                <w:rFonts w:cs="Verdana" w:ascii="Verdana" w:hAnsi="Verdana"/>
-                <w:sz w:val="22"/>
-              </w:rPr>
-              <w:t>s</w:t>
-            </w:r>
-          </w:p>
-        </w:tc>
-        <w:tc>
-          <w:tcPr>
-            <w:tcW w:w="5221" w:type="dxa"/>
+              <w:t>Files</w:t>
+            </w:r>
+          </w:p>
+        </w:tc>
+        <w:tc>
+          <w:tcPr>
+            <w:tcW w:w="5220" w:type="dxa"/>
             <w:tcBorders>
               <w:left w:val="single" w:sz="2" w:space="0" w:color="000000"/>
               <w:bottom w:val="single" w:sz="2" w:space="0" w:color="000000"/>
@@ -2414,7 +2529,7 @@
         </w:tc>
         <w:tc>
           <w:tcPr>
-            <w:tcW w:w="2837" w:type="dxa"/>
+            <w:tcW w:w="2839" w:type="dxa"/>
             <w:tcBorders>
               <w:left w:val="single" w:sz="2" w:space="0" w:color="000000"/>
               <w:bottom w:val="single" w:sz="2" w:space="0" w:color="000000"/>
@@ -2444,7 +2559,7 @@
         <w:trPr/>
         <w:tc>
           <w:tcPr>
-            <w:tcW w:w="1589" w:type="dxa"/>
+            <w:tcW w:w="1588" w:type="dxa"/>
             <w:tcBorders>
               <w:left w:val="single" w:sz="2" w:space="0" w:color="000000"/>
               <w:bottom w:val="single" w:sz="2" w:space="0" w:color="000000"/>
@@ -2461,20 +2576,13 @@
                 <w:rFonts w:cs="Verdana" w:ascii="Verdana" w:hAnsi="Verdana"/>
                 <w:sz w:val="22"/>
               </w:rPr>
-              <w:t>File</w:t>
-            </w:r>
-            <w:r>
-              <w:rPr>
-                <w:rFonts w:cs="Verdana" w:ascii="Verdana" w:hAnsi="Verdana"/>
-                <w:sz w:val="22"/>
-              </w:rPr>
-              <w:t>s</w:t>
-            </w:r>
-          </w:p>
-        </w:tc>
-        <w:tc>
-          <w:tcPr>
-            <w:tcW w:w="5221" w:type="dxa"/>
+              <w:t>Files</w:t>
+            </w:r>
+          </w:p>
+        </w:tc>
+        <w:tc>
+          <w:tcPr>
+            <w:tcW w:w="5220" w:type="dxa"/>
             <w:tcBorders>
               <w:left w:val="single" w:sz="2" w:space="0" w:color="000000"/>
               <w:bottom w:val="single" w:sz="2" w:space="0" w:color="000000"/>
@@ -2491,20 +2599,13 @@
                 <w:rFonts w:cs="Verdana" w:ascii="Verdana" w:hAnsi="Verdana"/>
                 <w:sz w:val="22"/>
               </w:rPr>
-              <w:t xml:space="preserve">Export Music Braille </w:t>
-            </w:r>
-            <w:r>
-              <w:rPr>
-                <w:rFonts w:cs="Verdana" w:ascii="Verdana" w:hAnsi="Verdana"/>
-                <w:sz w:val="22"/>
-              </w:rPr>
-              <w:t>to file</w:t>
-            </w:r>
-          </w:p>
-        </w:tc>
-        <w:tc>
-          <w:tcPr>
-            <w:tcW w:w="2837" w:type="dxa"/>
+              <w:t>Export Music Braille to file</w:t>
+            </w:r>
+          </w:p>
+        </w:tc>
+        <w:tc>
+          <w:tcPr>
+            <w:tcW w:w="2839" w:type="dxa"/>
             <w:tcBorders>
               <w:left w:val="single" w:sz="2" w:space="0" w:color="000000"/>
               <w:bottom w:val="single" w:sz="2" w:space="0" w:color="000000"/>
@@ -2534,7 +2635,7 @@
         <w:trPr/>
         <w:tc>
           <w:tcPr>
-            <w:tcW w:w="1589" w:type="dxa"/>
+            <w:tcW w:w="1588" w:type="dxa"/>
             <w:tcBorders>
               <w:left w:val="single" w:sz="2" w:space="0" w:color="000000"/>
               <w:bottom w:val="single" w:sz="2" w:space="0" w:color="000000"/>
@@ -2558,22 +2659,13 @@
                 <w:sz w:val="22"/>
                 <w:szCs w:val="22"/>
               </w:rPr>
-              <w:t>File</w:t>
-            </w:r>
-            <w:r>
-              <w:rPr>
-                <w:rFonts w:cs="Verdana" w:ascii="Verdana" w:hAnsi="Verdana"/>
-                <w:color w:val="000000"/>
-                <w:sz w:val="22"/>
-                <w:szCs w:val="22"/>
-              </w:rPr>
-              <w:t>s</w:t>
-            </w:r>
-          </w:p>
-        </w:tc>
-        <w:tc>
-          <w:tcPr>
-            <w:tcW w:w="5221" w:type="dxa"/>
+              <w:t>Files</w:t>
+            </w:r>
+          </w:p>
+        </w:tc>
+        <w:tc>
+          <w:tcPr>
+            <w:tcW w:w="5220" w:type="dxa"/>
             <w:tcBorders>
               <w:left w:val="single" w:sz="2" w:space="0" w:color="000000"/>
               <w:bottom w:val="single" w:sz="2" w:space="0" w:color="000000"/>
@@ -2603,7 +2695,7 @@
         </w:tc>
         <w:tc>
           <w:tcPr>
-            <w:tcW w:w="2837" w:type="dxa"/>
+            <w:tcW w:w="2839" w:type="dxa"/>
             <w:tcBorders>
               <w:left w:val="single" w:sz="2" w:space="0" w:color="000000"/>
               <w:bottom w:val="single" w:sz="2" w:space="0" w:color="000000"/>
@@ -2637,7 +2729,7 @@
         <w:trPr/>
         <w:tc>
           <w:tcPr>
-            <w:tcW w:w="1589" w:type="dxa"/>
+            <w:tcW w:w="1588" w:type="dxa"/>
             <w:tcBorders>
               <w:left w:val="single" w:sz="2" w:space="0" w:color="000000"/>
               <w:bottom w:val="single" w:sz="2" w:space="0" w:color="000000"/>
@@ -2661,22 +2753,13 @@
                 <w:sz w:val="22"/>
                 <w:szCs w:val="22"/>
               </w:rPr>
-              <w:t>File</w:t>
-            </w:r>
-            <w:r>
-              <w:rPr>
-                <w:rFonts w:cs="Verdana" w:ascii="Verdana" w:hAnsi="Verdana"/>
-                <w:color w:val="000000"/>
-                <w:sz w:val="22"/>
-                <w:szCs w:val="22"/>
-              </w:rPr>
-              <w:t>s</w:t>
-            </w:r>
-          </w:p>
-        </w:tc>
-        <w:tc>
-          <w:tcPr>
-            <w:tcW w:w="5221" w:type="dxa"/>
+              <w:t>Files</w:t>
+            </w:r>
+          </w:p>
+        </w:tc>
+        <w:tc>
+          <w:tcPr>
+            <w:tcW w:w="5220" w:type="dxa"/>
             <w:tcBorders>
               <w:left w:val="single" w:sz="2" w:space="0" w:color="000000"/>
               <w:bottom w:val="single" w:sz="2" w:space="0" w:color="000000"/>
@@ -2706,7 +2789,7 @@
         </w:tc>
         <w:tc>
           <w:tcPr>
-            <w:tcW w:w="2837" w:type="dxa"/>
+            <w:tcW w:w="2839" w:type="dxa"/>
             <w:tcBorders>
               <w:left w:val="single" w:sz="2" w:space="0" w:color="000000"/>
               <w:bottom w:val="single" w:sz="2" w:space="0" w:color="000000"/>
@@ -2740,7 +2823,7 @@
         <w:trPr/>
         <w:tc>
           <w:tcPr>
-            <w:tcW w:w="1589" w:type="dxa"/>
+            <w:tcW w:w="1588" w:type="dxa"/>
             <w:tcBorders>
               <w:left w:val="single" w:sz="2" w:space="0" w:color="000000"/>
               <w:bottom w:val="single" w:sz="2" w:space="0" w:color="000000"/>
@@ -2764,22 +2847,13 @@
                 <w:sz w:val="22"/>
                 <w:szCs w:val="22"/>
               </w:rPr>
-              <w:t>File</w:t>
-            </w:r>
-            <w:r>
-              <w:rPr>
-                <w:rFonts w:cs="Verdana" w:ascii="Verdana" w:hAnsi="Verdana"/>
-                <w:color w:val="000000"/>
-                <w:sz w:val="22"/>
-                <w:szCs w:val="22"/>
-              </w:rPr>
-              <w:t>s</w:t>
-            </w:r>
-          </w:p>
-        </w:tc>
-        <w:tc>
-          <w:tcPr>
-            <w:tcW w:w="5221" w:type="dxa"/>
+              <w:t>Files</w:t>
+            </w:r>
+          </w:p>
+        </w:tc>
+        <w:tc>
+          <w:tcPr>
+            <w:tcW w:w="5220" w:type="dxa"/>
             <w:tcBorders>
               <w:left w:val="single" w:sz="2" w:space="0" w:color="000000"/>
               <w:bottom w:val="single" w:sz="2" w:space="0" w:color="000000"/>
@@ -2809,7 +2883,7 @@
         </w:tc>
         <w:tc>
           <w:tcPr>
-            <w:tcW w:w="2837" w:type="dxa"/>
+            <w:tcW w:w="2839" w:type="dxa"/>
             <w:tcBorders>
               <w:left w:val="single" w:sz="2" w:space="0" w:color="000000"/>
               <w:bottom w:val="single" w:sz="2" w:space="0" w:color="000000"/>
@@ -2842,7 +2916,7 @@
         <w:trPr/>
         <w:tc>
           <w:tcPr>
-            <w:tcW w:w="1589" w:type="dxa"/>
+            <w:tcW w:w="1588" w:type="dxa"/>
             <w:tcBorders>
               <w:left w:val="single" w:sz="2" w:space="0" w:color="000000"/>
               <w:bottom w:val="single" w:sz="2" w:space="0" w:color="000000"/>
@@ -2859,20 +2933,13 @@
                 <w:rFonts w:cs="Verdana" w:ascii="Verdana" w:hAnsi="Verdana"/>
                 <w:sz w:val="22"/>
               </w:rPr>
-              <w:t>File</w:t>
-            </w:r>
-            <w:r>
-              <w:rPr>
-                <w:rFonts w:cs="Verdana" w:ascii="Verdana" w:hAnsi="Verdana"/>
-                <w:sz w:val="22"/>
-              </w:rPr>
-              <w:t>s</w:t>
-            </w:r>
-          </w:p>
-        </w:tc>
-        <w:tc>
-          <w:tcPr>
-            <w:tcW w:w="5221" w:type="dxa"/>
+              <w:t>Files</w:t>
+            </w:r>
+          </w:p>
+        </w:tc>
+        <w:tc>
+          <w:tcPr>
+            <w:tcW w:w="5220" w:type="dxa"/>
             <w:tcBorders>
               <w:left w:val="single" w:sz="2" w:space="0" w:color="000000"/>
               <w:bottom w:val="single" w:sz="2" w:space="0" w:color="000000"/>
@@ -2898,7 +2965,7 @@
         </w:tc>
         <w:tc>
           <w:tcPr>
-            <w:tcW w:w="2837" w:type="dxa"/>
+            <w:tcW w:w="2839" w:type="dxa"/>
             <w:tcBorders>
               <w:left w:val="single" w:sz="2" w:space="0" w:color="000000"/>
               <w:bottom w:val="single" w:sz="2" w:space="0" w:color="000000"/>
@@ -2928,7 +2995,7 @@
         <w:trPr/>
         <w:tc>
           <w:tcPr>
-            <w:tcW w:w="1589" w:type="dxa"/>
+            <w:tcW w:w="1588" w:type="dxa"/>
             <w:tcBorders>
               <w:left w:val="single" w:sz="2" w:space="0" w:color="000000"/>
               <w:bottom w:val="single" w:sz="2" w:space="0" w:color="000000"/>
@@ -2954,7 +3021,7 @@
         </w:tc>
         <w:tc>
           <w:tcPr>
-            <w:tcW w:w="5221" w:type="dxa"/>
+            <w:tcW w:w="5220" w:type="dxa"/>
             <w:tcBorders>
               <w:left w:val="single" w:sz="2" w:space="0" w:color="000000"/>
               <w:bottom w:val="single" w:sz="2" w:space="0" w:color="000000"/>
@@ -2982,7 +3049,7 @@
         </w:tc>
         <w:tc>
           <w:tcPr>
-            <w:tcW w:w="2837" w:type="dxa"/>
+            <w:tcW w:w="2839" w:type="dxa"/>
             <w:tcBorders>
               <w:left w:val="single" w:sz="2" w:space="0" w:color="000000"/>
               <w:bottom w:val="single" w:sz="2" w:space="0" w:color="000000"/>
@@ -3014,7 +3081,7 @@
         <w:trPr/>
         <w:tc>
           <w:tcPr>
-            <w:tcW w:w="1589" w:type="dxa"/>
+            <w:tcW w:w="1588" w:type="dxa"/>
             <w:tcBorders>
               <w:left w:val="single" w:sz="2" w:space="0" w:color="000000"/>
               <w:bottom w:val="single" w:sz="2" w:space="0" w:color="000000"/>
@@ -3040,7 +3107,7 @@
         </w:tc>
         <w:tc>
           <w:tcPr>
-            <w:tcW w:w="5221" w:type="dxa"/>
+            <w:tcW w:w="5220" w:type="dxa"/>
             <w:tcBorders>
               <w:left w:val="single" w:sz="2" w:space="0" w:color="000000"/>
               <w:bottom w:val="single" w:sz="2" w:space="0" w:color="000000"/>
@@ -3066,7 +3133,7 @@
         </w:tc>
         <w:tc>
           <w:tcPr>
-            <w:tcW w:w="2837" w:type="dxa"/>
+            <w:tcW w:w="2839" w:type="dxa"/>
             <w:tcBorders>
               <w:left w:val="single" w:sz="2" w:space="0" w:color="000000"/>
               <w:bottom w:val="single" w:sz="2" w:space="0" w:color="000000"/>
@@ -3096,7 +3163,7 @@
         <w:trPr/>
         <w:tc>
           <w:tcPr>
-            <w:tcW w:w="1589" w:type="dxa"/>
+            <w:tcW w:w="1588" w:type="dxa"/>
             <w:tcBorders>
               <w:left w:val="single" w:sz="2" w:space="0" w:color="000000"/>
               <w:bottom w:val="single" w:sz="2" w:space="0" w:color="000000"/>
@@ -3122,7 +3189,7 @@
         </w:tc>
         <w:tc>
           <w:tcPr>
-            <w:tcW w:w="5221" w:type="dxa"/>
+            <w:tcW w:w="5220" w:type="dxa"/>
             <w:tcBorders>
               <w:left w:val="single" w:sz="2" w:space="0" w:color="000000"/>
               <w:bottom w:val="single" w:sz="2" w:space="0" w:color="000000"/>
@@ -3150,7 +3217,7 @@
         </w:tc>
         <w:tc>
           <w:tcPr>
-            <w:tcW w:w="2837" w:type="dxa"/>
+            <w:tcW w:w="2839" w:type="dxa"/>
             <w:tcBorders>
               <w:left w:val="single" w:sz="2" w:space="0" w:color="000000"/>
               <w:bottom w:val="single" w:sz="2" w:space="0" w:color="000000"/>
@@ -3180,7 +3247,7 @@
         <w:trPr/>
         <w:tc>
           <w:tcPr>
-            <w:tcW w:w="1589" w:type="dxa"/>
+            <w:tcW w:w="1588" w:type="dxa"/>
             <w:tcBorders>
               <w:left w:val="single" w:sz="2" w:space="0" w:color="000000"/>
               <w:bottom w:val="single" w:sz="2" w:space="0" w:color="000000"/>
@@ -3206,7 +3273,7 @@
         </w:tc>
         <w:tc>
           <w:tcPr>
-            <w:tcW w:w="5221" w:type="dxa"/>
+            <w:tcW w:w="5220" w:type="dxa"/>
             <w:tcBorders>
               <w:left w:val="single" w:sz="2" w:space="0" w:color="000000"/>
               <w:bottom w:val="single" w:sz="2" w:space="0" w:color="000000"/>
@@ -3234,7 +3301,7 @@
         </w:tc>
         <w:tc>
           <w:tcPr>
-            <w:tcW w:w="2837" w:type="dxa"/>
+            <w:tcW w:w="2839" w:type="dxa"/>
             <w:tcBorders>
               <w:left w:val="single" w:sz="2" w:space="0" w:color="000000"/>
               <w:bottom w:val="single" w:sz="2" w:space="0" w:color="000000"/>
@@ -3264,7 +3331,7 @@
         <w:trPr/>
         <w:tc>
           <w:tcPr>
-            <w:tcW w:w="1589" w:type="dxa"/>
+            <w:tcW w:w="1588" w:type="dxa"/>
             <w:tcBorders>
               <w:left w:val="single" w:sz="2" w:space="0" w:color="000000"/>
               <w:bottom w:val="single" w:sz="2" w:space="0" w:color="000000"/>
@@ -3290,7 +3357,7 @@
         </w:tc>
         <w:tc>
           <w:tcPr>
-            <w:tcW w:w="5221" w:type="dxa"/>
+            <w:tcW w:w="5220" w:type="dxa"/>
             <w:tcBorders>
               <w:left w:val="single" w:sz="2" w:space="0" w:color="000000"/>
               <w:bottom w:val="single" w:sz="2" w:space="0" w:color="000000"/>
@@ -3318,7 +3385,7 @@
         </w:tc>
         <w:tc>
           <w:tcPr>
-            <w:tcW w:w="2837" w:type="dxa"/>
+            <w:tcW w:w="2839" w:type="dxa"/>
             <w:tcBorders>
               <w:left w:val="single" w:sz="2" w:space="0" w:color="000000"/>
               <w:bottom w:val="single" w:sz="2" w:space="0" w:color="000000"/>
@@ -3348,7 +3415,7 @@
         <w:trPr/>
         <w:tc>
           <w:tcPr>
-            <w:tcW w:w="1589" w:type="dxa"/>
+            <w:tcW w:w="1588" w:type="dxa"/>
             <w:tcBorders>
               <w:left w:val="single" w:sz="2" w:space="0" w:color="000000"/>
               <w:bottom w:val="single" w:sz="2" w:space="0" w:color="000000"/>
@@ -3374,7 +3441,7 @@
         </w:tc>
         <w:tc>
           <w:tcPr>
-            <w:tcW w:w="5221" w:type="dxa"/>
+            <w:tcW w:w="5220" w:type="dxa"/>
             <w:tcBorders>
               <w:left w:val="single" w:sz="2" w:space="0" w:color="000000"/>
               <w:bottom w:val="single" w:sz="2" w:space="0" w:color="000000"/>
@@ -3400,7 +3467,7 @@
         </w:tc>
         <w:tc>
           <w:tcPr>
-            <w:tcW w:w="2837" w:type="dxa"/>
+            <w:tcW w:w="2839" w:type="dxa"/>
             <w:tcBorders>
               <w:left w:val="single" w:sz="2" w:space="0" w:color="000000"/>
               <w:bottom w:val="single" w:sz="2" w:space="0" w:color="000000"/>
@@ -3430,7 +3497,7 @@
         <w:trPr/>
         <w:tc>
           <w:tcPr>
-            <w:tcW w:w="1589" w:type="dxa"/>
+            <w:tcW w:w="1588" w:type="dxa"/>
             <w:tcBorders>
               <w:left w:val="single" w:sz="2" w:space="0" w:color="000000"/>
               <w:bottom w:val="single" w:sz="2" w:space="0" w:color="000000"/>
@@ -3456,7 +3523,7 @@
         </w:tc>
         <w:tc>
           <w:tcPr>
-            <w:tcW w:w="5221" w:type="dxa"/>
+            <w:tcW w:w="5220" w:type="dxa"/>
             <w:tcBorders>
               <w:left w:val="single" w:sz="2" w:space="0" w:color="000000"/>
               <w:bottom w:val="single" w:sz="2" w:space="0" w:color="000000"/>
@@ -3482,7 +3549,7 @@
         </w:tc>
         <w:tc>
           <w:tcPr>
-            <w:tcW w:w="2837" w:type="dxa"/>
+            <w:tcW w:w="2839" w:type="dxa"/>
             <w:tcBorders>
               <w:left w:val="single" w:sz="2" w:space="0" w:color="000000"/>
               <w:bottom w:val="single" w:sz="2" w:space="0" w:color="000000"/>
@@ -3512,7 +3579,7 @@
         <w:trPr/>
         <w:tc>
           <w:tcPr>
-            <w:tcW w:w="1589" w:type="dxa"/>
+            <w:tcW w:w="1588" w:type="dxa"/>
             <w:tcBorders>
               <w:left w:val="single" w:sz="2" w:space="0" w:color="000000"/>
               <w:bottom w:val="single" w:sz="2" w:space="0" w:color="000000"/>
@@ -3538,7 +3605,7 @@
         </w:tc>
         <w:tc>
           <w:tcPr>
-            <w:tcW w:w="5221" w:type="dxa"/>
+            <w:tcW w:w="5220" w:type="dxa"/>
             <w:tcBorders>
               <w:left w:val="single" w:sz="2" w:space="0" w:color="000000"/>
               <w:bottom w:val="single" w:sz="2" w:space="0" w:color="000000"/>
@@ -3565,7 +3632,7 @@
         </w:tc>
         <w:tc>
           <w:tcPr>
-            <w:tcW w:w="2837" w:type="dxa"/>
+            <w:tcW w:w="2839" w:type="dxa"/>
             <w:tcBorders>
               <w:left w:val="single" w:sz="2" w:space="0" w:color="000000"/>
               <w:bottom w:val="single" w:sz="2" w:space="0" w:color="000000"/>
@@ -3595,7 +3662,7 @@
         <w:trPr/>
         <w:tc>
           <w:tcPr>
-            <w:tcW w:w="1589" w:type="dxa"/>
+            <w:tcW w:w="1588" w:type="dxa"/>
             <w:tcBorders>
               <w:left w:val="single" w:sz="2" w:space="0" w:color="000000"/>
               <w:bottom w:val="single" w:sz="2" w:space="0" w:color="000000"/>
@@ -3621,7 +3688,7 @@
         </w:tc>
         <w:tc>
           <w:tcPr>
-            <w:tcW w:w="5221" w:type="dxa"/>
+            <w:tcW w:w="5220" w:type="dxa"/>
             <w:tcBorders>
               <w:left w:val="single" w:sz="2" w:space="0" w:color="000000"/>
               <w:bottom w:val="single" w:sz="2" w:space="0" w:color="000000"/>
@@ -3648,7 +3715,7 @@
         </w:tc>
         <w:tc>
           <w:tcPr>
-            <w:tcW w:w="2837" w:type="dxa"/>
+            <w:tcW w:w="2839" w:type="dxa"/>
             <w:tcBorders>
               <w:left w:val="single" w:sz="2" w:space="0" w:color="000000"/>
               <w:bottom w:val="single" w:sz="2" w:space="0" w:color="000000"/>
@@ -3678,7 +3745,7 @@
         <w:trPr/>
         <w:tc>
           <w:tcPr>
-            <w:tcW w:w="1589" w:type="dxa"/>
+            <w:tcW w:w="1588" w:type="dxa"/>
             <w:tcBorders>
               <w:left w:val="single" w:sz="2" w:space="0" w:color="000000"/>
               <w:bottom w:val="single" w:sz="2" w:space="0" w:color="000000"/>
@@ -3704,7 +3771,7 @@
         </w:tc>
         <w:tc>
           <w:tcPr>
-            <w:tcW w:w="5221" w:type="dxa"/>
+            <w:tcW w:w="5220" w:type="dxa"/>
             <w:tcBorders>
               <w:left w:val="single" w:sz="2" w:space="0" w:color="000000"/>
               <w:bottom w:val="single" w:sz="2" w:space="0" w:color="000000"/>
@@ -3731,7 +3798,7 @@
         </w:tc>
         <w:tc>
           <w:tcPr>
-            <w:tcW w:w="2837" w:type="dxa"/>
+            <w:tcW w:w="2839" w:type="dxa"/>
             <w:tcBorders>
               <w:left w:val="single" w:sz="2" w:space="0" w:color="000000"/>
               <w:bottom w:val="single" w:sz="2" w:space="0" w:color="000000"/>
@@ -3761,7 +3828,7 @@
         <w:trPr/>
         <w:tc>
           <w:tcPr>
-            <w:tcW w:w="1589" w:type="dxa"/>
+            <w:tcW w:w="1588" w:type="dxa"/>
             <w:tcBorders>
               <w:left w:val="single" w:sz="2" w:space="0" w:color="000000"/>
               <w:bottom w:val="single" w:sz="2" w:space="0" w:color="000000"/>
@@ -3787,7 +3854,7 @@
         </w:tc>
         <w:tc>
           <w:tcPr>
-            <w:tcW w:w="5221" w:type="dxa"/>
+            <w:tcW w:w="5220" w:type="dxa"/>
             <w:tcBorders>
               <w:left w:val="single" w:sz="2" w:space="0" w:color="000000"/>
               <w:bottom w:val="single" w:sz="2" w:space="0" w:color="000000"/>
@@ -3813,7 +3880,7 @@
         </w:tc>
         <w:tc>
           <w:tcPr>
-            <w:tcW w:w="2837" w:type="dxa"/>
+            <w:tcW w:w="2839" w:type="dxa"/>
             <w:tcBorders>
               <w:left w:val="single" w:sz="2" w:space="0" w:color="000000"/>
               <w:bottom w:val="single" w:sz="2" w:space="0" w:color="000000"/>
@@ -3843,7 +3910,7 @@
         <w:trPr/>
         <w:tc>
           <w:tcPr>
-            <w:tcW w:w="1589" w:type="dxa"/>
+            <w:tcW w:w="1588" w:type="dxa"/>
             <w:tcBorders>
               <w:left w:val="single" w:sz="2" w:space="0" w:color="000000"/>
               <w:bottom w:val="single" w:sz="2" w:space="0" w:color="000000"/>
@@ -3870,7 +3937,7 @@
         </w:tc>
         <w:tc>
           <w:tcPr>
-            <w:tcW w:w="5221" w:type="dxa"/>
+            <w:tcW w:w="5220" w:type="dxa"/>
             <w:tcBorders>
               <w:left w:val="single" w:sz="2" w:space="0" w:color="000000"/>
               <w:bottom w:val="single" w:sz="2" w:space="0" w:color="000000"/>
@@ -3898,7 +3965,7 @@
         </w:tc>
         <w:tc>
           <w:tcPr>
-            <w:tcW w:w="2837" w:type="dxa"/>
+            <w:tcW w:w="2839" w:type="dxa"/>
             <w:tcBorders>
               <w:left w:val="single" w:sz="2" w:space="0" w:color="000000"/>
               <w:bottom w:val="single" w:sz="2" w:space="0" w:color="000000"/>
@@ -3928,7 +3995,7 @@
         <w:trPr/>
         <w:tc>
           <w:tcPr>
-            <w:tcW w:w="1589" w:type="dxa"/>
+            <w:tcW w:w="1588" w:type="dxa"/>
             <w:tcBorders>
               <w:left w:val="single" w:sz="2" w:space="0" w:color="000000"/>
               <w:bottom w:val="single" w:sz="2" w:space="0" w:color="000000"/>
@@ -3956,7 +4023,7 @@
         </w:tc>
         <w:tc>
           <w:tcPr>
-            <w:tcW w:w="5221" w:type="dxa"/>
+            <w:tcW w:w="5220" w:type="dxa"/>
             <w:tcBorders>
               <w:left w:val="single" w:sz="2" w:space="0" w:color="000000"/>
               <w:bottom w:val="single" w:sz="2" w:space="0" w:color="000000"/>
@@ -3984,7 +4051,7 @@
         </w:tc>
         <w:tc>
           <w:tcPr>
-            <w:tcW w:w="2837" w:type="dxa"/>
+            <w:tcW w:w="2839" w:type="dxa"/>
             <w:tcBorders>
               <w:left w:val="single" w:sz="2" w:space="0" w:color="000000"/>
               <w:bottom w:val="single" w:sz="2" w:space="0" w:color="000000"/>
@@ -4014,7 +4081,7 @@
         <w:trPr/>
         <w:tc>
           <w:tcPr>
-            <w:tcW w:w="1589" w:type="dxa"/>
+            <w:tcW w:w="1588" w:type="dxa"/>
             <w:tcBorders>
               <w:left w:val="single" w:sz="2" w:space="0" w:color="000000"/>
               <w:bottom w:val="single" w:sz="2" w:space="0" w:color="000000"/>
@@ -4042,7 +4109,7 @@
         </w:tc>
         <w:tc>
           <w:tcPr>
-            <w:tcW w:w="5221" w:type="dxa"/>
+            <w:tcW w:w="5220" w:type="dxa"/>
             <w:tcBorders>
               <w:left w:val="single" w:sz="2" w:space="0" w:color="000000"/>
               <w:bottom w:val="single" w:sz="2" w:space="0" w:color="000000"/>
@@ -4070,7 +4137,7 @@
         </w:tc>
         <w:tc>
           <w:tcPr>
-            <w:tcW w:w="2837" w:type="dxa"/>
+            <w:tcW w:w="2839" w:type="dxa"/>
             <w:tcBorders>
               <w:left w:val="single" w:sz="2" w:space="0" w:color="000000"/>
               <w:bottom w:val="single" w:sz="2" w:space="0" w:color="000000"/>
@@ -4102,7 +4169,7 @@
         <w:trPr/>
         <w:tc>
           <w:tcPr>
-            <w:tcW w:w="1589" w:type="dxa"/>
+            <w:tcW w:w="1588" w:type="dxa"/>
             <w:tcBorders>
               <w:left w:val="single" w:sz="2" w:space="0" w:color="000000"/>
               <w:bottom w:val="single" w:sz="2" w:space="0" w:color="000000"/>
@@ -4128,7 +4195,7 @@
         </w:tc>
         <w:tc>
           <w:tcPr>
-            <w:tcW w:w="5221" w:type="dxa"/>
+            <w:tcW w:w="5220" w:type="dxa"/>
             <w:tcBorders>
               <w:left w:val="single" w:sz="2" w:space="0" w:color="000000"/>
               <w:bottom w:val="single" w:sz="2" w:space="0" w:color="000000"/>
@@ -4154,7 +4221,7 @@
         </w:tc>
         <w:tc>
           <w:tcPr>
-            <w:tcW w:w="2837" w:type="dxa"/>
+            <w:tcW w:w="2839" w:type="dxa"/>
             <w:tcBorders>
               <w:left w:val="single" w:sz="2" w:space="0" w:color="000000"/>
               <w:bottom w:val="single" w:sz="2" w:space="0" w:color="000000"/>
@@ -4181,27 +4248,7 @@
                 <w:szCs w:val="22"/>
                 <w:lang w:val="en-US"/>
               </w:rPr>
-              <w:t xml:space="preserve">ALT + </w:t>
-            </w:r>
-            <w:r>
-              <w:rPr>
-                <w:rFonts w:cs="Verdana" w:ascii="Verdana" w:hAnsi="Verdana"/>
-                <w:color w:val="000000"/>
-                <w:sz w:val="22"/>
-                <w:szCs w:val="22"/>
-                <w:lang w:val="en-US"/>
-              </w:rPr>
-              <w:t xml:space="preserve">S </w:t>
-            </w:r>
-            <w:r>
-              <w:rPr>
-                <w:rFonts w:cs="Verdana" w:ascii="Verdana" w:hAnsi="Verdana"/>
-                <w:color w:val="000000"/>
-                <w:sz w:val="22"/>
-                <w:szCs w:val="22"/>
-                <w:lang w:val="en-US"/>
-              </w:rPr>
-              <w:t>+ G</w:t>
+              <w:t>ALT + S + G</w:t>
             </w:r>
           </w:p>
         </w:tc>
@@ -4210,7 +4257,7 @@
         <w:trPr/>
         <w:tc>
           <w:tcPr>
-            <w:tcW w:w="1589" w:type="dxa"/>
+            <w:tcW w:w="1588" w:type="dxa"/>
             <w:tcBorders>
               <w:left w:val="single" w:sz="2" w:space="0" w:color="000000"/>
               <w:bottom w:val="single" w:sz="2" w:space="0" w:color="000000"/>
@@ -4236,7 +4283,7 @@
         </w:tc>
         <w:tc>
           <w:tcPr>
-            <w:tcW w:w="5221" w:type="dxa"/>
+            <w:tcW w:w="5220" w:type="dxa"/>
             <w:tcBorders>
               <w:left w:val="single" w:sz="2" w:space="0" w:color="000000"/>
               <w:bottom w:val="single" w:sz="2" w:space="0" w:color="000000"/>
@@ -4262,7 +4309,7 @@
         </w:tc>
         <w:tc>
           <w:tcPr>
-            <w:tcW w:w="2837" w:type="dxa"/>
+            <w:tcW w:w="2839" w:type="dxa"/>
             <w:tcBorders>
               <w:left w:val="single" w:sz="2" w:space="0" w:color="000000"/>
               <w:bottom w:val="single" w:sz="2" w:space="0" w:color="000000"/>
@@ -4289,37 +4336,7 @@
                 <w:szCs w:val="22"/>
                 <w:lang w:val="en-US"/>
               </w:rPr>
-              <w:t xml:space="preserve">ALT + </w:t>
-            </w:r>
-            <w:r>
-              <w:rPr>
-                <w:rFonts w:cs="Verdana" w:ascii="Verdana" w:hAnsi="Verdana"/>
-                <w:color w:val="000000"/>
-                <w:sz w:val="22"/>
-                <w:szCs w:val="22"/>
-                <w:lang w:val="en-US"/>
-              </w:rPr>
-              <w:t>S</w:t>
-            </w:r>
-            <w:r>
-              <w:rPr>
-                <w:rFonts w:cs="Verdana" w:ascii="Verdana" w:hAnsi="Verdana"/>
-                <w:color w:val="000000"/>
-                <w:sz w:val="22"/>
-                <w:szCs w:val="22"/>
-                <w:lang w:val="en-US"/>
-              </w:rPr>
-              <w:t xml:space="preserve"> + </w:t>
-            </w:r>
-            <w:r>
-              <w:rPr>
-                <w:rFonts w:cs="Verdana" w:ascii="Verdana" w:hAnsi="Verdana"/>
-                <w:color w:val="000000"/>
-                <w:sz w:val="22"/>
-                <w:szCs w:val="22"/>
-                <w:lang w:val="en-US"/>
-              </w:rPr>
-              <w:t>N</w:t>
+              <w:t>ALT + S + N</w:t>
             </w:r>
           </w:p>
         </w:tc>
@@ -4328,7 +4345,7 @@
         <w:trPr/>
         <w:tc>
           <w:tcPr>
-            <w:tcW w:w="1589" w:type="dxa"/>
+            <w:tcW w:w="1588" w:type="dxa"/>
             <w:tcBorders>
               <w:left w:val="single" w:sz="2" w:space="0" w:color="000000"/>
               <w:bottom w:val="single" w:sz="2" w:space="0" w:color="000000"/>
@@ -4358,7 +4375,7 @@
         </w:tc>
         <w:tc>
           <w:tcPr>
-            <w:tcW w:w="5221" w:type="dxa"/>
+            <w:tcW w:w="5220" w:type="dxa"/>
             <w:tcBorders>
               <w:left w:val="single" w:sz="2" w:space="0" w:color="000000"/>
               <w:bottom w:val="single" w:sz="2" w:space="0" w:color="000000"/>
@@ -4388,7 +4405,7 @@
         </w:tc>
         <w:tc>
           <w:tcPr>
-            <w:tcW w:w="2837" w:type="dxa"/>
+            <w:tcW w:w="2839" w:type="dxa"/>
             <w:tcBorders>
               <w:left w:val="single" w:sz="2" w:space="0" w:color="000000"/>
               <w:bottom w:val="single" w:sz="2" w:space="0" w:color="000000"/>
@@ -4416,37 +4433,7 @@
                 <w:szCs w:val="22"/>
                 <w:lang w:val="en-US"/>
               </w:rPr>
-              <w:t xml:space="preserve">ALT + </w:t>
-            </w:r>
-            <w:r>
-              <w:rPr>
-                <w:rFonts w:cs="Verdana" w:ascii="Verdana" w:hAnsi="Verdana"/>
-                <w:color w:val="000000"/>
-                <w:sz w:val="22"/>
-                <w:szCs w:val="22"/>
-                <w:lang w:val="en-US"/>
-              </w:rPr>
-              <w:t>S</w:t>
-            </w:r>
-            <w:r>
-              <w:rPr>
-                <w:rFonts w:cs="Verdana" w:ascii="Verdana" w:hAnsi="Verdana"/>
-                <w:color w:val="000000"/>
-                <w:sz w:val="22"/>
-                <w:szCs w:val="22"/>
-                <w:lang w:val="en-US"/>
-              </w:rPr>
-              <w:t xml:space="preserve"> + </w:t>
-            </w:r>
-            <w:r>
-              <w:rPr>
-                <w:rFonts w:cs="Verdana" w:ascii="Verdana" w:hAnsi="Verdana"/>
-                <w:color w:val="000000"/>
-                <w:sz w:val="22"/>
-                <w:szCs w:val="22"/>
-                <w:lang w:val="en-US"/>
-              </w:rPr>
-              <w:t>E</w:t>
+              <w:t>ALT + S + E</w:t>
             </w:r>
           </w:p>
         </w:tc>
@@ -4455,7 +4442,7 @@
         <w:trPr/>
         <w:tc>
           <w:tcPr>
-            <w:tcW w:w="1589" w:type="dxa"/>
+            <w:tcW w:w="1588" w:type="dxa"/>
             <w:tcBorders>
               <w:left w:val="single" w:sz="2" w:space="0" w:color="000000"/>
               <w:bottom w:val="single" w:sz="2" w:space="0" w:color="000000"/>
@@ -4485,7 +4472,7 @@
         </w:tc>
         <w:tc>
           <w:tcPr>
-            <w:tcW w:w="5221" w:type="dxa"/>
+            <w:tcW w:w="5220" w:type="dxa"/>
             <w:tcBorders>
               <w:left w:val="single" w:sz="2" w:space="0" w:color="000000"/>
               <w:bottom w:val="single" w:sz="2" w:space="0" w:color="000000"/>
@@ -4515,7 +4502,7 @@
         </w:tc>
         <w:tc>
           <w:tcPr>
-            <w:tcW w:w="2837" w:type="dxa"/>
+            <w:tcW w:w="2839" w:type="dxa"/>
             <w:tcBorders>
               <w:left w:val="single" w:sz="2" w:space="0" w:color="000000"/>
               <w:bottom w:val="single" w:sz="2" w:space="0" w:color="000000"/>
@@ -4543,37 +4530,7 @@
                 <w:szCs w:val="22"/>
                 <w:lang w:val="en-US"/>
               </w:rPr>
-              <w:t xml:space="preserve">ALT + </w:t>
-            </w:r>
-            <w:r>
-              <w:rPr>
-                <w:rFonts w:cs="Verdana" w:ascii="Verdana" w:hAnsi="Verdana"/>
-                <w:color w:val="000000"/>
-                <w:sz w:val="22"/>
-                <w:szCs w:val="22"/>
-                <w:lang w:val="en-US"/>
-              </w:rPr>
-              <w:t>S</w:t>
-            </w:r>
-            <w:r>
-              <w:rPr>
-                <w:rFonts w:cs="Verdana" w:ascii="Verdana" w:hAnsi="Verdana"/>
-                <w:color w:val="000000"/>
-                <w:sz w:val="22"/>
-                <w:szCs w:val="22"/>
-                <w:lang w:val="en-US"/>
-              </w:rPr>
-              <w:t xml:space="preserve"> + </w:t>
-            </w:r>
-            <w:r>
-              <w:rPr>
-                <w:rFonts w:cs="Verdana" w:ascii="Verdana" w:hAnsi="Verdana"/>
-                <w:color w:val="000000"/>
-                <w:sz w:val="22"/>
-                <w:szCs w:val="22"/>
-                <w:lang w:val="en-US"/>
-              </w:rPr>
-              <w:t>U</w:t>
+              <w:t>ALT + S + U</w:t>
             </w:r>
           </w:p>
         </w:tc>
@@ -4582,7 +4539,7 @@
         <w:trPr/>
         <w:tc>
           <w:tcPr>
-            <w:tcW w:w="1589" w:type="dxa"/>
+            <w:tcW w:w="1588" w:type="dxa"/>
             <w:tcBorders>
               <w:left w:val="single" w:sz="2" w:space="0" w:color="000000"/>
               <w:bottom w:val="single" w:sz="2" w:space="0" w:color="000000"/>
@@ -4612,7 +4569,7 @@
         </w:tc>
         <w:tc>
           <w:tcPr>
-            <w:tcW w:w="5221" w:type="dxa"/>
+            <w:tcW w:w="5220" w:type="dxa"/>
             <w:tcBorders>
               <w:left w:val="single" w:sz="2" w:space="0" w:color="000000"/>
               <w:bottom w:val="single" w:sz="2" w:space="0" w:color="000000"/>
@@ -4642,7 +4599,7 @@
         </w:tc>
         <w:tc>
           <w:tcPr>
-            <w:tcW w:w="2837" w:type="dxa"/>
+            <w:tcW w:w="2839" w:type="dxa"/>
             <w:tcBorders>
               <w:left w:val="single" w:sz="2" w:space="0" w:color="000000"/>
               <w:bottom w:val="single" w:sz="2" w:space="0" w:color="000000"/>
@@ -4670,37 +4627,7 @@
                 <w:szCs w:val="22"/>
                 <w:lang w:val="en-US"/>
               </w:rPr>
-              <w:t xml:space="preserve">ALT + </w:t>
-            </w:r>
-            <w:r>
-              <w:rPr>
-                <w:rFonts w:cs="Verdana" w:ascii="Verdana" w:hAnsi="Verdana"/>
-                <w:color w:val="000000"/>
-                <w:sz w:val="22"/>
-                <w:szCs w:val="22"/>
-                <w:lang w:val="en-US"/>
-              </w:rPr>
-              <w:t>S</w:t>
-            </w:r>
-            <w:r>
-              <w:rPr>
-                <w:rFonts w:cs="Verdana" w:ascii="Verdana" w:hAnsi="Verdana"/>
-                <w:color w:val="000000"/>
-                <w:sz w:val="22"/>
-                <w:szCs w:val="22"/>
-                <w:lang w:val="en-US"/>
-              </w:rPr>
-              <w:t xml:space="preserve"> + </w:t>
-            </w:r>
-            <w:r>
-              <w:rPr>
-                <w:rFonts w:cs="Verdana" w:ascii="Verdana" w:hAnsi="Verdana"/>
-                <w:color w:val="000000"/>
-                <w:sz w:val="22"/>
-                <w:szCs w:val="22"/>
-                <w:lang w:val="en-US"/>
-              </w:rPr>
-              <w:t>R</w:t>
+              <w:t>ALT + S + R</w:t>
             </w:r>
           </w:p>
         </w:tc>
@@ -4709,7 +4636,7 @@
         <w:trPr/>
         <w:tc>
           <w:tcPr>
-            <w:tcW w:w="1589" w:type="dxa"/>
+            <w:tcW w:w="1588" w:type="dxa"/>
             <w:tcBorders>
               <w:left w:val="single" w:sz="2" w:space="0" w:color="000000"/>
               <w:bottom w:val="single" w:sz="2" w:space="0" w:color="000000"/>
@@ -4735,7 +4662,7 @@
         </w:tc>
         <w:tc>
           <w:tcPr>
-            <w:tcW w:w="5221" w:type="dxa"/>
+            <w:tcW w:w="5220" w:type="dxa"/>
             <w:tcBorders>
               <w:left w:val="single" w:sz="2" w:space="0" w:color="000000"/>
               <w:bottom w:val="single" w:sz="2" w:space="0" w:color="000000"/>
@@ -4763,7 +4690,7 @@
         </w:tc>
         <w:tc>
           <w:tcPr>
-            <w:tcW w:w="2837" w:type="dxa"/>
+            <w:tcW w:w="2839" w:type="dxa"/>
             <w:tcBorders>
               <w:left w:val="single" w:sz="2" w:space="0" w:color="000000"/>
               <w:bottom w:val="single" w:sz="2" w:space="0" w:color="000000"/>
@@ -4797,7 +4724,7 @@
         <w:trPr/>
         <w:tc>
           <w:tcPr>
-            <w:tcW w:w="1589" w:type="dxa"/>
+            <w:tcW w:w="1588" w:type="dxa"/>
             <w:tcBorders>
               <w:left w:val="single" w:sz="2" w:space="0" w:color="000000"/>
               <w:bottom w:val="single" w:sz="2" w:space="0" w:color="000000"/>
@@ -4824,7 +4751,7 @@
         </w:tc>
         <w:tc>
           <w:tcPr>
-            <w:tcW w:w="5221" w:type="dxa"/>
+            <w:tcW w:w="5220" w:type="dxa"/>
             <w:tcBorders>
               <w:left w:val="single" w:sz="2" w:space="0" w:color="000000"/>
               <w:bottom w:val="single" w:sz="2" w:space="0" w:color="000000"/>
@@ -4852,7 +4779,7 @@
         </w:tc>
         <w:tc>
           <w:tcPr>
-            <w:tcW w:w="2837" w:type="dxa"/>
+            <w:tcW w:w="2839" w:type="dxa"/>
             <w:tcBorders>
               <w:left w:val="single" w:sz="2" w:space="0" w:color="000000"/>
               <w:bottom w:val="single" w:sz="2" w:space="0" w:color="000000"/>
@@ -4877,16 +4804,7 @@
                 <w:sz w:val="22"/>
                 <w:lang w:val="en-US"/>
               </w:rPr>
-              <w:t xml:space="preserve">ALT + T + </w:t>
-            </w:r>
-            <w:r>
-              <w:rPr>
-                <w:rFonts w:cs="Verdana" w:ascii="Verdana" w:hAnsi="Verdana"/>
-                <w:color w:val="C9211E"/>
-                <w:sz w:val="22"/>
-                <w:lang w:val="en-US"/>
-              </w:rPr>
-              <w:t>S</w:t>
+              <w:t>ALT + T + S</w:t>
             </w:r>
           </w:p>
         </w:tc>
@@ -4895,7 +4813,7 @@
         <w:trPr/>
         <w:tc>
           <w:tcPr>
-            <w:tcW w:w="1589" w:type="dxa"/>
+            <w:tcW w:w="1588" w:type="dxa"/>
             <w:tcBorders>
               <w:left w:val="single" w:sz="2" w:space="0" w:color="000000"/>
               <w:bottom w:val="single" w:sz="2" w:space="0" w:color="000000"/>
@@ -4915,7 +4833,7 @@
         </w:tc>
         <w:tc>
           <w:tcPr>
-            <w:tcW w:w="5221" w:type="dxa"/>
+            <w:tcW w:w="5220" w:type="dxa"/>
             <w:tcBorders>
               <w:left w:val="single" w:sz="2" w:space="0" w:color="000000"/>
               <w:bottom w:val="single" w:sz="2" w:space="0" w:color="000000"/>
@@ -4933,29 +4851,13 @@
                 <w:sz w:val="22"/>
                 <w:lang w:val="en-US"/>
               </w:rPr>
-              <w:t xml:space="preserve">Start </w:t>
-            </w:r>
-            <w:r>
-              <w:rPr>
-                <w:rFonts w:cs="Verdana" w:ascii="Verdana" w:hAnsi="Verdana"/>
-                <w:sz w:val="22"/>
-                <w:lang w:val="en-US"/>
-              </w:rPr>
-              <w:t>Capella</w:t>
-            </w:r>
-            <w:r>
-              <w:rPr>
-                <w:rFonts w:cs="Verdana" w:ascii="Verdana" w:hAnsi="Verdana"/>
-                <w:sz w:val="22"/>
-                <w:lang w:val="en-US"/>
-              </w:rPr>
-              <w:t xml:space="preserve"> using current MusicXml file</w:t>
-            </w:r>
-          </w:p>
-        </w:tc>
-        <w:tc>
-          <w:tcPr>
-            <w:tcW w:w="2837" w:type="dxa"/>
+              <w:t>Start Capella using current MusicXml file</w:t>
+            </w:r>
+          </w:p>
+        </w:tc>
+        <w:tc>
+          <w:tcPr>
+            <w:tcW w:w="2839" w:type="dxa"/>
             <w:tcBorders>
               <w:left w:val="single" w:sz="2" w:space="0" w:color="000000"/>
               <w:bottom w:val="single" w:sz="2" w:space="0" w:color="000000"/>
@@ -4980,16 +4882,7 @@
                 <w:sz w:val="22"/>
                 <w:lang w:val="en-US"/>
               </w:rPr>
-              <w:t xml:space="preserve">ALT + T + </w:t>
-            </w:r>
-            <w:r>
-              <w:rPr>
-                <w:rFonts w:cs="Verdana" w:ascii="Verdana" w:hAnsi="Verdana"/>
-                <w:color w:val="C9211E"/>
-                <w:sz w:val="22"/>
-                <w:lang w:val="en-US"/>
-              </w:rPr>
-              <w:t>C</w:t>
+              <w:t>ALT + T + C</w:t>
             </w:r>
           </w:p>
         </w:tc>
@@ -4998,7 +4891,7 @@
         <w:trPr/>
         <w:tc>
           <w:tcPr>
-            <w:tcW w:w="1589" w:type="dxa"/>
+            <w:tcW w:w="1588" w:type="dxa"/>
             <w:tcBorders>
               <w:left w:val="single" w:sz="2" w:space="0" w:color="000000"/>
               <w:bottom w:val="single" w:sz="2" w:space="0" w:color="000000"/>
@@ -5018,7 +4911,7 @@
         </w:tc>
         <w:tc>
           <w:tcPr>
-            <w:tcW w:w="5221" w:type="dxa"/>
+            <w:tcW w:w="5220" w:type="dxa"/>
             <w:tcBorders>
               <w:left w:val="single" w:sz="2" w:space="0" w:color="000000"/>
               <w:bottom w:val="single" w:sz="2" w:space="0" w:color="000000"/>
@@ -5036,29 +4929,13 @@
                 <w:sz w:val="22"/>
                 <w:lang w:val="en-US"/>
               </w:rPr>
-              <w:t xml:space="preserve">Start </w:t>
-            </w:r>
-            <w:r>
-              <w:rPr>
-                <w:rFonts w:cs="Verdana" w:ascii="Verdana" w:hAnsi="Verdana"/>
-                <w:sz w:val="22"/>
-                <w:lang w:val="en-US"/>
-              </w:rPr>
-              <w:t xml:space="preserve">Finale </w:t>
-            </w:r>
-            <w:r>
-              <w:rPr>
-                <w:rFonts w:cs="Verdana" w:ascii="Verdana" w:hAnsi="Verdana"/>
-                <w:sz w:val="22"/>
-                <w:lang w:val="en-US"/>
-              </w:rPr>
-              <w:t>using current MusicXml file</w:t>
-            </w:r>
-          </w:p>
-        </w:tc>
-        <w:tc>
-          <w:tcPr>
-            <w:tcW w:w="2837" w:type="dxa"/>
+              <w:t>Start Finale using current MusicXml file</w:t>
+            </w:r>
+          </w:p>
+        </w:tc>
+        <w:tc>
+          <w:tcPr>
+            <w:tcW w:w="2839" w:type="dxa"/>
             <w:tcBorders>
               <w:left w:val="single" w:sz="2" w:space="0" w:color="000000"/>
               <w:bottom w:val="single" w:sz="2" w:space="0" w:color="000000"/>
@@ -5083,16 +4960,7 @@
                 <w:sz w:val="22"/>
                 <w:lang w:val="en-US"/>
               </w:rPr>
-              <w:t xml:space="preserve">ALT + T + </w:t>
-            </w:r>
-            <w:r>
-              <w:rPr>
-                <w:rFonts w:cs="Verdana" w:ascii="Verdana" w:hAnsi="Verdana"/>
-                <w:color w:val="C9211E"/>
-                <w:sz w:val="22"/>
-                <w:lang w:val="en-US"/>
-              </w:rPr>
-              <w:t>F</w:t>
+              <w:t>ALT + T + F</w:t>
             </w:r>
           </w:p>
         </w:tc>
@@ -5101,7 +4969,7 @@
         <w:trPr/>
         <w:tc>
           <w:tcPr>
-            <w:tcW w:w="1589" w:type="dxa"/>
+            <w:tcW w:w="1588" w:type="dxa"/>
             <w:tcBorders>
               <w:left w:val="single" w:sz="2" w:space="0" w:color="000000"/>
               <w:bottom w:val="single" w:sz="2" w:space="0" w:color="000000"/>
@@ -5127,7 +4995,7 @@
         </w:tc>
         <w:tc>
           <w:tcPr>
-            <w:tcW w:w="5221" w:type="dxa"/>
+            <w:tcW w:w="5220" w:type="dxa"/>
             <w:tcBorders>
               <w:left w:val="single" w:sz="2" w:space="0" w:color="000000"/>
               <w:bottom w:val="single" w:sz="2" w:space="0" w:color="000000"/>
@@ -5150,7 +5018,7 @@
         </w:tc>
         <w:tc>
           <w:tcPr>
-            <w:tcW w:w="2837" w:type="dxa"/>
+            <w:tcW w:w="2839" w:type="dxa"/>
             <w:tcBorders>
               <w:left w:val="single" w:sz="2" w:space="0" w:color="000000"/>
               <w:bottom w:val="single" w:sz="2" w:space="0" w:color="000000"/>
@@ -5180,7 +5048,7 @@
         <w:trPr/>
         <w:tc>
           <w:tcPr>
-            <w:tcW w:w="1589" w:type="dxa"/>
+            <w:tcW w:w="1588" w:type="dxa"/>
             <w:tcBorders>
               <w:left w:val="single" w:sz="2" w:space="0" w:color="000000"/>
               <w:bottom w:val="single" w:sz="2" w:space="0" w:color="000000"/>
@@ -5206,7 +5074,7 @@
         </w:tc>
         <w:tc>
           <w:tcPr>
-            <w:tcW w:w="5221" w:type="dxa"/>
+            <w:tcW w:w="5220" w:type="dxa"/>
             <w:tcBorders>
               <w:left w:val="single" w:sz="2" w:space="0" w:color="000000"/>
               <w:bottom w:val="single" w:sz="2" w:space="0" w:color="000000"/>
@@ -5230,7 +5098,7 @@
         </w:tc>
         <w:tc>
           <w:tcPr>
-            <w:tcW w:w="2837" w:type="dxa"/>
+            <w:tcW w:w="2839" w:type="dxa"/>
             <w:tcBorders>
               <w:left w:val="single" w:sz="2" w:space="0" w:color="000000"/>
               <w:bottom w:val="single" w:sz="2" w:space="0" w:color="000000"/>
@@ -5262,7 +5130,7 @@
         <w:trPr/>
         <w:tc>
           <w:tcPr>
-            <w:tcW w:w="1589" w:type="dxa"/>
+            <w:tcW w:w="1588" w:type="dxa"/>
             <w:tcBorders>
               <w:left w:val="single" w:sz="2" w:space="0" w:color="000000"/>
               <w:bottom w:val="single" w:sz="2" w:space="0" w:color="000000"/>
@@ -5290,7 +5158,7 @@
         </w:tc>
         <w:tc>
           <w:tcPr>
-            <w:tcW w:w="5221" w:type="dxa"/>
+            <w:tcW w:w="5220" w:type="dxa"/>
             <w:tcBorders>
               <w:left w:val="single" w:sz="2" w:space="0" w:color="000000"/>
               <w:bottom w:val="single" w:sz="2" w:space="0" w:color="000000"/>
@@ -5318,7 +5186,7 @@
         </w:tc>
         <w:tc>
           <w:tcPr>
-            <w:tcW w:w="2837" w:type="dxa"/>
+            <w:tcW w:w="2839" w:type="dxa"/>
             <w:tcBorders>
               <w:left w:val="single" w:sz="2" w:space="0" w:color="000000"/>
               <w:bottom w:val="single" w:sz="2" w:space="0" w:color="000000"/>
@@ -5350,7 +5218,7 @@
         <w:trPr/>
         <w:tc>
           <w:tcPr>
-            <w:tcW w:w="1589" w:type="dxa"/>
+            <w:tcW w:w="1588" w:type="dxa"/>
             <w:tcBorders>
               <w:left w:val="single" w:sz="2" w:space="0" w:color="000000"/>
               <w:bottom w:val="single" w:sz="2" w:space="0" w:color="000000"/>
@@ -5376,7 +5244,7 @@
         </w:tc>
         <w:tc>
           <w:tcPr>
-            <w:tcW w:w="5221" w:type="dxa"/>
+            <w:tcW w:w="5220" w:type="dxa"/>
             <w:tcBorders>
               <w:left w:val="single" w:sz="2" w:space="0" w:color="000000"/>
               <w:bottom w:val="single" w:sz="2" w:space="0" w:color="000000"/>
@@ -5400,7 +5268,7 @@
         </w:tc>
         <w:tc>
           <w:tcPr>
-            <w:tcW w:w="2837" w:type="dxa"/>
+            <w:tcW w:w="2839" w:type="dxa"/>
             <w:tcBorders>
               <w:left w:val="single" w:sz="2" w:space="0" w:color="000000"/>
               <w:bottom w:val="single" w:sz="2" w:space="0" w:color="000000"/>
@@ -5432,7 +5300,7 @@
         <w:trPr/>
         <w:tc>
           <w:tcPr>
-            <w:tcW w:w="1589" w:type="dxa"/>
+            <w:tcW w:w="1588" w:type="dxa"/>
             <w:tcBorders>
               <w:left w:val="single" w:sz="2" w:space="0" w:color="000000"/>
               <w:bottom w:val="single" w:sz="2" w:space="0" w:color="000000"/>
@@ -5458,7 +5326,7 @@
         </w:tc>
         <w:tc>
           <w:tcPr>
-            <w:tcW w:w="5221" w:type="dxa"/>
+            <w:tcW w:w="5220" w:type="dxa"/>
             <w:tcBorders>
               <w:left w:val="single" w:sz="2" w:space="0" w:color="000000"/>
               <w:bottom w:val="single" w:sz="2" w:space="0" w:color="000000"/>
@@ -5476,21 +5344,13 @@
                 <w:sz w:val="22"/>
                 <w:lang w:val="en-US"/>
               </w:rPr>
-              <w:t xml:space="preserve">Open current MusicXml file as raw XML </w:t>
-            </w:r>
-            <w:r>
-              <w:rPr>
-                <w:rFonts w:cs="Verdana" w:ascii="Verdana" w:hAnsi="Verdana"/>
-                <w:sz w:val="22"/>
-                <w:lang w:val="en-US"/>
-              </w:rPr>
-              <w:t>using Google Chrome</w:t>
-            </w:r>
-          </w:p>
-        </w:tc>
-        <w:tc>
-          <w:tcPr>
-            <w:tcW w:w="2837" w:type="dxa"/>
+              <w:t>Open current MusicXml file as raw XML using Google Chrome</w:t>
+            </w:r>
+          </w:p>
+        </w:tc>
+        <w:tc>
+          <w:tcPr>
+            <w:tcW w:w="2839" w:type="dxa"/>
             <w:tcBorders>
               <w:left w:val="single" w:sz="2" w:space="0" w:color="000000"/>
               <w:bottom w:val="single" w:sz="2" w:space="0" w:color="000000"/>
@@ -5522,7 +5382,7 @@
         <w:trPr/>
         <w:tc>
           <w:tcPr>
-            <w:tcW w:w="1589" w:type="dxa"/>
+            <w:tcW w:w="1588" w:type="dxa"/>
             <w:tcBorders>
               <w:left w:val="single" w:sz="2" w:space="0" w:color="000000"/>
               <w:bottom w:val="single" w:sz="2" w:space="0" w:color="000000"/>
@@ -5548,7 +5408,7 @@
         </w:tc>
         <w:tc>
           <w:tcPr>
-            <w:tcW w:w="5221" w:type="dxa"/>
+            <w:tcW w:w="5220" w:type="dxa"/>
             <w:tcBorders>
               <w:left w:val="single" w:sz="2" w:space="0" w:color="000000"/>
               <w:bottom w:val="single" w:sz="2" w:space="0" w:color="000000"/>
@@ -5572,7 +5432,7 @@
         </w:tc>
         <w:tc>
           <w:tcPr>
-            <w:tcW w:w="2837" w:type="dxa"/>
+            <w:tcW w:w="2839" w:type="dxa"/>
             <w:tcBorders>
               <w:left w:val="single" w:sz="2" w:space="0" w:color="000000"/>
               <w:bottom w:val="single" w:sz="2" w:space="0" w:color="000000"/>
@@ -5604,7 +5464,7 @@
         <w:trPr/>
         <w:tc>
           <w:tcPr>
-            <w:tcW w:w="1589" w:type="dxa"/>
+            <w:tcW w:w="1588" w:type="dxa"/>
             <w:tcBorders>
               <w:left w:val="single" w:sz="2" w:space="0" w:color="000000"/>
               <w:bottom w:val="single" w:sz="2" w:space="0" w:color="000000"/>
@@ -5630,7 +5490,7 @@
         </w:tc>
         <w:tc>
           <w:tcPr>
-            <w:tcW w:w="5221" w:type="dxa"/>
+            <w:tcW w:w="5220" w:type="dxa"/>
             <w:tcBorders>
               <w:left w:val="single" w:sz="2" w:space="0" w:color="000000"/>
               <w:bottom w:val="single" w:sz="2" w:space="0" w:color="000000"/>
@@ -5658,7 +5518,7 @@
         </w:tc>
         <w:tc>
           <w:tcPr>
-            <w:tcW w:w="2837" w:type="dxa"/>
+            <w:tcW w:w="2839" w:type="dxa"/>
             <w:tcBorders>
               <w:left w:val="single" w:sz="2" w:space="0" w:color="000000"/>
               <w:bottom w:val="single" w:sz="2" w:space="0" w:color="000000"/>
@@ -5690,7 +5550,7 @@
         <w:trPr/>
         <w:tc>
           <w:tcPr>
-            <w:tcW w:w="1589" w:type="dxa"/>
+            <w:tcW w:w="1588" w:type="dxa"/>
             <w:tcBorders>
               <w:left w:val="single" w:sz="2" w:space="0" w:color="000000"/>
               <w:bottom w:val="single" w:sz="2" w:space="0" w:color="000000"/>
@@ -5716,7 +5576,7 @@
         </w:tc>
         <w:tc>
           <w:tcPr>
-            <w:tcW w:w="5221" w:type="dxa"/>
+            <w:tcW w:w="5220" w:type="dxa"/>
             <w:tcBorders>
               <w:left w:val="single" w:sz="2" w:space="0" w:color="000000"/>
               <w:bottom w:val="single" w:sz="2" w:space="0" w:color="000000"/>
@@ -5820,7 +5680,7 @@
         </w:tc>
         <w:tc>
           <w:tcPr>
-            <w:tcW w:w="2837" w:type="dxa"/>
+            <w:tcW w:w="2839" w:type="dxa"/>
             <w:tcBorders>
               <w:left w:val="single" w:sz="2" w:space="0" w:color="000000"/>
               <w:bottom w:val="single" w:sz="2" w:space="0" w:color="000000"/>
@@ -5852,7 +5712,7 @@
         <w:trPr/>
         <w:tc>
           <w:tcPr>
-            <w:tcW w:w="1589" w:type="dxa"/>
+            <w:tcW w:w="1588" w:type="dxa"/>
             <w:tcBorders>
               <w:left w:val="single" w:sz="2" w:space="0" w:color="000000"/>
               <w:bottom w:val="single" w:sz="2" w:space="0" w:color="000000"/>
@@ -5878,7 +5738,7 @@
         </w:tc>
         <w:tc>
           <w:tcPr>
-            <w:tcW w:w="5221" w:type="dxa"/>
+            <w:tcW w:w="5220" w:type="dxa"/>
             <w:tcBorders>
               <w:left w:val="single" w:sz="2" w:space="0" w:color="000000"/>
               <w:bottom w:val="single" w:sz="2" w:space="0" w:color="000000"/>
@@ -5952,7 +5812,7 @@
         </w:tc>
         <w:tc>
           <w:tcPr>
-            <w:tcW w:w="2837" w:type="dxa"/>
+            <w:tcW w:w="2839" w:type="dxa"/>
             <w:tcBorders>
               <w:left w:val="single" w:sz="2" w:space="0" w:color="000000"/>
               <w:bottom w:val="single" w:sz="2" w:space="0" w:color="000000"/>
@@ -5981,6 +5841,179 @@
         </w:tc>
       </w:tr>
     </w:tbl>
+    <w:p>
+      <w:pPr>
+        <w:pStyle w:val="Overskrift3"/>
+        <w:numPr>
+          <w:ilvl w:val="2"/>
+          <w:numId w:val="3"/>
+        </w:numPr>
+        <w:rPr>
+          <w:rFonts w:ascii="Verdana" w:hAnsi="Verdana" w:cs="Verdana"/>
+          <w:sz w:val="22"/>
+          <w:szCs w:val="22"/>
+        </w:rPr>
+      </w:pPr>
+      <w:bookmarkStart w:id="3" w:name="__RefHeading___Toc531086860"/>
+      <w:bookmarkEnd w:id="3"/>
+      <w:r>
+        <w:rPr>
+          <w:rFonts w:cs="Verdana" w:ascii="Verdana" w:hAnsi="Verdana"/>
+          <w:sz w:val="22"/>
+          <w:szCs w:val="22"/>
+        </w:rPr>
+        <w:t>Some of the menu functions are self-explanatory, others need a comment:</w:t>
+      </w:r>
+    </w:p>
+    <w:p>
+      <w:pPr>
+        <w:pStyle w:val="Overskrift3"/>
+        <w:numPr>
+          <w:ilvl w:val="2"/>
+          <w:numId w:val="3"/>
+        </w:numPr>
+        <w:rPr/>
+      </w:pPr>
+      <w:bookmarkStart w:id="4" w:name="__RefHeading___Toc531086861"/>
+      <w:bookmarkEnd w:id="4"/>
+      <w:r>
+        <w:rPr/>
+        <w:t>File</w:t>
+      </w:r>
+    </w:p>
+    <w:p>
+      <w:pPr>
+        <w:pStyle w:val="Normal"/>
+        <w:rPr/>
+      </w:pPr>
+      <w:r>
+        <w:rPr>
+          <w:rFonts w:cs="Verdana" w:ascii="Verdana" w:hAnsi="Verdana"/>
+        </w:rPr>
+        <w:t>Here you can select and open the MusicXml file that you want to work with.</w:t>
+      </w:r>
+    </w:p>
+    <w:p>
+      <w:pPr>
+        <w:pStyle w:val="Normal"/>
+        <w:rPr>
+          <w:rFonts w:ascii="Verdana" w:hAnsi="Verdana" w:cs="Verdana"/>
+        </w:rPr>
+      </w:pPr>
+      <w:r>
+        <w:rPr>
+          <w:rFonts w:cs="Verdana" w:ascii="Verdana" w:hAnsi="Verdana"/>
+        </w:rPr>
+        <w:t>In addition, there are various options for importing MusicXml files downloaded from the Internet to IBOS MusicXml Reader.</w:t>
+      </w:r>
+    </w:p>
+    <w:p>
+      <w:pPr>
+        <w:pStyle w:val="Normal"/>
+        <w:rPr/>
+      </w:pPr>
+      <w:r>
+        <w:rPr>
+          <w:rFonts w:cs="Verdana" w:ascii="Verdana" w:hAnsi="Verdana"/>
+        </w:rPr>
+        <w:t>Furthermore, it is possible to export the current score to a Braille Music file, which can later be transferred to a notetaker device or a Braille Music embosser.</w:t>
+      </w:r>
+    </w:p>
+    <w:p>
+      <w:pPr>
+        <w:pStyle w:val="Normal"/>
+        <w:rPr>
+          <w:rFonts w:ascii="Verdana" w:hAnsi="Verdana" w:cs="Verdana"/>
+        </w:rPr>
+      </w:pPr>
+      <w:r>
+        <w:rPr>
+          <w:rFonts w:cs="Verdana" w:ascii="Verdana" w:hAnsi="Verdana"/>
+        </w:rPr>
+        <w:t>This is explained in detail in the chapter “Export as Braille Music”.</w:t>
+      </w:r>
+    </w:p>
+    <w:p>
+      <w:pPr>
+        <w:pStyle w:val="Overskrift3"/>
+        <w:numPr>
+          <w:ilvl w:val="2"/>
+          <w:numId w:val="3"/>
+        </w:numPr>
+        <w:rPr/>
+      </w:pPr>
+      <w:bookmarkStart w:id="5" w:name="__RefHeading___Toc531086862"/>
+      <w:bookmarkEnd w:id="5"/>
+      <w:r>
+        <w:rPr/>
+        <w:t>Edit</w:t>
+      </w:r>
+    </w:p>
+    <w:p>
+      <w:pPr>
+        <w:pStyle w:val="Normal"/>
+        <w:rPr/>
+      </w:pPr>
+      <w:r>
+        <w:rPr>
+          <w:rFonts w:cs="Verdana" w:ascii="Verdana" w:hAnsi="Verdana"/>
+        </w:rPr>
+        <w:t>Most items under "Edit" start editing the node filter and hence what appears in the Note List. However, the different sub-items start editing different places in the node filter. See the section on the Note Filter!</w:t>
+      </w:r>
+    </w:p>
+    <w:p>
+      <w:pPr>
+        <w:pStyle w:val="Normal"/>
+        <w:rPr/>
+      </w:pPr>
+      <w:r>
+        <w:rPr>
+          <w:rFonts w:cs="Verdana" w:ascii="Verdana" w:hAnsi="Verdana"/>
+        </w:rPr>
+        <w:t>In addition, there are options for changing playback tempo, repeating a range of measures and displaying a certain measure.</w:t>
+      </w:r>
+    </w:p>
+    <w:p>
+      <w:pPr>
+        <w:pStyle w:val="Overskrift3"/>
+        <w:numPr>
+          <w:ilvl w:val="2"/>
+          <w:numId w:val="3"/>
+        </w:numPr>
+        <w:rPr/>
+      </w:pPr>
+      <w:bookmarkStart w:id="6" w:name="__RefHeading___Toc531086863"/>
+      <w:bookmarkEnd w:id="6"/>
+      <w:r>
+        <w:rPr/>
+        <w:t>View</w:t>
+      </w:r>
+    </w:p>
+    <w:p>
+      <w:pPr>
+        <w:pStyle w:val="Normal"/>
+        <w:rPr/>
+      </w:pPr>
+      <w:r>
+        <w:rPr>
+          <w:rFonts w:cs="Verdana" w:ascii="Verdana" w:hAnsi="Verdana"/>
+        </w:rPr>
+        <w:t>Allows you to display different details that are not linked to a single point of time in the music, such as the music instruments used in the score.</w:t>
+      </w:r>
+    </w:p>
+    <w:p>
+      <w:pPr>
+        <w:pStyle w:val="Normal"/>
+        <w:rPr>
+          <w:rFonts w:ascii="Verdana" w:hAnsi="Verdana" w:cs="Verdana"/>
+        </w:rPr>
+      </w:pPr>
+      <w:r>
+        <w:rPr>
+          <w:rFonts w:cs="Verdana" w:ascii="Verdana" w:hAnsi="Verdana"/>
+        </w:rPr>
+      </w:r>
+    </w:p>
     <w:p>
       <w:pPr>
         <w:pStyle w:val="Overskrift3"/>
@@ -5989,178 +6022,13 @@
           <w:numId w:val="2"/>
         </w:numPr>
         <w:rPr>
-          <w:rFonts w:ascii="Verdana" w:hAnsi="Verdana" w:cs="Verdana"/>
-          <w:sz w:val="22"/>
-          <w:szCs w:val="22"/>
-        </w:rPr>
-      </w:pPr>
-      <w:bookmarkStart w:id="3" w:name="__RefHeading___Toc531086860"/>
-      <w:bookmarkEnd w:id="3"/>
-      <w:r>
-        <w:rPr>
-          <w:rFonts w:cs="Verdana" w:ascii="Verdana" w:hAnsi="Verdana"/>
-          <w:sz w:val="22"/>
-          <w:szCs w:val="22"/>
-        </w:rPr>
-        <w:t>Some of the menu functions are self-explanatory, others need a comment:</w:t>
-      </w:r>
-    </w:p>
-    <w:p>
-      <w:pPr>
-        <w:pStyle w:val="Overskrift3"/>
-        <w:numPr>
-          <w:ilvl w:val="2"/>
-          <w:numId w:val="2"/>
-        </w:numPr>
-        <w:rPr/>
-      </w:pPr>
-      <w:bookmarkStart w:id="4" w:name="__RefHeading___Toc531086861"/>
-      <w:bookmarkEnd w:id="4"/>
-      <w:r>
-        <w:rPr/>
-        <w:t>File</w:t>
-      </w:r>
-    </w:p>
-    <w:p>
-      <w:pPr>
-        <w:pStyle w:val="Normal"/>
-        <w:rPr/>
-      </w:pPr>
-      <w:r>
-        <w:rPr>
-          <w:rFonts w:cs="Verdana" w:ascii="Verdana" w:hAnsi="Verdana"/>
-        </w:rPr>
-        <w:t>Here you can select and open the MusicXml file that you want to work with.</w:t>
-      </w:r>
-    </w:p>
-    <w:p>
-      <w:pPr>
-        <w:pStyle w:val="Normal"/>
-        <w:rPr>
-          <w:rFonts w:ascii="Verdana" w:hAnsi="Verdana" w:cs="Verdana"/>
-        </w:rPr>
-      </w:pPr>
-      <w:r>
-        <w:rPr>
-          <w:rFonts w:cs="Verdana" w:ascii="Verdana" w:hAnsi="Verdana"/>
-        </w:rPr>
-        <w:t>In addition, there are various options for importing MusicXml files downloaded from the Internet to IBOS MusicXml Reader.</w:t>
-      </w:r>
-    </w:p>
-    <w:p>
-      <w:pPr>
-        <w:pStyle w:val="Normal"/>
-        <w:rPr/>
-      </w:pPr>
-      <w:r>
-        <w:rPr>
-          <w:rFonts w:cs="Verdana" w:ascii="Verdana" w:hAnsi="Verdana"/>
-        </w:rPr>
-        <w:t>Furthermore, it is possible to export the current score to a Braille Music file, which can later be transferred to a notetaker device or a Braille Music embosser.</w:t>
-      </w:r>
-    </w:p>
-    <w:p>
-      <w:pPr>
-        <w:pStyle w:val="Normal"/>
-        <w:rPr>
-          <w:rFonts w:ascii="Verdana" w:hAnsi="Verdana" w:cs="Verdana"/>
-        </w:rPr>
-      </w:pPr>
-      <w:r>
-        <w:rPr>
-          <w:rFonts w:cs="Verdana" w:ascii="Verdana" w:hAnsi="Verdana"/>
-        </w:rPr>
-        <w:t>This is explained in detail in the chapter “Export as Braille Music”.</w:t>
-      </w:r>
-    </w:p>
-    <w:p>
-      <w:pPr>
-        <w:pStyle w:val="Overskrift3"/>
-        <w:numPr>
-          <w:ilvl w:val="2"/>
-          <w:numId w:val="2"/>
-        </w:numPr>
-        <w:rPr/>
-      </w:pPr>
-      <w:bookmarkStart w:id="5" w:name="__RefHeading___Toc531086862"/>
-      <w:bookmarkEnd w:id="5"/>
-      <w:r>
-        <w:rPr/>
-        <w:t>Edit</w:t>
-      </w:r>
-    </w:p>
-    <w:p>
-      <w:pPr>
-        <w:pStyle w:val="Normal"/>
-        <w:rPr/>
-      </w:pPr>
-      <w:r>
-        <w:rPr>
-          <w:rFonts w:cs="Verdana" w:ascii="Verdana" w:hAnsi="Verdana"/>
-        </w:rPr>
-        <w:t>Most items under "Edit" start editing the node filter and hence what appears in the Note List. However, the different sub-items start editing different places in the node filter. See the section on the Note Filter!</w:t>
-      </w:r>
-    </w:p>
-    <w:p>
-      <w:pPr>
-        <w:pStyle w:val="Normal"/>
-        <w:rPr/>
-      </w:pPr>
-      <w:r>
-        <w:rPr>
-          <w:rFonts w:cs="Verdana" w:ascii="Verdana" w:hAnsi="Verdana"/>
-        </w:rPr>
-        <w:t>In addition, there are options for changing playback tempo, repeating a range of measures and displaying a certain measure.</w:t>
-      </w:r>
-    </w:p>
-    <w:p>
-      <w:pPr>
-        <w:pStyle w:val="Overskrift3"/>
-        <w:numPr>
-          <w:ilvl w:val="2"/>
-          <w:numId w:val="2"/>
-        </w:numPr>
-        <w:rPr/>
-      </w:pPr>
-      <w:bookmarkStart w:id="6" w:name="__RefHeading___Toc531086863"/>
-      <w:bookmarkEnd w:id="6"/>
-      <w:r>
-        <w:rPr/>
-        <w:t>View</w:t>
-      </w:r>
-    </w:p>
-    <w:p>
-      <w:pPr>
-        <w:pStyle w:val="Normal"/>
-        <w:rPr/>
-      </w:pPr>
-      <w:r>
-        <w:rPr>
-          <w:rFonts w:cs="Verdana" w:ascii="Verdana" w:hAnsi="Verdana"/>
-        </w:rPr>
-        <w:t>Allows you to display different details that are not linked to a single point of time in the music, such as the music instruments used in the score.</w:t>
-      </w:r>
-    </w:p>
-    <w:p>
-      <w:pPr>
-        <w:pStyle w:val="Normal"/>
-        <w:rPr>
-          <w:rFonts w:ascii="Verdana" w:hAnsi="Verdana" w:cs="Verdana"/>
-        </w:rPr>
-      </w:pPr>
-      <w:r>
-        <w:rPr/>
-      </w:r>
-    </w:p>
-    <w:p>
-      <w:pPr>
-        <w:pStyle w:val="Overskrift3"/>
-        <w:rPr>
           <w:rFonts w:ascii="Verdana" w:hAnsi="Verdana"/>
           <w:sz w:val="28"/>
           <w:szCs w:val="28"/>
         </w:rPr>
       </w:pPr>
+      <w:bookmarkStart w:id="7" w:name="__RefHeading___Toc5149_3482840894"/>
+      <w:bookmarkEnd w:id="7"/>
       <w:r>
         <w:rPr>
           <w:rFonts w:ascii="Verdana" w:hAnsi="Verdana"/>
@@ -6178,7 +6046,9 @@
         </w:rPr>
       </w:pPr>
       <w:r>
-        <w:rPr/>
+        <w:rPr>
+          <w:rFonts w:cs="Verdana" w:ascii="Verdana" w:hAnsi="Verdana"/>
+        </w:rPr>
       </w:r>
     </w:p>
     <w:p>
@@ -6256,14 +6126,14 @@
         </w:tblCellMar>
       </w:tblPr>
       <w:tblGrid>
-        <w:gridCol w:w="2265"/>
+        <w:gridCol w:w="2264"/>
         <w:gridCol w:w="6761"/>
       </w:tblGrid>
       <w:tr>
         <w:trPr/>
         <w:tc>
           <w:tcPr>
-            <w:tcW w:w="2265" w:type="dxa"/>
+            <w:tcW w:w="2264" w:type="dxa"/>
             <w:tcBorders>
               <w:top w:val="single" w:sz="4" w:space="0" w:color="000000"/>
               <w:left w:val="single" w:sz="4" w:space="0" w:color="000000"/>
@@ -6282,13 +6152,7 @@
               <w:rPr>
                 <w:color w:val="000000"/>
               </w:rPr>
-              <w:t>Na</w:t>
-            </w:r>
-            <w:r>
-              <w:rPr>
-                <w:color w:val="000000"/>
-              </w:rPr>
-              <w:t>me</w:t>
+              <w:t>Name</w:t>
             </w:r>
           </w:p>
         </w:tc>
@@ -6323,7 +6187,7 @@
         <w:trPr/>
         <w:tc>
           <w:tcPr>
-            <w:tcW w:w="2265" w:type="dxa"/>
+            <w:tcW w:w="2264" w:type="dxa"/>
             <w:tcBorders>
               <w:left w:val="single" w:sz="4" w:space="0" w:color="000000"/>
               <w:bottom w:val="single" w:sz="4" w:space="0" w:color="000000"/>
@@ -6341,19 +6205,7 @@
               <w:rPr>
                 <w:color w:val="000000"/>
               </w:rPr>
-              <w:t>Recent</w:t>
-            </w:r>
-            <w:r>
-              <w:rPr>
-                <w:color w:val="000000"/>
-              </w:rPr>
-              <w:t xml:space="preserve"> MusicXml fil</w:t>
-            </w:r>
-            <w:r>
-              <w:rPr>
-                <w:color w:val="000000"/>
-              </w:rPr>
-              <w:t>e</w:t>
+              <w:t>Recent MusicXml file</w:t>
             </w:r>
           </w:p>
         </w:tc>
@@ -6387,7 +6239,7 @@
         <w:trPr/>
         <w:tc>
           <w:tcPr>
-            <w:tcW w:w="2265" w:type="dxa"/>
+            <w:tcW w:w="2264" w:type="dxa"/>
             <w:tcBorders>
               <w:left w:val="single" w:sz="4" w:space="0" w:color="000000"/>
               <w:bottom w:val="single" w:sz="4" w:space="0" w:color="000000"/>
@@ -6405,19 +6257,7 @@
               <w:rPr>
                 <w:color w:val="000000"/>
               </w:rPr>
-              <w:t>Recent</w:t>
-            </w:r>
-            <w:r>
-              <w:rPr>
-                <w:color w:val="000000"/>
-              </w:rPr>
-              <w:t xml:space="preserve"> MusicXml </w:t>
-            </w:r>
-            <w:r>
-              <w:rPr>
-                <w:color w:val="000000"/>
-              </w:rPr>
-              <w:t>path</w:t>
+              <w:t>Recent MusicXml path</w:t>
             </w:r>
           </w:p>
         </w:tc>
@@ -6451,7 +6291,7 @@
         <w:trPr/>
         <w:tc>
           <w:tcPr>
-            <w:tcW w:w="2265" w:type="dxa"/>
+            <w:tcW w:w="2264" w:type="dxa"/>
             <w:tcBorders>
               <w:left w:val="single" w:sz="4" w:space="0" w:color="000000"/>
               <w:bottom w:val="single" w:sz="4" w:space="0" w:color="000000"/>
@@ -6503,7 +6343,7 @@
         <w:trPr/>
         <w:tc>
           <w:tcPr>
-            <w:tcW w:w="2265" w:type="dxa"/>
+            <w:tcW w:w="2264" w:type="dxa"/>
             <w:tcBorders>
               <w:left w:val="single" w:sz="4" w:space="0" w:color="000000"/>
               <w:bottom w:val="single" w:sz="4" w:space="0" w:color="000000"/>
@@ -6521,13 +6361,7 @@
               <w:rPr>
                 <w:color w:val="000000"/>
               </w:rPr>
-              <w:t xml:space="preserve">MuseScore </w:t>
-            </w:r>
-            <w:r>
-              <w:rPr>
-                <w:color w:val="000000"/>
-              </w:rPr>
-              <w:t>path</w:t>
+              <w:t>MuseScore path</w:t>
             </w:r>
           </w:p>
         </w:tc>
@@ -6552,67 +6386,7 @@
               <w:rPr>
                 <w:color w:val="000000"/>
               </w:rPr>
-              <w:t>P</w:t>
-            </w:r>
-            <w:r>
-              <w:rPr>
-                <w:color w:val="000000"/>
-              </w:rPr>
-              <w:t>ath to</w:t>
-            </w:r>
-            <w:r>
-              <w:rPr>
-                <w:color w:val="000000"/>
-              </w:rPr>
-              <w:t xml:space="preserve"> .exe file for </w:t>
-            </w:r>
-            <w:r>
-              <w:rPr>
-                <w:color w:val="000000"/>
-              </w:rPr>
-              <w:t>the</w:t>
-            </w:r>
-            <w:r>
-              <w:rPr>
-                <w:color w:val="000000"/>
-              </w:rPr>
-              <w:t xml:space="preserve"> installe</w:t>
-            </w:r>
-            <w:r>
-              <w:rPr>
-                <w:color w:val="000000"/>
-              </w:rPr>
-              <w:t>d</w:t>
-            </w:r>
-            <w:r>
-              <w:rPr>
-                <w:color w:val="000000"/>
-              </w:rPr>
-              <w:t xml:space="preserve"> version </w:t>
-            </w:r>
-            <w:r>
-              <w:rPr>
-                <w:color w:val="000000"/>
-              </w:rPr>
-              <w:t>o</w:t>
-            </w:r>
-            <w:r>
-              <w:rPr>
-                <w:color w:val="000000"/>
-              </w:rPr>
-              <w:t>f Muse</w:t>
-            </w:r>
-            <w:r>
-              <w:rPr>
-                <w:color w:val="000000"/>
-              </w:rPr>
-              <w:t>S</w:t>
-            </w:r>
-            <w:r>
-              <w:rPr>
-                <w:color w:val="000000"/>
-              </w:rPr>
-              <w:t xml:space="preserve">core </w:t>
+              <w:t xml:space="preserve">Path to .exe file for the installed version of MuseScore </w:t>
             </w:r>
           </w:p>
         </w:tc>
@@ -6621,7 +6395,7 @@
         <w:trPr/>
         <w:tc>
           <w:tcPr>
-            <w:tcW w:w="2265" w:type="dxa"/>
+            <w:tcW w:w="2264" w:type="dxa"/>
             <w:tcBorders>
               <w:left w:val="single" w:sz="4" w:space="0" w:color="000000"/>
               <w:bottom w:val="single" w:sz="4" w:space="0" w:color="000000"/>
@@ -6639,13 +6413,7 @@
               <w:rPr>
                 <w:color w:val="000000"/>
               </w:rPr>
-              <w:t xml:space="preserve">Sibelius </w:t>
-            </w:r>
-            <w:r>
-              <w:rPr>
-                <w:color w:val="000000"/>
-              </w:rPr>
-              <w:t>path</w:t>
+              <w:t>Sibelius path</w:t>
             </w:r>
           </w:p>
         </w:tc>
@@ -6670,55 +6438,7 @@
               <w:rPr>
                 <w:color w:val="000000"/>
               </w:rPr>
-              <w:t>P</w:t>
-            </w:r>
-            <w:r>
-              <w:rPr>
-                <w:color w:val="000000"/>
-              </w:rPr>
-              <w:t>ath to</w:t>
-            </w:r>
-            <w:r>
-              <w:rPr>
-                <w:color w:val="000000"/>
-              </w:rPr>
-              <w:t xml:space="preserve"> .exe file for </w:t>
-            </w:r>
-            <w:r>
-              <w:rPr>
-                <w:color w:val="000000"/>
-              </w:rPr>
-              <w:t>the</w:t>
-            </w:r>
-            <w:r>
-              <w:rPr>
-                <w:color w:val="000000"/>
-              </w:rPr>
-              <w:t xml:space="preserve"> installe</w:t>
-            </w:r>
-            <w:r>
-              <w:rPr>
-                <w:color w:val="000000"/>
-              </w:rPr>
-              <w:t>d</w:t>
-            </w:r>
-            <w:r>
-              <w:rPr>
-                <w:color w:val="000000"/>
-              </w:rPr>
-              <w:t xml:space="preserve"> version </w:t>
-            </w:r>
-            <w:r>
-              <w:rPr>
-                <w:color w:val="000000"/>
-              </w:rPr>
-              <w:t>o</w:t>
-            </w:r>
-            <w:r>
-              <w:rPr>
-                <w:color w:val="000000"/>
-              </w:rPr>
-              <w:t xml:space="preserve">f Sibelius </w:t>
+              <w:t xml:space="preserve">Path to .exe file for the installed version of Sibelius </w:t>
             </w:r>
           </w:p>
         </w:tc>
@@ -6727,7 +6447,7 @@
         <w:trPr/>
         <w:tc>
           <w:tcPr>
-            <w:tcW w:w="2265" w:type="dxa"/>
+            <w:tcW w:w="2264" w:type="dxa"/>
             <w:tcBorders>
               <w:left w:val="single" w:sz="4" w:space="0" w:color="000000"/>
               <w:bottom w:val="single" w:sz="4" w:space="0" w:color="000000"/>
@@ -6745,13 +6465,7 @@
               <w:rPr>
                 <w:color w:val="000000"/>
               </w:rPr>
-              <w:t xml:space="preserve">Capella </w:t>
-            </w:r>
-            <w:r>
-              <w:rPr>
-                <w:color w:val="000000"/>
-              </w:rPr>
-              <w:t>path</w:t>
+              <w:t>Capella path</w:t>
             </w:r>
           </w:p>
         </w:tc>
@@ -6776,55 +6490,7 @@
               <w:rPr>
                 <w:color w:val="000000"/>
               </w:rPr>
-              <w:t>P</w:t>
-            </w:r>
-            <w:r>
-              <w:rPr>
-                <w:color w:val="000000"/>
-              </w:rPr>
-              <w:t>ath to</w:t>
-            </w:r>
-            <w:r>
-              <w:rPr>
-                <w:color w:val="000000"/>
-              </w:rPr>
-              <w:t xml:space="preserve"> .exe file for </w:t>
-            </w:r>
-            <w:r>
-              <w:rPr>
-                <w:color w:val="000000"/>
-              </w:rPr>
-              <w:t>the</w:t>
-            </w:r>
-            <w:r>
-              <w:rPr>
-                <w:color w:val="000000"/>
-              </w:rPr>
-              <w:t xml:space="preserve"> installe</w:t>
-            </w:r>
-            <w:r>
-              <w:rPr>
-                <w:color w:val="000000"/>
-              </w:rPr>
-              <w:t>d</w:t>
-            </w:r>
-            <w:r>
-              <w:rPr>
-                <w:color w:val="000000"/>
-              </w:rPr>
-              <w:t xml:space="preserve"> version </w:t>
-            </w:r>
-            <w:r>
-              <w:rPr>
-                <w:color w:val="000000"/>
-              </w:rPr>
-              <w:t>o</w:t>
-            </w:r>
-            <w:r>
-              <w:rPr>
-                <w:color w:val="000000"/>
-              </w:rPr>
-              <w:t xml:space="preserve">f Capella </w:t>
+              <w:t xml:space="preserve">Path to .exe file for the installed version of Capella </w:t>
             </w:r>
           </w:p>
         </w:tc>
@@ -6833,7 +6499,7 @@
         <w:trPr/>
         <w:tc>
           <w:tcPr>
-            <w:tcW w:w="2265" w:type="dxa"/>
+            <w:tcW w:w="2264" w:type="dxa"/>
             <w:tcBorders>
               <w:left w:val="single" w:sz="4" w:space="0" w:color="000000"/>
               <w:bottom w:val="single" w:sz="4" w:space="0" w:color="000000"/>
@@ -6876,67 +6542,7 @@
               <w:rPr>
                 <w:color w:val="000000"/>
               </w:rPr>
-              <w:t>P</w:t>
-            </w:r>
-            <w:r>
-              <w:rPr>
-                <w:color w:val="000000"/>
-              </w:rPr>
-              <w:t>ath to</w:t>
-            </w:r>
-            <w:r>
-              <w:rPr>
-                <w:color w:val="000000"/>
-              </w:rPr>
-              <w:t xml:space="preserve"> .exe file for </w:t>
-            </w:r>
-            <w:r>
-              <w:rPr>
-                <w:color w:val="000000"/>
-              </w:rPr>
-              <w:t>the</w:t>
-            </w:r>
-            <w:r>
-              <w:rPr>
-                <w:color w:val="000000"/>
-              </w:rPr>
-              <w:t xml:space="preserve"> installe</w:t>
-            </w:r>
-            <w:r>
-              <w:rPr>
-                <w:color w:val="000000"/>
-              </w:rPr>
-              <w:t>d</w:t>
-            </w:r>
-            <w:r>
-              <w:rPr>
-                <w:color w:val="000000"/>
-              </w:rPr>
-              <w:t xml:space="preserve"> version </w:t>
-            </w:r>
-            <w:r>
-              <w:rPr>
-                <w:color w:val="000000"/>
-              </w:rPr>
-              <w:t>o</w:t>
-            </w:r>
-            <w:r>
-              <w:rPr>
-                <w:color w:val="000000"/>
-              </w:rPr>
-              <w:t xml:space="preserve">f </w:t>
-            </w:r>
-            <w:r>
-              <w:rPr>
-                <w:color w:val="000000"/>
-              </w:rPr>
-              <w:t>Finale NotePad</w:t>
-            </w:r>
-            <w:r>
-              <w:rPr>
-                <w:color w:val="000000"/>
-              </w:rPr>
-              <w:t xml:space="preserve"> </w:t>
+              <w:t xml:space="preserve">Path to .exe file for the installed version of Finale NotePad </w:t>
             </w:r>
           </w:p>
         </w:tc>
@@ -6951,7 +6557,7 @@
       </w:pPr>
       <w:r>
         <w:rPr>
-          <w:color w:val="000000"/>
+          <w:rFonts w:cs="Verdana" w:ascii="Verdana" w:hAnsi="Verdana"/>
         </w:rPr>
       </w:r>
     </w:p>
@@ -6963,7 +6569,9 @@
         </w:rPr>
       </w:pPr>
       <w:r>
-        <w:rPr/>
+        <w:rPr>
+          <w:rFonts w:cs="Verdana" w:ascii="Verdana" w:hAnsi="Verdana"/>
+        </w:rPr>
       </w:r>
       <w:r>
         <w:br w:type="page"/>
@@ -6987,12 +6595,12 @@
         <w:pStyle w:val="Overskrift3"/>
         <w:numPr>
           <w:ilvl w:val="2"/>
-          <w:numId w:val="2"/>
+          <w:numId w:val="3"/>
         </w:numPr>
         <w:rPr/>
       </w:pPr>
-      <w:bookmarkStart w:id="7" w:name="__RefHeading___Toc531086864"/>
-      <w:bookmarkEnd w:id="7"/>
+      <w:bookmarkStart w:id="8" w:name="__RefHeading___Toc531086864"/>
+      <w:bookmarkEnd w:id="8"/>
       <w:r>
         <w:rPr/>
         <w:t>Tools</w:t>
@@ -7007,19 +6615,7 @@
         <w:rPr>
           <w:rFonts w:cs="Verdana" w:ascii="Verdana" w:hAnsi="Verdana"/>
         </w:rPr>
-        <w:t>The "MuseScore", "Sibelius", “</w:t>
-      </w:r>
-      <w:r>
-        <w:rPr>
-          <w:rFonts w:cs="Verdana" w:ascii="Verdana" w:hAnsi="Verdana"/>
-        </w:rPr>
-        <w:t>Capella and “Finale</w:t>
-      </w:r>
-      <w:r>
-        <w:rPr>
-          <w:rFonts w:cs="Verdana" w:ascii="Verdana" w:hAnsi="Verdana"/>
-        </w:rPr>
-        <w:t>” items under "Tools" start external programs with the MusicXml file currently open in IBOS MusicXmlReader. This is an advantage in situations where the user has the help of a person with normal vision who can view the graphical score. Of course, this function requires that the relevant applications are installed on the PC.</w:t>
+        <w:t>The "MuseScore", "Sibelius", “Capella and “Finale” items under "Tools" start external programs with the MusicXml file currently open in IBOS MusicXmlReader. This is an advantage in situations where the user has the help of a person with normal vision who can view the graphical score. Of course, this function requires that the relevant applications are installed on the PC.</w:t>
       </w:r>
     </w:p>
     <w:p>
@@ -7051,12 +6647,12 @@
         <w:pStyle w:val="Overskrift3"/>
         <w:numPr>
           <w:ilvl w:val="2"/>
-          <w:numId w:val="2"/>
+          <w:numId w:val="3"/>
         </w:numPr>
         <w:rPr/>
       </w:pPr>
-      <w:bookmarkStart w:id="8" w:name="__RefHeading___Toc531086865"/>
-      <w:bookmarkEnd w:id="8"/>
+      <w:bookmarkStart w:id="9" w:name="__RefHeading___Toc531086865"/>
+      <w:bookmarkEnd w:id="9"/>
       <w:r>
         <w:rPr/>
         <w:t>Music Archives</w:t>
@@ -7146,12 +6742,12 @@
         <w:pStyle w:val="Overskrift3"/>
         <w:numPr>
           <w:ilvl w:val="2"/>
-          <w:numId w:val="2"/>
+          <w:numId w:val="3"/>
         </w:numPr>
         <w:rPr/>
       </w:pPr>
-      <w:bookmarkStart w:id="9" w:name="__RefHeading___Toc531086866"/>
-      <w:bookmarkEnd w:id="9"/>
+      <w:bookmarkStart w:id="10" w:name="__RefHeading___Toc531086866"/>
+      <w:bookmarkEnd w:id="10"/>
       <w:r>
         <w:rPr/>
         <w:t>Help</w:t>
@@ -7216,14 +6812,14 @@
         <w:pStyle w:val="Overskrift2"/>
         <w:numPr>
           <w:ilvl w:val="1"/>
-          <w:numId w:val="2"/>
+          <w:numId w:val="3"/>
         </w:numPr>
         <w:rPr>
           <w:rFonts w:ascii="Verdana" w:hAnsi="Verdana" w:cs="Verdana"/>
         </w:rPr>
       </w:pPr>
-      <w:bookmarkStart w:id="10" w:name="__RefHeading___Toc531086867"/>
-      <w:bookmarkEnd w:id="10"/>
+      <w:bookmarkStart w:id="11" w:name="__RefHeading___Toc531086867"/>
+      <w:bookmarkEnd w:id="11"/>
       <w:r>
         <w:rPr/>
         <w:t>The Note List</w:t>
@@ -7306,15 +6902,15 @@
         </w:tblCellMar>
       </w:tblPr>
       <w:tblGrid>
-        <w:gridCol w:w="3239"/>
+        <w:gridCol w:w="3238"/>
         <w:gridCol w:w="2310"/>
-        <w:gridCol w:w="4096"/>
+        <w:gridCol w:w="4097"/>
       </w:tblGrid>
       <w:tr>
         <w:trPr/>
         <w:tc>
           <w:tcPr>
-            <w:tcW w:w="3239" w:type="dxa"/>
+            <w:tcW w:w="3238" w:type="dxa"/>
             <w:tcBorders/>
             <w:shd w:fill="auto" w:val="clear"/>
           </w:tcPr>
@@ -7356,7 +6952,7 @@
         </w:tc>
         <w:tc>
           <w:tcPr>
-            <w:tcW w:w="4096" w:type="dxa"/>
+            <w:tcW w:w="4097" w:type="dxa"/>
             <w:tcBorders/>
             <w:shd w:fill="auto" w:val="clear"/>
           </w:tcPr>
@@ -7380,7 +6976,7 @@
         <w:trPr/>
         <w:tc>
           <w:tcPr>
-            <w:tcW w:w="3239" w:type="dxa"/>
+            <w:tcW w:w="3238" w:type="dxa"/>
             <w:tcBorders/>
             <w:shd w:fill="auto" w:val="clear"/>
           </w:tcPr>
@@ -7423,7 +7019,7 @@
         </w:tc>
         <w:tc>
           <w:tcPr>
-            <w:tcW w:w="4096" w:type="dxa"/>
+            <w:tcW w:w="4097" w:type="dxa"/>
             <w:tcBorders/>
             <w:shd w:fill="auto" w:val="clear"/>
           </w:tcPr>
@@ -7472,7 +7068,7 @@
         <w:trPr/>
         <w:tc>
           <w:tcPr>
-            <w:tcW w:w="3239" w:type="dxa"/>
+            <w:tcW w:w="3238" w:type="dxa"/>
             <w:tcBorders/>
             <w:shd w:fill="auto" w:val="clear"/>
           </w:tcPr>
@@ -7531,7 +7127,7 @@
         </w:tc>
         <w:tc>
           <w:tcPr>
-            <w:tcW w:w="4096" w:type="dxa"/>
+            <w:tcW w:w="4097" w:type="dxa"/>
             <w:tcBorders/>
             <w:shd w:fill="auto" w:val="clear"/>
           </w:tcPr>
@@ -7557,7 +7153,7 @@
         <w:trPr/>
         <w:tc>
           <w:tcPr>
-            <w:tcW w:w="3239" w:type="dxa"/>
+            <w:tcW w:w="3238" w:type="dxa"/>
             <w:tcBorders/>
             <w:shd w:fill="auto" w:val="clear"/>
           </w:tcPr>
@@ -7600,7 +7196,7 @@
         </w:tc>
         <w:tc>
           <w:tcPr>
-            <w:tcW w:w="4096" w:type="dxa"/>
+            <w:tcW w:w="4097" w:type="dxa"/>
             <w:tcBorders/>
             <w:shd w:fill="auto" w:val="clear"/>
           </w:tcPr>
@@ -7626,7 +7222,7 @@
         <w:trPr/>
         <w:tc>
           <w:tcPr>
-            <w:tcW w:w="3239" w:type="dxa"/>
+            <w:tcW w:w="3238" w:type="dxa"/>
             <w:tcBorders/>
             <w:shd w:fill="auto" w:val="clear"/>
           </w:tcPr>
@@ -7669,7 +7265,7 @@
         </w:tc>
         <w:tc>
           <w:tcPr>
-            <w:tcW w:w="4096" w:type="dxa"/>
+            <w:tcW w:w="4097" w:type="dxa"/>
             <w:tcBorders/>
             <w:shd w:fill="auto" w:val="clear"/>
           </w:tcPr>
@@ -7695,7 +7291,7 @@
         <w:trPr/>
         <w:tc>
           <w:tcPr>
-            <w:tcW w:w="3239" w:type="dxa"/>
+            <w:tcW w:w="3238" w:type="dxa"/>
             <w:tcBorders/>
             <w:shd w:fill="auto" w:val="clear"/>
           </w:tcPr>
@@ -7741,7 +7337,7 @@
         </w:tc>
         <w:tc>
           <w:tcPr>
-            <w:tcW w:w="4096" w:type="dxa"/>
+            <w:tcW w:w="4097" w:type="dxa"/>
             <w:tcBorders/>
             <w:shd w:fill="auto" w:val="clear"/>
           </w:tcPr>
@@ -7819,15 +7415,15 @@
         </w:tblCellMar>
       </w:tblPr>
       <w:tblGrid>
-        <w:gridCol w:w="3239"/>
+        <w:gridCol w:w="3238"/>
         <w:gridCol w:w="2340"/>
-        <w:gridCol w:w="4066"/>
+        <w:gridCol w:w="4067"/>
       </w:tblGrid>
       <w:tr>
         <w:trPr/>
         <w:tc>
           <w:tcPr>
-            <w:tcW w:w="3239" w:type="dxa"/>
+            <w:tcW w:w="3238" w:type="dxa"/>
             <w:tcBorders/>
             <w:shd w:fill="auto" w:val="clear"/>
           </w:tcPr>
@@ -7873,7 +7469,7 @@
         </w:tc>
         <w:tc>
           <w:tcPr>
-            <w:tcW w:w="4066" w:type="dxa"/>
+            <w:tcW w:w="4067" w:type="dxa"/>
             <w:tcBorders/>
             <w:shd w:fill="auto" w:val="clear"/>
           </w:tcPr>
@@ -7899,7 +7495,7 @@
         <w:trPr/>
         <w:tc>
           <w:tcPr>
-            <w:tcW w:w="3239" w:type="dxa"/>
+            <w:tcW w:w="3238" w:type="dxa"/>
             <w:tcBorders/>
             <w:shd w:fill="auto" w:val="clear"/>
           </w:tcPr>
@@ -7945,7 +7541,7 @@
         </w:tc>
         <w:tc>
           <w:tcPr>
-            <w:tcW w:w="4066" w:type="dxa"/>
+            <w:tcW w:w="4067" w:type="dxa"/>
             <w:tcBorders/>
             <w:shd w:fill="auto" w:val="clear"/>
           </w:tcPr>
@@ -8080,42 +7676,6 @@
           <w:rFonts w:cs="Verdana" w:ascii="Verdana" w:hAnsi="Verdana"/>
         </w:rPr>
         <w:t>In summary, the use of the arrow keys in the node list is as follows:</w:t>
-      </w:r>
-    </w:p>
-    <w:p>
-      <w:pPr>
-        <w:pStyle w:val="Normal"/>
-        <w:numPr>
-          <w:ilvl w:val="0"/>
-          <w:numId w:val="4"/>
-        </w:numPr>
-        <w:rPr>
-          <w:rFonts w:ascii="Verdana" w:hAnsi="Verdana" w:cs="Verdana"/>
-        </w:rPr>
-      </w:pPr>
-      <w:r>
-        <w:rPr>
-          <w:rFonts w:cs="Verdana" w:ascii="Verdana" w:hAnsi="Verdana"/>
-        </w:rPr>
-        <w:t>RIGHT and LEFT navigate in time.</w:t>
-      </w:r>
-    </w:p>
-    <w:p>
-      <w:pPr>
-        <w:pStyle w:val="Normal"/>
-        <w:numPr>
-          <w:ilvl w:val="0"/>
-          <w:numId w:val="4"/>
-        </w:numPr>
-        <w:rPr>
-          <w:rFonts w:ascii="Verdana" w:hAnsi="Verdana" w:cs="Verdana"/>
-        </w:rPr>
-      </w:pPr>
-      <w:r>
-        <w:rPr>
-          <w:rFonts w:cs="Verdana" w:ascii="Verdana" w:hAnsi="Verdana"/>
-        </w:rPr>
-        <w:t>CONTROL+ARROW-UP and CONTROL+ARROW-DOWN navigate in single parts at fixed time.</w:t>
       </w:r>
     </w:p>
     <w:p>
@@ -8133,7 +7693,7 @@
         <w:rPr>
           <w:rFonts w:cs="Verdana" w:ascii="Verdana" w:hAnsi="Verdana"/>
         </w:rPr>
-        <w:t>ARROW-UP and ARROW-DOWN navigate in single notes at fixed time</w:t>
+        <w:t>RIGHT and LEFT navigate in time.</w:t>
       </w:r>
     </w:p>
     <w:p>
@@ -8141,7 +7701,43 @@
         <w:pStyle w:val="Normal"/>
         <w:numPr>
           <w:ilvl w:val="0"/>
-          <w:numId w:val="4"/>
+          <w:numId w:val="5"/>
+        </w:numPr>
+        <w:rPr>
+          <w:rFonts w:ascii="Verdana" w:hAnsi="Verdana" w:cs="Verdana"/>
+        </w:rPr>
+      </w:pPr>
+      <w:r>
+        <w:rPr>
+          <w:rFonts w:cs="Verdana" w:ascii="Verdana" w:hAnsi="Verdana"/>
+        </w:rPr>
+        <w:t>CONTROL+ARROW-UP and CONTROL+ARROW-DOWN navigate in single parts at fixed time.</w:t>
+      </w:r>
+    </w:p>
+    <w:p>
+      <w:pPr>
+        <w:pStyle w:val="Normal"/>
+        <w:numPr>
+          <w:ilvl w:val="0"/>
+          <w:numId w:val="6"/>
+        </w:numPr>
+        <w:rPr>
+          <w:rFonts w:ascii="Verdana" w:hAnsi="Verdana" w:cs="Verdana"/>
+        </w:rPr>
+      </w:pPr>
+      <w:r>
+        <w:rPr>
+          <w:rFonts w:cs="Verdana" w:ascii="Verdana" w:hAnsi="Verdana"/>
+        </w:rPr>
+        <w:t>ARROW-UP and ARROW-DOWN navigate in single notes at fixed time</w:t>
+      </w:r>
+    </w:p>
+    <w:p>
+      <w:pPr>
+        <w:pStyle w:val="Normal"/>
+        <w:numPr>
+          <w:ilvl w:val="0"/>
+          <w:numId w:val="5"/>
         </w:numPr>
         <w:rPr>
           <w:rFonts w:ascii="Verdana" w:hAnsi="Verdana" w:cs="Verdana"/>
@@ -8226,12 +7822,12 @@
         <w:pStyle w:val="Overskrift2"/>
         <w:numPr>
           <w:ilvl w:val="1"/>
-          <w:numId w:val="2"/>
+          <w:numId w:val="3"/>
         </w:numPr>
         <w:rPr/>
       </w:pPr>
-      <w:bookmarkStart w:id="11" w:name="__RefHeading___Toc531086868"/>
-      <w:bookmarkEnd w:id="11"/>
+      <w:bookmarkStart w:id="12" w:name="__RefHeading___Toc531086868"/>
+      <w:bookmarkEnd w:id="12"/>
       <w:r>
         <w:rPr/>
         <w:t>Note filter</w:t>
@@ -8276,14 +7872,14 @@
         </w:tblCellMar>
       </w:tblPr>
       <w:tblGrid>
-        <w:gridCol w:w="1799"/>
-        <w:gridCol w:w="7845"/>
+        <w:gridCol w:w="1798"/>
+        <w:gridCol w:w="7846"/>
       </w:tblGrid>
       <w:tr>
         <w:trPr/>
         <w:tc>
           <w:tcPr>
-            <w:tcW w:w="1799" w:type="dxa"/>
+            <w:tcW w:w="1798" w:type="dxa"/>
             <w:tcBorders/>
             <w:shd w:fill="auto" w:val="clear"/>
           </w:tcPr>
@@ -8306,7 +7902,7 @@
         </w:tc>
         <w:tc>
           <w:tcPr>
-            <w:tcW w:w="7845" w:type="dxa"/>
+            <w:tcW w:w="7846" w:type="dxa"/>
             <w:tcBorders/>
             <w:shd w:fill="auto" w:val="clear"/>
           </w:tcPr>
@@ -8332,7 +7928,7 @@
         <w:trPr/>
         <w:tc>
           <w:tcPr>
-            <w:tcW w:w="1799" w:type="dxa"/>
+            <w:tcW w:w="1798" w:type="dxa"/>
             <w:tcBorders/>
             <w:shd w:fill="auto" w:val="clear"/>
           </w:tcPr>
@@ -8353,7 +7949,7 @@
         </w:tc>
         <w:tc>
           <w:tcPr>
-            <w:tcW w:w="7845" w:type="dxa"/>
+            <w:tcW w:w="7846" w:type="dxa"/>
             <w:tcBorders/>
             <w:shd w:fill="auto" w:val="clear"/>
           </w:tcPr>
@@ -8375,7 +7971,7 @@
         <w:trPr/>
         <w:tc>
           <w:tcPr>
-            <w:tcW w:w="1799" w:type="dxa"/>
+            <w:tcW w:w="1798" w:type="dxa"/>
             <w:tcBorders/>
             <w:shd w:fill="auto" w:val="clear"/>
           </w:tcPr>
@@ -8396,7 +7992,7 @@
         </w:tc>
         <w:tc>
           <w:tcPr>
-            <w:tcW w:w="7845" w:type="dxa"/>
+            <w:tcW w:w="7846" w:type="dxa"/>
             <w:tcBorders/>
             <w:shd w:fill="auto" w:val="clear"/>
           </w:tcPr>
@@ -8420,7 +8016,7 @@
         <w:trPr/>
         <w:tc>
           <w:tcPr>
-            <w:tcW w:w="1799" w:type="dxa"/>
+            <w:tcW w:w="1798" w:type="dxa"/>
             <w:tcBorders/>
             <w:shd w:fill="auto" w:val="clear"/>
           </w:tcPr>
@@ -8441,7 +8037,7 @@
         </w:tc>
         <w:tc>
           <w:tcPr>
-            <w:tcW w:w="7845" w:type="dxa"/>
+            <w:tcW w:w="7846" w:type="dxa"/>
             <w:tcBorders/>
             <w:shd w:fill="auto" w:val="clear"/>
           </w:tcPr>
@@ -8467,7 +8063,7 @@
         </w:trPr>
         <w:tc>
           <w:tcPr>
-            <w:tcW w:w="1799" w:type="dxa"/>
+            <w:tcW w:w="1798" w:type="dxa"/>
             <w:tcBorders/>
             <w:shd w:fill="auto" w:val="clear"/>
           </w:tcPr>
@@ -8488,7 +8084,7 @@
         </w:tc>
         <w:tc>
           <w:tcPr>
-            <w:tcW w:w="7845" w:type="dxa"/>
+            <w:tcW w:w="7846" w:type="dxa"/>
             <w:tcBorders/>
             <w:shd w:fill="auto" w:val="clear"/>
           </w:tcPr>
@@ -8512,7 +8108,7 @@
         <w:trPr/>
         <w:tc>
           <w:tcPr>
-            <w:tcW w:w="1799" w:type="dxa"/>
+            <w:tcW w:w="1798" w:type="dxa"/>
             <w:tcBorders/>
             <w:shd w:fill="auto" w:val="clear"/>
           </w:tcPr>
@@ -8533,7 +8129,7 @@
         </w:tc>
         <w:tc>
           <w:tcPr>
-            <w:tcW w:w="7845" w:type="dxa"/>
+            <w:tcW w:w="7846" w:type="dxa"/>
             <w:tcBorders/>
             <w:shd w:fill="auto" w:val="clear"/>
           </w:tcPr>
@@ -8555,7 +8151,7 @@
         <w:trPr/>
         <w:tc>
           <w:tcPr>
-            <w:tcW w:w="1799" w:type="dxa"/>
+            <w:tcW w:w="1798" w:type="dxa"/>
             <w:tcBorders/>
             <w:shd w:fill="auto" w:val="clear"/>
           </w:tcPr>
@@ -8576,7 +8172,7 @@
         </w:tc>
         <w:tc>
           <w:tcPr>
-            <w:tcW w:w="7845" w:type="dxa"/>
+            <w:tcW w:w="7846" w:type="dxa"/>
             <w:tcBorders/>
             <w:shd w:fill="auto" w:val="clear"/>
           </w:tcPr>
@@ -8614,7 +8210,7 @@
         <w:trPr/>
         <w:tc>
           <w:tcPr>
-            <w:tcW w:w="1799" w:type="dxa"/>
+            <w:tcW w:w="1798" w:type="dxa"/>
             <w:tcBorders/>
             <w:shd w:fill="auto" w:val="clear"/>
           </w:tcPr>
@@ -8635,7 +8231,7 @@
         </w:tc>
         <w:tc>
           <w:tcPr>
-            <w:tcW w:w="7845" w:type="dxa"/>
+            <w:tcW w:w="7846" w:type="dxa"/>
             <w:tcBorders/>
             <w:shd w:fill="auto" w:val="clear"/>
           </w:tcPr>
@@ -9490,12 +9086,12 @@
         <w:pStyle w:val="Overskrift2"/>
         <w:numPr>
           <w:ilvl w:val="1"/>
-          <w:numId w:val="2"/>
+          <w:numId w:val="3"/>
         </w:numPr>
         <w:rPr/>
       </w:pPr>
-      <w:bookmarkStart w:id="12" w:name="__RefHeading___Toc531086869"/>
-      <w:bookmarkEnd w:id="12"/>
+      <w:bookmarkStart w:id="13" w:name="__RefHeading___Toc531086869"/>
+      <w:bookmarkEnd w:id="13"/>
       <w:r>
         <w:rPr/>
         <w:t>Status Bar</w:t>
@@ -9540,6 +9136,1028 @@
       </w:r>
       <w:r>
         <w:br w:type="page"/>
+      </w:r>
+    </w:p>
+    <w:p>
+      <w:pPr>
+        <w:pStyle w:val="Normal"/>
+        <w:rPr>
+          <w:rFonts w:ascii="Verdana" w:hAnsi="Verdana" w:cs="Verdana"/>
+        </w:rPr>
+      </w:pPr>
+      <w:r>
+        <w:rPr>
+          <w:rFonts w:cs="Verdana" w:ascii="Verdana" w:hAnsi="Verdana"/>
+        </w:rPr>
+      </w:r>
+    </w:p>
+    <w:p>
+      <w:pPr>
+        <w:pStyle w:val="Overskrift2"/>
+        <w:numPr>
+          <w:ilvl w:val="1"/>
+          <w:numId w:val="3"/>
+        </w:numPr>
+        <w:rPr/>
+      </w:pPr>
+      <w:bookmarkStart w:id="14" w:name="__RefHeading___Toc531086870"/>
+      <w:bookmarkEnd w:id="14"/>
+      <w:r>
+        <w:rPr/>
+        <w:t>Detail list</w:t>
+      </w:r>
+    </w:p>
+    <w:p>
+      <w:pPr>
+        <w:pStyle w:val="Normal"/>
+        <w:rPr/>
+      </w:pPr>
+      <w:r>
+        <w:rPr>
+          <w:rFonts w:cs="Verdana" w:ascii="Verdana" w:hAnsi="Verdana"/>
+        </w:rPr>
+        <w:t>Each line in the note list contains information about everything that happens at a specific point of time. For multi-part scores, for example for a SATB chorus or an orchestra even a single line in the note list become very complicated.</w:t>
+      </w:r>
+    </w:p>
+    <w:p>
+      <w:pPr>
+        <w:pStyle w:val="Normal"/>
+        <w:rPr>
+          <w:rFonts w:ascii="Verdana" w:hAnsi="Verdana" w:cs="Verdana"/>
+        </w:rPr>
+      </w:pPr>
+      <w:r>
+        <w:rPr>
+          <w:rFonts w:cs="Verdana" w:ascii="Verdana" w:hAnsi="Verdana"/>
+        </w:rPr>
+        <w:t>For this reason it is possible to resolve a single line in the note list int details, making it possible to analyse the parts and chord symbols one at a time.</w:t>
+      </w:r>
+    </w:p>
+    <w:p>
+      <w:pPr>
+        <w:pStyle w:val="Normal"/>
+        <w:rPr>
+          <w:rFonts w:ascii="Verdana" w:hAnsi="Verdana" w:cs="Verdana"/>
+        </w:rPr>
+      </w:pPr>
+      <w:r>
+        <w:rPr>
+          <w:rFonts w:cs="Verdana" w:ascii="Verdana" w:hAnsi="Verdana"/>
+        </w:rPr>
+        <w:t>The following keyboard shortcuts are used in the detail list:</w:t>
+      </w:r>
+    </w:p>
+    <w:p>
+      <w:pPr>
+        <w:pStyle w:val="Normal"/>
+        <w:numPr>
+          <w:ilvl w:val="0"/>
+          <w:numId w:val="4"/>
+        </w:numPr>
+        <w:rPr>
+          <w:rFonts w:ascii="Verdana" w:hAnsi="Verdana" w:cs="Verdana"/>
+        </w:rPr>
+      </w:pPr>
+      <w:r>
+        <w:rPr>
+          <w:rFonts w:cs="Verdana" w:ascii="Verdana" w:hAnsi="Verdana"/>
+        </w:rPr>
+        <w:t>ARROW-UP or ARROW-DOWN (alone) to browse within the current details.</w:t>
+      </w:r>
+    </w:p>
+    <w:p>
+      <w:pPr>
+        <w:pStyle w:val="Normal"/>
+        <w:numPr>
+          <w:ilvl w:val="0"/>
+          <w:numId w:val="4"/>
+        </w:numPr>
+        <w:rPr>
+          <w:rFonts w:ascii="Verdana" w:hAnsi="Verdana" w:cs="Verdana"/>
+        </w:rPr>
+      </w:pPr>
+      <w:r>
+        <w:rPr>
+          <w:rFonts w:cs="Verdana" w:ascii="Verdana" w:hAnsi="Verdana"/>
+        </w:rPr>
+        <w:t>ARROW-UP and ARROW-DOWN combined with CONTROL to resolve int details.</w:t>
+      </w:r>
+    </w:p>
+    <w:p>
+      <w:pPr>
+        <w:pStyle w:val="Normal"/>
+        <w:numPr>
+          <w:ilvl w:val="0"/>
+          <w:numId w:val="4"/>
+        </w:numPr>
+        <w:rPr>
+          <w:rFonts w:ascii="Verdana" w:hAnsi="Verdana" w:cs="Verdana"/>
+        </w:rPr>
+      </w:pPr>
+      <w:r>
+        <w:rPr>
+          <w:rFonts w:cs="Verdana" w:ascii="Verdana" w:hAnsi="Verdana"/>
+        </w:rPr>
+        <w:t>ESC to return to the previous view</w:t>
+      </w:r>
+    </w:p>
+    <w:p>
+      <w:pPr>
+        <w:pStyle w:val="Normal"/>
+        <w:rPr/>
+      </w:pPr>
+      <w:r>
+        <w:rPr>
+          <w:rFonts w:cs="Verdana" w:ascii="Verdana" w:hAnsi="Verdana"/>
+        </w:rPr>
+        <w:t>Each time a detail is selected it will be announced by text and played as sound.</w:t>
+      </w:r>
+    </w:p>
+    <w:p>
+      <w:pPr>
+        <w:pStyle w:val="Normal"/>
+        <w:rPr/>
+      </w:pPr>
+      <w:r>
+        <w:rPr>
+          <w:rFonts w:cs="Verdana" w:ascii="Verdana" w:hAnsi="Verdana"/>
+        </w:rPr>
+        <w:t>This gives rich possibilities for example while rehearsing chord symbols.</w:t>
+      </w:r>
+    </w:p>
+    <w:p>
+      <w:pPr>
+        <w:pStyle w:val="Normal"/>
+        <w:rPr>
+          <w:rFonts w:ascii="Verdana" w:hAnsi="Verdana" w:cs="Verdana"/>
+        </w:rPr>
+      </w:pPr>
+      <w:r>
+        <w:rPr>
+          <w:rFonts w:cs="Verdana" w:ascii="Verdana" w:hAnsi="Verdana"/>
+        </w:rPr>
+        <w:t>Whenever a detail view can be selected either by ARROW-UP or ARROW-DOWN (possibly in combination with one or more control-keys) identical details will always be shown, independently of the usage of ARROW-Up or ARROW-DOWN.</w:t>
+      </w:r>
+    </w:p>
+    <w:p>
+      <w:pPr>
+        <w:pStyle w:val="Normal"/>
+        <w:rPr/>
+      </w:pPr>
+      <w:r>
+        <w:rPr>
+          <w:rFonts w:cs="Verdana" w:ascii="Verdana" w:hAnsi="Verdana"/>
+        </w:rPr>
+        <w:t>After ARROW-DOWN the first detail is shown, after ARROW-UP the last detail is shown.</w:t>
+      </w:r>
+    </w:p>
+    <w:p>
+      <w:pPr>
+        <w:pStyle w:val="Normal"/>
+        <w:rPr>
+          <w:rFonts w:ascii="Verdana" w:hAnsi="Verdana" w:cs="Verdana"/>
+        </w:rPr>
+      </w:pPr>
+      <w:r>
+        <w:rPr>
+          <w:rFonts w:cs="Verdana" w:ascii="Verdana" w:hAnsi="Verdana"/>
+        </w:rPr>
+        <w:t>After that you can browse the remaining details by ARROW-UP and ARROW-DOWN alone – or return by ESC</w:t>
+      </w:r>
+    </w:p>
+    <w:p>
+      <w:pPr>
+        <w:pStyle w:val="Overskrift2"/>
+        <w:numPr>
+          <w:ilvl w:val="1"/>
+          <w:numId w:val="3"/>
+        </w:numPr>
+        <w:rPr>
+          <w:rFonts w:ascii="Verdana" w:hAnsi="Verdana" w:cs="Verdana"/>
+        </w:rPr>
+      </w:pPr>
+      <w:bookmarkStart w:id="15" w:name="__RefHeading___Toc531086871"/>
+      <w:bookmarkEnd w:id="15"/>
+      <w:r>
+        <w:rPr/>
+        <w:t>Status details</w:t>
+      </w:r>
+    </w:p>
+    <w:p>
+      <w:pPr>
+        <w:pStyle w:val="Normal"/>
+        <w:rPr>
+          <w:rFonts w:ascii="Verdana" w:hAnsi="Verdana" w:cs="Verdana"/>
+        </w:rPr>
+      </w:pPr>
+      <w:r>
+        <w:rPr>
+          <w:rFonts w:cs="Verdana" w:ascii="Verdana" w:hAnsi="Verdana"/>
+        </w:rPr>
+        <w:t>ALT + ARROW-DOWN show status details, starting by measure number.</w:t>
+      </w:r>
+    </w:p>
+    <w:p>
+      <w:pPr>
+        <w:pStyle w:val="Normal"/>
+        <w:rPr>
+          <w:rFonts w:ascii="Verdana" w:hAnsi="Verdana" w:cs="Verdana"/>
+        </w:rPr>
+      </w:pPr>
+      <w:r>
+        <w:rPr>
+          <w:rFonts w:cs="Verdana" w:ascii="Verdana" w:hAnsi="Verdana"/>
+        </w:rPr>
+        <w:t>ALT + ARROW-UP show status details, starting by time signature.</w:t>
+      </w:r>
+    </w:p>
+    <w:p>
+      <w:pPr>
+        <w:pStyle w:val="Normal"/>
+        <w:rPr>
+          <w:rFonts w:ascii="Verdana" w:hAnsi="Verdana" w:cs="Verdana"/>
+        </w:rPr>
+      </w:pPr>
+      <w:r>
+        <w:rPr>
+          <w:rFonts w:cs="Verdana" w:ascii="Verdana" w:hAnsi="Verdana"/>
+        </w:rPr>
+        <w:t>After that you can browse the remaining details by ARROW-UP and ARROW-DOWN alone – or return by ESC</w:t>
+      </w:r>
+    </w:p>
+    <w:p>
+      <w:pPr>
+        <w:pStyle w:val="Overskrift2"/>
+        <w:numPr>
+          <w:ilvl w:val="1"/>
+          <w:numId w:val="3"/>
+        </w:numPr>
+        <w:rPr>
+          <w:rFonts w:ascii="Verdana" w:hAnsi="Verdana" w:cs="Verdana"/>
+        </w:rPr>
+      </w:pPr>
+      <w:bookmarkStart w:id="16" w:name="__RefHeading___Toc531086872"/>
+      <w:bookmarkEnd w:id="16"/>
+      <w:r>
+        <w:rPr/>
+        <w:t xml:space="preserve">Chord Symbols </w:t>
+      </w:r>
+    </w:p>
+    <w:p>
+      <w:pPr>
+        <w:pStyle w:val="Normal"/>
+        <w:rPr/>
+      </w:pPr>
+      <w:r>
+        <w:rPr>
+          <w:rFonts w:cs="Verdana" w:ascii="Verdana" w:hAnsi="Verdana"/>
+        </w:rPr>
+        <w:t>CONTROL + SHIFT + ARROW-DOWN split a chord symbol into separate tone, starting by the upper tone.</w:t>
+      </w:r>
+    </w:p>
+    <w:p>
+      <w:pPr>
+        <w:pStyle w:val="Normal"/>
+        <w:rPr>
+          <w:rFonts w:ascii="Verdana" w:hAnsi="Verdana" w:cs="Verdana"/>
+        </w:rPr>
+      </w:pPr>
+      <w:r>
+        <w:rPr>
+          <w:rFonts w:cs="Verdana" w:ascii="Verdana" w:hAnsi="Verdana"/>
+        </w:rPr>
+        <w:t>CONTROL + SHIFT + ARROW-UP split a chord symbol into separate tone, starting by the chord symbol.</w:t>
+      </w:r>
+    </w:p>
+    <w:p>
+      <w:pPr>
+        <w:pStyle w:val="Normal"/>
+        <w:rPr>
+          <w:rFonts w:ascii="Verdana" w:hAnsi="Verdana" w:cs="Verdana"/>
+        </w:rPr>
+      </w:pPr>
+      <w:r>
+        <w:rPr>
+          <w:rFonts w:cs="Verdana" w:ascii="Verdana" w:hAnsi="Verdana"/>
+        </w:rPr>
+        <w:t>After that you can browse the remaining details by ARROW-UP and ARROW-DOWN alone – or return by ESC</w:t>
+      </w:r>
+    </w:p>
+    <w:p>
+      <w:pPr>
+        <w:pStyle w:val="Normal"/>
+        <w:rPr/>
+      </w:pPr>
+      <w:r>
+        <w:rPr>
+          <w:rFonts w:cs="Verdana" w:ascii="Verdana" w:hAnsi="Verdana"/>
+        </w:rPr>
+        <w:t>For each of the tones within the chord symbol tone and function are shown: For instance as “Fifth C”.</w:t>
+      </w:r>
+      <w:r>
+        <w:br w:type="page"/>
+      </w:r>
+    </w:p>
+    <w:p>
+      <w:pPr>
+        <w:pStyle w:val="Normal"/>
+        <w:rPr>
+          <w:rFonts w:ascii="Verdana" w:hAnsi="Verdana" w:cs="Verdana"/>
+        </w:rPr>
+      </w:pPr>
+      <w:r>
+        <w:rPr>
+          <w:rFonts w:cs="Verdana" w:ascii="Verdana" w:hAnsi="Verdana"/>
+        </w:rPr>
+      </w:r>
+    </w:p>
+    <w:p>
+      <w:pPr>
+        <w:pStyle w:val="Overskrift2"/>
+        <w:numPr>
+          <w:ilvl w:val="1"/>
+          <w:numId w:val="3"/>
+        </w:numPr>
+        <w:rPr/>
+      </w:pPr>
+      <w:bookmarkStart w:id="17" w:name="__RefHeading___Toc531086873"/>
+      <w:bookmarkEnd w:id="17"/>
+      <w:r>
+        <w:rPr/>
+        <w:t>Single notes for all parts</w:t>
+      </w:r>
+    </w:p>
+    <w:p>
+      <w:pPr>
+        <w:pStyle w:val="Normal"/>
+        <w:rPr>
+          <w:rFonts w:ascii="Verdana" w:hAnsi="Verdana" w:cs="Verdana"/>
+        </w:rPr>
+      </w:pPr>
+      <w:r>
+        <w:rPr>
+          <w:rFonts w:cs="Verdana" w:ascii="Verdana" w:hAnsi="Verdana"/>
+        </w:rPr>
+      </w:r>
+    </w:p>
+    <w:p>
+      <w:pPr>
+        <w:pStyle w:val="Normal"/>
+        <w:rPr/>
+      </w:pPr>
+      <w:r>
+        <w:rPr>
+          <w:rFonts w:cs="Verdana" w:ascii="Verdana" w:hAnsi="Verdana"/>
+        </w:rPr>
+        <w:t>ARROW-DOWN splits a line in the note list into single notes, starting by the note with the highest pitch.</w:t>
+      </w:r>
+    </w:p>
+    <w:p>
+      <w:pPr>
+        <w:pStyle w:val="Normal"/>
+        <w:rPr>
+          <w:rFonts w:ascii="Verdana" w:hAnsi="Verdana" w:cs="Verdana"/>
+        </w:rPr>
+      </w:pPr>
+      <w:r>
+        <w:rPr>
+          <w:rFonts w:cs="Verdana" w:ascii="Verdana" w:hAnsi="Verdana"/>
+        </w:rPr>
+        <w:t>ARROW-UP splits a line in the note list into single notes, starting by the note with the lowest pitch.</w:t>
+      </w:r>
+    </w:p>
+    <w:p>
+      <w:pPr>
+        <w:pStyle w:val="Normal"/>
+        <w:rPr/>
+      </w:pPr>
+      <w:r>
+        <w:rPr>
+          <w:rFonts w:cs="Verdana" w:ascii="Verdana" w:hAnsi="Verdana"/>
+        </w:rPr>
+        <w:t>After that you can browse the remaining notes by ARROW-UP and ARROW-DOWN alone – or return by ESC.</w:t>
+      </w:r>
+    </w:p>
+    <w:p>
+      <w:pPr>
+        <w:pStyle w:val="Normal"/>
+        <w:rPr/>
+      </w:pPr>
+      <w:r>
+        <w:rPr>
+          <w:rFonts w:cs="Verdana" w:ascii="Verdana" w:hAnsi="Verdana"/>
+        </w:rPr>
+        <w:t>For each single tone is also shown the name of the related part.</w:t>
+      </w:r>
+    </w:p>
+    <w:p>
+      <w:pPr>
+        <w:pStyle w:val="Overskrift2"/>
+        <w:numPr>
+          <w:ilvl w:val="1"/>
+          <w:numId w:val="3"/>
+        </w:numPr>
+        <w:rPr/>
+      </w:pPr>
+      <w:bookmarkStart w:id="18" w:name="__RefHeading___Toc531086874"/>
+      <w:bookmarkEnd w:id="18"/>
+      <w:r>
+        <w:rPr/>
+        <w:t>Single notes for a selected part</w:t>
+      </w:r>
+    </w:p>
+    <w:p>
+      <w:pPr>
+        <w:pStyle w:val="Normal"/>
+        <w:rPr/>
+      </w:pPr>
+      <w:r>
+        <w:rPr/>
+      </w:r>
+    </w:p>
+    <w:p>
+      <w:pPr>
+        <w:pStyle w:val="Normal"/>
+        <w:rPr>
+          <w:rFonts w:ascii="Verdana" w:hAnsi="Verdana" w:cs="Verdana"/>
+        </w:rPr>
+      </w:pPr>
+      <w:r>
+        <w:rPr>
+          <w:rFonts w:cs="Verdana" w:ascii="Verdana" w:hAnsi="Verdana"/>
+        </w:rPr>
+        <w:t>If a selected part (for instance a piano part or an organ part) contains several notes you can browse these notes:</w:t>
+      </w:r>
+    </w:p>
+    <w:p>
+      <w:pPr>
+        <w:pStyle w:val="Normal"/>
+        <w:rPr>
+          <w:rFonts w:ascii="Verdana" w:hAnsi="Verdana" w:cs="Verdana"/>
+        </w:rPr>
+      </w:pPr>
+      <w:r>
+        <w:rPr>
+          <w:rFonts w:cs="Verdana" w:ascii="Verdana" w:hAnsi="Verdana"/>
+        </w:rPr>
+        <w:t>CONTROL + ARROW-DOWN splits the part into single notes, starting with the note with the highest pitch.</w:t>
+      </w:r>
+    </w:p>
+    <w:p>
+      <w:pPr>
+        <w:pStyle w:val="Normal"/>
+        <w:rPr>
+          <w:rFonts w:ascii="Verdana" w:hAnsi="Verdana" w:cs="Verdana"/>
+        </w:rPr>
+      </w:pPr>
+      <w:r>
+        <w:rPr>
+          <w:rFonts w:cs="Verdana" w:ascii="Verdana" w:hAnsi="Verdana"/>
+        </w:rPr>
+        <w:t>CONTROL + ARROW-UP splits the part into single notes, starting with the lowest pitch.</w:t>
+      </w:r>
+    </w:p>
+    <w:p>
+      <w:pPr>
+        <w:pStyle w:val="Normal"/>
+        <w:rPr/>
+      </w:pPr>
+      <w:r>
+        <w:rPr>
+          <w:rFonts w:cs="Verdana" w:ascii="Verdana" w:hAnsi="Verdana"/>
+        </w:rPr>
+        <w:t>After that you can browse the remaining notes by ARROW-UP and ARROW-DOWN alone – or return by ESC.</w:t>
+      </w:r>
+    </w:p>
+    <w:p>
+      <w:pPr>
+        <w:pStyle w:val="Normal"/>
+        <w:rPr>
+          <w:rFonts w:ascii="Verdana" w:hAnsi="Verdana" w:cs="Verdana"/>
+        </w:rPr>
+      </w:pPr>
+      <w:r>
+        <w:rPr>
+          <w:rFonts w:cs="Verdana" w:ascii="Verdana" w:hAnsi="Verdana"/>
+        </w:rPr>
+      </w:r>
+    </w:p>
+    <w:p>
+      <w:pPr>
+        <w:pStyle w:val="Normal"/>
+        <w:rPr>
+          <w:rFonts w:ascii="Verdana" w:hAnsi="Verdana" w:cs="Verdana"/>
+        </w:rPr>
+      </w:pPr>
+      <w:r>
+        <w:rPr>
+          <w:rFonts w:cs="Verdana" w:ascii="Verdana" w:hAnsi="Verdana"/>
+        </w:rPr>
+      </w:r>
+    </w:p>
+    <w:p>
+      <w:pPr>
+        <w:pStyle w:val="Normal"/>
+        <w:rPr>
+          <w:rFonts w:ascii="Verdana" w:hAnsi="Verdana" w:cs="Verdana"/>
+        </w:rPr>
+      </w:pPr>
+      <w:r>
+        <w:rPr>
+          <w:rFonts w:cs="Verdana" w:ascii="Verdana" w:hAnsi="Verdana"/>
+        </w:rPr>
+      </w:r>
+    </w:p>
+    <w:p>
+      <w:pPr>
+        <w:pStyle w:val="Normal"/>
+        <w:rPr>
+          <w:rFonts w:ascii="Verdana" w:hAnsi="Verdana" w:cs="Verdana"/>
+        </w:rPr>
+      </w:pPr>
+      <w:r>
+        <w:rPr>
+          <w:rFonts w:cs="Verdana" w:ascii="Verdana" w:hAnsi="Verdana"/>
+        </w:rPr>
+      </w:r>
+    </w:p>
+    <w:p>
+      <w:pPr>
+        <w:pStyle w:val="Normal"/>
+        <w:rPr>
+          <w:rFonts w:ascii="Verdana" w:hAnsi="Verdana" w:cs="Verdana"/>
+        </w:rPr>
+      </w:pPr>
+      <w:r>
+        <w:rPr>
+          <w:rFonts w:cs="Verdana" w:ascii="Verdana" w:hAnsi="Verdana"/>
+        </w:rPr>
+      </w:r>
+    </w:p>
+    <w:p>
+      <w:pPr>
+        <w:pStyle w:val="Normal"/>
+        <w:rPr>
+          <w:rFonts w:ascii="Verdana" w:hAnsi="Verdana" w:cs="Verdana"/>
+        </w:rPr>
+      </w:pPr>
+      <w:r>
+        <w:rPr>
+          <w:rFonts w:cs="Verdana" w:ascii="Verdana" w:hAnsi="Verdana"/>
+        </w:rPr>
+      </w:r>
+    </w:p>
+    <w:p>
+      <w:pPr>
+        <w:pStyle w:val="Normal"/>
+        <w:rPr>
+          <w:rFonts w:ascii="Verdana" w:hAnsi="Verdana" w:cs="Verdana"/>
+        </w:rPr>
+      </w:pPr>
+      <w:r>
+        <w:rPr>
+          <w:rFonts w:cs="Verdana" w:ascii="Verdana" w:hAnsi="Verdana"/>
+        </w:rPr>
+      </w:r>
+    </w:p>
+    <w:p>
+      <w:pPr>
+        <w:pStyle w:val="Normal"/>
+        <w:rPr>
+          <w:rFonts w:ascii="Verdana" w:hAnsi="Verdana" w:cs="Verdana"/>
+        </w:rPr>
+      </w:pPr>
+      <w:r>
+        <w:rPr>
+          <w:rFonts w:cs="Verdana" w:ascii="Verdana" w:hAnsi="Verdana"/>
+        </w:rPr>
+      </w:r>
+    </w:p>
+    <w:p>
+      <w:pPr>
+        <w:pStyle w:val="Normal"/>
+        <w:rPr>
+          <w:rFonts w:ascii="Verdana" w:hAnsi="Verdana" w:cs="Verdana"/>
+        </w:rPr>
+      </w:pPr>
+      <w:r>
+        <w:rPr>
+          <w:rFonts w:cs="Verdana" w:ascii="Verdana" w:hAnsi="Verdana"/>
+        </w:rPr>
+      </w:r>
+    </w:p>
+    <w:p>
+      <w:pPr>
+        <w:pStyle w:val="Normal"/>
+        <w:rPr>
+          <w:rFonts w:ascii="Verdana" w:hAnsi="Verdana" w:cs="Verdana"/>
+        </w:rPr>
+      </w:pPr>
+      <w:r>
+        <w:rPr>
+          <w:rFonts w:cs="Verdana" w:ascii="Verdana" w:hAnsi="Verdana"/>
+        </w:rPr>
+      </w:r>
+    </w:p>
+    <w:p>
+      <w:pPr>
+        <w:pStyle w:val="Normal"/>
+        <w:rPr>
+          <w:rFonts w:ascii="Verdana" w:hAnsi="Verdana" w:cs="Verdana"/>
+        </w:rPr>
+      </w:pPr>
+      <w:r>
+        <w:rPr>
+          <w:rFonts w:cs="Verdana" w:ascii="Verdana" w:hAnsi="Verdana"/>
+        </w:rPr>
+      </w:r>
+    </w:p>
+    <w:p>
+      <w:pPr>
+        <w:pStyle w:val="Normal"/>
+        <w:rPr>
+          <w:rFonts w:ascii="Verdana" w:hAnsi="Verdana" w:cs="Verdana"/>
+        </w:rPr>
+      </w:pPr>
+      <w:r>
+        <w:rPr>
+          <w:rFonts w:cs="Verdana" w:ascii="Verdana" w:hAnsi="Verdana"/>
+        </w:rPr>
+      </w:r>
+    </w:p>
+    <w:p>
+      <w:pPr>
+        <w:pStyle w:val="Normal"/>
+        <w:rPr>
+          <w:rFonts w:ascii="Verdana" w:hAnsi="Verdana" w:cs="Verdana"/>
+        </w:rPr>
+      </w:pPr>
+      <w:r>
+        <w:rPr>
+          <w:rFonts w:cs="Verdana" w:ascii="Verdana" w:hAnsi="Verdana"/>
+        </w:rPr>
+      </w:r>
+    </w:p>
+    <w:p>
+      <w:pPr>
+        <w:pStyle w:val="Normal"/>
+        <w:rPr>
+          <w:rFonts w:ascii="Verdana" w:hAnsi="Verdana" w:cs="Verdana"/>
+        </w:rPr>
+      </w:pPr>
+      <w:r>
+        <w:rPr>
+          <w:rFonts w:cs="Verdana" w:ascii="Verdana" w:hAnsi="Verdana"/>
+        </w:rPr>
+      </w:r>
+    </w:p>
+    <w:p>
+      <w:pPr>
+        <w:pStyle w:val="Normal"/>
+        <w:rPr>
+          <w:rFonts w:ascii="Verdana" w:hAnsi="Verdana" w:cs="Verdana"/>
+        </w:rPr>
+      </w:pPr>
+      <w:r>
+        <w:rPr>
+          <w:rFonts w:cs="Verdana" w:ascii="Verdana" w:hAnsi="Verdana"/>
+        </w:rPr>
+      </w:r>
+    </w:p>
+    <w:p>
+      <w:pPr>
+        <w:pStyle w:val="Overskrift1"/>
+        <w:numPr>
+          <w:ilvl w:val="0"/>
+          <w:numId w:val="3"/>
+        </w:numPr>
+        <w:rPr/>
+      </w:pPr>
+      <w:bookmarkStart w:id="19" w:name="__RefHeading___Toc531086875"/>
+      <w:bookmarkEnd w:id="19"/>
+      <w:r>
+        <w:rPr/>
+        <w:t>Importing notes from the Internet</w:t>
+      </w:r>
+    </w:p>
+    <w:p>
+      <w:pPr>
+        <w:pStyle w:val="Normal"/>
+        <w:rPr>
+          <w:rFonts w:ascii="Verdana" w:hAnsi="Verdana" w:cs="Verdana"/>
+        </w:rPr>
+      </w:pPr>
+      <w:r>
+        <w:rPr>
+          <w:rFonts w:cs="Verdana" w:ascii="Verdana" w:hAnsi="Verdana"/>
+        </w:rPr>
+      </w:r>
+    </w:p>
+    <w:p>
+      <w:pPr>
+        <w:pStyle w:val="Normal"/>
+        <w:rPr/>
+      </w:pPr>
+      <w:r>
+        <w:rPr>
+          <w:rFonts w:cs="Verdana" w:ascii="Verdana" w:hAnsi="Verdana"/>
+        </w:rPr>
+        <w:t>As mentioned earlier, you can find large amounts of free MusicXml music on the internet. Unfortunately, there is no standardization of the websites in question, and unfortunately these are typically made available to the blind and partially sighted to very little extent. In addition, the scores are often not distributed in the regular MusicXml (.xml) format, but in a compressed (.mxl) format.</w:t>
+      </w:r>
+    </w:p>
+    <w:p>
+      <w:pPr>
+        <w:pStyle w:val="Normal"/>
+        <w:rPr>
+          <w:rFonts w:ascii="Verdana" w:hAnsi="Verdana" w:cs="Verdana"/>
+        </w:rPr>
+      </w:pPr>
+      <w:r>
+        <w:rPr>
+          <w:rFonts w:cs="Verdana" w:ascii="Verdana" w:hAnsi="Verdana"/>
+        </w:rPr>
+      </w:r>
+    </w:p>
+    <w:p>
+      <w:pPr>
+        <w:pStyle w:val="Normal"/>
+        <w:rPr/>
+      </w:pPr>
+      <w:r>
+        <w:rPr>
+          <w:rFonts w:cs="Verdana" w:ascii="Verdana" w:hAnsi="Verdana"/>
+        </w:rPr>
+        <w:t>To remedy this, IBOS MusicXmlReader, as of version 2.0.0.0, contains the features "Import Transfers" and "Import Today's Transfers", both under the menu item "Files."</w:t>
+      </w:r>
+    </w:p>
+    <w:p>
+      <w:pPr>
+        <w:pStyle w:val="Normal"/>
+        <w:rPr>
+          <w:rFonts w:ascii="Verdana" w:hAnsi="Verdana" w:cs="Verdana"/>
+        </w:rPr>
+      </w:pPr>
+      <w:r>
+        <w:rPr>
+          <w:rFonts w:cs="Verdana" w:ascii="Verdana" w:hAnsi="Verdana"/>
+        </w:rPr>
+      </w:r>
+    </w:p>
+    <w:p>
+      <w:pPr>
+        <w:pStyle w:val="Normal"/>
+        <w:rPr/>
+      </w:pPr>
+      <w:r>
+        <w:rPr>
+          <w:rFonts w:cs="Verdana" w:ascii="Verdana" w:hAnsi="Verdana"/>
+        </w:rPr>
+        <w:t>These features can be used to facilitate the import of MusicXml files from the Internet.</w:t>
+      </w:r>
+    </w:p>
+    <w:p>
+      <w:pPr>
+        <w:pStyle w:val="Normal"/>
+        <w:rPr/>
+      </w:pPr>
+      <w:r>
+        <w:rPr>
+          <w:rFonts w:cs="Verdana" w:ascii="Verdana" w:hAnsi="Verdana"/>
+        </w:rPr>
+        <w:t>The procedure varies depending on which note archive you use, but it is in the main:</w:t>
+      </w:r>
+    </w:p>
+    <w:p>
+      <w:pPr>
+        <w:pStyle w:val="Normal"/>
+        <w:rPr>
+          <w:rFonts w:ascii="Verdana" w:hAnsi="Verdana" w:cs="Verdana"/>
+        </w:rPr>
+      </w:pPr>
+      <w:r>
+        <w:rPr>
+          <w:rFonts w:cs="Verdana" w:ascii="Verdana" w:hAnsi="Verdana"/>
+        </w:rPr>
+      </w:r>
+    </w:p>
+    <w:p>
+      <w:pPr>
+        <w:pStyle w:val="Normal"/>
+        <w:rPr/>
+      </w:pPr>
+      <w:r>
+        <w:rPr>
+          <w:rFonts w:cs="Verdana" w:ascii="Verdana" w:hAnsi="Verdana"/>
+        </w:rPr>
+        <w:t>1. Select Menu bar, "Note Archives".</w:t>
+      </w:r>
+    </w:p>
+    <w:p>
+      <w:pPr>
+        <w:pStyle w:val="Normal"/>
+        <w:rPr>
+          <w:rFonts w:ascii="Verdana" w:hAnsi="Verdana" w:cs="Verdana"/>
+        </w:rPr>
+      </w:pPr>
+      <w:r>
+        <w:rPr>
+          <w:rFonts w:cs="Verdana" w:ascii="Verdana" w:hAnsi="Verdana"/>
+        </w:rPr>
+        <w:t>2. Select a note file from the list, such as https://musescore.com/sheetmusic</w:t>
+      </w:r>
+    </w:p>
+    <w:p>
+      <w:pPr>
+        <w:pStyle w:val="Normal"/>
+        <w:rPr/>
+      </w:pPr>
+      <w:r>
+        <w:rPr>
+          <w:rFonts w:cs="Verdana" w:ascii="Verdana" w:hAnsi="Verdana"/>
+        </w:rPr>
+        <w:t>3. Download one or more MusicXml files from the directory archive, and make sure to save the files with "Save" (Not "Save As"!)</w:t>
+      </w:r>
+    </w:p>
+    <w:p>
+      <w:pPr>
+        <w:pStyle w:val="Normal"/>
+        <w:rPr>
+          <w:rFonts w:ascii="Verdana" w:hAnsi="Verdana" w:cs="Verdana"/>
+        </w:rPr>
+      </w:pPr>
+      <w:r>
+        <w:rPr>
+          <w:rFonts w:cs="Verdana" w:ascii="Verdana" w:hAnsi="Verdana"/>
+        </w:rPr>
+        <w:t>4. Select "Menu Bar", "File", "Import Today's Downloads"</w:t>
+      </w:r>
+    </w:p>
+    <w:p>
+      <w:pPr>
+        <w:pStyle w:val="Normal"/>
+        <w:rPr/>
+      </w:pPr>
+      <w:r>
+        <w:rPr>
+          <w:rFonts w:cs="Verdana" w:ascii="Verdana" w:hAnsi="Verdana"/>
+        </w:rPr>
+        <w:t>5. The downloaded notes have now been transferred to the "Downloads" folder under "IBOS MusicXmlReader", where they can be accessed in the usual way. IBOS MusicXmlReader has handled any conversion from compressed MusicXml format (.mxl) to standard MusicXml format (.xml).</w:t>
+      </w:r>
+    </w:p>
+    <w:p>
+      <w:pPr>
+        <w:pStyle w:val="Normal"/>
+        <w:rPr>
+          <w:rFonts w:ascii="Verdana" w:hAnsi="Verdana" w:cs="Verdana"/>
+        </w:rPr>
+      </w:pPr>
+      <w:r>
+        <w:rPr>
+          <w:rFonts w:cs="Verdana" w:ascii="Verdana" w:hAnsi="Verdana"/>
+        </w:rPr>
+        <w:t>Note that there is an option for "Import Today's Transfers", namely "Import Transfers", which allows for details in detail to choose which files to import.</w:t>
+      </w:r>
+      <w:r>
+        <w:br w:type="page"/>
+      </w:r>
+    </w:p>
+    <w:p>
+      <w:pPr>
+        <w:pStyle w:val="Normal"/>
+        <w:rPr>
+          <w:rFonts w:ascii="Verdana" w:hAnsi="Verdana" w:cs="Verdana"/>
+        </w:rPr>
+      </w:pPr>
+      <w:r>
+        <w:rPr>
+          <w:rFonts w:cs="Verdana" w:ascii="Verdana" w:hAnsi="Verdana"/>
+        </w:rPr>
+      </w:r>
+    </w:p>
+    <w:p>
+      <w:pPr>
+        <w:pStyle w:val="Overskrift1"/>
+        <w:numPr>
+          <w:ilvl w:val="0"/>
+          <w:numId w:val="3"/>
+        </w:numPr>
+        <w:rPr/>
+      </w:pPr>
+      <w:bookmarkStart w:id="20" w:name="__RefHeading___Toc531086876"/>
+      <w:bookmarkEnd w:id="20"/>
+      <w:r>
+        <w:rPr/>
+        <w:t>Export as Braille Music</w:t>
+      </w:r>
+    </w:p>
+    <w:p>
+      <w:pPr>
+        <w:pStyle w:val="Normal"/>
+        <w:rPr>
+          <w:rFonts w:ascii="Verdana" w:hAnsi="Verdana" w:cs="Verdana"/>
+        </w:rPr>
+      </w:pPr>
+      <w:r>
+        <w:rPr>
+          <w:rFonts w:cs="Verdana" w:ascii="Verdana" w:hAnsi="Verdana"/>
+        </w:rPr>
+      </w:r>
+    </w:p>
+    <w:p>
+      <w:pPr>
+        <w:pStyle w:val="Normal"/>
+        <w:rPr/>
+      </w:pPr>
+      <w:r>
+        <w:rPr>
+          <w:rFonts w:cs="Verdana" w:ascii="Verdana" w:hAnsi="Verdana"/>
+        </w:rPr>
+        <w:t>IBOS MusicXmlReader has for a long time supported showing the contents of each line in the note list in Braille Music representation.</w:t>
+      </w:r>
+    </w:p>
+    <w:p>
+      <w:pPr>
+        <w:pStyle w:val="Normal"/>
+        <w:rPr/>
+      </w:pPr>
+      <w:r>
+        <w:rPr>
+          <w:rFonts w:cs="Verdana" w:ascii="Verdana" w:hAnsi="Verdana"/>
+        </w:rPr>
+        <w:t>Starting with version 4.0 it is also possible to export the Braille Music representation to a file, which can again be used in a note taker device or a Braille embosser.</w:t>
+      </w:r>
+    </w:p>
+    <w:p>
+      <w:pPr>
+        <w:pStyle w:val="Normal"/>
+        <w:rPr/>
+      </w:pPr>
+      <w:r>
+        <w:rPr>
+          <w:rFonts w:cs="Verdana" w:ascii="Verdana" w:hAnsi="Verdana"/>
+        </w:rPr>
+        <w:t>By selecting (or deselecting) parts and details the user can control exactly which parts and details that are exported as Braille Music.</w:t>
+      </w:r>
+    </w:p>
+    <w:p>
+      <w:pPr>
+        <w:pStyle w:val="Normal"/>
+        <w:rPr>
+          <w:rFonts w:ascii="Verdana" w:hAnsi="Verdana" w:cs="Verdana"/>
+        </w:rPr>
+      </w:pPr>
+      <w:r>
+        <w:rPr>
+          <w:rFonts w:cs="Verdana" w:ascii="Verdana" w:hAnsi="Verdana"/>
+        </w:rPr>
+        <w:t>Export as Braille Music can be done in a large number of various ways, dependent of the user’s needs. The export is controlled by the parameters</w:t>
+      </w:r>
+    </w:p>
+    <w:p>
+      <w:pPr>
+        <w:pStyle w:val="Normal"/>
+        <w:rPr>
+          <w:rFonts w:ascii="Verdana" w:hAnsi="Verdana" w:cs="Verdana"/>
+        </w:rPr>
+      </w:pPr>
+      <w:r>
+        <w:rPr>
+          <w:rFonts w:cs="Verdana" w:ascii="Verdana" w:hAnsi="Verdana"/>
+        </w:rPr>
+        <w:t>“</w:t>
+      </w:r>
+      <w:r>
+        <w:rPr>
+          <w:rFonts w:cs="Verdana" w:ascii="Verdana" w:hAnsi="Verdana"/>
+        </w:rPr>
+        <w:t>Layout”,  “File format”,  “Braille device type” and “Physical dimensions”.</w:t>
+      </w:r>
+    </w:p>
+    <w:p>
+      <w:pPr>
+        <w:pStyle w:val="Normal"/>
+        <w:rPr>
+          <w:rFonts w:ascii="Verdana" w:hAnsi="Verdana" w:cs="Verdana"/>
+        </w:rPr>
+      </w:pPr>
+      <w:r>
+        <w:rPr>
+          <w:rFonts w:cs="Verdana" w:ascii="Verdana" w:hAnsi="Verdana"/>
+        </w:rPr>
+      </w:r>
+    </w:p>
+    <w:p>
+      <w:pPr>
+        <w:pStyle w:val="Normal"/>
+        <w:rPr>
+          <w:rFonts w:ascii="Verdana" w:hAnsi="Verdana" w:cs="Verdana"/>
+        </w:rPr>
+      </w:pPr>
+      <w:r>
+        <w:rPr>
+          <w:rFonts w:cs="Verdana" w:ascii="Verdana" w:hAnsi="Verdana"/>
+        </w:rPr>
+        <w:t>These parameters are described in the following text:</w:t>
       </w:r>
     </w:p>
     <w:p>
@@ -9564,23 +10182,11 @@
         </w:numPr>
         <w:rPr/>
       </w:pPr>
-      <w:bookmarkStart w:id="13" w:name="__RefHeading___Toc531086870"/>
-      <w:bookmarkEnd w:id="13"/>
-      <w:r>
-        <w:rPr/>
-        <w:t>Detail list</w:t>
-      </w:r>
-    </w:p>
-    <w:p>
-      <w:pPr>
-        <w:pStyle w:val="Normal"/>
-        <w:rPr/>
-      </w:pPr>
-      <w:r>
-        <w:rPr>
-          <w:rFonts w:cs="Verdana" w:ascii="Verdana" w:hAnsi="Verdana"/>
-        </w:rPr>
-        <w:t>Each line in the note list contains information about everything that happens at a specific point of time. For multi-part scores, for example for a SATB chorus or an orchestra even a single line in the note list become very complicated.</w:t>
+      <w:bookmarkStart w:id="21" w:name="__RefHeading___Toc5151_3482840894"/>
+      <w:bookmarkEnd w:id="21"/>
+      <w:r>
+        <w:rPr/>
+        <w:t>Braille Music export Parameters</w:t>
       </w:r>
     </w:p>
     <w:p>
@@ -9594,1053 +10200,19 @@
         <w:rPr>
           <w:rFonts w:cs="Verdana" w:ascii="Verdana" w:hAnsi="Verdana"/>
         </w:rPr>
-        <w:t>For this reason it is possible to resolve a single line in the note list int details, making it possible to analyse the parts and chord symbols one at a time.</w:t>
-      </w:r>
-    </w:p>
-    <w:p>
-      <w:pPr>
-        <w:pStyle w:val="Normal"/>
-        <w:rPr>
-          <w:rFonts w:ascii="Verdana" w:hAnsi="Verdana" w:cs="Verdana"/>
-        </w:rPr>
-      </w:pPr>
-      <w:r>
-        <w:rPr>
-          <w:rFonts w:cs="Verdana" w:ascii="Verdana" w:hAnsi="Verdana"/>
-        </w:rPr>
-        <w:t>The following keyboard shortcuts are used in the detail list:</w:t>
-      </w:r>
-    </w:p>
-    <w:p>
-      <w:pPr>
-        <w:pStyle w:val="Normal"/>
+      </w:r>
+    </w:p>
+    <w:p>
+      <w:pPr>
+        <w:pStyle w:val="Overskrift3"/>
         <w:numPr>
-          <w:ilvl w:val="0"/>
-          <w:numId w:val="3"/>
-        </w:numPr>
-        <w:rPr>
-          <w:rFonts w:ascii="Verdana" w:hAnsi="Verdana" w:cs="Verdana"/>
-        </w:rPr>
-      </w:pPr>
-      <w:r>
-        <w:rPr>
-          <w:rFonts w:cs="Verdana" w:ascii="Verdana" w:hAnsi="Verdana"/>
-        </w:rPr>
-        <w:t>ARROW-UP or ARROW-DOWN (alone) to browse within the current details.</w:t>
-      </w:r>
-    </w:p>
-    <w:p>
-      <w:pPr>
-        <w:pStyle w:val="Normal"/>
-        <w:numPr>
-          <w:ilvl w:val="0"/>
-          <w:numId w:val="3"/>
-        </w:numPr>
-        <w:rPr>
-          <w:rFonts w:ascii="Verdana" w:hAnsi="Verdana" w:cs="Verdana"/>
-        </w:rPr>
-      </w:pPr>
-      <w:r>
-        <w:rPr>
-          <w:rFonts w:cs="Verdana" w:ascii="Verdana" w:hAnsi="Verdana"/>
-        </w:rPr>
-        <w:t>ARROW-UP and ARROW-DOWN combined with CONTROL to resolve int details.</w:t>
-      </w:r>
-    </w:p>
-    <w:p>
-      <w:pPr>
-        <w:pStyle w:val="Normal"/>
-        <w:numPr>
-          <w:ilvl w:val="0"/>
-          <w:numId w:val="3"/>
-        </w:numPr>
-        <w:rPr>
-          <w:rFonts w:ascii="Verdana" w:hAnsi="Verdana" w:cs="Verdana"/>
-        </w:rPr>
-      </w:pPr>
-      <w:r>
-        <w:rPr>
-          <w:rFonts w:cs="Verdana" w:ascii="Verdana" w:hAnsi="Verdana"/>
-        </w:rPr>
-        <w:t>ESC to return to the previous view</w:t>
-      </w:r>
-    </w:p>
-    <w:p>
-      <w:pPr>
-        <w:pStyle w:val="Normal"/>
-        <w:rPr/>
-      </w:pPr>
-      <w:r>
-        <w:rPr>
-          <w:rFonts w:cs="Verdana" w:ascii="Verdana" w:hAnsi="Verdana"/>
-        </w:rPr>
-        <w:t>Each time a detail is selected it will be announced by text and played as sound.</w:t>
-      </w:r>
-    </w:p>
-    <w:p>
-      <w:pPr>
-        <w:pStyle w:val="Normal"/>
-        <w:rPr/>
-      </w:pPr>
-      <w:r>
-        <w:rPr>
-          <w:rFonts w:cs="Verdana" w:ascii="Verdana" w:hAnsi="Verdana"/>
-        </w:rPr>
-        <w:t>This gives rich possibilities for example while rehearsing chord symbols.</w:t>
-      </w:r>
-    </w:p>
-    <w:p>
-      <w:pPr>
-        <w:pStyle w:val="Normal"/>
-        <w:rPr>
-          <w:rFonts w:ascii="Verdana" w:hAnsi="Verdana" w:cs="Verdana"/>
-        </w:rPr>
-      </w:pPr>
-      <w:r>
-        <w:rPr>
-          <w:rFonts w:cs="Verdana" w:ascii="Verdana" w:hAnsi="Verdana"/>
-        </w:rPr>
-        <w:t>Whenever a detail view can be selected either by ARROW-UP or ARROW-DOWN (possibly in combination with one or more control-keys) identical details will always be shown, independently of the usage of ARROW-Up or ARROW-DOWN.</w:t>
-      </w:r>
-    </w:p>
-    <w:p>
-      <w:pPr>
-        <w:pStyle w:val="Normal"/>
-        <w:rPr/>
-      </w:pPr>
-      <w:r>
-        <w:rPr>
-          <w:rFonts w:cs="Verdana" w:ascii="Verdana" w:hAnsi="Verdana"/>
-        </w:rPr>
-        <w:t>After ARROW-DOWN the first detail is shown, after ARROW-UP the last detail is shown.</w:t>
-      </w:r>
-    </w:p>
-    <w:p>
-      <w:pPr>
-        <w:pStyle w:val="Normal"/>
-        <w:rPr>
-          <w:rFonts w:ascii="Verdana" w:hAnsi="Verdana" w:cs="Verdana"/>
-        </w:rPr>
-      </w:pPr>
-      <w:r>
-        <w:rPr>
-          <w:rFonts w:cs="Verdana" w:ascii="Verdana" w:hAnsi="Verdana"/>
-        </w:rPr>
-        <w:t>After that you can browse the remaining details by ARROW-UP and ARROW-DOWN alone – or return by ESC</w:t>
-      </w:r>
-    </w:p>
-    <w:p>
-      <w:pPr>
-        <w:pStyle w:val="Overskrift2"/>
-        <w:numPr>
-          <w:ilvl w:val="1"/>
+          <w:ilvl w:val="2"/>
           <w:numId w:val="2"/>
         </w:numPr>
-        <w:rPr>
-          <w:rFonts w:ascii="Verdana" w:hAnsi="Verdana" w:cs="Verdana"/>
-        </w:rPr>
-      </w:pPr>
-      <w:bookmarkStart w:id="14" w:name="__RefHeading___Toc531086871"/>
-      <w:bookmarkEnd w:id="14"/>
-      <w:r>
-        <w:rPr/>
-        <w:t>Status details</w:t>
-      </w:r>
-    </w:p>
-    <w:p>
-      <w:pPr>
-        <w:pStyle w:val="Normal"/>
-        <w:rPr>
-          <w:rFonts w:ascii="Verdana" w:hAnsi="Verdana" w:cs="Verdana"/>
-        </w:rPr>
-      </w:pPr>
-      <w:r>
-        <w:rPr>
-          <w:rFonts w:cs="Verdana" w:ascii="Verdana" w:hAnsi="Verdana"/>
-        </w:rPr>
-        <w:t>ALT + ARROW-DOWN show status details, starting by measure number.</w:t>
-      </w:r>
-    </w:p>
-    <w:p>
-      <w:pPr>
-        <w:pStyle w:val="Normal"/>
-        <w:rPr>
-          <w:rFonts w:ascii="Verdana" w:hAnsi="Verdana" w:cs="Verdana"/>
-        </w:rPr>
-      </w:pPr>
-      <w:r>
-        <w:rPr>
-          <w:rFonts w:cs="Verdana" w:ascii="Verdana" w:hAnsi="Verdana"/>
-        </w:rPr>
-        <w:t>ALT + ARROW-UP show status details, starting by time signature.</w:t>
-      </w:r>
-    </w:p>
-    <w:p>
-      <w:pPr>
-        <w:pStyle w:val="Normal"/>
-        <w:rPr>
-          <w:rFonts w:ascii="Verdana" w:hAnsi="Verdana" w:cs="Verdana"/>
-        </w:rPr>
-      </w:pPr>
-      <w:r>
-        <w:rPr>
-          <w:rFonts w:cs="Verdana" w:ascii="Verdana" w:hAnsi="Verdana"/>
-        </w:rPr>
-        <w:t>After that you can browse the remaining details by ARROW-UP and ARROW-DOWN alone – or return by ESC</w:t>
-      </w:r>
-    </w:p>
-    <w:p>
-      <w:pPr>
-        <w:pStyle w:val="Overskrift2"/>
-        <w:numPr>
-          <w:ilvl w:val="1"/>
-          <w:numId w:val="2"/>
-        </w:numPr>
-        <w:rPr>
-          <w:rFonts w:ascii="Verdana" w:hAnsi="Verdana" w:cs="Verdana"/>
-        </w:rPr>
-      </w:pPr>
-      <w:bookmarkStart w:id="15" w:name="__RefHeading___Toc531086872"/>
-      <w:bookmarkEnd w:id="15"/>
-      <w:r>
-        <w:rPr/>
-        <w:t xml:space="preserve">Chord Symbols </w:t>
-      </w:r>
-    </w:p>
-    <w:p>
-      <w:pPr>
-        <w:pStyle w:val="Normal"/>
-        <w:rPr/>
-      </w:pPr>
-      <w:r>
-        <w:rPr>
-          <w:rFonts w:cs="Verdana" w:ascii="Verdana" w:hAnsi="Verdana"/>
-        </w:rPr>
-        <w:t>CONTROL + SHIFT + ARROW-DOWN split a chord symbol into separate tone, starting by the upper tone.</w:t>
-      </w:r>
-    </w:p>
-    <w:p>
-      <w:pPr>
-        <w:pStyle w:val="Normal"/>
-        <w:rPr>
-          <w:rFonts w:ascii="Verdana" w:hAnsi="Verdana" w:cs="Verdana"/>
-        </w:rPr>
-      </w:pPr>
-      <w:r>
-        <w:rPr>
-          <w:rFonts w:cs="Verdana" w:ascii="Verdana" w:hAnsi="Verdana"/>
-        </w:rPr>
-        <w:t>CONTROL + SHIFT + ARROW-UP split a chord symbol into separate tone, starting by the chord symbol.</w:t>
-      </w:r>
-    </w:p>
-    <w:p>
-      <w:pPr>
-        <w:pStyle w:val="Normal"/>
-        <w:rPr>
-          <w:rFonts w:ascii="Verdana" w:hAnsi="Verdana" w:cs="Verdana"/>
-        </w:rPr>
-      </w:pPr>
-      <w:r>
-        <w:rPr>
-          <w:rFonts w:cs="Verdana" w:ascii="Verdana" w:hAnsi="Verdana"/>
-        </w:rPr>
-        <w:t>After that you can browse the remaining details by ARROW-UP and ARROW-DOWN alone – or return by ESC</w:t>
-      </w:r>
-    </w:p>
-    <w:p>
-      <w:pPr>
-        <w:pStyle w:val="Normal"/>
-        <w:rPr/>
-      </w:pPr>
-      <w:r>
-        <w:rPr>
-          <w:rFonts w:cs="Verdana" w:ascii="Verdana" w:hAnsi="Verdana"/>
-        </w:rPr>
-        <w:t>For each of the tones within the chord symbol tone and function are shown: For instance as “Fifth C”.</w:t>
-      </w:r>
-      <w:r>
-        <w:br w:type="page"/>
-      </w:r>
-    </w:p>
-    <w:p>
-      <w:pPr>
-        <w:pStyle w:val="Normal"/>
-        <w:rPr>
-          <w:rFonts w:ascii="Verdana" w:hAnsi="Verdana" w:cs="Verdana"/>
-        </w:rPr>
-      </w:pPr>
-      <w:r>
-        <w:rPr>
-          <w:rFonts w:cs="Verdana" w:ascii="Verdana" w:hAnsi="Verdana"/>
-        </w:rPr>
-      </w:r>
-    </w:p>
-    <w:p>
-      <w:pPr>
-        <w:pStyle w:val="Overskrift2"/>
-        <w:numPr>
-          <w:ilvl w:val="1"/>
-          <w:numId w:val="2"/>
-        </w:numPr>
-        <w:rPr/>
-      </w:pPr>
-      <w:bookmarkStart w:id="16" w:name="__RefHeading___Toc531086873"/>
-      <w:bookmarkEnd w:id="16"/>
-      <w:r>
-        <w:rPr/>
-        <w:t>Single notes for all parts</w:t>
-      </w:r>
-    </w:p>
-    <w:p>
-      <w:pPr>
-        <w:pStyle w:val="Normal"/>
-        <w:rPr>
-          <w:rFonts w:ascii="Verdana" w:hAnsi="Verdana" w:cs="Verdana"/>
-        </w:rPr>
-      </w:pPr>
-      <w:r>
-        <w:rPr>
-          <w:rFonts w:cs="Verdana" w:ascii="Verdana" w:hAnsi="Verdana"/>
-        </w:rPr>
-      </w:r>
-    </w:p>
-    <w:p>
-      <w:pPr>
-        <w:pStyle w:val="Normal"/>
-        <w:rPr/>
-      </w:pPr>
-      <w:r>
-        <w:rPr>
-          <w:rFonts w:cs="Verdana" w:ascii="Verdana" w:hAnsi="Verdana"/>
-        </w:rPr>
-        <w:t>ARROW-DOWN splits a line in the note list into single notes, starting by the note with the highest pitch.</w:t>
-      </w:r>
-    </w:p>
-    <w:p>
-      <w:pPr>
-        <w:pStyle w:val="Normal"/>
-        <w:rPr>
-          <w:rFonts w:ascii="Verdana" w:hAnsi="Verdana" w:cs="Verdana"/>
-        </w:rPr>
-      </w:pPr>
-      <w:r>
-        <w:rPr>
-          <w:rFonts w:cs="Verdana" w:ascii="Verdana" w:hAnsi="Verdana"/>
-        </w:rPr>
-        <w:t>ARROW-UP splits a line in the note list into single notes, starting by the note with the lowest pitch.</w:t>
-      </w:r>
-    </w:p>
-    <w:p>
-      <w:pPr>
-        <w:pStyle w:val="Normal"/>
-        <w:rPr/>
-      </w:pPr>
-      <w:r>
-        <w:rPr>
-          <w:rFonts w:cs="Verdana" w:ascii="Verdana" w:hAnsi="Verdana"/>
-        </w:rPr>
-        <w:t>After that you can browse the remaining notes by ARROW-UP and ARROW-DOWN alone – or return by ESC.</w:t>
-      </w:r>
-    </w:p>
-    <w:p>
-      <w:pPr>
-        <w:pStyle w:val="Normal"/>
-        <w:rPr/>
-      </w:pPr>
-      <w:r>
-        <w:rPr>
-          <w:rFonts w:cs="Verdana" w:ascii="Verdana" w:hAnsi="Verdana"/>
-        </w:rPr>
-        <w:t>For each single tone is also shown the name of the related part.</w:t>
-      </w:r>
-    </w:p>
-    <w:p>
-      <w:pPr>
-        <w:pStyle w:val="Overskrift2"/>
-        <w:numPr>
-          <w:ilvl w:val="1"/>
-          <w:numId w:val="2"/>
-        </w:numPr>
-        <w:rPr/>
-      </w:pPr>
-      <w:bookmarkStart w:id="17" w:name="__RefHeading___Toc531086874"/>
-      <w:bookmarkEnd w:id="17"/>
-      <w:r>
-        <w:rPr/>
-        <w:t>Single notes for a selected part</w:t>
-      </w:r>
-    </w:p>
-    <w:p>
-      <w:pPr>
-        <w:pStyle w:val="Normal"/>
-        <w:rPr/>
-      </w:pPr>
-      <w:r>
-        <w:rPr/>
-      </w:r>
-    </w:p>
-    <w:p>
-      <w:pPr>
-        <w:pStyle w:val="Normal"/>
-        <w:rPr>
-          <w:rFonts w:ascii="Verdana" w:hAnsi="Verdana" w:cs="Verdana"/>
-        </w:rPr>
-      </w:pPr>
-      <w:r>
-        <w:rPr>
-          <w:rFonts w:cs="Verdana" w:ascii="Verdana" w:hAnsi="Verdana"/>
-        </w:rPr>
-        <w:t>If a selected part (for instance a piano part or an organ part) contains several notes you can browse these notes:</w:t>
-      </w:r>
-    </w:p>
-    <w:p>
-      <w:pPr>
-        <w:pStyle w:val="Normal"/>
-        <w:rPr>
-          <w:rFonts w:ascii="Verdana" w:hAnsi="Verdana" w:cs="Verdana"/>
-        </w:rPr>
-      </w:pPr>
-      <w:r>
-        <w:rPr>
-          <w:rFonts w:cs="Verdana" w:ascii="Verdana" w:hAnsi="Verdana"/>
-        </w:rPr>
-        <w:t>CONTROL + ARROW-DOWN splits the part into single notes, starting with the note with the highest pitch.</w:t>
-      </w:r>
-    </w:p>
-    <w:p>
-      <w:pPr>
-        <w:pStyle w:val="Normal"/>
-        <w:rPr>
-          <w:rFonts w:ascii="Verdana" w:hAnsi="Verdana" w:cs="Verdana"/>
-        </w:rPr>
-      </w:pPr>
-      <w:r>
-        <w:rPr>
-          <w:rFonts w:cs="Verdana" w:ascii="Verdana" w:hAnsi="Verdana"/>
-        </w:rPr>
-        <w:t>CONTROL + ARROW-UP splits the part into single notes, starting with the lowest pitch.</w:t>
-      </w:r>
-    </w:p>
-    <w:p>
-      <w:pPr>
-        <w:pStyle w:val="Normal"/>
-        <w:rPr/>
-      </w:pPr>
-      <w:r>
-        <w:rPr>
-          <w:rFonts w:cs="Verdana" w:ascii="Verdana" w:hAnsi="Verdana"/>
-        </w:rPr>
-        <w:t>After that you can browse the remaining notes by ARROW-UP and ARROW-DOWN alone – or return by ESC.</w:t>
-      </w:r>
-    </w:p>
-    <w:p>
-      <w:pPr>
-        <w:pStyle w:val="Normal"/>
-        <w:rPr>
-          <w:rFonts w:ascii="Verdana" w:hAnsi="Verdana" w:cs="Verdana"/>
-        </w:rPr>
-      </w:pPr>
-      <w:r>
-        <w:rPr>
-          <w:rFonts w:cs="Verdana" w:ascii="Verdana" w:hAnsi="Verdana"/>
-        </w:rPr>
-      </w:r>
-    </w:p>
-    <w:p>
-      <w:pPr>
-        <w:pStyle w:val="Normal"/>
-        <w:rPr>
-          <w:rFonts w:ascii="Verdana" w:hAnsi="Verdana" w:cs="Verdana"/>
-        </w:rPr>
-      </w:pPr>
-      <w:r>
-        <w:rPr>
-          <w:rFonts w:cs="Verdana" w:ascii="Verdana" w:hAnsi="Verdana"/>
-        </w:rPr>
-      </w:r>
-    </w:p>
-    <w:p>
-      <w:pPr>
-        <w:pStyle w:val="Normal"/>
-        <w:rPr>
-          <w:rFonts w:ascii="Verdana" w:hAnsi="Verdana" w:cs="Verdana"/>
-        </w:rPr>
-      </w:pPr>
-      <w:r>
-        <w:rPr>
-          <w:rFonts w:cs="Verdana" w:ascii="Verdana" w:hAnsi="Verdana"/>
-        </w:rPr>
-      </w:r>
-    </w:p>
-    <w:p>
-      <w:pPr>
-        <w:pStyle w:val="Normal"/>
-        <w:rPr>
-          <w:rFonts w:ascii="Verdana" w:hAnsi="Verdana" w:cs="Verdana"/>
-        </w:rPr>
-      </w:pPr>
-      <w:r>
-        <w:rPr>
-          <w:rFonts w:cs="Verdana" w:ascii="Verdana" w:hAnsi="Verdana"/>
-        </w:rPr>
-      </w:r>
-    </w:p>
-    <w:p>
-      <w:pPr>
-        <w:pStyle w:val="Normal"/>
-        <w:rPr>
-          <w:rFonts w:ascii="Verdana" w:hAnsi="Verdana" w:cs="Verdana"/>
-        </w:rPr>
-      </w:pPr>
-      <w:r>
-        <w:rPr>
-          <w:rFonts w:cs="Verdana" w:ascii="Verdana" w:hAnsi="Verdana"/>
-        </w:rPr>
-      </w:r>
-    </w:p>
-    <w:p>
-      <w:pPr>
-        <w:pStyle w:val="Normal"/>
-        <w:rPr>
-          <w:rFonts w:ascii="Verdana" w:hAnsi="Verdana" w:cs="Verdana"/>
-        </w:rPr>
-      </w:pPr>
-      <w:r>
-        <w:rPr>
-          <w:rFonts w:cs="Verdana" w:ascii="Verdana" w:hAnsi="Verdana"/>
-        </w:rPr>
-      </w:r>
-    </w:p>
-    <w:p>
-      <w:pPr>
-        <w:pStyle w:val="Normal"/>
-        <w:rPr>
-          <w:rFonts w:ascii="Verdana" w:hAnsi="Verdana" w:cs="Verdana"/>
-        </w:rPr>
-      </w:pPr>
-      <w:r>
-        <w:rPr>
-          <w:rFonts w:cs="Verdana" w:ascii="Verdana" w:hAnsi="Verdana"/>
-        </w:rPr>
-      </w:r>
-    </w:p>
-    <w:p>
-      <w:pPr>
-        <w:pStyle w:val="Normal"/>
-        <w:rPr>
-          <w:rFonts w:ascii="Verdana" w:hAnsi="Verdana" w:cs="Verdana"/>
-        </w:rPr>
-      </w:pPr>
-      <w:r>
-        <w:rPr>
-          <w:rFonts w:cs="Verdana" w:ascii="Verdana" w:hAnsi="Verdana"/>
-        </w:rPr>
-      </w:r>
-    </w:p>
-    <w:p>
-      <w:pPr>
-        <w:pStyle w:val="Normal"/>
-        <w:rPr>
-          <w:rFonts w:ascii="Verdana" w:hAnsi="Verdana" w:cs="Verdana"/>
-        </w:rPr>
-      </w:pPr>
-      <w:r>
-        <w:rPr>
-          <w:rFonts w:cs="Verdana" w:ascii="Verdana" w:hAnsi="Verdana"/>
-        </w:rPr>
-      </w:r>
-    </w:p>
-    <w:p>
-      <w:pPr>
-        <w:pStyle w:val="Normal"/>
-        <w:rPr>
-          <w:rFonts w:ascii="Verdana" w:hAnsi="Verdana" w:cs="Verdana"/>
-        </w:rPr>
-      </w:pPr>
-      <w:r>
-        <w:rPr>
-          <w:rFonts w:cs="Verdana" w:ascii="Verdana" w:hAnsi="Verdana"/>
-        </w:rPr>
-      </w:r>
-    </w:p>
-    <w:p>
-      <w:pPr>
-        <w:pStyle w:val="Normal"/>
-        <w:rPr>
-          <w:rFonts w:ascii="Verdana" w:hAnsi="Verdana" w:cs="Verdana"/>
-        </w:rPr>
-      </w:pPr>
-      <w:r>
-        <w:rPr>
-          <w:rFonts w:cs="Verdana" w:ascii="Verdana" w:hAnsi="Verdana"/>
-        </w:rPr>
-      </w:r>
-    </w:p>
-    <w:p>
-      <w:pPr>
-        <w:pStyle w:val="Normal"/>
-        <w:rPr>
-          <w:rFonts w:ascii="Verdana" w:hAnsi="Verdana" w:cs="Verdana"/>
-        </w:rPr>
-      </w:pPr>
-      <w:r>
-        <w:rPr>
-          <w:rFonts w:cs="Verdana" w:ascii="Verdana" w:hAnsi="Verdana"/>
-        </w:rPr>
-      </w:r>
-    </w:p>
-    <w:p>
-      <w:pPr>
-        <w:pStyle w:val="Normal"/>
-        <w:rPr>
-          <w:rFonts w:ascii="Verdana" w:hAnsi="Verdana" w:cs="Verdana"/>
-        </w:rPr>
-      </w:pPr>
-      <w:r>
-        <w:rPr>
-          <w:rFonts w:cs="Verdana" w:ascii="Verdana" w:hAnsi="Verdana"/>
-        </w:rPr>
-      </w:r>
-    </w:p>
-    <w:p>
-      <w:pPr>
-        <w:pStyle w:val="Normal"/>
-        <w:rPr>
-          <w:rFonts w:ascii="Verdana" w:hAnsi="Verdana" w:cs="Verdana"/>
-        </w:rPr>
-      </w:pPr>
-      <w:r>
-        <w:rPr>
-          <w:rFonts w:cs="Verdana" w:ascii="Verdana" w:hAnsi="Verdana"/>
-        </w:rPr>
-      </w:r>
-    </w:p>
-    <w:p>
-      <w:pPr>
-        <w:pStyle w:val="Normal"/>
-        <w:rPr>
-          <w:rFonts w:ascii="Verdana" w:hAnsi="Verdana" w:cs="Verdana"/>
-        </w:rPr>
-      </w:pPr>
-      <w:r>
-        <w:rPr>
-          <w:rFonts w:cs="Verdana" w:ascii="Verdana" w:hAnsi="Verdana"/>
-        </w:rPr>
-      </w:r>
-    </w:p>
-    <w:p>
-      <w:pPr>
-        <w:pStyle w:val="Overskrift1"/>
-        <w:numPr>
-          <w:ilvl w:val="0"/>
-          <w:numId w:val="2"/>
-        </w:numPr>
-        <w:rPr/>
-      </w:pPr>
-      <w:bookmarkStart w:id="18" w:name="__RefHeading___Toc531086875"/>
-      <w:bookmarkEnd w:id="18"/>
-      <w:r>
-        <w:rPr/>
-        <w:t>Importing notes from the Internet</w:t>
-      </w:r>
-    </w:p>
-    <w:p>
-      <w:pPr>
-        <w:pStyle w:val="Normal"/>
-        <w:rPr>
-          <w:rFonts w:ascii="Verdana" w:hAnsi="Verdana" w:cs="Verdana"/>
-        </w:rPr>
-      </w:pPr>
-      <w:r>
-        <w:rPr>
-          <w:rFonts w:cs="Verdana" w:ascii="Verdana" w:hAnsi="Verdana"/>
-        </w:rPr>
-      </w:r>
-    </w:p>
-    <w:p>
-      <w:pPr>
-        <w:pStyle w:val="Normal"/>
-        <w:rPr/>
-      </w:pPr>
-      <w:r>
-        <w:rPr>
-          <w:rFonts w:cs="Verdana" w:ascii="Verdana" w:hAnsi="Verdana"/>
-        </w:rPr>
-        <w:t>As mentioned earlier, you can find large amounts of free MusicXml music on the internet. Unfortunately, there is no standardization of the websites in question, and unfortunately these are typically made available to the blind and partially sighted to very little extent. In addition, the scores are often not distributed in the regular MusicXml (.xml) format, but in a compressed (.mxl) format.</w:t>
-      </w:r>
-    </w:p>
-    <w:p>
-      <w:pPr>
-        <w:pStyle w:val="Normal"/>
-        <w:rPr>
-          <w:rFonts w:ascii="Verdana" w:hAnsi="Verdana" w:cs="Verdana"/>
-        </w:rPr>
-      </w:pPr>
-      <w:r>
-        <w:rPr>
-          <w:rFonts w:cs="Verdana" w:ascii="Verdana" w:hAnsi="Verdana"/>
-        </w:rPr>
-      </w:r>
-    </w:p>
-    <w:p>
-      <w:pPr>
-        <w:pStyle w:val="Normal"/>
-        <w:rPr/>
-      </w:pPr>
-      <w:r>
-        <w:rPr>
-          <w:rFonts w:cs="Verdana" w:ascii="Verdana" w:hAnsi="Verdana"/>
-        </w:rPr>
-        <w:t>To remedy this, IBOS MusicXmlReader, as of version 2.0.0.0, contains the features "Import Transfers" and "Import Today's Transfers", both under the menu item "Files."</w:t>
-      </w:r>
-    </w:p>
-    <w:p>
-      <w:pPr>
-        <w:pStyle w:val="Normal"/>
-        <w:rPr>
-          <w:rFonts w:ascii="Verdana" w:hAnsi="Verdana" w:cs="Verdana"/>
-        </w:rPr>
-      </w:pPr>
-      <w:r>
-        <w:rPr>
-          <w:rFonts w:cs="Verdana" w:ascii="Verdana" w:hAnsi="Verdana"/>
-        </w:rPr>
-      </w:r>
-    </w:p>
-    <w:p>
-      <w:pPr>
-        <w:pStyle w:val="Normal"/>
-        <w:rPr/>
-      </w:pPr>
-      <w:r>
-        <w:rPr>
-          <w:rFonts w:cs="Verdana" w:ascii="Verdana" w:hAnsi="Verdana"/>
-        </w:rPr>
-        <w:t>These features can be used to facilitate the import of MusicXml files from the Internet.</w:t>
-      </w:r>
-    </w:p>
-    <w:p>
-      <w:pPr>
-        <w:pStyle w:val="Normal"/>
-        <w:rPr/>
-      </w:pPr>
-      <w:r>
-        <w:rPr>
-          <w:rFonts w:cs="Verdana" w:ascii="Verdana" w:hAnsi="Verdana"/>
-        </w:rPr>
-        <w:t>The procedure varies depending on which note archive you use, but it is in the main:</w:t>
-      </w:r>
-    </w:p>
-    <w:p>
-      <w:pPr>
-        <w:pStyle w:val="Normal"/>
-        <w:rPr>
-          <w:rFonts w:ascii="Verdana" w:hAnsi="Verdana" w:cs="Verdana"/>
-        </w:rPr>
-      </w:pPr>
-      <w:r>
-        <w:rPr>
-          <w:rFonts w:cs="Verdana" w:ascii="Verdana" w:hAnsi="Verdana"/>
-        </w:rPr>
-      </w:r>
-    </w:p>
-    <w:p>
-      <w:pPr>
-        <w:pStyle w:val="Normal"/>
-        <w:rPr/>
-      </w:pPr>
-      <w:r>
-        <w:rPr>
-          <w:rFonts w:cs="Verdana" w:ascii="Verdana" w:hAnsi="Verdana"/>
-        </w:rPr>
-        <w:t>1. Select Menu bar, "Note Archives".</w:t>
-      </w:r>
-    </w:p>
-    <w:p>
-      <w:pPr>
-        <w:pStyle w:val="Normal"/>
-        <w:rPr>
-          <w:rFonts w:ascii="Verdana" w:hAnsi="Verdana" w:cs="Verdana"/>
-        </w:rPr>
-      </w:pPr>
-      <w:r>
-        <w:rPr>
-          <w:rFonts w:cs="Verdana" w:ascii="Verdana" w:hAnsi="Verdana"/>
-        </w:rPr>
-        <w:t>2. Select a note file from the list, such as https://musescore.com/sheetmusic</w:t>
-      </w:r>
-    </w:p>
-    <w:p>
-      <w:pPr>
-        <w:pStyle w:val="Normal"/>
-        <w:rPr/>
-      </w:pPr>
-      <w:r>
-        <w:rPr>
-          <w:rFonts w:cs="Verdana" w:ascii="Verdana" w:hAnsi="Verdana"/>
-        </w:rPr>
-        <w:t>3. Download one or more MusicXml files from the directory archive, and make sure to save the files with "Save" (Not "Save As"!)</w:t>
-      </w:r>
-    </w:p>
-    <w:p>
-      <w:pPr>
-        <w:pStyle w:val="Normal"/>
-        <w:rPr>
-          <w:rFonts w:ascii="Verdana" w:hAnsi="Verdana" w:cs="Verdana"/>
-        </w:rPr>
-      </w:pPr>
-      <w:r>
-        <w:rPr>
-          <w:rFonts w:cs="Verdana" w:ascii="Verdana" w:hAnsi="Verdana"/>
-        </w:rPr>
-        <w:t>4. Select "Menu Bar", "File", "Import Today's Downloads"</w:t>
-      </w:r>
-    </w:p>
-    <w:p>
-      <w:pPr>
-        <w:pStyle w:val="Normal"/>
-        <w:rPr/>
-      </w:pPr>
-      <w:r>
-        <w:rPr>
-          <w:rFonts w:cs="Verdana" w:ascii="Verdana" w:hAnsi="Verdana"/>
-        </w:rPr>
-        <w:t>5. The downloaded notes have now been transferred to the "Downloads" folder under "IBOS MusicXmlReader", where they can be accessed in the usual way. IBOS MusicXmlReader has handled any conversion from compressed MusicXml format (.mxl) to standard MusicXml format (.xml).</w:t>
-      </w:r>
-    </w:p>
-    <w:p>
-      <w:pPr>
-        <w:pStyle w:val="Normal"/>
-        <w:rPr>
-          <w:rFonts w:ascii="Verdana" w:hAnsi="Verdana" w:cs="Verdana"/>
-        </w:rPr>
-      </w:pPr>
-      <w:r>
-        <w:rPr>
-          <w:rFonts w:cs="Verdana" w:ascii="Verdana" w:hAnsi="Verdana"/>
-        </w:rPr>
-        <w:t>Note that there is an option for "Import Today's Transfers", namely "Import Transfers", which allows for details in detail to choose which files to import.</w:t>
-      </w:r>
-      <w:r>
-        <w:br w:type="page"/>
-      </w:r>
-    </w:p>
-    <w:p>
-      <w:pPr>
-        <w:pStyle w:val="Normal"/>
-        <w:rPr>
-          <w:rFonts w:ascii="Verdana" w:hAnsi="Verdana" w:cs="Verdana"/>
-        </w:rPr>
-      </w:pPr>
-      <w:r>
-        <w:rPr>
-          <w:rFonts w:cs="Verdana" w:ascii="Verdana" w:hAnsi="Verdana"/>
-        </w:rPr>
-      </w:r>
-    </w:p>
-    <w:p>
-      <w:pPr>
-        <w:pStyle w:val="Overskrift1"/>
-        <w:numPr>
-          <w:ilvl w:val="0"/>
-          <w:numId w:val="2"/>
-        </w:numPr>
-        <w:rPr/>
-      </w:pPr>
-      <w:bookmarkStart w:id="19" w:name="__RefHeading___Toc531086876"/>
-      <w:bookmarkEnd w:id="19"/>
-      <w:r>
-        <w:rPr/>
-        <w:t>Export as Braille Music</w:t>
-      </w:r>
-    </w:p>
-    <w:p>
-      <w:pPr>
-        <w:pStyle w:val="Normal"/>
-        <w:rPr>
-          <w:rFonts w:ascii="Verdana" w:hAnsi="Verdana" w:cs="Verdana"/>
-        </w:rPr>
-      </w:pPr>
-      <w:r>
-        <w:rPr>
-          <w:rFonts w:cs="Verdana" w:ascii="Verdana" w:hAnsi="Verdana"/>
-        </w:rPr>
-      </w:r>
-    </w:p>
-    <w:p>
-      <w:pPr>
-        <w:pStyle w:val="Normal"/>
-        <w:rPr/>
-      </w:pPr>
-      <w:r>
-        <w:rPr>
-          <w:rFonts w:cs="Verdana" w:ascii="Verdana" w:hAnsi="Verdana"/>
-        </w:rPr>
-        <w:t xml:space="preserve">IBOS MusicXmlReader </w:t>
-      </w:r>
-      <w:r>
-        <w:rPr>
-          <w:rFonts w:cs="Verdana" w:ascii="Verdana" w:hAnsi="Verdana"/>
-        </w:rPr>
-        <w:t xml:space="preserve">has for a long time </w:t>
-      </w:r>
-      <w:r>
-        <w:rPr>
-          <w:rFonts w:cs="Verdana" w:ascii="Verdana" w:hAnsi="Verdana"/>
-        </w:rPr>
-        <w:t>support</w:t>
-      </w:r>
-      <w:r>
-        <w:rPr>
-          <w:rFonts w:cs="Verdana" w:ascii="Verdana" w:hAnsi="Verdana"/>
-        </w:rPr>
-        <w:t>ed</w:t>
-      </w:r>
-      <w:r>
-        <w:rPr>
-          <w:rFonts w:cs="Verdana" w:ascii="Verdana" w:hAnsi="Verdana"/>
-        </w:rPr>
-        <w:t xml:space="preserve"> showing the contents of each line in the note list in Braille Music representation.</w:t>
-      </w:r>
-    </w:p>
-    <w:p>
-      <w:pPr>
-        <w:pStyle w:val="Normal"/>
-        <w:rPr/>
-      </w:pPr>
-      <w:r>
-        <w:rPr>
-          <w:rFonts w:cs="Verdana" w:ascii="Verdana" w:hAnsi="Verdana"/>
-        </w:rPr>
-        <w:t xml:space="preserve">Starting with version </w:t>
-      </w:r>
-      <w:r>
-        <w:rPr>
-          <w:rFonts w:cs="Verdana" w:ascii="Verdana" w:hAnsi="Verdana"/>
-        </w:rPr>
-        <w:t>4</w:t>
-      </w:r>
-      <w:r>
-        <w:rPr>
-          <w:rFonts w:cs="Verdana" w:ascii="Verdana" w:hAnsi="Verdana"/>
-        </w:rPr>
-        <w:t>.0 it is also possible to export the Braille Music representation to a file, which can again be used in a note taker device or a Braille embosser.</w:t>
-      </w:r>
-    </w:p>
-    <w:p>
-      <w:pPr>
-        <w:pStyle w:val="Normal"/>
-        <w:rPr/>
-      </w:pPr>
-      <w:r>
-        <w:rPr>
-          <w:rFonts w:cs="Verdana" w:ascii="Verdana" w:hAnsi="Verdana"/>
-        </w:rPr>
-        <w:t>By selecting (or deselecting) parts and details the user can control exactly which parts and details that are exported as Braille Music.</w:t>
-      </w:r>
-    </w:p>
-    <w:p>
-      <w:pPr>
-        <w:pStyle w:val="Normal"/>
-        <w:rPr>
-          <w:rFonts w:ascii="Verdana" w:hAnsi="Verdana" w:cs="Verdana"/>
-        </w:rPr>
-      </w:pPr>
-      <w:r>
-        <w:rPr>
-          <w:rFonts w:cs="Verdana" w:ascii="Verdana" w:hAnsi="Verdana"/>
-        </w:rPr>
-        <w:t>Export as Braille Music can be done in a large number of various ways, dependent of the user’s needs. The export is controlled by the parameters</w:t>
-      </w:r>
-    </w:p>
-    <w:p>
-      <w:pPr>
-        <w:pStyle w:val="Normal"/>
-        <w:rPr>
-          <w:rFonts w:ascii="Verdana" w:hAnsi="Verdana" w:cs="Verdana"/>
-        </w:rPr>
-      </w:pPr>
-      <w:r>
-        <w:rPr>
-          <w:rFonts w:cs="Verdana" w:ascii="Verdana" w:hAnsi="Verdana"/>
-        </w:rPr>
-        <w:t>“</w:t>
-      </w:r>
-      <w:r>
-        <w:rPr>
-          <w:rFonts w:cs="Verdana" w:ascii="Verdana" w:hAnsi="Verdana"/>
-        </w:rPr>
-        <w:t>Layout”,  “File format”,  “Braille device type” and “Physical dimensions”.</w:t>
-      </w:r>
-    </w:p>
-    <w:p>
-      <w:pPr>
-        <w:pStyle w:val="Normal"/>
-        <w:rPr>
-          <w:rFonts w:ascii="Verdana" w:hAnsi="Verdana" w:cs="Verdana"/>
-        </w:rPr>
-      </w:pPr>
-      <w:r>
-        <w:rPr>
-          <w:rFonts w:cs="Verdana" w:ascii="Verdana" w:hAnsi="Verdana"/>
-        </w:rPr>
-      </w:r>
-    </w:p>
-    <w:p>
-      <w:pPr>
-        <w:pStyle w:val="Normal"/>
-        <w:rPr>
-          <w:rFonts w:ascii="Verdana" w:hAnsi="Verdana" w:cs="Verdana"/>
-        </w:rPr>
-      </w:pPr>
-      <w:r>
-        <w:rPr>
-          <w:rFonts w:cs="Verdana" w:ascii="Verdana" w:hAnsi="Verdana"/>
-        </w:rPr>
-        <w:t>These parameters are described in the following text:</w:t>
-      </w:r>
-    </w:p>
-    <w:p>
-      <w:pPr>
-        <w:pStyle w:val="Normal"/>
-        <w:rPr>
-          <w:rFonts w:ascii="Verdana" w:hAnsi="Verdana" w:cs="Verdana"/>
-        </w:rPr>
-      </w:pPr>
-      <w:r>
-        <w:rPr>
-          <w:rFonts w:cs="Verdana" w:ascii="Verdana" w:hAnsi="Verdana"/>
-        </w:rPr>
-      </w:r>
-    </w:p>
-    <w:p>
-      <w:pPr>
-        <w:pStyle w:val="Overskrift2"/>
-        <w:rPr/>
-      </w:pPr>
-      <w:r>
-        <w:rPr/>
-        <w:t>Braille Music export Parameters</w:t>
-      </w:r>
-    </w:p>
-    <w:p>
-      <w:pPr>
-        <w:pStyle w:val="Normal"/>
-        <w:rPr>
-          <w:rFonts w:ascii="Verdana" w:hAnsi="Verdana" w:cs="Verdana"/>
-        </w:rPr>
-      </w:pPr>
-      <w:r>
-        <w:rPr>
-          <w:rFonts w:cs="Verdana" w:ascii="Verdana" w:hAnsi="Verdana"/>
-        </w:rPr>
-      </w:r>
-    </w:p>
-    <w:p>
-      <w:pPr>
-        <w:pStyle w:val="Overskrift3"/>
-        <w:rPr/>
-      </w:pPr>
+        <w:rPr/>
+      </w:pPr>
+      <w:bookmarkStart w:id="22" w:name="__RefHeading___Toc5153_3482840894"/>
+      <w:bookmarkEnd w:id="22"/>
       <w:r>
         <w:rPr/>
         <w:t>Layout</w:t>
@@ -10679,14 +10251,14 @@
         </w:tblCellMar>
       </w:tblPr>
       <w:tblGrid>
-        <w:gridCol w:w="3465"/>
+        <w:gridCol w:w="3464"/>
         <w:gridCol w:w="5561"/>
       </w:tblGrid>
       <w:tr>
         <w:trPr/>
         <w:tc>
           <w:tcPr>
-            <w:tcW w:w="3465" w:type="dxa"/>
+            <w:tcW w:w="3464" w:type="dxa"/>
             <w:tcBorders>
               <w:top w:val="single" w:sz="4" w:space="0" w:color="000000"/>
               <w:left w:val="single" w:sz="4" w:space="0" w:color="000000"/>
@@ -10750,25 +10322,7 @@
                 <w:szCs w:val="24"/>
                 <w:u w:val="none"/>
               </w:rPr>
-              <w:t>IBOS MusicXmlReader Layout</w:t>
-            </w:r>
-            <w:r>
-              <w:rPr>
-                <w:rFonts w:ascii="Liberation Serif" w:hAnsi="Liberation Serif"/>
-                <w:b w:val="false"/>
-                <w:bCs w:val="false"/>
-                <w:i w:val="false"/>
-                <w:iCs w:val="false"/>
-                <w:strike w:val="false"/>
-                <w:dstrike w:val="false"/>
-                <w:outline w:val="false"/>
-                <w:shadow w:val="false"/>
-                <w:color w:val="000000"/>
-                <w:sz w:val="24"/>
-                <w:szCs w:val="24"/>
-                <w:u w:val="none"/>
-              </w:rPr>
-              <w:t>”</w:t>
+              <w:t>IBOS MusicXmlReader Layout”</w:t>
             </w:r>
           </w:p>
         </w:tc>
@@ -10830,7 +10384,7 @@
         <w:trPr/>
         <w:tc>
           <w:tcPr>
-            <w:tcW w:w="3465" w:type="dxa"/>
+            <w:tcW w:w="3464" w:type="dxa"/>
             <w:tcBorders>
               <w:left w:val="single" w:sz="4" w:space="0" w:color="000000"/>
               <w:bottom w:val="single" w:sz="4" w:space="0" w:color="000000"/>
@@ -10893,25 +10447,7 @@
                 <w:szCs w:val="24"/>
                 <w:u w:val="none"/>
               </w:rPr>
-              <w:t>BANA 2015 layout</w:t>
-            </w:r>
-            <w:r>
-              <w:rPr>
-                <w:rFonts w:ascii="Liberation Serif" w:hAnsi="Liberation Serif"/>
-                <w:b w:val="false"/>
-                <w:bCs w:val="false"/>
-                <w:i w:val="false"/>
-                <w:iCs w:val="false"/>
-                <w:strike w:val="false"/>
-                <w:dstrike w:val="false"/>
-                <w:outline w:val="false"/>
-                <w:shadow w:val="false"/>
-                <w:color w:val="000000"/>
-                <w:sz w:val="24"/>
-                <w:szCs w:val="24"/>
-                <w:u w:val="none"/>
-              </w:rPr>
-              <w:t>”</w:t>
+              <w:t>BANA 2015 layout”</w:t>
             </w:r>
           </w:p>
         </w:tc>
@@ -10999,8 +10535,14 @@
     <w:p>
       <w:pPr>
         <w:pStyle w:val="Overskrift3"/>
-        <w:rPr/>
-      </w:pPr>
+        <w:numPr>
+          <w:ilvl w:val="2"/>
+          <w:numId w:val="2"/>
+        </w:numPr>
+        <w:rPr/>
+      </w:pPr>
+      <w:bookmarkStart w:id="23" w:name="__RefHeading___Toc5155_3482840894"/>
+      <w:bookmarkEnd w:id="23"/>
       <w:r>
         <w:rPr/>
         <w:t>File format</w:t>
@@ -11042,7 +10584,9 @@
         </w:rPr>
       </w:pPr>
       <w:r>
-        <w:rPr/>
+        <w:rPr>
+          <w:rFonts w:cs="Verdana" w:ascii="Verdana" w:hAnsi="Verdana"/>
+        </w:rPr>
       </w:r>
     </w:p>
     <w:p>
@@ -11053,14 +10597,22 @@
         </w:rPr>
       </w:pPr>
       <w:r>
-        <w:rPr/>
+        <w:rPr>
+          <w:rFonts w:cs="Verdana" w:ascii="Verdana" w:hAnsi="Verdana"/>
+        </w:rPr>
       </w:r>
     </w:p>
     <w:p>
       <w:pPr>
         <w:pStyle w:val="Overskrift3"/>
-        <w:rPr/>
-      </w:pPr>
+        <w:numPr>
+          <w:ilvl w:val="2"/>
+          <w:numId w:val="2"/>
+        </w:numPr>
+        <w:rPr/>
+      </w:pPr>
+      <w:bookmarkStart w:id="24" w:name="__RefHeading___Toc5157_3482840894"/>
+      <w:bookmarkEnd w:id="24"/>
       <w:r>
         <w:rPr/>
         <w:t>Braille device type</w:t>
@@ -11081,8 +10633,14 @@
     <w:p>
       <w:pPr>
         <w:pStyle w:val="Overskrift3"/>
-        <w:rPr/>
-      </w:pPr>
+        <w:numPr>
+          <w:ilvl w:val="2"/>
+          <w:numId w:val="2"/>
+        </w:numPr>
+        <w:rPr/>
+      </w:pPr>
+      <w:bookmarkStart w:id="25" w:name="__RefHeading___Toc5159_3482840894"/>
+      <w:bookmarkEnd w:id="25"/>
       <w:r>
         <w:rPr/>
         <w:t>Physical Dimensions</w:t>
@@ -11108,14 +10666,22 @@
         </w:rPr>
       </w:pPr>
       <w:r>
-        <w:rPr/>
+        <w:rPr>
+          <w:rFonts w:cs="Verdana" w:ascii="Verdana" w:hAnsi="Verdana"/>
+        </w:rPr>
       </w:r>
     </w:p>
     <w:p>
       <w:pPr>
         <w:pStyle w:val="Overskrift2"/>
-        <w:rPr/>
-      </w:pPr>
+        <w:numPr>
+          <w:ilvl w:val="1"/>
+          <w:numId w:val="2"/>
+        </w:numPr>
+        <w:rPr/>
+      </w:pPr>
+      <w:bookmarkStart w:id="26" w:name="__RefHeading___Toc5161_3482840894"/>
+      <w:bookmarkEnd w:id="26"/>
       <w:r>
         <w:rPr/>
         <w:t>Profiles</w:t>
@@ -11129,7 +10695,9 @@
         </w:rPr>
       </w:pPr>
       <w:r>
-        <w:rPr/>
+        <w:rPr>
+          <w:rFonts w:cs="Verdana" w:ascii="Verdana" w:hAnsi="Verdana"/>
+        </w:rPr>
       </w:r>
     </w:p>
     <w:p>
@@ -11169,14 +10737,14 @@
         </w:tblCellMar>
       </w:tblPr>
       <w:tblGrid>
-        <w:gridCol w:w="2610"/>
+        <w:gridCol w:w="2609"/>
         <w:gridCol w:w="6416"/>
       </w:tblGrid>
       <w:tr>
         <w:trPr/>
         <w:tc>
           <w:tcPr>
-            <w:tcW w:w="2610" w:type="dxa"/>
+            <w:tcW w:w="2609" w:type="dxa"/>
             <w:tcBorders>
               <w:top w:val="single" w:sz="4" w:space="0" w:color="000000"/>
               <w:left w:val="single" w:sz="4" w:space="0" w:color="000000"/>
@@ -11284,7 +10852,7 @@
         <w:trPr/>
         <w:tc>
           <w:tcPr>
-            <w:tcW w:w="2610" w:type="dxa"/>
+            <w:tcW w:w="2609" w:type="dxa"/>
             <w:tcBorders>
               <w:left w:val="single" w:sz="4" w:space="0" w:color="000000"/>
               <w:bottom w:val="single" w:sz="4" w:space="0" w:color="000000"/>
@@ -11390,7 +10958,7 @@
         <w:trPr/>
         <w:tc>
           <w:tcPr>
-            <w:tcW w:w="2610" w:type="dxa"/>
+            <w:tcW w:w="2609" w:type="dxa"/>
             <w:tcBorders>
               <w:left w:val="single" w:sz="4" w:space="0" w:color="000000"/>
               <w:bottom w:val="single" w:sz="4" w:space="0" w:color="000000"/>
@@ -11501,7 +11069,9 @@
         </w:rPr>
       </w:pPr>
       <w:r>
-        <w:rPr/>
+        <w:rPr>
+          <w:rFonts w:cs="Verdana" w:ascii="Verdana" w:hAnsi="Verdana"/>
+        </w:rPr>
       </w:r>
     </w:p>
     <w:p>
@@ -11524,25 +11094,21 @@
         </w:rPr>
       </w:pPr>
       <w:r>
-        <w:rPr/>
-      </w:r>
-    </w:p>
-    <w:p>
-      <w:pPr>
-        <w:pStyle w:val="Normal"/>
-        <w:rPr/>
-      </w:pPr>
-      <w:r>
-        <w:rPr>
-          <w:rFonts w:cs="Verdana" w:ascii="Verdana" w:hAnsi="Verdana"/>
-        </w:rPr>
-        <w:t xml:space="preserve">During the actual Braille Music Export operation the user can specify the path of the Braille Music files generated by a standard Windows “Save as” </w:t>
-      </w:r>
-      <w:r>
-        <w:rPr>
-          <w:rFonts w:cs="Verdana" w:ascii="Verdana" w:hAnsi="Verdana"/>
-        </w:rPr>
-        <w:t>dialogue.</w:t>
+        <w:rPr>
+          <w:rFonts w:cs="Verdana" w:ascii="Verdana" w:hAnsi="Verdana"/>
+        </w:rPr>
+      </w:r>
+    </w:p>
+    <w:p>
+      <w:pPr>
+        <w:pStyle w:val="Normal"/>
+        <w:rPr/>
+      </w:pPr>
+      <w:r>
+        <w:rPr>
+          <w:rFonts w:cs="Verdana" w:ascii="Verdana" w:hAnsi="Verdana"/>
+        </w:rPr>
+        <w:t>During the actual Braille Music Export operation the user can specify the path of the Braille Music files generated by a standard Windows “Save as” dialogue.</w:t>
       </w:r>
     </w:p>
     <w:p>
@@ -11565,14 +11131,22 @@
         </w:rPr>
       </w:pPr>
       <w:r>
-        <w:rPr/>
+        <w:rPr>
+          <w:rFonts w:cs="Verdana" w:ascii="Verdana" w:hAnsi="Verdana"/>
+        </w:rPr>
       </w:r>
     </w:p>
     <w:p>
       <w:pPr>
         <w:pStyle w:val="Overskrift2"/>
-        <w:rPr/>
-      </w:pPr>
+        <w:numPr>
+          <w:ilvl w:val="1"/>
+          <w:numId w:val="2"/>
+        </w:numPr>
+        <w:rPr/>
+      </w:pPr>
+      <w:bookmarkStart w:id="27" w:name="__RefHeading___Toc5163_3482840894"/>
+      <w:bookmarkEnd w:id="27"/>
       <w:r>
         <w:rPr/>
         <w:t>IBOS MusicXmlReader layout</w:t>
@@ -11586,7 +11160,9 @@
         </w:rPr>
       </w:pPr>
       <w:r>
-        <w:rPr/>
+        <w:rPr>
+          <w:rFonts w:cs="Verdana" w:ascii="Verdana" w:hAnsi="Verdana"/>
+        </w:rPr>
       </w:r>
     </w:p>
     <w:p>
@@ -11604,8 +11180,14 @@
     <w:p>
       <w:pPr>
         <w:pStyle w:val="Overskrift2"/>
-        <w:rPr/>
-      </w:pPr>
+        <w:numPr>
+          <w:ilvl w:val="1"/>
+          <w:numId w:val="2"/>
+        </w:numPr>
+        <w:rPr/>
+      </w:pPr>
+      <w:bookmarkStart w:id="28" w:name="__RefHeading___Toc5165_3482840894"/>
+      <w:bookmarkEnd w:id="28"/>
       <w:r>
         <w:rPr/>
         <w:t>BANA 2015 Layout</w:t>
@@ -11619,7 +11201,9 @@
         </w:rPr>
       </w:pPr>
       <w:r>
-        <w:rPr/>
+        <w:rPr>
+          <w:rFonts w:cs="Verdana" w:ascii="Verdana" w:hAnsi="Verdana"/>
+        </w:rPr>
       </w:r>
     </w:p>
     <w:p>
@@ -11663,7 +11247,7 @@
         <w:pStyle w:val="Normal"/>
         <w:numPr>
           <w:ilvl w:val="0"/>
-          <w:numId w:val="6"/>
+          <w:numId w:val="7"/>
         </w:numPr>
         <w:rPr/>
       </w:pPr>
@@ -11679,7 +11263,7 @@
         <w:pStyle w:val="Normal"/>
         <w:numPr>
           <w:ilvl w:val="0"/>
-          <w:numId w:val="6"/>
+          <w:numId w:val="7"/>
         </w:numPr>
         <w:rPr/>
       </w:pPr>
@@ -11695,7 +11279,7 @@
         <w:pStyle w:val="Normal"/>
         <w:numPr>
           <w:ilvl w:val="0"/>
-          <w:numId w:val="6"/>
+          <w:numId w:val="7"/>
         </w:numPr>
         <w:rPr/>
       </w:pPr>
@@ -11703,19 +11287,7 @@
         <w:rPr>
           <w:rFonts w:cs="Verdana" w:ascii="Verdana" w:hAnsi="Verdana"/>
         </w:rPr>
-        <w:t xml:space="preserve">A </w:t>
-      </w:r>
-      <w:r>
-        <w:rPr>
-          <w:rFonts w:cs="Verdana" w:ascii="Verdana" w:hAnsi="Verdana"/>
-        </w:rPr>
-        <w:t xml:space="preserve">“BT” file containing  Tenor and Bas represented from </w:t>
-      </w:r>
-      <w:r>
-        <w:rPr>
-          <w:rFonts w:cs="Verdana" w:ascii="Verdana" w:hAnsi="Verdana"/>
-        </w:rPr>
-        <w:t>bottom.</w:t>
+        <w:t>A “BT” file containing  Tenor and Bas represented from bottom.</w:t>
       </w:r>
     </w:p>
     <w:p>
@@ -11726,7 +11298,9 @@
         </w:rPr>
       </w:pPr>
       <w:r>
-        <w:rPr/>
+        <w:rPr>
+          <w:rFonts w:cs="Verdana" w:ascii="Verdana" w:hAnsi="Verdana"/>
+        </w:rPr>
       </w:r>
     </w:p>
     <w:p>
@@ -11761,7 +11335,9 @@
         </w:rPr>
       </w:pPr>
       <w:r>
-        <w:rPr/>
+        <w:rPr>
+          <w:rFonts w:cs="Verdana" w:ascii="Verdana" w:hAnsi="Verdana"/>
+        </w:rPr>
       </w:r>
     </w:p>
     <w:p>
@@ -11805,14 +11381,14 @@
         </w:rPr>
         <w:t xml:space="preserve">Files” → </w:t>
       </w:r>
-      <w:bookmarkStart w:id="20" w:name="__DdeLink__3456_3482840894"/>
+      <w:bookmarkStart w:id="29" w:name="__DdeLink__3456_3482840894"/>
       <w:r>
         <w:rPr>
           <w:rFonts w:cs="Verdana" w:ascii="Verdana" w:hAnsi="Verdana"/>
         </w:rPr>
         <w:t>“Print Music Braille file on embosser”</w:t>
       </w:r>
-      <w:bookmarkEnd w:id="20"/>
+      <w:bookmarkEnd w:id="29"/>
     </w:p>
     <w:p>
       <w:pPr>
@@ -11852,25 +11428,21 @@
         </w:rPr>
       </w:pPr>
       <w:r>
-        <w:rPr/>
-      </w:r>
-    </w:p>
-    <w:p>
-      <w:pPr>
-        <w:pStyle w:val="Normal"/>
-        <w:rPr/>
-      </w:pPr>
-      <w:r>
-        <w:rPr>
-          <w:rFonts w:cs="Verdana" w:ascii="Verdana" w:hAnsi="Verdana"/>
-        </w:rPr>
-        <w:t xml:space="preserve">The user can select the path and name of the Braille Music file generated through use of a standard Windows Forms “Save as” </w:t>
-      </w:r>
-      <w:r>
-        <w:rPr>
-          <w:rFonts w:cs="Verdana" w:ascii="Verdana" w:hAnsi="Verdana"/>
-        </w:rPr>
-        <w:t>dialogue.</w:t>
+        <w:rPr>
+          <w:rFonts w:cs="Verdana" w:ascii="Verdana" w:hAnsi="Verdana"/>
+        </w:rPr>
+      </w:r>
+    </w:p>
+    <w:p>
+      <w:pPr>
+        <w:pStyle w:val="Normal"/>
+        <w:rPr/>
+      </w:pPr>
+      <w:r>
+        <w:rPr>
+          <w:rFonts w:cs="Verdana" w:ascii="Verdana" w:hAnsi="Verdana"/>
+        </w:rPr>
+        <w:t>The user can select the path and name of the Braille Music file generated through use of a standard Windows Forms “Save as” dialogue.</w:t>
       </w:r>
     </w:p>
     <w:p>
@@ -11919,8 +11491,14 @@
     <w:p>
       <w:pPr>
         <w:pStyle w:val="Overskrift2"/>
-        <w:rPr/>
-      </w:pPr>
+        <w:numPr>
+          <w:ilvl w:val="1"/>
+          <w:numId w:val="2"/>
+        </w:numPr>
+        <w:rPr/>
+      </w:pPr>
+      <w:bookmarkStart w:id="30" w:name="__RefHeading___Toc5167_3482840894"/>
+      <w:bookmarkEnd w:id="30"/>
       <w:r>
         <w:rPr/>
         <w:t>Printing Braille Music files on an embosser</w:t>
@@ -11964,14 +11542,14 @@
         </w:tblCellMar>
       </w:tblPr>
       <w:tblGrid>
-        <w:gridCol w:w="1755"/>
+        <w:gridCol w:w="1754"/>
         <w:gridCol w:w="7271"/>
       </w:tblGrid>
       <w:tr>
         <w:trPr/>
         <w:tc>
           <w:tcPr>
-            <w:tcW w:w="1755" w:type="dxa"/>
+            <w:tcW w:w="1754" w:type="dxa"/>
             <w:tcBorders>
               <w:top w:val="single" w:sz="4" w:space="0" w:color="000000"/>
               <w:left w:val="single" w:sz="4" w:space="0" w:color="000000"/>
@@ -12017,25 +11595,7 @@
                 <w:szCs w:val="24"/>
                 <w:u w:val="none"/>
               </w:rPr>
-              <w:t>Via Windows print-dialog</w:t>
-            </w:r>
-            <w:r>
-              <w:rPr>
-                <w:rFonts w:ascii="Liberation Serif" w:hAnsi="Liberation Serif"/>
-                <w:b w:val="false"/>
-                <w:bCs w:val="false"/>
-                <w:i w:val="false"/>
-                <w:iCs w:val="false"/>
-                <w:strike w:val="false"/>
-                <w:dstrike w:val="false"/>
-                <w:outline w:val="false"/>
-                <w:shadow w:val="false"/>
-                <w:color w:val="000000"/>
-                <w:sz w:val="24"/>
-                <w:szCs w:val="24"/>
-                <w:u w:val="none"/>
-              </w:rPr>
-              <w:t>ue</w:t>
+              <w:t>Via Windows print-dialogue</w:t>
             </w:r>
           </w:p>
         </w:tc>
@@ -12179,7 +11739,7 @@
         <w:trPr/>
         <w:tc>
           <w:tcPr>
-            <w:tcW w:w="1755" w:type="dxa"/>
+            <w:tcW w:w="1754" w:type="dxa"/>
             <w:tcBorders>
               <w:left w:val="single" w:sz="4" w:space="0" w:color="000000"/>
               <w:bottom w:val="single" w:sz="4" w:space="0" w:color="000000"/>
@@ -12358,25 +11918,7 @@
                 <w:szCs w:val="24"/>
                 <w:u w:val="none"/>
               </w:rPr>
-              <w:t xml:space="preserve">Settings → </w:t>
-            </w:r>
-            <w:r>
-              <w:rPr>
-                <w:rFonts w:ascii="Liberation Serif" w:hAnsi="Liberation Serif"/>
-                <w:b w:val="false"/>
-                <w:bCs w:val="false"/>
-                <w:i w:val="false"/>
-                <w:iCs w:val="false"/>
-                <w:strike w:val="false"/>
-                <w:dstrike w:val="false"/>
-                <w:outline w:val="false"/>
-                <w:shadow w:val="false"/>
-                <w:color w:val="000000"/>
-                <w:sz w:val="24"/>
-                <w:szCs w:val="24"/>
-                <w:u w:val="none"/>
-              </w:rPr>
-              <w:t>Settings for Embosser profile → Embosser program path</w:t>
+              <w:t>Settings → Settings for Embosser profile → Embosser program path</w:t>
             </w:r>
           </w:p>
           <w:p>
@@ -12431,14 +11973,22 @@
         </w:rPr>
       </w:pPr>
       <w:r>
-        <w:rPr/>
+        <w:rPr>
+          <w:rFonts w:cs="Verdana" w:ascii="Verdana" w:hAnsi="Verdana"/>
+        </w:rPr>
       </w:r>
     </w:p>
     <w:p>
       <w:pPr>
         <w:pStyle w:val="Overskrift2"/>
-        <w:rPr/>
-      </w:pPr>
+        <w:numPr>
+          <w:ilvl w:val="1"/>
+          <w:numId w:val="2"/>
+        </w:numPr>
+        <w:rPr/>
+      </w:pPr>
+      <w:bookmarkStart w:id="31" w:name="__RefHeading___Toc5169_3482840894"/>
+      <w:bookmarkEnd w:id="31"/>
       <w:r>
         <w:rPr/>
         <w:t>Copying of Music Braille files to notetaker device</w:t>
@@ -12452,7 +12002,9 @@
         </w:rPr>
       </w:pPr>
       <w:r>
-        <w:rPr/>
+        <w:rPr>
+          <w:rFonts w:cs="Verdana" w:ascii="Verdana" w:hAnsi="Verdana"/>
+        </w:rPr>
       </w:r>
     </w:p>
     <w:p>
@@ -12505,7 +12057,9 @@
         </w:rPr>
       </w:pPr>
       <w:r>
-        <w:rPr/>
+        <w:rPr>
+          <w:rFonts w:cs="Verdana" w:ascii="Verdana" w:hAnsi="Verdana"/>
+        </w:rPr>
       </w:r>
       <w:r>
         <w:br w:type="page"/>
@@ -12542,12 +12096,12 @@
         <w:pStyle w:val="Overskrift1"/>
         <w:numPr>
           <w:ilvl w:val="0"/>
-          <w:numId w:val="2"/>
+          <w:numId w:val="3"/>
         </w:numPr>
         <w:rPr/>
       </w:pPr>
-      <w:bookmarkStart w:id="21" w:name="__RefHeading___Toc531086877"/>
-      <w:bookmarkEnd w:id="21"/>
+      <w:bookmarkStart w:id="32" w:name="__RefHeading___Toc531086877"/>
+      <w:bookmarkEnd w:id="32"/>
       <w:r>
         <w:rPr/>
         <w:t>Keyboard shortcuts</w:t>
@@ -14857,14 +14411,14 @@
         </w:tblCellMar>
       </w:tblPr>
       <w:tblGrid>
-        <w:gridCol w:w="2159"/>
-        <w:gridCol w:w="7485"/>
+        <w:gridCol w:w="2158"/>
+        <w:gridCol w:w="7486"/>
       </w:tblGrid>
       <w:tr>
         <w:trPr/>
         <w:tc>
           <w:tcPr>
-            <w:tcW w:w="2159" w:type="dxa"/>
+            <w:tcW w:w="2158" w:type="dxa"/>
             <w:tcBorders/>
             <w:shd w:fill="auto" w:val="clear"/>
           </w:tcPr>
@@ -14889,7 +14443,7 @@
         </w:tc>
         <w:tc>
           <w:tcPr>
-            <w:tcW w:w="7485" w:type="dxa"/>
+            <w:tcW w:w="7486" w:type="dxa"/>
             <w:tcBorders/>
             <w:shd w:fill="auto" w:val="clear"/>
           </w:tcPr>
@@ -14915,7 +14469,7 @@
         <w:trPr/>
         <w:tc>
           <w:tcPr>
-            <w:tcW w:w="2159" w:type="dxa"/>
+            <w:tcW w:w="2158" w:type="dxa"/>
             <w:tcBorders/>
             <w:shd w:fill="auto" w:val="clear"/>
           </w:tcPr>
@@ -14936,7 +14490,7 @@
         </w:tc>
         <w:tc>
           <w:tcPr>
-            <w:tcW w:w="7485" w:type="dxa"/>
+            <w:tcW w:w="7486" w:type="dxa"/>
             <w:tcBorders/>
             <w:shd w:fill="auto" w:val="clear"/>
           </w:tcPr>
@@ -14960,7 +14514,7 @@
         <w:trPr/>
         <w:tc>
           <w:tcPr>
-            <w:tcW w:w="2159" w:type="dxa"/>
+            <w:tcW w:w="2158" w:type="dxa"/>
             <w:tcBorders/>
             <w:shd w:fill="auto" w:val="clear"/>
           </w:tcPr>
@@ -14983,7 +14537,7 @@
         </w:tc>
         <w:tc>
           <w:tcPr>
-            <w:tcW w:w="7485" w:type="dxa"/>
+            <w:tcW w:w="7486" w:type="dxa"/>
             <w:tcBorders/>
             <w:shd w:fill="auto" w:val="clear"/>
           </w:tcPr>
@@ -15007,7 +14561,7 @@
         <w:trPr/>
         <w:tc>
           <w:tcPr>
-            <w:tcW w:w="2159" w:type="dxa"/>
+            <w:tcW w:w="2158" w:type="dxa"/>
             <w:tcBorders/>
             <w:shd w:fill="auto" w:val="clear"/>
           </w:tcPr>
@@ -15030,7 +14584,7 @@
         </w:tc>
         <w:tc>
           <w:tcPr>
-            <w:tcW w:w="7485" w:type="dxa"/>
+            <w:tcW w:w="7486" w:type="dxa"/>
             <w:tcBorders/>
             <w:shd w:fill="auto" w:val="clear"/>
           </w:tcPr>
@@ -15055,7 +14609,7 @@
         <w:trPr/>
         <w:tc>
           <w:tcPr>
-            <w:tcW w:w="2159" w:type="dxa"/>
+            <w:tcW w:w="2158" w:type="dxa"/>
             <w:tcBorders/>
             <w:shd w:fill="auto" w:val="clear"/>
           </w:tcPr>
@@ -15078,7 +14632,7 @@
         </w:tc>
         <w:tc>
           <w:tcPr>
-            <w:tcW w:w="7485" w:type="dxa"/>
+            <w:tcW w:w="7486" w:type="dxa"/>
             <w:tcBorders/>
             <w:shd w:fill="auto" w:val="clear"/>
           </w:tcPr>
@@ -15102,7 +14656,7 @@
         <w:trPr/>
         <w:tc>
           <w:tcPr>
-            <w:tcW w:w="2159" w:type="dxa"/>
+            <w:tcW w:w="2158" w:type="dxa"/>
             <w:tcBorders/>
             <w:shd w:fill="auto" w:val="clear"/>
           </w:tcPr>
@@ -15125,7 +14679,7 @@
         </w:tc>
         <w:tc>
           <w:tcPr>
-            <w:tcW w:w="7485" w:type="dxa"/>
+            <w:tcW w:w="7486" w:type="dxa"/>
             <w:tcBorders/>
             <w:shd w:fill="auto" w:val="clear"/>
           </w:tcPr>
@@ -15147,7 +14701,7 @@
         <w:trPr/>
         <w:tc>
           <w:tcPr>
-            <w:tcW w:w="2159" w:type="dxa"/>
+            <w:tcW w:w="2158" w:type="dxa"/>
             <w:tcBorders/>
             <w:shd w:fill="auto" w:val="clear"/>
           </w:tcPr>
@@ -15168,7 +14722,7 @@
         </w:tc>
         <w:tc>
           <w:tcPr>
-            <w:tcW w:w="7485" w:type="dxa"/>
+            <w:tcW w:w="7486" w:type="dxa"/>
             <w:tcBorders/>
             <w:shd w:fill="auto" w:val="clear"/>
           </w:tcPr>
@@ -15194,7 +14748,7 @@
         <w:trPr/>
         <w:tc>
           <w:tcPr>
-            <w:tcW w:w="2159" w:type="dxa"/>
+            <w:tcW w:w="2158" w:type="dxa"/>
             <w:tcBorders/>
             <w:shd w:fill="auto" w:val="clear"/>
           </w:tcPr>
@@ -15215,7 +14769,7 @@
         </w:tc>
         <w:tc>
           <w:tcPr>
-            <w:tcW w:w="7485" w:type="dxa"/>
+            <w:tcW w:w="7486" w:type="dxa"/>
             <w:tcBorders/>
             <w:shd w:fill="auto" w:val="clear"/>
           </w:tcPr>
@@ -15257,7 +14811,7 @@
         <w:trPr/>
         <w:tc>
           <w:tcPr>
-            <w:tcW w:w="2159" w:type="dxa"/>
+            <w:tcW w:w="2158" w:type="dxa"/>
             <w:tcBorders/>
             <w:shd w:fill="auto" w:val="clear"/>
           </w:tcPr>
@@ -15280,7 +14834,7 @@
         </w:tc>
         <w:tc>
           <w:tcPr>
-            <w:tcW w:w="7485" w:type="dxa"/>
+            <w:tcW w:w="7486" w:type="dxa"/>
             <w:tcBorders/>
             <w:shd w:fill="auto" w:val="clear"/>
           </w:tcPr>
@@ -15304,7 +14858,7 @@
         <w:trPr/>
         <w:tc>
           <w:tcPr>
-            <w:tcW w:w="2159" w:type="dxa"/>
+            <w:tcW w:w="2158" w:type="dxa"/>
             <w:tcBorders/>
             <w:shd w:fill="auto" w:val="clear"/>
           </w:tcPr>
@@ -15327,7 +14881,7 @@
         </w:tc>
         <w:tc>
           <w:tcPr>
-            <w:tcW w:w="7485" w:type="dxa"/>
+            <w:tcW w:w="7486" w:type="dxa"/>
             <w:tcBorders/>
             <w:shd w:fill="auto" w:val="clear"/>
           </w:tcPr>
@@ -15349,7 +14903,7 @@
         <w:trPr/>
         <w:tc>
           <w:tcPr>
-            <w:tcW w:w="2159" w:type="dxa"/>
+            <w:tcW w:w="2158" w:type="dxa"/>
             <w:tcBorders/>
             <w:shd w:fill="auto" w:val="clear"/>
           </w:tcPr>
@@ -15372,7 +14926,7 @@
         </w:tc>
         <w:tc>
           <w:tcPr>
-            <w:tcW w:w="7485" w:type="dxa"/>
+            <w:tcW w:w="7486" w:type="dxa"/>
             <w:tcBorders/>
             <w:shd w:fill="auto" w:val="clear"/>
           </w:tcPr>
@@ -15427,12 +14981,12 @@
         <w:pStyle w:val="Overskrift1"/>
         <w:numPr>
           <w:ilvl w:val="0"/>
-          <w:numId w:val="2"/>
+          <w:numId w:val="3"/>
         </w:numPr>
         <w:rPr/>
       </w:pPr>
-      <w:bookmarkStart w:id="22" w:name="__RefHeading___Toc531086878"/>
-      <w:bookmarkEnd w:id="22"/>
+      <w:bookmarkStart w:id="33" w:name="__RefHeading___Toc531086878"/>
+      <w:bookmarkEnd w:id="33"/>
       <w:r>
         <w:rPr/>
         <w:t>Localization</w:t>
@@ -15509,31 +15063,7 @@
         <w:rPr>
           <w:rFonts w:cs="Verdana" w:ascii="Verdana" w:hAnsi="Verdana"/>
         </w:rPr>
-        <w:t xml:space="preserve">However, all texts displayed in the user interface, including the program's name, are located so that they appear in Danish </w:t>
-      </w:r>
-      <w:r>
-        <w:rPr>
-          <w:rFonts w:cs="Verdana" w:ascii="Verdana" w:hAnsi="Verdana"/>
-        </w:rPr>
-        <w:t xml:space="preserve">to a suer using Danish as default language </w:t>
-      </w:r>
-      <w:r>
-        <w:rPr>
-          <w:rFonts w:cs="Verdana" w:ascii="Verdana" w:hAnsi="Verdana"/>
-        </w:rPr>
-        <w:t xml:space="preserve">and in English </w:t>
-      </w:r>
-      <w:r>
-        <w:rPr>
-          <w:rFonts w:cs="Verdana" w:ascii="Verdana" w:hAnsi="Verdana"/>
-        </w:rPr>
-        <w:t>for a user using English as default language</w:t>
-      </w:r>
-      <w:r>
-        <w:rPr>
-          <w:rFonts w:cs="Verdana" w:ascii="Verdana" w:hAnsi="Verdana"/>
-        </w:rPr>
-        <w:t xml:space="preserve">. </w:t>
+        <w:t xml:space="preserve">However, all texts displayed in the user interface, including the program's name, are located so that they appear in Danish to a suer using Danish as default language and in English for a user using English as default language. </w:t>
       </w:r>
     </w:p>
     <w:p>
@@ -15559,19 +15089,7 @@
         <w:rPr>
           <w:rFonts w:cs="Verdana" w:ascii="Verdana" w:hAnsi="Verdana"/>
         </w:rPr>
-        <w:t xml:space="preserve">The localization to English </w:t>
-      </w:r>
-      <w:r>
-        <w:rPr>
-          <w:rFonts w:cs="Verdana" w:ascii="Verdana" w:hAnsi="Verdana"/>
-        </w:rPr>
-        <w:t xml:space="preserve">and Dutch </w:t>
-      </w:r>
-      <w:r>
-        <w:rPr>
-          <w:rFonts w:cs="Verdana" w:ascii="Verdana" w:hAnsi="Verdana"/>
-        </w:rPr>
-        <w:t>is not yet thoroughly tested!</w:t>
+        <w:t>The localization to English and Dutch is not yet thoroughly tested!</w:t>
       </w:r>
     </w:p>
     <w:p>
@@ -15607,12 +15125,12 @@
         <w:pStyle w:val="Overskrift1"/>
         <w:numPr>
           <w:ilvl w:val="0"/>
-          <w:numId w:val="2"/>
+          <w:numId w:val="3"/>
         </w:numPr>
         <w:rPr/>
       </w:pPr>
-      <w:bookmarkStart w:id="23" w:name="__RefHeading___Toc531086879"/>
-      <w:bookmarkEnd w:id="23"/>
+      <w:bookmarkStart w:id="34" w:name="__RefHeading___Toc531086879"/>
+      <w:bookmarkEnd w:id="34"/>
       <w:r>
         <w:rPr/>
         <w:t>Using a Perkins keyboard</w:t>
@@ -15685,12 +15203,12 @@
         <w:pStyle w:val="Overskrift1"/>
         <w:numPr>
           <w:ilvl w:val="0"/>
-          <w:numId w:val="2"/>
+          <w:numId w:val="3"/>
         </w:numPr>
         <w:rPr/>
       </w:pPr>
-      <w:bookmarkStart w:id="24" w:name="__RefHeading___Toc531086880"/>
-      <w:bookmarkEnd w:id="24"/>
+      <w:bookmarkStart w:id="35" w:name="__RefHeading___Toc531086880"/>
+      <w:bookmarkEnd w:id="35"/>
       <w:r>
         <w:rPr/>
         <w:t>Optimizing cooperation with JAWS</w:t>
@@ -15773,12 +15291,9 @@
       </w:r>
     </w:p>
     <w:sectPr>
-      <w:headerReference w:type="default" r:id="rId7"/>
-      <w:footerReference w:type="default" r:id="rId8"/>
       <w:type w:val="continuous"/>
       <w:pgSz w:w="11906" w:h="16838"/>
       <w:pgMar w:left="1440" w:right="1440" w:header="708" w:top="1440" w:footer="708" w:bottom="1440" w:gutter="0"/>
-      <w:pgNumType w:fmt="decimal"/>
       <w:formProt w:val="false"/>
       <w:textDirection w:val="lrTb"/>
       <w:docGrid w:type="default" w:linePitch="360" w:charSpace="0"/>
@@ -15792,6 +15307,7 @@
   <w:p>
     <w:pPr>
       <w:pStyle w:val="Sidefod"/>
+      <w:jc w:val="center"/>
       <w:rPr/>
     </w:pPr>
     <w:r>
@@ -15850,82 +15366,7 @@
       <w:rPr>
         <w:rStyle w:val="Sidetal"/>
       </w:rPr>
-      <w:t>1</w:t>
-    </w:r>
-    <w:r>
-      <w:rPr>
-        <w:rStyle w:val="Sidetal"/>
-      </w:rPr>
-      <w:fldChar w:fldCharType="end"/>
-    </w:r>
-  </w:p>
-</w:ftr>
-</file>
-
-<file path=word/footer2.xml><?xml version="1.0" encoding="utf-8"?>
-<w:ftr xmlns:o="urn:schemas-microsoft-com:office:office" xmlns:r="http://schemas.openxmlformats.org/officeDocument/2006/relationships" xmlns:v="urn:schemas-microsoft-com:vml" xmlns:w="http://schemas.openxmlformats.org/wordprocessingml/2006/main" xmlns:w10="urn:schemas-microsoft-com:office:word" xmlns:wp="http://schemas.openxmlformats.org/drawingml/2006/wordprocessingDrawing" xmlns:wps="http://schemas.microsoft.com/office/word/2010/wordprocessingShape" xmlns:wpg="http://schemas.microsoft.com/office/word/2010/wordprocessingGroup" xmlns:mc="http://schemas.openxmlformats.org/markup-compatibility/2006" xmlns:wp14="http://schemas.microsoft.com/office/word/2010/wordprocessingDrawing" xmlns:w14="http://schemas.microsoft.com/office/word/2010/wordml" mc:Ignorable="w14 wp14">
-  <w:p>
-    <w:pPr>
-      <w:pStyle w:val="Sidefod"/>
-      <w:rPr/>
-    </w:pPr>
-    <w:r>
-      <w:rPr/>
-      <w:fldChar w:fldCharType="begin"/>
-    </w:r>
-    <w:r>
-      <w:rPr/>
-      <w:instrText> FILENAME </w:instrText>
-    </w:r>
-    <w:r>
-      <w:rPr/>
-      <w:fldChar w:fldCharType="separate"/>
-    </w:r>
-    <w:r>
-      <w:rPr/>
-      <w:t>User's manual for IBOS MusicXmlReader version 4.0.0.0.docx</w:t>
-    </w:r>
-    <w:r>
-      <w:rPr/>
-      <w:fldChar w:fldCharType="end"/>
-    </w:r>
-    <w:r>
-      <w:rPr>
-        <w:rFonts w:cs="Calibri"/>
-      </w:rPr>
-      <w:t xml:space="preserve"> </w:t>
-    </w:r>
-  </w:p>
-  <w:p>
-    <w:pPr>
-      <w:pStyle w:val="Sidefod"/>
-      <w:spacing w:before="0" w:after="160"/>
-      <w:jc w:val="right"/>
-      <w:rPr/>
-    </w:pPr>
-    <w:r>
-      <w:rPr>
-        <w:rStyle w:val="Sidetal"/>
-      </w:rPr>
-      <w:fldChar w:fldCharType="begin"/>
-    </w:r>
-    <w:r>
-      <w:rPr>
-        <w:rStyle w:val="Sidetal"/>
-      </w:rPr>
-      <w:instrText> PAGE </w:instrText>
-    </w:r>
-    <w:r>
-      <w:rPr>
-        <w:rStyle w:val="Sidetal"/>
-      </w:rPr>
-      <w:fldChar w:fldCharType="separate"/>
-    </w:r>
-    <w:r>
-      <w:rPr>
-        <w:rStyle w:val="Sidetal"/>
-      </w:rPr>
-      <w:t>1</w:t>
+      <w:t>26</w:t>
     </w:r>
     <w:r>
       <w:rPr>
@@ -15984,53 +15425,6 @@
 </w:hdr>
 </file>
 
-<file path=word/header2.xml><?xml version="1.0" encoding="utf-8"?>
-<w:hdr xmlns:o="urn:schemas-microsoft-com:office:office" xmlns:r="http://schemas.openxmlformats.org/officeDocument/2006/relationships" xmlns:v="urn:schemas-microsoft-com:vml" xmlns:w="http://schemas.openxmlformats.org/wordprocessingml/2006/main" xmlns:w10="urn:schemas-microsoft-com:office:word" xmlns:wp="http://schemas.openxmlformats.org/drawingml/2006/wordprocessingDrawing" xmlns:wps="http://schemas.microsoft.com/office/word/2010/wordprocessingShape" xmlns:wpg="http://schemas.microsoft.com/office/word/2010/wordprocessingGroup" xmlns:mc="http://schemas.openxmlformats.org/markup-compatibility/2006" xmlns:wp14="http://schemas.microsoft.com/office/word/2010/wordprocessingDrawing" xmlns:w14="http://schemas.microsoft.com/office/word/2010/wordml" mc:Ignorable="w14 wp14">
-  <w:p>
-    <w:pPr>
-      <w:pStyle w:val="Sidehoved"/>
-      <w:tabs>
-        <w:tab w:val="center" w:pos="4819" w:leader="none"/>
-        <w:tab w:val="right" w:pos="9638" w:leader="none"/>
-      </w:tabs>
-      <w:spacing w:before="0" w:after="160"/>
-      <w:rPr/>
-    </w:pPr>
-    <w:r>
-      <w:rPr/>
-    </w:r>
-  </w:p>
-  <w:p>
-    <w:pPr>
-      <w:pStyle w:val="Sidehoved"/>
-      <w:tabs>
-        <w:tab w:val="center" w:pos="4819" w:leader="none"/>
-        <w:tab w:val="right" w:pos="9638" w:leader="none"/>
-      </w:tabs>
-      <w:spacing w:before="0" w:after="160"/>
-      <w:rPr/>
-    </w:pPr>
-    <w:r>
-      <w:rPr/>
-    </w:r>
-  </w:p>
-  <w:p>
-    <w:pPr>
-      <w:pStyle w:val="Sidehoved"/>
-      <w:tabs>
-        <w:tab w:val="center" w:pos="4819" w:leader="none"/>
-        <w:tab w:val="right" w:pos="9638" w:leader="none"/>
-      </w:tabs>
-      <w:spacing w:before="0" w:after="160"/>
-      <w:rPr/>
-    </w:pPr>
-    <w:r>
-      <w:rPr/>
-    </w:r>
-  </w:p>
-</w:hdr>
-</file>
-
 <file path=word/numbering.xml><?xml version="1.0" encoding="utf-8"?>
 <w:numbering xmlns:w="http://schemas.openxmlformats.org/wordprocessingml/2006/main" xmlns:o="urn:schemas-microsoft-com:office:office" xmlns:r="http://schemas.openxmlformats.org/officeDocument/2006/relationships" xmlns:v="urn:schemas-microsoft-com:vml">
   <w:abstractNum w:abstractNumId="1">
@@ -16223,6 +15617,98 @@
   <w:abstractNum w:abstractNumId="3">
     <w:lvl w:ilvl="0">
       <w:start w:val="1"/>
+      <w:numFmt w:val="none"/>
+      <w:suff w:val="nothing"/>
+      <w:lvlText w:val=""/>
+      <w:lvlJc w:val="left"/>
+      <w:pPr>
+        <w:ind w:left="0" w:hanging="0"/>
+      </w:pPr>
+    </w:lvl>
+    <w:lvl w:ilvl="1">
+      <w:start w:val="1"/>
+      <w:numFmt w:val="none"/>
+      <w:suff w:val="nothing"/>
+      <w:lvlText w:val=""/>
+      <w:lvlJc w:val="left"/>
+      <w:pPr>
+        <w:ind w:left="0" w:hanging="0"/>
+      </w:pPr>
+    </w:lvl>
+    <w:lvl w:ilvl="2">
+      <w:start w:val="1"/>
+      <w:numFmt w:val="none"/>
+      <w:suff w:val="nothing"/>
+      <w:lvlText w:val=""/>
+      <w:lvlJc w:val="left"/>
+      <w:pPr>
+        <w:ind w:left="0" w:hanging="0"/>
+      </w:pPr>
+    </w:lvl>
+    <w:lvl w:ilvl="3">
+      <w:start w:val="1"/>
+      <w:numFmt w:val="none"/>
+      <w:suff w:val="nothing"/>
+      <w:lvlText w:val=""/>
+      <w:lvlJc w:val="left"/>
+      <w:pPr>
+        <w:ind w:left="0" w:hanging="0"/>
+      </w:pPr>
+    </w:lvl>
+    <w:lvl w:ilvl="4">
+      <w:start w:val="1"/>
+      <w:numFmt w:val="none"/>
+      <w:suff w:val="nothing"/>
+      <w:lvlText w:val=""/>
+      <w:lvlJc w:val="left"/>
+      <w:pPr>
+        <w:ind w:left="0" w:hanging="0"/>
+      </w:pPr>
+    </w:lvl>
+    <w:lvl w:ilvl="5">
+      <w:start w:val="1"/>
+      <w:numFmt w:val="none"/>
+      <w:suff w:val="nothing"/>
+      <w:lvlText w:val=""/>
+      <w:lvlJc w:val="left"/>
+      <w:pPr>
+        <w:ind w:left="0" w:hanging="0"/>
+      </w:pPr>
+    </w:lvl>
+    <w:lvl w:ilvl="6">
+      <w:start w:val="1"/>
+      <w:numFmt w:val="none"/>
+      <w:suff w:val="nothing"/>
+      <w:lvlText w:val=""/>
+      <w:lvlJc w:val="left"/>
+      <w:pPr>
+        <w:ind w:left="0" w:hanging="0"/>
+      </w:pPr>
+    </w:lvl>
+    <w:lvl w:ilvl="7">
+      <w:start w:val="1"/>
+      <w:numFmt w:val="none"/>
+      <w:suff w:val="nothing"/>
+      <w:lvlText w:val=""/>
+      <w:lvlJc w:val="left"/>
+      <w:pPr>
+        <w:ind w:left="0" w:hanging="0"/>
+      </w:pPr>
+    </w:lvl>
+    <w:lvl w:ilvl="8">
+      <w:start w:val="1"/>
+      <w:numFmt w:val="none"/>
+      <w:suff w:val="nothing"/>
+      <w:lvlText w:val=""/>
+      <w:lvlJc w:val="left"/>
+      <w:pPr>
+        <w:ind w:left="0" w:hanging="0"/>
+      </w:pPr>
+    </w:lvl>
+  </w:abstractNum>
+  <w:abstractNum w:abstractNumId="4">
+    <w:lvl w:ilvl="0">
+      <w:start w:val="1"/>
       <w:numFmt w:val="decimal"/>
       <w:lvlText w:val="%1."/>
       <w:lvlJc w:val="left"/>
@@ -16330,7 +15816,7 @@
       </w:pPr>
     </w:lvl>
   </w:abstractNum>
-  <w:abstractNum w:abstractNumId="4">
+  <w:abstractNum w:abstractNumId="5">
     <w:lvl w:ilvl="0">
       <w:start w:val="1"/>
       <w:numFmt w:val="bullet"/>
@@ -16441,7 +15927,7 @@
       </w:pPr>
     </w:lvl>
   </w:abstractNum>
-  <w:abstractNum w:abstractNumId="5">
+  <w:abstractNum w:abstractNumId="6">
     <w:lvl w:ilvl="0">
       <w:start w:val="1"/>
       <w:numFmt w:val="bullet"/>
@@ -16552,7 +16038,7 @@
       </w:pPr>
     </w:lvl>
   </w:abstractNum>
-  <w:abstractNum w:abstractNumId="6">
+  <w:abstractNum w:abstractNumId="7">
     <w:lvl w:ilvl="0">
       <w:start w:val="1"/>
       <w:numFmt w:val="decimal"/>
@@ -16564,7 +16050,6 @@
         </w:tabs>
         <w:ind w:left="754" w:hanging="397"/>
       </w:pPr>
-      <w:rPr/>
     </w:lvl>
     <w:lvl w:ilvl="1">
       <w:start w:val="1"/>
@@ -16577,7 +16062,6 @@
         </w:tabs>
         <w:ind w:left="1151" w:hanging="397"/>
       </w:pPr>
-      <w:rPr/>
     </w:lvl>
     <w:lvl w:ilvl="2">
       <w:start w:val="1"/>
@@ -16590,7 +16074,6 @@
         </w:tabs>
         <w:ind w:left="1548" w:hanging="397"/>
       </w:pPr>
-      <w:rPr/>
     </w:lvl>
     <w:lvl w:ilvl="3">
       <w:start w:val="1"/>
@@ -16603,7 +16086,6 @@
         </w:tabs>
         <w:ind w:left="1945" w:hanging="397"/>
       </w:pPr>
-      <w:rPr/>
     </w:lvl>
     <w:lvl w:ilvl="4">
       <w:start w:val="1"/>
@@ -16616,7 +16098,6 @@
         </w:tabs>
         <w:ind w:left="2342" w:hanging="397"/>
       </w:pPr>
-      <w:rPr/>
     </w:lvl>
     <w:lvl w:ilvl="5">
       <w:start w:val="1"/>
@@ -16629,7 +16110,6 @@
         </w:tabs>
         <w:ind w:left="2738" w:hanging="397"/>
       </w:pPr>
-      <w:rPr/>
     </w:lvl>
     <w:lvl w:ilvl="6">
       <w:start w:val="1"/>
@@ -16642,7 +16122,6 @@
         </w:tabs>
         <w:ind w:left="3135" w:hanging="397"/>
       </w:pPr>
-      <w:rPr/>
     </w:lvl>
     <w:lvl w:ilvl="7">
       <w:start w:val="1"/>
@@ -16655,7 +16134,6 @@
         </w:tabs>
         <w:ind w:left="3532" w:hanging="397"/>
       </w:pPr>
-      <w:rPr/>
     </w:lvl>
     <w:lvl w:ilvl="8">
       <w:start w:val="1"/>
@@ -16668,7 +16146,6 @@
         </w:tabs>
         <w:ind w:left="3929" w:hanging="397"/>
       </w:pPr>
-      <w:rPr/>
     </w:lvl>
   </w:abstractNum>
   <w:num w:numId="1">
@@ -16688,6 +16165,9 @@
   </w:num>
   <w:num w:numId="6">
     <w:abstractNumId w:val="6"/>
+  </w:num>
+  <w:num w:numId="7">
+    <w:abstractNumId w:val="7"/>
   </w:num>
 </w:numbering>
 </file>
@@ -16713,7 +16193,7 @@
     <w:pPr>
       <w:widowControl/>
       <w:bidi w:val="0"/>
-      <w:spacing w:lineRule="auto" w:line="254" w:before="0" w:after="160"/>
+      <w:spacing w:lineRule="auto" w:line="252" w:before="0" w:after="160"/>
       <w:jc w:val="left"/>
     </w:pPr>
     <w:rPr>
@@ -17163,6 +16643,21 @@
       <w:szCs w:val="56"/>
     </w:rPr>
   </w:style>
+  <w:style w:type="paragraph" w:styleId="TOAHeading">
+    <w:name w:val="TOA Heading"/>
+    <w:basedOn w:val="Overskrift"/>
+    <w:qFormat/>
+    <w:pPr>
+      <w:suppressLineNumbers/>
+      <w:ind w:left="0" w:hanging="0"/>
+    </w:pPr>
+    <w:rPr>
+      <w:b/>
+      <w:bCs/>
+      <w:sz w:val="32"/>
+      <w:szCs w:val="32"/>
+    </w:rPr>
+  </w:style>
   <w:style w:type="paragraph" w:styleId="Indholdsfortegnelseoverskrift">
     <w:name w:val="TOA Heading"/>
     <w:basedOn w:val="Overskrift"/>

--- a/Documentation/Official Documentation/User's manual for IBOS MusicXmlReader version 4.0.0.0.docx
+++ b/Documentation/Official Documentation/User's manual for IBOS MusicXmlReader version 4.0.0.0.docx
@@ -172,7 +172,7 @@
               </w:rPr>
               <w:t>Some of the menu functions are self-explanatory, others need a comment:</w:t>
               <w:tab/>
-              <w:t>7</w:t>
+              <w:t>8</w:t>
             </w:r>
           </w:hyperlink>
         </w:p>
@@ -190,9 +190,9 @@
               <w:rPr>
                 <w:rStyle w:val="Indeksspring"/>
               </w:rPr>
-              <w:t>File</w:t>
+              <w:t>Files</w:t>
               <w:tab/>
-              <w:t>7</w:t>
+              <w:t>8</w:t>
             </w:r>
           </w:hyperlink>
         </w:p>
@@ -252,7 +252,7 @@
               </w:rPr>
               <w:t>Settings</w:t>
               <w:tab/>
-              <w:t>8</w:t>
+              <w:t>9</w:t>
             </w:r>
           </w:hyperlink>
         </w:p>
@@ -272,7 +272,7 @@
               </w:rPr>
               <w:t>Tools</w:t>
               <w:tab/>
-              <w:t>9</w:t>
+              <w:t>10</w:t>
             </w:r>
           </w:hyperlink>
         </w:p>
@@ -292,7 +292,7 @@
               </w:rPr>
               <w:t>Music Archives</w:t>
               <w:tab/>
-              <w:t>9</w:t>
+              <w:t>10</w:t>
             </w:r>
           </w:hyperlink>
         </w:p>
@@ -312,7 +312,7 @@
               </w:rPr>
               <w:t>Help</w:t>
               <w:tab/>
-              <w:t>9</w:t>
+              <w:t>10</w:t>
             </w:r>
           </w:hyperlink>
         </w:p>
@@ -332,7 +332,7 @@
               </w:rPr>
               <w:t>The Note List</w:t>
               <w:tab/>
-              <w:t>10</w:t>
+              <w:t>11</w:t>
             </w:r>
           </w:hyperlink>
         </w:p>
@@ -350,9 +350,9 @@
               <w:rPr>
                 <w:rStyle w:val="Indeksspring"/>
               </w:rPr>
-              <w:t>Note filter</w:t>
+              <w:t>The Note filter</w:t>
               <w:tab/>
-              <w:t>12</w:t>
+              <w:t>14</w:t>
             </w:r>
           </w:hyperlink>
         </w:p>
@@ -370,9 +370,9 @@
               <w:rPr>
                 <w:rStyle w:val="Indeksspring"/>
               </w:rPr>
-              <w:t>Status Bar</w:t>
+              <w:t>The Status Bar</w:t>
               <w:tab/>
-              <w:t>14</w:t>
+              <w:t>16</w:t>
             </w:r>
           </w:hyperlink>
         </w:p>
@@ -390,9 +390,9 @@
               <w:rPr>
                 <w:rStyle w:val="Indeksspring"/>
               </w:rPr>
-              <w:t>Detail list</w:t>
+              <w:t>The Detail list</w:t>
               <w:tab/>
-              <w:t>15</w:t>
+              <w:t>16</w:t>
             </w:r>
           </w:hyperlink>
         </w:p>
@@ -412,7 +412,7 @@
               </w:rPr>
               <w:t>Status details</w:t>
               <w:tab/>
-              <w:t>15</w:t>
+              <w:t>17</w:t>
             </w:r>
           </w:hyperlink>
         </w:p>
@@ -429,10 +429,12 @@
             <w:r>
               <w:rPr>
                 <w:rStyle w:val="Indeksspring"/>
+                <w:i w:val="false"/>
+                <w:iCs w:val="false"/>
               </w:rPr>
               <w:t>Chord Symbols</w:t>
               <w:tab/>
-              <w:t>15</w:t>
+              <w:t>17</w:t>
             </w:r>
           </w:hyperlink>
         </w:p>
@@ -452,7 +454,27 @@
               </w:rPr>
               <w:t>Single notes for all parts</w:t>
               <w:tab/>
-              <w:t>16</w:t>
+              <w:t>17</w:t>
+            </w:r>
+          </w:hyperlink>
+        </w:p>
+        <w:p>
+          <w:pPr>
+            <w:pStyle w:val="Indholdsfortegnelse2"/>
+            <w:tabs>
+              <w:tab w:val="clear" w:pos="720"/>
+              <w:tab w:val="right" w:pos="9026" w:leader="dot"/>
+            </w:tabs>
+            <w:rPr/>
+          </w:pPr>
+          <w:hyperlink w:anchor="__RefHeading___Toc3654_2495907598">
+            <w:r>
+              <w:rPr>
+                <w:rStyle w:val="Indeksspring"/>
+              </w:rPr>
+              <w:t>Single Parts</w:t>
+              <w:tab/>
+              <w:t>17</w:t>
             </w:r>
           </w:hyperlink>
         </w:p>
@@ -472,7 +494,7 @@
               </w:rPr>
               <w:t>Single notes for a selected part</w:t>
               <w:tab/>
-              <w:t>16</w:t>
+              <w:t>18</w:t>
             </w:r>
           </w:hyperlink>
         </w:p>
@@ -490,9 +512,9 @@
               <w:rPr>
                 <w:rStyle w:val="Indeksspring"/>
               </w:rPr>
-              <w:t>Importing notes from the Internet</w:t>
+              <w:t>Importing scores from the Internet</w:t>
               <w:tab/>
-              <w:t>17</w:t>
+              <w:t>19</w:t>
             </w:r>
           </w:hyperlink>
         </w:p>
@@ -512,7 +534,7 @@
               </w:rPr>
               <w:t>Export as Braille Music</w:t>
               <w:tab/>
-              <w:t>18</w:t>
+              <w:t>20</w:t>
             </w:r>
           </w:hyperlink>
         </w:p>
@@ -530,9 +552,9 @@
               <w:rPr>
                 <w:rStyle w:val="Indeksspring"/>
               </w:rPr>
-              <w:t>Braille Music export Parameters</w:t>
+              <w:t>Braille Music export concepts</w:t>
               <w:tab/>
-              <w:t>18</w:t>
+              <w:t>20</w:t>
             </w:r>
           </w:hyperlink>
         </w:p>
@@ -552,7 +574,7 @@
               </w:rPr>
               <w:t>Layout</w:t>
               <w:tab/>
-              <w:t>18</w:t>
+              <w:t>20</w:t>
             </w:r>
           </w:hyperlink>
         </w:p>
@@ -572,7 +594,7 @@
               </w:rPr>
               <w:t>File format</w:t>
               <w:tab/>
-              <w:t>18</w:t>
+              <w:t>20</w:t>
             </w:r>
           </w:hyperlink>
         </w:p>
@@ -592,7 +614,7 @@
               </w:rPr>
               <w:t>Braille device type</w:t>
               <w:tab/>
-              <w:t>19</w:t>
+              <w:t>21</w:t>
             </w:r>
           </w:hyperlink>
         </w:p>
@@ -612,7 +634,7 @@
               </w:rPr>
               <w:t>Physical Dimensions</w:t>
               <w:tab/>
-              <w:t>19</w:t>
+              <w:t>21</w:t>
             </w:r>
           </w:hyperlink>
         </w:p>
@@ -632,7 +654,7 @@
               </w:rPr>
               <w:t>Profiles</w:t>
               <w:tab/>
-              <w:t>19</w:t>
+              <w:t>21</w:t>
             </w:r>
           </w:hyperlink>
         </w:p>
@@ -652,7 +674,7 @@
               </w:rPr>
               <w:t>IBOS MusicXmlReader layout</w:t>
               <w:tab/>
-              <w:t>19</w:t>
+              <w:t>22</w:t>
             </w:r>
           </w:hyperlink>
         </w:p>
@@ -672,7 +694,7 @@
               </w:rPr>
               <w:t>BANA 2015 Layout</w:t>
               <w:tab/>
-              <w:t>20</w:t>
+              <w:t>22</w:t>
             </w:r>
           </w:hyperlink>
         </w:p>
@@ -692,7 +714,7 @@
               </w:rPr>
               <w:t>Printing Braille Music files on an embosser</w:t>
               <w:tab/>
-              <w:t>21</w:t>
+              <w:t>23</w:t>
             </w:r>
           </w:hyperlink>
         </w:p>
@@ -712,7 +734,7 @@
               </w:rPr>
               <w:t>Copying of Music Braille files to notetaker device</w:t>
               <w:tab/>
-              <w:t>21</w:t>
+              <w:t>23</w:t>
             </w:r>
           </w:hyperlink>
         </w:p>
@@ -732,7 +754,7 @@
               </w:rPr>
               <w:t>Keyboard shortcuts</w:t>
               <w:tab/>
-              <w:t>22</w:t>
+              <w:t>24</w:t>
             </w:r>
           </w:hyperlink>
         </w:p>
@@ -752,7 +774,7 @@
               </w:rPr>
               <w:t>Localization</w:t>
               <w:tab/>
-              <w:t>25</w:t>
+              <w:t>26</w:t>
             </w:r>
           </w:hyperlink>
         </w:p>
@@ -772,7 +794,7 @@
               </w:rPr>
               <w:t>Using a Perkins keyboard</w:t>
               <w:tab/>
-              <w:t>26</w:t>
+              <w:t>27</w:t>
             </w:r>
           </w:hyperlink>
         </w:p>
@@ -792,7 +814,7 @@
               </w:rPr>
               <w:t>Optimizing cooperation with JAWS</w:t>
               <w:tab/>
-              <w:t>26</w:t>
+              <w:t>27</w:t>
             </w:r>
           </w:hyperlink>
           <w:r>
@@ -882,20 +904,31 @@
     <w:p>
       <w:pPr>
         <w:pStyle w:val="Normal"/>
-        <w:rPr/>
-      </w:pPr>
-      <w:r>
-        <w:rPr/>
-      </w:r>
-    </w:p>
-    <w:p>
-      <w:pPr>
-        <w:pStyle w:val="Normal"/>
-        <w:rPr/>
-      </w:pPr>
-      <w:r>
-        <w:rPr>
-          <w:rFonts w:cs="Verdana" w:ascii="Verdana" w:hAnsi="Verdana"/>
+        <w:rPr>
+          <w:sz w:val="24"/>
+          <w:szCs w:val="24"/>
+        </w:rPr>
+      </w:pPr>
+      <w:r>
+        <w:rPr>
+          <w:sz w:val="24"/>
+          <w:szCs w:val="24"/>
+        </w:rPr>
+      </w:r>
+    </w:p>
+    <w:p>
+      <w:pPr>
+        <w:pStyle w:val="Normal"/>
+        <w:rPr>
+          <w:sz w:val="24"/>
+          <w:szCs w:val="24"/>
+        </w:rPr>
+      </w:pPr>
+      <w:r>
+        <w:rPr>
+          <w:rFonts w:cs="Verdana" w:ascii="Verdana" w:hAnsi="Verdana"/>
+          <w:sz w:val="24"/>
+          <w:szCs w:val="24"/>
         </w:rPr>
         <w:t>IBOS MusicXmlReader is organised as a standard Windows program, using the well-known operating principles.</w:t>
       </w:r>
@@ -903,11 +936,16 @@
     <w:p>
       <w:pPr>
         <w:pStyle w:val="Normal"/>
-        <w:rPr/>
-      </w:pPr>
-      <w:r>
-        <w:rPr>
-          <w:rFonts w:cs="Verdana" w:ascii="Verdana" w:hAnsi="Verdana"/>
+        <w:rPr>
+          <w:sz w:val="24"/>
+          <w:szCs w:val="24"/>
+        </w:rPr>
+      </w:pPr>
+      <w:r>
+        <w:rPr>
+          <w:rFonts w:cs="Verdana" w:ascii="Verdana" w:hAnsi="Verdana"/>
+          <w:sz w:val="24"/>
+          <w:szCs w:val="24"/>
         </w:rPr>
         <w:t>But unlike most Windows applications, IBOS MusicXmlReader is from the start designed to optimize accessibility for the blind and people with impaired vision.</w:t>
       </w:r>
@@ -915,11 +953,16 @@
     <w:p>
       <w:pPr>
         <w:pStyle w:val="Normal"/>
-        <w:rPr/>
-      </w:pPr>
-      <w:r>
-        <w:rPr>
-          <w:rFonts w:cs="Verdana" w:ascii="Verdana" w:hAnsi="Verdana"/>
+        <w:rPr>
+          <w:sz w:val="24"/>
+          <w:szCs w:val="24"/>
+        </w:rPr>
+      </w:pPr>
+      <w:r>
+        <w:rPr>
+          <w:rFonts w:cs="Verdana" w:ascii="Verdana" w:hAnsi="Verdana"/>
+          <w:sz w:val="24"/>
+          <w:szCs w:val="24"/>
         </w:rPr>
         <w:t>IBOS MusicXmlReader uses common windows display elements like menu bar, list box, combo box and tree view. These display elements are already well-known by most blind and visually impaired computer users.</w:t>
       </w:r>
@@ -927,11 +970,16 @@
     <w:p>
       <w:pPr>
         <w:pStyle w:val="Normal"/>
-        <w:rPr/>
-      </w:pPr>
-      <w:r>
-        <w:rPr>
-          <w:rFonts w:cs="Verdana" w:ascii="Verdana" w:hAnsi="Verdana"/>
+        <w:rPr>
+          <w:sz w:val="24"/>
+          <w:szCs w:val="24"/>
+        </w:rPr>
+      </w:pPr>
+      <w:r>
+        <w:rPr>
+          <w:rFonts w:cs="Verdana" w:ascii="Verdana" w:hAnsi="Verdana"/>
+          <w:sz w:val="24"/>
+          <w:szCs w:val="24"/>
         </w:rPr>
         <w:t>IBOS MusicXmlReader thus only requires standard PC skills.</w:t>
       </w:r>
@@ -939,11 +987,16 @@
     <w:p>
       <w:pPr>
         <w:pStyle w:val="Normal"/>
-        <w:rPr/>
-      </w:pPr>
-      <w:r>
-        <w:rPr>
-          <w:rFonts w:cs="Verdana" w:ascii="Verdana" w:hAnsi="Verdana"/>
+        <w:rPr>
+          <w:sz w:val="24"/>
+          <w:szCs w:val="24"/>
+        </w:rPr>
+      </w:pPr>
+      <w:r>
+        <w:rPr>
+          <w:rFonts w:cs="Verdana" w:ascii="Verdana" w:hAnsi="Verdana"/>
+          <w:sz w:val="24"/>
+          <w:szCs w:val="24"/>
         </w:rPr>
         <w:t>IBOS MusicXmReader uses the most widely used digital file format for describing music scores, namely MusicXml. MusicXml contains the same information as a regular, printed score. Music scores in MusicXml format can either be:</w:t>
       </w:r>
@@ -951,23 +1004,32 @@
     <w:p>
       <w:pPr>
         <w:pStyle w:val="Normal"/>
-        <w:rPr/>
-      </w:pPr>
-      <w:r>
-        <w:rPr>
-          <w:rFonts w:cs="Verdana" w:ascii="Verdana" w:hAnsi="Verdana"/>
+        <w:rPr>
+          <w:sz w:val="24"/>
+          <w:szCs w:val="24"/>
+        </w:rPr>
+      </w:pPr>
+      <w:r>
+        <w:rPr>
+          <w:rFonts w:cs="Verdana" w:ascii="Verdana" w:hAnsi="Verdana"/>
+          <w:sz w:val="24"/>
+          <w:szCs w:val="24"/>
         </w:rPr>
         <w:t>•</w:t>
       </w:r>
       <w:r>
         <w:rPr>
           <w:rFonts w:eastAsia="Verdana" w:cs="Verdana" w:ascii="Verdana" w:hAnsi="Verdana"/>
+          <w:sz w:val="24"/>
+          <w:szCs w:val="24"/>
         </w:rPr>
         <w:t xml:space="preserve"> </w:t>
       </w:r>
       <w:r>
         <w:rPr>
           <w:rFonts w:cs="Verdana" w:ascii="Verdana" w:hAnsi="Verdana"/>
+          <w:sz w:val="24"/>
+          <w:szCs w:val="24"/>
         </w:rPr>
         <w:t>Purchased (for example, via the internet).</w:t>
       </w:r>
@@ -982,18 +1044,24 @@
       <w:r>
         <w:rPr>
           <w:rFonts w:cs="Verdana" w:ascii="Verdana" w:hAnsi="Verdana"/>
+          <w:sz w:val="24"/>
+          <w:szCs w:val="24"/>
         </w:rPr>
         <w:t>•</w:t>
       </w:r>
       <w:r>
         <w:rPr>
           <w:rFonts w:eastAsia="Verdana" w:cs="Verdana" w:ascii="Verdana" w:hAnsi="Verdana"/>
+          <w:sz w:val="24"/>
+          <w:szCs w:val="24"/>
         </w:rPr>
         <w:t xml:space="preserve"> </w:t>
       </w:r>
       <w:r>
         <w:rPr>
           <w:rFonts w:cs="Verdana" w:ascii="Verdana" w:hAnsi="Verdana"/>
+          <w:sz w:val="24"/>
+          <w:szCs w:val="24"/>
         </w:rPr>
         <w:t>Downloaded from one of the many free node archives on the Internet.</w:t>
       </w:r>
@@ -1001,23 +1069,32 @@
     <w:p>
       <w:pPr>
         <w:pStyle w:val="Normal"/>
-        <w:rPr/>
-      </w:pPr>
-      <w:r>
-        <w:rPr>
-          <w:rFonts w:cs="Verdana" w:ascii="Verdana" w:hAnsi="Verdana"/>
+        <w:rPr>
+          <w:sz w:val="24"/>
+          <w:szCs w:val="24"/>
+        </w:rPr>
+      </w:pPr>
+      <w:r>
+        <w:rPr>
+          <w:rFonts w:cs="Verdana" w:ascii="Verdana" w:hAnsi="Verdana"/>
+          <w:sz w:val="24"/>
+          <w:szCs w:val="24"/>
         </w:rPr>
         <w:t>•</w:t>
       </w:r>
       <w:r>
         <w:rPr>
           <w:rFonts w:eastAsia="Verdana" w:cs="Verdana" w:ascii="Verdana" w:hAnsi="Verdana"/>
+          <w:sz w:val="24"/>
+          <w:szCs w:val="24"/>
         </w:rPr>
         <w:t xml:space="preserve"> </w:t>
       </w:r>
       <w:r>
         <w:rPr>
           <w:rFonts w:cs="Verdana" w:ascii="Verdana" w:hAnsi="Verdana"/>
+          <w:sz w:val="24"/>
+          <w:szCs w:val="24"/>
         </w:rPr>
         <w:t>Produced with note editing software such as Sibelius or MuseScore.</w:t>
       </w:r>
@@ -1025,23 +1102,32 @@
     <w:p>
       <w:pPr>
         <w:pStyle w:val="Normal"/>
-        <w:rPr/>
-      </w:pPr>
-      <w:r>
-        <w:rPr>
-          <w:rFonts w:cs="Verdana" w:ascii="Verdana" w:hAnsi="Verdana"/>
+        <w:rPr>
+          <w:sz w:val="24"/>
+          <w:szCs w:val="24"/>
+        </w:rPr>
+      </w:pPr>
+      <w:r>
+        <w:rPr>
+          <w:rFonts w:cs="Verdana" w:ascii="Verdana" w:hAnsi="Verdana"/>
+          <w:sz w:val="24"/>
+          <w:szCs w:val="24"/>
         </w:rPr>
         <w:t>•</w:t>
       </w:r>
       <w:r>
         <w:rPr>
           <w:rFonts w:eastAsia="Verdana" w:cs="Verdana" w:ascii="Verdana" w:hAnsi="Verdana"/>
+          <w:sz w:val="24"/>
+          <w:szCs w:val="24"/>
         </w:rPr>
         <w:t xml:space="preserve"> </w:t>
       </w:r>
       <w:r>
         <w:rPr>
           <w:rFonts w:cs="Verdana" w:ascii="Verdana" w:hAnsi="Verdana"/>
+          <w:sz w:val="24"/>
+          <w:szCs w:val="24"/>
         </w:rPr>
         <w:t>Generated from a plain printed musical score using OMR (Optical Music Recognition), for example, using the "PhotoScore" program.</w:t>
       </w:r>
@@ -1049,11 +1135,16 @@
     <w:p>
       <w:pPr>
         <w:pStyle w:val="Normal"/>
-        <w:rPr/>
-      </w:pPr>
-      <w:r>
-        <w:rPr>
-          <w:rFonts w:cs="Verdana" w:ascii="Verdana" w:hAnsi="Verdana"/>
+        <w:rPr>
+          <w:sz w:val="24"/>
+          <w:szCs w:val="24"/>
+        </w:rPr>
+      </w:pPr>
+      <w:r>
+        <w:rPr>
+          <w:rFonts w:cs="Verdana" w:ascii="Verdana" w:hAnsi="Verdana"/>
+          <w:sz w:val="24"/>
+          <w:szCs w:val="24"/>
         </w:rPr>
         <w:t>However, using OMR typically requires some help from a person with normal vision (and musical skills). On the other hand, this option allows for the use of scores generated by note writing programs that cannot be exported to MusicXml - typically the formerly very popular "Musicator".</w:t>
       </w:r>
@@ -1061,11 +1152,16 @@
     <w:p>
       <w:pPr>
         <w:pStyle w:val="Normal"/>
-        <w:rPr/>
-      </w:pPr>
-      <w:r>
-        <w:rPr>
-          <w:rFonts w:cs="Verdana" w:ascii="Verdana" w:hAnsi="Verdana"/>
+        <w:rPr>
+          <w:sz w:val="24"/>
+          <w:szCs w:val="24"/>
+        </w:rPr>
+      </w:pPr>
+      <w:r>
+        <w:rPr>
+          <w:rFonts w:cs="Verdana" w:ascii="Verdana" w:hAnsi="Verdana"/>
+          <w:sz w:val="24"/>
+          <w:szCs w:val="24"/>
         </w:rPr>
         <w:t>You can open the note editing programs Sibelius and MuseScore directly from IBOS MusicXmlReader to edit the current score.</w:t>
       </w:r>
@@ -1081,6 +1177,8 @@
       <w:r>
         <w:rPr>
           <w:rFonts w:cs="Verdana" w:ascii="Verdana" w:hAnsi="Verdana"/>
+          <w:sz w:val="24"/>
+          <w:szCs w:val="24"/>
         </w:rPr>
         <w:t xml:space="preserve">The use of IBOS MusicXmlReader requires no technical knowledge of MusicXml, but interested users can find an excellent description here: </w:t>
       </w:r>
@@ -1089,6 +1187,8 @@
           <w:rPr>
             <w:rStyle w:val="Hyperlink"/>
             <w:rFonts w:cs="Verdana" w:ascii="Verdana" w:hAnsi="Verdana"/>
+            <w:sz w:val="24"/>
+            <w:szCs w:val="24"/>
           </w:rPr>
           <w:t>https://www.musicxml.com</w:t>
         </w:r>
@@ -1148,14 +1248,14 @@
         </w:tblCellMar>
       </w:tblPr>
       <w:tblGrid>
-        <w:gridCol w:w="1688"/>
-        <w:gridCol w:w="7487"/>
+        <w:gridCol w:w="1687"/>
+        <w:gridCol w:w="7488"/>
       </w:tblGrid>
       <w:tr>
         <w:trPr/>
         <w:tc>
           <w:tcPr>
-            <w:tcW w:w="1688" w:type="dxa"/>
+            <w:tcW w:w="1687" w:type="dxa"/>
             <w:tcBorders>
               <w:top w:val="single" w:sz="4" w:space="0" w:color="000000"/>
               <w:left w:val="single" w:sz="4" w:space="0" w:color="000000"/>
@@ -1183,7 +1283,7 @@
         </w:tc>
         <w:tc>
           <w:tcPr>
-            <w:tcW w:w="7487" w:type="dxa"/>
+            <w:tcW w:w="7488" w:type="dxa"/>
             <w:tcBorders>
               <w:top w:val="single" w:sz="4" w:space="0" w:color="000000"/>
               <w:left w:val="single" w:sz="4" w:space="0" w:color="000000"/>
@@ -1225,7 +1325,7 @@
         <w:trPr/>
         <w:tc>
           <w:tcPr>
-            <w:tcW w:w="1688" w:type="dxa"/>
+            <w:tcW w:w="1687" w:type="dxa"/>
             <w:tcBorders>
               <w:top w:val="single" w:sz="4" w:space="0" w:color="000000"/>
               <w:left w:val="single" w:sz="4" w:space="0" w:color="000000"/>
@@ -1255,7 +1355,7 @@
         </w:tc>
         <w:tc>
           <w:tcPr>
-            <w:tcW w:w="7487" w:type="dxa"/>
+            <w:tcW w:w="7488" w:type="dxa"/>
             <w:tcBorders>
               <w:top w:val="single" w:sz="4" w:space="0" w:color="000000"/>
               <w:left w:val="single" w:sz="4" w:space="0" w:color="000000"/>
@@ -1323,7 +1423,7 @@
         <w:trPr/>
         <w:tc>
           <w:tcPr>
-            <w:tcW w:w="1688" w:type="dxa"/>
+            <w:tcW w:w="1687" w:type="dxa"/>
             <w:tcBorders>
               <w:top w:val="single" w:sz="4" w:space="0" w:color="000000"/>
               <w:left w:val="single" w:sz="4" w:space="0" w:color="000000"/>
@@ -1351,7 +1451,7 @@
         </w:tc>
         <w:tc>
           <w:tcPr>
-            <w:tcW w:w="7487" w:type="dxa"/>
+            <w:tcW w:w="7488" w:type="dxa"/>
             <w:tcBorders>
               <w:top w:val="single" w:sz="4" w:space="0" w:color="000000"/>
               <w:left w:val="single" w:sz="4" w:space="0" w:color="000000"/>
@@ -1381,7 +1481,7 @@
         <w:trPr/>
         <w:tc>
           <w:tcPr>
-            <w:tcW w:w="1688" w:type="dxa"/>
+            <w:tcW w:w="1687" w:type="dxa"/>
             <w:tcBorders>
               <w:top w:val="single" w:sz="4" w:space="0" w:color="000000"/>
               <w:left w:val="single" w:sz="4" w:space="0" w:color="000000"/>
@@ -1409,7 +1509,7 @@
         </w:tc>
         <w:tc>
           <w:tcPr>
-            <w:tcW w:w="7487" w:type="dxa"/>
+            <w:tcW w:w="7488" w:type="dxa"/>
             <w:tcBorders>
               <w:top w:val="single" w:sz="4" w:space="0" w:color="000000"/>
               <w:left w:val="single" w:sz="4" w:space="0" w:color="000000"/>
@@ -1455,7 +1555,7 @@
         <w:trPr/>
         <w:tc>
           <w:tcPr>
-            <w:tcW w:w="1688" w:type="dxa"/>
+            <w:tcW w:w="1687" w:type="dxa"/>
             <w:tcBorders>
               <w:top w:val="single" w:sz="4" w:space="0" w:color="000000"/>
               <w:left w:val="single" w:sz="4" w:space="0" w:color="000000"/>
@@ -1488,7 +1588,7 @@
         </w:tc>
         <w:tc>
           <w:tcPr>
-            <w:tcW w:w="7487" w:type="dxa"/>
+            <w:tcW w:w="7488" w:type="dxa"/>
             <w:tcBorders>
               <w:top w:val="single" w:sz="4" w:space="0" w:color="000000"/>
               <w:left w:val="single" w:sz="4" w:space="0" w:color="000000"/>
@@ -1578,22 +1678,31 @@
         <w:pStyle w:val="Normal"/>
         <w:rPr>
           <w:rFonts w:ascii="Verdana" w:hAnsi="Verdana" w:cs="Verdana"/>
-        </w:rPr>
-      </w:pPr>
-      <w:r>
-        <w:rPr>
-          <w:rFonts w:cs="Verdana" w:ascii="Verdana" w:hAnsi="Verdana"/>
-        </w:rPr>
-      </w:r>
-    </w:p>
-    <w:p>
-      <w:pPr>
-        <w:pStyle w:val="Normal"/>
-        <w:rPr/>
-      </w:pPr>
-      <w:r>
-        <w:rPr>
-          <w:rFonts w:cs="Verdana" w:ascii="Verdana" w:hAnsi="Verdana"/>
+          <w:sz w:val="24"/>
+          <w:szCs w:val="24"/>
+        </w:rPr>
+      </w:pPr>
+      <w:r>
+        <w:rPr>
+          <w:rFonts w:cs="Verdana" w:ascii="Verdana" w:hAnsi="Verdana"/>
+          <w:sz w:val="24"/>
+          <w:szCs w:val="24"/>
+        </w:rPr>
+      </w:r>
+    </w:p>
+    <w:p>
+      <w:pPr>
+        <w:pStyle w:val="Normal"/>
+        <w:rPr>
+          <w:sz w:val="24"/>
+          <w:szCs w:val="24"/>
+        </w:rPr>
+      </w:pPr>
+      <w:r>
+        <w:rPr>
+          <w:rFonts w:cs="Verdana" w:ascii="Verdana" w:hAnsi="Verdana"/>
+          <w:sz w:val="24"/>
+          <w:szCs w:val="24"/>
         </w:rPr>
         <w:t>As with any other Windows program, you can always:</w:t>
       </w:r>
@@ -1608,18 +1717,24 @@
       <w:r>
         <w:rPr>
           <w:rFonts w:cs="Verdana" w:ascii="Verdana" w:hAnsi="Verdana"/>
+          <w:sz w:val="24"/>
+          <w:szCs w:val="24"/>
         </w:rPr>
         <w:t>•</w:t>
       </w:r>
       <w:r>
         <w:rPr>
           <w:rFonts w:eastAsia="Verdana" w:cs="Verdana" w:ascii="Verdana" w:hAnsi="Verdana"/>
+          <w:sz w:val="24"/>
+          <w:szCs w:val="24"/>
         </w:rPr>
         <w:t xml:space="preserve"> </w:t>
       </w:r>
       <w:r>
         <w:rPr>
           <w:rFonts w:cs="Verdana" w:ascii="Verdana" w:hAnsi="Verdana"/>
+          <w:sz w:val="24"/>
+          <w:szCs w:val="24"/>
         </w:rPr>
         <w:t>Activate the Menu Bar by pressing the ALT button.</w:t>
       </w:r>
@@ -1627,23 +1742,32 @@
     <w:p>
       <w:pPr>
         <w:pStyle w:val="Normal"/>
-        <w:rPr/>
-      </w:pPr>
-      <w:r>
-        <w:rPr>
-          <w:rFonts w:cs="Verdana" w:ascii="Verdana" w:hAnsi="Verdana"/>
+        <w:rPr>
+          <w:sz w:val="24"/>
+          <w:szCs w:val="24"/>
+        </w:rPr>
+      </w:pPr>
+      <w:r>
+        <w:rPr>
+          <w:rFonts w:cs="Verdana" w:ascii="Verdana" w:hAnsi="Verdana"/>
+          <w:sz w:val="24"/>
+          <w:szCs w:val="24"/>
         </w:rPr>
         <w:t>•</w:t>
       </w:r>
       <w:r>
         <w:rPr>
           <w:rFonts w:eastAsia="Verdana" w:cs="Verdana" w:ascii="Verdana" w:hAnsi="Verdana"/>
+          <w:sz w:val="24"/>
+          <w:szCs w:val="24"/>
         </w:rPr>
         <w:t xml:space="preserve"> </w:t>
       </w:r>
       <w:r>
         <w:rPr>
           <w:rFonts w:cs="Verdana" w:ascii="Verdana" w:hAnsi="Verdana"/>
+          <w:sz w:val="24"/>
+          <w:szCs w:val="24"/>
         </w:rPr>
         <w:t>Switch between the main display components (in this case, the Note List and Note Filter) with the TAB button.</w:t>
       </w:r>
@@ -1658,18 +1782,24 @@
       <w:r>
         <w:rPr>
           <w:rFonts w:cs="Verdana" w:ascii="Verdana" w:hAnsi="Verdana"/>
+          <w:sz w:val="24"/>
+          <w:szCs w:val="24"/>
         </w:rPr>
         <w:t>•</w:t>
       </w:r>
       <w:r>
         <w:rPr>
           <w:rFonts w:eastAsia="Verdana" w:cs="Verdana" w:ascii="Verdana" w:hAnsi="Verdana"/>
+          <w:sz w:val="24"/>
+          <w:szCs w:val="24"/>
         </w:rPr>
         <w:t xml:space="preserve"> </w:t>
       </w:r>
       <w:r>
         <w:rPr>
           <w:rFonts w:cs="Verdana" w:ascii="Verdana" w:hAnsi="Verdana"/>
+          <w:sz w:val="24"/>
+          <w:szCs w:val="24"/>
         </w:rPr>
         <w:t>Stop an ongoing operation with the ESC button.</w:t>
       </w:r>
@@ -1677,23 +1807,32 @@
     <w:p>
       <w:pPr>
         <w:pStyle w:val="Normal"/>
-        <w:rPr/>
-      </w:pPr>
-      <w:r>
-        <w:rPr>
-          <w:rFonts w:cs="Verdana" w:ascii="Verdana" w:hAnsi="Verdana"/>
+        <w:rPr>
+          <w:sz w:val="24"/>
+          <w:szCs w:val="24"/>
+        </w:rPr>
+      </w:pPr>
+      <w:r>
+        <w:rPr>
+          <w:rFonts w:cs="Verdana" w:ascii="Verdana" w:hAnsi="Verdana"/>
+          <w:sz w:val="24"/>
+          <w:szCs w:val="24"/>
         </w:rPr>
         <w:t>•</w:t>
       </w:r>
       <w:r>
         <w:rPr>
           <w:rFonts w:eastAsia="Verdana" w:cs="Verdana" w:ascii="Verdana" w:hAnsi="Verdana"/>
+          <w:sz w:val="24"/>
+          <w:szCs w:val="24"/>
         </w:rPr>
         <w:t xml:space="preserve"> </w:t>
       </w:r>
       <w:r>
         <w:rPr>
           <w:rFonts w:cs="Verdana" w:ascii="Verdana" w:hAnsi="Verdana"/>
+          <w:sz w:val="24"/>
+          <w:szCs w:val="24"/>
         </w:rPr>
         <w:t>Close the program with ALT + F4</w:t>
       </w:r>
@@ -1703,11 +1842,15 @@
         <w:pStyle w:val="Normal"/>
         <w:rPr>
           <w:rFonts w:ascii="Verdana" w:hAnsi="Verdana" w:cs="Verdana"/>
-        </w:rPr>
-      </w:pPr>
-      <w:r>
-        <w:rPr>
-          <w:rFonts w:cs="Verdana" w:ascii="Verdana" w:hAnsi="Verdana"/>
+          <w:sz w:val="24"/>
+          <w:szCs w:val="24"/>
+        </w:rPr>
+      </w:pPr>
+      <w:r>
+        <w:rPr>
+          <w:rFonts w:cs="Verdana" w:ascii="Verdana" w:hAnsi="Verdana"/>
+          <w:sz w:val="24"/>
+          <w:szCs w:val="24"/>
         </w:rPr>
       </w:r>
     </w:p>
@@ -1721,6 +1864,8 @@
       <w:r>
         <w:rPr>
           <w:rFonts w:cs="Verdana" w:ascii="Verdana" w:hAnsi="Verdana"/>
+          <w:sz w:val="24"/>
+          <w:szCs w:val="24"/>
         </w:rPr>
         <w:t>In addition, if JAWS is running, you can use the common JAWS commands. This includes:</w:t>
       </w:r>
@@ -1728,23 +1873,32 @@
     <w:p>
       <w:pPr>
         <w:pStyle w:val="Normal"/>
-        <w:rPr/>
-      </w:pPr>
-      <w:r>
-        <w:rPr>
-          <w:rFonts w:cs="Verdana" w:ascii="Verdana" w:hAnsi="Verdana"/>
+        <w:rPr>
+          <w:sz w:val="24"/>
+          <w:szCs w:val="24"/>
+        </w:rPr>
+      </w:pPr>
+      <w:r>
+        <w:rPr>
+          <w:rFonts w:cs="Verdana" w:ascii="Verdana" w:hAnsi="Verdana"/>
+          <w:sz w:val="24"/>
+          <w:szCs w:val="24"/>
         </w:rPr>
         <w:t>•</w:t>
       </w:r>
       <w:r>
         <w:rPr>
           <w:rFonts w:eastAsia="Verdana" w:cs="Verdana" w:ascii="Verdana" w:hAnsi="Verdana"/>
+          <w:sz w:val="24"/>
+          <w:szCs w:val="24"/>
         </w:rPr>
         <w:t xml:space="preserve"> </w:t>
       </w:r>
       <w:r>
         <w:rPr>
           <w:rFonts w:cs="Verdana" w:ascii="Verdana" w:hAnsi="Verdana"/>
+          <w:sz w:val="24"/>
+          <w:szCs w:val="24"/>
         </w:rPr>
         <w:t>Get the status bar read out loud (without changing focus) by pressing INSERT + PAGEDOWN</w:t>
       </w:r>
@@ -1752,23 +1906,32 @@
     <w:p>
       <w:pPr>
         <w:pStyle w:val="Normal"/>
-        <w:rPr/>
-      </w:pPr>
-      <w:r>
-        <w:rPr>
-          <w:rFonts w:cs="Verdana" w:ascii="Verdana" w:hAnsi="Verdana"/>
+        <w:rPr>
+          <w:sz w:val="24"/>
+          <w:szCs w:val="24"/>
+        </w:rPr>
+      </w:pPr>
+      <w:r>
+        <w:rPr>
+          <w:rFonts w:cs="Verdana" w:ascii="Verdana" w:hAnsi="Verdana"/>
+          <w:sz w:val="24"/>
+          <w:szCs w:val="24"/>
         </w:rPr>
         <w:t>•</w:t>
       </w:r>
       <w:r>
         <w:rPr>
           <w:rFonts w:eastAsia="Verdana" w:cs="Verdana" w:ascii="Verdana" w:hAnsi="Verdana"/>
+          <w:sz w:val="24"/>
+          <w:szCs w:val="24"/>
         </w:rPr>
         <w:t xml:space="preserve"> </w:t>
       </w:r>
       <w:r>
         <w:rPr>
           <w:rFonts w:cs="Verdana" w:ascii="Verdana" w:hAnsi="Verdana"/>
+          <w:sz w:val="24"/>
+          <w:szCs w:val="24"/>
         </w:rPr>
         <w:t>Get the title line read by pressing INSERT + T</w:t>
       </w:r>
@@ -1783,18 +1946,24 @@
       <w:r>
         <w:rPr>
           <w:rFonts w:cs="Verdana" w:ascii="Verdana" w:hAnsi="Verdana"/>
+          <w:sz w:val="24"/>
+          <w:szCs w:val="24"/>
         </w:rPr>
         <w:t>•</w:t>
       </w:r>
       <w:r>
         <w:rPr>
           <w:rFonts w:eastAsia="Verdana" w:cs="Verdana" w:ascii="Verdana" w:hAnsi="Verdana"/>
+          <w:sz w:val="24"/>
+          <w:szCs w:val="24"/>
         </w:rPr>
         <w:t xml:space="preserve"> </w:t>
       </w:r>
       <w:r>
         <w:rPr>
           <w:rFonts w:cs="Verdana" w:ascii="Verdana" w:hAnsi="Verdana"/>
+          <w:sz w:val="24"/>
+          <w:szCs w:val="24"/>
         </w:rPr>
         <w:t>Have a message read out loud by pressing INSERT + B</w:t>
       </w:r>
@@ -1802,23 +1971,32 @@
     <w:p>
       <w:pPr>
         <w:pStyle w:val="Normal"/>
-        <w:rPr/>
-      </w:pPr>
-      <w:r>
-        <w:rPr>
-          <w:rFonts w:cs="Verdana" w:ascii="Verdana" w:hAnsi="Verdana"/>
+        <w:rPr>
+          <w:sz w:val="24"/>
+          <w:szCs w:val="24"/>
+        </w:rPr>
+      </w:pPr>
+      <w:r>
+        <w:rPr>
+          <w:rFonts w:cs="Verdana" w:ascii="Verdana" w:hAnsi="Verdana"/>
+          <w:sz w:val="24"/>
+          <w:szCs w:val="24"/>
         </w:rPr>
         <w:t>•</w:t>
       </w:r>
       <w:r>
         <w:rPr>
           <w:rFonts w:eastAsia="Verdana" w:cs="Verdana" w:ascii="Verdana" w:hAnsi="Verdana"/>
+          <w:sz w:val="24"/>
+          <w:szCs w:val="24"/>
         </w:rPr>
         <w:t xml:space="preserve"> </w:t>
       </w:r>
       <w:r>
         <w:rPr>
           <w:rFonts w:cs="Verdana" w:ascii="Verdana" w:hAnsi="Verdana"/>
+          <w:sz w:val="24"/>
+          <w:szCs w:val="24"/>
         </w:rPr>
         <w:t>Switch speech on / off by pressing INSERT + SPACE BAR, followed by S</w:t>
       </w:r>
@@ -1828,22 +2006,31 @@
         <w:pStyle w:val="Normal"/>
         <w:rPr>
           <w:rFonts w:ascii="Verdana" w:hAnsi="Verdana" w:cs="Verdana"/>
-        </w:rPr>
-      </w:pPr>
-      <w:r>
-        <w:rPr>
-          <w:rFonts w:cs="Verdana" w:ascii="Verdana" w:hAnsi="Verdana"/>
-        </w:rPr>
-      </w:r>
-    </w:p>
-    <w:p>
-      <w:pPr>
-        <w:pStyle w:val="Normal"/>
-        <w:rPr/>
-      </w:pPr>
-      <w:r>
-        <w:rPr>
-          <w:rFonts w:cs="Verdana" w:ascii="Verdana" w:hAnsi="Verdana"/>
+          <w:sz w:val="24"/>
+          <w:szCs w:val="24"/>
+        </w:rPr>
+      </w:pPr>
+      <w:r>
+        <w:rPr>
+          <w:rFonts w:cs="Verdana" w:ascii="Verdana" w:hAnsi="Verdana"/>
+          <w:sz w:val="24"/>
+          <w:szCs w:val="24"/>
+        </w:rPr>
+      </w:r>
+    </w:p>
+    <w:p>
+      <w:pPr>
+        <w:pStyle w:val="Normal"/>
+        <w:rPr>
+          <w:sz w:val="24"/>
+          <w:szCs w:val="24"/>
+        </w:rPr>
+      </w:pPr>
+      <w:r>
+        <w:rPr>
+          <w:rFonts w:cs="Verdana" w:ascii="Verdana" w:hAnsi="Verdana"/>
+          <w:sz w:val="24"/>
+          <w:szCs w:val="24"/>
         </w:rPr>
         <w:t>A more comprehensive list of keyboard shortcuts can be found later in this document and in the program itself under Help -&gt; Keyboard Shortcuts.</w:t>
       </w:r>
@@ -1851,11 +2038,16 @@
     <w:p>
       <w:pPr>
         <w:pStyle w:val="Normal"/>
-        <w:rPr/>
-      </w:pPr>
-      <w:r>
-        <w:rPr>
-          <w:rFonts w:cs="Verdana" w:ascii="Verdana" w:hAnsi="Verdana"/>
+        <w:rPr>
+          <w:sz w:val="24"/>
+          <w:szCs w:val="24"/>
+        </w:rPr>
+      </w:pPr>
+      <w:r>
+        <w:rPr>
+          <w:rFonts w:cs="Verdana" w:ascii="Verdana" w:hAnsi="Verdana"/>
+          <w:sz w:val="24"/>
+          <w:szCs w:val="24"/>
         </w:rPr>
         <w:t>The following is a more detailed description of the above mentioned display elements.</w:t>
       </w:r>
@@ -1931,7 +2123,7 @@
     </w:p>
     <w:tbl>
       <w:tblPr>
-        <w:tblW w:w="9647" w:type="dxa"/>
+        <w:tblW w:w="9015" w:type="dxa"/>
         <w:jc w:val="left"/>
         <w:tblInd w:w="0" w:type="dxa"/>
         <w:tblCellMar>
@@ -1942,15 +2134,17 @@
         </w:tblCellMar>
       </w:tblPr>
       <w:tblGrid>
-        <w:gridCol w:w="1588"/>
+        <w:gridCol w:w="1587"/>
         <w:gridCol w:w="5220"/>
-        <w:gridCol w:w="2839"/>
+        <w:gridCol w:w="2208"/>
       </w:tblGrid>
       <w:tr>
-        <w:trPr/>
-        <w:tc>
-          <w:tcPr>
-            <w:tcW w:w="1588" w:type="dxa"/>
+        <w:trPr>
+          <w:tblHeader w:val="true"/>
+        </w:trPr>
+        <w:tc>
+          <w:tcPr>
+            <w:tcW w:w="1587" w:type="dxa"/>
             <w:tcBorders>
               <w:top w:val="single" w:sz="2" w:space="0" w:color="000000"/>
               <w:left w:val="single" w:sz="2" w:space="0" w:color="000000"/>
@@ -2020,7 +2214,7 @@
         </w:tc>
         <w:tc>
           <w:tcPr>
-            <w:tcW w:w="2839" w:type="dxa"/>
+            <w:tcW w:w="2208" w:type="dxa"/>
             <w:tcBorders>
               <w:top w:val="single" w:sz="2" w:space="0" w:color="000000"/>
               <w:left w:val="single" w:sz="2" w:space="0" w:color="000000"/>
@@ -2051,7 +2245,7 @@
         <w:trPr/>
         <w:tc>
           <w:tcPr>
-            <w:tcW w:w="1588" w:type="dxa"/>
+            <w:tcW w:w="1587" w:type="dxa"/>
             <w:tcBorders>
               <w:left w:val="single" w:sz="2" w:space="0" w:color="000000"/>
               <w:bottom w:val="single" w:sz="2" w:space="0" w:color="000000"/>
@@ -2115,7 +2309,7 @@
         </w:tc>
         <w:tc>
           <w:tcPr>
-            <w:tcW w:w="2839" w:type="dxa"/>
+            <w:tcW w:w="2208" w:type="dxa"/>
             <w:tcBorders>
               <w:left w:val="single" w:sz="2" w:space="0" w:color="000000"/>
               <w:bottom w:val="single" w:sz="2" w:space="0" w:color="000000"/>
@@ -2142,7 +2336,7 @@
         <w:trPr/>
         <w:tc>
           <w:tcPr>
-            <w:tcW w:w="1588" w:type="dxa"/>
+            <w:tcW w:w="1587" w:type="dxa"/>
             <w:tcBorders>
               <w:left w:val="single" w:sz="2" w:space="0" w:color="000000"/>
               <w:bottom w:val="single" w:sz="2" w:space="0" w:color="000000"/>
@@ -2203,7 +2397,7 @@
         </w:tc>
         <w:tc>
           <w:tcPr>
-            <w:tcW w:w="2839" w:type="dxa"/>
+            <w:tcW w:w="2208" w:type="dxa"/>
             <w:tcBorders>
               <w:left w:val="single" w:sz="2" w:space="0" w:color="000000"/>
               <w:bottom w:val="single" w:sz="2" w:space="0" w:color="000000"/>
@@ -2230,7 +2424,7 @@
         <w:trPr/>
         <w:tc>
           <w:tcPr>
-            <w:tcW w:w="1588" w:type="dxa"/>
+            <w:tcW w:w="1587" w:type="dxa"/>
             <w:tcBorders>
               <w:left w:val="single" w:sz="2" w:space="0" w:color="000000"/>
               <w:bottom w:val="single" w:sz="2" w:space="0" w:color="000000"/>
@@ -2277,7 +2471,7 @@
         </w:tc>
         <w:tc>
           <w:tcPr>
-            <w:tcW w:w="2839" w:type="dxa"/>
+            <w:tcW w:w="2208" w:type="dxa"/>
             <w:tcBorders>
               <w:left w:val="single" w:sz="2" w:space="0" w:color="000000"/>
               <w:bottom w:val="single" w:sz="2" w:space="0" w:color="000000"/>
@@ -2322,7 +2516,7 @@
         <w:trPr/>
         <w:tc>
           <w:tcPr>
-            <w:tcW w:w="1588" w:type="dxa"/>
+            <w:tcW w:w="1587" w:type="dxa"/>
             <w:tcBorders>
               <w:left w:val="single" w:sz="2" w:space="0" w:color="000000"/>
               <w:bottom w:val="single" w:sz="2" w:space="0" w:color="000000"/>
@@ -2371,7 +2565,7 @@
         </w:tc>
         <w:tc>
           <w:tcPr>
-            <w:tcW w:w="2839" w:type="dxa"/>
+            <w:tcW w:w="2208" w:type="dxa"/>
             <w:tcBorders>
               <w:left w:val="single" w:sz="2" w:space="0" w:color="000000"/>
               <w:bottom w:val="single" w:sz="2" w:space="0" w:color="000000"/>
@@ -2401,7 +2595,7 @@
         <w:trPr/>
         <w:tc>
           <w:tcPr>
-            <w:tcW w:w="1588" w:type="dxa"/>
+            <w:tcW w:w="1587" w:type="dxa"/>
             <w:tcBorders>
               <w:left w:val="single" w:sz="2" w:space="0" w:color="000000"/>
               <w:bottom w:val="single" w:sz="2" w:space="0" w:color="000000"/>
@@ -2450,7 +2644,7 @@
         </w:tc>
         <w:tc>
           <w:tcPr>
-            <w:tcW w:w="2839" w:type="dxa"/>
+            <w:tcW w:w="2208" w:type="dxa"/>
             <w:tcBorders>
               <w:left w:val="single" w:sz="2" w:space="0" w:color="000000"/>
               <w:bottom w:val="single" w:sz="2" w:space="0" w:color="000000"/>
@@ -2480,7 +2674,7 @@
         <w:trPr/>
         <w:tc>
           <w:tcPr>
-            <w:tcW w:w="1588" w:type="dxa"/>
+            <w:tcW w:w="1587" w:type="dxa"/>
             <w:tcBorders>
               <w:left w:val="single" w:sz="2" w:space="0" w:color="000000"/>
               <w:bottom w:val="single" w:sz="2" w:space="0" w:color="000000"/>
@@ -2529,7 +2723,7 @@
         </w:tc>
         <w:tc>
           <w:tcPr>
-            <w:tcW w:w="2839" w:type="dxa"/>
+            <w:tcW w:w="2208" w:type="dxa"/>
             <w:tcBorders>
               <w:left w:val="single" w:sz="2" w:space="0" w:color="000000"/>
               <w:bottom w:val="single" w:sz="2" w:space="0" w:color="000000"/>
@@ -2559,7 +2753,7 @@
         <w:trPr/>
         <w:tc>
           <w:tcPr>
-            <w:tcW w:w="1588" w:type="dxa"/>
+            <w:tcW w:w="1587" w:type="dxa"/>
             <w:tcBorders>
               <w:left w:val="single" w:sz="2" w:space="0" w:color="000000"/>
               <w:bottom w:val="single" w:sz="2" w:space="0" w:color="000000"/>
@@ -2605,7 +2799,7 @@
         </w:tc>
         <w:tc>
           <w:tcPr>
-            <w:tcW w:w="2839" w:type="dxa"/>
+            <w:tcW w:w="2208" w:type="dxa"/>
             <w:tcBorders>
               <w:left w:val="single" w:sz="2" w:space="0" w:color="000000"/>
               <w:bottom w:val="single" w:sz="2" w:space="0" w:color="000000"/>
@@ -2635,7 +2829,7 @@
         <w:trPr/>
         <w:tc>
           <w:tcPr>
-            <w:tcW w:w="1588" w:type="dxa"/>
+            <w:tcW w:w="1587" w:type="dxa"/>
             <w:tcBorders>
               <w:left w:val="single" w:sz="2" w:space="0" w:color="000000"/>
               <w:bottom w:val="single" w:sz="2" w:space="0" w:color="000000"/>
@@ -2695,7 +2889,7 @@
         </w:tc>
         <w:tc>
           <w:tcPr>
-            <w:tcW w:w="2839" w:type="dxa"/>
+            <w:tcW w:w="2208" w:type="dxa"/>
             <w:tcBorders>
               <w:left w:val="single" w:sz="2" w:space="0" w:color="000000"/>
               <w:bottom w:val="single" w:sz="2" w:space="0" w:color="000000"/>
@@ -2729,7 +2923,7 @@
         <w:trPr/>
         <w:tc>
           <w:tcPr>
-            <w:tcW w:w="1588" w:type="dxa"/>
+            <w:tcW w:w="1587" w:type="dxa"/>
             <w:tcBorders>
               <w:left w:val="single" w:sz="2" w:space="0" w:color="000000"/>
               <w:bottom w:val="single" w:sz="2" w:space="0" w:color="000000"/>
@@ -2789,7 +2983,7 @@
         </w:tc>
         <w:tc>
           <w:tcPr>
-            <w:tcW w:w="2839" w:type="dxa"/>
+            <w:tcW w:w="2208" w:type="dxa"/>
             <w:tcBorders>
               <w:left w:val="single" w:sz="2" w:space="0" w:color="000000"/>
               <w:bottom w:val="single" w:sz="2" w:space="0" w:color="000000"/>
@@ -2823,7 +3017,7 @@
         <w:trPr/>
         <w:tc>
           <w:tcPr>
-            <w:tcW w:w="1588" w:type="dxa"/>
+            <w:tcW w:w="1587" w:type="dxa"/>
             <w:tcBorders>
               <w:left w:val="single" w:sz="2" w:space="0" w:color="000000"/>
               <w:bottom w:val="single" w:sz="2" w:space="0" w:color="000000"/>
@@ -2883,7 +3077,7 @@
         </w:tc>
         <w:tc>
           <w:tcPr>
-            <w:tcW w:w="2839" w:type="dxa"/>
+            <w:tcW w:w="2208" w:type="dxa"/>
             <w:tcBorders>
               <w:left w:val="single" w:sz="2" w:space="0" w:color="000000"/>
               <w:bottom w:val="single" w:sz="2" w:space="0" w:color="000000"/>
@@ -2916,7 +3110,7 @@
         <w:trPr/>
         <w:tc>
           <w:tcPr>
-            <w:tcW w:w="1588" w:type="dxa"/>
+            <w:tcW w:w="1587" w:type="dxa"/>
             <w:tcBorders>
               <w:left w:val="single" w:sz="2" w:space="0" w:color="000000"/>
               <w:bottom w:val="single" w:sz="2" w:space="0" w:color="000000"/>
@@ -2965,7 +3159,7 @@
         </w:tc>
         <w:tc>
           <w:tcPr>
-            <w:tcW w:w="2839" w:type="dxa"/>
+            <w:tcW w:w="2208" w:type="dxa"/>
             <w:tcBorders>
               <w:left w:val="single" w:sz="2" w:space="0" w:color="000000"/>
               <w:bottom w:val="single" w:sz="2" w:space="0" w:color="000000"/>
@@ -2995,7 +3189,7 @@
         <w:trPr/>
         <w:tc>
           <w:tcPr>
-            <w:tcW w:w="1588" w:type="dxa"/>
+            <w:tcW w:w="1587" w:type="dxa"/>
             <w:tcBorders>
               <w:left w:val="single" w:sz="2" w:space="0" w:color="000000"/>
               <w:bottom w:val="single" w:sz="2" w:space="0" w:color="000000"/>
@@ -3049,7 +3243,7 @@
         </w:tc>
         <w:tc>
           <w:tcPr>
-            <w:tcW w:w="2839" w:type="dxa"/>
+            <w:tcW w:w="2208" w:type="dxa"/>
             <w:tcBorders>
               <w:left w:val="single" w:sz="2" w:space="0" w:color="000000"/>
               <w:bottom w:val="single" w:sz="2" w:space="0" w:color="000000"/>
@@ -3081,7 +3275,7 @@
         <w:trPr/>
         <w:tc>
           <w:tcPr>
-            <w:tcW w:w="1588" w:type="dxa"/>
+            <w:tcW w:w="1587" w:type="dxa"/>
             <w:tcBorders>
               <w:left w:val="single" w:sz="2" w:space="0" w:color="000000"/>
               <w:bottom w:val="single" w:sz="2" w:space="0" w:color="000000"/>
@@ -3133,7 +3327,7 @@
         </w:tc>
         <w:tc>
           <w:tcPr>
-            <w:tcW w:w="2839" w:type="dxa"/>
+            <w:tcW w:w="2208" w:type="dxa"/>
             <w:tcBorders>
               <w:left w:val="single" w:sz="2" w:space="0" w:color="000000"/>
               <w:bottom w:val="single" w:sz="2" w:space="0" w:color="000000"/>
@@ -3163,7 +3357,7 @@
         <w:trPr/>
         <w:tc>
           <w:tcPr>
-            <w:tcW w:w="1588" w:type="dxa"/>
+            <w:tcW w:w="1587" w:type="dxa"/>
             <w:tcBorders>
               <w:left w:val="single" w:sz="2" w:space="0" w:color="000000"/>
               <w:bottom w:val="single" w:sz="2" w:space="0" w:color="000000"/>
@@ -3217,7 +3411,7 @@
         </w:tc>
         <w:tc>
           <w:tcPr>
-            <w:tcW w:w="2839" w:type="dxa"/>
+            <w:tcW w:w="2208" w:type="dxa"/>
             <w:tcBorders>
               <w:left w:val="single" w:sz="2" w:space="0" w:color="000000"/>
               <w:bottom w:val="single" w:sz="2" w:space="0" w:color="000000"/>
@@ -3247,7 +3441,7 @@
         <w:trPr/>
         <w:tc>
           <w:tcPr>
-            <w:tcW w:w="1588" w:type="dxa"/>
+            <w:tcW w:w="1587" w:type="dxa"/>
             <w:tcBorders>
               <w:left w:val="single" w:sz="2" w:space="0" w:color="000000"/>
               <w:bottom w:val="single" w:sz="2" w:space="0" w:color="000000"/>
@@ -3301,7 +3495,7 @@
         </w:tc>
         <w:tc>
           <w:tcPr>
-            <w:tcW w:w="2839" w:type="dxa"/>
+            <w:tcW w:w="2208" w:type="dxa"/>
             <w:tcBorders>
               <w:left w:val="single" w:sz="2" w:space="0" w:color="000000"/>
               <w:bottom w:val="single" w:sz="2" w:space="0" w:color="000000"/>
@@ -3331,7 +3525,7 @@
         <w:trPr/>
         <w:tc>
           <w:tcPr>
-            <w:tcW w:w="1588" w:type="dxa"/>
+            <w:tcW w:w="1587" w:type="dxa"/>
             <w:tcBorders>
               <w:left w:val="single" w:sz="2" w:space="0" w:color="000000"/>
               <w:bottom w:val="single" w:sz="2" w:space="0" w:color="000000"/>
@@ -3385,7 +3579,7 @@
         </w:tc>
         <w:tc>
           <w:tcPr>
-            <w:tcW w:w="2839" w:type="dxa"/>
+            <w:tcW w:w="2208" w:type="dxa"/>
             <w:tcBorders>
               <w:left w:val="single" w:sz="2" w:space="0" w:color="000000"/>
               <w:bottom w:val="single" w:sz="2" w:space="0" w:color="000000"/>
@@ -3415,7 +3609,7 @@
         <w:trPr/>
         <w:tc>
           <w:tcPr>
-            <w:tcW w:w="1588" w:type="dxa"/>
+            <w:tcW w:w="1587" w:type="dxa"/>
             <w:tcBorders>
               <w:left w:val="single" w:sz="2" w:space="0" w:color="000000"/>
               <w:bottom w:val="single" w:sz="2" w:space="0" w:color="000000"/>
@@ -3467,7 +3661,7 @@
         </w:tc>
         <w:tc>
           <w:tcPr>
-            <w:tcW w:w="2839" w:type="dxa"/>
+            <w:tcW w:w="2208" w:type="dxa"/>
             <w:tcBorders>
               <w:left w:val="single" w:sz="2" w:space="0" w:color="000000"/>
               <w:bottom w:val="single" w:sz="2" w:space="0" w:color="000000"/>
@@ -3497,7 +3691,7 @@
         <w:trPr/>
         <w:tc>
           <w:tcPr>
-            <w:tcW w:w="1588" w:type="dxa"/>
+            <w:tcW w:w="1587" w:type="dxa"/>
             <w:tcBorders>
               <w:left w:val="single" w:sz="2" w:space="0" w:color="000000"/>
               <w:bottom w:val="single" w:sz="2" w:space="0" w:color="000000"/>
@@ -3549,7 +3743,7 @@
         </w:tc>
         <w:tc>
           <w:tcPr>
-            <w:tcW w:w="2839" w:type="dxa"/>
+            <w:tcW w:w="2208" w:type="dxa"/>
             <w:tcBorders>
               <w:left w:val="single" w:sz="2" w:space="0" w:color="000000"/>
               <w:bottom w:val="single" w:sz="2" w:space="0" w:color="000000"/>
@@ -3579,7 +3773,7 @@
         <w:trPr/>
         <w:tc>
           <w:tcPr>
-            <w:tcW w:w="1588" w:type="dxa"/>
+            <w:tcW w:w="1587" w:type="dxa"/>
             <w:tcBorders>
               <w:left w:val="single" w:sz="2" w:space="0" w:color="000000"/>
               <w:bottom w:val="single" w:sz="2" w:space="0" w:color="000000"/>
@@ -3632,7 +3826,7 @@
         </w:tc>
         <w:tc>
           <w:tcPr>
-            <w:tcW w:w="2839" w:type="dxa"/>
+            <w:tcW w:w="2208" w:type="dxa"/>
             <w:tcBorders>
               <w:left w:val="single" w:sz="2" w:space="0" w:color="000000"/>
               <w:bottom w:val="single" w:sz="2" w:space="0" w:color="000000"/>
@@ -3662,7 +3856,7 @@
         <w:trPr/>
         <w:tc>
           <w:tcPr>
-            <w:tcW w:w="1588" w:type="dxa"/>
+            <w:tcW w:w="1587" w:type="dxa"/>
             <w:tcBorders>
               <w:left w:val="single" w:sz="2" w:space="0" w:color="000000"/>
               <w:bottom w:val="single" w:sz="2" w:space="0" w:color="000000"/>
@@ -3715,7 +3909,7 @@
         </w:tc>
         <w:tc>
           <w:tcPr>
-            <w:tcW w:w="2839" w:type="dxa"/>
+            <w:tcW w:w="2208" w:type="dxa"/>
             <w:tcBorders>
               <w:left w:val="single" w:sz="2" w:space="0" w:color="000000"/>
               <w:bottom w:val="single" w:sz="2" w:space="0" w:color="000000"/>
@@ -3745,7 +3939,7 @@
         <w:trPr/>
         <w:tc>
           <w:tcPr>
-            <w:tcW w:w="1588" w:type="dxa"/>
+            <w:tcW w:w="1587" w:type="dxa"/>
             <w:tcBorders>
               <w:left w:val="single" w:sz="2" w:space="0" w:color="000000"/>
               <w:bottom w:val="single" w:sz="2" w:space="0" w:color="000000"/>
@@ -3798,7 +3992,7 @@
         </w:tc>
         <w:tc>
           <w:tcPr>
-            <w:tcW w:w="2839" w:type="dxa"/>
+            <w:tcW w:w="2208" w:type="dxa"/>
             <w:tcBorders>
               <w:left w:val="single" w:sz="2" w:space="0" w:color="000000"/>
               <w:bottom w:val="single" w:sz="2" w:space="0" w:color="000000"/>
@@ -3828,7 +4022,7 @@
         <w:trPr/>
         <w:tc>
           <w:tcPr>
-            <w:tcW w:w="1588" w:type="dxa"/>
+            <w:tcW w:w="1587" w:type="dxa"/>
             <w:tcBorders>
               <w:left w:val="single" w:sz="2" w:space="0" w:color="000000"/>
               <w:bottom w:val="single" w:sz="2" w:space="0" w:color="000000"/>
@@ -3880,7 +4074,7 @@
         </w:tc>
         <w:tc>
           <w:tcPr>
-            <w:tcW w:w="2839" w:type="dxa"/>
+            <w:tcW w:w="2208" w:type="dxa"/>
             <w:tcBorders>
               <w:left w:val="single" w:sz="2" w:space="0" w:color="000000"/>
               <w:bottom w:val="single" w:sz="2" w:space="0" w:color="000000"/>
@@ -3910,7 +4104,7 @@
         <w:trPr/>
         <w:tc>
           <w:tcPr>
-            <w:tcW w:w="1588" w:type="dxa"/>
+            <w:tcW w:w="1587" w:type="dxa"/>
             <w:tcBorders>
               <w:left w:val="single" w:sz="2" w:space="0" w:color="000000"/>
               <w:bottom w:val="single" w:sz="2" w:space="0" w:color="000000"/>
@@ -3965,7 +4159,7 @@
         </w:tc>
         <w:tc>
           <w:tcPr>
-            <w:tcW w:w="2839" w:type="dxa"/>
+            <w:tcW w:w="2208" w:type="dxa"/>
             <w:tcBorders>
               <w:left w:val="single" w:sz="2" w:space="0" w:color="000000"/>
               <w:bottom w:val="single" w:sz="2" w:space="0" w:color="000000"/>
@@ -3995,7 +4189,7 @@
         <w:trPr/>
         <w:tc>
           <w:tcPr>
-            <w:tcW w:w="1588" w:type="dxa"/>
+            <w:tcW w:w="1587" w:type="dxa"/>
             <w:tcBorders>
               <w:left w:val="single" w:sz="2" w:space="0" w:color="000000"/>
               <w:bottom w:val="single" w:sz="2" w:space="0" w:color="000000"/>
@@ -4051,7 +4245,7 @@
         </w:tc>
         <w:tc>
           <w:tcPr>
-            <w:tcW w:w="2839" w:type="dxa"/>
+            <w:tcW w:w="2208" w:type="dxa"/>
             <w:tcBorders>
               <w:left w:val="single" w:sz="2" w:space="0" w:color="000000"/>
               <w:bottom w:val="single" w:sz="2" w:space="0" w:color="000000"/>
@@ -4081,7 +4275,7 @@
         <w:trPr/>
         <w:tc>
           <w:tcPr>
-            <w:tcW w:w="1588" w:type="dxa"/>
+            <w:tcW w:w="1587" w:type="dxa"/>
             <w:tcBorders>
               <w:left w:val="single" w:sz="2" w:space="0" w:color="000000"/>
               <w:bottom w:val="single" w:sz="2" w:space="0" w:color="000000"/>
@@ -4137,7 +4331,7 @@
         </w:tc>
         <w:tc>
           <w:tcPr>
-            <w:tcW w:w="2839" w:type="dxa"/>
+            <w:tcW w:w="2208" w:type="dxa"/>
             <w:tcBorders>
               <w:left w:val="single" w:sz="2" w:space="0" w:color="000000"/>
               <w:bottom w:val="single" w:sz="2" w:space="0" w:color="000000"/>
@@ -4169,7 +4363,7 @@
         <w:trPr/>
         <w:tc>
           <w:tcPr>
-            <w:tcW w:w="1588" w:type="dxa"/>
+            <w:tcW w:w="1587" w:type="dxa"/>
             <w:tcBorders>
               <w:left w:val="single" w:sz="2" w:space="0" w:color="000000"/>
               <w:bottom w:val="single" w:sz="2" w:space="0" w:color="000000"/>
@@ -4221,7 +4415,7 @@
         </w:tc>
         <w:tc>
           <w:tcPr>
-            <w:tcW w:w="2839" w:type="dxa"/>
+            <w:tcW w:w="2208" w:type="dxa"/>
             <w:tcBorders>
               <w:left w:val="single" w:sz="2" w:space="0" w:color="000000"/>
               <w:bottom w:val="single" w:sz="2" w:space="0" w:color="000000"/>
@@ -4257,7 +4451,7 @@
         <w:trPr/>
         <w:tc>
           <w:tcPr>
-            <w:tcW w:w="1588" w:type="dxa"/>
+            <w:tcW w:w="1587" w:type="dxa"/>
             <w:tcBorders>
               <w:left w:val="single" w:sz="2" w:space="0" w:color="000000"/>
               <w:bottom w:val="single" w:sz="2" w:space="0" w:color="000000"/>
@@ -4309,7 +4503,7 @@
         </w:tc>
         <w:tc>
           <w:tcPr>
-            <w:tcW w:w="2839" w:type="dxa"/>
+            <w:tcW w:w="2208" w:type="dxa"/>
             <w:tcBorders>
               <w:left w:val="single" w:sz="2" w:space="0" w:color="000000"/>
               <w:bottom w:val="single" w:sz="2" w:space="0" w:color="000000"/>
@@ -4345,7 +4539,7 @@
         <w:trPr/>
         <w:tc>
           <w:tcPr>
-            <w:tcW w:w="1588" w:type="dxa"/>
+            <w:tcW w:w="1587" w:type="dxa"/>
             <w:tcBorders>
               <w:left w:val="single" w:sz="2" w:space="0" w:color="000000"/>
               <w:bottom w:val="single" w:sz="2" w:space="0" w:color="000000"/>
@@ -4405,7 +4599,7 @@
         </w:tc>
         <w:tc>
           <w:tcPr>
-            <w:tcW w:w="2839" w:type="dxa"/>
+            <w:tcW w:w="2208" w:type="dxa"/>
             <w:tcBorders>
               <w:left w:val="single" w:sz="2" w:space="0" w:color="000000"/>
               <w:bottom w:val="single" w:sz="2" w:space="0" w:color="000000"/>
@@ -4442,7 +4636,7 @@
         <w:trPr/>
         <w:tc>
           <w:tcPr>
-            <w:tcW w:w="1588" w:type="dxa"/>
+            <w:tcW w:w="1587" w:type="dxa"/>
             <w:tcBorders>
               <w:left w:val="single" w:sz="2" w:space="0" w:color="000000"/>
               <w:bottom w:val="single" w:sz="2" w:space="0" w:color="000000"/>
@@ -4502,7 +4696,7 @@
         </w:tc>
         <w:tc>
           <w:tcPr>
-            <w:tcW w:w="2839" w:type="dxa"/>
+            <w:tcW w:w="2208" w:type="dxa"/>
             <w:tcBorders>
               <w:left w:val="single" w:sz="2" w:space="0" w:color="000000"/>
               <w:bottom w:val="single" w:sz="2" w:space="0" w:color="000000"/>
@@ -4539,7 +4733,7 @@
         <w:trPr/>
         <w:tc>
           <w:tcPr>
-            <w:tcW w:w="1588" w:type="dxa"/>
+            <w:tcW w:w="1587" w:type="dxa"/>
             <w:tcBorders>
               <w:left w:val="single" w:sz="2" w:space="0" w:color="000000"/>
               <w:bottom w:val="single" w:sz="2" w:space="0" w:color="000000"/>
@@ -4599,7 +4793,7 @@
         </w:tc>
         <w:tc>
           <w:tcPr>
-            <w:tcW w:w="2839" w:type="dxa"/>
+            <w:tcW w:w="2208" w:type="dxa"/>
             <w:tcBorders>
               <w:left w:val="single" w:sz="2" w:space="0" w:color="000000"/>
               <w:bottom w:val="single" w:sz="2" w:space="0" w:color="000000"/>
@@ -4636,7 +4830,7 @@
         <w:trPr/>
         <w:tc>
           <w:tcPr>
-            <w:tcW w:w="1588" w:type="dxa"/>
+            <w:tcW w:w="1587" w:type="dxa"/>
             <w:tcBorders>
               <w:left w:val="single" w:sz="2" w:space="0" w:color="000000"/>
               <w:bottom w:val="single" w:sz="2" w:space="0" w:color="000000"/>
@@ -4690,7 +4884,7 @@
         </w:tc>
         <w:tc>
           <w:tcPr>
-            <w:tcW w:w="2839" w:type="dxa"/>
+            <w:tcW w:w="2208" w:type="dxa"/>
             <w:tcBorders>
               <w:left w:val="single" w:sz="2" w:space="0" w:color="000000"/>
               <w:bottom w:val="single" w:sz="2" w:space="0" w:color="000000"/>
@@ -4724,7 +4918,7 @@
         <w:trPr/>
         <w:tc>
           <w:tcPr>
-            <w:tcW w:w="1588" w:type="dxa"/>
+            <w:tcW w:w="1587" w:type="dxa"/>
             <w:tcBorders>
               <w:left w:val="single" w:sz="2" w:space="0" w:color="000000"/>
               <w:bottom w:val="single" w:sz="2" w:space="0" w:color="000000"/>
@@ -4779,7 +4973,7 @@
         </w:tc>
         <w:tc>
           <w:tcPr>
-            <w:tcW w:w="2839" w:type="dxa"/>
+            <w:tcW w:w="2208" w:type="dxa"/>
             <w:tcBorders>
               <w:left w:val="single" w:sz="2" w:space="0" w:color="000000"/>
               <w:bottom w:val="single" w:sz="2" w:space="0" w:color="000000"/>
@@ -4813,7 +5007,7 @@
         <w:trPr/>
         <w:tc>
           <w:tcPr>
-            <w:tcW w:w="1588" w:type="dxa"/>
+            <w:tcW w:w="1587" w:type="dxa"/>
             <w:tcBorders>
               <w:left w:val="single" w:sz="2" w:space="0" w:color="000000"/>
               <w:bottom w:val="single" w:sz="2" w:space="0" w:color="000000"/>
@@ -4857,7 +5051,7 @@
         </w:tc>
         <w:tc>
           <w:tcPr>
-            <w:tcW w:w="2839" w:type="dxa"/>
+            <w:tcW w:w="2208" w:type="dxa"/>
             <w:tcBorders>
               <w:left w:val="single" w:sz="2" w:space="0" w:color="000000"/>
               <w:bottom w:val="single" w:sz="2" w:space="0" w:color="000000"/>
@@ -4891,7 +5085,7 @@
         <w:trPr/>
         <w:tc>
           <w:tcPr>
-            <w:tcW w:w="1588" w:type="dxa"/>
+            <w:tcW w:w="1587" w:type="dxa"/>
             <w:tcBorders>
               <w:left w:val="single" w:sz="2" w:space="0" w:color="000000"/>
               <w:bottom w:val="single" w:sz="2" w:space="0" w:color="000000"/>
@@ -4935,7 +5129,7 @@
         </w:tc>
         <w:tc>
           <w:tcPr>
-            <w:tcW w:w="2839" w:type="dxa"/>
+            <w:tcW w:w="2208" w:type="dxa"/>
             <w:tcBorders>
               <w:left w:val="single" w:sz="2" w:space="0" w:color="000000"/>
               <w:bottom w:val="single" w:sz="2" w:space="0" w:color="000000"/>
@@ -4969,7 +5163,7 @@
         <w:trPr/>
         <w:tc>
           <w:tcPr>
-            <w:tcW w:w="1588" w:type="dxa"/>
+            <w:tcW w:w="1587" w:type="dxa"/>
             <w:tcBorders>
               <w:left w:val="single" w:sz="2" w:space="0" w:color="000000"/>
               <w:bottom w:val="single" w:sz="2" w:space="0" w:color="000000"/>
@@ -5018,7 +5212,7 @@
         </w:tc>
         <w:tc>
           <w:tcPr>
-            <w:tcW w:w="2839" w:type="dxa"/>
+            <w:tcW w:w="2208" w:type="dxa"/>
             <w:tcBorders>
               <w:left w:val="single" w:sz="2" w:space="0" w:color="000000"/>
               <w:bottom w:val="single" w:sz="2" w:space="0" w:color="000000"/>
@@ -5048,7 +5242,7 @@
         <w:trPr/>
         <w:tc>
           <w:tcPr>
-            <w:tcW w:w="1588" w:type="dxa"/>
+            <w:tcW w:w="1587" w:type="dxa"/>
             <w:tcBorders>
               <w:left w:val="single" w:sz="2" w:space="0" w:color="000000"/>
               <w:bottom w:val="single" w:sz="2" w:space="0" w:color="000000"/>
@@ -5098,7 +5292,7 @@
         </w:tc>
         <w:tc>
           <w:tcPr>
-            <w:tcW w:w="2839" w:type="dxa"/>
+            <w:tcW w:w="2208" w:type="dxa"/>
             <w:tcBorders>
               <w:left w:val="single" w:sz="2" w:space="0" w:color="000000"/>
               <w:bottom w:val="single" w:sz="2" w:space="0" w:color="000000"/>
@@ -5130,7 +5324,7 @@
         <w:trPr/>
         <w:tc>
           <w:tcPr>
-            <w:tcW w:w="1588" w:type="dxa"/>
+            <w:tcW w:w="1587" w:type="dxa"/>
             <w:tcBorders>
               <w:left w:val="single" w:sz="2" w:space="0" w:color="000000"/>
               <w:bottom w:val="single" w:sz="2" w:space="0" w:color="000000"/>
@@ -5186,7 +5380,7 @@
         </w:tc>
         <w:tc>
           <w:tcPr>
-            <w:tcW w:w="2839" w:type="dxa"/>
+            <w:tcW w:w="2208" w:type="dxa"/>
             <w:tcBorders>
               <w:left w:val="single" w:sz="2" w:space="0" w:color="000000"/>
               <w:bottom w:val="single" w:sz="2" w:space="0" w:color="000000"/>
@@ -5218,7 +5412,7 @@
         <w:trPr/>
         <w:tc>
           <w:tcPr>
-            <w:tcW w:w="1588" w:type="dxa"/>
+            <w:tcW w:w="1587" w:type="dxa"/>
             <w:tcBorders>
               <w:left w:val="single" w:sz="2" w:space="0" w:color="000000"/>
               <w:bottom w:val="single" w:sz="2" w:space="0" w:color="000000"/>
@@ -5268,7 +5462,7 @@
         </w:tc>
         <w:tc>
           <w:tcPr>
-            <w:tcW w:w="2839" w:type="dxa"/>
+            <w:tcW w:w="2208" w:type="dxa"/>
             <w:tcBorders>
               <w:left w:val="single" w:sz="2" w:space="0" w:color="000000"/>
               <w:bottom w:val="single" w:sz="2" w:space="0" w:color="000000"/>
@@ -5300,7 +5494,7 @@
         <w:trPr/>
         <w:tc>
           <w:tcPr>
-            <w:tcW w:w="1588" w:type="dxa"/>
+            <w:tcW w:w="1587" w:type="dxa"/>
             <w:tcBorders>
               <w:left w:val="single" w:sz="2" w:space="0" w:color="000000"/>
               <w:bottom w:val="single" w:sz="2" w:space="0" w:color="000000"/>
@@ -5350,7 +5544,7 @@
         </w:tc>
         <w:tc>
           <w:tcPr>
-            <w:tcW w:w="2839" w:type="dxa"/>
+            <w:tcW w:w="2208" w:type="dxa"/>
             <w:tcBorders>
               <w:left w:val="single" w:sz="2" w:space="0" w:color="000000"/>
               <w:bottom w:val="single" w:sz="2" w:space="0" w:color="000000"/>
@@ -5382,7 +5576,7 @@
         <w:trPr/>
         <w:tc>
           <w:tcPr>
-            <w:tcW w:w="1588" w:type="dxa"/>
+            <w:tcW w:w="1587" w:type="dxa"/>
             <w:tcBorders>
               <w:left w:val="single" w:sz="2" w:space="0" w:color="000000"/>
               <w:bottom w:val="single" w:sz="2" w:space="0" w:color="000000"/>
@@ -5432,7 +5626,7 @@
         </w:tc>
         <w:tc>
           <w:tcPr>
-            <w:tcW w:w="2839" w:type="dxa"/>
+            <w:tcW w:w="2208" w:type="dxa"/>
             <w:tcBorders>
               <w:left w:val="single" w:sz="2" w:space="0" w:color="000000"/>
               <w:bottom w:val="single" w:sz="2" w:space="0" w:color="000000"/>
@@ -5464,7 +5658,7 @@
         <w:trPr/>
         <w:tc>
           <w:tcPr>
-            <w:tcW w:w="1588" w:type="dxa"/>
+            <w:tcW w:w="1587" w:type="dxa"/>
             <w:tcBorders>
               <w:left w:val="single" w:sz="2" w:space="0" w:color="000000"/>
               <w:bottom w:val="single" w:sz="2" w:space="0" w:color="000000"/>
@@ -5518,7 +5712,7 @@
         </w:tc>
         <w:tc>
           <w:tcPr>
-            <w:tcW w:w="2839" w:type="dxa"/>
+            <w:tcW w:w="2208" w:type="dxa"/>
             <w:tcBorders>
               <w:left w:val="single" w:sz="2" w:space="0" w:color="000000"/>
               <w:bottom w:val="single" w:sz="2" w:space="0" w:color="000000"/>
@@ -5550,7 +5744,7 @@
         <w:trPr/>
         <w:tc>
           <w:tcPr>
-            <w:tcW w:w="1588" w:type="dxa"/>
+            <w:tcW w:w="1587" w:type="dxa"/>
             <w:tcBorders>
               <w:left w:val="single" w:sz="2" w:space="0" w:color="000000"/>
               <w:bottom w:val="single" w:sz="2" w:space="0" w:color="000000"/>
@@ -5680,7 +5874,7 @@
         </w:tc>
         <w:tc>
           <w:tcPr>
-            <w:tcW w:w="2839" w:type="dxa"/>
+            <w:tcW w:w="2208" w:type="dxa"/>
             <w:tcBorders>
               <w:left w:val="single" w:sz="2" w:space="0" w:color="000000"/>
               <w:bottom w:val="single" w:sz="2" w:space="0" w:color="000000"/>
@@ -5712,7 +5906,7 @@
         <w:trPr/>
         <w:tc>
           <w:tcPr>
-            <w:tcW w:w="1588" w:type="dxa"/>
+            <w:tcW w:w="1587" w:type="dxa"/>
             <w:tcBorders>
               <w:left w:val="single" w:sz="2" w:space="0" w:color="000000"/>
               <w:bottom w:val="single" w:sz="2" w:space="0" w:color="000000"/>
@@ -5812,7 +6006,7 @@
         </w:tc>
         <w:tc>
           <w:tcPr>
-            <w:tcW w:w="2839" w:type="dxa"/>
+            <w:tcW w:w="2208" w:type="dxa"/>
             <w:tcBorders>
               <w:left w:val="single" w:sz="2" w:space="0" w:color="000000"/>
               <w:bottom w:val="single" w:sz="2" w:space="0" w:color="000000"/>
@@ -5844,25 +6038,25 @@
     <w:p>
       <w:pPr>
         <w:pStyle w:val="Overskrift3"/>
+        <w:widowControl/>
         <w:numPr>
-          <w:ilvl w:val="2"/>
-          <w:numId w:val="3"/>
+          <w:ilvl w:val="0"/>
+          <w:numId w:val="0"/>
         </w:numPr>
+        <w:spacing w:lineRule="auto" w:line="252"/>
+        <w:jc w:val="left"/>
+        <w:outlineLvl w:val="2"/>
         <w:rPr>
           <w:rFonts w:ascii="Verdana" w:hAnsi="Verdana" w:cs="Verdana"/>
           <w:sz w:val="22"/>
           <w:szCs w:val="22"/>
         </w:rPr>
       </w:pPr>
-      <w:bookmarkStart w:id="3" w:name="__RefHeading___Toc531086860"/>
-      <w:bookmarkEnd w:id="3"/>
-      <w:r>
-        <w:rPr>
-          <w:rFonts w:cs="Verdana" w:ascii="Verdana" w:hAnsi="Verdana"/>
-          <w:sz w:val="22"/>
-          <w:szCs w:val="22"/>
-        </w:rPr>
-        <w:t>Some of the menu functions are self-explanatory, others need a comment:</w:t>
+      <w:r>
+        <w:rPr/>
+      </w:r>
+      <w:r>
+        <w:br w:type="page"/>
       </w:r>
     </w:p>
     <w:p>
@@ -5874,63 +6068,15 @@
         </w:numPr>
         <w:rPr/>
       </w:pPr>
-      <w:bookmarkStart w:id="4" w:name="__RefHeading___Toc531086861"/>
-      <w:bookmarkEnd w:id="4"/>
-      <w:r>
-        <w:rPr/>
-        <w:t>File</w:t>
-      </w:r>
-    </w:p>
-    <w:p>
-      <w:pPr>
-        <w:pStyle w:val="Normal"/>
-        <w:rPr/>
-      </w:pPr>
-      <w:r>
-        <w:rPr>
-          <w:rFonts w:cs="Verdana" w:ascii="Verdana" w:hAnsi="Verdana"/>
-        </w:rPr>
-        <w:t>Here you can select and open the MusicXml file that you want to work with.</w:t>
-      </w:r>
-    </w:p>
-    <w:p>
-      <w:pPr>
-        <w:pStyle w:val="Normal"/>
-        <w:rPr>
-          <w:rFonts w:ascii="Verdana" w:hAnsi="Verdana" w:cs="Verdana"/>
-        </w:rPr>
-      </w:pPr>
-      <w:r>
-        <w:rPr>
-          <w:rFonts w:cs="Verdana" w:ascii="Verdana" w:hAnsi="Verdana"/>
-        </w:rPr>
-        <w:t>In addition, there are various options for importing MusicXml files downloaded from the Internet to IBOS MusicXml Reader.</w:t>
-      </w:r>
-    </w:p>
-    <w:p>
-      <w:pPr>
-        <w:pStyle w:val="Normal"/>
-        <w:rPr/>
-      </w:pPr>
-      <w:r>
-        <w:rPr>
-          <w:rFonts w:cs="Verdana" w:ascii="Verdana" w:hAnsi="Verdana"/>
-        </w:rPr>
-        <w:t>Furthermore, it is possible to export the current score to a Braille Music file, which can later be transferred to a notetaker device or a Braille Music embosser.</w:t>
-      </w:r>
-    </w:p>
-    <w:p>
-      <w:pPr>
-        <w:pStyle w:val="Normal"/>
-        <w:rPr>
-          <w:rFonts w:ascii="Verdana" w:hAnsi="Verdana" w:cs="Verdana"/>
-        </w:rPr>
-      </w:pPr>
-      <w:r>
-        <w:rPr>
-          <w:rFonts w:cs="Verdana" w:ascii="Verdana" w:hAnsi="Verdana"/>
-        </w:rPr>
-        <w:t>This is explained in detail in the chapter “Export as Braille Music”.</w:t>
+      <w:bookmarkStart w:id="3" w:name="__RefHeading___Toc531086860"/>
+      <w:bookmarkEnd w:id="3"/>
+      <w:r>
+        <w:rPr>
+          <w:rFonts w:cs="Verdana" w:ascii="Verdana" w:hAnsi="Verdana"/>
+          <w:sz w:val="22"/>
+          <w:szCs w:val="22"/>
+        </w:rPr>
+        <w:t>Some of the menu functions are self-explanatory, others need a comment:</w:t>
       </w:r>
     </w:p>
     <w:p>
@@ -5940,37 +6086,88 @@
           <w:ilvl w:val="2"/>
           <w:numId w:val="3"/>
         </w:numPr>
+        <w:rPr>
+          <w:rFonts w:ascii="Verdana" w:hAnsi="Verdana"/>
+          <w:b/>
+          <w:b/>
+          <w:bCs/>
+          <w:sz w:val="28"/>
+          <w:szCs w:val="28"/>
+        </w:rPr>
+      </w:pPr>
+      <w:bookmarkStart w:id="4" w:name="__RefHeading___Toc531086861"/>
+      <w:bookmarkEnd w:id="4"/>
+      <w:r>
+        <w:rPr>
+          <w:rFonts w:ascii="Verdana" w:hAnsi="Verdana"/>
+          <w:b/>
+          <w:bCs/>
+          <w:sz w:val="28"/>
+          <w:szCs w:val="28"/>
+        </w:rPr>
+        <w:t>File</w:t>
+      </w:r>
+      <w:r>
+        <w:rPr>
+          <w:rFonts w:ascii="Verdana" w:hAnsi="Verdana"/>
+          <w:b/>
+          <w:bCs/>
+          <w:sz w:val="28"/>
+          <w:szCs w:val="28"/>
+        </w:rPr>
+        <w:t>s</w:t>
+      </w:r>
+    </w:p>
+    <w:p>
+      <w:pPr>
+        <w:pStyle w:val="Normal"/>
         <w:rPr/>
       </w:pPr>
-      <w:bookmarkStart w:id="5" w:name="__RefHeading___Toc531086862"/>
-      <w:bookmarkEnd w:id="5"/>
-      <w:r>
+      <w:r>
+        <w:rPr>
+          <w:rFonts w:cs="Verdana" w:ascii="Verdana" w:hAnsi="Verdana"/>
+        </w:rPr>
+        <w:t>Here you can select and open the MusicXml file that you want to work with.</w:t>
+      </w:r>
+    </w:p>
+    <w:p>
+      <w:pPr>
+        <w:pStyle w:val="Normal"/>
+        <w:rPr>
+          <w:rFonts w:ascii="Verdana" w:hAnsi="Verdana" w:cs="Verdana"/>
+        </w:rPr>
+      </w:pPr>
+      <w:r>
+        <w:rPr>
+          <w:rFonts w:cs="Verdana" w:ascii="Verdana" w:hAnsi="Verdana"/>
+        </w:rPr>
+        <w:t>In addition, there are various options for importing MusicXml files downloaded from the Internet to IBOS MusicXml Reader.</w:t>
+      </w:r>
+    </w:p>
+    <w:p>
+      <w:pPr>
+        <w:pStyle w:val="Normal"/>
         <w:rPr/>
-        <w:t>Edit</w:t>
-      </w:r>
-    </w:p>
-    <w:p>
-      <w:pPr>
-        <w:pStyle w:val="Normal"/>
-        <w:rPr/>
-      </w:pPr>
-      <w:r>
-        <w:rPr>
-          <w:rFonts w:cs="Verdana" w:ascii="Verdana" w:hAnsi="Verdana"/>
-        </w:rPr>
-        <w:t>Most items under "Edit" start editing the node filter and hence what appears in the Note List. However, the different sub-items start editing different places in the node filter. See the section on the Note Filter!</w:t>
-      </w:r>
-    </w:p>
-    <w:p>
-      <w:pPr>
-        <w:pStyle w:val="Normal"/>
-        <w:rPr/>
-      </w:pPr>
-      <w:r>
-        <w:rPr>
-          <w:rFonts w:cs="Verdana" w:ascii="Verdana" w:hAnsi="Verdana"/>
-        </w:rPr>
-        <w:t>In addition, there are options for changing playback tempo, repeating a range of measures and displaying a certain measure.</w:t>
+      </w:pPr>
+      <w:r>
+        <w:rPr>
+          <w:rFonts w:cs="Verdana" w:ascii="Verdana" w:hAnsi="Verdana"/>
+        </w:rPr>
+        <w:t>Furthermore, it is possible to export the current score to a Braille Music file, which can later be transferred to a notetaker device or a Braille Music embosser.</w:t>
+      </w:r>
+    </w:p>
+    <w:p>
+      <w:pPr>
+        <w:pStyle w:val="Normal"/>
+        <w:rPr>
+          <w:rFonts w:ascii="Verdana" w:hAnsi="Verdana" w:cs="Verdana"/>
+        </w:rPr>
+      </w:pPr>
+      <w:r>
+        <w:rPr>
+          <w:rFonts w:cs="Verdana" w:ascii="Verdana" w:hAnsi="Verdana"/>
+        </w:rPr>
+        <w:t>This is explained in detail in the chapter “Export as Braille Music”.</w:t>
       </w:r>
     </w:p>
     <w:p>
@@ -5980,38 +6177,118 @@
           <w:ilvl w:val="2"/>
           <w:numId w:val="3"/>
         </w:numPr>
+        <w:rPr>
+          <w:rFonts w:ascii="Verdana" w:hAnsi="Verdana"/>
+          <w:sz w:val="28"/>
+          <w:szCs w:val="28"/>
+        </w:rPr>
+      </w:pPr>
+      <w:bookmarkStart w:id="5" w:name="__RefHeading___Toc531086862"/>
+      <w:bookmarkEnd w:id="5"/>
+      <w:r>
+        <w:rPr>
+          <w:rFonts w:ascii="Verdana" w:hAnsi="Verdana"/>
+          <w:sz w:val="28"/>
+          <w:szCs w:val="28"/>
+        </w:rPr>
+        <w:t>Edit</w:t>
+      </w:r>
+    </w:p>
+    <w:p>
+      <w:pPr>
+        <w:pStyle w:val="Normal"/>
         <w:rPr/>
+      </w:pPr>
+      <w:r>
+        <w:rPr>
+          <w:rFonts w:cs="Verdana" w:ascii="Verdana" w:hAnsi="Verdana"/>
+        </w:rPr>
+        <w:t>Most items under "Edit" start editing the node filter and hence what appears in the Note List. However, the different sub-items start editing different places in the node filter. See the section on the Note Filter!</w:t>
+      </w:r>
+    </w:p>
+    <w:p>
+      <w:pPr>
+        <w:pStyle w:val="Normal"/>
+        <w:rPr/>
+      </w:pPr>
+      <w:r>
+        <w:rPr>
+          <w:rFonts w:cs="Verdana" w:ascii="Verdana" w:hAnsi="Verdana"/>
+        </w:rPr>
+        <w:t>In addition, there are options for changing playback tempo, repeating a range of measures and displaying a certain measure.</w:t>
+      </w:r>
+    </w:p>
+    <w:p>
+      <w:pPr>
+        <w:pStyle w:val="Overskrift3"/>
+        <w:numPr>
+          <w:ilvl w:val="2"/>
+          <w:numId w:val="3"/>
+        </w:numPr>
+        <w:rPr>
+          <w:rFonts w:ascii="Verdana" w:hAnsi="Verdana"/>
+          <w:sz w:val="28"/>
+          <w:szCs w:val="28"/>
+        </w:rPr>
       </w:pPr>
       <w:bookmarkStart w:id="6" w:name="__RefHeading___Toc531086863"/>
       <w:bookmarkEnd w:id="6"/>
       <w:r>
+        <w:rPr>
+          <w:rFonts w:ascii="Verdana" w:hAnsi="Verdana"/>
+          <w:sz w:val="28"/>
+          <w:szCs w:val="28"/>
+        </w:rPr>
+        <w:t>View</w:t>
+      </w:r>
+    </w:p>
+    <w:p>
+      <w:pPr>
+        <w:pStyle w:val="Normal"/>
         <w:rPr/>
-        <w:t>View</w:t>
-      </w:r>
-    </w:p>
-    <w:p>
-      <w:pPr>
-        <w:pStyle w:val="Normal"/>
+      </w:pPr>
+      <w:r>
+        <w:rPr>
+          <w:rFonts w:cs="Verdana" w:ascii="Verdana" w:hAnsi="Verdana"/>
+        </w:rPr>
+        <w:t>Allows you to display different details that are not linked to a single point of time in the music, such as the music instruments used in the score.</w:t>
+      </w:r>
+    </w:p>
+    <w:p>
+      <w:pPr>
+        <w:pStyle w:val="Normal"/>
+        <w:rPr>
+          <w:rFonts w:ascii="Verdana" w:hAnsi="Verdana" w:cs="Verdana"/>
+        </w:rPr>
+      </w:pPr>
+      <w:r>
+        <w:rPr>
+          <w:rFonts w:cs="Verdana" w:ascii="Verdana" w:hAnsi="Verdana"/>
+        </w:rPr>
+      </w:r>
+    </w:p>
+    <w:p>
+      <w:pPr>
+        <w:pStyle w:val="Overskrift3"/>
+        <w:widowControl/>
+        <w:numPr>
+          <w:ilvl w:val="0"/>
+          <w:numId w:val="0"/>
+        </w:numPr>
+        <w:spacing w:lineRule="auto" w:line="252"/>
+        <w:jc w:val="left"/>
+        <w:outlineLvl w:val="2"/>
+        <w:rPr>
+          <w:rFonts w:ascii="Verdana" w:hAnsi="Verdana"/>
+          <w:sz w:val="28"/>
+          <w:szCs w:val="28"/>
+        </w:rPr>
+      </w:pPr>
+      <w:r>
         <w:rPr/>
-      </w:pPr>
-      <w:r>
-        <w:rPr>
-          <w:rFonts w:cs="Verdana" w:ascii="Verdana" w:hAnsi="Verdana"/>
-        </w:rPr>
-        <w:t>Allows you to display different details that are not linked to a single point of time in the music, such as the music instruments used in the score.</w:t>
-      </w:r>
-    </w:p>
-    <w:p>
-      <w:pPr>
-        <w:pStyle w:val="Normal"/>
-        <w:rPr>
-          <w:rFonts w:ascii="Verdana" w:hAnsi="Verdana" w:cs="Verdana"/>
-        </w:rPr>
-      </w:pPr>
-      <w:r>
-        <w:rPr>
-          <w:rFonts w:cs="Verdana" w:ascii="Verdana" w:hAnsi="Verdana"/>
-        </w:rPr>
+      </w:r>
+      <w:r>
+        <w:br w:type="page"/>
       </w:r>
     </w:p>
     <w:p>
@@ -6021,34 +6298,30 @@
           <w:ilvl w:val="2"/>
           <w:numId w:val="2"/>
         </w:numPr>
+        <w:rPr/>
+      </w:pPr>
+      <w:bookmarkStart w:id="7" w:name="__RefHeading___Toc5149_3482840894"/>
+      <w:bookmarkEnd w:id="7"/>
+      <w:r>
         <w:rPr>
           <w:rFonts w:ascii="Verdana" w:hAnsi="Verdana"/>
           <w:sz w:val="28"/>
           <w:szCs w:val="28"/>
         </w:rPr>
-      </w:pPr>
-      <w:bookmarkStart w:id="7" w:name="__RefHeading___Toc5149_3482840894"/>
-      <w:bookmarkEnd w:id="7"/>
-      <w:r>
+        <w:t>Settings</w:t>
+      </w:r>
+    </w:p>
+    <w:p>
+      <w:pPr>
+        <w:pStyle w:val="Normal"/>
         <w:rPr>
           <w:rFonts w:ascii="Verdana" w:hAnsi="Verdana"/>
           <w:sz w:val="28"/>
           <w:szCs w:val="28"/>
         </w:rPr>
-        <w:t>Settings</w:t>
-      </w:r>
-    </w:p>
-    <w:p>
-      <w:pPr>
-        <w:pStyle w:val="Normal"/>
-        <w:rPr>
-          <w:rFonts w:ascii="Verdana" w:hAnsi="Verdana" w:cs="Verdana"/>
-        </w:rPr>
-      </w:pPr>
-      <w:r>
-        <w:rPr>
-          <w:rFonts w:cs="Verdana" w:ascii="Verdana" w:hAnsi="Verdana"/>
-        </w:rPr>
+      </w:pPr>
+      <w:r>
+        <w:rPr/>
       </w:r>
     </w:p>
     <w:p>
@@ -6126,14 +6399,14 @@
         </w:tblCellMar>
       </w:tblPr>
       <w:tblGrid>
-        <w:gridCol w:w="2264"/>
-        <w:gridCol w:w="6761"/>
+        <w:gridCol w:w="2263"/>
+        <w:gridCol w:w="6762"/>
       </w:tblGrid>
       <w:tr>
         <w:trPr/>
         <w:tc>
           <w:tcPr>
-            <w:tcW w:w="2264" w:type="dxa"/>
+            <w:tcW w:w="2263" w:type="dxa"/>
             <w:tcBorders>
               <w:top w:val="single" w:sz="4" w:space="0" w:color="000000"/>
               <w:left w:val="single" w:sz="4" w:space="0" w:color="000000"/>
@@ -6158,7 +6431,7 @@
         </w:tc>
         <w:tc>
           <w:tcPr>
-            <w:tcW w:w="6761" w:type="dxa"/>
+            <w:tcW w:w="6762" w:type="dxa"/>
             <w:tcBorders>
               <w:top w:val="single" w:sz="4" w:space="0" w:color="000000"/>
               <w:left w:val="single" w:sz="4" w:space="0" w:color="000000"/>
@@ -6187,7 +6460,7 @@
         <w:trPr/>
         <w:tc>
           <w:tcPr>
-            <w:tcW w:w="2264" w:type="dxa"/>
+            <w:tcW w:w="2263" w:type="dxa"/>
             <w:tcBorders>
               <w:left w:val="single" w:sz="4" w:space="0" w:color="000000"/>
               <w:bottom w:val="single" w:sz="4" w:space="0" w:color="000000"/>
@@ -6211,7 +6484,7 @@
         </w:tc>
         <w:tc>
           <w:tcPr>
-            <w:tcW w:w="6761" w:type="dxa"/>
+            <w:tcW w:w="6762" w:type="dxa"/>
             <w:tcBorders>
               <w:left w:val="single" w:sz="4" w:space="0" w:color="000000"/>
               <w:bottom w:val="single" w:sz="4" w:space="0" w:color="000000"/>
@@ -6239,7 +6512,7 @@
         <w:trPr/>
         <w:tc>
           <w:tcPr>
-            <w:tcW w:w="2264" w:type="dxa"/>
+            <w:tcW w:w="2263" w:type="dxa"/>
             <w:tcBorders>
               <w:left w:val="single" w:sz="4" w:space="0" w:color="000000"/>
               <w:bottom w:val="single" w:sz="4" w:space="0" w:color="000000"/>
@@ -6263,7 +6536,7 @@
         </w:tc>
         <w:tc>
           <w:tcPr>
-            <w:tcW w:w="6761" w:type="dxa"/>
+            <w:tcW w:w="6762" w:type="dxa"/>
             <w:tcBorders>
               <w:left w:val="single" w:sz="4" w:space="0" w:color="000000"/>
               <w:bottom w:val="single" w:sz="4" w:space="0" w:color="000000"/>
@@ -6291,7 +6564,7 @@
         <w:trPr/>
         <w:tc>
           <w:tcPr>
-            <w:tcW w:w="2264" w:type="dxa"/>
+            <w:tcW w:w="2263" w:type="dxa"/>
             <w:tcBorders>
               <w:left w:val="single" w:sz="4" w:space="0" w:color="000000"/>
               <w:bottom w:val="single" w:sz="4" w:space="0" w:color="000000"/>
@@ -6315,7 +6588,7 @@
         </w:tc>
         <w:tc>
           <w:tcPr>
-            <w:tcW w:w="6761" w:type="dxa"/>
+            <w:tcW w:w="6762" w:type="dxa"/>
             <w:tcBorders>
               <w:left w:val="single" w:sz="4" w:space="0" w:color="000000"/>
               <w:bottom w:val="single" w:sz="4" w:space="0" w:color="000000"/>
@@ -6343,7 +6616,7 @@
         <w:trPr/>
         <w:tc>
           <w:tcPr>
-            <w:tcW w:w="2264" w:type="dxa"/>
+            <w:tcW w:w="2263" w:type="dxa"/>
             <w:tcBorders>
               <w:left w:val="single" w:sz="4" w:space="0" w:color="000000"/>
               <w:bottom w:val="single" w:sz="4" w:space="0" w:color="000000"/>
@@ -6367,7 +6640,7 @@
         </w:tc>
         <w:tc>
           <w:tcPr>
-            <w:tcW w:w="6761" w:type="dxa"/>
+            <w:tcW w:w="6762" w:type="dxa"/>
             <w:tcBorders>
               <w:left w:val="single" w:sz="4" w:space="0" w:color="000000"/>
               <w:bottom w:val="single" w:sz="4" w:space="0" w:color="000000"/>
@@ -6395,7 +6668,7 @@
         <w:trPr/>
         <w:tc>
           <w:tcPr>
-            <w:tcW w:w="2264" w:type="dxa"/>
+            <w:tcW w:w="2263" w:type="dxa"/>
             <w:tcBorders>
               <w:left w:val="single" w:sz="4" w:space="0" w:color="000000"/>
               <w:bottom w:val="single" w:sz="4" w:space="0" w:color="000000"/>
@@ -6419,7 +6692,7 @@
         </w:tc>
         <w:tc>
           <w:tcPr>
-            <w:tcW w:w="6761" w:type="dxa"/>
+            <w:tcW w:w="6762" w:type="dxa"/>
             <w:tcBorders>
               <w:left w:val="single" w:sz="4" w:space="0" w:color="000000"/>
               <w:bottom w:val="single" w:sz="4" w:space="0" w:color="000000"/>
@@ -6447,7 +6720,7 @@
         <w:trPr/>
         <w:tc>
           <w:tcPr>
-            <w:tcW w:w="2264" w:type="dxa"/>
+            <w:tcW w:w="2263" w:type="dxa"/>
             <w:tcBorders>
               <w:left w:val="single" w:sz="4" w:space="0" w:color="000000"/>
               <w:bottom w:val="single" w:sz="4" w:space="0" w:color="000000"/>
@@ -6471,7 +6744,7 @@
         </w:tc>
         <w:tc>
           <w:tcPr>
-            <w:tcW w:w="6761" w:type="dxa"/>
+            <w:tcW w:w="6762" w:type="dxa"/>
             <w:tcBorders>
               <w:left w:val="single" w:sz="4" w:space="0" w:color="000000"/>
               <w:bottom w:val="single" w:sz="4" w:space="0" w:color="000000"/>
@@ -6499,7 +6772,7 @@
         <w:trPr/>
         <w:tc>
           <w:tcPr>
-            <w:tcW w:w="2264" w:type="dxa"/>
+            <w:tcW w:w="2263" w:type="dxa"/>
             <w:tcBorders>
               <w:left w:val="single" w:sz="4" w:space="0" w:color="000000"/>
               <w:bottom w:val="single" w:sz="4" w:space="0" w:color="000000"/>
@@ -6523,7 +6796,7 @@
         </w:tc>
         <w:tc>
           <w:tcPr>
-            <w:tcW w:w="6761" w:type="dxa"/>
+            <w:tcW w:w="6762" w:type="dxa"/>
             <w:tcBorders>
               <w:left w:val="single" w:sz="4" w:space="0" w:color="000000"/>
               <w:bottom w:val="single" w:sz="4" w:space="0" w:color="000000"/>
@@ -6597,12 +6870,20 @@
           <w:ilvl w:val="2"/>
           <w:numId w:val="3"/>
         </w:numPr>
-        <w:rPr/>
+        <w:rPr>
+          <w:rFonts w:ascii="Verdana" w:hAnsi="Verdana"/>
+          <w:sz w:val="28"/>
+          <w:szCs w:val="28"/>
+        </w:rPr>
       </w:pPr>
       <w:bookmarkStart w:id="8" w:name="__RefHeading___Toc531086864"/>
       <w:bookmarkEnd w:id="8"/>
       <w:r>
-        <w:rPr/>
+        <w:rPr>
+          <w:rFonts w:ascii="Verdana" w:hAnsi="Verdana"/>
+          <w:sz w:val="28"/>
+          <w:szCs w:val="28"/>
+        </w:rPr>
         <w:t>Tools</w:t>
       </w:r>
     </w:p>
@@ -6649,12 +6930,20 @@
           <w:ilvl w:val="2"/>
           <w:numId w:val="3"/>
         </w:numPr>
-        <w:rPr/>
+        <w:rPr>
+          <w:rFonts w:ascii="Verdana" w:hAnsi="Verdana"/>
+          <w:sz w:val="28"/>
+          <w:szCs w:val="28"/>
+        </w:rPr>
       </w:pPr>
       <w:bookmarkStart w:id="9" w:name="__RefHeading___Toc531086865"/>
       <w:bookmarkEnd w:id="9"/>
       <w:r>
-        <w:rPr/>
+        <w:rPr>
+          <w:rFonts w:ascii="Verdana" w:hAnsi="Verdana"/>
+          <w:sz w:val="28"/>
+          <w:szCs w:val="28"/>
+        </w:rPr>
         <w:t>Music Archives</w:t>
       </w:r>
     </w:p>
@@ -6744,12 +7033,20 @@
           <w:ilvl w:val="2"/>
           <w:numId w:val="3"/>
         </w:numPr>
-        <w:rPr/>
+        <w:rPr>
+          <w:rFonts w:ascii="Verdana" w:hAnsi="Verdana"/>
+          <w:sz w:val="28"/>
+          <w:szCs w:val="28"/>
+        </w:rPr>
       </w:pPr>
       <w:bookmarkStart w:id="10" w:name="__RefHeading___Toc531086866"/>
       <w:bookmarkEnd w:id="10"/>
       <w:r>
-        <w:rPr/>
+        <w:rPr>
+          <w:rFonts w:ascii="Verdana" w:hAnsi="Verdana"/>
+          <w:sz w:val="28"/>
+          <w:szCs w:val="28"/>
+        </w:rPr>
         <w:t>Help</w:t>
       </w:r>
     </w:p>
@@ -6815,14 +7112,27 @@
           <w:numId w:val="3"/>
         </w:numPr>
         <w:rPr>
-          <w:rFonts w:ascii="Verdana" w:hAnsi="Verdana" w:cs="Verdana"/>
+          <w:rFonts w:ascii="Verdana" w:hAnsi="Verdana"/>
         </w:rPr>
       </w:pPr>
       <w:bookmarkStart w:id="11" w:name="__RefHeading___Toc531086867"/>
       <w:bookmarkEnd w:id="11"/>
       <w:r>
+        <w:rPr>
+          <w:rFonts w:ascii="Verdana" w:hAnsi="Verdana"/>
+        </w:rPr>
+        <w:t>The Note List</w:t>
+      </w:r>
+    </w:p>
+    <w:p>
+      <w:pPr>
+        <w:pStyle w:val="Normal"/>
+        <w:rPr>
+          <w:rFonts w:ascii="Verdana" w:hAnsi="Verdana" w:cs="Verdana"/>
+        </w:rPr>
+      </w:pPr>
+      <w:r>
         <w:rPr/>
-        <w:t>The Note List</w:t>
       </w:r>
     </w:p>
     <w:p>
@@ -6891,7 +7201,7 @@
     </w:p>
     <w:tbl>
       <w:tblPr>
-        <w:tblW w:w="9645" w:type="dxa"/>
+        <w:tblW w:w="8955" w:type="dxa"/>
         <w:jc w:val="left"/>
         <w:tblInd w:w="0" w:type="dxa"/>
         <w:tblCellMar>
@@ -6902,15 +7212,15 @@
         </w:tblCellMar>
       </w:tblPr>
       <w:tblGrid>
-        <w:gridCol w:w="3238"/>
+        <w:gridCol w:w="3236"/>
         <w:gridCol w:w="2310"/>
-        <w:gridCol w:w="4097"/>
+        <w:gridCol w:w="3409"/>
       </w:tblGrid>
       <w:tr>
         <w:trPr/>
         <w:tc>
           <w:tcPr>
-            <w:tcW w:w="3238" w:type="dxa"/>
+            <w:tcW w:w="3236" w:type="dxa"/>
             <w:tcBorders/>
             <w:shd w:fill="auto" w:val="clear"/>
           </w:tcPr>
@@ -6952,7 +7262,7 @@
         </w:tc>
         <w:tc>
           <w:tcPr>
-            <w:tcW w:w="4097" w:type="dxa"/>
+            <w:tcW w:w="3409" w:type="dxa"/>
             <w:tcBorders/>
             <w:shd w:fill="auto" w:val="clear"/>
           </w:tcPr>
@@ -6976,7 +7286,7 @@
         <w:trPr/>
         <w:tc>
           <w:tcPr>
-            <w:tcW w:w="3238" w:type="dxa"/>
+            <w:tcW w:w="3236" w:type="dxa"/>
             <w:tcBorders/>
             <w:shd w:fill="auto" w:val="clear"/>
           </w:tcPr>
@@ -7019,7 +7329,7 @@
         </w:tc>
         <w:tc>
           <w:tcPr>
-            <w:tcW w:w="4097" w:type="dxa"/>
+            <w:tcW w:w="3409" w:type="dxa"/>
             <w:tcBorders/>
             <w:shd w:fill="auto" w:val="clear"/>
           </w:tcPr>
@@ -7068,7 +7378,7 @@
         <w:trPr/>
         <w:tc>
           <w:tcPr>
-            <w:tcW w:w="3238" w:type="dxa"/>
+            <w:tcW w:w="3236" w:type="dxa"/>
             <w:tcBorders/>
             <w:shd w:fill="auto" w:val="clear"/>
           </w:tcPr>
@@ -7127,7 +7437,7 @@
         </w:tc>
         <w:tc>
           <w:tcPr>
-            <w:tcW w:w="4097" w:type="dxa"/>
+            <w:tcW w:w="3409" w:type="dxa"/>
             <w:tcBorders/>
             <w:shd w:fill="auto" w:val="clear"/>
           </w:tcPr>
@@ -7153,7 +7463,7 @@
         <w:trPr/>
         <w:tc>
           <w:tcPr>
-            <w:tcW w:w="3238" w:type="dxa"/>
+            <w:tcW w:w="3236" w:type="dxa"/>
             <w:tcBorders/>
             <w:shd w:fill="auto" w:val="clear"/>
           </w:tcPr>
@@ -7196,7 +7506,7 @@
         </w:tc>
         <w:tc>
           <w:tcPr>
-            <w:tcW w:w="4097" w:type="dxa"/>
+            <w:tcW w:w="3409" w:type="dxa"/>
             <w:tcBorders/>
             <w:shd w:fill="auto" w:val="clear"/>
           </w:tcPr>
@@ -7222,7 +7532,7 @@
         <w:trPr/>
         <w:tc>
           <w:tcPr>
-            <w:tcW w:w="3238" w:type="dxa"/>
+            <w:tcW w:w="3236" w:type="dxa"/>
             <w:tcBorders/>
             <w:shd w:fill="auto" w:val="clear"/>
           </w:tcPr>
@@ -7265,7 +7575,7 @@
         </w:tc>
         <w:tc>
           <w:tcPr>
-            <w:tcW w:w="4097" w:type="dxa"/>
+            <w:tcW w:w="3409" w:type="dxa"/>
             <w:tcBorders/>
             <w:shd w:fill="auto" w:val="clear"/>
           </w:tcPr>
@@ -7291,7 +7601,7 @@
         <w:trPr/>
         <w:tc>
           <w:tcPr>
-            <w:tcW w:w="3238" w:type="dxa"/>
+            <w:tcW w:w="3236" w:type="dxa"/>
             <w:tcBorders/>
             <w:shd w:fill="auto" w:val="clear"/>
           </w:tcPr>
@@ -7337,7 +7647,7 @@
         </w:tc>
         <w:tc>
           <w:tcPr>
-            <w:tcW w:w="4097" w:type="dxa"/>
+            <w:tcW w:w="3409" w:type="dxa"/>
             <w:tcBorders/>
             <w:shd w:fill="auto" w:val="clear"/>
           </w:tcPr>
@@ -7389,22 +7699,64 @@
     <w:p>
       <w:pPr>
         <w:pStyle w:val="Normal"/>
+        <w:rPr>
+          <w:rFonts w:ascii="Verdana" w:hAnsi="Verdana" w:cs="Verdana"/>
+        </w:rPr>
+      </w:pPr>
+      <w:r>
         <w:rPr/>
-      </w:pPr>
-      <w:r>
-        <w:rPr>
-          <w:rFonts w:cs="Verdana" w:ascii="Verdana" w:hAnsi="Verdana"/>
+      </w:r>
+      <w:r>
+        <w:br w:type="page"/>
+      </w:r>
+    </w:p>
+    <w:p>
+      <w:pPr>
+        <w:pStyle w:val="Normal"/>
+        <w:rPr>
+          <w:rFonts w:ascii="Verdana" w:hAnsi="Verdana" w:cs="Verdana"/>
+        </w:rPr>
+      </w:pPr>
+      <w:r>
+        <w:rPr/>
+      </w:r>
+    </w:p>
+    <w:p>
+      <w:pPr>
+        <w:pStyle w:val="Normal"/>
+        <w:rPr>
+          <w:rFonts w:ascii="Verdana" w:hAnsi="Verdana"/>
+          <w:b/>
+          <w:b/>
+          <w:bCs/>
+          <w:sz w:val="24"/>
+          <w:szCs w:val="24"/>
+        </w:rPr>
+      </w:pPr>
+      <w:r>
+        <w:rPr>
+          <w:rFonts w:cs="Verdana" w:ascii="Verdana" w:hAnsi="Verdana"/>
+          <w:b/>
+          <w:bCs/>
+          <w:sz w:val="24"/>
+          <w:szCs w:val="24"/>
         </w:rPr>
         <w:t xml:space="preserve">Manual navigation and music playback can also be </w:t>
       </w:r>
       <w:r>
-        <w:rPr/>
+        <w:rPr>
+          <w:rFonts w:ascii="Verdana" w:hAnsi="Verdana"/>
+          <w:b/>
+          <w:bCs/>
+          <w:sz w:val="24"/>
+          <w:szCs w:val="24"/>
+        </w:rPr>
         <w:t>controlled by the following key commands:</w:t>
       </w:r>
     </w:p>
     <w:tbl>
       <w:tblPr>
-        <w:tblW w:w="9645" w:type="dxa"/>
+        <w:tblW w:w="9015" w:type="dxa"/>
         <w:jc w:val="left"/>
         <w:tblInd w:w="0" w:type="dxa"/>
         <w:tblCellMar>
@@ -7415,15 +7767,15 @@
         </w:tblCellMar>
       </w:tblPr>
       <w:tblGrid>
-        <w:gridCol w:w="3238"/>
+        <w:gridCol w:w="3236"/>
         <w:gridCol w:w="2340"/>
-        <w:gridCol w:w="4067"/>
+        <w:gridCol w:w="3439"/>
       </w:tblGrid>
       <w:tr>
         <w:trPr/>
         <w:tc>
           <w:tcPr>
-            <w:tcW w:w="3238" w:type="dxa"/>
+            <w:tcW w:w="3236" w:type="dxa"/>
             <w:tcBorders/>
             <w:shd w:fill="auto" w:val="clear"/>
           </w:tcPr>
@@ -7469,7 +7821,7 @@
         </w:tc>
         <w:tc>
           <w:tcPr>
-            <w:tcW w:w="4067" w:type="dxa"/>
+            <w:tcW w:w="3439" w:type="dxa"/>
             <w:tcBorders/>
             <w:shd w:fill="auto" w:val="clear"/>
           </w:tcPr>
@@ -7495,7 +7847,7 @@
         <w:trPr/>
         <w:tc>
           <w:tcPr>
-            <w:tcW w:w="3238" w:type="dxa"/>
+            <w:tcW w:w="3236" w:type="dxa"/>
             <w:tcBorders/>
             <w:shd w:fill="auto" w:val="clear"/>
           </w:tcPr>
@@ -7541,7 +7893,7 @@
         </w:tc>
         <w:tc>
           <w:tcPr>
-            <w:tcW w:w="4067" w:type="dxa"/>
+            <w:tcW w:w="3439" w:type="dxa"/>
             <w:tcBorders/>
             <w:shd w:fill="auto" w:val="clear"/>
           </w:tcPr>
@@ -7582,25 +7934,31 @@
         <w:pStyle w:val="Normal"/>
         <w:rPr>
           <w:rFonts w:ascii="Verdana" w:hAnsi="Verdana" w:cs="Verdana"/>
-        </w:rPr>
-      </w:pPr>
-      <w:r>
-        <w:rPr>
-          <w:rFonts w:cs="Verdana" w:ascii="Verdana" w:hAnsi="Verdana"/>
-        </w:rPr>
-      </w:r>
-      <w:r>
-        <w:br w:type="page"/>
-      </w:r>
-    </w:p>
-    <w:p>
-      <w:pPr>
-        <w:pStyle w:val="Normal"/>
-        <w:rPr/>
-      </w:pPr>
-      <w:r>
-        <w:rPr>
-          <w:rFonts w:cs="Verdana" w:ascii="Verdana" w:hAnsi="Verdana"/>
+          <w:sz w:val="24"/>
+          <w:szCs w:val="24"/>
+        </w:rPr>
+      </w:pPr>
+      <w:r>
+        <w:rPr>
+          <w:rFonts w:cs="Verdana" w:ascii="Verdana" w:hAnsi="Verdana"/>
+          <w:sz w:val="24"/>
+          <w:szCs w:val="24"/>
+        </w:rPr>
+      </w:r>
+    </w:p>
+    <w:p>
+      <w:pPr>
+        <w:pStyle w:val="Normal"/>
+        <w:rPr>
+          <w:sz w:val="24"/>
+          <w:szCs w:val="24"/>
+        </w:rPr>
+      </w:pPr>
+      <w:r>
+        <w:rPr>
+          <w:rFonts w:cs="Verdana" w:ascii="Verdana" w:hAnsi="Verdana"/>
+          <w:sz w:val="24"/>
+          <w:szCs w:val="24"/>
         </w:rPr>
         <w:t>Each line in the Note List represents everything that happens to the music at a certain time - and can thus contain more than one single part.</w:t>
       </w:r>
@@ -7608,11 +7966,16 @@
     <w:p>
       <w:pPr>
         <w:pStyle w:val="Normal"/>
-        <w:rPr/>
-      </w:pPr>
-      <w:r>
-        <w:rPr>
-          <w:rFonts w:cs="Verdana" w:ascii="Verdana" w:hAnsi="Verdana"/>
+        <w:rPr>
+          <w:sz w:val="24"/>
+          <w:szCs w:val="24"/>
+        </w:rPr>
+      </w:pPr>
+      <w:r>
+        <w:rPr>
+          <w:rFonts w:cs="Verdana" w:ascii="Verdana" w:hAnsi="Verdana"/>
+          <w:sz w:val="24"/>
+          <w:szCs w:val="24"/>
         </w:rPr>
         <w:t>If the selected MusicXml file contains many parts, such as a four-part SATB choral piece or a major orchestral work, then everything that happens simultaneously in all parts will appear on the same line in the Node List!</w:t>
       </w:r>
@@ -7620,11 +7983,16 @@
     <w:p>
       <w:pPr>
         <w:pStyle w:val="Normal"/>
-        <w:rPr/>
-      </w:pPr>
-      <w:r>
-        <w:rPr>
-          <w:rFonts w:cs="Verdana" w:ascii="Verdana" w:hAnsi="Verdana"/>
+        <w:rPr>
+          <w:sz w:val="24"/>
+          <w:szCs w:val="24"/>
+        </w:rPr>
+      </w:pPr>
+      <w:r>
+        <w:rPr>
+          <w:rFonts w:cs="Verdana" w:ascii="Verdana" w:hAnsi="Verdana"/>
+          <w:sz w:val="24"/>
+          <w:szCs w:val="24"/>
         </w:rPr>
         <w:t>When a line is displayed in the Note List, you can navigate among the individual parts using CONTROL + ARROW-UP and CONTROL + ARROW-DOWN respectively.</w:t>
       </w:r>
@@ -7632,11 +8000,16 @@
     <w:p>
       <w:pPr>
         <w:pStyle w:val="Normal"/>
-        <w:rPr/>
-      </w:pPr>
-      <w:r>
-        <w:rPr>
-          <w:rFonts w:cs="Verdana" w:ascii="Verdana" w:hAnsi="Verdana"/>
+        <w:rPr>
+          <w:sz w:val="24"/>
+          <w:szCs w:val="24"/>
+        </w:rPr>
+      </w:pPr>
+      <w:r>
+        <w:rPr>
+          <w:rFonts w:cs="Verdana" w:ascii="Verdana" w:hAnsi="Verdana"/>
+          <w:sz w:val="24"/>
+          <w:szCs w:val="24"/>
         </w:rPr>
         <w:t>And when a single part is displayed, you can navigate among the individual nodes within that part with the ARROW-UP and ARROW-DOWN. This is especially useful if each part contains many simultaneous single nodes, as is typically the case with piano, guitar and accordion parts.</w:t>
       </w:r>
@@ -7644,11 +8017,16 @@
     <w:p>
       <w:pPr>
         <w:pStyle w:val="Normal"/>
-        <w:rPr/>
-      </w:pPr>
-      <w:r>
-        <w:rPr>
-          <w:rFonts w:cs="Verdana" w:ascii="Verdana" w:hAnsi="Verdana"/>
+        <w:rPr>
+          <w:sz w:val="24"/>
+          <w:szCs w:val="24"/>
+        </w:rPr>
+      </w:pPr>
+      <w:r>
+        <w:rPr>
+          <w:rFonts w:cs="Verdana" w:ascii="Verdana" w:hAnsi="Verdana"/>
+          <w:sz w:val="24"/>
+          <w:szCs w:val="24"/>
         </w:rPr>
         <w:t>In addition, if the line in question contains a chord symbol, you can read the name of the chord and its single notes using CONTROL + SHIFT + ARROW UP and CONTROL + SHIFT + DOWN-ARROW. For each note, the function of the note in the chord and the name of the tone are shown</w:t>
       </w:r>
@@ -7658,22 +8036,31 @@
         <w:pStyle w:val="Normal"/>
         <w:rPr>
           <w:rFonts w:ascii="Verdana" w:hAnsi="Verdana" w:cs="Verdana"/>
-        </w:rPr>
-      </w:pPr>
-      <w:r>
-        <w:rPr>
-          <w:rFonts w:cs="Verdana" w:ascii="Verdana" w:hAnsi="Verdana"/>
-        </w:rPr>
-      </w:r>
-    </w:p>
-    <w:p>
-      <w:pPr>
-        <w:pStyle w:val="Normal"/>
-        <w:rPr/>
-      </w:pPr>
-      <w:r>
-        <w:rPr>
-          <w:rFonts w:cs="Verdana" w:ascii="Verdana" w:hAnsi="Verdana"/>
+          <w:sz w:val="24"/>
+          <w:szCs w:val="24"/>
+        </w:rPr>
+      </w:pPr>
+      <w:r>
+        <w:rPr>
+          <w:rFonts w:cs="Verdana" w:ascii="Verdana" w:hAnsi="Verdana"/>
+          <w:sz w:val="24"/>
+          <w:szCs w:val="24"/>
+        </w:rPr>
+      </w:r>
+    </w:p>
+    <w:p>
+      <w:pPr>
+        <w:pStyle w:val="Normal"/>
+        <w:rPr>
+          <w:sz w:val="24"/>
+          <w:szCs w:val="24"/>
+        </w:rPr>
+      </w:pPr>
+      <w:r>
+        <w:rPr>
+          <w:rFonts w:cs="Verdana" w:ascii="Verdana" w:hAnsi="Verdana"/>
+          <w:sz w:val="24"/>
+          <w:szCs w:val="24"/>
         </w:rPr>
         <w:t>In summary, the use of the arrow keys in the node list is as follows:</w:t>
       </w:r>
@@ -7692,6 +8079,8 @@
       <w:r>
         <w:rPr>
           <w:rFonts w:cs="Verdana" w:ascii="Verdana" w:hAnsi="Verdana"/>
+          <w:sz w:val="24"/>
+          <w:szCs w:val="24"/>
         </w:rPr>
         <w:t>RIGHT and LEFT navigate in time.</w:t>
       </w:r>
@@ -7710,6 +8099,8 @@
       <w:r>
         <w:rPr>
           <w:rFonts w:cs="Verdana" w:ascii="Verdana" w:hAnsi="Verdana"/>
+          <w:sz w:val="24"/>
+          <w:szCs w:val="24"/>
         </w:rPr>
         <w:t>CONTROL+ARROW-UP and CONTROL+ARROW-DOWN navigate in single parts at fixed time.</w:t>
       </w:r>
@@ -7728,6 +8119,8 @@
       <w:r>
         <w:rPr>
           <w:rFonts w:cs="Verdana" w:ascii="Verdana" w:hAnsi="Verdana"/>
+          <w:sz w:val="24"/>
+          <w:szCs w:val="24"/>
         </w:rPr>
         <w:t>ARROW-UP and ARROW-DOWN navigate in single notes at fixed time</w:t>
       </w:r>
@@ -7746,6 +8139,8 @@
       <w:r>
         <w:rPr>
           <w:rFonts w:cs="Verdana" w:ascii="Verdana" w:hAnsi="Verdana"/>
+          <w:sz w:val="24"/>
+          <w:szCs w:val="24"/>
         </w:rPr>
         <w:t>CONTROL+SHIFT+ARROW-UP and CONTROL+SHIFT+ARROW DOWN navigate in chord symbols</w:t>
       </w:r>
@@ -7755,12 +8150,50 @@
         <w:pStyle w:val="Normal"/>
         <w:rPr>
           <w:rFonts w:ascii="Verdana" w:hAnsi="Verdana" w:cs="Verdana"/>
-        </w:rPr>
-      </w:pPr>
-      <w:r>
-        <w:rPr>
-          <w:rFonts w:cs="Verdana" w:ascii="Verdana" w:hAnsi="Verdana"/>
-        </w:rPr>
+          <w:sz w:val="24"/>
+          <w:szCs w:val="24"/>
+        </w:rPr>
+      </w:pPr>
+      <w:r>
+        <w:rPr>
+          <w:rFonts w:cs="Verdana" w:ascii="Verdana" w:hAnsi="Verdana"/>
+          <w:sz w:val="24"/>
+          <w:szCs w:val="24"/>
+        </w:rPr>
+      </w:r>
+    </w:p>
+    <w:p>
+      <w:pPr>
+        <w:pStyle w:val="Normal"/>
+        <w:rPr>
+          <w:sz w:val="24"/>
+          <w:szCs w:val="24"/>
+        </w:rPr>
+      </w:pPr>
+      <w:r>
+        <w:rPr>
+          <w:rFonts w:cs="Verdana" w:ascii="Verdana" w:hAnsi="Verdana"/>
+          <w:sz w:val="24"/>
+          <w:szCs w:val="24"/>
+        </w:rPr>
+        <w:t>But even with this opportunity to navigate in time, single part and single note, it's quickly becoming quite complicated to handle a large score - just like a large orchestra score becomes very unmanageable for a musician without a vision impairment!</w:t>
+      </w:r>
+    </w:p>
+    <w:p>
+      <w:pPr>
+        <w:pStyle w:val="Normal"/>
+        <w:rPr>
+          <w:sz w:val="24"/>
+          <w:szCs w:val="24"/>
+        </w:rPr>
+      </w:pPr>
+      <w:r>
+        <w:rPr>
+          <w:rFonts w:cs="Verdana" w:ascii="Verdana" w:hAnsi="Verdana"/>
+          <w:sz w:val="24"/>
+          <w:szCs w:val="24"/>
+        </w:rPr>
+        <w:t>Fortunately, IBOS MusicXmlReader provides an opportunity to select in detail the exact votes to be displayed in the node list and degree of detail.</w:t>
       </w:r>
     </w:p>
     <w:p>
@@ -7772,49 +8205,40 @@
         <w:rPr>
           <w:rFonts w:cs="Verdana" w:ascii="Verdana" w:hAnsi="Verdana"/>
         </w:rPr>
-        <w:t>But even with this opportunity to navigate in time, single part and single note, it's quickly becoming quite complicated to handle a large score - just like a large orchestra score becomes very unmanageable for a musician without a vision impairment!</w:t>
-      </w:r>
-    </w:p>
-    <w:p>
-      <w:pPr>
-        <w:pStyle w:val="Normal"/>
-        <w:rPr/>
-      </w:pPr>
-      <w:r>
-        <w:rPr>
-          <w:rFonts w:cs="Verdana" w:ascii="Verdana" w:hAnsi="Verdana"/>
-        </w:rPr>
-        <w:t>Fortunately, IBOS MusicXmlReader provides an opportunity to select in detail the exact votes to be displayed in the node list and degree of detail.</w:t>
-      </w:r>
-    </w:p>
-    <w:p>
-      <w:pPr>
-        <w:pStyle w:val="Normal"/>
-        <w:rPr>
-          <w:rFonts w:ascii="Verdana" w:hAnsi="Verdana" w:cs="Verdana"/>
-        </w:rPr>
-      </w:pPr>
-      <w:r>
-        <w:rPr>
-          <w:rFonts w:cs="Verdana" w:ascii="Verdana" w:hAnsi="Verdana"/>
-        </w:rPr>
         <w:t>This is the purpose of the third main component: The Note Filter.</w:t>
       </w:r>
+    </w:p>
+    <w:p>
+      <w:pPr>
+        <w:pStyle w:val="Overskrift2"/>
+        <w:widowControl/>
+        <w:numPr>
+          <w:ilvl w:val="0"/>
+          <w:numId w:val="0"/>
+        </w:numPr>
+        <w:spacing w:lineRule="auto" w:line="252"/>
+        <w:jc w:val="left"/>
+        <w:outlineLvl w:val="1"/>
+        <w:rPr>
+          <w:rFonts w:ascii="Verdana" w:hAnsi="Verdana"/>
+          <w:i w:val="false"/>
+          <w:i w:val="false"/>
+          <w:iCs w:val="false"/>
+          <w:sz w:val="32"/>
+          <w:szCs w:val="32"/>
+        </w:rPr>
+      </w:pPr>
+      <w:r>
+        <w:rPr>
+          <w:rFonts w:ascii="Verdana" w:hAnsi="Verdana"/>
+          <w:i w:val="false"/>
+          <w:iCs w:val="false"/>
+          <w:sz w:val="32"/>
+          <w:szCs w:val="32"/>
+        </w:rPr>
+      </w:r>
       <w:r>
         <w:br w:type="page"/>
-      </w:r>
-    </w:p>
-    <w:p>
-      <w:pPr>
-        <w:pStyle w:val="Normal"/>
-        <w:rPr>
-          <w:rFonts w:ascii="Verdana" w:hAnsi="Verdana" w:cs="Verdana"/>
-        </w:rPr>
-      </w:pPr>
-      <w:r>
-        <w:rPr>
-          <w:rFonts w:cs="Verdana" w:ascii="Verdana" w:hAnsi="Verdana"/>
-        </w:rPr>
       </w:r>
     </w:p>
     <w:p>
@@ -7824,13 +8248,49 @@
           <w:ilvl w:val="1"/>
           <w:numId w:val="3"/>
         </w:numPr>
-        <w:rPr/>
+        <w:rPr>
+          <w:rFonts w:ascii="Verdana" w:hAnsi="Verdana"/>
+          <w:i w:val="false"/>
+          <w:i w:val="false"/>
+          <w:iCs w:val="false"/>
+          <w:sz w:val="32"/>
+          <w:szCs w:val="32"/>
+        </w:rPr>
       </w:pPr>
       <w:bookmarkStart w:id="12" w:name="__RefHeading___Toc531086868"/>
       <w:bookmarkEnd w:id="12"/>
       <w:r>
+        <w:rPr>
+          <w:rFonts w:ascii="Verdana" w:hAnsi="Verdana"/>
+          <w:i w:val="false"/>
+          <w:iCs w:val="false"/>
+          <w:sz w:val="32"/>
+          <w:szCs w:val="32"/>
+        </w:rPr>
+        <w:t xml:space="preserve">The </w:t>
+      </w:r>
+      <w:r>
+        <w:rPr>
+          <w:rFonts w:ascii="Verdana" w:hAnsi="Verdana"/>
+          <w:i w:val="false"/>
+          <w:iCs w:val="false"/>
+          <w:sz w:val="32"/>
+          <w:szCs w:val="32"/>
+        </w:rPr>
+        <w:t>Note filter</w:t>
+      </w:r>
+    </w:p>
+    <w:p>
+      <w:pPr>
+        <w:pStyle w:val="Normal"/>
+        <w:rPr>
+          <w:rFonts w:ascii="Verdana" w:hAnsi="Verdana"/>
+          <w:sz w:val="32"/>
+          <w:szCs w:val="32"/>
+        </w:rPr>
+      </w:pPr>
+      <w:r>
         <w:rPr/>
-        <w:t>Note filter</w:t>
       </w:r>
     </w:p>
     <w:p>
@@ -7861,7 +8321,7 @@
     </w:p>
     <w:tbl>
       <w:tblPr>
-        <w:tblW w:w="9645" w:type="dxa"/>
+        <w:tblW w:w="8955" w:type="dxa"/>
         <w:jc w:val="left"/>
         <w:tblInd w:w="0" w:type="dxa"/>
         <w:tblCellMar>
@@ -7872,14 +8332,14 @@
         </w:tblCellMar>
       </w:tblPr>
       <w:tblGrid>
-        <w:gridCol w:w="1798"/>
-        <w:gridCol w:w="7846"/>
+        <w:gridCol w:w="1797"/>
+        <w:gridCol w:w="7158"/>
       </w:tblGrid>
       <w:tr>
         <w:trPr/>
         <w:tc>
           <w:tcPr>
-            <w:tcW w:w="1798" w:type="dxa"/>
+            <w:tcW w:w="1797" w:type="dxa"/>
             <w:tcBorders/>
             <w:shd w:fill="auto" w:val="clear"/>
           </w:tcPr>
@@ -7902,7 +8362,7 @@
         </w:tc>
         <w:tc>
           <w:tcPr>
-            <w:tcW w:w="7846" w:type="dxa"/>
+            <w:tcW w:w="7158" w:type="dxa"/>
             <w:tcBorders/>
             <w:shd w:fill="auto" w:val="clear"/>
           </w:tcPr>
@@ -7928,7 +8388,7 @@
         <w:trPr/>
         <w:tc>
           <w:tcPr>
-            <w:tcW w:w="1798" w:type="dxa"/>
+            <w:tcW w:w="1797" w:type="dxa"/>
             <w:tcBorders/>
             <w:shd w:fill="auto" w:val="clear"/>
           </w:tcPr>
@@ -7949,7 +8409,7 @@
         </w:tc>
         <w:tc>
           <w:tcPr>
-            <w:tcW w:w="7846" w:type="dxa"/>
+            <w:tcW w:w="7158" w:type="dxa"/>
             <w:tcBorders/>
             <w:shd w:fill="auto" w:val="clear"/>
           </w:tcPr>
@@ -7971,7 +8431,7 @@
         <w:trPr/>
         <w:tc>
           <w:tcPr>
-            <w:tcW w:w="1798" w:type="dxa"/>
+            <w:tcW w:w="1797" w:type="dxa"/>
             <w:tcBorders/>
             <w:shd w:fill="auto" w:val="clear"/>
           </w:tcPr>
@@ -7992,7 +8452,7 @@
         </w:tc>
         <w:tc>
           <w:tcPr>
-            <w:tcW w:w="7846" w:type="dxa"/>
+            <w:tcW w:w="7158" w:type="dxa"/>
             <w:tcBorders/>
             <w:shd w:fill="auto" w:val="clear"/>
           </w:tcPr>
@@ -8016,7 +8476,7 @@
         <w:trPr/>
         <w:tc>
           <w:tcPr>
-            <w:tcW w:w="1798" w:type="dxa"/>
+            <w:tcW w:w="1797" w:type="dxa"/>
             <w:tcBorders/>
             <w:shd w:fill="auto" w:val="clear"/>
           </w:tcPr>
@@ -8037,7 +8497,7 @@
         </w:tc>
         <w:tc>
           <w:tcPr>
-            <w:tcW w:w="7846" w:type="dxa"/>
+            <w:tcW w:w="7158" w:type="dxa"/>
             <w:tcBorders/>
             <w:shd w:fill="auto" w:val="clear"/>
           </w:tcPr>
@@ -8063,7 +8523,7 @@
         </w:trPr>
         <w:tc>
           <w:tcPr>
-            <w:tcW w:w="1798" w:type="dxa"/>
+            <w:tcW w:w="1797" w:type="dxa"/>
             <w:tcBorders/>
             <w:shd w:fill="auto" w:val="clear"/>
           </w:tcPr>
@@ -8084,7 +8544,7 @@
         </w:tc>
         <w:tc>
           <w:tcPr>
-            <w:tcW w:w="7846" w:type="dxa"/>
+            <w:tcW w:w="7158" w:type="dxa"/>
             <w:tcBorders/>
             <w:shd w:fill="auto" w:val="clear"/>
           </w:tcPr>
@@ -8108,7 +8568,7 @@
         <w:trPr/>
         <w:tc>
           <w:tcPr>
-            <w:tcW w:w="1798" w:type="dxa"/>
+            <w:tcW w:w="1797" w:type="dxa"/>
             <w:tcBorders/>
             <w:shd w:fill="auto" w:val="clear"/>
           </w:tcPr>
@@ -8129,7 +8589,7 @@
         </w:tc>
         <w:tc>
           <w:tcPr>
-            <w:tcW w:w="7846" w:type="dxa"/>
+            <w:tcW w:w="7158" w:type="dxa"/>
             <w:tcBorders/>
             <w:shd w:fill="auto" w:val="clear"/>
           </w:tcPr>
@@ -8151,7 +8611,7 @@
         <w:trPr/>
         <w:tc>
           <w:tcPr>
-            <w:tcW w:w="1798" w:type="dxa"/>
+            <w:tcW w:w="1797" w:type="dxa"/>
             <w:tcBorders/>
             <w:shd w:fill="auto" w:val="clear"/>
           </w:tcPr>
@@ -8172,7 +8632,7 @@
         </w:tc>
         <w:tc>
           <w:tcPr>
-            <w:tcW w:w="7846" w:type="dxa"/>
+            <w:tcW w:w="7158" w:type="dxa"/>
             <w:tcBorders/>
             <w:shd w:fill="auto" w:val="clear"/>
           </w:tcPr>
@@ -8210,7 +8670,7 @@
         <w:trPr/>
         <w:tc>
           <w:tcPr>
-            <w:tcW w:w="1798" w:type="dxa"/>
+            <w:tcW w:w="1797" w:type="dxa"/>
             <w:tcBorders/>
             <w:shd w:fill="auto" w:val="clear"/>
           </w:tcPr>
@@ -8231,7 +8691,7 @@
         </w:tc>
         <w:tc>
           <w:tcPr>
-            <w:tcW w:w="7846" w:type="dxa"/>
+            <w:tcW w:w="7158" w:type="dxa"/>
             <w:tcBorders/>
             <w:shd w:fill="auto" w:val="clear"/>
           </w:tcPr>
@@ -8264,6 +8724,17 @@
         </w:tc>
       </w:tr>
     </w:tbl>
+    <w:p>
+      <w:pPr>
+        <w:pStyle w:val="Normal"/>
+        <w:rPr>
+          <w:rFonts w:ascii="Verdana" w:hAnsi="Verdana" w:cs="Verdana"/>
+        </w:rPr>
+      </w:pPr>
+      <w:r>
+        <w:rPr/>
+      </w:r>
+    </w:p>
     <w:p>
       <w:pPr>
         <w:pStyle w:val="Normal"/>
@@ -8496,38 +8967,7 @@
     <w:p>
       <w:pPr>
         <w:pStyle w:val="Normal"/>
-        <w:rPr>
-          <w:rFonts w:ascii="Verdana" w:hAnsi="Verdana" w:cs="Verdana"/>
-        </w:rPr>
-      </w:pPr>
-      <w:r>
-        <w:rPr>
-          <w:rFonts w:cs="Verdana" w:ascii="Verdana" w:hAnsi="Verdana"/>
-        </w:rPr>
-      </w:r>
-      <w:r>
-        <w:br w:type="page"/>
-      </w:r>
-    </w:p>
-    <w:p>
-      <w:pPr>
-        <w:pStyle w:val="Normal"/>
-        <w:rPr>
-          <w:rFonts w:ascii="Verdana" w:hAnsi="Verdana" w:cs="Verdana"/>
-        </w:rPr>
-      </w:pPr>
-      <w:r>
-        <w:rPr>
-          <w:rFonts w:cs="Verdana" w:ascii="Verdana" w:hAnsi="Verdana"/>
-        </w:rPr>
-      </w:r>
-    </w:p>
-    <w:p>
-      <w:pPr>
-        <w:pStyle w:val="Normal"/>
-        <w:rPr>
-          <w:rFonts w:ascii="Verdana" w:hAnsi="Verdana" w:cs="Verdana"/>
-        </w:rPr>
+        <w:rPr/>
       </w:pPr>
       <w:r>
         <w:rPr>
@@ -8575,22 +9015,32 @@
     <w:p>
       <w:pPr>
         <w:pStyle w:val="Normal"/>
-        <w:rPr/>
-      </w:pPr>
-      <w:r>
-        <w:rPr>
-          <w:rFonts w:cs="Verdana" w:ascii="Verdana" w:hAnsi="Verdana"/>
+        <w:rPr>
+          <w:rFonts w:ascii="Verdana" w:hAnsi="Verdana"/>
+          <w:sz w:val="24"/>
+          <w:szCs w:val="24"/>
+        </w:rPr>
+      </w:pPr>
+      <w:r>
+        <w:rPr>
+          <w:rFonts w:cs="Verdana" w:ascii="Verdana" w:hAnsi="Verdana"/>
+          <w:sz w:val="24"/>
+          <w:szCs w:val="24"/>
         </w:rPr>
         <w:t>For example, under "Text View", you c</w:t>
       </w:r>
       <w:r>
-        <w:rPr/>
+        <w:rPr>
+          <w:rFonts w:ascii="Verdana" w:hAnsi="Verdana"/>
+          <w:sz w:val="24"/>
+          <w:szCs w:val="24"/>
+        </w:rPr>
         <w:t>an select and disable the following details:</w:t>
       </w:r>
     </w:p>
     <w:tbl>
       <w:tblPr>
-        <w:tblW w:w="9645" w:type="dxa"/>
+        <w:tblW w:w="8955" w:type="dxa"/>
         <w:jc w:val="left"/>
         <w:tblInd w:w="0" w:type="dxa"/>
         <w:tblCellMar>
@@ -8601,8 +9051,8 @@
         </w:tblCellMar>
       </w:tblPr>
       <w:tblGrid>
-        <w:gridCol w:w="1980"/>
-        <w:gridCol w:w="7664"/>
+        <w:gridCol w:w="2265"/>
+        <w:gridCol w:w="6690"/>
       </w:tblGrid>
       <w:tr>
         <w:trPr>
@@ -8610,7 +9060,7 @@
         </w:trPr>
         <w:tc>
           <w:tcPr>
-            <w:tcW w:w="1980" w:type="dxa"/>
+            <w:tcW w:w="2265" w:type="dxa"/>
             <w:tcBorders/>
             <w:shd w:fill="auto" w:val="clear"/>
           </w:tcPr>
@@ -8633,7 +9083,7 @@
         </w:tc>
         <w:tc>
           <w:tcPr>
-            <w:tcW w:w="7664" w:type="dxa"/>
+            <w:tcW w:w="6690" w:type="dxa"/>
             <w:tcBorders/>
             <w:shd w:fill="auto" w:val="clear"/>
           </w:tcPr>
@@ -8658,7 +9108,7 @@
         <w:trPr/>
         <w:tc>
           <w:tcPr>
-            <w:tcW w:w="1980" w:type="dxa"/>
+            <w:tcW w:w="2265" w:type="dxa"/>
             <w:tcBorders/>
             <w:shd w:fill="auto" w:val="clear"/>
           </w:tcPr>
@@ -8680,7 +9130,7 @@
         </w:tc>
         <w:tc>
           <w:tcPr>
-            <w:tcW w:w="7664" w:type="dxa"/>
+            <w:tcW w:w="6690" w:type="dxa"/>
             <w:tcBorders/>
             <w:shd w:fill="auto" w:val="clear"/>
           </w:tcPr>
@@ -8704,7 +9154,7 @@
         <w:trPr/>
         <w:tc>
           <w:tcPr>
-            <w:tcW w:w="1980" w:type="dxa"/>
+            <w:tcW w:w="2265" w:type="dxa"/>
             <w:tcBorders/>
             <w:shd w:fill="auto" w:val="clear"/>
           </w:tcPr>
@@ -8724,7 +9174,7 @@
         </w:tc>
         <w:tc>
           <w:tcPr>
-            <w:tcW w:w="7664" w:type="dxa"/>
+            <w:tcW w:w="6690" w:type="dxa"/>
             <w:tcBorders/>
             <w:shd w:fill="auto" w:val="clear"/>
           </w:tcPr>
@@ -8748,7 +9198,7 @@
         <w:trPr/>
         <w:tc>
           <w:tcPr>
-            <w:tcW w:w="1980" w:type="dxa"/>
+            <w:tcW w:w="2265" w:type="dxa"/>
             <w:tcBorders/>
             <w:shd w:fill="auto" w:val="clear"/>
           </w:tcPr>
@@ -8770,7 +9220,7 @@
         </w:tc>
         <w:tc>
           <w:tcPr>
-            <w:tcW w:w="7664" w:type="dxa"/>
+            <w:tcW w:w="6690" w:type="dxa"/>
             <w:tcBorders/>
             <w:shd w:fill="auto" w:val="clear"/>
           </w:tcPr>
@@ -8792,7 +9242,7 @@
         <w:trPr/>
         <w:tc>
           <w:tcPr>
-            <w:tcW w:w="1980" w:type="dxa"/>
+            <w:tcW w:w="2265" w:type="dxa"/>
             <w:tcBorders/>
             <w:shd w:fill="auto" w:val="clear"/>
           </w:tcPr>
@@ -8814,7 +9264,7 @@
         </w:tc>
         <w:tc>
           <w:tcPr>
-            <w:tcW w:w="7664" w:type="dxa"/>
+            <w:tcW w:w="6690" w:type="dxa"/>
             <w:tcBorders/>
             <w:shd w:fill="auto" w:val="clear"/>
           </w:tcPr>
@@ -8838,7 +9288,7 @@
         <w:trPr/>
         <w:tc>
           <w:tcPr>
-            <w:tcW w:w="1980" w:type="dxa"/>
+            <w:tcW w:w="2265" w:type="dxa"/>
             <w:tcBorders/>
             <w:shd w:fill="auto" w:val="clear"/>
           </w:tcPr>
@@ -8858,7 +9308,7 @@
         </w:tc>
         <w:tc>
           <w:tcPr>
-            <w:tcW w:w="7664" w:type="dxa"/>
+            <w:tcW w:w="6690" w:type="dxa"/>
             <w:tcBorders/>
             <w:shd w:fill="auto" w:val="clear"/>
           </w:tcPr>
@@ -8884,7 +9334,7 @@
         <w:trPr/>
         <w:tc>
           <w:tcPr>
-            <w:tcW w:w="1980" w:type="dxa"/>
+            <w:tcW w:w="2265" w:type="dxa"/>
             <w:tcBorders/>
             <w:shd w:fill="auto" w:val="clear"/>
           </w:tcPr>
@@ -8906,7 +9356,7 @@
         </w:tc>
         <w:tc>
           <w:tcPr>
-            <w:tcW w:w="7664" w:type="dxa"/>
+            <w:tcW w:w="6690" w:type="dxa"/>
             <w:tcBorders/>
             <w:shd w:fill="auto" w:val="clear"/>
           </w:tcPr>
@@ -8930,7 +9380,7 @@
         <w:trPr/>
         <w:tc>
           <w:tcPr>
-            <w:tcW w:w="1980" w:type="dxa"/>
+            <w:tcW w:w="2265" w:type="dxa"/>
             <w:tcBorders/>
             <w:shd w:fill="auto" w:val="clear"/>
           </w:tcPr>
@@ -8950,7 +9400,7 @@
         </w:tc>
         <w:tc>
           <w:tcPr>
-            <w:tcW w:w="7664" w:type="dxa"/>
+            <w:tcW w:w="6690" w:type="dxa"/>
             <w:tcBorders/>
             <w:shd w:fill="auto" w:val="clear"/>
           </w:tcPr>
@@ -8974,7 +9424,7 @@
         <w:trPr/>
         <w:tc>
           <w:tcPr>
-            <w:tcW w:w="1980" w:type="dxa"/>
+            <w:tcW w:w="2265" w:type="dxa"/>
             <w:tcBorders/>
             <w:shd w:fill="auto" w:val="clear"/>
           </w:tcPr>
@@ -8995,7 +9445,7 @@
         </w:tc>
         <w:tc>
           <w:tcPr>
-            <w:tcW w:w="7664" w:type="dxa"/>
+            <w:tcW w:w="6690" w:type="dxa"/>
             <w:tcBorders/>
             <w:shd w:fill="auto" w:val="clear"/>
           </w:tcPr>
@@ -9019,7 +9469,18 @@
     <w:p>
       <w:pPr>
         <w:pStyle w:val="Normal"/>
+        <w:rPr>
+          <w:rFonts w:ascii="Verdana" w:hAnsi="Verdana" w:cs="Verdana"/>
+        </w:rPr>
+      </w:pPr>
+      <w:r>
         <w:rPr/>
+      </w:r>
+    </w:p>
+    <w:p>
+      <w:pPr>
+        <w:pStyle w:val="Normal"/>
+        <w:rPr/>
       </w:pPr>
       <w:r>
         <w:rPr>
@@ -9079,6 +9540,385 @@
         <w:rPr>
           <w:rFonts w:cs="Verdana" w:ascii="Verdana" w:hAnsi="Verdana"/>
         </w:rPr>
+      </w:r>
+    </w:p>
+    <w:p>
+      <w:pPr>
+        <w:pStyle w:val="Overskrift2"/>
+        <w:numPr>
+          <w:ilvl w:val="1"/>
+          <w:numId w:val="3"/>
+        </w:numPr>
+        <w:rPr>
+          <w:rFonts w:ascii="Verdana" w:hAnsi="Verdana"/>
+          <w:i w:val="false"/>
+          <w:i w:val="false"/>
+          <w:iCs w:val="false"/>
+        </w:rPr>
+      </w:pPr>
+      <w:bookmarkStart w:id="13" w:name="__RefHeading___Toc531086869"/>
+      <w:bookmarkEnd w:id="13"/>
+      <w:r>
+        <w:rPr>
+          <w:rFonts w:ascii="Verdana" w:hAnsi="Verdana"/>
+          <w:i w:val="false"/>
+          <w:iCs w:val="false"/>
+        </w:rPr>
+        <w:t xml:space="preserve">The </w:t>
+      </w:r>
+      <w:r>
+        <w:rPr>
+          <w:rFonts w:ascii="Verdana" w:hAnsi="Verdana"/>
+          <w:i w:val="false"/>
+          <w:iCs w:val="false"/>
+        </w:rPr>
+        <w:t>Status Bar</w:t>
+      </w:r>
+    </w:p>
+    <w:p>
+      <w:pPr>
+        <w:pStyle w:val="Normal"/>
+        <w:rPr/>
+      </w:pPr>
+      <w:r>
+        <w:rPr/>
+      </w:r>
+    </w:p>
+    <w:p>
+      <w:pPr>
+        <w:pStyle w:val="Normal"/>
+        <w:rPr/>
+      </w:pPr>
+      <w:r>
+        <w:rPr>
+          <w:rFonts w:cs="Verdana" w:ascii="Verdana" w:hAnsi="Verdana"/>
+        </w:rPr>
+        <w:t>A large part of the information in a graphical representation of a node score is displayed only once in each line, but still applies to all subsequent measures. This applies, for example, to "Key" (in the form of a number of accidentals), "Time Signature" and "Tempo". This information can, in principle, also be changed in the middle of a graphical score.</w:t>
+      </w:r>
+    </w:p>
+    <w:p>
+      <w:pPr>
+        <w:pStyle w:val="Normal"/>
+        <w:rPr/>
+      </w:pPr>
+      <w:r>
+        <w:rPr>
+          <w:rFonts w:cs="Verdana" w:ascii="Verdana" w:hAnsi="Verdana"/>
+        </w:rPr>
+        <w:t xml:space="preserve">The status bar at any time contains the current values </w:t>
+      </w:r>
+      <w:r>
+        <w:rPr>
+          <w:rFonts w:cs="Arial" w:ascii="Arial" w:hAnsi="Arial"/>
+        </w:rPr>
+        <w:t>​​</w:t>
+      </w:r>
+      <w:r>
+        <w:rPr>
+          <w:rFonts w:cs="Verdana" w:ascii="Verdana" w:hAnsi="Verdana"/>
+        </w:rPr>
+        <w:t>of this information. Since the Status bar graphically is located at the bottom, it can be read at any time with JAWS the default command INSERT + PAGEDOWN. Note that this command leaves the focus unchanged.</w:t>
+      </w:r>
+    </w:p>
+    <w:p>
+      <w:pPr>
+        <w:pStyle w:val="Overskrift2"/>
+        <w:numPr>
+          <w:ilvl w:val="1"/>
+          <w:numId w:val="3"/>
+        </w:numPr>
+        <w:rPr>
+          <w:rFonts w:ascii="Verdana" w:hAnsi="Verdana"/>
+          <w:i w:val="false"/>
+          <w:i w:val="false"/>
+          <w:iCs w:val="false"/>
+        </w:rPr>
+      </w:pPr>
+      <w:bookmarkStart w:id="14" w:name="__RefHeading___Toc531086870"/>
+      <w:bookmarkEnd w:id="14"/>
+      <w:r>
+        <w:rPr>
+          <w:rFonts w:ascii="Verdana" w:hAnsi="Verdana"/>
+          <w:i w:val="false"/>
+          <w:iCs w:val="false"/>
+        </w:rPr>
+        <w:t xml:space="preserve">The </w:t>
+      </w:r>
+      <w:r>
+        <w:rPr>
+          <w:rFonts w:ascii="Verdana" w:hAnsi="Verdana"/>
+          <w:i w:val="false"/>
+          <w:iCs w:val="false"/>
+        </w:rPr>
+        <w:t>Detail list</w:t>
+      </w:r>
+    </w:p>
+    <w:p>
+      <w:pPr>
+        <w:pStyle w:val="Normal"/>
+        <w:rPr>
+          <w:rFonts w:ascii="Verdana" w:hAnsi="Verdana"/>
+          <w:i w:val="false"/>
+          <w:i w:val="false"/>
+          <w:iCs w:val="false"/>
+        </w:rPr>
+      </w:pPr>
+      <w:r>
+        <w:rPr/>
+      </w:r>
+    </w:p>
+    <w:p>
+      <w:pPr>
+        <w:pStyle w:val="Normal"/>
+        <w:rPr/>
+      </w:pPr>
+      <w:r>
+        <w:rPr>
+          <w:rFonts w:cs="Verdana" w:ascii="Verdana" w:hAnsi="Verdana"/>
+        </w:rPr>
+        <w:t>Each line in the note list contains information about everything that happens at a specific point of time. For multi-part scores, for example for a SATB chorus or an orchestra even a single line in the note list become very complicated.</w:t>
+      </w:r>
+    </w:p>
+    <w:p>
+      <w:pPr>
+        <w:pStyle w:val="Normal"/>
+        <w:rPr>
+          <w:rFonts w:ascii="Verdana" w:hAnsi="Verdana" w:cs="Verdana"/>
+        </w:rPr>
+      </w:pPr>
+      <w:r>
+        <w:rPr>
+          <w:rFonts w:cs="Verdana" w:ascii="Verdana" w:hAnsi="Verdana"/>
+        </w:rPr>
+        <w:t>For this reason it is possible to resolve a single line in the note list int details, making it possible to analyse the parts and chord symbols one at a time.</w:t>
+      </w:r>
+    </w:p>
+    <w:p>
+      <w:pPr>
+        <w:pStyle w:val="Normal"/>
+        <w:rPr>
+          <w:rFonts w:ascii="Verdana" w:hAnsi="Verdana" w:cs="Verdana"/>
+        </w:rPr>
+      </w:pPr>
+      <w:r>
+        <w:rPr>
+          <w:rFonts w:cs="Verdana" w:ascii="Verdana" w:hAnsi="Verdana"/>
+        </w:rPr>
+        <w:t>The following keyboard shortcuts are used in the detail list:</w:t>
+      </w:r>
+    </w:p>
+    <w:p>
+      <w:pPr>
+        <w:pStyle w:val="Normal"/>
+        <w:numPr>
+          <w:ilvl w:val="0"/>
+          <w:numId w:val="4"/>
+        </w:numPr>
+        <w:rPr>
+          <w:rFonts w:ascii="Verdana" w:hAnsi="Verdana" w:cs="Verdana"/>
+        </w:rPr>
+      </w:pPr>
+      <w:r>
+        <w:rPr>
+          <w:rFonts w:cs="Verdana" w:ascii="Verdana" w:hAnsi="Verdana"/>
+        </w:rPr>
+        <w:t>ARROW-UP or ARROW-DOWN (alone) to browse within the current details.</w:t>
+      </w:r>
+    </w:p>
+    <w:p>
+      <w:pPr>
+        <w:pStyle w:val="Normal"/>
+        <w:numPr>
+          <w:ilvl w:val="0"/>
+          <w:numId w:val="4"/>
+        </w:numPr>
+        <w:rPr>
+          <w:rFonts w:ascii="Verdana" w:hAnsi="Verdana" w:cs="Verdana"/>
+        </w:rPr>
+      </w:pPr>
+      <w:r>
+        <w:rPr>
+          <w:rFonts w:cs="Verdana" w:ascii="Verdana" w:hAnsi="Verdana"/>
+        </w:rPr>
+        <w:t>ARROW-UP and ARROW-DOWN combined with CONTROL to resolve int details.</w:t>
+      </w:r>
+    </w:p>
+    <w:p>
+      <w:pPr>
+        <w:pStyle w:val="Normal"/>
+        <w:numPr>
+          <w:ilvl w:val="0"/>
+          <w:numId w:val="4"/>
+        </w:numPr>
+        <w:rPr>
+          <w:rFonts w:ascii="Verdana" w:hAnsi="Verdana" w:cs="Verdana"/>
+        </w:rPr>
+      </w:pPr>
+      <w:r>
+        <w:rPr>
+          <w:rFonts w:cs="Verdana" w:ascii="Verdana" w:hAnsi="Verdana"/>
+        </w:rPr>
+        <w:t>ESC to return to the previous view</w:t>
+      </w:r>
+    </w:p>
+    <w:p>
+      <w:pPr>
+        <w:pStyle w:val="Normal"/>
+        <w:rPr/>
+      </w:pPr>
+      <w:r>
+        <w:rPr>
+          <w:rFonts w:cs="Verdana" w:ascii="Verdana" w:hAnsi="Verdana"/>
+        </w:rPr>
+        <w:t>Each time a detail is selected it will be announced by text and played as sound.</w:t>
+      </w:r>
+    </w:p>
+    <w:p>
+      <w:pPr>
+        <w:pStyle w:val="Normal"/>
+        <w:rPr/>
+      </w:pPr>
+      <w:r>
+        <w:rPr>
+          <w:rFonts w:cs="Verdana" w:ascii="Verdana" w:hAnsi="Verdana"/>
+        </w:rPr>
+        <w:t>This gives rich possibilities for example while rehearsing chord symbols.</w:t>
+      </w:r>
+    </w:p>
+    <w:p>
+      <w:pPr>
+        <w:pStyle w:val="Normal"/>
+        <w:rPr>
+          <w:rFonts w:ascii="Verdana" w:hAnsi="Verdana" w:cs="Verdana"/>
+        </w:rPr>
+      </w:pPr>
+      <w:r>
+        <w:rPr>
+          <w:rFonts w:cs="Verdana" w:ascii="Verdana" w:hAnsi="Verdana"/>
+        </w:rPr>
+        <w:t>Whenever a detail view can be selected either by ARROW-UP or ARROW-DOWN (possibly in combination with one or more control-keys) identical details will always be shown, independently of the usage of ARROW-Up or ARROW-DOWN.</w:t>
+      </w:r>
+    </w:p>
+    <w:p>
+      <w:pPr>
+        <w:pStyle w:val="Normal"/>
+        <w:rPr/>
+      </w:pPr>
+      <w:r>
+        <w:rPr>
+          <w:rFonts w:cs="Verdana" w:ascii="Verdana" w:hAnsi="Verdana"/>
+        </w:rPr>
+        <w:t>After ARROW-DOWN the first detail is shown, after ARROW-UP the last detail is shown.</w:t>
+      </w:r>
+    </w:p>
+    <w:p>
+      <w:pPr>
+        <w:pStyle w:val="Normal"/>
+        <w:rPr>
+          <w:rFonts w:ascii="Verdana" w:hAnsi="Verdana" w:cs="Verdana"/>
+        </w:rPr>
+      </w:pPr>
+      <w:r>
+        <w:rPr>
+          <w:rFonts w:cs="Verdana" w:ascii="Verdana" w:hAnsi="Verdana"/>
+        </w:rPr>
+        <w:t>After that you can browse the remaining details by ARROW-UP and ARROW-DOWN alone – or return by ESC</w:t>
+      </w:r>
+    </w:p>
+    <w:p>
+      <w:pPr>
+        <w:pStyle w:val="Overskrift2"/>
+        <w:widowControl/>
+        <w:numPr>
+          <w:ilvl w:val="0"/>
+          <w:numId w:val="0"/>
+        </w:numPr>
+        <w:spacing w:lineRule="auto" w:line="252"/>
+        <w:jc w:val="left"/>
+        <w:outlineLvl w:val="1"/>
+        <w:rPr/>
+      </w:pPr>
+      <w:r>
+        <w:rPr/>
+      </w:r>
+      <w:r>
+        <w:br w:type="page"/>
+      </w:r>
+    </w:p>
+    <w:p>
+      <w:pPr>
+        <w:pStyle w:val="Overskrift2"/>
+        <w:numPr>
+          <w:ilvl w:val="1"/>
+          <w:numId w:val="3"/>
+        </w:numPr>
+        <w:rPr>
+          <w:rFonts w:ascii="Verdana" w:hAnsi="Verdana"/>
+          <w:i w:val="false"/>
+          <w:i w:val="false"/>
+          <w:iCs w:val="false"/>
+        </w:rPr>
+      </w:pPr>
+      <w:bookmarkStart w:id="15" w:name="__RefHeading___Toc531086871"/>
+      <w:bookmarkEnd w:id="15"/>
+      <w:r>
+        <w:rPr>
+          <w:rFonts w:ascii="Verdana" w:hAnsi="Verdana"/>
+          <w:i w:val="false"/>
+          <w:iCs w:val="false"/>
+        </w:rPr>
+        <w:t>Status details</w:t>
+      </w:r>
+    </w:p>
+    <w:p>
+      <w:pPr>
+        <w:pStyle w:val="Normal"/>
+        <w:rPr/>
+      </w:pPr>
+      <w:r>
+        <w:rPr/>
+      </w:r>
+    </w:p>
+    <w:p>
+      <w:pPr>
+        <w:pStyle w:val="Normal"/>
+        <w:rPr>
+          <w:rFonts w:ascii="Verdana" w:hAnsi="Verdana" w:cs="Verdana"/>
+        </w:rPr>
+      </w:pPr>
+      <w:r>
+        <w:rPr>
+          <w:rFonts w:cs="Verdana" w:ascii="Verdana" w:hAnsi="Verdana"/>
+        </w:rPr>
+        <w:t>ALT + ARROW-DOWN show status details, starting by measure number.</w:t>
+      </w:r>
+    </w:p>
+    <w:p>
+      <w:pPr>
+        <w:pStyle w:val="Normal"/>
+        <w:rPr>
+          <w:rFonts w:ascii="Verdana" w:hAnsi="Verdana" w:cs="Verdana"/>
+        </w:rPr>
+      </w:pPr>
+      <w:r>
+        <w:rPr>
+          <w:rFonts w:cs="Verdana" w:ascii="Verdana" w:hAnsi="Verdana"/>
+        </w:rPr>
+        <w:t>ALT + ARROW-UP show status details, starting by time signature.</w:t>
+      </w:r>
+    </w:p>
+    <w:p>
+      <w:pPr>
+        <w:pStyle w:val="Normal"/>
+        <w:rPr>
+          <w:rFonts w:ascii="Verdana" w:hAnsi="Verdana" w:cs="Verdana"/>
+        </w:rPr>
+      </w:pPr>
+      <w:r>
+        <w:rPr>
+          <w:rFonts w:cs="Verdana" w:ascii="Verdana" w:hAnsi="Verdana"/>
+        </w:rPr>
+        <w:t>After that you can browse the remaining details by ARROW-UP and ARROW-DOWN alone – or return by ESC</w:t>
       </w:r>
     </w:p>
     <w:p>
@@ -9090,11 +9930,29 @@
         </w:numPr>
         <w:rPr/>
       </w:pPr>
-      <w:bookmarkStart w:id="13" w:name="__RefHeading___Toc531086869"/>
-      <w:bookmarkEnd w:id="13"/>
+      <w:bookmarkStart w:id="16" w:name="__RefHeading___Toc531086872"/>
+      <w:bookmarkEnd w:id="16"/>
+      <w:r>
+        <w:rPr>
+          <w:rFonts w:ascii="Verdana" w:hAnsi="Verdana"/>
+          <w:i w:val="false"/>
+          <w:iCs w:val="false"/>
+        </w:rPr>
+        <w:t xml:space="preserve">Chord Symbols </w:t>
+      </w:r>
+    </w:p>
+    <w:p>
+      <w:pPr>
+        <w:pStyle w:val="Normal"/>
+        <w:rPr>
+          <w:rFonts w:ascii="Verdana" w:hAnsi="Verdana" w:cs="Verdana"/>
+          <w:i w:val="false"/>
+          <w:i w:val="false"/>
+          <w:iCs w:val="false"/>
+        </w:rPr>
+      </w:pPr>
       <w:r>
         <w:rPr/>
-        <w:t>Status Bar</w:t>
       </w:r>
     </w:p>
     <w:p>
@@ -9106,7 +9964,7 @@
         <w:rPr>
           <w:rFonts w:cs="Verdana" w:ascii="Verdana" w:hAnsi="Verdana"/>
         </w:rPr>
-        <w:t>A large part of the information in a graphical representation of a node score is displayed only once in each line, but still applies to all subsequent measures. This applies, for example, to "Key" (in the form of a number of accidentals), "Time Signature" and "Tempo". This information can, in principle, also be changed in the middle of a graphical score.</w:t>
+        <w:t>CONTROL + SHIFT + ARROW-DOWN split a chord symbol into separate tone, starting by the upper tone.</w:t>
       </w:r>
     </w:p>
     <w:p>
@@ -9120,22 +9978,7 @@
         <w:rPr>
           <w:rFonts w:cs="Verdana" w:ascii="Verdana" w:hAnsi="Verdana"/>
         </w:rPr>
-        <w:t xml:space="preserve">The status bar at any time contains the current values </w:t>
-      </w:r>
-      <w:r>
-        <w:rPr>
-          <w:rFonts w:cs="Arial" w:ascii="Arial" w:hAnsi="Arial"/>
-        </w:rPr>
-        <w:t>​​</w:t>
-      </w:r>
-      <w:r>
-        <w:rPr>
-          <w:rFonts w:cs="Verdana" w:ascii="Verdana" w:hAnsi="Verdana"/>
-        </w:rPr>
-        <w:t>of this information. Since the Status bar graphically is located at the bottom, it can be read at any time with JAWS the default command INSERT + PAGEDOWN. Note that this command leaves the focus unchanged.</w:t>
-      </w:r>
-      <w:r>
-        <w:br w:type="page"/>
+        <w:t>CONTROL + SHIFT + ARROW-UP split a chord symbol into separate tone, starting by the chord symbol.</w:t>
       </w:r>
     </w:p>
     <w:p>
@@ -9149,6 +9992,19 @@
         <w:rPr>
           <w:rFonts w:cs="Verdana" w:ascii="Verdana" w:hAnsi="Verdana"/>
         </w:rPr>
+        <w:t>After that you can browse the remaining details by ARROW-UP and ARROW-DOWN alone – or return by ESC</w:t>
+      </w:r>
+    </w:p>
+    <w:p>
+      <w:pPr>
+        <w:pStyle w:val="Normal"/>
+        <w:rPr/>
+      </w:pPr>
+      <w:r>
+        <w:rPr>
+          <w:rFonts w:cs="Verdana" w:ascii="Verdana" w:hAnsi="Verdana"/>
+        </w:rPr>
+        <w:t>For each of the tones within the chord symbol tone and function are shown: For instance as “Fifth C”.</w:t>
       </w:r>
     </w:p>
     <w:p>
@@ -9158,13 +10014,73 @@
           <w:ilvl w:val="1"/>
           <w:numId w:val="3"/>
         </w:numPr>
+        <w:rPr>
+          <w:rFonts w:ascii="Verdana" w:hAnsi="Verdana"/>
+          <w:i w:val="false"/>
+          <w:i w:val="false"/>
+          <w:iCs w:val="false"/>
+        </w:rPr>
+      </w:pPr>
+      <w:bookmarkStart w:id="17" w:name="__RefHeading___Toc531086873"/>
+      <w:bookmarkEnd w:id="17"/>
+      <w:r>
+        <w:rPr>
+          <w:rFonts w:ascii="Verdana" w:hAnsi="Verdana"/>
+          <w:i w:val="false"/>
+          <w:iCs w:val="false"/>
+        </w:rPr>
+        <w:t>Single notes for all parts</w:t>
+      </w:r>
+    </w:p>
+    <w:p>
+      <w:pPr>
+        <w:pStyle w:val="Normal"/>
+        <w:rPr>
+          <w:rFonts w:ascii="Verdana" w:hAnsi="Verdana" w:cs="Verdana"/>
+        </w:rPr>
+      </w:pPr>
+      <w:r>
+        <w:rPr>
+          <w:rFonts w:cs="Verdana" w:ascii="Verdana" w:hAnsi="Verdana"/>
+        </w:rPr>
+      </w:r>
+    </w:p>
+    <w:p>
+      <w:pPr>
+        <w:pStyle w:val="Normal"/>
         <w:rPr/>
       </w:pPr>
-      <w:bookmarkStart w:id="14" w:name="__RefHeading___Toc531086870"/>
-      <w:bookmarkEnd w:id="14"/>
-      <w:r>
+      <w:r>
+        <w:rPr>
+          <w:rFonts w:cs="Verdana" w:ascii="Verdana" w:hAnsi="Verdana"/>
+        </w:rPr>
+        <w:t>ARROW-DOWN splits a line in the note list into single notes, starting by the note with the highest pitch.</w:t>
+      </w:r>
+    </w:p>
+    <w:p>
+      <w:pPr>
+        <w:pStyle w:val="Normal"/>
+        <w:rPr>
+          <w:rFonts w:ascii="Verdana" w:hAnsi="Verdana" w:cs="Verdana"/>
+        </w:rPr>
+      </w:pPr>
+      <w:r>
+        <w:rPr>
+          <w:rFonts w:cs="Verdana" w:ascii="Verdana" w:hAnsi="Verdana"/>
+        </w:rPr>
+        <w:t>ARROW-UP splits a line in the note list into single notes, starting by the note with the lowest pitch.</w:t>
+      </w:r>
+    </w:p>
+    <w:p>
+      <w:pPr>
+        <w:pStyle w:val="Normal"/>
         <w:rPr/>
-        <w:t>Detail list</w:t>
+      </w:pPr>
+      <w:r>
+        <w:rPr>
+          <w:rFonts w:cs="Verdana" w:ascii="Verdana" w:hAnsi="Verdana"/>
+        </w:rPr>
+        <w:t>After that you can browse the remaining notes by ARROW-UP and ARROW-DOWN alone – or return by ESC.</w:t>
       </w:r>
     </w:p>
     <w:p>
@@ -9176,153 +10092,333 @@
         <w:rPr>
           <w:rFonts w:cs="Verdana" w:ascii="Verdana" w:hAnsi="Verdana"/>
         </w:rPr>
-        <w:t>Each line in the note list contains information about everything that happens at a specific point of time. For multi-part scores, for example for a SATB chorus or an orchestra even a single line in the note list become very complicated.</w:t>
-      </w:r>
-    </w:p>
-    <w:p>
-      <w:pPr>
-        <w:pStyle w:val="Normal"/>
-        <w:rPr>
-          <w:rFonts w:ascii="Verdana" w:hAnsi="Verdana" w:cs="Verdana"/>
-        </w:rPr>
-      </w:pPr>
-      <w:r>
-        <w:rPr>
-          <w:rFonts w:cs="Verdana" w:ascii="Verdana" w:hAnsi="Verdana"/>
-        </w:rPr>
-        <w:t>For this reason it is possible to resolve a single line in the note list int details, making it possible to analyse the parts and chord symbols one at a time.</w:t>
-      </w:r>
-    </w:p>
-    <w:p>
-      <w:pPr>
-        <w:pStyle w:val="Normal"/>
-        <w:rPr>
-          <w:rFonts w:ascii="Verdana" w:hAnsi="Verdana" w:cs="Verdana"/>
-        </w:rPr>
-      </w:pPr>
-      <w:r>
-        <w:rPr>
-          <w:rFonts w:cs="Verdana" w:ascii="Verdana" w:hAnsi="Verdana"/>
-        </w:rPr>
-        <w:t>The following keyboard shortcuts are used in the detail list:</w:t>
-      </w:r>
-    </w:p>
-    <w:p>
-      <w:pPr>
-        <w:pStyle w:val="Normal"/>
+        <w:t>For each single tone is also shown the name of the related part.</w:t>
+      </w:r>
+    </w:p>
+    <w:p>
+      <w:pPr>
+        <w:pStyle w:val="Overskrift2"/>
+        <w:widowControl/>
         <w:numPr>
           <w:ilvl w:val="0"/>
-          <w:numId w:val="4"/>
+          <w:numId w:val="0"/>
         </w:numPr>
-        <w:rPr>
-          <w:rFonts w:ascii="Verdana" w:hAnsi="Verdana" w:cs="Verdana"/>
-        </w:rPr>
-      </w:pPr>
-      <w:r>
-        <w:rPr>
-          <w:rFonts w:cs="Verdana" w:ascii="Verdana" w:hAnsi="Verdana"/>
-        </w:rPr>
-        <w:t>ARROW-UP or ARROW-DOWN (alone) to browse within the current details.</w:t>
-      </w:r>
-    </w:p>
-    <w:p>
-      <w:pPr>
-        <w:pStyle w:val="Normal"/>
+        <w:spacing w:lineRule="auto" w:line="252"/>
+        <w:jc w:val="left"/>
+        <w:outlineLvl w:val="1"/>
+        <w:rPr>
+          <w:rFonts w:ascii="Verdana" w:hAnsi="Verdana"/>
+          <w:i w:val="false"/>
+          <w:i w:val="false"/>
+          <w:iCs w:val="false"/>
+        </w:rPr>
+      </w:pPr>
+      <w:bookmarkStart w:id="18" w:name="__RefHeading___Toc3654_2495907598"/>
+      <w:bookmarkEnd w:id="18"/>
+      <w:r>
+        <w:rPr>
+          <w:rFonts w:ascii="Verdana" w:hAnsi="Verdana"/>
+          <w:i w:val="false"/>
+          <w:iCs w:val="false"/>
+        </w:rPr>
+        <w:t>Single Parts</w:t>
+      </w:r>
+    </w:p>
+    <w:p>
+      <w:pPr>
+        <w:pStyle w:val="Normal"/>
+        <w:widowControl/>
         <w:numPr>
           <w:ilvl w:val="0"/>
-          <w:numId w:val="4"/>
+          <w:numId w:val="0"/>
         </w:numPr>
-        <w:rPr>
-          <w:rFonts w:ascii="Verdana" w:hAnsi="Verdana" w:cs="Verdana"/>
-        </w:rPr>
-      </w:pPr>
-      <w:r>
-        <w:rPr>
-          <w:rFonts w:cs="Verdana" w:ascii="Verdana" w:hAnsi="Verdana"/>
-        </w:rPr>
-        <w:t>ARROW-UP and ARROW-DOWN combined with CONTROL to resolve int details.</w:t>
-      </w:r>
-    </w:p>
-    <w:p>
-      <w:pPr>
-        <w:pStyle w:val="Normal"/>
+        <w:spacing w:lineRule="auto" w:line="252"/>
+        <w:jc w:val="left"/>
+        <w:outlineLvl w:val="1"/>
+        <w:rPr>
+          <w:rFonts w:ascii="Verdana" w:hAnsi="Verdana"/>
+          <w:i w:val="false"/>
+          <w:i w:val="false"/>
+          <w:iCs w:val="false"/>
+        </w:rPr>
+      </w:pPr>
+      <w:r>
+        <w:rPr>
+          <w:rFonts w:ascii="Verdana" w:hAnsi="Verdana"/>
+          <w:i w:val="false"/>
+          <w:iCs w:val="false"/>
+        </w:rPr>
+      </w:r>
+    </w:p>
+    <w:p>
+      <w:pPr>
+        <w:pStyle w:val="Brdtekst"/>
+        <w:rPr>
+          <w:rFonts w:ascii="Verdana" w:hAnsi="Verdana"/>
+        </w:rPr>
+      </w:pPr>
+      <w:r>
+        <w:rPr>
+          <w:rFonts w:ascii="Verdana" w:hAnsi="Verdana"/>
+          <w:lang w:val="da-DK"/>
+        </w:rPr>
+        <w:t xml:space="preserve">CONTROL + </w:t>
+      </w:r>
+      <w:r>
+        <w:rPr>
+          <w:rFonts w:ascii="Verdana" w:hAnsi="Verdana"/>
+        </w:rPr>
+        <w:t xml:space="preserve">PIL-NED </w:t>
+      </w:r>
+      <w:r>
+        <w:rPr>
+          <w:rFonts w:ascii="Verdana" w:hAnsi="Verdana"/>
+        </w:rPr>
+        <w:t>splits the</w:t>
+      </w:r>
+      <w:r>
+        <w:rPr>
+          <w:rFonts w:ascii="Verdana" w:hAnsi="Verdana"/>
+        </w:rPr>
+        <w:t xml:space="preserve"> lin</w:t>
+      </w:r>
+      <w:r>
+        <w:rPr>
+          <w:rFonts w:ascii="Verdana" w:hAnsi="Verdana"/>
+        </w:rPr>
+        <w:t>e</w:t>
+      </w:r>
+      <w:r>
+        <w:rPr>
+          <w:rFonts w:ascii="Verdana" w:hAnsi="Verdana"/>
+        </w:rPr>
+        <w:t xml:space="preserve"> i </w:t>
+      </w:r>
+      <w:r>
+        <w:rPr>
+          <w:rFonts w:ascii="Verdana" w:hAnsi="Verdana"/>
+        </w:rPr>
+        <w:t xml:space="preserve">the </w:t>
+      </w:r>
+      <w:r>
+        <w:rPr>
+          <w:rFonts w:ascii="Verdana" w:hAnsi="Verdana"/>
+        </w:rPr>
+        <w:t xml:space="preserve">node liste i </w:t>
+      </w:r>
+      <w:r>
+        <w:rPr>
+          <w:rFonts w:ascii="Verdana" w:hAnsi="Verdana"/>
+        </w:rPr>
+        <w:t>single parts</w:t>
+      </w:r>
+      <w:r>
+        <w:rPr>
+          <w:rFonts w:ascii="Verdana" w:hAnsi="Verdana"/>
+        </w:rPr>
+        <w:t>, start</w:t>
+      </w:r>
+      <w:r>
+        <w:rPr>
+          <w:rFonts w:ascii="Verdana" w:hAnsi="Verdana"/>
+        </w:rPr>
+        <w:t>ing</w:t>
+      </w:r>
+      <w:r>
+        <w:rPr>
+          <w:rFonts w:ascii="Verdana" w:hAnsi="Verdana"/>
+        </w:rPr>
+        <w:t xml:space="preserve"> </w:t>
+      </w:r>
+      <w:r>
+        <w:rPr>
+          <w:rFonts w:ascii="Verdana" w:hAnsi="Verdana"/>
+        </w:rPr>
+        <w:t>by the</w:t>
+      </w:r>
+      <w:r>
+        <w:rPr>
+          <w:rFonts w:ascii="Verdana" w:hAnsi="Verdana"/>
+        </w:rPr>
+        <w:t xml:space="preserve"> f</w:t>
+      </w:r>
+      <w:r>
+        <w:rPr>
+          <w:rFonts w:ascii="Verdana" w:hAnsi="Verdana"/>
+        </w:rPr>
+        <w:t>i</w:t>
+      </w:r>
+      <w:r>
+        <w:rPr>
+          <w:rFonts w:ascii="Verdana" w:hAnsi="Verdana"/>
+        </w:rPr>
+        <w:t xml:space="preserve">rst </w:t>
+      </w:r>
+      <w:r>
+        <w:rPr>
+          <w:rFonts w:ascii="Verdana" w:hAnsi="Verdana"/>
+        </w:rPr>
+        <w:t>part.</w:t>
+      </w:r>
+      <w:r>
+        <w:rPr>
+          <w:rFonts w:ascii="Verdana" w:hAnsi="Verdana"/>
+        </w:rPr>
+        <w:t>.</w:t>
+      </w:r>
+    </w:p>
+    <w:p>
+      <w:pPr>
+        <w:pStyle w:val="Brdtekst"/>
+        <w:rPr>
+          <w:rFonts w:ascii="Verdana" w:hAnsi="Verdana"/>
+        </w:rPr>
+      </w:pPr>
+      <w:r>
+        <w:rPr>
+          <w:rFonts w:ascii="Verdana" w:hAnsi="Verdana"/>
+          <w:lang w:val="da-DK"/>
+        </w:rPr>
+        <w:t xml:space="preserve">CONTROL + </w:t>
+      </w:r>
+      <w:r>
+        <w:rPr>
+          <w:rFonts w:ascii="Verdana" w:hAnsi="Verdana"/>
+        </w:rPr>
+        <w:t xml:space="preserve">PIL-OP </w:t>
+      </w:r>
+      <w:r>
+        <w:rPr>
+          <w:rFonts w:ascii="Verdana" w:hAnsi="Verdana"/>
+        </w:rPr>
+        <w:t>stlits the</w:t>
+      </w:r>
+      <w:r>
+        <w:rPr>
+          <w:rFonts w:ascii="Verdana" w:hAnsi="Verdana"/>
+        </w:rPr>
+        <w:t xml:space="preserve"> lin</w:t>
+      </w:r>
+      <w:r>
+        <w:rPr>
+          <w:rFonts w:ascii="Verdana" w:hAnsi="Verdana"/>
+        </w:rPr>
+        <w:t>e</w:t>
+      </w:r>
+      <w:r>
+        <w:rPr>
+          <w:rFonts w:ascii="Verdana" w:hAnsi="Verdana"/>
+        </w:rPr>
+        <w:t xml:space="preserve"> i</w:t>
+      </w:r>
+      <w:r>
+        <w:rPr>
+          <w:rFonts w:ascii="Verdana" w:hAnsi="Verdana"/>
+        </w:rPr>
+        <w:t>n</w:t>
+      </w:r>
+      <w:r>
+        <w:rPr>
+          <w:rFonts w:ascii="Verdana" w:hAnsi="Verdana"/>
+        </w:rPr>
+        <w:t xml:space="preserve"> </w:t>
+      </w:r>
+      <w:r>
+        <w:rPr>
+          <w:rFonts w:ascii="Verdana" w:hAnsi="Verdana"/>
+        </w:rPr>
+        <w:t xml:space="preserve">the </w:t>
+      </w:r>
+      <w:r>
+        <w:rPr>
+          <w:rFonts w:ascii="Verdana" w:hAnsi="Verdana"/>
+        </w:rPr>
+        <w:t>node list i</w:t>
+      </w:r>
+      <w:r>
+        <w:rPr>
+          <w:rFonts w:ascii="Verdana" w:hAnsi="Verdana"/>
+        </w:rPr>
+        <w:t>n</w:t>
+      </w:r>
+      <w:r>
+        <w:rPr>
+          <w:rFonts w:ascii="Verdana" w:hAnsi="Verdana"/>
+        </w:rPr>
+        <w:t xml:space="preserve"> </w:t>
+      </w:r>
+      <w:r>
+        <w:rPr>
+          <w:rFonts w:ascii="Verdana" w:hAnsi="Verdana"/>
+        </w:rPr>
+        <w:t>single parts</w:t>
+      </w:r>
+      <w:r>
+        <w:rPr>
+          <w:rFonts w:ascii="Verdana" w:hAnsi="Verdana"/>
+        </w:rPr>
+        <w:t>, start</w:t>
+      </w:r>
+      <w:r>
+        <w:rPr>
+          <w:rFonts w:ascii="Verdana" w:hAnsi="Verdana"/>
+        </w:rPr>
+        <w:t>ing</w:t>
+      </w:r>
+      <w:r>
+        <w:rPr>
+          <w:rFonts w:ascii="Verdana" w:hAnsi="Verdana"/>
+        </w:rPr>
+        <w:t xml:space="preserve"> </w:t>
+      </w:r>
+      <w:r>
+        <w:rPr>
+          <w:rFonts w:ascii="Verdana" w:hAnsi="Verdana"/>
+        </w:rPr>
+        <w:t>by the last part.</w:t>
+      </w:r>
+    </w:p>
+    <w:p>
+      <w:pPr>
+        <w:pStyle w:val="Brdtekst"/>
+        <w:rPr>
+          <w:rFonts w:ascii="Verdana" w:hAnsi="Verdana"/>
+        </w:rPr>
+      </w:pPr>
+      <w:r>
+        <w:rPr>
+          <w:rFonts w:ascii="Verdana" w:hAnsi="Verdana"/>
+        </w:rPr>
+        <w:t>The user can then continue browsing in the notes by ARROW-UP and ARROW-DOWN or return by ESC.</w:t>
+      </w:r>
+    </w:p>
+    <w:p>
+      <w:pPr>
+        <w:pStyle w:val="Brdtekst"/>
+        <w:widowControl/>
         <w:numPr>
           <w:ilvl w:val="0"/>
-          <w:numId w:val="4"/>
+          <w:numId w:val="0"/>
         </w:numPr>
-        <w:rPr>
-          <w:rFonts w:ascii="Verdana" w:hAnsi="Verdana" w:cs="Verdana"/>
-        </w:rPr>
-      </w:pPr>
-      <w:r>
-        <w:rPr>
-          <w:rFonts w:cs="Verdana" w:ascii="Verdana" w:hAnsi="Verdana"/>
-        </w:rPr>
-        <w:t>ESC to return to the previous view</w:t>
-      </w:r>
-    </w:p>
-    <w:p>
-      <w:pPr>
-        <w:pStyle w:val="Normal"/>
-        <w:rPr/>
-      </w:pPr>
-      <w:r>
-        <w:rPr>
-          <w:rFonts w:cs="Verdana" w:ascii="Verdana" w:hAnsi="Verdana"/>
-        </w:rPr>
-        <w:t>Each time a detail is selected it will be announced by text and played as sound.</w:t>
-      </w:r>
-    </w:p>
-    <w:p>
-      <w:pPr>
-        <w:pStyle w:val="Normal"/>
-        <w:rPr/>
-      </w:pPr>
-      <w:r>
-        <w:rPr>
-          <w:rFonts w:cs="Verdana" w:ascii="Verdana" w:hAnsi="Verdana"/>
-        </w:rPr>
-        <w:t>This gives rich possibilities for example while rehearsing chord symbols.</w:t>
-      </w:r>
-    </w:p>
-    <w:p>
-      <w:pPr>
-        <w:pStyle w:val="Normal"/>
-        <w:rPr>
-          <w:rFonts w:ascii="Verdana" w:hAnsi="Verdana" w:cs="Verdana"/>
-        </w:rPr>
-      </w:pPr>
-      <w:r>
-        <w:rPr>
-          <w:rFonts w:cs="Verdana" w:ascii="Verdana" w:hAnsi="Verdana"/>
-        </w:rPr>
-        <w:t>Whenever a detail view can be selected either by ARROW-UP or ARROW-DOWN (possibly in combination with one or more control-keys) identical details will always be shown, independently of the usage of ARROW-Up or ARROW-DOWN.</w:t>
-      </w:r>
-    </w:p>
-    <w:p>
-      <w:pPr>
-        <w:pStyle w:val="Normal"/>
-        <w:rPr/>
-      </w:pPr>
-      <w:r>
-        <w:rPr>
-          <w:rFonts w:cs="Verdana" w:ascii="Verdana" w:hAnsi="Verdana"/>
-        </w:rPr>
-        <w:t>After ARROW-DOWN the first detail is shown, after ARROW-UP the last detail is shown.</w:t>
-      </w:r>
-    </w:p>
-    <w:p>
-      <w:pPr>
-        <w:pStyle w:val="Normal"/>
-        <w:rPr>
-          <w:rFonts w:ascii="Verdana" w:hAnsi="Verdana" w:cs="Verdana"/>
-        </w:rPr>
-      </w:pPr>
-      <w:r>
-        <w:rPr>
-          <w:rFonts w:cs="Verdana" w:ascii="Verdana" w:hAnsi="Verdana"/>
-        </w:rPr>
-        <w:t>After that you can browse the remaining details by ARROW-UP and ARROW-DOWN alone – or return by ESC</w:t>
+        <w:spacing w:lineRule="auto" w:line="252"/>
+        <w:jc w:val="left"/>
+        <w:outlineLvl w:val="1"/>
+        <w:rPr>
+          <w:rFonts w:ascii="Verdana" w:hAnsi="Verdana"/>
+          <w:i w:val="false"/>
+          <w:i w:val="false"/>
+          <w:iCs w:val="false"/>
+        </w:rPr>
+      </w:pPr>
+      <w:r>
+        <w:rPr>
+          <w:rFonts w:ascii="Verdana" w:hAnsi="Verdana"/>
+          <w:i w:val="false"/>
+          <w:iCs w:val="false"/>
+        </w:rPr>
+      </w:r>
+      <w:r>
+        <w:br w:type="page"/>
       </w:r>
     </w:p>
     <w:p>
@@ -9333,14 +10429,87 @@
           <w:numId w:val="3"/>
         </w:numPr>
         <w:rPr>
+          <w:rFonts w:ascii="Verdana" w:hAnsi="Verdana"/>
+          <w:i w:val="false"/>
+          <w:i w:val="false"/>
+          <w:iCs w:val="false"/>
+        </w:rPr>
+      </w:pPr>
+      <w:bookmarkStart w:id="19" w:name="__RefHeading___Toc531086874"/>
+      <w:bookmarkEnd w:id="19"/>
+      <w:r>
+        <w:rPr>
+          <w:rFonts w:ascii="Verdana" w:hAnsi="Verdana"/>
+          <w:i w:val="false"/>
+          <w:iCs w:val="false"/>
+        </w:rPr>
+        <w:t>Single notes for a selected part</w:t>
+      </w:r>
+    </w:p>
+    <w:p>
+      <w:pPr>
+        <w:pStyle w:val="Normal"/>
+        <w:rPr>
+          <w:rFonts w:ascii="Verdana" w:hAnsi="Verdana"/>
+          <w:i w:val="false"/>
+          <w:i w:val="false"/>
+          <w:iCs w:val="false"/>
+        </w:rPr>
+      </w:pPr>
+      <w:r>
+        <w:rPr/>
+      </w:r>
+    </w:p>
+    <w:p>
+      <w:pPr>
+        <w:pStyle w:val="Normal"/>
+        <w:rPr/>
+      </w:pPr>
+      <w:r>
+        <w:rPr>
+          <w:rFonts w:cs="Verdana" w:ascii="Verdana" w:hAnsi="Verdana"/>
+        </w:rPr>
+        <w:t>If a selected part (for instance a piano part or an organ part) contains several notes you can browse these notes:</w:t>
+      </w:r>
+    </w:p>
+    <w:p>
+      <w:pPr>
+        <w:pStyle w:val="Normal"/>
+        <w:rPr>
           <w:rFonts w:ascii="Verdana" w:hAnsi="Verdana" w:cs="Verdana"/>
         </w:rPr>
       </w:pPr>
-      <w:bookmarkStart w:id="15" w:name="__RefHeading___Toc531086871"/>
-      <w:bookmarkEnd w:id="15"/>
-      <w:r>
+      <w:r>
+        <w:rPr>
+          <w:rFonts w:cs="Verdana" w:ascii="Verdana" w:hAnsi="Verdana"/>
+        </w:rPr>
+        <w:t>CONTROL + ARROW-DOWN splits the part into single notes, starting with the note with the highest pitch.</w:t>
+      </w:r>
+    </w:p>
+    <w:p>
+      <w:pPr>
+        <w:pStyle w:val="Normal"/>
+        <w:rPr>
+          <w:rFonts w:ascii="Verdana" w:hAnsi="Verdana" w:cs="Verdana"/>
+        </w:rPr>
+      </w:pPr>
+      <w:r>
+        <w:rPr>
+          <w:rFonts w:cs="Verdana" w:ascii="Verdana" w:hAnsi="Verdana"/>
+        </w:rPr>
+        <w:t>CONTROL + ARROW-UP splits the part into single notes, starting with the lowest pitch.</w:t>
+      </w:r>
+    </w:p>
+    <w:p>
+      <w:pPr>
+        <w:pStyle w:val="Normal"/>
         <w:rPr/>
-        <w:t>Status details</w:t>
+      </w:pPr>
+      <w:r>
+        <w:rPr>
+          <w:rFonts w:cs="Verdana" w:ascii="Verdana" w:hAnsi="Verdana"/>
+        </w:rPr>
+        <w:t>After that you can browse the remaining notes by ARROW-UP and ARROW-DOWN alone – or return by ESC.</w:t>
       </w:r>
     </w:p>
     <w:p>
@@ -9354,7 +10523,6 @@
         <w:rPr>
           <w:rFonts w:cs="Verdana" w:ascii="Verdana" w:hAnsi="Verdana"/>
         </w:rPr>
-        <w:t>ALT + ARROW-DOWN show status details, starting by measure number.</w:t>
       </w:r>
     </w:p>
     <w:p>
@@ -9368,7 +10536,6 @@
         <w:rPr>
           <w:rFonts w:cs="Verdana" w:ascii="Verdana" w:hAnsi="Verdana"/>
         </w:rPr>
-        <w:t>ALT + ARROW-UP show status details, starting by time signature.</w:t>
       </w:r>
     </w:p>
     <w:p>
@@ -9382,446 +10549,156 @@
         <w:rPr>
           <w:rFonts w:cs="Verdana" w:ascii="Verdana" w:hAnsi="Verdana"/>
         </w:rPr>
-        <w:t>After that you can browse the remaining details by ARROW-UP and ARROW-DOWN alone – or return by ESC</w:t>
-      </w:r>
-    </w:p>
-    <w:p>
-      <w:pPr>
-        <w:pStyle w:val="Overskrift2"/>
+      </w:r>
+    </w:p>
+    <w:p>
+      <w:pPr>
+        <w:pStyle w:val="Normal"/>
+        <w:rPr>
+          <w:rFonts w:ascii="Verdana" w:hAnsi="Verdana" w:cs="Verdana"/>
+        </w:rPr>
+      </w:pPr>
+      <w:r>
+        <w:rPr>
+          <w:rFonts w:cs="Verdana" w:ascii="Verdana" w:hAnsi="Verdana"/>
+        </w:rPr>
+      </w:r>
+    </w:p>
+    <w:p>
+      <w:pPr>
+        <w:pStyle w:val="Normal"/>
+        <w:rPr>
+          <w:rFonts w:ascii="Verdana" w:hAnsi="Verdana" w:cs="Verdana"/>
+        </w:rPr>
+      </w:pPr>
+      <w:r>
+        <w:rPr>
+          <w:rFonts w:cs="Verdana" w:ascii="Verdana" w:hAnsi="Verdana"/>
+        </w:rPr>
+      </w:r>
+    </w:p>
+    <w:p>
+      <w:pPr>
+        <w:pStyle w:val="Normal"/>
+        <w:rPr>
+          <w:rFonts w:ascii="Verdana" w:hAnsi="Verdana" w:cs="Verdana"/>
+        </w:rPr>
+      </w:pPr>
+      <w:r>
+        <w:rPr>
+          <w:rFonts w:cs="Verdana" w:ascii="Verdana" w:hAnsi="Verdana"/>
+        </w:rPr>
+      </w:r>
+    </w:p>
+    <w:p>
+      <w:pPr>
+        <w:pStyle w:val="Normal"/>
+        <w:rPr>
+          <w:rFonts w:ascii="Verdana" w:hAnsi="Verdana" w:cs="Verdana"/>
+        </w:rPr>
+      </w:pPr>
+      <w:r>
+        <w:rPr>
+          <w:rFonts w:cs="Verdana" w:ascii="Verdana" w:hAnsi="Verdana"/>
+        </w:rPr>
+      </w:r>
+    </w:p>
+    <w:p>
+      <w:pPr>
+        <w:pStyle w:val="Normal"/>
+        <w:rPr>
+          <w:rFonts w:ascii="Verdana" w:hAnsi="Verdana" w:cs="Verdana"/>
+        </w:rPr>
+      </w:pPr>
+      <w:r>
+        <w:rPr>
+          <w:rFonts w:cs="Verdana" w:ascii="Verdana" w:hAnsi="Verdana"/>
+        </w:rPr>
+      </w:r>
+    </w:p>
+    <w:p>
+      <w:pPr>
+        <w:pStyle w:val="Normal"/>
+        <w:rPr>
+          <w:rFonts w:ascii="Verdana" w:hAnsi="Verdana" w:cs="Verdana"/>
+        </w:rPr>
+      </w:pPr>
+      <w:r>
+        <w:rPr>
+          <w:rFonts w:cs="Verdana" w:ascii="Verdana" w:hAnsi="Verdana"/>
+        </w:rPr>
+      </w:r>
+    </w:p>
+    <w:p>
+      <w:pPr>
+        <w:pStyle w:val="Normal"/>
+        <w:rPr>
+          <w:rFonts w:ascii="Verdana" w:hAnsi="Verdana" w:cs="Verdana"/>
+        </w:rPr>
+      </w:pPr>
+      <w:r>
+        <w:rPr>
+          <w:rFonts w:cs="Verdana" w:ascii="Verdana" w:hAnsi="Verdana"/>
+        </w:rPr>
+      </w:r>
+    </w:p>
+    <w:p>
+      <w:pPr>
+        <w:pStyle w:val="Normal"/>
+        <w:rPr>
+          <w:rFonts w:ascii="Verdana" w:hAnsi="Verdana" w:cs="Verdana"/>
+        </w:rPr>
+      </w:pPr>
+      <w:r>
+        <w:rPr>
+          <w:rFonts w:cs="Verdana" w:ascii="Verdana" w:hAnsi="Verdana"/>
+        </w:rPr>
+      </w:r>
+    </w:p>
+    <w:p>
+      <w:pPr>
+        <w:pStyle w:val="Normal"/>
+        <w:rPr>
+          <w:rFonts w:ascii="Verdana" w:hAnsi="Verdana" w:cs="Verdana"/>
+        </w:rPr>
+      </w:pPr>
+      <w:r>
+        <w:rPr>
+          <w:rFonts w:cs="Verdana" w:ascii="Verdana" w:hAnsi="Verdana"/>
+        </w:rPr>
+      </w:r>
+    </w:p>
+    <w:p>
+      <w:pPr>
+        <w:pStyle w:val="Normal"/>
+        <w:rPr>
+          <w:rFonts w:ascii="Verdana" w:hAnsi="Verdana" w:cs="Verdana"/>
+        </w:rPr>
+      </w:pPr>
+      <w:r>
+        <w:rPr>
+          <w:rFonts w:cs="Verdana" w:ascii="Verdana" w:hAnsi="Verdana"/>
+        </w:rPr>
+      </w:r>
+    </w:p>
+    <w:p>
+      <w:pPr>
+        <w:pStyle w:val="Overskrift1"/>
+        <w:widowControl/>
         <w:numPr>
-          <w:ilvl w:val="1"/>
-          <w:numId w:val="3"/>
+          <w:ilvl w:val="0"/>
+          <w:numId w:val="0"/>
         </w:numPr>
-        <w:rPr>
-          <w:rFonts w:ascii="Verdana" w:hAnsi="Verdana" w:cs="Verdana"/>
-        </w:rPr>
-      </w:pPr>
-      <w:bookmarkStart w:id="16" w:name="__RefHeading___Toc531086872"/>
-      <w:bookmarkEnd w:id="16"/>
-      <w:r>
+        <w:spacing w:lineRule="auto" w:line="252"/>
+        <w:jc w:val="left"/>
+        <w:outlineLvl w:val="0"/>
         <w:rPr/>
-        <w:t xml:space="preserve">Chord Symbols </w:t>
-      </w:r>
-    </w:p>
-    <w:p>
-      <w:pPr>
-        <w:pStyle w:val="Normal"/>
+      </w:pPr>
+      <w:r>
         <w:rPr/>
-      </w:pPr>
-      <w:r>
-        <w:rPr>
-          <w:rFonts w:cs="Verdana" w:ascii="Verdana" w:hAnsi="Verdana"/>
-        </w:rPr>
-        <w:t>CONTROL + SHIFT + ARROW-DOWN split a chord symbol into separate tone, starting by the upper tone.</w:t>
-      </w:r>
-    </w:p>
-    <w:p>
-      <w:pPr>
-        <w:pStyle w:val="Normal"/>
-        <w:rPr>
-          <w:rFonts w:ascii="Verdana" w:hAnsi="Verdana" w:cs="Verdana"/>
-        </w:rPr>
-      </w:pPr>
-      <w:r>
-        <w:rPr>
-          <w:rFonts w:cs="Verdana" w:ascii="Verdana" w:hAnsi="Verdana"/>
-        </w:rPr>
-        <w:t>CONTROL + SHIFT + ARROW-UP split a chord symbol into separate tone, starting by the chord symbol.</w:t>
-      </w:r>
-    </w:p>
-    <w:p>
-      <w:pPr>
-        <w:pStyle w:val="Normal"/>
-        <w:rPr>
-          <w:rFonts w:ascii="Verdana" w:hAnsi="Verdana" w:cs="Verdana"/>
-        </w:rPr>
-      </w:pPr>
-      <w:r>
-        <w:rPr>
-          <w:rFonts w:cs="Verdana" w:ascii="Verdana" w:hAnsi="Verdana"/>
-        </w:rPr>
-        <w:t>After that you can browse the remaining details by ARROW-UP and ARROW-DOWN alone – or return by ESC</w:t>
-      </w:r>
-    </w:p>
-    <w:p>
-      <w:pPr>
-        <w:pStyle w:val="Normal"/>
-        <w:rPr/>
-      </w:pPr>
-      <w:r>
-        <w:rPr>
-          <w:rFonts w:cs="Verdana" w:ascii="Verdana" w:hAnsi="Verdana"/>
-        </w:rPr>
-        <w:t>For each of the tones within the chord symbol tone and function are shown: For instance as “Fifth C”.</w:t>
       </w:r>
       <w:r>
         <w:br w:type="page"/>
-      </w:r>
-    </w:p>
-    <w:p>
-      <w:pPr>
-        <w:pStyle w:val="Normal"/>
-        <w:rPr>
-          <w:rFonts w:ascii="Verdana" w:hAnsi="Verdana" w:cs="Verdana"/>
-        </w:rPr>
-      </w:pPr>
-      <w:r>
-        <w:rPr>
-          <w:rFonts w:cs="Verdana" w:ascii="Verdana" w:hAnsi="Verdana"/>
-        </w:rPr>
-      </w:r>
-    </w:p>
-    <w:p>
-      <w:pPr>
-        <w:pStyle w:val="Overskrift2"/>
-        <w:numPr>
-          <w:ilvl w:val="1"/>
-          <w:numId w:val="3"/>
-        </w:numPr>
-        <w:rPr/>
-      </w:pPr>
-      <w:bookmarkStart w:id="17" w:name="__RefHeading___Toc531086873"/>
-      <w:bookmarkEnd w:id="17"/>
-      <w:r>
-        <w:rPr/>
-        <w:t>Single notes for all parts</w:t>
-      </w:r>
-    </w:p>
-    <w:p>
-      <w:pPr>
-        <w:pStyle w:val="Normal"/>
-        <w:rPr>
-          <w:rFonts w:ascii="Verdana" w:hAnsi="Verdana" w:cs="Verdana"/>
-        </w:rPr>
-      </w:pPr>
-      <w:r>
-        <w:rPr>
-          <w:rFonts w:cs="Verdana" w:ascii="Verdana" w:hAnsi="Verdana"/>
-        </w:rPr>
-      </w:r>
-    </w:p>
-    <w:p>
-      <w:pPr>
-        <w:pStyle w:val="Normal"/>
-        <w:rPr/>
-      </w:pPr>
-      <w:r>
-        <w:rPr>
-          <w:rFonts w:cs="Verdana" w:ascii="Verdana" w:hAnsi="Verdana"/>
-        </w:rPr>
-        <w:t>ARROW-DOWN splits a line in the note list into single notes, starting by the note with the highest pitch.</w:t>
-      </w:r>
-    </w:p>
-    <w:p>
-      <w:pPr>
-        <w:pStyle w:val="Normal"/>
-        <w:rPr>
-          <w:rFonts w:ascii="Verdana" w:hAnsi="Verdana" w:cs="Verdana"/>
-        </w:rPr>
-      </w:pPr>
-      <w:r>
-        <w:rPr>
-          <w:rFonts w:cs="Verdana" w:ascii="Verdana" w:hAnsi="Verdana"/>
-        </w:rPr>
-        <w:t>ARROW-UP splits a line in the note list into single notes, starting by the note with the lowest pitch.</w:t>
-      </w:r>
-    </w:p>
-    <w:p>
-      <w:pPr>
-        <w:pStyle w:val="Normal"/>
-        <w:rPr/>
-      </w:pPr>
-      <w:r>
-        <w:rPr>
-          <w:rFonts w:cs="Verdana" w:ascii="Verdana" w:hAnsi="Verdana"/>
-        </w:rPr>
-        <w:t>After that you can browse the remaining notes by ARROW-UP and ARROW-DOWN alone – or return by ESC.</w:t>
-      </w:r>
-    </w:p>
-    <w:p>
-      <w:pPr>
-        <w:pStyle w:val="Normal"/>
-        <w:rPr/>
-      </w:pPr>
-      <w:r>
-        <w:rPr>
-          <w:rFonts w:cs="Verdana" w:ascii="Verdana" w:hAnsi="Verdana"/>
-        </w:rPr>
-        <w:t>For each single tone is also shown the name of the related part.</w:t>
-      </w:r>
-    </w:p>
-    <w:p>
-      <w:pPr>
-        <w:pStyle w:val="Overskrift2"/>
-        <w:numPr>
-          <w:ilvl w:val="1"/>
-          <w:numId w:val="3"/>
-        </w:numPr>
-        <w:rPr/>
-      </w:pPr>
-      <w:bookmarkStart w:id="18" w:name="__RefHeading___Toc531086874"/>
-      <w:bookmarkEnd w:id="18"/>
-      <w:r>
-        <w:rPr/>
-        <w:t>Single notes for a selected part</w:t>
-      </w:r>
-    </w:p>
-    <w:p>
-      <w:pPr>
-        <w:pStyle w:val="Normal"/>
-        <w:rPr/>
-      </w:pPr>
-      <w:r>
-        <w:rPr/>
-      </w:r>
-    </w:p>
-    <w:p>
-      <w:pPr>
-        <w:pStyle w:val="Normal"/>
-        <w:rPr>
-          <w:rFonts w:ascii="Verdana" w:hAnsi="Verdana" w:cs="Verdana"/>
-        </w:rPr>
-      </w:pPr>
-      <w:r>
-        <w:rPr>
-          <w:rFonts w:cs="Verdana" w:ascii="Verdana" w:hAnsi="Verdana"/>
-        </w:rPr>
-        <w:t>If a selected part (for instance a piano part or an organ part) contains several notes you can browse these notes:</w:t>
-      </w:r>
-    </w:p>
-    <w:p>
-      <w:pPr>
-        <w:pStyle w:val="Normal"/>
-        <w:rPr>
-          <w:rFonts w:ascii="Verdana" w:hAnsi="Verdana" w:cs="Verdana"/>
-        </w:rPr>
-      </w:pPr>
-      <w:r>
-        <w:rPr>
-          <w:rFonts w:cs="Verdana" w:ascii="Verdana" w:hAnsi="Verdana"/>
-        </w:rPr>
-        <w:t>CONTROL + ARROW-DOWN splits the part into single notes, starting with the note with the highest pitch.</w:t>
-      </w:r>
-    </w:p>
-    <w:p>
-      <w:pPr>
-        <w:pStyle w:val="Normal"/>
-        <w:rPr>
-          <w:rFonts w:ascii="Verdana" w:hAnsi="Verdana" w:cs="Verdana"/>
-        </w:rPr>
-      </w:pPr>
-      <w:r>
-        <w:rPr>
-          <w:rFonts w:cs="Verdana" w:ascii="Verdana" w:hAnsi="Verdana"/>
-        </w:rPr>
-        <w:t>CONTROL + ARROW-UP splits the part into single notes, starting with the lowest pitch.</w:t>
-      </w:r>
-    </w:p>
-    <w:p>
-      <w:pPr>
-        <w:pStyle w:val="Normal"/>
-        <w:rPr/>
-      </w:pPr>
-      <w:r>
-        <w:rPr>
-          <w:rFonts w:cs="Verdana" w:ascii="Verdana" w:hAnsi="Verdana"/>
-        </w:rPr>
-        <w:t>After that you can browse the remaining notes by ARROW-UP and ARROW-DOWN alone – or return by ESC.</w:t>
-      </w:r>
-    </w:p>
-    <w:p>
-      <w:pPr>
-        <w:pStyle w:val="Normal"/>
-        <w:rPr>
-          <w:rFonts w:ascii="Verdana" w:hAnsi="Verdana" w:cs="Verdana"/>
-        </w:rPr>
-      </w:pPr>
-      <w:r>
-        <w:rPr>
-          <w:rFonts w:cs="Verdana" w:ascii="Verdana" w:hAnsi="Verdana"/>
-        </w:rPr>
-      </w:r>
-    </w:p>
-    <w:p>
-      <w:pPr>
-        <w:pStyle w:val="Normal"/>
-        <w:rPr>
-          <w:rFonts w:ascii="Verdana" w:hAnsi="Verdana" w:cs="Verdana"/>
-        </w:rPr>
-      </w:pPr>
-      <w:r>
-        <w:rPr>
-          <w:rFonts w:cs="Verdana" w:ascii="Verdana" w:hAnsi="Verdana"/>
-        </w:rPr>
-      </w:r>
-    </w:p>
-    <w:p>
-      <w:pPr>
-        <w:pStyle w:val="Normal"/>
-        <w:rPr>
-          <w:rFonts w:ascii="Verdana" w:hAnsi="Verdana" w:cs="Verdana"/>
-        </w:rPr>
-      </w:pPr>
-      <w:r>
-        <w:rPr>
-          <w:rFonts w:cs="Verdana" w:ascii="Verdana" w:hAnsi="Verdana"/>
-        </w:rPr>
-      </w:r>
-    </w:p>
-    <w:p>
-      <w:pPr>
-        <w:pStyle w:val="Normal"/>
-        <w:rPr>
-          <w:rFonts w:ascii="Verdana" w:hAnsi="Verdana" w:cs="Verdana"/>
-        </w:rPr>
-      </w:pPr>
-      <w:r>
-        <w:rPr>
-          <w:rFonts w:cs="Verdana" w:ascii="Verdana" w:hAnsi="Verdana"/>
-        </w:rPr>
-      </w:r>
-    </w:p>
-    <w:p>
-      <w:pPr>
-        <w:pStyle w:val="Normal"/>
-        <w:rPr>
-          <w:rFonts w:ascii="Verdana" w:hAnsi="Verdana" w:cs="Verdana"/>
-        </w:rPr>
-      </w:pPr>
-      <w:r>
-        <w:rPr>
-          <w:rFonts w:cs="Verdana" w:ascii="Verdana" w:hAnsi="Verdana"/>
-        </w:rPr>
-      </w:r>
-    </w:p>
-    <w:p>
-      <w:pPr>
-        <w:pStyle w:val="Normal"/>
-        <w:rPr>
-          <w:rFonts w:ascii="Verdana" w:hAnsi="Verdana" w:cs="Verdana"/>
-        </w:rPr>
-      </w:pPr>
-      <w:r>
-        <w:rPr>
-          <w:rFonts w:cs="Verdana" w:ascii="Verdana" w:hAnsi="Verdana"/>
-        </w:rPr>
-      </w:r>
-    </w:p>
-    <w:p>
-      <w:pPr>
-        <w:pStyle w:val="Normal"/>
-        <w:rPr>
-          <w:rFonts w:ascii="Verdana" w:hAnsi="Verdana" w:cs="Verdana"/>
-        </w:rPr>
-      </w:pPr>
-      <w:r>
-        <w:rPr>
-          <w:rFonts w:cs="Verdana" w:ascii="Verdana" w:hAnsi="Verdana"/>
-        </w:rPr>
-      </w:r>
-    </w:p>
-    <w:p>
-      <w:pPr>
-        <w:pStyle w:val="Normal"/>
-        <w:rPr>
-          <w:rFonts w:ascii="Verdana" w:hAnsi="Verdana" w:cs="Verdana"/>
-        </w:rPr>
-      </w:pPr>
-      <w:r>
-        <w:rPr>
-          <w:rFonts w:cs="Verdana" w:ascii="Verdana" w:hAnsi="Verdana"/>
-        </w:rPr>
-      </w:r>
-    </w:p>
-    <w:p>
-      <w:pPr>
-        <w:pStyle w:val="Normal"/>
-        <w:rPr>
-          <w:rFonts w:ascii="Verdana" w:hAnsi="Verdana" w:cs="Verdana"/>
-        </w:rPr>
-      </w:pPr>
-      <w:r>
-        <w:rPr>
-          <w:rFonts w:cs="Verdana" w:ascii="Verdana" w:hAnsi="Verdana"/>
-        </w:rPr>
-      </w:r>
-    </w:p>
-    <w:p>
-      <w:pPr>
-        <w:pStyle w:val="Normal"/>
-        <w:rPr>
-          <w:rFonts w:ascii="Verdana" w:hAnsi="Verdana" w:cs="Verdana"/>
-        </w:rPr>
-      </w:pPr>
-      <w:r>
-        <w:rPr>
-          <w:rFonts w:cs="Verdana" w:ascii="Verdana" w:hAnsi="Verdana"/>
-        </w:rPr>
-      </w:r>
-    </w:p>
-    <w:p>
-      <w:pPr>
-        <w:pStyle w:val="Normal"/>
-        <w:rPr>
-          <w:rFonts w:ascii="Verdana" w:hAnsi="Verdana" w:cs="Verdana"/>
-        </w:rPr>
-      </w:pPr>
-      <w:r>
-        <w:rPr>
-          <w:rFonts w:cs="Verdana" w:ascii="Verdana" w:hAnsi="Verdana"/>
-        </w:rPr>
-      </w:r>
-    </w:p>
-    <w:p>
-      <w:pPr>
-        <w:pStyle w:val="Normal"/>
-        <w:rPr>
-          <w:rFonts w:ascii="Verdana" w:hAnsi="Verdana" w:cs="Verdana"/>
-        </w:rPr>
-      </w:pPr>
-      <w:r>
-        <w:rPr>
-          <w:rFonts w:cs="Verdana" w:ascii="Verdana" w:hAnsi="Verdana"/>
-        </w:rPr>
-      </w:r>
-    </w:p>
-    <w:p>
-      <w:pPr>
-        <w:pStyle w:val="Normal"/>
-        <w:rPr>
-          <w:rFonts w:ascii="Verdana" w:hAnsi="Verdana" w:cs="Verdana"/>
-        </w:rPr>
-      </w:pPr>
-      <w:r>
-        <w:rPr>
-          <w:rFonts w:cs="Verdana" w:ascii="Verdana" w:hAnsi="Verdana"/>
-        </w:rPr>
-      </w:r>
-    </w:p>
-    <w:p>
-      <w:pPr>
-        <w:pStyle w:val="Normal"/>
-        <w:rPr>
-          <w:rFonts w:ascii="Verdana" w:hAnsi="Verdana" w:cs="Verdana"/>
-        </w:rPr>
-      </w:pPr>
-      <w:r>
-        <w:rPr>
-          <w:rFonts w:cs="Verdana" w:ascii="Verdana" w:hAnsi="Verdana"/>
-        </w:rPr>
-      </w:r>
-    </w:p>
-    <w:p>
-      <w:pPr>
-        <w:pStyle w:val="Normal"/>
-        <w:rPr>
-          <w:rFonts w:ascii="Verdana" w:hAnsi="Verdana" w:cs="Verdana"/>
-        </w:rPr>
-      </w:pPr>
-      <w:r>
-        <w:rPr>
-          <w:rFonts w:cs="Verdana" w:ascii="Verdana" w:hAnsi="Verdana"/>
-        </w:rPr>
       </w:r>
     </w:p>
     <w:p>
@@ -9831,13 +10708,29 @@
           <w:ilvl w:val="0"/>
           <w:numId w:val="3"/>
         </w:numPr>
-        <w:rPr/>
-      </w:pPr>
-      <w:bookmarkStart w:id="19" w:name="__RefHeading___Toc531086875"/>
-      <w:bookmarkEnd w:id="19"/>
-      <w:r>
-        <w:rPr/>
-        <w:t>Importing notes from the Internet</w:t>
+        <w:rPr>
+          <w:rFonts w:ascii="Verdana" w:hAnsi="Verdana"/>
+        </w:rPr>
+      </w:pPr>
+      <w:bookmarkStart w:id="20" w:name="__RefHeading___Toc531086875"/>
+      <w:bookmarkEnd w:id="20"/>
+      <w:r>
+        <w:rPr>
+          <w:rFonts w:ascii="Verdana" w:hAnsi="Verdana"/>
+        </w:rPr>
+        <w:t xml:space="preserve">Importing </w:t>
+      </w:r>
+      <w:r>
+        <w:rPr>
+          <w:rFonts w:ascii="Verdana" w:hAnsi="Verdana"/>
+        </w:rPr>
+        <w:t>scores</w:t>
+      </w:r>
+      <w:r>
+        <w:rPr>
+          <w:rFonts w:ascii="Verdana" w:hAnsi="Verdana"/>
+        </w:rPr>
+        <w:t xml:space="preserve"> from the Internet</w:t>
       </w:r>
     </w:p>
     <w:p>
@@ -10041,12 +10934,16 @@
           <w:ilvl w:val="0"/>
           <w:numId w:val="3"/>
         </w:numPr>
-        <w:rPr/>
-      </w:pPr>
-      <w:bookmarkStart w:id="20" w:name="__RefHeading___Toc531086876"/>
-      <w:bookmarkEnd w:id="20"/>
-      <w:r>
-        <w:rPr/>
+        <w:rPr>
+          <w:rFonts w:ascii="Verdana" w:hAnsi="Verdana"/>
+        </w:rPr>
+      </w:pPr>
+      <w:bookmarkStart w:id="21" w:name="__RefHeading___Toc531086876"/>
+      <w:bookmarkEnd w:id="21"/>
+      <w:r>
+        <w:rPr>
+          <w:rFonts w:ascii="Verdana" w:hAnsi="Verdana"/>
+        </w:rPr>
         <w:t>Export as Braille Music</w:t>
       </w:r>
     </w:p>
@@ -10180,13 +11077,30 @@
           <w:ilvl w:val="1"/>
           <w:numId w:val="2"/>
         </w:numPr>
-        <w:rPr/>
-      </w:pPr>
-      <w:bookmarkStart w:id="21" w:name="__RefHeading___Toc5151_3482840894"/>
-      <w:bookmarkEnd w:id="21"/>
-      <w:r>
-        <w:rPr/>
-        <w:t>Braille Music export Parameters</w:t>
+        <w:rPr>
+          <w:rFonts w:ascii="Verdana" w:hAnsi="Verdana"/>
+          <w:i w:val="false"/>
+          <w:i w:val="false"/>
+          <w:iCs w:val="false"/>
+        </w:rPr>
+      </w:pPr>
+      <w:bookmarkStart w:id="22" w:name="__RefHeading___Toc5151_3482840894"/>
+      <w:bookmarkEnd w:id="22"/>
+      <w:r>
+        <w:rPr>
+          <w:rFonts w:ascii="Verdana" w:hAnsi="Verdana"/>
+          <w:i w:val="false"/>
+          <w:iCs w:val="false"/>
+        </w:rPr>
+        <w:t xml:space="preserve">Braille Music export </w:t>
+      </w:r>
+      <w:r>
+        <w:rPr>
+          <w:rFonts w:ascii="Verdana" w:hAnsi="Verdana"/>
+          <w:i w:val="false"/>
+          <w:iCs w:val="false"/>
+        </w:rPr>
+        <w:t>concepts</w:t>
       </w:r>
     </w:p>
     <w:p>
@@ -10209,12 +11123,20 @@
           <w:ilvl w:val="2"/>
           <w:numId w:val="2"/>
         </w:numPr>
-        <w:rPr/>
-      </w:pPr>
-      <w:bookmarkStart w:id="22" w:name="__RefHeading___Toc5153_3482840894"/>
-      <w:bookmarkEnd w:id="22"/>
-      <w:r>
-        <w:rPr/>
+        <w:rPr>
+          <w:rFonts w:ascii="Verdana" w:hAnsi="Verdana"/>
+          <w:sz w:val="28"/>
+          <w:szCs w:val="28"/>
+        </w:rPr>
+      </w:pPr>
+      <w:bookmarkStart w:id="23" w:name="__RefHeading___Toc5153_3482840894"/>
+      <w:bookmarkEnd w:id="23"/>
+      <w:r>
+        <w:rPr>
+          <w:rFonts w:ascii="Verdana" w:hAnsi="Verdana"/>
+          <w:sz w:val="28"/>
+          <w:szCs w:val="28"/>
+        </w:rPr>
         <w:t>Layout</w:t>
       </w:r>
     </w:p>
@@ -10539,12 +11461,20 @@
           <w:ilvl w:val="2"/>
           <w:numId w:val="2"/>
         </w:numPr>
-        <w:rPr/>
-      </w:pPr>
-      <w:bookmarkStart w:id="23" w:name="__RefHeading___Toc5155_3482840894"/>
-      <w:bookmarkEnd w:id="23"/>
-      <w:r>
-        <w:rPr/>
+        <w:rPr>
+          <w:rFonts w:ascii="Verdana" w:hAnsi="Verdana"/>
+          <w:sz w:val="28"/>
+          <w:szCs w:val="28"/>
+        </w:rPr>
+      </w:pPr>
+      <w:bookmarkStart w:id="24" w:name="__RefHeading___Toc5155_3482840894"/>
+      <w:bookmarkEnd w:id="24"/>
+      <w:r>
+        <w:rPr>
+          <w:rFonts w:ascii="Verdana" w:hAnsi="Verdana"/>
+          <w:sz w:val="28"/>
+          <w:szCs w:val="28"/>
+        </w:rPr>
         <w:t>File format</w:t>
       </w:r>
     </w:p>
@@ -10609,12 +11539,20 @@
           <w:ilvl w:val="2"/>
           <w:numId w:val="2"/>
         </w:numPr>
-        <w:rPr/>
-      </w:pPr>
-      <w:bookmarkStart w:id="24" w:name="__RefHeading___Toc5157_3482840894"/>
-      <w:bookmarkEnd w:id="24"/>
-      <w:r>
-        <w:rPr/>
+        <w:rPr>
+          <w:rFonts w:ascii="Verdana" w:hAnsi="Verdana"/>
+          <w:sz w:val="28"/>
+          <w:szCs w:val="28"/>
+        </w:rPr>
+      </w:pPr>
+      <w:bookmarkStart w:id="25" w:name="__RefHeading___Toc5157_3482840894"/>
+      <w:bookmarkEnd w:id="25"/>
+      <w:r>
+        <w:rPr>
+          <w:rFonts w:ascii="Verdana" w:hAnsi="Verdana"/>
+          <w:sz w:val="28"/>
+          <w:szCs w:val="28"/>
+        </w:rPr>
         <w:t>Braille device type</w:t>
       </w:r>
     </w:p>
@@ -10637,12 +11575,20 @@
           <w:ilvl w:val="2"/>
           <w:numId w:val="2"/>
         </w:numPr>
-        <w:rPr/>
-      </w:pPr>
-      <w:bookmarkStart w:id="25" w:name="__RefHeading___Toc5159_3482840894"/>
-      <w:bookmarkEnd w:id="25"/>
-      <w:r>
-        <w:rPr/>
+        <w:rPr>
+          <w:rFonts w:ascii="Verdana" w:hAnsi="Verdana"/>
+          <w:sz w:val="28"/>
+          <w:szCs w:val="28"/>
+        </w:rPr>
+      </w:pPr>
+      <w:bookmarkStart w:id="26" w:name="__RefHeading___Toc5159_3482840894"/>
+      <w:bookmarkEnd w:id="26"/>
+      <w:r>
+        <w:rPr>
+          <w:rFonts w:ascii="Verdana" w:hAnsi="Verdana"/>
+          <w:sz w:val="28"/>
+          <w:szCs w:val="28"/>
+        </w:rPr>
         <w:t>Physical Dimensions</w:t>
       </w:r>
     </w:p>
@@ -10678,12 +11624,20 @@
           <w:ilvl w:val="1"/>
           <w:numId w:val="2"/>
         </w:numPr>
-        <w:rPr/>
-      </w:pPr>
-      <w:bookmarkStart w:id="26" w:name="__RefHeading___Toc5161_3482840894"/>
-      <w:bookmarkEnd w:id="26"/>
-      <w:r>
-        <w:rPr/>
+        <w:rPr>
+          <w:rFonts w:ascii="Verdana" w:hAnsi="Verdana"/>
+          <w:sz w:val="32"/>
+          <w:szCs w:val="32"/>
+        </w:rPr>
+      </w:pPr>
+      <w:bookmarkStart w:id="27" w:name="__RefHeading___Toc5161_3482840894"/>
+      <w:bookmarkEnd w:id="27"/>
+      <w:r>
+        <w:rPr>
+          <w:rFonts w:ascii="Verdana" w:hAnsi="Verdana"/>
+          <w:sz w:val="32"/>
+          <w:szCs w:val="32"/>
+        </w:rPr>
         <w:t>Profiles</w:t>
       </w:r>
     </w:p>
@@ -10737,14 +11691,14 @@
         </w:tblCellMar>
       </w:tblPr>
       <w:tblGrid>
-        <w:gridCol w:w="2609"/>
-        <w:gridCol w:w="6416"/>
+        <w:gridCol w:w="2608"/>
+        <w:gridCol w:w="6417"/>
       </w:tblGrid>
       <w:tr>
         <w:trPr/>
         <w:tc>
           <w:tcPr>
-            <w:tcW w:w="2609" w:type="dxa"/>
+            <w:tcW w:w="2608" w:type="dxa"/>
             <w:tcBorders>
               <w:top w:val="single" w:sz="4" w:space="0" w:color="000000"/>
               <w:left w:val="single" w:sz="4" w:space="0" w:color="000000"/>
@@ -10796,7 +11750,7 @@
         </w:tc>
         <w:tc>
           <w:tcPr>
-            <w:tcW w:w="6416" w:type="dxa"/>
+            <w:tcW w:w="6417" w:type="dxa"/>
             <w:tcBorders>
               <w:top w:val="single" w:sz="4" w:space="0" w:color="000000"/>
               <w:left w:val="single" w:sz="4" w:space="0" w:color="000000"/>
@@ -10852,7 +11806,7 @@
         <w:trPr/>
         <w:tc>
           <w:tcPr>
-            <w:tcW w:w="2609" w:type="dxa"/>
+            <w:tcW w:w="2608" w:type="dxa"/>
             <w:tcBorders>
               <w:left w:val="single" w:sz="4" w:space="0" w:color="000000"/>
               <w:bottom w:val="single" w:sz="4" w:space="0" w:color="000000"/>
@@ -10903,7 +11857,7 @@
         </w:tc>
         <w:tc>
           <w:tcPr>
-            <w:tcW w:w="6416" w:type="dxa"/>
+            <w:tcW w:w="6417" w:type="dxa"/>
             <w:tcBorders>
               <w:left w:val="single" w:sz="4" w:space="0" w:color="000000"/>
               <w:bottom w:val="single" w:sz="4" w:space="0" w:color="000000"/>
@@ -10958,7 +11912,7 @@
         <w:trPr/>
         <w:tc>
           <w:tcPr>
-            <w:tcW w:w="2609" w:type="dxa"/>
+            <w:tcW w:w="2608" w:type="dxa"/>
             <w:tcBorders>
               <w:left w:val="single" w:sz="4" w:space="0" w:color="000000"/>
               <w:bottom w:val="single" w:sz="4" w:space="0" w:color="000000"/>
@@ -11009,7 +11963,7 @@
         </w:tc>
         <w:tc>
           <w:tcPr>
-            <w:tcW w:w="6416" w:type="dxa"/>
+            <w:tcW w:w="6417" w:type="dxa"/>
             <w:tcBorders>
               <w:left w:val="single" w:sz="4" w:space="0" w:color="000000"/>
               <w:bottom w:val="single" w:sz="4" w:space="0" w:color="000000"/>
@@ -11139,42 +12093,21 @@
     <w:p>
       <w:pPr>
         <w:pStyle w:val="Overskrift2"/>
+        <w:widowControl/>
         <w:numPr>
-          <w:ilvl w:val="1"/>
-          <w:numId w:val="2"/>
+          <w:ilvl w:val="0"/>
+          <w:numId w:val="0"/>
         </w:numPr>
+        <w:spacing w:lineRule="auto" w:line="252"/>
+        <w:jc w:val="left"/>
+        <w:outlineLvl w:val="1"/>
         <w:rPr/>
       </w:pPr>
-      <w:bookmarkStart w:id="27" w:name="__RefHeading___Toc5163_3482840894"/>
-      <w:bookmarkEnd w:id="27"/>
       <w:r>
         <w:rPr/>
-        <w:t>IBOS MusicXmlReader layout</w:t>
-      </w:r>
-    </w:p>
-    <w:p>
-      <w:pPr>
-        <w:pStyle w:val="Normal"/>
-        <w:rPr>
-          <w:rFonts w:ascii="Verdana" w:hAnsi="Verdana" w:cs="Verdana"/>
-        </w:rPr>
-      </w:pPr>
-      <w:r>
-        <w:rPr>
-          <w:rFonts w:cs="Verdana" w:ascii="Verdana" w:hAnsi="Verdana"/>
-        </w:rPr>
-      </w:r>
-    </w:p>
-    <w:p>
-      <w:pPr>
-        <w:pStyle w:val="Normal"/>
-        <w:rPr/>
-      </w:pPr>
-      <w:r>
-        <w:rPr>
-          <w:rFonts w:cs="Verdana" w:ascii="Verdana" w:hAnsi="Verdana"/>
-        </w:rPr>
-        <w:t xml:space="preserve">As mentioned IBOS MusicXmlReader layout reflects the layout in the IBOS MusicXmlReader NoteList: One line of Music Braille is generated for each beat, containing notes from all parts. Each line in the Braille Music file thus represents a single point of time in the score, for instance the second beat of measure 17. Neither interval notation nor In-Accord notation is used, so this layout is only suited for rather simple scores, </w:t>
+      </w:r>
+      <w:r>
+        <w:br w:type="page"/>
       </w:r>
     </w:p>
     <w:p>
@@ -11184,12 +12117,79 @@
           <w:ilvl w:val="1"/>
           <w:numId w:val="2"/>
         </w:numPr>
+        <w:rPr>
+          <w:rFonts w:ascii="Verdana" w:hAnsi="Verdana"/>
+          <w:i w:val="false"/>
+          <w:i w:val="false"/>
+          <w:iCs w:val="false"/>
+          <w:sz w:val="32"/>
+          <w:szCs w:val="32"/>
+        </w:rPr>
+      </w:pPr>
+      <w:bookmarkStart w:id="28" w:name="__RefHeading___Toc5163_3482840894"/>
+      <w:bookmarkEnd w:id="28"/>
+      <w:r>
+        <w:rPr>
+          <w:rFonts w:ascii="Verdana" w:hAnsi="Verdana"/>
+          <w:i w:val="false"/>
+          <w:iCs w:val="false"/>
+          <w:sz w:val="32"/>
+          <w:szCs w:val="32"/>
+        </w:rPr>
+        <w:t>IBOS MusicXmlReader layout</w:t>
+      </w:r>
+    </w:p>
+    <w:p>
+      <w:pPr>
+        <w:pStyle w:val="Normal"/>
+        <w:rPr>
+          <w:rFonts w:ascii="Verdana" w:hAnsi="Verdana" w:cs="Verdana"/>
+        </w:rPr>
+      </w:pPr>
+      <w:r>
+        <w:rPr>
+          <w:rFonts w:cs="Verdana" w:ascii="Verdana" w:hAnsi="Verdana"/>
+        </w:rPr>
+      </w:r>
+    </w:p>
+    <w:p>
+      <w:pPr>
+        <w:pStyle w:val="Normal"/>
         <w:rPr/>
       </w:pPr>
-      <w:bookmarkStart w:id="28" w:name="__RefHeading___Toc5165_3482840894"/>
-      <w:bookmarkEnd w:id="28"/>
-      <w:r>
-        <w:rPr/>
+      <w:r>
+        <w:rPr>
+          <w:rFonts w:cs="Verdana" w:ascii="Verdana" w:hAnsi="Verdana"/>
+        </w:rPr>
+        <w:t xml:space="preserve">As mentioned IBOS MusicXmlReader layout reflects the layout in the IBOS MusicXmlReader NoteList: One line of Music Braille is generated for each beat, containing notes from all parts. Each line in the Braille Music file thus represents a single point of time in the score, for instance the second beat of measure 17. Neither interval notation nor In-Accord notation is used, so this layout is only suited for rather simple scores, </w:t>
+      </w:r>
+    </w:p>
+    <w:p>
+      <w:pPr>
+        <w:pStyle w:val="Overskrift2"/>
+        <w:numPr>
+          <w:ilvl w:val="1"/>
+          <w:numId w:val="2"/>
+        </w:numPr>
+        <w:rPr>
+          <w:rFonts w:ascii="Verdana" w:hAnsi="Verdana"/>
+          <w:i w:val="false"/>
+          <w:i w:val="false"/>
+          <w:iCs w:val="false"/>
+          <w:sz w:val="32"/>
+          <w:szCs w:val="32"/>
+        </w:rPr>
+      </w:pPr>
+      <w:bookmarkStart w:id="29" w:name="__RefHeading___Toc5165_3482840894"/>
+      <w:bookmarkEnd w:id="29"/>
+      <w:r>
+        <w:rPr>
+          <w:rFonts w:ascii="Verdana" w:hAnsi="Verdana"/>
+          <w:i w:val="false"/>
+          <w:iCs w:val="false"/>
+          <w:sz w:val="32"/>
+          <w:szCs w:val="32"/>
+        </w:rPr>
         <w:t>BANA 2015 Layout</w:t>
       </w:r>
     </w:p>
@@ -11330,19 +12330,6 @@
     <w:p>
       <w:pPr>
         <w:pStyle w:val="Normal"/>
-        <w:rPr>
-          <w:rFonts w:ascii="Verdana" w:hAnsi="Verdana" w:cs="Verdana"/>
-        </w:rPr>
-      </w:pPr>
-      <w:r>
-        <w:rPr>
-          <w:rFonts w:cs="Verdana" w:ascii="Verdana" w:hAnsi="Verdana"/>
-        </w:rPr>
-      </w:r>
-    </w:p>
-    <w:p>
-      <w:pPr>
-        <w:pStyle w:val="Normal"/>
         <w:rPr/>
       </w:pPr>
       <w:r>
@@ -11381,14 +12368,14 @@
         </w:rPr>
         <w:t xml:space="preserve">Files” → </w:t>
       </w:r>
-      <w:bookmarkStart w:id="29" w:name="__DdeLink__3456_3482840894"/>
+      <w:bookmarkStart w:id="30" w:name="__DdeLink__3456_3482840894"/>
       <w:r>
         <w:rPr>
           <w:rFonts w:cs="Verdana" w:ascii="Verdana" w:hAnsi="Verdana"/>
         </w:rPr>
         <w:t>“Print Music Braille file on embosser”</w:t>
       </w:r>
-      <w:bookmarkEnd w:id="29"/>
+      <w:bookmarkEnd w:id="30"/>
     </w:p>
     <w:p>
       <w:pPr>
@@ -11423,19 +12410,6 @@
     <w:p>
       <w:pPr>
         <w:pStyle w:val="Normal"/>
-        <w:rPr>
-          <w:rFonts w:ascii="Verdana" w:hAnsi="Verdana" w:cs="Verdana"/>
-        </w:rPr>
-      </w:pPr>
-      <w:r>
-        <w:rPr>
-          <w:rFonts w:cs="Verdana" w:ascii="Verdana" w:hAnsi="Verdana"/>
-        </w:rPr>
-      </w:r>
-    </w:p>
-    <w:p>
-      <w:pPr>
-        <w:pStyle w:val="Normal"/>
         <w:rPr/>
       </w:pPr>
       <w:r>
@@ -11448,28 +12422,13 @@
     <w:p>
       <w:pPr>
         <w:pStyle w:val="Normal"/>
-        <w:rPr>
-          <w:rFonts w:ascii="Verdana" w:hAnsi="Verdana" w:cs="Verdana"/>
-        </w:rPr>
+        <w:rPr/>
       </w:pPr>
       <w:r>
         <w:rPr>
           <w:rFonts w:cs="Verdana" w:ascii="Verdana" w:hAnsi="Verdana"/>
         </w:rPr>
         <w:t>As default the Braille Music file will be saved alongside with the MusicXml file, but it will often be convenient to save the file directly on a USB memory stick which can be moved to an notetaker or be used by a program capable of printing a Braille Music file on a Braille embosser.</w:t>
-      </w:r>
-    </w:p>
-    <w:p>
-      <w:pPr>
-        <w:pStyle w:val="Normal"/>
-        <w:rPr>
-          <w:rFonts w:ascii="Verdana" w:hAnsi="Verdana" w:cs="Verdana"/>
-        </w:rPr>
-      </w:pPr>
-      <w:r>
-        <w:rPr>
-          <w:rFonts w:cs="Verdana" w:ascii="Verdana" w:hAnsi="Verdana"/>
-        </w:rPr>
       </w:r>
     </w:p>
     <w:p>
@@ -11495,12 +12454,21 @@
           <w:ilvl w:val="1"/>
           <w:numId w:val="2"/>
         </w:numPr>
-        <w:rPr/>
-      </w:pPr>
-      <w:bookmarkStart w:id="30" w:name="__RefHeading___Toc5167_3482840894"/>
-      <w:bookmarkEnd w:id="30"/>
-      <w:r>
-        <w:rPr/>
+        <w:rPr>
+          <w:rFonts w:ascii="Verdana" w:hAnsi="Verdana"/>
+          <w:i w:val="false"/>
+          <w:i w:val="false"/>
+          <w:iCs w:val="false"/>
+        </w:rPr>
+      </w:pPr>
+      <w:bookmarkStart w:id="31" w:name="__RefHeading___Toc5167_3482840894"/>
+      <w:bookmarkEnd w:id="31"/>
+      <w:r>
+        <w:rPr>
+          <w:rFonts w:ascii="Verdana" w:hAnsi="Verdana"/>
+          <w:i w:val="false"/>
+          <w:iCs w:val="false"/>
+        </w:rPr>
         <w:t>Printing Braille Music files on an embosser</w:t>
       </w:r>
     </w:p>
@@ -11542,14 +12510,14 @@
         </w:tblCellMar>
       </w:tblPr>
       <w:tblGrid>
-        <w:gridCol w:w="1754"/>
-        <w:gridCol w:w="7271"/>
+        <w:gridCol w:w="1753"/>
+        <w:gridCol w:w="7272"/>
       </w:tblGrid>
       <w:tr>
         <w:trPr/>
         <w:tc>
           <w:tcPr>
-            <w:tcW w:w="1754" w:type="dxa"/>
+            <w:tcW w:w="1753" w:type="dxa"/>
             <w:tcBorders>
               <w:top w:val="single" w:sz="4" w:space="0" w:color="000000"/>
               <w:left w:val="single" w:sz="4" w:space="0" w:color="000000"/>
@@ -11601,7 +12569,7 @@
         </w:tc>
         <w:tc>
           <w:tcPr>
-            <w:tcW w:w="7271" w:type="dxa"/>
+            <w:tcW w:w="7272" w:type="dxa"/>
             <w:tcBorders>
               <w:top w:val="single" w:sz="4" w:space="0" w:color="000000"/>
               <w:left w:val="single" w:sz="4" w:space="0" w:color="000000"/>
@@ -11739,7 +12707,7 @@
         <w:trPr/>
         <w:tc>
           <w:tcPr>
-            <w:tcW w:w="1754" w:type="dxa"/>
+            <w:tcW w:w="1753" w:type="dxa"/>
             <w:tcBorders>
               <w:left w:val="single" w:sz="4" w:space="0" w:color="000000"/>
               <w:bottom w:val="single" w:sz="4" w:space="0" w:color="000000"/>
@@ -11790,7 +12758,7 @@
         </w:tc>
         <w:tc>
           <w:tcPr>
-            <w:tcW w:w="7271" w:type="dxa"/>
+            <w:tcW w:w="7272" w:type="dxa"/>
             <w:tcBorders>
               <w:left w:val="single" w:sz="4" w:space="0" w:color="000000"/>
               <w:bottom w:val="single" w:sz="4" w:space="0" w:color="000000"/>
@@ -11985,13 +12953,77 @@
           <w:ilvl w:val="1"/>
           <w:numId w:val="2"/>
         </w:numPr>
+        <w:rPr>
+          <w:rFonts w:ascii="Verdana" w:hAnsi="Verdana"/>
+          <w:i w:val="false"/>
+          <w:i w:val="false"/>
+          <w:iCs w:val="false"/>
+        </w:rPr>
+      </w:pPr>
+      <w:bookmarkStart w:id="32" w:name="__RefHeading___Toc5169_3482840894"/>
+      <w:bookmarkEnd w:id="32"/>
+      <w:r>
+        <w:rPr>
+          <w:rFonts w:ascii="Verdana" w:hAnsi="Verdana"/>
+          <w:i w:val="false"/>
+          <w:iCs w:val="false"/>
+        </w:rPr>
+        <w:t>Copying of Music Braille files to notetaker device</w:t>
+      </w:r>
+    </w:p>
+    <w:p>
+      <w:pPr>
+        <w:pStyle w:val="Normal"/>
+        <w:rPr>
+          <w:rFonts w:ascii="Verdana" w:hAnsi="Verdana" w:cs="Verdana"/>
+        </w:rPr>
+      </w:pPr>
+      <w:r>
+        <w:rPr>
+          <w:rFonts w:cs="Verdana" w:ascii="Verdana" w:hAnsi="Verdana"/>
+        </w:rPr>
+      </w:r>
+    </w:p>
+    <w:p>
+      <w:pPr>
+        <w:pStyle w:val="Normal"/>
         <w:rPr/>
       </w:pPr>
-      <w:bookmarkStart w:id="31" w:name="__RefHeading___Toc5169_3482840894"/>
-      <w:bookmarkEnd w:id="31"/>
-      <w:r>
+      <w:r>
+        <w:rPr>
+          <w:rFonts w:cs="Verdana" w:ascii="Verdana" w:hAnsi="Verdana"/>
+        </w:rPr>
+        <w:t>This is done from</w:t>
+      </w:r>
+    </w:p>
+    <w:p>
+      <w:pPr>
+        <w:pStyle w:val="Normal"/>
         <w:rPr/>
-        <w:t>Copying of Music Braille files to notetaker device</w:t>
+      </w:pPr>
+      <w:r>
+        <w:rPr>
+          <w:rFonts w:cs="Verdana" w:ascii="Verdana" w:hAnsi="Verdana"/>
+        </w:rPr>
+        <w:t>“</w:t>
+      </w:r>
+      <w:r>
+        <w:rPr>
+          <w:rFonts w:cs="Verdana" w:ascii="Verdana" w:hAnsi="Verdana"/>
+        </w:rPr>
+        <w:t xml:space="preserve">Files” → “Copy Braille Music file to Braille Device using Windows Explorer” </w:t>
+      </w:r>
+    </w:p>
+    <w:p>
+      <w:pPr>
+        <w:pStyle w:val="Normal"/>
+        <w:rPr/>
+      </w:pPr>
+      <w:r>
+        <w:rPr>
+          <w:rFonts w:cs="Verdana" w:ascii="Verdana" w:hAnsi="Verdana"/>
+        </w:rPr>
+        <w:t>Windows Explorer will open in the path where the most recently generated Music Braille files were placed. The user can then specify the further actions.</w:t>
       </w:r>
     </w:p>
     <w:p>
@@ -12006,76 +13038,8 @@
           <w:rFonts w:cs="Verdana" w:ascii="Verdana" w:hAnsi="Verdana"/>
         </w:rPr>
       </w:r>
-    </w:p>
-    <w:p>
-      <w:pPr>
-        <w:pStyle w:val="Normal"/>
-        <w:rPr/>
-      </w:pPr>
-      <w:r>
-        <w:rPr>
-          <w:rFonts w:cs="Verdana" w:ascii="Verdana" w:hAnsi="Verdana"/>
-        </w:rPr>
-        <w:t>This is done from</w:t>
-      </w:r>
-    </w:p>
-    <w:p>
-      <w:pPr>
-        <w:pStyle w:val="Normal"/>
-        <w:rPr/>
-      </w:pPr>
-      <w:r>
-        <w:rPr>
-          <w:rFonts w:cs="Verdana" w:ascii="Verdana" w:hAnsi="Verdana"/>
-        </w:rPr>
-        <w:t>“</w:t>
-      </w:r>
-      <w:r>
-        <w:rPr>
-          <w:rFonts w:cs="Verdana" w:ascii="Verdana" w:hAnsi="Verdana"/>
-        </w:rPr>
-        <w:t xml:space="preserve">Files” → “Copy Braille Music file to Braille Device using Windows Explorer” </w:t>
-      </w:r>
-    </w:p>
-    <w:p>
-      <w:pPr>
-        <w:pStyle w:val="Normal"/>
-        <w:rPr/>
-      </w:pPr>
-      <w:r>
-        <w:rPr>
-          <w:rFonts w:cs="Verdana" w:ascii="Verdana" w:hAnsi="Verdana"/>
-        </w:rPr>
-        <w:t>Windows Explorer will open in the path where the most recently generated Music Braille files were placed. The user can then specify the further actions.</w:t>
-      </w:r>
-    </w:p>
-    <w:p>
-      <w:pPr>
-        <w:pStyle w:val="Normal"/>
-        <w:rPr>
-          <w:rFonts w:ascii="Verdana" w:hAnsi="Verdana" w:cs="Verdana"/>
-        </w:rPr>
-      </w:pPr>
-      <w:r>
-        <w:rPr>
-          <w:rFonts w:cs="Verdana" w:ascii="Verdana" w:hAnsi="Verdana"/>
-        </w:rPr>
-      </w:r>
       <w:r>
         <w:br w:type="page"/>
-      </w:r>
-    </w:p>
-    <w:p>
-      <w:pPr>
-        <w:pStyle w:val="Normal"/>
-        <w:rPr>
-          <w:rFonts w:ascii="Verdana" w:hAnsi="Verdana" w:cs="Verdana"/>
-        </w:rPr>
-      </w:pPr>
-      <w:r>
-        <w:rPr>
-          <w:rFonts w:cs="Verdana" w:ascii="Verdana" w:hAnsi="Verdana"/>
-        </w:rPr>
       </w:r>
     </w:p>
     <w:p>
@@ -12098,13 +13062,28 @@
           <w:ilvl w:val="0"/>
           <w:numId w:val="3"/>
         </w:numPr>
+        <w:rPr>
+          <w:rFonts w:ascii="Verdana" w:hAnsi="Verdana"/>
+        </w:rPr>
+      </w:pPr>
+      <w:bookmarkStart w:id="33" w:name="__RefHeading___Toc531086877"/>
+      <w:bookmarkEnd w:id="33"/>
+      <w:r>
+        <w:rPr>
+          <w:rFonts w:ascii="Verdana" w:hAnsi="Verdana"/>
+        </w:rPr>
+        <w:t>Keyboard shortcuts</w:t>
+      </w:r>
+    </w:p>
+    <w:p>
+      <w:pPr>
+        <w:pStyle w:val="Normal"/>
+        <w:rPr>
+          <w:rFonts w:ascii="Verdana" w:hAnsi="Verdana"/>
+        </w:rPr>
+      </w:pPr>
+      <w:r>
         <w:rPr/>
-      </w:pPr>
-      <w:bookmarkStart w:id="32" w:name="__RefHeading___Toc531086877"/>
-      <w:bookmarkEnd w:id="32"/>
-      <w:r>
-        <w:rPr/>
-        <w:t>Keyboard shortcuts</w:t>
       </w:r>
     </w:p>
     <w:p>
@@ -12135,7 +13114,7 @@
     </w:p>
     <w:tbl>
       <w:tblPr>
-        <w:tblW w:w="9645" w:type="dxa"/>
+        <w:tblW w:w="9015" w:type="dxa"/>
         <w:jc w:val="left"/>
         <w:tblInd w:w="0" w:type="dxa"/>
         <w:tblCellMar>
@@ -12147,7 +13126,7 @@
       </w:tblPr>
       <w:tblGrid>
         <w:gridCol w:w="3284"/>
-        <w:gridCol w:w="6360"/>
+        <w:gridCol w:w="5731"/>
       </w:tblGrid>
       <w:tr>
         <w:trPr/>
@@ -12178,7 +13157,7 @@
         </w:tc>
         <w:tc>
           <w:tcPr>
-            <w:tcW w:w="6360" w:type="dxa"/>
+            <w:tcW w:w="5731" w:type="dxa"/>
             <w:tcBorders/>
             <w:shd w:fill="auto" w:val="clear"/>
           </w:tcPr>
@@ -12225,7 +13204,7 @@
         </w:tc>
         <w:tc>
           <w:tcPr>
-            <w:tcW w:w="6360" w:type="dxa"/>
+            <w:tcW w:w="5731" w:type="dxa"/>
             <w:tcBorders/>
             <w:shd w:fill="auto" w:val="clear"/>
           </w:tcPr>
@@ -12270,7 +13249,7 @@
         </w:tc>
         <w:tc>
           <w:tcPr>
-            <w:tcW w:w="6360" w:type="dxa"/>
+            <w:tcW w:w="5731" w:type="dxa"/>
             <w:tcBorders/>
             <w:shd w:fill="auto" w:val="clear"/>
           </w:tcPr>
@@ -12315,7 +13294,7 @@
         </w:tc>
         <w:tc>
           <w:tcPr>
-            <w:tcW w:w="6360" w:type="dxa"/>
+            <w:tcW w:w="5731" w:type="dxa"/>
             <w:tcBorders/>
             <w:shd w:fill="auto" w:val="clear"/>
           </w:tcPr>
@@ -12365,7 +13344,7 @@
         </w:tc>
         <w:tc>
           <w:tcPr>
-            <w:tcW w:w="6360" w:type="dxa"/>
+            <w:tcW w:w="5731" w:type="dxa"/>
             <w:tcBorders/>
             <w:shd w:fill="auto" w:val="clear"/>
           </w:tcPr>
@@ -12428,7 +13407,7 @@
         </w:tc>
         <w:tc>
           <w:tcPr>
-            <w:tcW w:w="6360" w:type="dxa"/>
+            <w:tcW w:w="5731" w:type="dxa"/>
             <w:tcBorders/>
             <w:shd w:fill="auto" w:val="clear"/>
           </w:tcPr>
@@ -12479,7 +13458,7 @@
         </w:tc>
         <w:tc>
           <w:tcPr>
-            <w:tcW w:w="6360" w:type="dxa"/>
+            <w:tcW w:w="5731" w:type="dxa"/>
             <w:tcBorders/>
             <w:shd w:fill="auto" w:val="clear"/>
           </w:tcPr>
@@ -12530,7 +13509,7 @@
         </w:tc>
         <w:tc>
           <w:tcPr>
-            <w:tcW w:w="6360" w:type="dxa"/>
+            <w:tcW w:w="5731" w:type="dxa"/>
             <w:tcBorders/>
             <w:shd w:fill="auto" w:val="clear"/>
           </w:tcPr>
@@ -12582,7 +13561,7 @@
         </w:tc>
         <w:tc>
           <w:tcPr>
-            <w:tcW w:w="6360" w:type="dxa"/>
+            <w:tcW w:w="5731" w:type="dxa"/>
             <w:tcBorders/>
             <w:shd w:fill="auto" w:val="clear"/>
           </w:tcPr>
@@ -12626,7 +13605,7 @@
         </w:tc>
         <w:tc>
           <w:tcPr>
-            <w:tcW w:w="6360" w:type="dxa"/>
+            <w:tcW w:w="5731" w:type="dxa"/>
             <w:tcBorders/>
             <w:shd w:fill="auto" w:val="clear"/>
           </w:tcPr>
@@ -12674,7 +13653,7 @@
         </w:tc>
         <w:tc>
           <w:tcPr>
-            <w:tcW w:w="6360" w:type="dxa"/>
+            <w:tcW w:w="5731" w:type="dxa"/>
             <w:tcBorders/>
             <w:shd w:fill="auto" w:val="clear"/>
           </w:tcPr>
@@ -12707,22 +13686,6 @@
           <w:rFonts w:cs="Verdana" w:ascii="Verdana" w:hAnsi="Verdana"/>
         </w:rPr>
       </w:r>
-      <w:r>
-        <w:br w:type="page"/>
-      </w:r>
-    </w:p>
-    <w:p>
-      <w:pPr>
-        <w:pStyle w:val="Normal"/>
-        <w:rPr>
-          <w:rFonts w:ascii="Verdana" w:hAnsi="Verdana" w:cs="Verdana"/>
-        </w:rPr>
-      </w:pPr>
-      <w:r>
-        <w:rPr>
-          <w:rFonts w:cs="Verdana" w:ascii="Verdana" w:hAnsi="Verdana"/>
-        </w:rPr>
-      </w:r>
     </w:p>
     <w:p>
       <w:pPr>
@@ -12742,9 +13705,9 @@
     </w:p>
     <w:tbl>
       <w:tblPr>
-        <w:tblW w:w="9252" w:type="dxa"/>
+        <w:tblW w:w="8955" w:type="dxa"/>
         <w:jc w:val="left"/>
-        <w:tblInd w:w="-113" w:type="dxa"/>
+        <w:tblInd w:w="15" w:type="dxa"/>
         <w:tblCellMar>
           <w:top w:w="0" w:type="dxa"/>
           <w:left w:w="108" w:type="dxa"/>
@@ -12753,14 +13716,14 @@
         </w:tblCellMar>
       </w:tblPr>
       <w:tblGrid>
-        <w:gridCol w:w="3227"/>
-        <w:gridCol w:w="6024"/>
+        <w:gridCol w:w="3090"/>
+        <w:gridCol w:w="5865"/>
       </w:tblGrid>
       <w:tr>
         <w:trPr/>
         <w:tc>
           <w:tcPr>
-            <w:tcW w:w="3227" w:type="dxa"/>
+            <w:tcW w:w="3090" w:type="dxa"/>
             <w:tcBorders>
               <w:top w:val="single" w:sz="4" w:space="0" w:color="000000"/>
               <w:left w:val="single" w:sz="4" w:space="0" w:color="000000"/>
@@ -12791,7 +13754,7 @@
         </w:tc>
         <w:tc>
           <w:tcPr>
-            <w:tcW w:w="6024" w:type="dxa"/>
+            <w:tcW w:w="5865" w:type="dxa"/>
             <w:tcBorders>
               <w:top w:val="single" w:sz="4" w:space="0" w:color="000000"/>
               <w:left w:val="single" w:sz="4" w:space="0" w:color="000000"/>
@@ -12826,7 +13789,7 @@
         <w:trPr/>
         <w:tc>
           <w:tcPr>
-            <w:tcW w:w="3227" w:type="dxa"/>
+            <w:tcW w:w="3090" w:type="dxa"/>
             <w:tcBorders>
               <w:top w:val="single" w:sz="4" w:space="0" w:color="000000"/>
               <w:left w:val="single" w:sz="4" w:space="0" w:color="000000"/>
@@ -12852,7 +13815,7 @@
         </w:tc>
         <w:tc>
           <w:tcPr>
-            <w:tcW w:w="6024" w:type="dxa"/>
+            <w:tcW w:w="5865" w:type="dxa"/>
             <w:tcBorders>
               <w:top w:val="single" w:sz="4" w:space="0" w:color="000000"/>
               <w:left w:val="single" w:sz="4" w:space="0" w:color="000000"/>
@@ -12879,7 +13842,7 @@
         <w:trPr/>
         <w:tc>
           <w:tcPr>
-            <w:tcW w:w="3227" w:type="dxa"/>
+            <w:tcW w:w="3090" w:type="dxa"/>
             <w:tcBorders>
               <w:top w:val="single" w:sz="4" w:space="0" w:color="000000"/>
               <w:left w:val="single" w:sz="4" w:space="0" w:color="000000"/>
@@ -12905,7 +13868,7 @@
         </w:tc>
         <w:tc>
           <w:tcPr>
-            <w:tcW w:w="6024" w:type="dxa"/>
+            <w:tcW w:w="5865" w:type="dxa"/>
             <w:tcBorders>
               <w:top w:val="single" w:sz="4" w:space="0" w:color="000000"/>
               <w:left w:val="single" w:sz="4" w:space="0" w:color="000000"/>
@@ -12934,7 +13897,7 @@
         <w:trPr/>
         <w:tc>
           <w:tcPr>
-            <w:tcW w:w="3227" w:type="dxa"/>
+            <w:tcW w:w="3090" w:type="dxa"/>
             <w:tcBorders>
               <w:top w:val="single" w:sz="4" w:space="0" w:color="000000"/>
               <w:left w:val="single" w:sz="4" w:space="0" w:color="000000"/>
@@ -12960,7 +13923,7 @@
         </w:tc>
         <w:tc>
           <w:tcPr>
-            <w:tcW w:w="6024" w:type="dxa"/>
+            <w:tcW w:w="5865" w:type="dxa"/>
             <w:tcBorders>
               <w:top w:val="single" w:sz="4" w:space="0" w:color="000000"/>
               <w:left w:val="single" w:sz="4" w:space="0" w:color="000000"/>
@@ -13051,7 +14014,7 @@
         <w:trPr/>
         <w:tc>
           <w:tcPr>
-            <w:tcW w:w="3227" w:type="dxa"/>
+            <w:tcW w:w="3090" w:type="dxa"/>
             <w:tcBorders>
               <w:top w:val="single" w:sz="4" w:space="0" w:color="000000"/>
               <w:left w:val="single" w:sz="4" w:space="0" w:color="000000"/>
@@ -13079,7 +14042,7 @@
         </w:tc>
         <w:tc>
           <w:tcPr>
-            <w:tcW w:w="6024" w:type="dxa"/>
+            <w:tcW w:w="5865" w:type="dxa"/>
             <w:tcBorders>
               <w:top w:val="single" w:sz="4" w:space="0" w:color="000000"/>
               <w:left w:val="single" w:sz="4" w:space="0" w:color="000000"/>
@@ -13135,10 +14098,18 @@
     <w:p>
       <w:pPr>
         <w:pStyle w:val="Normal"/>
-        <w:rPr/>
-      </w:pPr>
-      <w:r>
-        <w:rPr/>
+        <w:rPr>
+          <w:rFonts w:ascii="Verdana" w:hAnsi="Verdana"/>
+          <w:sz w:val="22"/>
+          <w:szCs w:val="22"/>
+        </w:rPr>
+      </w:pPr>
+      <w:r>
+        <w:rPr>
+          <w:rFonts w:ascii="Verdana" w:hAnsi="Verdana"/>
+          <w:sz w:val="22"/>
+          <w:szCs w:val="22"/>
+        </w:rPr>
         <w:t>The following special keyboard shortcuts and commands can be used in connection with the Note Score:</w:t>
       </w:r>
     </w:p>
@@ -14385,6 +15356,20 @@
     <w:p>
       <w:pPr>
         <w:pStyle w:val="Normal"/>
+        <w:rPr>
+          <w:rFonts w:ascii="Verdana" w:hAnsi="Verdana" w:cs="Verdana"/>
+        </w:rPr>
+      </w:pPr>
+      <w:r>
+        <w:rPr/>
+      </w:r>
+      <w:r>
+        <w:br w:type="page"/>
+      </w:r>
+    </w:p>
+    <w:p>
+      <w:pPr>
+        <w:pStyle w:val="Normal"/>
         <w:rPr/>
       </w:pPr>
       <w:r>
@@ -14400,7 +15385,7 @@
     </w:p>
     <w:tbl>
       <w:tblPr>
-        <w:tblW w:w="9645" w:type="dxa"/>
+        <w:tblW w:w="8955" w:type="dxa"/>
         <w:jc w:val="left"/>
         <w:tblInd w:w="0" w:type="dxa"/>
         <w:tblCellMar>
@@ -14411,14 +15396,14 @@
         </w:tblCellMar>
       </w:tblPr>
       <w:tblGrid>
-        <w:gridCol w:w="2158"/>
-        <w:gridCol w:w="7486"/>
+        <w:gridCol w:w="2157"/>
+        <w:gridCol w:w="6798"/>
       </w:tblGrid>
       <w:tr>
         <w:trPr/>
         <w:tc>
           <w:tcPr>
-            <w:tcW w:w="2158" w:type="dxa"/>
+            <w:tcW w:w="2157" w:type="dxa"/>
             <w:tcBorders/>
             <w:shd w:fill="auto" w:val="clear"/>
           </w:tcPr>
@@ -14443,7 +15428,7 @@
         </w:tc>
         <w:tc>
           <w:tcPr>
-            <w:tcW w:w="7486" w:type="dxa"/>
+            <w:tcW w:w="6798" w:type="dxa"/>
             <w:tcBorders/>
             <w:shd w:fill="auto" w:val="clear"/>
           </w:tcPr>
@@ -14469,7 +15454,7 @@
         <w:trPr/>
         <w:tc>
           <w:tcPr>
-            <w:tcW w:w="2158" w:type="dxa"/>
+            <w:tcW w:w="2157" w:type="dxa"/>
             <w:tcBorders/>
             <w:shd w:fill="auto" w:val="clear"/>
           </w:tcPr>
@@ -14490,7 +15475,7 @@
         </w:tc>
         <w:tc>
           <w:tcPr>
-            <w:tcW w:w="7486" w:type="dxa"/>
+            <w:tcW w:w="6798" w:type="dxa"/>
             <w:tcBorders/>
             <w:shd w:fill="auto" w:val="clear"/>
           </w:tcPr>
@@ -14514,7 +15499,7 @@
         <w:trPr/>
         <w:tc>
           <w:tcPr>
-            <w:tcW w:w="2158" w:type="dxa"/>
+            <w:tcW w:w="2157" w:type="dxa"/>
             <w:tcBorders/>
             <w:shd w:fill="auto" w:val="clear"/>
           </w:tcPr>
@@ -14537,7 +15522,7 @@
         </w:tc>
         <w:tc>
           <w:tcPr>
-            <w:tcW w:w="7486" w:type="dxa"/>
+            <w:tcW w:w="6798" w:type="dxa"/>
             <w:tcBorders/>
             <w:shd w:fill="auto" w:val="clear"/>
           </w:tcPr>
@@ -14561,7 +15546,7 @@
         <w:trPr/>
         <w:tc>
           <w:tcPr>
-            <w:tcW w:w="2158" w:type="dxa"/>
+            <w:tcW w:w="2157" w:type="dxa"/>
             <w:tcBorders/>
             <w:shd w:fill="auto" w:val="clear"/>
           </w:tcPr>
@@ -14584,7 +15569,7 @@
         </w:tc>
         <w:tc>
           <w:tcPr>
-            <w:tcW w:w="7486" w:type="dxa"/>
+            <w:tcW w:w="6798" w:type="dxa"/>
             <w:tcBorders/>
             <w:shd w:fill="auto" w:val="clear"/>
           </w:tcPr>
@@ -14609,7 +15594,7 @@
         <w:trPr/>
         <w:tc>
           <w:tcPr>
-            <w:tcW w:w="2158" w:type="dxa"/>
+            <w:tcW w:w="2157" w:type="dxa"/>
             <w:tcBorders/>
             <w:shd w:fill="auto" w:val="clear"/>
           </w:tcPr>
@@ -14632,7 +15617,7 @@
         </w:tc>
         <w:tc>
           <w:tcPr>
-            <w:tcW w:w="7486" w:type="dxa"/>
+            <w:tcW w:w="6798" w:type="dxa"/>
             <w:tcBorders/>
             <w:shd w:fill="auto" w:val="clear"/>
           </w:tcPr>
@@ -14656,7 +15641,7 @@
         <w:trPr/>
         <w:tc>
           <w:tcPr>
-            <w:tcW w:w="2158" w:type="dxa"/>
+            <w:tcW w:w="2157" w:type="dxa"/>
             <w:tcBorders/>
             <w:shd w:fill="auto" w:val="clear"/>
           </w:tcPr>
@@ -14679,7 +15664,7 @@
         </w:tc>
         <w:tc>
           <w:tcPr>
-            <w:tcW w:w="7486" w:type="dxa"/>
+            <w:tcW w:w="6798" w:type="dxa"/>
             <w:tcBorders/>
             <w:shd w:fill="auto" w:val="clear"/>
           </w:tcPr>
@@ -14701,7 +15686,7 @@
         <w:trPr/>
         <w:tc>
           <w:tcPr>
-            <w:tcW w:w="2158" w:type="dxa"/>
+            <w:tcW w:w="2157" w:type="dxa"/>
             <w:tcBorders/>
             <w:shd w:fill="auto" w:val="clear"/>
           </w:tcPr>
@@ -14722,7 +15707,7 @@
         </w:tc>
         <w:tc>
           <w:tcPr>
-            <w:tcW w:w="7486" w:type="dxa"/>
+            <w:tcW w:w="6798" w:type="dxa"/>
             <w:tcBorders/>
             <w:shd w:fill="auto" w:val="clear"/>
           </w:tcPr>
@@ -14748,7 +15733,7 @@
         <w:trPr/>
         <w:tc>
           <w:tcPr>
-            <w:tcW w:w="2158" w:type="dxa"/>
+            <w:tcW w:w="2157" w:type="dxa"/>
             <w:tcBorders/>
             <w:shd w:fill="auto" w:val="clear"/>
           </w:tcPr>
@@ -14769,7 +15754,7 @@
         </w:tc>
         <w:tc>
           <w:tcPr>
-            <w:tcW w:w="7486" w:type="dxa"/>
+            <w:tcW w:w="6798" w:type="dxa"/>
             <w:tcBorders/>
             <w:shd w:fill="auto" w:val="clear"/>
           </w:tcPr>
@@ -14811,7 +15796,7 @@
         <w:trPr/>
         <w:tc>
           <w:tcPr>
-            <w:tcW w:w="2158" w:type="dxa"/>
+            <w:tcW w:w="2157" w:type="dxa"/>
             <w:tcBorders/>
             <w:shd w:fill="auto" w:val="clear"/>
           </w:tcPr>
@@ -14834,7 +15819,7 @@
         </w:tc>
         <w:tc>
           <w:tcPr>
-            <w:tcW w:w="7486" w:type="dxa"/>
+            <w:tcW w:w="6798" w:type="dxa"/>
             <w:tcBorders/>
             <w:shd w:fill="auto" w:val="clear"/>
           </w:tcPr>
@@ -14858,7 +15843,7 @@
         <w:trPr/>
         <w:tc>
           <w:tcPr>
-            <w:tcW w:w="2158" w:type="dxa"/>
+            <w:tcW w:w="2157" w:type="dxa"/>
             <w:tcBorders/>
             <w:shd w:fill="auto" w:val="clear"/>
           </w:tcPr>
@@ -14881,7 +15866,7 @@
         </w:tc>
         <w:tc>
           <w:tcPr>
-            <w:tcW w:w="7486" w:type="dxa"/>
+            <w:tcW w:w="6798" w:type="dxa"/>
             <w:tcBorders/>
             <w:shd w:fill="auto" w:val="clear"/>
           </w:tcPr>
@@ -14903,7 +15888,7 @@
         <w:trPr/>
         <w:tc>
           <w:tcPr>
-            <w:tcW w:w="2158" w:type="dxa"/>
+            <w:tcW w:w="2157" w:type="dxa"/>
             <w:tcBorders/>
             <w:shd w:fill="auto" w:val="clear"/>
           </w:tcPr>
@@ -14926,7 +15911,7 @@
         </w:tc>
         <w:tc>
           <w:tcPr>
-            <w:tcW w:w="7486" w:type="dxa"/>
+            <w:tcW w:w="6798" w:type="dxa"/>
             <w:tcBorders/>
             <w:shd w:fill="auto" w:val="clear"/>
           </w:tcPr>
@@ -14947,22 +15932,6 @@
         </w:tc>
       </w:tr>
     </w:tbl>
-    <w:p>
-      <w:pPr>
-        <w:pStyle w:val="Normal"/>
-        <w:rPr>
-          <w:rFonts w:ascii="Verdana" w:hAnsi="Verdana" w:cs="Verdana"/>
-        </w:rPr>
-      </w:pPr>
-      <w:r>
-        <w:rPr>
-          <w:rFonts w:cs="Verdana" w:ascii="Verdana" w:hAnsi="Verdana"/>
-        </w:rPr>
-      </w:r>
-      <w:r>
-        <w:br w:type="page"/>
-      </w:r>
-    </w:p>
     <w:p>
       <w:pPr>
         <w:pStyle w:val="Normal"/>
@@ -14983,13 +15952,26 @@
           <w:ilvl w:val="0"/>
           <w:numId w:val="3"/>
         </w:numPr>
+        <w:rPr>
+          <w:rFonts w:ascii="Verdana" w:hAnsi="Verdana"/>
+        </w:rPr>
+      </w:pPr>
+      <w:bookmarkStart w:id="34" w:name="__RefHeading___Toc531086878"/>
+      <w:bookmarkEnd w:id="34"/>
+      <w:r>
+        <w:rPr>
+          <w:rFonts w:ascii="Verdana" w:hAnsi="Verdana"/>
+        </w:rPr>
+        <w:t>Localization</w:t>
+      </w:r>
+    </w:p>
+    <w:p>
+      <w:pPr>
+        <w:pStyle w:val="Normal"/>
         <w:rPr/>
       </w:pPr>
-      <w:bookmarkStart w:id="33" w:name="__RefHeading___Toc531086878"/>
-      <w:bookmarkEnd w:id="33"/>
       <w:r>
         <w:rPr/>
-        <w:t>Localization</w:t>
       </w:r>
     </w:p>
     <w:p>
@@ -15127,12 +16109,16 @@
           <w:ilvl w:val="0"/>
           <w:numId w:val="3"/>
         </w:numPr>
-        <w:rPr/>
-      </w:pPr>
-      <w:bookmarkStart w:id="34" w:name="__RefHeading___Toc531086879"/>
-      <w:bookmarkEnd w:id="34"/>
-      <w:r>
-        <w:rPr/>
+        <w:rPr>
+          <w:rFonts w:ascii="Verdana" w:hAnsi="Verdana"/>
+        </w:rPr>
+      </w:pPr>
+      <w:bookmarkStart w:id="35" w:name="__RefHeading___Toc531086879"/>
+      <w:bookmarkEnd w:id="35"/>
+      <w:r>
+        <w:rPr>
+          <w:rFonts w:ascii="Verdana" w:hAnsi="Verdana"/>
+        </w:rPr>
         <w:t>Using a Perkins keyboard</w:t>
       </w:r>
     </w:p>
@@ -15205,13 +16191,28 @@
           <w:ilvl w:val="0"/>
           <w:numId w:val="3"/>
         </w:numPr>
+        <w:rPr>
+          <w:rFonts w:ascii="Verdana" w:hAnsi="Verdana"/>
+        </w:rPr>
+      </w:pPr>
+      <w:bookmarkStart w:id="36" w:name="__RefHeading___Toc531086880"/>
+      <w:bookmarkEnd w:id="36"/>
+      <w:r>
+        <w:rPr>
+          <w:rFonts w:ascii="Verdana" w:hAnsi="Verdana"/>
+        </w:rPr>
+        <w:t>Optimizing cooperation with JAWS</w:t>
+      </w:r>
+    </w:p>
+    <w:p>
+      <w:pPr>
+        <w:pStyle w:val="Normal"/>
+        <w:rPr>
+          <w:rFonts w:ascii="Verdana" w:hAnsi="Verdana"/>
+        </w:rPr>
+      </w:pPr>
+      <w:r>
         <w:rPr/>
-      </w:pPr>
-      <w:bookmarkStart w:id="35" w:name="__RefHeading___Toc531086880"/>
-      <w:bookmarkEnd w:id="35"/>
-      <w:r>
-        <w:rPr/>
-        <w:t>Optimizing cooperation with JAWS</w:t>
       </w:r>
     </w:p>
     <w:p>
@@ -15366,7 +16367,7 @@
       <w:rPr>
         <w:rStyle w:val="Sidetal"/>
       </w:rPr>
-      <w:t>26</w:t>
+      <w:t>27</w:t>
     </w:r>
     <w:r>
       <w:rPr>

--- a/Documentation/Official Documentation/User's manual for IBOS MusicXmlReader version 4.0.0.0.docx
+++ b/Documentation/Official Documentation/User's manual for IBOS MusicXmlReader version 4.0.0.0.docx
@@ -60,7 +60,7 @@
       <w:sdtContent>
         <w:p>
           <w:pPr>
-            <w:pStyle w:val="Indholdsfortegnelseoverskrift"/>
+            <w:pStyle w:val="TOAHeading"/>
             <w:suppressLineNumbers/>
             <w:ind w:left="0" w:hanging="0"/>
             <w:rPr>
@@ -1147,23 +1147,7 @@
           <w:sz w:val="24"/>
           <w:szCs w:val="24"/>
         </w:rPr>
-        <w:t>Downloaded from one of the many free no</w:t>
-      </w:r>
-      <w:r>
-        <w:rPr>
-          <w:rFonts w:cs="Verdana" w:ascii="Verdana" w:hAnsi="Verdana"/>
-          <w:sz w:val="24"/>
-          <w:szCs w:val="24"/>
-        </w:rPr>
-        <w:t>t</w:t>
-      </w:r>
-      <w:r>
-        <w:rPr>
-          <w:rFonts w:cs="Verdana" w:ascii="Verdana" w:hAnsi="Verdana"/>
-          <w:sz w:val="24"/>
-          <w:szCs w:val="24"/>
-        </w:rPr>
-        <w:t>e archives on the Internet.</w:t>
+        <w:t>Downloaded from one of the many free note archives on the Internet.</w:t>
       </w:r>
     </w:p>
     <w:p>
@@ -1348,14 +1332,14 @@
         </w:tblCellMar>
       </w:tblPr>
       <w:tblGrid>
-        <w:gridCol w:w="1686"/>
-        <w:gridCol w:w="7489"/>
+        <w:gridCol w:w="1685"/>
+        <w:gridCol w:w="7490"/>
       </w:tblGrid>
       <w:tr>
         <w:trPr/>
         <w:tc>
           <w:tcPr>
-            <w:tcW w:w="1686" w:type="dxa"/>
+            <w:tcW w:w="1685" w:type="dxa"/>
             <w:tcBorders>
               <w:top w:val="single" w:sz="4" w:space="0" w:color="000000"/>
               <w:left w:val="single" w:sz="4" w:space="0" w:color="000000"/>
@@ -1383,7 +1367,7 @@
         </w:tc>
         <w:tc>
           <w:tcPr>
-            <w:tcW w:w="7489" w:type="dxa"/>
+            <w:tcW w:w="7490" w:type="dxa"/>
             <w:tcBorders>
               <w:top w:val="single" w:sz="4" w:space="0" w:color="000000"/>
               <w:left w:val="single" w:sz="4" w:space="0" w:color="000000"/>
@@ -1425,7 +1409,7 @@
         <w:trPr/>
         <w:tc>
           <w:tcPr>
-            <w:tcW w:w="1686" w:type="dxa"/>
+            <w:tcW w:w="1685" w:type="dxa"/>
             <w:tcBorders>
               <w:top w:val="single" w:sz="4" w:space="0" w:color="000000"/>
               <w:left w:val="single" w:sz="4" w:space="0" w:color="000000"/>
@@ -1455,7 +1439,7 @@
         </w:tc>
         <w:tc>
           <w:tcPr>
-            <w:tcW w:w="7489" w:type="dxa"/>
+            <w:tcW w:w="7490" w:type="dxa"/>
             <w:tcBorders>
               <w:top w:val="single" w:sz="4" w:space="0" w:color="000000"/>
               <w:left w:val="single" w:sz="4" w:space="0" w:color="000000"/>
@@ -1523,7 +1507,7 @@
         <w:trPr/>
         <w:tc>
           <w:tcPr>
-            <w:tcW w:w="1686" w:type="dxa"/>
+            <w:tcW w:w="1685" w:type="dxa"/>
             <w:tcBorders>
               <w:top w:val="single" w:sz="4" w:space="0" w:color="000000"/>
               <w:left w:val="single" w:sz="4" w:space="0" w:color="000000"/>
@@ -1551,7 +1535,7 @@
         </w:tc>
         <w:tc>
           <w:tcPr>
-            <w:tcW w:w="7489" w:type="dxa"/>
+            <w:tcW w:w="7490" w:type="dxa"/>
             <w:tcBorders>
               <w:top w:val="single" w:sz="4" w:space="0" w:color="000000"/>
               <w:left w:val="single" w:sz="4" w:space="0" w:color="000000"/>
@@ -1581,7 +1565,7 @@
         <w:trPr/>
         <w:tc>
           <w:tcPr>
-            <w:tcW w:w="1686" w:type="dxa"/>
+            <w:tcW w:w="1685" w:type="dxa"/>
             <w:tcBorders>
               <w:top w:val="single" w:sz="4" w:space="0" w:color="000000"/>
               <w:left w:val="single" w:sz="4" w:space="0" w:color="000000"/>
@@ -1609,7 +1593,7 @@
         </w:tc>
         <w:tc>
           <w:tcPr>
-            <w:tcW w:w="7489" w:type="dxa"/>
+            <w:tcW w:w="7490" w:type="dxa"/>
             <w:tcBorders>
               <w:top w:val="single" w:sz="4" w:space="0" w:color="000000"/>
               <w:left w:val="single" w:sz="4" w:space="0" w:color="000000"/>
@@ -1655,7 +1639,7 @@
         <w:trPr/>
         <w:tc>
           <w:tcPr>
-            <w:tcW w:w="1686" w:type="dxa"/>
+            <w:tcW w:w="1685" w:type="dxa"/>
             <w:tcBorders>
               <w:top w:val="single" w:sz="4" w:space="0" w:color="000000"/>
               <w:left w:val="single" w:sz="4" w:space="0" w:color="000000"/>
@@ -1688,7 +1672,7 @@
         </w:tc>
         <w:tc>
           <w:tcPr>
-            <w:tcW w:w="7489" w:type="dxa"/>
+            <w:tcW w:w="7490" w:type="dxa"/>
             <w:tcBorders>
               <w:top w:val="single" w:sz="4" w:space="0" w:color="000000"/>
               <w:left w:val="single" w:sz="4" w:space="0" w:color="000000"/>
@@ -2234,9 +2218,9 @@
         </w:tblCellMar>
       </w:tblPr>
       <w:tblGrid>
-        <w:gridCol w:w="1586"/>
+        <w:gridCol w:w="1585"/>
         <w:gridCol w:w="5220"/>
-        <w:gridCol w:w="2209"/>
+        <w:gridCol w:w="2210"/>
       </w:tblGrid>
       <w:tr>
         <w:trPr>
@@ -2244,7 +2228,7 @@
         </w:trPr>
         <w:tc>
           <w:tcPr>
-            <w:tcW w:w="1586" w:type="dxa"/>
+            <w:tcW w:w="1585" w:type="dxa"/>
             <w:tcBorders>
               <w:top w:val="single" w:sz="2" w:space="0" w:color="000000"/>
               <w:left w:val="single" w:sz="2" w:space="0" w:color="000000"/>
@@ -2314,7 +2298,7 @@
         </w:tc>
         <w:tc>
           <w:tcPr>
-            <w:tcW w:w="2209" w:type="dxa"/>
+            <w:tcW w:w="2210" w:type="dxa"/>
             <w:tcBorders>
               <w:top w:val="single" w:sz="2" w:space="0" w:color="000000"/>
               <w:left w:val="single" w:sz="2" w:space="0" w:color="000000"/>
@@ -2345,7 +2329,7 @@
         <w:trPr/>
         <w:tc>
           <w:tcPr>
-            <w:tcW w:w="1586" w:type="dxa"/>
+            <w:tcW w:w="1585" w:type="dxa"/>
             <w:tcBorders>
               <w:left w:val="single" w:sz="2" w:space="0" w:color="000000"/>
               <w:bottom w:val="single" w:sz="2" w:space="0" w:color="000000"/>
@@ -2409,7 +2393,7 @@
         </w:tc>
         <w:tc>
           <w:tcPr>
-            <w:tcW w:w="2209" w:type="dxa"/>
+            <w:tcW w:w="2210" w:type="dxa"/>
             <w:tcBorders>
               <w:left w:val="single" w:sz="2" w:space="0" w:color="000000"/>
               <w:bottom w:val="single" w:sz="2" w:space="0" w:color="000000"/>
@@ -2436,7 +2420,7 @@
         <w:trPr/>
         <w:tc>
           <w:tcPr>
-            <w:tcW w:w="1586" w:type="dxa"/>
+            <w:tcW w:w="1585" w:type="dxa"/>
             <w:tcBorders>
               <w:left w:val="single" w:sz="2" w:space="0" w:color="000000"/>
               <w:bottom w:val="single" w:sz="2" w:space="0" w:color="000000"/>
@@ -2497,7 +2481,7 @@
         </w:tc>
         <w:tc>
           <w:tcPr>
-            <w:tcW w:w="2209" w:type="dxa"/>
+            <w:tcW w:w="2210" w:type="dxa"/>
             <w:tcBorders>
               <w:left w:val="single" w:sz="2" w:space="0" w:color="000000"/>
               <w:bottom w:val="single" w:sz="2" w:space="0" w:color="000000"/>
@@ -2524,7 +2508,7 @@
         <w:trPr/>
         <w:tc>
           <w:tcPr>
-            <w:tcW w:w="1586" w:type="dxa"/>
+            <w:tcW w:w="1585" w:type="dxa"/>
             <w:tcBorders>
               <w:left w:val="single" w:sz="2" w:space="0" w:color="000000"/>
               <w:bottom w:val="single" w:sz="2" w:space="0" w:color="000000"/>
@@ -2571,7 +2555,7 @@
         </w:tc>
         <w:tc>
           <w:tcPr>
-            <w:tcW w:w="2209" w:type="dxa"/>
+            <w:tcW w:w="2210" w:type="dxa"/>
             <w:tcBorders>
               <w:left w:val="single" w:sz="2" w:space="0" w:color="000000"/>
               <w:bottom w:val="single" w:sz="2" w:space="0" w:color="000000"/>
@@ -2616,7 +2600,7 @@
         <w:trPr/>
         <w:tc>
           <w:tcPr>
-            <w:tcW w:w="1586" w:type="dxa"/>
+            <w:tcW w:w="1585" w:type="dxa"/>
             <w:tcBorders>
               <w:left w:val="single" w:sz="2" w:space="0" w:color="000000"/>
               <w:bottom w:val="single" w:sz="2" w:space="0" w:color="000000"/>
@@ -2665,7 +2649,7 @@
         </w:tc>
         <w:tc>
           <w:tcPr>
-            <w:tcW w:w="2209" w:type="dxa"/>
+            <w:tcW w:w="2210" w:type="dxa"/>
             <w:tcBorders>
               <w:left w:val="single" w:sz="2" w:space="0" w:color="000000"/>
               <w:bottom w:val="single" w:sz="2" w:space="0" w:color="000000"/>
@@ -2695,7 +2679,7 @@
         <w:trPr/>
         <w:tc>
           <w:tcPr>
-            <w:tcW w:w="1586" w:type="dxa"/>
+            <w:tcW w:w="1585" w:type="dxa"/>
             <w:tcBorders>
               <w:left w:val="single" w:sz="2" w:space="0" w:color="000000"/>
               <w:bottom w:val="single" w:sz="2" w:space="0" w:color="000000"/>
@@ -2744,7 +2728,7 @@
         </w:tc>
         <w:tc>
           <w:tcPr>
-            <w:tcW w:w="2209" w:type="dxa"/>
+            <w:tcW w:w="2210" w:type="dxa"/>
             <w:tcBorders>
               <w:left w:val="single" w:sz="2" w:space="0" w:color="000000"/>
               <w:bottom w:val="single" w:sz="2" w:space="0" w:color="000000"/>
@@ -2774,7 +2758,7 @@
         <w:trPr/>
         <w:tc>
           <w:tcPr>
-            <w:tcW w:w="1586" w:type="dxa"/>
+            <w:tcW w:w="1585" w:type="dxa"/>
             <w:tcBorders>
               <w:left w:val="single" w:sz="2" w:space="0" w:color="000000"/>
               <w:bottom w:val="single" w:sz="2" w:space="0" w:color="000000"/>
@@ -2823,7 +2807,7 @@
         </w:tc>
         <w:tc>
           <w:tcPr>
-            <w:tcW w:w="2209" w:type="dxa"/>
+            <w:tcW w:w="2210" w:type="dxa"/>
             <w:tcBorders>
               <w:left w:val="single" w:sz="2" w:space="0" w:color="000000"/>
               <w:bottom w:val="single" w:sz="2" w:space="0" w:color="000000"/>
@@ -2853,7 +2837,7 @@
         <w:trPr/>
         <w:tc>
           <w:tcPr>
-            <w:tcW w:w="1586" w:type="dxa"/>
+            <w:tcW w:w="1585" w:type="dxa"/>
             <w:tcBorders>
               <w:left w:val="single" w:sz="2" w:space="0" w:color="000000"/>
               <w:bottom w:val="single" w:sz="2" w:space="0" w:color="000000"/>
@@ -2899,7 +2883,7 @@
         </w:tc>
         <w:tc>
           <w:tcPr>
-            <w:tcW w:w="2209" w:type="dxa"/>
+            <w:tcW w:w="2210" w:type="dxa"/>
             <w:tcBorders>
               <w:left w:val="single" w:sz="2" w:space="0" w:color="000000"/>
               <w:bottom w:val="single" w:sz="2" w:space="0" w:color="000000"/>
@@ -2929,7 +2913,7 @@
         <w:trPr/>
         <w:tc>
           <w:tcPr>
-            <w:tcW w:w="1586" w:type="dxa"/>
+            <w:tcW w:w="1585" w:type="dxa"/>
             <w:tcBorders>
               <w:left w:val="single" w:sz="2" w:space="0" w:color="000000"/>
               <w:bottom w:val="single" w:sz="2" w:space="0" w:color="000000"/>
@@ -2989,7 +2973,7 @@
         </w:tc>
         <w:tc>
           <w:tcPr>
-            <w:tcW w:w="2209" w:type="dxa"/>
+            <w:tcW w:w="2210" w:type="dxa"/>
             <w:tcBorders>
               <w:left w:val="single" w:sz="2" w:space="0" w:color="000000"/>
               <w:bottom w:val="single" w:sz="2" w:space="0" w:color="000000"/>
@@ -3023,7 +3007,7 @@
         <w:trPr/>
         <w:tc>
           <w:tcPr>
-            <w:tcW w:w="1586" w:type="dxa"/>
+            <w:tcW w:w="1585" w:type="dxa"/>
             <w:tcBorders>
               <w:left w:val="single" w:sz="2" w:space="0" w:color="000000"/>
               <w:bottom w:val="single" w:sz="2" w:space="0" w:color="000000"/>
@@ -3083,7 +3067,7 @@
         </w:tc>
         <w:tc>
           <w:tcPr>
-            <w:tcW w:w="2209" w:type="dxa"/>
+            <w:tcW w:w="2210" w:type="dxa"/>
             <w:tcBorders>
               <w:left w:val="single" w:sz="2" w:space="0" w:color="000000"/>
               <w:bottom w:val="single" w:sz="2" w:space="0" w:color="000000"/>
@@ -3117,7 +3101,7 @@
         <w:trPr/>
         <w:tc>
           <w:tcPr>
-            <w:tcW w:w="1586" w:type="dxa"/>
+            <w:tcW w:w="1585" w:type="dxa"/>
             <w:tcBorders>
               <w:left w:val="single" w:sz="2" w:space="0" w:color="000000"/>
               <w:bottom w:val="single" w:sz="2" w:space="0" w:color="000000"/>
@@ -3177,7 +3161,7 @@
         </w:tc>
         <w:tc>
           <w:tcPr>
-            <w:tcW w:w="2209" w:type="dxa"/>
+            <w:tcW w:w="2210" w:type="dxa"/>
             <w:tcBorders>
               <w:left w:val="single" w:sz="2" w:space="0" w:color="000000"/>
               <w:bottom w:val="single" w:sz="2" w:space="0" w:color="000000"/>
@@ -3210,7 +3194,7 @@
         <w:trPr/>
         <w:tc>
           <w:tcPr>
-            <w:tcW w:w="1586" w:type="dxa"/>
+            <w:tcW w:w="1585" w:type="dxa"/>
             <w:tcBorders>
               <w:left w:val="single" w:sz="2" w:space="0" w:color="000000"/>
               <w:bottom w:val="single" w:sz="2" w:space="0" w:color="000000"/>
@@ -3259,7 +3243,7 @@
         </w:tc>
         <w:tc>
           <w:tcPr>
-            <w:tcW w:w="2209" w:type="dxa"/>
+            <w:tcW w:w="2210" w:type="dxa"/>
             <w:tcBorders>
               <w:left w:val="single" w:sz="2" w:space="0" w:color="000000"/>
               <w:bottom w:val="single" w:sz="2" w:space="0" w:color="000000"/>
@@ -3289,7 +3273,7 @@
         <w:trPr/>
         <w:tc>
           <w:tcPr>
-            <w:tcW w:w="1586" w:type="dxa"/>
+            <w:tcW w:w="1585" w:type="dxa"/>
             <w:tcBorders>
               <w:left w:val="single" w:sz="2" w:space="0" w:color="000000"/>
               <w:bottom w:val="single" w:sz="2" w:space="0" w:color="000000"/>
@@ -3343,7 +3327,7 @@
         </w:tc>
         <w:tc>
           <w:tcPr>
-            <w:tcW w:w="2209" w:type="dxa"/>
+            <w:tcW w:w="2210" w:type="dxa"/>
             <w:tcBorders>
               <w:left w:val="single" w:sz="2" w:space="0" w:color="000000"/>
               <w:bottom w:val="single" w:sz="2" w:space="0" w:color="000000"/>
@@ -3375,7 +3359,7 @@
         <w:trPr/>
         <w:tc>
           <w:tcPr>
-            <w:tcW w:w="1586" w:type="dxa"/>
+            <w:tcW w:w="1585" w:type="dxa"/>
             <w:tcBorders>
               <w:left w:val="single" w:sz="2" w:space="0" w:color="000000"/>
               <w:bottom w:val="single" w:sz="2" w:space="0" w:color="000000"/>
@@ -3427,7 +3411,7 @@
         </w:tc>
         <w:tc>
           <w:tcPr>
-            <w:tcW w:w="2209" w:type="dxa"/>
+            <w:tcW w:w="2210" w:type="dxa"/>
             <w:tcBorders>
               <w:left w:val="single" w:sz="2" w:space="0" w:color="000000"/>
               <w:bottom w:val="single" w:sz="2" w:space="0" w:color="000000"/>
@@ -3457,7 +3441,7 @@
         <w:trPr/>
         <w:tc>
           <w:tcPr>
-            <w:tcW w:w="1586" w:type="dxa"/>
+            <w:tcW w:w="1585" w:type="dxa"/>
             <w:tcBorders>
               <w:left w:val="single" w:sz="2" w:space="0" w:color="000000"/>
               <w:bottom w:val="single" w:sz="2" w:space="0" w:color="000000"/>
@@ -3511,7 +3495,7 @@
         </w:tc>
         <w:tc>
           <w:tcPr>
-            <w:tcW w:w="2209" w:type="dxa"/>
+            <w:tcW w:w="2210" w:type="dxa"/>
             <w:tcBorders>
               <w:left w:val="single" w:sz="2" w:space="0" w:color="000000"/>
               <w:bottom w:val="single" w:sz="2" w:space="0" w:color="000000"/>
@@ -3541,7 +3525,7 @@
         <w:trPr/>
         <w:tc>
           <w:tcPr>
-            <w:tcW w:w="1586" w:type="dxa"/>
+            <w:tcW w:w="1585" w:type="dxa"/>
             <w:tcBorders>
               <w:left w:val="single" w:sz="2" w:space="0" w:color="000000"/>
               <w:bottom w:val="single" w:sz="2" w:space="0" w:color="000000"/>
@@ -3595,7 +3579,7 @@
         </w:tc>
         <w:tc>
           <w:tcPr>
-            <w:tcW w:w="2209" w:type="dxa"/>
+            <w:tcW w:w="2210" w:type="dxa"/>
             <w:tcBorders>
               <w:left w:val="single" w:sz="2" w:space="0" w:color="000000"/>
               <w:bottom w:val="single" w:sz="2" w:space="0" w:color="000000"/>
@@ -3625,7 +3609,7 @@
         <w:trPr/>
         <w:tc>
           <w:tcPr>
-            <w:tcW w:w="1586" w:type="dxa"/>
+            <w:tcW w:w="1585" w:type="dxa"/>
             <w:tcBorders>
               <w:left w:val="single" w:sz="2" w:space="0" w:color="000000"/>
               <w:bottom w:val="single" w:sz="2" w:space="0" w:color="000000"/>
@@ -3679,7 +3663,7 @@
         </w:tc>
         <w:tc>
           <w:tcPr>
-            <w:tcW w:w="2209" w:type="dxa"/>
+            <w:tcW w:w="2210" w:type="dxa"/>
             <w:tcBorders>
               <w:left w:val="single" w:sz="2" w:space="0" w:color="000000"/>
               <w:bottom w:val="single" w:sz="2" w:space="0" w:color="000000"/>
@@ -3709,7 +3693,7 @@
         <w:trPr/>
         <w:tc>
           <w:tcPr>
-            <w:tcW w:w="1586" w:type="dxa"/>
+            <w:tcW w:w="1585" w:type="dxa"/>
             <w:tcBorders>
               <w:left w:val="single" w:sz="2" w:space="0" w:color="000000"/>
               <w:bottom w:val="single" w:sz="2" w:space="0" w:color="000000"/>
@@ -3761,7 +3745,7 @@
         </w:tc>
         <w:tc>
           <w:tcPr>
-            <w:tcW w:w="2209" w:type="dxa"/>
+            <w:tcW w:w="2210" w:type="dxa"/>
             <w:tcBorders>
               <w:left w:val="single" w:sz="2" w:space="0" w:color="000000"/>
               <w:bottom w:val="single" w:sz="2" w:space="0" w:color="000000"/>
@@ -3791,7 +3775,7 @@
         <w:trPr/>
         <w:tc>
           <w:tcPr>
-            <w:tcW w:w="1586" w:type="dxa"/>
+            <w:tcW w:w="1585" w:type="dxa"/>
             <w:tcBorders>
               <w:left w:val="single" w:sz="2" w:space="0" w:color="000000"/>
               <w:bottom w:val="single" w:sz="2" w:space="0" w:color="000000"/>
@@ -3843,7 +3827,7 @@
         </w:tc>
         <w:tc>
           <w:tcPr>
-            <w:tcW w:w="2209" w:type="dxa"/>
+            <w:tcW w:w="2210" w:type="dxa"/>
             <w:tcBorders>
               <w:left w:val="single" w:sz="2" w:space="0" w:color="000000"/>
               <w:bottom w:val="single" w:sz="2" w:space="0" w:color="000000"/>
@@ -3873,7 +3857,7 @@
         <w:trPr/>
         <w:tc>
           <w:tcPr>
-            <w:tcW w:w="1586" w:type="dxa"/>
+            <w:tcW w:w="1585" w:type="dxa"/>
             <w:tcBorders>
               <w:left w:val="single" w:sz="2" w:space="0" w:color="000000"/>
               <w:bottom w:val="single" w:sz="2" w:space="0" w:color="000000"/>
@@ -3926,7 +3910,7 @@
         </w:tc>
         <w:tc>
           <w:tcPr>
-            <w:tcW w:w="2209" w:type="dxa"/>
+            <w:tcW w:w="2210" w:type="dxa"/>
             <w:tcBorders>
               <w:left w:val="single" w:sz="2" w:space="0" w:color="000000"/>
               <w:bottom w:val="single" w:sz="2" w:space="0" w:color="000000"/>
@@ -3956,7 +3940,7 @@
         <w:trPr/>
         <w:tc>
           <w:tcPr>
-            <w:tcW w:w="1586" w:type="dxa"/>
+            <w:tcW w:w="1585" w:type="dxa"/>
             <w:tcBorders>
               <w:left w:val="single" w:sz="2" w:space="0" w:color="000000"/>
               <w:bottom w:val="single" w:sz="2" w:space="0" w:color="000000"/>
@@ -4009,7 +3993,7 @@
         </w:tc>
         <w:tc>
           <w:tcPr>
-            <w:tcW w:w="2209" w:type="dxa"/>
+            <w:tcW w:w="2210" w:type="dxa"/>
             <w:tcBorders>
               <w:left w:val="single" w:sz="2" w:space="0" w:color="000000"/>
               <w:bottom w:val="single" w:sz="2" w:space="0" w:color="000000"/>
@@ -4039,7 +4023,7 @@
         <w:trPr/>
         <w:tc>
           <w:tcPr>
-            <w:tcW w:w="1586" w:type="dxa"/>
+            <w:tcW w:w="1585" w:type="dxa"/>
             <w:tcBorders>
               <w:left w:val="single" w:sz="2" w:space="0" w:color="000000"/>
               <w:bottom w:val="single" w:sz="2" w:space="0" w:color="000000"/>
@@ -4092,7 +4076,7 @@
         </w:tc>
         <w:tc>
           <w:tcPr>
-            <w:tcW w:w="2209" w:type="dxa"/>
+            <w:tcW w:w="2210" w:type="dxa"/>
             <w:tcBorders>
               <w:left w:val="single" w:sz="2" w:space="0" w:color="000000"/>
               <w:bottom w:val="single" w:sz="2" w:space="0" w:color="000000"/>
@@ -4122,7 +4106,7 @@
         <w:trPr/>
         <w:tc>
           <w:tcPr>
-            <w:tcW w:w="1586" w:type="dxa"/>
+            <w:tcW w:w="1585" w:type="dxa"/>
             <w:tcBorders>
               <w:left w:val="single" w:sz="2" w:space="0" w:color="000000"/>
               <w:bottom w:val="single" w:sz="2" w:space="0" w:color="000000"/>
@@ -4174,7 +4158,7 @@
         </w:tc>
         <w:tc>
           <w:tcPr>
-            <w:tcW w:w="2209" w:type="dxa"/>
+            <w:tcW w:w="2210" w:type="dxa"/>
             <w:tcBorders>
               <w:left w:val="single" w:sz="2" w:space="0" w:color="000000"/>
               <w:bottom w:val="single" w:sz="2" w:space="0" w:color="000000"/>
@@ -4204,7 +4188,7 @@
         <w:trPr/>
         <w:tc>
           <w:tcPr>
-            <w:tcW w:w="1586" w:type="dxa"/>
+            <w:tcW w:w="1585" w:type="dxa"/>
             <w:tcBorders>
               <w:left w:val="single" w:sz="2" w:space="0" w:color="000000"/>
               <w:bottom w:val="single" w:sz="2" w:space="0" w:color="000000"/>
@@ -4259,7 +4243,7 @@
         </w:tc>
         <w:tc>
           <w:tcPr>
-            <w:tcW w:w="2209" w:type="dxa"/>
+            <w:tcW w:w="2210" w:type="dxa"/>
             <w:tcBorders>
               <w:left w:val="single" w:sz="2" w:space="0" w:color="000000"/>
               <w:bottom w:val="single" w:sz="2" w:space="0" w:color="000000"/>
@@ -4289,7 +4273,7 @@
         <w:trPr/>
         <w:tc>
           <w:tcPr>
-            <w:tcW w:w="1586" w:type="dxa"/>
+            <w:tcW w:w="1585" w:type="dxa"/>
             <w:tcBorders>
               <w:left w:val="single" w:sz="2" w:space="0" w:color="000000"/>
               <w:bottom w:val="single" w:sz="2" w:space="0" w:color="000000"/>
@@ -4345,7 +4329,7 @@
         </w:tc>
         <w:tc>
           <w:tcPr>
-            <w:tcW w:w="2209" w:type="dxa"/>
+            <w:tcW w:w="2210" w:type="dxa"/>
             <w:tcBorders>
               <w:left w:val="single" w:sz="2" w:space="0" w:color="000000"/>
               <w:bottom w:val="single" w:sz="2" w:space="0" w:color="000000"/>
@@ -4375,7 +4359,7 @@
         <w:trPr/>
         <w:tc>
           <w:tcPr>
-            <w:tcW w:w="1586" w:type="dxa"/>
+            <w:tcW w:w="1585" w:type="dxa"/>
             <w:tcBorders>
               <w:left w:val="single" w:sz="2" w:space="0" w:color="000000"/>
               <w:bottom w:val="single" w:sz="2" w:space="0" w:color="000000"/>
@@ -4431,7 +4415,7 @@
         </w:tc>
         <w:tc>
           <w:tcPr>
-            <w:tcW w:w="2209" w:type="dxa"/>
+            <w:tcW w:w="2210" w:type="dxa"/>
             <w:tcBorders>
               <w:left w:val="single" w:sz="2" w:space="0" w:color="000000"/>
               <w:bottom w:val="single" w:sz="2" w:space="0" w:color="000000"/>
@@ -4463,7 +4447,7 @@
         <w:trPr/>
         <w:tc>
           <w:tcPr>
-            <w:tcW w:w="1586" w:type="dxa"/>
+            <w:tcW w:w="1585" w:type="dxa"/>
             <w:tcBorders>
               <w:left w:val="single" w:sz="2" w:space="0" w:color="000000"/>
               <w:bottom w:val="single" w:sz="2" w:space="0" w:color="000000"/>
@@ -4515,7 +4499,7 @@
         </w:tc>
         <w:tc>
           <w:tcPr>
-            <w:tcW w:w="2209" w:type="dxa"/>
+            <w:tcW w:w="2210" w:type="dxa"/>
             <w:tcBorders>
               <w:left w:val="single" w:sz="2" w:space="0" w:color="000000"/>
               <w:bottom w:val="single" w:sz="2" w:space="0" w:color="000000"/>
@@ -4551,7 +4535,7 @@
         <w:trPr/>
         <w:tc>
           <w:tcPr>
-            <w:tcW w:w="1586" w:type="dxa"/>
+            <w:tcW w:w="1585" w:type="dxa"/>
             <w:tcBorders>
               <w:left w:val="single" w:sz="2" w:space="0" w:color="000000"/>
               <w:bottom w:val="single" w:sz="2" w:space="0" w:color="000000"/>
@@ -4603,7 +4587,7 @@
         </w:tc>
         <w:tc>
           <w:tcPr>
-            <w:tcW w:w="2209" w:type="dxa"/>
+            <w:tcW w:w="2210" w:type="dxa"/>
             <w:tcBorders>
               <w:left w:val="single" w:sz="2" w:space="0" w:color="000000"/>
               <w:bottom w:val="single" w:sz="2" w:space="0" w:color="000000"/>
@@ -4639,7 +4623,7 @@
         <w:trPr/>
         <w:tc>
           <w:tcPr>
-            <w:tcW w:w="1586" w:type="dxa"/>
+            <w:tcW w:w="1585" w:type="dxa"/>
             <w:tcBorders>
               <w:left w:val="single" w:sz="2" w:space="0" w:color="000000"/>
               <w:bottom w:val="single" w:sz="2" w:space="0" w:color="000000"/>
@@ -4699,7 +4683,7 @@
         </w:tc>
         <w:tc>
           <w:tcPr>
-            <w:tcW w:w="2209" w:type="dxa"/>
+            <w:tcW w:w="2210" w:type="dxa"/>
             <w:tcBorders>
               <w:left w:val="single" w:sz="2" w:space="0" w:color="000000"/>
               <w:bottom w:val="single" w:sz="2" w:space="0" w:color="000000"/>
@@ -4736,7 +4720,7 @@
         <w:trPr/>
         <w:tc>
           <w:tcPr>
-            <w:tcW w:w="1586" w:type="dxa"/>
+            <w:tcW w:w="1585" w:type="dxa"/>
             <w:tcBorders>
               <w:left w:val="single" w:sz="2" w:space="0" w:color="000000"/>
               <w:bottom w:val="single" w:sz="2" w:space="0" w:color="000000"/>
@@ -4796,7 +4780,7 @@
         </w:tc>
         <w:tc>
           <w:tcPr>
-            <w:tcW w:w="2209" w:type="dxa"/>
+            <w:tcW w:w="2210" w:type="dxa"/>
             <w:tcBorders>
               <w:left w:val="single" w:sz="2" w:space="0" w:color="000000"/>
               <w:bottom w:val="single" w:sz="2" w:space="0" w:color="000000"/>
@@ -4833,7 +4817,7 @@
         <w:trPr/>
         <w:tc>
           <w:tcPr>
-            <w:tcW w:w="1586" w:type="dxa"/>
+            <w:tcW w:w="1585" w:type="dxa"/>
             <w:tcBorders>
               <w:left w:val="single" w:sz="2" w:space="0" w:color="000000"/>
               <w:bottom w:val="single" w:sz="2" w:space="0" w:color="000000"/>
@@ -4893,7 +4877,7 @@
         </w:tc>
         <w:tc>
           <w:tcPr>
-            <w:tcW w:w="2209" w:type="dxa"/>
+            <w:tcW w:w="2210" w:type="dxa"/>
             <w:tcBorders>
               <w:left w:val="single" w:sz="2" w:space="0" w:color="000000"/>
               <w:bottom w:val="single" w:sz="2" w:space="0" w:color="000000"/>
@@ -4930,7 +4914,7 @@
         <w:trPr/>
         <w:tc>
           <w:tcPr>
-            <w:tcW w:w="1586" w:type="dxa"/>
+            <w:tcW w:w="1585" w:type="dxa"/>
             <w:tcBorders>
               <w:left w:val="single" w:sz="2" w:space="0" w:color="000000"/>
               <w:bottom w:val="single" w:sz="2" w:space="0" w:color="000000"/>
@@ -4984,7 +4968,7 @@
         </w:tc>
         <w:tc>
           <w:tcPr>
-            <w:tcW w:w="2209" w:type="dxa"/>
+            <w:tcW w:w="2210" w:type="dxa"/>
             <w:tcBorders>
               <w:left w:val="single" w:sz="2" w:space="0" w:color="000000"/>
               <w:bottom w:val="single" w:sz="2" w:space="0" w:color="000000"/>
@@ -5018,7 +5002,7 @@
         <w:trPr/>
         <w:tc>
           <w:tcPr>
-            <w:tcW w:w="1586" w:type="dxa"/>
+            <w:tcW w:w="1585" w:type="dxa"/>
             <w:tcBorders>
               <w:left w:val="single" w:sz="2" w:space="0" w:color="000000"/>
               <w:bottom w:val="single" w:sz="2" w:space="0" w:color="000000"/>
@@ -5073,7 +5057,7 @@
         </w:tc>
         <w:tc>
           <w:tcPr>
-            <w:tcW w:w="2209" w:type="dxa"/>
+            <w:tcW w:w="2210" w:type="dxa"/>
             <w:tcBorders>
               <w:left w:val="single" w:sz="2" w:space="0" w:color="000000"/>
               <w:bottom w:val="single" w:sz="2" w:space="0" w:color="000000"/>
@@ -5107,7 +5091,7 @@
         <w:trPr/>
         <w:tc>
           <w:tcPr>
-            <w:tcW w:w="1586" w:type="dxa"/>
+            <w:tcW w:w="1585" w:type="dxa"/>
             <w:tcBorders>
               <w:left w:val="single" w:sz="2" w:space="0" w:color="000000"/>
               <w:bottom w:val="single" w:sz="2" w:space="0" w:color="000000"/>
@@ -5151,7 +5135,7 @@
         </w:tc>
         <w:tc>
           <w:tcPr>
-            <w:tcW w:w="2209" w:type="dxa"/>
+            <w:tcW w:w="2210" w:type="dxa"/>
             <w:tcBorders>
               <w:left w:val="single" w:sz="2" w:space="0" w:color="000000"/>
               <w:bottom w:val="single" w:sz="2" w:space="0" w:color="000000"/>
@@ -5185,7 +5169,7 @@
         <w:trPr/>
         <w:tc>
           <w:tcPr>
-            <w:tcW w:w="1586" w:type="dxa"/>
+            <w:tcW w:w="1585" w:type="dxa"/>
             <w:tcBorders>
               <w:left w:val="single" w:sz="2" w:space="0" w:color="000000"/>
               <w:bottom w:val="single" w:sz="2" w:space="0" w:color="000000"/>
@@ -5229,7 +5213,7 @@
         </w:tc>
         <w:tc>
           <w:tcPr>
-            <w:tcW w:w="2209" w:type="dxa"/>
+            <w:tcW w:w="2210" w:type="dxa"/>
             <w:tcBorders>
               <w:left w:val="single" w:sz="2" w:space="0" w:color="000000"/>
               <w:bottom w:val="single" w:sz="2" w:space="0" w:color="000000"/>
@@ -5263,7 +5247,7 @@
         <w:trPr/>
         <w:tc>
           <w:tcPr>
-            <w:tcW w:w="1586" w:type="dxa"/>
+            <w:tcW w:w="1585" w:type="dxa"/>
             <w:tcBorders>
               <w:left w:val="single" w:sz="2" w:space="0" w:color="000000"/>
               <w:bottom w:val="single" w:sz="2" w:space="0" w:color="000000"/>
@@ -5312,7 +5296,7 @@
         </w:tc>
         <w:tc>
           <w:tcPr>
-            <w:tcW w:w="2209" w:type="dxa"/>
+            <w:tcW w:w="2210" w:type="dxa"/>
             <w:tcBorders>
               <w:left w:val="single" w:sz="2" w:space="0" w:color="000000"/>
               <w:bottom w:val="single" w:sz="2" w:space="0" w:color="000000"/>
@@ -5342,7 +5326,7 @@
         <w:trPr/>
         <w:tc>
           <w:tcPr>
-            <w:tcW w:w="1586" w:type="dxa"/>
+            <w:tcW w:w="1585" w:type="dxa"/>
             <w:tcBorders>
               <w:left w:val="single" w:sz="2" w:space="0" w:color="000000"/>
               <w:bottom w:val="single" w:sz="2" w:space="0" w:color="000000"/>
@@ -5392,7 +5376,7 @@
         </w:tc>
         <w:tc>
           <w:tcPr>
-            <w:tcW w:w="2209" w:type="dxa"/>
+            <w:tcW w:w="2210" w:type="dxa"/>
             <w:tcBorders>
               <w:left w:val="single" w:sz="2" w:space="0" w:color="000000"/>
               <w:bottom w:val="single" w:sz="2" w:space="0" w:color="000000"/>
@@ -5424,7 +5408,7 @@
         <w:trPr/>
         <w:tc>
           <w:tcPr>
-            <w:tcW w:w="1586" w:type="dxa"/>
+            <w:tcW w:w="1585" w:type="dxa"/>
             <w:tcBorders>
               <w:left w:val="single" w:sz="2" w:space="0" w:color="000000"/>
               <w:bottom w:val="single" w:sz="2" w:space="0" w:color="000000"/>
@@ -5480,7 +5464,7 @@
         </w:tc>
         <w:tc>
           <w:tcPr>
-            <w:tcW w:w="2209" w:type="dxa"/>
+            <w:tcW w:w="2210" w:type="dxa"/>
             <w:tcBorders>
               <w:left w:val="single" w:sz="2" w:space="0" w:color="000000"/>
               <w:bottom w:val="single" w:sz="2" w:space="0" w:color="000000"/>
@@ -5512,7 +5496,7 @@
         <w:trPr/>
         <w:tc>
           <w:tcPr>
-            <w:tcW w:w="1586" w:type="dxa"/>
+            <w:tcW w:w="1585" w:type="dxa"/>
             <w:tcBorders>
               <w:left w:val="single" w:sz="2" w:space="0" w:color="000000"/>
               <w:bottom w:val="single" w:sz="2" w:space="0" w:color="000000"/>
@@ -5562,7 +5546,7 @@
         </w:tc>
         <w:tc>
           <w:tcPr>
-            <w:tcW w:w="2209" w:type="dxa"/>
+            <w:tcW w:w="2210" w:type="dxa"/>
             <w:tcBorders>
               <w:left w:val="single" w:sz="2" w:space="0" w:color="000000"/>
               <w:bottom w:val="single" w:sz="2" w:space="0" w:color="000000"/>
@@ -5594,7 +5578,7 @@
         <w:trPr/>
         <w:tc>
           <w:tcPr>
-            <w:tcW w:w="1586" w:type="dxa"/>
+            <w:tcW w:w="1585" w:type="dxa"/>
             <w:tcBorders>
               <w:left w:val="single" w:sz="2" w:space="0" w:color="000000"/>
               <w:bottom w:val="single" w:sz="2" w:space="0" w:color="000000"/>
@@ -5644,7 +5628,7 @@
         </w:tc>
         <w:tc>
           <w:tcPr>
-            <w:tcW w:w="2209" w:type="dxa"/>
+            <w:tcW w:w="2210" w:type="dxa"/>
             <w:tcBorders>
               <w:left w:val="single" w:sz="2" w:space="0" w:color="000000"/>
               <w:bottom w:val="single" w:sz="2" w:space="0" w:color="000000"/>
@@ -5676,7 +5660,7 @@
         <w:trPr/>
         <w:tc>
           <w:tcPr>
-            <w:tcW w:w="1586" w:type="dxa"/>
+            <w:tcW w:w="1585" w:type="dxa"/>
             <w:tcBorders>
               <w:left w:val="single" w:sz="2" w:space="0" w:color="000000"/>
               <w:bottom w:val="single" w:sz="2" w:space="0" w:color="000000"/>
@@ -5726,7 +5710,7 @@
         </w:tc>
         <w:tc>
           <w:tcPr>
-            <w:tcW w:w="2209" w:type="dxa"/>
+            <w:tcW w:w="2210" w:type="dxa"/>
             <w:tcBorders>
               <w:left w:val="single" w:sz="2" w:space="0" w:color="000000"/>
               <w:bottom w:val="single" w:sz="2" w:space="0" w:color="000000"/>
@@ -5758,7 +5742,7 @@
         <w:trPr/>
         <w:tc>
           <w:tcPr>
-            <w:tcW w:w="1586" w:type="dxa"/>
+            <w:tcW w:w="1585" w:type="dxa"/>
             <w:tcBorders>
               <w:left w:val="single" w:sz="2" w:space="0" w:color="000000"/>
               <w:bottom w:val="single" w:sz="2" w:space="0" w:color="000000"/>
@@ -5812,7 +5796,7 @@
         </w:tc>
         <w:tc>
           <w:tcPr>
-            <w:tcW w:w="2209" w:type="dxa"/>
+            <w:tcW w:w="2210" w:type="dxa"/>
             <w:tcBorders>
               <w:left w:val="single" w:sz="2" w:space="0" w:color="000000"/>
               <w:bottom w:val="single" w:sz="2" w:space="0" w:color="000000"/>
@@ -5844,7 +5828,7 @@
         <w:trPr/>
         <w:tc>
           <w:tcPr>
-            <w:tcW w:w="1586" w:type="dxa"/>
+            <w:tcW w:w="1585" w:type="dxa"/>
             <w:tcBorders>
               <w:left w:val="single" w:sz="2" w:space="0" w:color="000000"/>
               <w:bottom w:val="single" w:sz="2" w:space="0" w:color="000000"/>
@@ -5888,39 +5872,7 @@
                 <w:sz w:val="22"/>
                 <w:lang w:val="en-US"/>
               </w:rPr>
-              <w:t xml:space="preserve">Open a </w:t>
-            </w:r>
-            <w:r>
-              <w:rPr>
-                <w:rFonts w:cs="Verdana" w:ascii="Verdana" w:hAnsi="Verdana"/>
-                <w:sz w:val="22"/>
-                <w:lang w:val="en-US"/>
-              </w:rPr>
-              <w:t>Web-site</w:t>
-            </w:r>
-            <w:r>
-              <w:rPr>
-                <w:rFonts w:cs="Verdana" w:ascii="Verdana" w:hAnsi="Verdana"/>
-                <w:sz w:val="22"/>
-                <w:lang w:val="en-US"/>
-              </w:rPr>
-              <w:t xml:space="preserve"> and download publicly available </w:t>
-            </w:r>
-            <w:r>
-              <w:rPr>
-                <w:rFonts w:cs="Verdana" w:ascii="Verdana" w:hAnsi="Verdana"/>
-                <w:sz w:val="22"/>
-                <w:lang w:val="en-US"/>
-              </w:rPr>
-              <w:t>music scores as MusicXml compressed files</w:t>
-            </w:r>
-            <w:r>
-              <w:rPr>
-                <w:rFonts w:cs="Verdana" w:ascii="Verdana" w:hAnsi="Verdana"/>
-                <w:sz w:val="22"/>
-                <w:lang w:val="en-US"/>
-              </w:rPr>
-              <w:t>. The choice is enormous!</w:t>
+              <w:t>Open a Web-site and download publicly available music scores as MusicXml compressed files. The choice is enormous!</w:t>
             </w:r>
           </w:p>
           <w:p>
@@ -5974,130 +5926,50 @@
                 <w:sz w:val="22"/>
                 <w:lang w:val="en-US"/>
               </w:rPr>
-              <w:t xml:space="preserve">links to other </w:t>
-            </w:r>
-            <w:r>
-              <w:rPr>
-                <w:rFonts w:cs="Verdana" w:ascii="Verdana" w:hAnsi="Verdana"/>
-                <w:b/>
-                <w:bCs/>
+              <w:t>links to other Web-sites</w:t>
+            </w:r>
+            <w:r>
+              <w:rPr>
+                <w:rFonts w:cs="Verdana" w:ascii="Verdana" w:hAnsi="Verdana"/>
                 <w:sz w:val="22"/>
                 <w:lang w:val="en-US"/>
               </w:rPr>
-              <w:t>W</w:t>
-            </w:r>
-            <w:r>
-              <w:rPr>
-                <w:rFonts w:cs="Verdana" w:ascii="Verdana" w:hAnsi="Verdana"/>
-                <w:b/>
-                <w:bCs/>
+              <w:t xml:space="preserve"> from where to download music scores in MusicXml.</w:t>
+            </w:r>
+          </w:p>
+          <w:p>
+            <w:pPr>
+              <w:pStyle w:val="Tabelindhold"/>
+              <w:rPr/>
+            </w:pPr>
+            <w:r>
+              <w:rPr>
+                <w:rStyle w:val="Hyperlink"/>
+                <w:rFonts w:cs="Verdana" w:ascii="Verdana" w:hAnsi="Verdana"/>
                 <w:sz w:val="22"/>
                 <w:lang w:val="en-US"/>
               </w:rPr>
-              <w:t>eb-</w:t>
-            </w:r>
-            <w:r>
-              <w:rPr>
-                <w:rFonts w:cs="Verdana" w:ascii="Verdana" w:hAnsi="Verdana"/>
-                <w:b/>
-                <w:bCs/>
+              <w:t>https://musescore.com/sheetmusic</w:t>
+            </w:r>
+          </w:p>
+          <w:p>
+            <w:pPr>
+              <w:pStyle w:val="Tabelindhold"/>
+              <w:rPr/>
+            </w:pPr>
+            <w:r>
+              <w:rPr>
+                <w:rFonts w:cs="Verdana" w:ascii="Verdana" w:hAnsi="Verdana"/>
                 <w:sz w:val="22"/>
                 <w:lang w:val="en-US"/>
               </w:rPr>
-              <w:t>sites</w:t>
-            </w:r>
-            <w:r>
-              <w:rPr>
-                <w:rFonts w:cs="Verdana" w:ascii="Verdana" w:hAnsi="Verdana"/>
-                <w:sz w:val="22"/>
-                <w:lang w:val="en-US"/>
-              </w:rPr>
-              <w:t xml:space="preserve"> from wh</w:t>
-            </w:r>
-            <w:r>
-              <w:rPr>
-                <w:rFonts w:cs="Verdana" w:ascii="Verdana" w:hAnsi="Verdana"/>
-                <w:sz w:val="22"/>
-                <w:lang w:val="en-US"/>
-              </w:rPr>
-              <w:t>ere</w:t>
-            </w:r>
-            <w:r>
-              <w:rPr>
-                <w:rFonts w:cs="Verdana" w:ascii="Verdana" w:hAnsi="Verdana"/>
-                <w:sz w:val="22"/>
-                <w:lang w:val="en-US"/>
-              </w:rPr>
-              <w:t xml:space="preserve"> to download </w:t>
-            </w:r>
-            <w:r>
-              <w:rPr>
-                <w:rFonts w:cs="Verdana" w:ascii="Verdana" w:hAnsi="Verdana"/>
-                <w:sz w:val="22"/>
-                <w:lang w:val="en-US"/>
-              </w:rPr>
-              <w:t>music</w:t>
-            </w:r>
-            <w:r>
-              <w:rPr>
-                <w:rFonts w:cs="Verdana" w:ascii="Verdana" w:hAnsi="Verdana"/>
-                <w:sz w:val="22"/>
-                <w:lang w:val="en-US"/>
-              </w:rPr>
-              <w:t xml:space="preserve"> scores </w:t>
-            </w:r>
-            <w:r>
-              <w:rPr>
-                <w:rFonts w:cs="Verdana" w:ascii="Verdana" w:hAnsi="Verdana"/>
-                <w:sz w:val="22"/>
-                <w:lang w:val="en-US"/>
-              </w:rPr>
-              <w:t>in MusicXml</w:t>
-            </w:r>
-            <w:r>
-              <w:rPr>
-                <w:rFonts w:cs="Verdana" w:ascii="Verdana" w:hAnsi="Verdana"/>
-                <w:sz w:val="22"/>
-                <w:lang w:val="en-US"/>
-              </w:rPr>
-              <w:t>.</w:t>
-            </w:r>
-          </w:p>
-          <w:p>
-            <w:pPr>
-              <w:pStyle w:val="Tabelindhold"/>
-              <w:rPr/>
-            </w:pPr>
-            <w:hyperlink r:id="rId7">
-              <w:r>
-                <w:rPr>
-                  <w:rStyle w:val="Hyperlink"/>
-                  <w:rFonts w:cs="Verdana" w:ascii="Verdana" w:hAnsi="Verdana"/>
-                  <w:sz w:val="22"/>
-                  <w:lang w:val="en-US"/>
-                </w:rPr>
-                <w:t>https://musescore.com/sheetmusic</w:t>
-              </w:r>
-            </w:hyperlink>
-          </w:p>
-          <w:p>
-            <w:pPr>
-              <w:pStyle w:val="Tabelindhold"/>
-              <w:rPr/>
-            </w:pPr>
-            <w:r>
-              <w:rPr>
-                <w:rFonts w:cs="Verdana" w:ascii="Verdana" w:hAnsi="Verdana"/>
-                <w:sz w:val="22"/>
-                <w:lang w:val="en-US"/>
-              </w:rPr>
               <w:t>is a great place to start.</w:t>
             </w:r>
           </w:p>
         </w:tc>
         <w:tc>
           <w:tcPr>
-            <w:tcW w:w="2209" w:type="dxa"/>
+            <w:tcW w:w="2210" w:type="dxa"/>
             <w:tcBorders>
               <w:left w:val="single" w:sz="2" w:space="0" w:color="000000"/>
               <w:bottom w:val="single" w:sz="2" w:space="0" w:color="000000"/>
@@ -6129,7 +6001,7 @@
         <w:trPr/>
         <w:tc>
           <w:tcPr>
-            <w:tcW w:w="1586" w:type="dxa"/>
+            <w:tcW w:w="1585" w:type="dxa"/>
             <w:tcBorders>
               <w:left w:val="single" w:sz="2" w:space="0" w:color="000000"/>
               <w:bottom w:val="single" w:sz="2" w:space="0" w:color="000000"/>
@@ -6229,7 +6101,7 @@
         </w:tc>
         <w:tc>
           <w:tcPr>
-            <w:tcW w:w="2209" w:type="dxa"/>
+            <w:tcW w:w="2210" w:type="dxa"/>
             <w:tcBorders>
               <w:left w:val="single" w:sz="2" w:space="0" w:color="000000"/>
               <w:bottom w:val="single" w:sz="2" w:space="0" w:color="000000"/>
@@ -6420,31 +6292,7 @@
         <w:rPr>
           <w:rFonts w:cs="Verdana" w:ascii="Verdana" w:hAnsi="Verdana"/>
         </w:rPr>
-        <w:t>Most items under "Edit" start editing the no</w:t>
-      </w:r>
-      <w:r>
-        <w:rPr>
-          <w:rFonts w:cs="Verdana" w:ascii="Verdana" w:hAnsi="Verdana"/>
-        </w:rPr>
-        <w:t>t</w:t>
-      </w:r>
-      <w:r>
-        <w:rPr>
-          <w:rFonts w:cs="Verdana" w:ascii="Verdana" w:hAnsi="Verdana"/>
-        </w:rPr>
-        <w:t>e filter and hence what appears in the Note List. However, the different sub-items start editing different places in the no</w:t>
-      </w:r>
-      <w:r>
-        <w:rPr>
-          <w:rFonts w:cs="Verdana" w:ascii="Verdana" w:hAnsi="Verdana"/>
-        </w:rPr>
-        <w:t>t</w:t>
-      </w:r>
-      <w:r>
-        <w:rPr>
-          <w:rFonts w:cs="Verdana" w:ascii="Verdana" w:hAnsi="Verdana"/>
-        </w:rPr>
-        <w:t>e filter. See the section on the Note Filter!</w:t>
+        <w:t>Most items under "Edit" start editing the note filter and hence what appears in the Note List. However, the different sub-items start editing different places in the note filter. See the section on the Note Filter!</w:t>
       </w:r>
     </w:p>
     <w:p>
@@ -6648,14 +6496,14 @@
         </w:tblCellMar>
       </w:tblPr>
       <w:tblGrid>
-        <w:gridCol w:w="2262"/>
-        <w:gridCol w:w="6763"/>
+        <w:gridCol w:w="2261"/>
+        <w:gridCol w:w="6764"/>
       </w:tblGrid>
       <w:tr>
         <w:trPr/>
         <w:tc>
           <w:tcPr>
-            <w:tcW w:w="2262" w:type="dxa"/>
+            <w:tcW w:w="2261" w:type="dxa"/>
             <w:tcBorders>
               <w:top w:val="single" w:sz="4" w:space="0" w:color="000000"/>
               <w:left w:val="single" w:sz="4" w:space="0" w:color="000000"/>
@@ -6680,7 +6528,7 @@
         </w:tc>
         <w:tc>
           <w:tcPr>
-            <w:tcW w:w="6763" w:type="dxa"/>
+            <w:tcW w:w="6764" w:type="dxa"/>
             <w:tcBorders>
               <w:top w:val="single" w:sz="4" w:space="0" w:color="000000"/>
               <w:left w:val="single" w:sz="4" w:space="0" w:color="000000"/>
@@ -6709,7 +6557,7 @@
         <w:trPr/>
         <w:tc>
           <w:tcPr>
-            <w:tcW w:w="2262" w:type="dxa"/>
+            <w:tcW w:w="2261" w:type="dxa"/>
             <w:tcBorders>
               <w:left w:val="single" w:sz="4" w:space="0" w:color="000000"/>
               <w:bottom w:val="single" w:sz="4" w:space="0" w:color="000000"/>
@@ -6733,7 +6581,7 @@
         </w:tc>
         <w:tc>
           <w:tcPr>
-            <w:tcW w:w="6763" w:type="dxa"/>
+            <w:tcW w:w="6764" w:type="dxa"/>
             <w:tcBorders>
               <w:left w:val="single" w:sz="4" w:space="0" w:color="000000"/>
               <w:bottom w:val="single" w:sz="4" w:space="0" w:color="000000"/>
@@ -6761,7 +6609,7 @@
         <w:trPr/>
         <w:tc>
           <w:tcPr>
-            <w:tcW w:w="2262" w:type="dxa"/>
+            <w:tcW w:w="2261" w:type="dxa"/>
             <w:tcBorders>
               <w:left w:val="single" w:sz="4" w:space="0" w:color="000000"/>
               <w:bottom w:val="single" w:sz="4" w:space="0" w:color="000000"/>
@@ -6785,7 +6633,7 @@
         </w:tc>
         <w:tc>
           <w:tcPr>
-            <w:tcW w:w="6763" w:type="dxa"/>
+            <w:tcW w:w="6764" w:type="dxa"/>
             <w:tcBorders>
               <w:left w:val="single" w:sz="4" w:space="0" w:color="000000"/>
               <w:bottom w:val="single" w:sz="4" w:space="0" w:color="000000"/>
@@ -6813,7 +6661,7 @@
         <w:trPr/>
         <w:tc>
           <w:tcPr>
-            <w:tcW w:w="2262" w:type="dxa"/>
+            <w:tcW w:w="2261" w:type="dxa"/>
             <w:tcBorders>
               <w:left w:val="single" w:sz="4" w:space="0" w:color="000000"/>
               <w:bottom w:val="single" w:sz="4" w:space="0" w:color="000000"/>
@@ -6837,7 +6685,7 @@
         </w:tc>
         <w:tc>
           <w:tcPr>
-            <w:tcW w:w="6763" w:type="dxa"/>
+            <w:tcW w:w="6764" w:type="dxa"/>
             <w:tcBorders>
               <w:left w:val="single" w:sz="4" w:space="0" w:color="000000"/>
               <w:bottom w:val="single" w:sz="4" w:space="0" w:color="000000"/>
@@ -6865,7 +6713,7 @@
         <w:trPr/>
         <w:tc>
           <w:tcPr>
-            <w:tcW w:w="2262" w:type="dxa"/>
+            <w:tcW w:w="2261" w:type="dxa"/>
             <w:tcBorders>
               <w:left w:val="single" w:sz="4" w:space="0" w:color="000000"/>
               <w:bottom w:val="single" w:sz="4" w:space="0" w:color="000000"/>
@@ -6889,7 +6737,7 @@
         </w:tc>
         <w:tc>
           <w:tcPr>
-            <w:tcW w:w="6763" w:type="dxa"/>
+            <w:tcW w:w="6764" w:type="dxa"/>
             <w:tcBorders>
               <w:left w:val="single" w:sz="4" w:space="0" w:color="000000"/>
               <w:bottom w:val="single" w:sz="4" w:space="0" w:color="000000"/>
@@ -6917,7 +6765,7 @@
         <w:trPr/>
         <w:tc>
           <w:tcPr>
-            <w:tcW w:w="2262" w:type="dxa"/>
+            <w:tcW w:w="2261" w:type="dxa"/>
             <w:tcBorders>
               <w:left w:val="single" w:sz="4" w:space="0" w:color="000000"/>
               <w:bottom w:val="single" w:sz="4" w:space="0" w:color="000000"/>
@@ -6941,7 +6789,7 @@
         </w:tc>
         <w:tc>
           <w:tcPr>
-            <w:tcW w:w="6763" w:type="dxa"/>
+            <w:tcW w:w="6764" w:type="dxa"/>
             <w:tcBorders>
               <w:left w:val="single" w:sz="4" w:space="0" w:color="000000"/>
               <w:bottom w:val="single" w:sz="4" w:space="0" w:color="000000"/>
@@ -6969,7 +6817,7 @@
         <w:trPr/>
         <w:tc>
           <w:tcPr>
-            <w:tcW w:w="2262" w:type="dxa"/>
+            <w:tcW w:w="2261" w:type="dxa"/>
             <w:tcBorders>
               <w:left w:val="single" w:sz="4" w:space="0" w:color="000000"/>
               <w:bottom w:val="single" w:sz="4" w:space="0" w:color="000000"/>
@@ -6993,7 +6841,7 @@
         </w:tc>
         <w:tc>
           <w:tcPr>
-            <w:tcW w:w="6763" w:type="dxa"/>
+            <w:tcW w:w="6764" w:type="dxa"/>
             <w:tcBorders>
               <w:left w:val="single" w:sz="4" w:space="0" w:color="000000"/>
               <w:bottom w:val="single" w:sz="4" w:space="0" w:color="000000"/>
@@ -7021,7 +6869,7 @@
         <w:trPr/>
         <w:tc>
           <w:tcPr>
-            <w:tcW w:w="2262" w:type="dxa"/>
+            <w:tcW w:w="2261" w:type="dxa"/>
             <w:tcBorders>
               <w:left w:val="single" w:sz="4" w:space="0" w:color="000000"/>
               <w:bottom w:val="single" w:sz="4" w:space="0" w:color="000000"/>
@@ -7045,7 +6893,7 @@
         </w:tc>
         <w:tc>
           <w:tcPr>
-            <w:tcW w:w="6763" w:type="dxa"/>
+            <w:tcW w:w="6764" w:type="dxa"/>
             <w:tcBorders>
               <w:left w:val="single" w:sz="4" w:space="0" w:color="000000"/>
               <w:bottom w:val="single" w:sz="4" w:space="0" w:color="000000"/>
@@ -7217,19 +7065,7 @@
         <w:rPr>
           <w:rFonts w:cs="Verdana" w:ascii="Verdana" w:hAnsi="Verdana"/>
         </w:rPr>
-        <w:t>At the top there is a link to the updated list of such no</w:t>
-      </w:r>
-      <w:r>
-        <w:rPr>
-          <w:rFonts w:cs="Verdana" w:ascii="Verdana" w:hAnsi="Verdana"/>
-        </w:rPr>
-        <w:t>t</w:t>
-      </w:r>
-      <w:r>
-        <w:rPr>
-          <w:rFonts w:cs="Verdana" w:ascii="Verdana" w:hAnsi="Verdana"/>
-        </w:rPr>
-        <w:t>e archives:</w:t>
+        <w:t>At the top there is a link to the updated list of such note archives:</w:t>
       </w:r>
     </w:p>
     <w:p>
@@ -7255,19 +7091,7 @@
         <w:rPr>
           <w:rFonts w:cs="Verdana" w:ascii="Verdana" w:hAnsi="Verdana"/>
         </w:rPr>
-        <w:t>Then a large number of direct links to websites that contain no</w:t>
-      </w:r>
-      <w:r>
-        <w:rPr>
-          <w:rFonts w:cs="Verdana" w:ascii="Verdana" w:hAnsi="Verdana"/>
-        </w:rPr>
-        <w:t>t</w:t>
-      </w:r>
-      <w:r>
-        <w:rPr>
-          <w:rFonts w:cs="Verdana" w:ascii="Verdana" w:hAnsi="Verdana"/>
-        </w:rPr>
-        <w:t>e archives. These links are an excellent way to get hold of MusicXml-based music, typically for free. In this way, the user of IBOS MusicXmlReader gets access to huge amounts of MusicXml files (though often of highly varying quality).</w:t>
+        <w:t>Then a large number of direct links to websites that contain note archives. These links are an excellent way to get hold of MusicXml-based music, typically for free. In this way, the user of IBOS MusicXmlReader gets access to huge amounts of MusicXml files (though often of highly varying quality).</w:t>
       </w:r>
     </w:p>
     <w:p>
@@ -7485,15 +7309,15 @@
         </w:tblCellMar>
       </w:tblPr>
       <w:tblGrid>
-        <w:gridCol w:w="3235"/>
+        <w:gridCol w:w="3234"/>
         <w:gridCol w:w="2309"/>
-        <w:gridCol w:w="3411"/>
+        <w:gridCol w:w="3412"/>
       </w:tblGrid>
       <w:tr>
         <w:trPr/>
         <w:tc>
           <w:tcPr>
-            <w:tcW w:w="3235" w:type="dxa"/>
+            <w:tcW w:w="3234" w:type="dxa"/>
             <w:tcBorders/>
             <w:shd w:fill="auto" w:val="clear"/>
           </w:tcPr>
@@ -7535,7 +7359,7 @@
         </w:tc>
         <w:tc>
           <w:tcPr>
-            <w:tcW w:w="3411" w:type="dxa"/>
+            <w:tcW w:w="3412" w:type="dxa"/>
             <w:tcBorders/>
             <w:shd w:fill="auto" w:val="clear"/>
           </w:tcPr>
@@ -7559,7 +7383,7 @@
         <w:trPr/>
         <w:tc>
           <w:tcPr>
-            <w:tcW w:w="3235" w:type="dxa"/>
+            <w:tcW w:w="3234" w:type="dxa"/>
             <w:tcBorders/>
             <w:shd w:fill="auto" w:val="clear"/>
           </w:tcPr>
@@ -7602,7 +7426,7 @@
         </w:tc>
         <w:tc>
           <w:tcPr>
-            <w:tcW w:w="3411" w:type="dxa"/>
+            <w:tcW w:w="3412" w:type="dxa"/>
             <w:tcBorders/>
             <w:shd w:fill="auto" w:val="clear"/>
           </w:tcPr>
@@ -7651,7 +7475,7 @@
         <w:trPr/>
         <w:tc>
           <w:tcPr>
-            <w:tcW w:w="3235" w:type="dxa"/>
+            <w:tcW w:w="3234" w:type="dxa"/>
             <w:tcBorders/>
             <w:shd w:fill="auto" w:val="clear"/>
           </w:tcPr>
@@ -7710,7 +7534,7 @@
         </w:tc>
         <w:tc>
           <w:tcPr>
-            <w:tcW w:w="3411" w:type="dxa"/>
+            <w:tcW w:w="3412" w:type="dxa"/>
             <w:tcBorders/>
             <w:shd w:fill="auto" w:val="clear"/>
           </w:tcPr>
@@ -7736,7 +7560,7 @@
         <w:trPr/>
         <w:tc>
           <w:tcPr>
-            <w:tcW w:w="3235" w:type="dxa"/>
+            <w:tcW w:w="3234" w:type="dxa"/>
             <w:tcBorders/>
             <w:shd w:fill="auto" w:val="clear"/>
           </w:tcPr>
@@ -7779,7 +7603,7 @@
         </w:tc>
         <w:tc>
           <w:tcPr>
-            <w:tcW w:w="3411" w:type="dxa"/>
+            <w:tcW w:w="3412" w:type="dxa"/>
             <w:tcBorders/>
             <w:shd w:fill="auto" w:val="clear"/>
           </w:tcPr>
@@ -7805,7 +7629,7 @@
         <w:trPr/>
         <w:tc>
           <w:tcPr>
-            <w:tcW w:w="3235" w:type="dxa"/>
+            <w:tcW w:w="3234" w:type="dxa"/>
             <w:tcBorders/>
             <w:shd w:fill="auto" w:val="clear"/>
           </w:tcPr>
@@ -7848,7 +7672,7 @@
         </w:tc>
         <w:tc>
           <w:tcPr>
-            <w:tcW w:w="3411" w:type="dxa"/>
+            <w:tcW w:w="3412" w:type="dxa"/>
             <w:tcBorders/>
             <w:shd w:fill="auto" w:val="clear"/>
           </w:tcPr>
@@ -7874,7 +7698,7 @@
         <w:trPr/>
         <w:tc>
           <w:tcPr>
-            <w:tcW w:w="3235" w:type="dxa"/>
+            <w:tcW w:w="3234" w:type="dxa"/>
             <w:tcBorders/>
             <w:shd w:fill="auto" w:val="clear"/>
           </w:tcPr>
@@ -7920,7 +7744,7 @@
         </w:tc>
         <w:tc>
           <w:tcPr>
-            <w:tcW w:w="3411" w:type="dxa"/>
+            <w:tcW w:w="3412" w:type="dxa"/>
             <w:tcBorders/>
             <w:shd w:fill="auto" w:val="clear"/>
           </w:tcPr>
@@ -8044,15 +7868,15 @@
         </w:tblCellMar>
       </w:tblPr>
       <w:tblGrid>
-        <w:gridCol w:w="3235"/>
+        <w:gridCol w:w="3234"/>
         <w:gridCol w:w="2339"/>
-        <w:gridCol w:w="3441"/>
+        <w:gridCol w:w="3442"/>
       </w:tblGrid>
       <w:tr>
         <w:trPr/>
         <w:tc>
           <w:tcPr>
-            <w:tcW w:w="3235" w:type="dxa"/>
+            <w:tcW w:w="3234" w:type="dxa"/>
             <w:tcBorders/>
             <w:shd w:fill="auto" w:val="clear"/>
           </w:tcPr>
@@ -8098,7 +7922,7 @@
         </w:tc>
         <w:tc>
           <w:tcPr>
-            <w:tcW w:w="3441" w:type="dxa"/>
+            <w:tcW w:w="3442" w:type="dxa"/>
             <w:tcBorders/>
             <w:shd w:fill="auto" w:val="clear"/>
           </w:tcPr>
@@ -8124,7 +7948,7 @@
         <w:trPr/>
         <w:tc>
           <w:tcPr>
-            <w:tcW w:w="3235" w:type="dxa"/>
+            <w:tcW w:w="3234" w:type="dxa"/>
             <w:tcBorders/>
             <w:shd w:fill="auto" w:val="clear"/>
           </w:tcPr>
@@ -8170,7 +7994,7 @@
         </w:tc>
         <w:tc>
           <w:tcPr>
-            <w:tcW w:w="3441" w:type="dxa"/>
+            <w:tcW w:w="3442" w:type="dxa"/>
             <w:tcBorders/>
             <w:shd w:fill="auto" w:val="clear"/>
           </w:tcPr>
@@ -8251,86 +8075,38 @@
           <w:sz w:val="24"/>
           <w:szCs w:val="24"/>
         </w:rPr>
-        <w:t>If the selected MusicXml file contains many parts, such as a four-part SATB choral piece or a major orchestral work, then everything that happens simultaneously in all parts will appear on the same line in the No</w:t>
-      </w:r>
-      <w:r>
-        <w:rPr>
-          <w:rFonts w:cs="Verdana" w:ascii="Verdana" w:hAnsi="Verdana"/>
+        <w:t>If the selected MusicXml file contains many parts, such as a four-part SATB choral piece or a major orchestral work, then everything that happens simultaneously in all parts will appear on the same line in the Note List!</w:t>
+      </w:r>
+    </w:p>
+    <w:p>
+      <w:pPr>
+        <w:pStyle w:val="Normal"/>
+        <w:rPr>
           <w:sz w:val="24"/>
           <w:szCs w:val="24"/>
         </w:rPr>
-        <w:t>t</w:t>
-      </w:r>
+      </w:pPr>
       <w:r>
         <w:rPr>
           <w:rFonts w:cs="Verdana" w:ascii="Verdana" w:hAnsi="Verdana"/>
           <w:sz w:val="24"/>
           <w:szCs w:val="24"/>
         </w:rPr>
-        <w:t>e List!</w:t>
-      </w:r>
-    </w:p>
-    <w:p>
-      <w:pPr>
-        <w:pStyle w:val="Normal"/>
-        <w:rPr>
+        <w:t>When a line is displayed in the Note List, you can navigate among the individual parts using CONTROL + ARROW-UP and CONTROL + ARROW-DOWN respectively.</w:t>
+      </w:r>
+    </w:p>
+    <w:p>
+      <w:pPr>
+        <w:pStyle w:val="Normal"/>
+        <w:rPr/>
+      </w:pPr>
+      <w:r>
+        <w:rPr>
+          <w:rFonts w:cs="Verdana" w:ascii="Verdana" w:hAnsi="Verdana"/>
           <w:sz w:val="24"/>
           <w:szCs w:val="24"/>
         </w:rPr>
-      </w:pPr>
-      <w:r>
-        <w:rPr>
-          <w:rFonts w:cs="Verdana" w:ascii="Verdana" w:hAnsi="Verdana"/>
-          <w:sz w:val="24"/>
-          <w:szCs w:val="24"/>
-        </w:rPr>
-        <w:t>When a line is displayed in the Note List, you can navigate among the individual parts using CONTROL + ARROW-UP and CONTROL + ARROW-DOWN respectively.</w:t>
-      </w:r>
-    </w:p>
-    <w:p>
-      <w:pPr>
-        <w:pStyle w:val="Normal"/>
-        <w:rPr/>
-      </w:pPr>
-      <w:r>
-        <w:rPr>
-          <w:rFonts w:cs="Verdana" w:ascii="Verdana" w:hAnsi="Verdana"/>
-          <w:sz w:val="24"/>
-          <w:szCs w:val="24"/>
-        </w:rPr>
-        <w:t>And when a single part is displayed, you can navigate among the individual no</w:t>
-      </w:r>
-      <w:r>
-        <w:rPr>
-          <w:rFonts w:cs="Verdana" w:ascii="Verdana" w:hAnsi="Verdana"/>
-          <w:sz w:val="24"/>
-          <w:szCs w:val="24"/>
-        </w:rPr>
-        <w:t>t</w:t>
-      </w:r>
-      <w:r>
-        <w:rPr>
-          <w:rFonts w:cs="Verdana" w:ascii="Verdana" w:hAnsi="Verdana"/>
-          <w:sz w:val="24"/>
-          <w:szCs w:val="24"/>
-        </w:rPr>
-        <w:t>es within that part with the ARROW-UP and ARROW-DOWN. This is especially useful if each part contains many simultaneous single no</w:t>
-      </w:r>
-      <w:r>
-        <w:rPr>
-          <w:rFonts w:cs="Verdana" w:ascii="Verdana" w:hAnsi="Verdana"/>
-          <w:sz w:val="24"/>
-          <w:szCs w:val="24"/>
-        </w:rPr>
-        <w:t>t</w:t>
-      </w:r>
-      <w:r>
-        <w:rPr>
-          <w:rFonts w:cs="Verdana" w:ascii="Verdana" w:hAnsi="Verdana"/>
-          <w:sz w:val="24"/>
-          <w:szCs w:val="24"/>
-        </w:rPr>
-        <w:t>es, as is typically the case with piano, guitar and accordion parts.</w:t>
+        <w:t>And when a single part is displayed, you can navigate among the individual notes within that part with the ARROW-UP and ARROW-DOWN. This is especially useful if each part contains many simultaneous single notes, as is typically the case with piano, guitar and accordion parts.</w:t>
       </w:r>
     </w:p>
     <w:p>
@@ -8378,23 +8154,7 @@
           <w:sz w:val="24"/>
           <w:szCs w:val="24"/>
         </w:rPr>
-        <w:t>In summary, the use of the arrow keys in the no</w:t>
-      </w:r>
-      <w:r>
-        <w:rPr>
-          <w:rFonts w:cs="Verdana" w:ascii="Verdana" w:hAnsi="Verdana"/>
-          <w:sz w:val="24"/>
-          <w:szCs w:val="24"/>
-        </w:rPr>
-        <w:t>t</w:t>
-      </w:r>
-      <w:r>
-        <w:rPr>
-          <w:rFonts w:cs="Verdana" w:ascii="Verdana" w:hAnsi="Verdana"/>
-          <w:sz w:val="24"/>
-          <w:szCs w:val="24"/>
-        </w:rPr>
-        <w:t>e list is as follows:</w:t>
+        <w:t>In summary, the use of the arrow keys in the note list is as follows:</w:t>
       </w:r>
     </w:p>
     <w:p>
@@ -8497,10 +8257,21 @@
     <w:p>
       <w:pPr>
         <w:pStyle w:val="Normal"/>
-        <w:rPr>
+        <w:rPr/>
+      </w:pPr>
+      <w:r>
+        <w:rPr>
+          <w:rFonts w:cs="Verdana" w:ascii="Verdana" w:hAnsi="Verdana"/>
           <w:sz w:val="24"/>
           <w:szCs w:val="24"/>
         </w:rPr>
+        <w:t>But even with this opportunity to navigate in time, single part and single note, it's quickly becoming quite complicated to handle a large score - just like a large orchestra score becomes very unmanageable.</w:t>
+      </w:r>
+    </w:p>
+    <w:p>
+      <w:pPr>
+        <w:pStyle w:val="Normal"/>
+        <w:rPr/>
       </w:pPr>
       <w:r>
         <w:rPr>
@@ -8508,37 +8279,7 @@
           <w:sz w:val="24"/>
           <w:szCs w:val="24"/>
         </w:rPr>
-        <w:t>But even with this opportunity to navigate in time, single part and single note, it's quickly becoming quite complicated to handle a large score - just like a large orchestra score becomes very unmanageable for a musician without a vision impairment!</w:t>
-      </w:r>
-    </w:p>
-    <w:p>
-      <w:pPr>
-        <w:pStyle w:val="Normal"/>
-        <w:rPr/>
-      </w:pPr>
-      <w:r>
-        <w:rPr>
-          <w:rFonts w:cs="Verdana" w:ascii="Verdana" w:hAnsi="Verdana"/>
-          <w:sz w:val="24"/>
-          <w:szCs w:val="24"/>
-        </w:rPr>
-        <w:t>Fortunately, IBOS MusicXmlReader provides an opportunity to select in detail the exact votes to be displayed in the no</w:t>
-      </w:r>
-      <w:r>
-        <w:rPr>
-          <w:rFonts w:cs="Verdana" w:ascii="Verdana" w:hAnsi="Verdana"/>
-          <w:sz w:val="24"/>
-          <w:szCs w:val="24"/>
-        </w:rPr>
-        <w:t>t</w:t>
-      </w:r>
-      <w:r>
-        <w:rPr>
-          <w:rFonts w:cs="Verdana" w:ascii="Verdana" w:hAnsi="Verdana"/>
-          <w:sz w:val="24"/>
-          <w:szCs w:val="24"/>
-        </w:rPr>
-        <w:t>e list and degree of detail.</w:t>
+        <w:t>Fortunately, IBOS MusicXmlReader provides an opportunity to select in detail the exact votes to be displayed in the note list and degree of detail.</w:t>
       </w:r>
     </w:p>
     <w:p>
@@ -8646,19 +8387,7 @@
         <w:rPr>
           <w:rFonts w:cs="Verdana" w:ascii="Verdana" w:hAnsi="Verdana"/>
         </w:rPr>
-        <w:t>The no</w:t>
-      </w:r>
-      <w:r>
-        <w:rPr>
-          <w:rFonts w:cs="Verdana" w:ascii="Verdana" w:hAnsi="Verdana"/>
-        </w:rPr>
-        <w:t>t</w:t>
-      </w:r>
-      <w:r>
-        <w:rPr>
-          <w:rFonts w:cs="Verdana" w:ascii="Verdana" w:hAnsi="Verdana"/>
-        </w:rPr>
-        <w:t>e filter allows the advanced user to select within the vast amount of musical information typically available in a MusicXml file.</w:t>
+        <w:t>The note filter allows the advanced user to select within the vast amount of musical information typically available in a MusicXml file.</w:t>
       </w:r>
     </w:p>
     <w:p>
@@ -8670,19 +8399,7 @@
         <w:rPr>
           <w:rFonts w:cs="Verdana" w:ascii="Verdana" w:hAnsi="Verdana"/>
         </w:rPr>
-        <w:t>The no</w:t>
-      </w:r>
-      <w:r>
-        <w:rPr>
-          <w:rFonts w:cs="Verdana" w:ascii="Verdana" w:hAnsi="Verdana"/>
-        </w:rPr>
-        <w:t>t</w:t>
-      </w:r>
-      <w:r>
-        <w:rPr>
-          <w:rFonts w:cs="Verdana" w:ascii="Verdana" w:hAnsi="Verdana"/>
-        </w:rPr>
-        <w:t>e filter is a common Windows "checked tree view" which uses the following key combinations</w:t>
+        <w:t>The note filter is a common Windows "checked tree view" which uses the following key combinations</w:t>
       </w:r>
     </w:p>
     <w:tbl>
@@ -8698,14 +8415,14 @@
         </w:tblCellMar>
       </w:tblPr>
       <w:tblGrid>
-        <w:gridCol w:w="1796"/>
-        <w:gridCol w:w="7158"/>
+        <w:gridCol w:w="1795"/>
+        <w:gridCol w:w="7159"/>
       </w:tblGrid>
       <w:tr>
         <w:trPr/>
         <w:tc>
           <w:tcPr>
-            <w:tcW w:w="1796" w:type="dxa"/>
+            <w:tcW w:w="1795" w:type="dxa"/>
             <w:tcBorders/>
             <w:shd w:fill="auto" w:val="clear"/>
           </w:tcPr>
@@ -8728,7 +8445,7 @@
         </w:tc>
         <w:tc>
           <w:tcPr>
-            <w:tcW w:w="7158" w:type="dxa"/>
+            <w:tcW w:w="7159" w:type="dxa"/>
             <w:tcBorders/>
             <w:shd w:fill="auto" w:val="clear"/>
           </w:tcPr>
@@ -8754,7 +8471,7 @@
         <w:trPr/>
         <w:tc>
           <w:tcPr>
-            <w:tcW w:w="1796" w:type="dxa"/>
+            <w:tcW w:w="1795" w:type="dxa"/>
             <w:tcBorders/>
             <w:shd w:fill="auto" w:val="clear"/>
           </w:tcPr>
@@ -8775,7 +8492,7 @@
         </w:tc>
         <w:tc>
           <w:tcPr>
-            <w:tcW w:w="7158" w:type="dxa"/>
+            <w:tcW w:w="7159" w:type="dxa"/>
             <w:tcBorders/>
             <w:shd w:fill="auto" w:val="clear"/>
           </w:tcPr>
@@ -8797,7 +8514,7 @@
         <w:trPr/>
         <w:tc>
           <w:tcPr>
-            <w:tcW w:w="1796" w:type="dxa"/>
+            <w:tcW w:w="1795" w:type="dxa"/>
             <w:tcBorders/>
             <w:shd w:fill="auto" w:val="clear"/>
           </w:tcPr>
@@ -8818,7 +8535,7 @@
         </w:tc>
         <w:tc>
           <w:tcPr>
-            <w:tcW w:w="7158" w:type="dxa"/>
+            <w:tcW w:w="7159" w:type="dxa"/>
             <w:tcBorders/>
             <w:shd w:fill="auto" w:val="clear"/>
           </w:tcPr>
@@ -8842,7 +8559,7 @@
         <w:trPr/>
         <w:tc>
           <w:tcPr>
-            <w:tcW w:w="1796" w:type="dxa"/>
+            <w:tcW w:w="1795" w:type="dxa"/>
             <w:tcBorders/>
             <w:shd w:fill="auto" w:val="clear"/>
           </w:tcPr>
@@ -8863,7 +8580,7 @@
         </w:tc>
         <w:tc>
           <w:tcPr>
-            <w:tcW w:w="7158" w:type="dxa"/>
+            <w:tcW w:w="7159" w:type="dxa"/>
             <w:tcBorders/>
             <w:shd w:fill="auto" w:val="clear"/>
           </w:tcPr>
@@ -8889,7 +8606,7 @@
         </w:trPr>
         <w:tc>
           <w:tcPr>
-            <w:tcW w:w="1796" w:type="dxa"/>
+            <w:tcW w:w="1795" w:type="dxa"/>
             <w:tcBorders/>
             <w:shd w:fill="auto" w:val="clear"/>
           </w:tcPr>
@@ -8910,7 +8627,7 @@
         </w:tc>
         <w:tc>
           <w:tcPr>
-            <w:tcW w:w="7158" w:type="dxa"/>
+            <w:tcW w:w="7159" w:type="dxa"/>
             <w:tcBorders/>
             <w:shd w:fill="auto" w:val="clear"/>
           </w:tcPr>
@@ -8934,7 +8651,7 @@
         <w:trPr/>
         <w:tc>
           <w:tcPr>
-            <w:tcW w:w="1796" w:type="dxa"/>
+            <w:tcW w:w="1795" w:type="dxa"/>
             <w:tcBorders/>
             <w:shd w:fill="auto" w:val="clear"/>
           </w:tcPr>
@@ -8955,7 +8672,7 @@
         </w:tc>
         <w:tc>
           <w:tcPr>
-            <w:tcW w:w="7158" w:type="dxa"/>
+            <w:tcW w:w="7159" w:type="dxa"/>
             <w:tcBorders/>
             <w:shd w:fill="auto" w:val="clear"/>
           </w:tcPr>
@@ -8977,7 +8694,7 @@
         <w:trPr/>
         <w:tc>
           <w:tcPr>
-            <w:tcW w:w="1796" w:type="dxa"/>
+            <w:tcW w:w="1795" w:type="dxa"/>
             <w:tcBorders/>
             <w:shd w:fill="auto" w:val="clear"/>
           </w:tcPr>
@@ -8998,7 +8715,7 @@
         </w:tc>
         <w:tc>
           <w:tcPr>
-            <w:tcW w:w="7158" w:type="dxa"/>
+            <w:tcW w:w="7159" w:type="dxa"/>
             <w:tcBorders/>
             <w:shd w:fill="auto" w:val="clear"/>
           </w:tcPr>
@@ -9036,7 +8753,7 @@
         <w:trPr/>
         <w:tc>
           <w:tcPr>
-            <w:tcW w:w="1796" w:type="dxa"/>
+            <w:tcW w:w="1795" w:type="dxa"/>
             <w:tcBorders/>
             <w:shd w:fill="auto" w:val="clear"/>
           </w:tcPr>
@@ -9057,7 +8774,7 @@
         </w:tc>
         <w:tc>
           <w:tcPr>
-            <w:tcW w:w="7158" w:type="dxa"/>
+            <w:tcW w:w="7159" w:type="dxa"/>
             <w:tcBorders/>
             <w:shd w:fill="auto" w:val="clear"/>
           </w:tcPr>
@@ -9126,31 +8843,7 @@
         <w:rPr>
           <w:rFonts w:cs="Verdana" w:ascii="Verdana" w:hAnsi="Verdana"/>
         </w:rPr>
-        <w:t>By navigating in the No</w:t>
-      </w:r>
-      <w:r>
-        <w:rPr>
-          <w:rFonts w:cs="Verdana" w:ascii="Verdana" w:hAnsi="Verdana"/>
-        </w:rPr>
-        <w:t>t</w:t>
-      </w:r>
-      <w:r>
-        <w:rPr>
-          <w:rFonts w:cs="Verdana" w:ascii="Verdana" w:hAnsi="Verdana"/>
-        </w:rPr>
-        <w:t>e Filter and turning the individual settings on and off, you can decide in detail what appears in the No</w:t>
-      </w:r>
-      <w:r>
-        <w:rPr>
-          <w:rFonts w:cs="Verdana" w:ascii="Verdana" w:hAnsi="Verdana"/>
-        </w:rPr>
-        <w:t>t</w:t>
-      </w:r>
-      <w:r>
-        <w:rPr>
-          <w:rFonts w:cs="Verdana" w:ascii="Verdana" w:hAnsi="Verdana"/>
-        </w:rPr>
-        <w:t>e List.</w:t>
+        <w:t>By navigating in the Note Filter and turning the individual settings on and off, you can decide in detail what appears in the Note List.</w:t>
       </w:r>
     </w:p>
     <w:p>
@@ -9164,19 +8857,7 @@
         <w:rPr>
           <w:rFonts w:cs="Verdana" w:ascii="Verdana" w:hAnsi="Verdana"/>
         </w:rPr>
-        <w:t>The no</w:t>
-      </w:r>
-      <w:r>
-        <w:rPr>
-          <w:rFonts w:cs="Verdana" w:ascii="Verdana" w:hAnsi="Verdana"/>
-        </w:rPr>
-        <w:t>t</w:t>
-      </w:r>
-      <w:r>
-        <w:rPr>
-          <w:rFonts w:cs="Verdana" w:ascii="Verdana" w:hAnsi="Verdana"/>
-        </w:rPr>
-        <w:t>e filter has 3 inputs on the upper level:</w:t>
+        <w:t>The note filter has 3 inputs on the upper level:</w:t>
       </w:r>
     </w:p>
     <w:tbl>
@@ -9192,14 +8873,14 @@
         </w:tblCellMar>
       </w:tblPr>
       <w:tblGrid>
-        <w:gridCol w:w="2205"/>
-        <w:gridCol w:w="7439"/>
+        <w:gridCol w:w="2204"/>
+        <w:gridCol w:w="7440"/>
       </w:tblGrid>
       <w:tr>
         <w:trPr/>
         <w:tc>
           <w:tcPr>
-            <w:tcW w:w="2205" w:type="dxa"/>
+            <w:tcW w:w="2204" w:type="dxa"/>
             <w:tcBorders/>
             <w:shd w:fill="auto" w:val="clear"/>
           </w:tcPr>
@@ -9218,7 +8899,7 @@
         </w:tc>
         <w:tc>
           <w:tcPr>
-            <w:tcW w:w="7439" w:type="dxa"/>
+            <w:tcW w:w="7440" w:type="dxa"/>
             <w:tcBorders/>
             <w:shd w:fill="auto" w:val="clear"/>
           </w:tcPr>
@@ -9242,7 +8923,7 @@
         <w:trPr/>
         <w:tc>
           <w:tcPr>
-            <w:tcW w:w="2205" w:type="dxa"/>
+            <w:tcW w:w="2204" w:type="dxa"/>
             <w:tcBorders/>
             <w:shd w:fill="auto" w:val="clear"/>
           </w:tcPr>
@@ -9261,7 +8942,7 @@
         </w:tc>
         <w:tc>
           <w:tcPr>
-            <w:tcW w:w="7439" w:type="dxa"/>
+            <w:tcW w:w="7440" w:type="dxa"/>
             <w:tcBorders/>
             <w:shd w:fill="auto" w:val="clear"/>
           </w:tcPr>
@@ -9283,7 +8964,7 @@
         <w:trPr/>
         <w:tc>
           <w:tcPr>
-            <w:tcW w:w="2205" w:type="dxa"/>
+            <w:tcW w:w="2204" w:type="dxa"/>
             <w:tcBorders/>
             <w:shd w:fill="auto" w:val="clear"/>
           </w:tcPr>
@@ -9302,7 +8983,7 @@
         </w:tc>
         <w:tc>
           <w:tcPr>
-            <w:tcW w:w="7439" w:type="dxa"/>
+            <w:tcW w:w="7440" w:type="dxa"/>
             <w:tcBorders/>
             <w:shd w:fill="auto" w:val="clear"/>
           </w:tcPr>
@@ -9324,7 +9005,7 @@
         <w:trPr/>
         <w:tc>
           <w:tcPr>
-            <w:tcW w:w="2205" w:type="dxa"/>
+            <w:tcW w:w="2204" w:type="dxa"/>
             <w:tcBorders/>
             <w:shd w:fill="auto" w:val="clear"/>
           </w:tcPr>
@@ -9343,7 +9024,7 @@
         </w:tc>
         <w:tc>
           <w:tcPr>
-            <w:tcW w:w="7439" w:type="dxa"/>
+            <w:tcW w:w="7440" w:type="dxa"/>
             <w:tcBorders/>
             <w:shd w:fill="auto" w:val="clear"/>
           </w:tcPr>
@@ -9356,19 +9037,7 @@
               <w:rPr>
                 <w:rFonts w:cs="Verdana" w:ascii="Verdana" w:hAnsi="Verdana"/>
               </w:rPr>
-              <w:t xml:space="preserve">Here the user selects which parts of the MusicXml file to be displayed in Braille Music on the PC screen and printed in </w:t>
-            </w:r>
-            <w:r>
-              <w:rPr>
-                <w:rFonts w:cs="Verdana" w:ascii="Verdana" w:hAnsi="Verdana"/>
-              </w:rPr>
-              <w:t>Braille Music</w:t>
-            </w:r>
-            <w:r>
-              <w:rPr>
-                <w:rFonts w:cs="Verdana" w:ascii="Verdana" w:hAnsi="Verdana"/>
-              </w:rPr>
-              <w:t xml:space="preserve"> on the connected Braille display.</w:t>
+              <w:t>Here the user selects which parts of the MusicXml file to be displayed in Braille Music on the PC screen and printed in Braille Music on the connected Braille display.</w:t>
             </w:r>
           </w:p>
         </w:tc>
@@ -9461,8 +9130,8 @@
         </w:tblCellMar>
       </w:tblPr>
       <w:tblGrid>
-        <w:gridCol w:w="2264"/>
-        <w:gridCol w:w="6690"/>
+        <w:gridCol w:w="2263"/>
+        <w:gridCol w:w="6691"/>
       </w:tblGrid>
       <w:tr>
         <w:trPr>
@@ -9470,7 +9139,7 @@
         </w:trPr>
         <w:tc>
           <w:tcPr>
-            <w:tcW w:w="2264" w:type="dxa"/>
+            <w:tcW w:w="2263" w:type="dxa"/>
             <w:tcBorders/>
             <w:shd w:fill="auto" w:val="clear"/>
           </w:tcPr>
@@ -9493,7 +9162,7 @@
         </w:tc>
         <w:tc>
           <w:tcPr>
-            <w:tcW w:w="6690" w:type="dxa"/>
+            <w:tcW w:w="6691" w:type="dxa"/>
             <w:tcBorders/>
             <w:shd w:fill="auto" w:val="clear"/>
           </w:tcPr>
@@ -9518,7 +9187,7 @@
         <w:trPr/>
         <w:tc>
           <w:tcPr>
-            <w:tcW w:w="2264" w:type="dxa"/>
+            <w:tcW w:w="2263" w:type="dxa"/>
             <w:tcBorders/>
             <w:shd w:fill="auto" w:val="clear"/>
           </w:tcPr>
@@ -9540,7 +9209,7 @@
         </w:tc>
         <w:tc>
           <w:tcPr>
-            <w:tcW w:w="6690" w:type="dxa"/>
+            <w:tcW w:w="6691" w:type="dxa"/>
             <w:tcBorders/>
             <w:shd w:fill="auto" w:val="clear"/>
           </w:tcPr>
@@ -9564,7 +9233,7 @@
         <w:trPr/>
         <w:tc>
           <w:tcPr>
-            <w:tcW w:w="2264" w:type="dxa"/>
+            <w:tcW w:w="2263" w:type="dxa"/>
             <w:tcBorders/>
             <w:shd w:fill="auto" w:val="clear"/>
           </w:tcPr>
@@ -9584,7 +9253,7 @@
         </w:tc>
         <w:tc>
           <w:tcPr>
-            <w:tcW w:w="6690" w:type="dxa"/>
+            <w:tcW w:w="6691" w:type="dxa"/>
             <w:tcBorders/>
             <w:shd w:fill="auto" w:val="clear"/>
           </w:tcPr>
@@ -9608,7 +9277,7 @@
         <w:trPr/>
         <w:tc>
           <w:tcPr>
-            <w:tcW w:w="2264" w:type="dxa"/>
+            <w:tcW w:w="2263" w:type="dxa"/>
             <w:tcBorders/>
             <w:shd w:fill="auto" w:val="clear"/>
           </w:tcPr>
@@ -9630,7 +9299,7 @@
         </w:tc>
         <w:tc>
           <w:tcPr>
-            <w:tcW w:w="6690" w:type="dxa"/>
+            <w:tcW w:w="6691" w:type="dxa"/>
             <w:tcBorders/>
             <w:shd w:fill="auto" w:val="clear"/>
           </w:tcPr>
@@ -9652,7 +9321,7 @@
         <w:trPr/>
         <w:tc>
           <w:tcPr>
-            <w:tcW w:w="2264" w:type="dxa"/>
+            <w:tcW w:w="2263" w:type="dxa"/>
             <w:tcBorders/>
             <w:shd w:fill="auto" w:val="clear"/>
           </w:tcPr>
@@ -9674,7 +9343,7 @@
         </w:tc>
         <w:tc>
           <w:tcPr>
-            <w:tcW w:w="6690" w:type="dxa"/>
+            <w:tcW w:w="6691" w:type="dxa"/>
             <w:tcBorders/>
             <w:shd w:fill="auto" w:val="clear"/>
           </w:tcPr>
@@ -9698,7 +9367,7 @@
         <w:trPr/>
         <w:tc>
           <w:tcPr>
-            <w:tcW w:w="2264" w:type="dxa"/>
+            <w:tcW w:w="2263" w:type="dxa"/>
             <w:tcBorders/>
             <w:shd w:fill="auto" w:val="clear"/>
           </w:tcPr>
@@ -9718,7 +9387,7 @@
         </w:tc>
         <w:tc>
           <w:tcPr>
-            <w:tcW w:w="6690" w:type="dxa"/>
+            <w:tcW w:w="6691" w:type="dxa"/>
             <w:tcBorders/>
             <w:shd w:fill="auto" w:val="clear"/>
           </w:tcPr>
@@ -9744,7 +9413,7 @@
         <w:trPr/>
         <w:tc>
           <w:tcPr>
-            <w:tcW w:w="2264" w:type="dxa"/>
+            <w:tcW w:w="2263" w:type="dxa"/>
             <w:tcBorders/>
             <w:shd w:fill="auto" w:val="clear"/>
           </w:tcPr>
@@ -9766,7 +9435,7 @@
         </w:tc>
         <w:tc>
           <w:tcPr>
-            <w:tcW w:w="6690" w:type="dxa"/>
+            <w:tcW w:w="6691" w:type="dxa"/>
             <w:tcBorders/>
             <w:shd w:fill="auto" w:val="clear"/>
           </w:tcPr>
@@ -9790,7 +9459,7 @@
         <w:trPr/>
         <w:tc>
           <w:tcPr>
-            <w:tcW w:w="2264" w:type="dxa"/>
+            <w:tcW w:w="2263" w:type="dxa"/>
             <w:tcBorders/>
             <w:shd w:fill="auto" w:val="clear"/>
           </w:tcPr>
@@ -9810,7 +9479,7 @@
         </w:tc>
         <w:tc>
           <w:tcPr>
-            <w:tcW w:w="6690" w:type="dxa"/>
+            <w:tcW w:w="6691" w:type="dxa"/>
             <w:tcBorders/>
             <w:shd w:fill="auto" w:val="clear"/>
           </w:tcPr>
@@ -9834,7 +9503,7 @@
         <w:trPr/>
         <w:tc>
           <w:tcPr>
-            <w:tcW w:w="2264" w:type="dxa"/>
+            <w:tcW w:w="2263" w:type="dxa"/>
             <w:tcBorders/>
             <w:shd w:fill="auto" w:val="clear"/>
           </w:tcPr>
@@ -9855,7 +9524,7 @@
         </w:tc>
         <w:tc>
           <w:tcPr>
-            <w:tcW w:w="6690" w:type="dxa"/>
+            <w:tcW w:w="6691" w:type="dxa"/>
             <w:tcBorders/>
             <w:shd w:fill="auto" w:val="clear"/>
           </w:tcPr>
@@ -9910,19 +9579,7 @@
         <w:rPr>
           <w:rFonts w:cs="Verdana" w:ascii="Verdana" w:hAnsi="Verdana"/>
         </w:rPr>
-        <w:t>Navigation in the No</w:t>
-      </w:r>
-      <w:r>
-        <w:rPr>
-          <w:rFonts w:cs="Verdana" w:ascii="Verdana" w:hAnsi="Verdana"/>
-        </w:rPr>
-        <w:t>t</w:t>
-      </w:r>
-      <w:r>
-        <w:rPr>
-          <w:rFonts w:cs="Verdana" w:ascii="Verdana" w:hAnsi="Verdana"/>
-        </w:rPr>
-        <w:t>e Filter is as mentioned using the arrow keys - in exactly the same way as in JAWS settings. Each setting is switched on and off by pressing the spacebar.</w:t>
+        <w:t>Navigation in the Note Filter is as mentioned using the arrow keys - in exactly the same way as in JAWS settings. Each setting is switched on and off by pressing the spacebar.</w:t>
       </w:r>
     </w:p>
     <w:p>
@@ -9934,19 +9591,7 @@
         <w:rPr>
           <w:rFonts w:cs="Verdana" w:ascii="Verdana" w:hAnsi="Verdana"/>
         </w:rPr>
-        <w:t>In addition, as mentioned above, you can turn the same part on or off in all 3 branches of the no</w:t>
-      </w:r>
-      <w:r>
-        <w:rPr>
-          <w:rFonts w:cs="Verdana" w:ascii="Verdana" w:hAnsi="Verdana"/>
-        </w:rPr>
-        <w:t>t</w:t>
-      </w:r>
-      <w:r>
-        <w:rPr>
-          <w:rFonts w:cs="Verdana" w:ascii="Verdana" w:hAnsi="Verdana"/>
-        </w:rPr>
-        <w:t>e filter using the CONTROL + 1, or CONTROL + 0 keys. This is an extension to the standard WINDOWS functionality.</w:t>
+        <w:t>In addition, as mentioned above, you can turn the same part on or off in all 3 branches of the note filter using the CONTROL + 1, or CONTROL + 0 keys. This is an extension to the standard WINDOWS functionality.</w:t>
       </w:r>
     </w:p>
     <w:p>
@@ -10019,19 +9664,7 @@
         <w:rPr>
           <w:rFonts w:cs="Verdana" w:ascii="Verdana" w:hAnsi="Verdana"/>
         </w:rPr>
-        <w:t xml:space="preserve">A large part of the information in a graphical representation of a </w:t>
-      </w:r>
-      <w:r>
-        <w:rPr>
-          <w:rFonts w:cs="Verdana" w:ascii="Verdana" w:hAnsi="Verdana"/>
-        </w:rPr>
-        <w:t xml:space="preserve">music </w:t>
-      </w:r>
-      <w:r>
-        <w:rPr>
-          <w:rFonts w:cs="Verdana" w:ascii="Verdana" w:hAnsi="Verdana"/>
-        </w:rPr>
-        <w:t>score is displayed only once in each line, but still applies to all subsequent measures. This applies, for example, to "Key" (in the form of a number of accidentals), "Time Signature" and "Tempo". This information can, in principle, also be changed in the middle of a graphical score.</w:t>
+        <w:t>A large part of the information in a graphical representation of a music score is displayed only once in each line, but still applies to all subsequent measures. This applies, for example, to "Key" (in the form of a number of accidentals), "Time Signature" and "Tempo". This information can, in principle, also be changed in the middle of a graphical score.</w:t>
       </w:r>
     </w:p>
     <w:p>
@@ -10604,19 +10237,7 @@
         <w:rPr>
           <w:rFonts w:ascii="Verdana" w:hAnsi="Verdana"/>
         </w:rPr>
-        <w:t>PIL-NED splits the line i the no</w:t>
-      </w:r>
-      <w:r>
-        <w:rPr>
-          <w:rFonts w:ascii="Verdana" w:hAnsi="Verdana"/>
-        </w:rPr>
-        <w:t>t</w:t>
-      </w:r>
-      <w:r>
-        <w:rPr>
-          <w:rFonts w:ascii="Verdana" w:hAnsi="Verdana"/>
-        </w:rPr>
-        <w:t>e list i single parts, starting by the first part..</w:t>
+        <w:t>PIL-NED splits the line i the note list i single parts, starting by the first part..</w:t>
       </w:r>
     </w:p>
     <w:p>
@@ -10635,19 +10256,7 @@
         <w:rPr>
           <w:rFonts w:ascii="Verdana" w:hAnsi="Verdana"/>
         </w:rPr>
-        <w:t>PIL-OP stlits the line in the no</w:t>
-      </w:r>
-      <w:r>
-        <w:rPr>
-          <w:rFonts w:ascii="Verdana" w:hAnsi="Verdana"/>
-        </w:rPr>
-        <w:t>t</w:t>
-      </w:r>
-      <w:r>
-        <w:rPr>
-          <w:rFonts w:ascii="Verdana" w:hAnsi="Verdana"/>
-        </w:rPr>
-        <w:t>e list in single parts, starting by the last part.</w:t>
+        <w:t>PIL-OP stlits the line in the note list in single parts, starting by the last part.</w:t>
       </w:r>
     </w:p>
     <w:p>
@@ -11947,14 +11556,14 @@
         </w:tblCellMar>
       </w:tblPr>
       <w:tblGrid>
-        <w:gridCol w:w="2607"/>
-        <w:gridCol w:w="6418"/>
+        <w:gridCol w:w="2606"/>
+        <w:gridCol w:w="6419"/>
       </w:tblGrid>
       <w:tr>
         <w:trPr/>
         <w:tc>
           <w:tcPr>
-            <w:tcW w:w="2607" w:type="dxa"/>
+            <w:tcW w:w="2606" w:type="dxa"/>
             <w:tcBorders>
               <w:top w:val="single" w:sz="4" w:space="0" w:color="000000"/>
               <w:left w:val="single" w:sz="4" w:space="0" w:color="000000"/>
@@ -12006,7 +11615,7 @@
         </w:tc>
         <w:tc>
           <w:tcPr>
-            <w:tcW w:w="6418" w:type="dxa"/>
+            <w:tcW w:w="6419" w:type="dxa"/>
             <w:tcBorders>
               <w:top w:val="single" w:sz="4" w:space="0" w:color="000000"/>
               <w:left w:val="single" w:sz="4" w:space="0" w:color="000000"/>
@@ -12062,7 +11671,7 @@
         <w:trPr/>
         <w:tc>
           <w:tcPr>
-            <w:tcW w:w="2607" w:type="dxa"/>
+            <w:tcW w:w="2606" w:type="dxa"/>
             <w:tcBorders>
               <w:left w:val="single" w:sz="4" w:space="0" w:color="000000"/>
               <w:bottom w:val="single" w:sz="4" w:space="0" w:color="000000"/>
@@ -12113,7 +11722,7 @@
         </w:tc>
         <w:tc>
           <w:tcPr>
-            <w:tcW w:w="6418" w:type="dxa"/>
+            <w:tcW w:w="6419" w:type="dxa"/>
             <w:tcBorders>
               <w:left w:val="single" w:sz="4" w:space="0" w:color="000000"/>
               <w:bottom w:val="single" w:sz="4" w:space="0" w:color="000000"/>
@@ -12168,7 +11777,7 @@
         <w:trPr/>
         <w:tc>
           <w:tcPr>
-            <w:tcW w:w="2607" w:type="dxa"/>
+            <w:tcW w:w="2606" w:type="dxa"/>
             <w:tcBorders>
               <w:left w:val="single" w:sz="4" w:space="0" w:color="000000"/>
               <w:bottom w:val="single" w:sz="4" w:space="0" w:color="000000"/>
@@ -12219,7 +11828,7 @@
         </w:tc>
         <w:tc>
           <w:tcPr>
-            <w:tcW w:w="6418" w:type="dxa"/>
+            <w:tcW w:w="6419" w:type="dxa"/>
             <w:tcBorders>
               <w:left w:val="single" w:sz="4" w:space="0" w:color="000000"/>
               <w:bottom w:val="single" w:sz="4" w:space="0" w:color="000000"/>
@@ -12766,14 +12375,14 @@
         </w:tblCellMar>
       </w:tblPr>
       <w:tblGrid>
-        <w:gridCol w:w="1752"/>
-        <w:gridCol w:w="7273"/>
+        <w:gridCol w:w="1751"/>
+        <w:gridCol w:w="7274"/>
       </w:tblGrid>
       <w:tr>
         <w:trPr/>
         <w:tc>
           <w:tcPr>
-            <w:tcW w:w="1752" w:type="dxa"/>
+            <w:tcW w:w="1751" w:type="dxa"/>
             <w:tcBorders>
               <w:top w:val="single" w:sz="4" w:space="0" w:color="000000"/>
               <w:left w:val="single" w:sz="4" w:space="0" w:color="000000"/>
@@ -12825,7 +12434,7 @@
         </w:tc>
         <w:tc>
           <w:tcPr>
-            <w:tcW w:w="7273" w:type="dxa"/>
+            <w:tcW w:w="7274" w:type="dxa"/>
             <w:tcBorders>
               <w:top w:val="single" w:sz="4" w:space="0" w:color="000000"/>
               <w:left w:val="single" w:sz="4" w:space="0" w:color="000000"/>
@@ -12963,7 +12572,7 @@
         <w:trPr/>
         <w:tc>
           <w:tcPr>
-            <w:tcW w:w="1752" w:type="dxa"/>
+            <w:tcW w:w="1751" w:type="dxa"/>
             <w:tcBorders>
               <w:left w:val="single" w:sz="4" w:space="0" w:color="000000"/>
               <w:bottom w:val="single" w:sz="4" w:space="0" w:color="000000"/>
@@ -13014,7 +12623,7 @@
         </w:tc>
         <w:tc>
           <w:tcPr>
-            <w:tcW w:w="7273" w:type="dxa"/>
+            <w:tcW w:w="7274" w:type="dxa"/>
             <w:tcBorders>
               <w:left w:val="single" w:sz="4" w:space="0" w:color="000000"/>
               <w:bottom w:val="single" w:sz="4" w:space="0" w:color="000000"/>
@@ -15656,14 +15265,14 @@
         </w:tblCellMar>
       </w:tblPr>
       <w:tblGrid>
-        <w:gridCol w:w="2156"/>
-        <w:gridCol w:w="6798"/>
+        <w:gridCol w:w="2155"/>
+        <w:gridCol w:w="6799"/>
       </w:tblGrid>
       <w:tr>
         <w:trPr/>
         <w:tc>
           <w:tcPr>
-            <w:tcW w:w="2156" w:type="dxa"/>
+            <w:tcW w:w="2155" w:type="dxa"/>
             <w:tcBorders/>
             <w:shd w:fill="auto" w:val="clear"/>
           </w:tcPr>
@@ -15688,7 +15297,7 @@
         </w:tc>
         <w:tc>
           <w:tcPr>
-            <w:tcW w:w="6798" w:type="dxa"/>
+            <w:tcW w:w="6799" w:type="dxa"/>
             <w:tcBorders/>
             <w:shd w:fill="auto" w:val="clear"/>
           </w:tcPr>
@@ -15714,7 +15323,7 @@
         <w:trPr/>
         <w:tc>
           <w:tcPr>
-            <w:tcW w:w="2156" w:type="dxa"/>
+            <w:tcW w:w="2155" w:type="dxa"/>
             <w:tcBorders/>
             <w:shd w:fill="auto" w:val="clear"/>
           </w:tcPr>
@@ -15735,7 +15344,7 @@
         </w:tc>
         <w:tc>
           <w:tcPr>
-            <w:tcW w:w="6798" w:type="dxa"/>
+            <w:tcW w:w="6799" w:type="dxa"/>
             <w:tcBorders/>
             <w:shd w:fill="auto" w:val="clear"/>
           </w:tcPr>
@@ -15759,7 +15368,7 @@
         <w:trPr/>
         <w:tc>
           <w:tcPr>
-            <w:tcW w:w="2156" w:type="dxa"/>
+            <w:tcW w:w="2155" w:type="dxa"/>
             <w:tcBorders/>
             <w:shd w:fill="auto" w:val="clear"/>
           </w:tcPr>
@@ -15782,7 +15391,7 @@
         </w:tc>
         <w:tc>
           <w:tcPr>
-            <w:tcW w:w="6798" w:type="dxa"/>
+            <w:tcW w:w="6799" w:type="dxa"/>
             <w:tcBorders/>
             <w:shd w:fill="auto" w:val="clear"/>
           </w:tcPr>
@@ -15806,7 +15415,7 @@
         <w:trPr/>
         <w:tc>
           <w:tcPr>
-            <w:tcW w:w="2156" w:type="dxa"/>
+            <w:tcW w:w="2155" w:type="dxa"/>
             <w:tcBorders/>
             <w:shd w:fill="auto" w:val="clear"/>
           </w:tcPr>
@@ -15829,7 +15438,7 @@
         </w:tc>
         <w:tc>
           <w:tcPr>
-            <w:tcW w:w="6798" w:type="dxa"/>
+            <w:tcW w:w="6799" w:type="dxa"/>
             <w:tcBorders/>
             <w:shd w:fill="auto" w:val="clear"/>
           </w:tcPr>
@@ -15854,7 +15463,7 @@
         <w:trPr/>
         <w:tc>
           <w:tcPr>
-            <w:tcW w:w="2156" w:type="dxa"/>
+            <w:tcW w:w="2155" w:type="dxa"/>
             <w:tcBorders/>
             <w:shd w:fill="auto" w:val="clear"/>
           </w:tcPr>
@@ -15877,7 +15486,7 @@
         </w:tc>
         <w:tc>
           <w:tcPr>
-            <w:tcW w:w="6798" w:type="dxa"/>
+            <w:tcW w:w="6799" w:type="dxa"/>
             <w:tcBorders/>
             <w:shd w:fill="auto" w:val="clear"/>
           </w:tcPr>
@@ -15901,7 +15510,7 @@
         <w:trPr/>
         <w:tc>
           <w:tcPr>
-            <w:tcW w:w="2156" w:type="dxa"/>
+            <w:tcW w:w="2155" w:type="dxa"/>
             <w:tcBorders/>
             <w:shd w:fill="auto" w:val="clear"/>
           </w:tcPr>
@@ -15924,7 +15533,7 @@
         </w:tc>
         <w:tc>
           <w:tcPr>
-            <w:tcW w:w="6798" w:type="dxa"/>
+            <w:tcW w:w="6799" w:type="dxa"/>
             <w:tcBorders/>
             <w:shd w:fill="auto" w:val="clear"/>
           </w:tcPr>
@@ -15946,7 +15555,7 @@
         <w:trPr/>
         <w:tc>
           <w:tcPr>
-            <w:tcW w:w="2156" w:type="dxa"/>
+            <w:tcW w:w="2155" w:type="dxa"/>
             <w:tcBorders/>
             <w:shd w:fill="auto" w:val="clear"/>
           </w:tcPr>
@@ -15967,7 +15576,7 @@
         </w:tc>
         <w:tc>
           <w:tcPr>
-            <w:tcW w:w="6798" w:type="dxa"/>
+            <w:tcW w:w="6799" w:type="dxa"/>
             <w:tcBorders/>
             <w:shd w:fill="auto" w:val="clear"/>
           </w:tcPr>
@@ -15993,7 +15602,7 @@
         <w:trPr/>
         <w:tc>
           <w:tcPr>
-            <w:tcW w:w="2156" w:type="dxa"/>
+            <w:tcW w:w="2155" w:type="dxa"/>
             <w:tcBorders/>
             <w:shd w:fill="auto" w:val="clear"/>
           </w:tcPr>
@@ -16014,7 +15623,7 @@
         </w:tc>
         <w:tc>
           <w:tcPr>
-            <w:tcW w:w="6798" w:type="dxa"/>
+            <w:tcW w:w="6799" w:type="dxa"/>
             <w:tcBorders/>
             <w:shd w:fill="auto" w:val="clear"/>
           </w:tcPr>
@@ -16056,7 +15665,7 @@
         <w:trPr/>
         <w:tc>
           <w:tcPr>
-            <w:tcW w:w="2156" w:type="dxa"/>
+            <w:tcW w:w="2155" w:type="dxa"/>
             <w:tcBorders/>
             <w:shd w:fill="auto" w:val="clear"/>
           </w:tcPr>
@@ -16079,7 +15688,7 @@
         </w:tc>
         <w:tc>
           <w:tcPr>
-            <w:tcW w:w="6798" w:type="dxa"/>
+            <w:tcW w:w="6799" w:type="dxa"/>
             <w:tcBorders/>
             <w:shd w:fill="auto" w:val="clear"/>
           </w:tcPr>
@@ -16103,7 +15712,7 @@
         <w:trPr/>
         <w:tc>
           <w:tcPr>
-            <w:tcW w:w="2156" w:type="dxa"/>
+            <w:tcW w:w="2155" w:type="dxa"/>
             <w:tcBorders/>
             <w:shd w:fill="auto" w:val="clear"/>
           </w:tcPr>
@@ -16126,7 +15735,7 @@
         </w:tc>
         <w:tc>
           <w:tcPr>
-            <w:tcW w:w="6798" w:type="dxa"/>
+            <w:tcW w:w="6799" w:type="dxa"/>
             <w:tcBorders/>
             <w:shd w:fill="auto" w:val="clear"/>
           </w:tcPr>
@@ -16148,7 +15757,7 @@
         <w:trPr/>
         <w:tc>
           <w:tcPr>
-            <w:tcW w:w="2156" w:type="dxa"/>
+            <w:tcW w:w="2155" w:type="dxa"/>
             <w:tcBorders/>
             <w:shd w:fill="auto" w:val="clear"/>
           </w:tcPr>
@@ -16171,7 +15780,7 @@
         </w:tc>
         <w:tc>
           <w:tcPr>
-            <w:tcW w:w="6798" w:type="dxa"/>
+            <w:tcW w:w="6799" w:type="dxa"/>
             <w:tcBorders/>
             <w:shd w:fill="auto" w:val="clear"/>
           </w:tcPr>
@@ -16629,7 +16238,7 @@
       <w:rPr>
         <w:rStyle w:val="Sidetal"/>
       </w:rPr>
-      <w:t>27</w:t>
+      <w:t>12</w:t>
     </w:r>
     <w:r>
       <w:rPr>
@@ -17921,20 +17530,6 @@
       <w:szCs w:val="32"/>
     </w:rPr>
   </w:style>
-  <w:style w:type="paragraph" w:styleId="Indholdsfortegnelseoverskrift">
-    <w:name w:val="TOA Heading"/>
-    <w:basedOn w:val="Overskrift"/>
-    <w:pPr>
-      <w:suppressLineNumbers/>
-      <w:ind w:left="0" w:hanging="0"/>
-    </w:pPr>
-    <w:rPr>
-      <w:b/>
-      <w:bCs/>
-      <w:sz w:val="32"/>
-      <w:szCs w:val="32"/>
-    </w:rPr>
-  </w:style>
   <w:style w:type="numbering" w:styleId="WW8Num1">
     <w:name w:val="WW8Num1"/>
     <w:qFormat/>

--- a/Documentation/Official Documentation/User's manual for IBOS MusicXmlReader version 4.0.0.0.docx
+++ b/Documentation/Official Documentation/User's manual for IBOS MusicXmlReader version 4.0.0.0.docx
@@ -1332,14 +1332,14 @@
         </w:tblCellMar>
       </w:tblPr>
       <w:tblGrid>
-        <w:gridCol w:w="1685"/>
-        <w:gridCol w:w="7490"/>
+        <w:gridCol w:w="1684"/>
+        <w:gridCol w:w="7491"/>
       </w:tblGrid>
       <w:tr>
         <w:trPr/>
         <w:tc>
           <w:tcPr>
-            <w:tcW w:w="1685" w:type="dxa"/>
+            <w:tcW w:w="1684" w:type="dxa"/>
             <w:tcBorders>
               <w:top w:val="single" w:sz="4" w:space="0" w:color="000000"/>
               <w:left w:val="single" w:sz="4" w:space="0" w:color="000000"/>
@@ -1367,7 +1367,7 @@
         </w:tc>
         <w:tc>
           <w:tcPr>
-            <w:tcW w:w="7490" w:type="dxa"/>
+            <w:tcW w:w="7491" w:type="dxa"/>
             <w:tcBorders>
               <w:top w:val="single" w:sz="4" w:space="0" w:color="000000"/>
               <w:left w:val="single" w:sz="4" w:space="0" w:color="000000"/>
@@ -1409,7 +1409,7 @@
         <w:trPr/>
         <w:tc>
           <w:tcPr>
-            <w:tcW w:w="1685" w:type="dxa"/>
+            <w:tcW w:w="1684" w:type="dxa"/>
             <w:tcBorders>
               <w:top w:val="single" w:sz="4" w:space="0" w:color="000000"/>
               <w:left w:val="single" w:sz="4" w:space="0" w:color="000000"/>
@@ -1439,7 +1439,7 @@
         </w:tc>
         <w:tc>
           <w:tcPr>
-            <w:tcW w:w="7490" w:type="dxa"/>
+            <w:tcW w:w="7491" w:type="dxa"/>
             <w:tcBorders>
               <w:top w:val="single" w:sz="4" w:space="0" w:color="000000"/>
               <w:left w:val="single" w:sz="4" w:space="0" w:color="000000"/>
@@ -1507,7 +1507,7 @@
         <w:trPr/>
         <w:tc>
           <w:tcPr>
-            <w:tcW w:w="1685" w:type="dxa"/>
+            <w:tcW w:w="1684" w:type="dxa"/>
             <w:tcBorders>
               <w:top w:val="single" w:sz="4" w:space="0" w:color="000000"/>
               <w:left w:val="single" w:sz="4" w:space="0" w:color="000000"/>
@@ -1535,7 +1535,7 @@
         </w:tc>
         <w:tc>
           <w:tcPr>
-            <w:tcW w:w="7490" w:type="dxa"/>
+            <w:tcW w:w="7491" w:type="dxa"/>
             <w:tcBorders>
               <w:top w:val="single" w:sz="4" w:space="0" w:color="000000"/>
               <w:left w:val="single" w:sz="4" w:space="0" w:color="000000"/>
@@ -1565,7 +1565,7 @@
         <w:trPr/>
         <w:tc>
           <w:tcPr>
-            <w:tcW w:w="1685" w:type="dxa"/>
+            <w:tcW w:w="1684" w:type="dxa"/>
             <w:tcBorders>
               <w:top w:val="single" w:sz="4" w:space="0" w:color="000000"/>
               <w:left w:val="single" w:sz="4" w:space="0" w:color="000000"/>
@@ -1593,7 +1593,7 @@
         </w:tc>
         <w:tc>
           <w:tcPr>
-            <w:tcW w:w="7490" w:type="dxa"/>
+            <w:tcW w:w="7491" w:type="dxa"/>
             <w:tcBorders>
               <w:top w:val="single" w:sz="4" w:space="0" w:color="000000"/>
               <w:left w:val="single" w:sz="4" w:space="0" w:color="000000"/>
@@ -1639,7 +1639,7 @@
         <w:trPr/>
         <w:tc>
           <w:tcPr>
-            <w:tcW w:w="1685" w:type="dxa"/>
+            <w:tcW w:w="1684" w:type="dxa"/>
             <w:tcBorders>
               <w:top w:val="single" w:sz="4" w:space="0" w:color="000000"/>
               <w:left w:val="single" w:sz="4" w:space="0" w:color="000000"/>
@@ -1672,7 +1672,7 @@
         </w:tc>
         <w:tc>
           <w:tcPr>
-            <w:tcW w:w="7490" w:type="dxa"/>
+            <w:tcW w:w="7491" w:type="dxa"/>
             <w:tcBorders>
               <w:top w:val="single" w:sz="4" w:space="0" w:color="000000"/>
               <w:left w:val="single" w:sz="4" w:space="0" w:color="000000"/>
@@ -2218,9 +2218,9 @@
         </w:tblCellMar>
       </w:tblPr>
       <w:tblGrid>
-        <w:gridCol w:w="1585"/>
+        <w:gridCol w:w="1584"/>
         <w:gridCol w:w="5220"/>
-        <w:gridCol w:w="2210"/>
+        <w:gridCol w:w="2211"/>
       </w:tblGrid>
       <w:tr>
         <w:trPr>
@@ -2228,7 +2228,7 @@
         </w:trPr>
         <w:tc>
           <w:tcPr>
-            <w:tcW w:w="1585" w:type="dxa"/>
+            <w:tcW w:w="1584" w:type="dxa"/>
             <w:tcBorders>
               <w:top w:val="single" w:sz="2" w:space="0" w:color="000000"/>
               <w:left w:val="single" w:sz="2" w:space="0" w:color="000000"/>
@@ -2298,7 +2298,7 @@
         </w:tc>
         <w:tc>
           <w:tcPr>
-            <w:tcW w:w="2210" w:type="dxa"/>
+            <w:tcW w:w="2211" w:type="dxa"/>
             <w:tcBorders>
               <w:top w:val="single" w:sz="2" w:space="0" w:color="000000"/>
               <w:left w:val="single" w:sz="2" w:space="0" w:color="000000"/>
@@ -2329,7 +2329,7 @@
         <w:trPr/>
         <w:tc>
           <w:tcPr>
-            <w:tcW w:w="1585" w:type="dxa"/>
+            <w:tcW w:w="1584" w:type="dxa"/>
             <w:tcBorders>
               <w:left w:val="single" w:sz="2" w:space="0" w:color="000000"/>
               <w:bottom w:val="single" w:sz="2" w:space="0" w:color="000000"/>
@@ -2393,7 +2393,7 @@
         </w:tc>
         <w:tc>
           <w:tcPr>
-            <w:tcW w:w="2210" w:type="dxa"/>
+            <w:tcW w:w="2211" w:type="dxa"/>
             <w:tcBorders>
               <w:left w:val="single" w:sz="2" w:space="0" w:color="000000"/>
               <w:bottom w:val="single" w:sz="2" w:space="0" w:color="000000"/>
@@ -2420,7 +2420,7 @@
         <w:trPr/>
         <w:tc>
           <w:tcPr>
-            <w:tcW w:w="1585" w:type="dxa"/>
+            <w:tcW w:w="1584" w:type="dxa"/>
             <w:tcBorders>
               <w:left w:val="single" w:sz="2" w:space="0" w:color="000000"/>
               <w:bottom w:val="single" w:sz="2" w:space="0" w:color="000000"/>
@@ -2481,7 +2481,7 @@
         </w:tc>
         <w:tc>
           <w:tcPr>
-            <w:tcW w:w="2210" w:type="dxa"/>
+            <w:tcW w:w="2211" w:type="dxa"/>
             <w:tcBorders>
               <w:left w:val="single" w:sz="2" w:space="0" w:color="000000"/>
               <w:bottom w:val="single" w:sz="2" w:space="0" w:color="000000"/>
@@ -2508,7 +2508,7 @@
         <w:trPr/>
         <w:tc>
           <w:tcPr>
-            <w:tcW w:w="1585" w:type="dxa"/>
+            <w:tcW w:w="1584" w:type="dxa"/>
             <w:tcBorders>
               <w:left w:val="single" w:sz="2" w:space="0" w:color="000000"/>
               <w:bottom w:val="single" w:sz="2" w:space="0" w:color="000000"/>
@@ -2555,7 +2555,7 @@
         </w:tc>
         <w:tc>
           <w:tcPr>
-            <w:tcW w:w="2210" w:type="dxa"/>
+            <w:tcW w:w="2211" w:type="dxa"/>
             <w:tcBorders>
               <w:left w:val="single" w:sz="2" w:space="0" w:color="000000"/>
               <w:bottom w:val="single" w:sz="2" w:space="0" w:color="000000"/>
@@ -2600,7 +2600,7 @@
         <w:trPr/>
         <w:tc>
           <w:tcPr>
-            <w:tcW w:w="1585" w:type="dxa"/>
+            <w:tcW w:w="1584" w:type="dxa"/>
             <w:tcBorders>
               <w:left w:val="single" w:sz="2" w:space="0" w:color="000000"/>
               <w:bottom w:val="single" w:sz="2" w:space="0" w:color="000000"/>
@@ -2649,7 +2649,7 @@
         </w:tc>
         <w:tc>
           <w:tcPr>
-            <w:tcW w:w="2210" w:type="dxa"/>
+            <w:tcW w:w="2211" w:type="dxa"/>
             <w:tcBorders>
               <w:left w:val="single" w:sz="2" w:space="0" w:color="000000"/>
               <w:bottom w:val="single" w:sz="2" w:space="0" w:color="000000"/>
@@ -2679,7 +2679,7 @@
         <w:trPr/>
         <w:tc>
           <w:tcPr>
-            <w:tcW w:w="1585" w:type="dxa"/>
+            <w:tcW w:w="1584" w:type="dxa"/>
             <w:tcBorders>
               <w:left w:val="single" w:sz="2" w:space="0" w:color="000000"/>
               <w:bottom w:val="single" w:sz="2" w:space="0" w:color="000000"/>
@@ -2728,7 +2728,7 @@
         </w:tc>
         <w:tc>
           <w:tcPr>
-            <w:tcW w:w="2210" w:type="dxa"/>
+            <w:tcW w:w="2211" w:type="dxa"/>
             <w:tcBorders>
               <w:left w:val="single" w:sz="2" w:space="0" w:color="000000"/>
               <w:bottom w:val="single" w:sz="2" w:space="0" w:color="000000"/>
@@ -2758,7 +2758,7 @@
         <w:trPr/>
         <w:tc>
           <w:tcPr>
-            <w:tcW w:w="1585" w:type="dxa"/>
+            <w:tcW w:w="1584" w:type="dxa"/>
             <w:tcBorders>
               <w:left w:val="single" w:sz="2" w:space="0" w:color="000000"/>
               <w:bottom w:val="single" w:sz="2" w:space="0" w:color="000000"/>
@@ -2807,7 +2807,7 @@
         </w:tc>
         <w:tc>
           <w:tcPr>
-            <w:tcW w:w="2210" w:type="dxa"/>
+            <w:tcW w:w="2211" w:type="dxa"/>
             <w:tcBorders>
               <w:left w:val="single" w:sz="2" w:space="0" w:color="000000"/>
               <w:bottom w:val="single" w:sz="2" w:space="0" w:color="000000"/>
@@ -2837,7 +2837,7 @@
         <w:trPr/>
         <w:tc>
           <w:tcPr>
-            <w:tcW w:w="1585" w:type="dxa"/>
+            <w:tcW w:w="1584" w:type="dxa"/>
             <w:tcBorders>
               <w:left w:val="single" w:sz="2" w:space="0" w:color="000000"/>
               <w:bottom w:val="single" w:sz="2" w:space="0" w:color="000000"/>
@@ -2883,7 +2883,7 @@
         </w:tc>
         <w:tc>
           <w:tcPr>
-            <w:tcW w:w="2210" w:type="dxa"/>
+            <w:tcW w:w="2211" w:type="dxa"/>
             <w:tcBorders>
               <w:left w:val="single" w:sz="2" w:space="0" w:color="000000"/>
               <w:bottom w:val="single" w:sz="2" w:space="0" w:color="000000"/>
@@ -2913,7 +2913,7 @@
         <w:trPr/>
         <w:tc>
           <w:tcPr>
-            <w:tcW w:w="1585" w:type="dxa"/>
+            <w:tcW w:w="1584" w:type="dxa"/>
             <w:tcBorders>
               <w:left w:val="single" w:sz="2" w:space="0" w:color="000000"/>
               <w:bottom w:val="single" w:sz="2" w:space="0" w:color="000000"/>
@@ -2973,7 +2973,7 @@
         </w:tc>
         <w:tc>
           <w:tcPr>
-            <w:tcW w:w="2210" w:type="dxa"/>
+            <w:tcW w:w="2211" w:type="dxa"/>
             <w:tcBorders>
               <w:left w:val="single" w:sz="2" w:space="0" w:color="000000"/>
               <w:bottom w:val="single" w:sz="2" w:space="0" w:color="000000"/>
@@ -3007,7 +3007,7 @@
         <w:trPr/>
         <w:tc>
           <w:tcPr>
-            <w:tcW w:w="1585" w:type="dxa"/>
+            <w:tcW w:w="1584" w:type="dxa"/>
             <w:tcBorders>
               <w:left w:val="single" w:sz="2" w:space="0" w:color="000000"/>
               <w:bottom w:val="single" w:sz="2" w:space="0" w:color="000000"/>
@@ -3067,7 +3067,7 @@
         </w:tc>
         <w:tc>
           <w:tcPr>
-            <w:tcW w:w="2210" w:type="dxa"/>
+            <w:tcW w:w="2211" w:type="dxa"/>
             <w:tcBorders>
               <w:left w:val="single" w:sz="2" w:space="0" w:color="000000"/>
               <w:bottom w:val="single" w:sz="2" w:space="0" w:color="000000"/>
@@ -3101,7 +3101,7 @@
         <w:trPr/>
         <w:tc>
           <w:tcPr>
-            <w:tcW w:w="1585" w:type="dxa"/>
+            <w:tcW w:w="1584" w:type="dxa"/>
             <w:tcBorders>
               <w:left w:val="single" w:sz="2" w:space="0" w:color="000000"/>
               <w:bottom w:val="single" w:sz="2" w:space="0" w:color="000000"/>
@@ -3161,7 +3161,7 @@
         </w:tc>
         <w:tc>
           <w:tcPr>
-            <w:tcW w:w="2210" w:type="dxa"/>
+            <w:tcW w:w="2211" w:type="dxa"/>
             <w:tcBorders>
               <w:left w:val="single" w:sz="2" w:space="0" w:color="000000"/>
               <w:bottom w:val="single" w:sz="2" w:space="0" w:color="000000"/>
@@ -3194,7 +3194,7 @@
         <w:trPr/>
         <w:tc>
           <w:tcPr>
-            <w:tcW w:w="1585" w:type="dxa"/>
+            <w:tcW w:w="1584" w:type="dxa"/>
             <w:tcBorders>
               <w:left w:val="single" w:sz="2" w:space="0" w:color="000000"/>
               <w:bottom w:val="single" w:sz="2" w:space="0" w:color="000000"/>
@@ -3243,7 +3243,7 @@
         </w:tc>
         <w:tc>
           <w:tcPr>
-            <w:tcW w:w="2210" w:type="dxa"/>
+            <w:tcW w:w="2211" w:type="dxa"/>
             <w:tcBorders>
               <w:left w:val="single" w:sz="2" w:space="0" w:color="000000"/>
               <w:bottom w:val="single" w:sz="2" w:space="0" w:color="000000"/>
@@ -3273,7 +3273,7 @@
         <w:trPr/>
         <w:tc>
           <w:tcPr>
-            <w:tcW w:w="1585" w:type="dxa"/>
+            <w:tcW w:w="1584" w:type="dxa"/>
             <w:tcBorders>
               <w:left w:val="single" w:sz="2" w:space="0" w:color="000000"/>
               <w:bottom w:val="single" w:sz="2" w:space="0" w:color="000000"/>
@@ -3327,7 +3327,7 @@
         </w:tc>
         <w:tc>
           <w:tcPr>
-            <w:tcW w:w="2210" w:type="dxa"/>
+            <w:tcW w:w="2211" w:type="dxa"/>
             <w:tcBorders>
               <w:left w:val="single" w:sz="2" w:space="0" w:color="000000"/>
               <w:bottom w:val="single" w:sz="2" w:space="0" w:color="000000"/>
@@ -3359,7 +3359,7 @@
         <w:trPr/>
         <w:tc>
           <w:tcPr>
-            <w:tcW w:w="1585" w:type="dxa"/>
+            <w:tcW w:w="1584" w:type="dxa"/>
             <w:tcBorders>
               <w:left w:val="single" w:sz="2" w:space="0" w:color="000000"/>
               <w:bottom w:val="single" w:sz="2" w:space="0" w:color="000000"/>
@@ -3411,7 +3411,7 @@
         </w:tc>
         <w:tc>
           <w:tcPr>
-            <w:tcW w:w="2210" w:type="dxa"/>
+            <w:tcW w:w="2211" w:type="dxa"/>
             <w:tcBorders>
               <w:left w:val="single" w:sz="2" w:space="0" w:color="000000"/>
               <w:bottom w:val="single" w:sz="2" w:space="0" w:color="000000"/>
@@ -3441,7 +3441,7 @@
         <w:trPr/>
         <w:tc>
           <w:tcPr>
-            <w:tcW w:w="1585" w:type="dxa"/>
+            <w:tcW w:w="1584" w:type="dxa"/>
             <w:tcBorders>
               <w:left w:val="single" w:sz="2" w:space="0" w:color="000000"/>
               <w:bottom w:val="single" w:sz="2" w:space="0" w:color="000000"/>
@@ -3495,7 +3495,7 @@
         </w:tc>
         <w:tc>
           <w:tcPr>
-            <w:tcW w:w="2210" w:type="dxa"/>
+            <w:tcW w:w="2211" w:type="dxa"/>
             <w:tcBorders>
               <w:left w:val="single" w:sz="2" w:space="0" w:color="000000"/>
               <w:bottom w:val="single" w:sz="2" w:space="0" w:color="000000"/>
@@ -3525,7 +3525,7 @@
         <w:trPr/>
         <w:tc>
           <w:tcPr>
-            <w:tcW w:w="1585" w:type="dxa"/>
+            <w:tcW w:w="1584" w:type="dxa"/>
             <w:tcBorders>
               <w:left w:val="single" w:sz="2" w:space="0" w:color="000000"/>
               <w:bottom w:val="single" w:sz="2" w:space="0" w:color="000000"/>
@@ -3579,7 +3579,7 @@
         </w:tc>
         <w:tc>
           <w:tcPr>
-            <w:tcW w:w="2210" w:type="dxa"/>
+            <w:tcW w:w="2211" w:type="dxa"/>
             <w:tcBorders>
               <w:left w:val="single" w:sz="2" w:space="0" w:color="000000"/>
               <w:bottom w:val="single" w:sz="2" w:space="0" w:color="000000"/>
@@ -3609,7 +3609,7 @@
         <w:trPr/>
         <w:tc>
           <w:tcPr>
-            <w:tcW w:w="1585" w:type="dxa"/>
+            <w:tcW w:w="1584" w:type="dxa"/>
             <w:tcBorders>
               <w:left w:val="single" w:sz="2" w:space="0" w:color="000000"/>
               <w:bottom w:val="single" w:sz="2" w:space="0" w:color="000000"/>
@@ -3663,7 +3663,7 @@
         </w:tc>
         <w:tc>
           <w:tcPr>
-            <w:tcW w:w="2210" w:type="dxa"/>
+            <w:tcW w:w="2211" w:type="dxa"/>
             <w:tcBorders>
               <w:left w:val="single" w:sz="2" w:space="0" w:color="000000"/>
               <w:bottom w:val="single" w:sz="2" w:space="0" w:color="000000"/>
@@ -3693,7 +3693,7 @@
         <w:trPr/>
         <w:tc>
           <w:tcPr>
-            <w:tcW w:w="1585" w:type="dxa"/>
+            <w:tcW w:w="1584" w:type="dxa"/>
             <w:tcBorders>
               <w:left w:val="single" w:sz="2" w:space="0" w:color="000000"/>
               <w:bottom w:val="single" w:sz="2" w:space="0" w:color="000000"/>
@@ -3745,7 +3745,7 @@
         </w:tc>
         <w:tc>
           <w:tcPr>
-            <w:tcW w:w="2210" w:type="dxa"/>
+            <w:tcW w:w="2211" w:type="dxa"/>
             <w:tcBorders>
               <w:left w:val="single" w:sz="2" w:space="0" w:color="000000"/>
               <w:bottom w:val="single" w:sz="2" w:space="0" w:color="000000"/>
@@ -3775,7 +3775,7 @@
         <w:trPr/>
         <w:tc>
           <w:tcPr>
-            <w:tcW w:w="1585" w:type="dxa"/>
+            <w:tcW w:w="1584" w:type="dxa"/>
             <w:tcBorders>
               <w:left w:val="single" w:sz="2" w:space="0" w:color="000000"/>
               <w:bottom w:val="single" w:sz="2" w:space="0" w:color="000000"/>
@@ -3827,7 +3827,7 @@
         </w:tc>
         <w:tc>
           <w:tcPr>
-            <w:tcW w:w="2210" w:type="dxa"/>
+            <w:tcW w:w="2211" w:type="dxa"/>
             <w:tcBorders>
               <w:left w:val="single" w:sz="2" w:space="0" w:color="000000"/>
               <w:bottom w:val="single" w:sz="2" w:space="0" w:color="000000"/>
@@ -3857,7 +3857,7 @@
         <w:trPr/>
         <w:tc>
           <w:tcPr>
-            <w:tcW w:w="1585" w:type="dxa"/>
+            <w:tcW w:w="1584" w:type="dxa"/>
             <w:tcBorders>
               <w:left w:val="single" w:sz="2" w:space="0" w:color="000000"/>
               <w:bottom w:val="single" w:sz="2" w:space="0" w:color="000000"/>
@@ -3910,7 +3910,7 @@
         </w:tc>
         <w:tc>
           <w:tcPr>
-            <w:tcW w:w="2210" w:type="dxa"/>
+            <w:tcW w:w="2211" w:type="dxa"/>
             <w:tcBorders>
               <w:left w:val="single" w:sz="2" w:space="0" w:color="000000"/>
               <w:bottom w:val="single" w:sz="2" w:space="0" w:color="000000"/>
@@ -3940,7 +3940,7 @@
         <w:trPr/>
         <w:tc>
           <w:tcPr>
-            <w:tcW w:w="1585" w:type="dxa"/>
+            <w:tcW w:w="1584" w:type="dxa"/>
             <w:tcBorders>
               <w:left w:val="single" w:sz="2" w:space="0" w:color="000000"/>
               <w:bottom w:val="single" w:sz="2" w:space="0" w:color="000000"/>
@@ -3993,7 +3993,7 @@
         </w:tc>
         <w:tc>
           <w:tcPr>
-            <w:tcW w:w="2210" w:type="dxa"/>
+            <w:tcW w:w="2211" w:type="dxa"/>
             <w:tcBorders>
               <w:left w:val="single" w:sz="2" w:space="0" w:color="000000"/>
               <w:bottom w:val="single" w:sz="2" w:space="0" w:color="000000"/>
@@ -4023,7 +4023,7 @@
         <w:trPr/>
         <w:tc>
           <w:tcPr>
-            <w:tcW w:w="1585" w:type="dxa"/>
+            <w:tcW w:w="1584" w:type="dxa"/>
             <w:tcBorders>
               <w:left w:val="single" w:sz="2" w:space="0" w:color="000000"/>
               <w:bottom w:val="single" w:sz="2" w:space="0" w:color="000000"/>
@@ -4076,7 +4076,7 @@
         </w:tc>
         <w:tc>
           <w:tcPr>
-            <w:tcW w:w="2210" w:type="dxa"/>
+            <w:tcW w:w="2211" w:type="dxa"/>
             <w:tcBorders>
               <w:left w:val="single" w:sz="2" w:space="0" w:color="000000"/>
               <w:bottom w:val="single" w:sz="2" w:space="0" w:color="000000"/>
@@ -4106,7 +4106,7 @@
         <w:trPr/>
         <w:tc>
           <w:tcPr>
-            <w:tcW w:w="1585" w:type="dxa"/>
+            <w:tcW w:w="1584" w:type="dxa"/>
             <w:tcBorders>
               <w:left w:val="single" w:sz="2" w:space="0" w:color="000000"/>
               <w:bottom w:val="single" w:sz="2" w:space="0" w:color="000000"/>
@@ -4158,7 +4158,7 @@
         </w:tc>
         <w:tc>
           <w:tcPr>
-            <w:tcW w:w="2210" w:type="dxa"/>
+            <w:tcW w:w="2211" w:type="dxa"/>
             <w:tcBorders>
               <w:left w:val="single" w:sz="2" w:space="0" w:color="000000"/>
               <w:bottom w:val="single" w:sz="2" w:space="0" w:color="000000"/>
@@ -4188,7 +4188,7 @@
         <w:trPr/>
         <w:tc>
           <w:tcPr>
-            <w:tcW w:w="1585" w:type="dxa"/>
+            <w:tcW w:w="1584" w:type="dxa"/>
             <w:tcBorders>
               <w:left w:val="single" w:sz="2" w:space="0" w:color="000000"/>
               <w:bottom w:val="single" w:sz="2" w:space="0" w:color="000000"/>
@@ -4243,7 +4243,7 @@
         </w:tc>
         <w:tc>
           <w:tcPr>
-            <w:tcW w:w="2210" w:type="dxa"/>
+            <w:tcW w:w="2211" w:type="dxa"/>
             <w:tcBorders>
               <w:left w:val="single" w:sz="2" w:space="0" w:color="000000"/>
               <w:bottom w:val="single" w:sz="2" w:space="0" w:color="000000"/>
@@ -4273,7 +4273,7 @@
         <w:trPr/>
         <w:tc>
           <w:tcPr>
-            <w:tcW w:w="1585" w:type="dxa"/>
+            <w:tcW w:w="1584" w:type="dxa"/>
             <w:tcBorders>
               <w:left w:val="single" w:sz="2" w:space="0" w:color="000000"/>
               <w:bottom w:val="single" w:sz="2" w:space="0" w:color="000000"/>
@@ -4329,7 +4329,7 @@
         </w:tc>
         <w:tc>
           <w:tcPr>
-            <w:tcW w:w="2210" w:type="dxa"/>
+            <w:tcW w:w="2211" w:type="dxa"/>
             <w:tcBorders>
               <w:left w:val="single" w:sz="2" w:space="0" w:color="000000"/>
               <w:bottom w:val="single" w:sz="2" w:space="0" w:color="000000"/>
@@ -4359,7 +4359,7 @@
         <w:trPr/>
         <w:tc>
           <w:tcPr>
-            <w:tcW w:w="1585" w:type="dxa"/>
+            <w:tcW w:w="1584" w:type="dxa"/>
             <w:tcBorders>
               <w:left w:val="single" w:sz="2" w:space="0" w:color="000000"/>
               <w:bottom w:val="single" w:sz="2" w:space="0" w:color="000000"/>
@@ -4415,7 +4415,7 @@
         </w:tc>
         <w:tc>
           <w:tcPr>
-            <w:tcW w:w="2210" w:type="dxa"/>
+            <w:tcW w:w="2211" w:type="dxa"/>
             <w:tcBorders>
               <w:left w:val="single" w:sz="2" w:space="0" w:color="000000"/>
               <w:bottom w:val="single" w:sz="2" w:space="0" w:color="000000"/>
@@ -4447,7 +4447,7 @@
         <w:trPr/>
         <w:tc>
           <w:tcPr>
-            <w:tcW w:w="1585" w:type="dxa"/>
+            <w:tcW w:w="1584" w:type="dxa"/>
             <w:tcBorders>
               <w:left w:val="single" w:sz="2" w:space="0" w:color="000000"/>
               <w:bottom w:val="single" w:sz="2" w:space="0" w:color="000000"/>
@@ -4499,7 +4499,7 @@
         </w:tc>
         <w:tc>
           <w:tcPr>
-            <w:tcW w:w="2210" w:type="dxa"/>
+            <w:tcW w:w="2211" w:type="dxa"/>
             <w:tcBorders>
               <w:left w:val="single" w:sz="2" w:space="0" w:color="000000"/>
               <w:bottom w:val="single" w:sz="2" w:space="0" w:color="000000"/>
@@ -4535,7 +4535,7 @@
         <w:trPr/>
         <w:tc>
           <w:tcPr>
-            <w:tcW w:w="1585" w:type="dxa"/>
+            <w:tcW w:w="1584" w:type="dxa"/>
             <w:tcBorders>
               <w:left w:val="single" w:sz="2" w:space="0" w:color="000000"/>
               <w:bottom w:val="single" w:sz="2" w:space="0" w:color="000000"/>
@@ -4587,7 +4587,7 @@
         </w:tc>
         <w:tc>
           <w:tcPr>
-            <w:tcW w:w="2210" w:type="dxa"/>
+            <w:tcW w:w="2211" w:type="dxa"/>
             <w:tcBorders>
               <w:left w:val="single" w:sz="2" w:space="0" w:color="000000"/>
               <w:bottom w:val="single" w:sz="2" w:space="0" w:color="000000"/>
@@ -4623,7 +4623,7 @@
         <w:trPr/>
         <w:tc>
           <w:tcPr>
-            <w:tcW w:w="1585" w:type="dxa"/>
+            <w:tcW w:w="1584" w:type="dxa"/>
             <w:tcBorders>
               <w:left w:val="single" w:sz="2" w:space="0" w:color="000000"/>
               <w:bottom w:val="single" w:sz="2" w:space="0" w:color="000000"/>
@@ -4683,7 +4683,7 @@
         </w:tc>
         <w:tc>
           <w:tcPr>
-            <w:tcW w:w="2210" w:type="dxa"/>
+            <w:tcW w:w="2211" w:type="dxa"/>
             <w:tcBorders>
               <w:left w:val="single" w:sz="2" w:space="0" w:color="000000"/>
               <w:bottom w:val="single" w:sz="2" w:space="0" w:color="000000"/>
@@ -4720,7 +4720,7 @@
         <w:trPr/>
         <w:tc>
           <w:tcPr>
-            <w:tcW w:w="1585" w:type="dxa"/>
+            <w:tcW w:w="1584" w:type="dxa"/>
             <w:tcBorders>
               <w:left w:val="single" w:sz="2" w:space="0" w:color="000000"/>
               <w:bottom w:val="single" w:sz="2" w:space="0" w:color="000000"/>
@@ -4780,7 +4780,7 @@
         </w:tc>
         <w:tc>
           <w:tcPr>
-            <w:tcW w:w="2210" w:type="dxa"/>
+            <w:tcW w:w="2211" w:type="dxa"/>
             <w:tcBorders>
               <w:left w:val="single" w:sz="2" w:space="0" w:color="000000"/>
               <w:bottom w:val="single" w:sz="2" w:space="0" w:color="000000"/>
@@ -4817,7 +4817,7 @@
         <w:trPr/>
         <w:tc>
           <w:tcPr>
-            <w:tcW w:w="1585" w:type="dxa"/>
+            <w:tcW w:w="1584" w:type="dxa"/>
             <w:tcBorders>
               <w:left w:val="single" w:sz="2" w:space="0" w:color="000000"/>
               <w:bottom w:val="single" w:sz="2" w:space="0" w:color="000000"/>
@@ -4877,7 +4877,7 @@
         </w:tc>
         <w:tc>
           <w:tcPr>
-            <w:tcW w:w="2210" w:type="dxa"/>
+            <w:tcW w:w="2211" w:type="dxa"/>
             <w:tcBorders>
               <w:left w:val="single" w:sz="2" w:space="0" w:color="000000"/>
               <w:bottom w:val="single" w:sz="2" w:space="0" w:color="000000"/>
@@ -4914,7 +4914,7 @@
         <w:trPr/>
         <w:tc>
           <w:tcPr>
-            <w:tcW w:w="1585" w:type="dxa"/>
+            <w:tcW w:w="1584" w:type="dxa"/>
             <w:tcBorders>
               <w:left w:val="single" w:sz="2" w:space="0" w:color="000000"/>
               <w:bottom w:val="single" w:sz="2" w:space="0" w:color="000000"/>
@@ -4968,7 +4968,7 @@
         </w:tc>
         <w:tc>
           <w:tcPr>
-            <w:tcW w:w="2210" w:type="dxa"/>
+            <w:tcW w:w="2211" w:type="dxa"/>
             <w:tcBorders>
               <w:left w:val="single" w:sz="2" w:space="0" w:color="000000"/>
               <w:bottom w:val="single" w:sz="2" w:space="0" w:color="000000"/>
@@ -5002,7 +5002,7 @@
         <w:trPr/>
         <w:tc>
           <w:tcPr>
-            <w:tcW w:w="1585" w:type="dxa"/>
+            <w:tcW w:w="1584" w:type="dxa"/>
             <w:tcBorders>
               <w:left w:val="single" w:sz="2" w:space="0" w:color="000000"/>
               <w:bottom w:val="single" w:sz="2" w:space="0" w:color="000000"/>
@@ -5057,7 +5057,7 @@
         </w:tc>
         <w:tc>
           <w:tcPr>
-            <w:tcW w:w="2210" w:type="dxa"/>
+            <w:tcW w:w="2211" w:type="dxa"/>
             <w:tcBorders>
               <w:left w:val="single" w:sz="2" w:space="0" w:color="000000"/>
               <w:bottom w:val="single" w:sz="2" w:space="0" w:color="000000"/>
@@ -5091,7 +5091,7 @@
         <w:trPr/>
         <w:tc>
           <w:tcPr>
-            <w:tcW w:w="1585" w:type="dxa"/>
+            <w:tcW w:w="1584" w:type="dxa"/>
             <w:tcBorders>
               <w:left w:val="single" w:sz="2" w:space="0" w:color="000000"/>
               <w:bottom w:val="single" w:sz="2" w:space="0" w:color="000000"/>
@@ -5135,7 +5135,7 @@
         </w:tc>
         <w:tc>
           <w:tcPr>
-            <w:tcW w:w="2210" w:type="dxa"/>
+            <w:tcW w:w="2211" w:type="dxa"/>
             <w:tcBorders>
               <w:left w:val="single" w:sz="2" w:space="0" w:color="000000"/>
               <w:bottom w:val="single" w:sz="2" w:space="0" w:color="000000"/>
@@ -5169,7 +5169,7 @@
         <w:trPr/>
         <w:tc>
           <w:tcPr>
-            <w:tcW w:w="1585" w:type="dxa"/>
+            <w:tcW w:w="1584" w:type="dxa"/>
             <w:tcBorders>
               <w:left w:val="single" w:sz="2" w:space="0" w:color="000000"/>
               <w:bottom w:val="single" w:sz="2" w:space="0" w:color="000000"/>
@@ -5213,7 +5213,7 @@
         </w:tc>
         <w:tc>
           <w:tcPr>
-            <w:tcW w:w="2210" w:type="dxa"/>
+            <w:tcW w:w="2211" w:type="dxa"/>
             <w:tcBorders>
               <w:left w:val="single" w:sz="2" w:space="0" w:color="000000"/>
               <w:bottom w:val="single" w:sz="2" w:space="0" w:color="000000"/>
@@ -5247,7 +5247,7 @@
         <w:trPr/>
         <w:tc>
           <w:tcPr>
-            <w:tcW w:w="1585" w:type="dxa"/>
+            <w:tcW w:w="1584" w:type="dxa"/>
             <w:tcBorders>
               <w:left w:val="single" w:sz="2" w:space="0" w:color="000000"/>
               <w:bottom w:val="single" w:sz="2" w:space="0" w:color="000000"/>
@@ -5296,7 +5296,7 @@
         </w:tc>
         <w:tc>
           <w:tcPr>
-            <w:tcW w:w="2210" w:type="dxa"/>
+            <w:tcW w:w="2211" w:type="dxa"/>
             <w:tcBorders>
               <w:left w:val="single" w:sz="2" w:space="0" w:color="000000"/>
               <w:bottom w:val="single" w:sz="2" w:space="0" w:color="000000"/>
@@ -5326,7 +5326,7 @@
         <w:trPr/>
         <w:tc>
           <w:tcPr>
-            <w:tcW w:w="1585" w:type="dxa"/>
+            <w:tcW w:w="1584" w:type="dxa"/>
             <w:tcBorders>
               <w:left w:val="single" w:sz="2" w:space="0" w:color="000000"/>
               <w:bottom w:val="single" w:sz="2" w:space="0" w:color="000000"/>
@@ -5376,7 +5376,7 @@
         </w:tc>
         <w:tc>
           <w:tcPr>
-            <w:tcW w:w="2210" w:type="dxa"/>
+            <w:tcW w:w="2211" w:type="dxa"/>
             <w:tcBorders>
               <w:left w:val="single" w:sz="2" w:space="0" w:color="000000"/>
               <w:bottom w:val="single" w:sz="2" w:space="0" w:color="000000"/>
@@ -5408,7 +5408,7 @@
         <w:trPr/>
         <w:tc>
           <w:tcPr>
-            <w:tcW w:w="1585" w:type="dxa"/>
+            <w:tcW w:w="1584" w:type="dxa"/>
             <w:tcBorders>
               <w:left w:val="single" w:sz="2" w:space="0" w:color="000000"/>
               <w:bottom w:val="single" w:sz="2" w:space="0" w:color="000000"/>
@@ -5464,7 +5464,7 @@
         </w:tc>
         <w:tc>
           <w:tcPr>
-            <w:tcW w:w="2210" w:type="dxa"/>
+            <w:tcW w:w="2211" w:type="dxa"/>
             <w:tcBorders>
               <w:left w:val="single" w:sz="2" w:space="0" w:color="000000"/>
               <w:bottom w:val="single" w:sz="2" w:space="0" w:color="000000"/>
@@ -5496,7 +5496,7 @@
         <w:trPr/>
         <w:tc>
           <w:tcPr>
-            <w:tcW w:w="1585" w:type="dxa"/>
+            <w:tcW w:w="1584" w:type="dxa"/>
             <w:tcBorders>
               <w:left w:val="single" w:sz="2" w:space="0" w:color="000000"/>
               <w:bottom w:val="single" w:sz="2" w:space="0" w:color="000000"/>
@@ -5546,7 +5546,7 @@
         </w:tc>
         <w:tc>
           <w:tcPr>
-            <w:tcW w:w="2210" w:type="dxa"/>
+            <w:tcW w:w="2211" w:type="dxa"/>
             <w:tcBorders>
               <w:left w:val="single" w:sz="2" w:space="0" w:color="000000"/>
               <w:bottom w:val="single" w:sz="2" w:space="0" w:color="000000"/>
@@ -5578,7 +5578,7 @@
         <w:trPr/>
         <w:tc>
           <w:tcPr>
-            <w:tcW w:w="1585" w:type="dxa"/>
+            <w:tcW w:w="1584" w:type="dxa"/>
             <w:tcBorders>
               <w:left w:val="single" w:sz="2" w:space="0" w:color="000000"/>
               <w:bottom w:val="single" w:sz="2" w:space="0" w:color="000000"/>
@@ -5628,7 +5628,7 @@
         </w:tc>
         <w:tc>
           <w:tcPr>
-            <w:tcW w:w="2210" w:type="dxa"/>
+            <w:tcW w:w="2211" w:type="dxa"/>
             <w:tcBorders>
               <w:left w:val="single" w:sz="2" w:space="0" w:color="000000"/>
               <w:bottom w:val="single" w:sz="2" w:space="0" w:color="000000"/>
@@ -5660,7 +5660,7 @@
         <w:trPr/>
         <w:tc>
           <w:tcPr>
-            <w:tcW w:w="1585" w:type="dxa"/>
+            <w:tcW w:w="1584" w:type="dxa"/>
             <w:tcBorders>
               <w:left w:val="single" w:sz="2" w:space="0" w:color="000000"/>
               <w:bottom w:val="single" w:sz="2" w:space="0" w:color="000000"/>
@@ -5710,7 +5710,7 @@
         </w:tc>
         <w:tc>
           <w:tcPr>
-            <w:tcW w:w="2210" w:type="dxa"/>
+            <w:tcW w:w="2211" w:type="dxa"/>
             <w:tcBorders>
               <w:left w:val="single" w:sz="2" w:space="0" w:color="000000"/>
               <w:bottom w:val="single" w:sz="2" w:space="0" w:color="000000"/>
@@ -5742,7 +5742,7 @@
         <w:trPr/>
         <w:tc>
           <w:tcPr>
-            <w:tcW w:w="1585" w:type="dxa"/>
+            <w:tcW w:w="1584" w:type="dxa"/>
             <w:tcBorders>
               <w:left w:val="single" w:sz="2" w:space="0" w:color="000000"/>
               <w:bottom w:val="single" w:sz="2" w:space="0" w:color="000000"/>
@@ -5796,7 +5796,7 @@
         </w:tc>
         <w:tc>
           <w:tcPr>
-            <w:tcW w:w="2210" w:type="dxa"/>
+            <w:tcW w:w="2211" w:type="dxa"/>
             <w:tcBorders>
               <w:left w:val="single" w:sz="2" w:space="0" w:color="000000"/>
               <w:bottom w:val="single" w:sz="2" w:space="0" w:color="000000"/>
@@ -5828,7 +5828,7 @@
         <w:trPr/>
         <w:tc>
           <w:tcPr>
-            <w:tcW w:w="1585" w:type="dxa"/>
+            <w:tcW w:w="1584" w:type="dxa"/>
             <w:tcBorders>
               <w:left w:val="single" w:sz="2" w:space="0" w:color="000000"/>
               <w:bottom w:val="single" w:sz="2" w:space="0" w:color="000000"/>
@@ -5969,7 +5969,7 @@
         </w:tc>
         <w:tc>
           <w:tcPr>
-            <w:tcW w:w="2210" w:type="dxa"/>
+            <w:tcW w:w="2211" w:type="dxa"/>
             <w:tcBorders>
               <w:left w:val="single" w:sz="2" w:space="0" w:color="000000"/>
               <w:bottom w:val="single" w:sz="2" w:space="0" w:color="000000"/>
@@ -6001,7 +6001,7 @@
         <w:trPr/>
         <w:tc>
           <w:tcPr>
-            <w:tcW w:w="1585" w:type="dxa"/>
+            <w:tcW w:w="1584" w:type="dxa"/>
             <w:tcBorders>
               <w:left w:val="single" w:sz="2" w:space="0" w:color="000000"/>
               <w:bottom w:val="single" w:sz="2" w:space="0" w:color="000000"/>
@@ -6101,7 +6101,7 @@
         </w:tc>
         <w:tc>
           <w:tcPr>
-            <w:tcW w:w="2210" w:type="dxa"/>
+            <w:tcW w:w="2211" w:type="dxa"/>
             <w:tcBorders>
               <w:left w:val="single" w:sz="2" w:space="0" w:color="000000"/>
               <w:bottom w:val="single" w:sz="2" w:space="0" w:color="000000"/>
@@ -7309,15 +7309,15 @@
         </w:tblCellMar>
       </w:tblPr>
       <w:tblGrid>
-        <w:gridCol w:w="3234"/>
+        <w:gridCol w:w="3233"/>
         <w:gridCol w:w="2309"/>
-        <w:gridCol w:w="3412"/>
+        <w:gridCol w:w="3413"/>
       </w:tblGrid>
       <w:tr>
         <w:trPr/>
         <w:tc>
           <w:tcPr>
-            <w:tcW w:w="3234" w:type="dxa"/>
+            <w:tcW w:w="3233" w:type="dxa"/>
             <w:tcBorders/>
             <w:shd w:fill="auto" w:val="clear"/>
           </w:tcPr>
@@ -7359,7 +7359,7 @@
         </w:tc>
         <w:tc>
           <w:tcPr>
-            <w:tcW w:w="3412" w:type="dxa"/>
+            <w:tcW w:w="3413" w:type="dxa"/>
             <w:tcBorders/>
             <w:shd w:fill="auto" w:val="clear"/>
           </w:tcPr>
@@ -7383,7 +7383,7 @@
         <w:trPr/>
         <w:tc>
           <w:tcPr>
-            <w:tcW w:w="3234" w:type="dxa"/>
+            <w:tcW w:w="3233" w:type="dxa"/>
             <w:tcBorders/>
             <w:shd w:fill="auto" w:val="clear"/>
           </w:tcPr>
@@ -7426,7 +7426,7 @@
         </w:tc>
         <w:tc>
           <w:tcPr>
-            <w:tcW w:w="3412" w:type="dxa"/>
+            <w:tcW w:w="3413" w:type="dxa"/>
             <w:tcBorders/>
             <w:shd w:fill="auto" w:val="clear"/>
           </w:tcPr>
@@ -7475,7 +7475,7 @@
         <w:trPr/>
         <w:tc>
           <w:tcPr>
-            <w:tcW w:w="3234" w:type="dxa"/>
+            <w:tcW w:w="3233" w:type="dxa"/>
             <w:tcBorders/>
             <w:shd w:fill="auto" w:val="clear"/>
           </w:tcPr>
@@ -7534,7 +7534,7 @@
         </w:tc>
         <w:tc>
           <w:tcPr>
-            <w:tcW w:w="3412" w:type="dxa"/>
+            <w:tcW w:w="3413" w:type="dxa"/>
             <w:tcBorders/>
             <w:shd w:fill="auto" w:val="clear"/>
           </w:tcPr>
@@ -7560,7 +7560,7 @@
         <w:trPr/>
         <w:tc>
           <w:tcPr>
-            <w:tcW w:w="3234" w:type="dxa"/>
+            <w:tcW w:w="3233" w:type="dxa"/>
             <w:tcBorders/>
             <w:shd w:fill="auto" w:val="clear"/>
           </w:tcPr>
@@ -7603,7 +7603,7 @@
         </w:tc>
         <w:tc>
           <w:tcPr>
-            <w:tcW w:w="3412" w:type="dxa"/>
+            <w:tcW w:w="3413" w:type="dxa"/>
             <w:tcBorders/>
             <w:shd w:fill="auto" w:val="clear"/>
           </w:tcPr>
@@ -7629,7 +7629,7 @@
         <w:trPr/>
         <w:tc>
           <w:tcPr>
-            <w:tcW w:w="3234" w:type="dxa"/>
+            <w:tcW w:w="3233" w:type="dxa"/>
             <w:tcBorders/>
             <w:shd w:fill="auto" w:val="clear"/>
           </w:tcPr>
@@ -7672,7 +7672,7 @@
         </w:tc>
         <w:tc>
           <w:tcPr>
-            <w:tcW w:w="3412" w:type="dxa"/>
+            <w:tcW w:w="3413" w:type="dxa"/>
             <w:tcBorders/>
             <w:shd w:fill="auto" w:val="clear"/>
           </w:tcPr>
@@ -7698,7 +7698,7 @@
         <w:trPr/>
         <w:tc>
           <w:tcPr>
-            <w:tcW w:w="3234" w:type="dxa"/>
+            <w:tcW w:w="3233" w:type="dxa"/>
             <w:tcBorders/>
             <w:shd w:fill="auto" w:val="clear"/>
           </w:tcPr>
@@ -7744,7 +7744,7 @@
         </w:tc>
         <w:tc>
           <w:tcPr>
-            <w:tcW w:w="3412" w:type="dxa"/>
+            <w:tcW w:w="3413" w:type="dxa"/>
             <w:tcBorders/>
             <w:shd w:fill="auto" w:val="clear"/>
           </w:tcPr>
@@ -7868,15 +7868,15 @@
         </w:tblCellMar>
       </w:tblPr>
       <w:tblGrid>
-        <w:gridCol w:w="3234"/>
+        <w:gridCol w:w="3233"/>
         <w:gridCol w:w="2339"/>
-        <w:gridCol w:w="3442"/>
+        <w:gridCol w:w="3443"/>
       </w:tblGrid>
       <w:tr>
         <w:trPr/>
         <w:tc>
           <w:tcPr>
-            <w:tcW w:w="3234" w:type="dxa"/>
+            <w:tcW w:w="3233" w:type="dxa"/>
             <w:tcBorders/>
             <w:shd w:fill="auto" w:val="clear"/>
           </w:tcPr>
@@ -7922,7 +7922,7 @@
         </w:tc>
         <w:tc>
           <w:tcPr>
-            <w:tcW w:w="3442" w:type="dxa"/>
+            <w:tcW w:w="3443" w:type="dxa"/>
             <w:tcBorders/>
             <w:shd w:fill="auto" w:val="clear"/>
           </w:tcPr>
@@ -7948,7 +7948,7 @@
         <w:trPr/>
         <w:tc>
           <w:tcPr>
-            <w:tcW w:w="3234" w:type="dxa"/>
+            <w:tcW w:w="3233" w:type="dxa"/>
             <w:tcBorders/>
             <w:shd w:fill="auto" w:val="clear"/>
           </w:tcPr>
@@ -7994,7 +7994,7 @@
         </w:tc>
         <w:tc>
           <w:tcPr>
-            <w:tcW w:w="3442" w:type="dxa"/>
+            <w:tcW w:w="3443" w:type="dxa"/>
             <w:tcBorders/>
             <w:shd w:fill="auto" w:val="clear"/>
           </w:tcPr>
@@ -8415,14 +8415,14 @@
         </w:tblCellMar>
       </w:tblPr>
       <w:tblGrid>
-        <w:gridCol w:w="1795"/>
-        <w:gridCol w:w="7159"/>
+        <w:gridCol w:w="1794"/>
+        <w:gridCol w:w="7160"/>
       </w:tblGrid>
       <w:tr>
         <w:trPr/>
         <w:tc>
           <w:tcPr>
-            <w:tcW w:w="1795" w:type="dxa"/>
+            <w:tcW w:w="1794" w:type="dxa"/>
             <w:tcBorders/>
             <w:shd w:fill="auto" w:val="clear"/>
           </w:tcPr>
@@ -8445,7 +8445,7 @@
         </w:tc>
         <w:tc>
           <w:tcPr>
-            <w:tcW w:w="7159" w:type="dxa"/>
+            <w:tcW w:w="7160" w:type="dxa"/>
             <w:tcBorders/>
             <w:shd w:fill="auto" w:val="clear"/>
           </w:tcPr>
@@ -8471,7 +8471,7 @@
         <w:trPr/>
         <w:tc>
           <w:tcPr>
-            <w:tcW w:w="1795" w:type="dxa"/>
+            <w:tcW w:w="1794" w:type="dxa"/>
             <w:tcBorders/>
             <w:shd w:fill="auto" w:val="clear"/>
           </w:tcPr>
@@ -8492,7 +8492,7 @@
         </w:tc>
         <w:tc>
           <w:tcPr>
-            <w:tcW w:w="7159" w:type="dxa"/>
+            <w:tcW w:w="7160" w:type="dxa"/>
             <w:tcBorders/>
             <w:shd w:fill="auto" w:val="clear"/>
           </w:tcPr>
@@ -8514,7 +8514,7 @@
         <w:trPr/>
         <w:tc>
           <w:tcPr>
-            <w:tcW w:w="1795" w:type="dxa"/>
+            <w:tcW w:w="1794" w:type="dxa"/>
             <w:tcBorders/>
             <w:shd w:fill="auto" w:val="clear"/>
           </w:tcPr>
@@ -8535,7 +8535,7 @@
         </w:tc>
         <w:tc>
           <w:tcPr>
-            <w:tcW w:w="7159" w:type="dxa"/>
+            <w:tcW w:w="7160" w:type="dxa"/>
             <w:tcBorders/>
             <w:shd w:fill="auto" w:val="clear"/>
           </w:tcPr>
@@ -8559,7 +8559,7 @@
         <w:trPr/>
         <w:tc>
           <w:tcPr>
-            <w:tcW w:w="1795" w:type="dxa"/>
+            <w:tcW w:w="1794" w:type="dxa"/>
             <w:tcBorders/>
             <w:shd w:fill="auto" w:val="clear"/>
           </w:tcPr>
@@ -8580,7 +8580,7 @@
         </w:tc>
         <w:tc>
           <w:tcPr>
-            <w:tcW w:w="7159" w:type="dxa"/>
+            <w:tcW w:w="7160" w:type="dxa"/>
             <w:tcBorders/>
             <w:shd w:fill="auto" w:val="clear"/>
           </w:tcPr>
@@ -8606,7 +8606,7 @@
         </w:trPr>
         <w:tc>
           <w:tcPr>
-            <w:tcW w:w="1795" w:type="dxa"/>
+            <w:tcW w:w="1794" w:type="dxa"/>
             <w:tcBorders/>
             <w:shd w:fill="auto" w:val="clear"/>
           </w:tcPr>
@@ -8627,7 +8627,7 @@
         </w:tc>
         <w:tc>
           <w:tcPr>
-            <w:tcW w:w="7159" w:type="dxa"/>
+            <w:tcW w:w="7160" w:type="dxa"/>
             <w:tcBorders/>
             <w:shd w:fill="auto" w:val="clear"/>
           </w:tcPr>
@@ -8651,7 +8651,7 @@
         <w:trPr/>
         <w:tc>
           <w:tcPr>
-            <w:tcW w:w="1795" w:type="dxa"/>
+            <w:tcW w:w="1794" w:type="dxa"/>
             <w:tcBorders/>
             <w:shd w:fill="auto" w:val="clear"/>
           </w:tcPr>
@@ -8672,7 +8672,7 @@
         </w:tc>
         <w:tc>
           <w:tcPr>
-            <w:tcW w:w="7159" w:type="dxa"/>
+            <w:tcW w:w="7160" w:type="dxa"/>
             <w:tcBorders/>
             <w:shd w:fill="auto" w:val="clear"/>
           </w:tcPr>
@@ -8694,7 +8694,7 @@
         <w:trPr/>
         <w:tc>
           <w:tcPr>
-            <w:tcW w:w="1795" w:type="dxa"/>
+            <w:tcW w:w="1794" w:type="dxa"/>
             <w:tcBorders/>
             <w:shd w:fill="auto" w:val="clear"/>
           </w:tcPr>
@@ -8715,7 +8715,7 @@
         </w:tc>
         <w:tc>
           <w:tcPr>
-            <w:tcW w:w="7159" w:type="dxa"/>
+            <w:tcW w:w="7160" w:type="dxa"/>
             <w:tcBorders/>
             <w:shd w:fill="auto" w:val="clear"/>
           </w:tcPr>
@@ -8753,7 +8753,7 @@
         <w:trPr/>
         <w:tc>
           <w:tcPr>
-            <w:tcW w:w="1795" w:type="dxa"/>
+            <w:tcW w:w="1794" w:type="dxa"/>
             <w:tcBorders/>
             <w:shd w:fill="auto" w:val="clear"/>
           </w:tcPr>
@@ -8774,7 +8774,7 @@
         </w:tc>
         <w:tc>
           <w:tcPr>
-            <w:tcW w:w="7159" w:type="dxa"/>
+            <w:tcW w:w="7160" w:type="dxa"/>
             <w:tcBorders/>
             <w:shd w:fill="auto" w:val="clear"/>
           </w:tcPr>
@@ -8873,14 +8873,14 @@
         </w:tblCellMar>
       </w:tblPr>
       <w:tblGrid>
-        <w:gridCol w:w="2204"/>
-        <w:gridCol w:w="7440"/>
+        <w:gridCol w:w="2203"/>
+        <w:gridCol w:w="7441"/>
       </w:tblGrid>
       <w:tr>
         <w:trPr/>
         <w:tc>
           <w:tcPr>
-            <w:tcW w:w="2204" w:type="dxa"/>
+            <w:tcW w:w="2203" w:type="dxa"/>
             <w:tcBorders/>
             <w:shd w:fill="auto" w:val="clear"/>
           </w:tcPr>
@@ -8899,7 +8899,7 @@
         </w:tc>
         <w:tc>
           <w:tcPr>
-            <w:tcW w:w="7440" w:type="dxa"/>
+            <w:tcW w:w="7441" w:type="dxa"/>
             <w:tcBorders/>
             <w:shd w:fill="auto" w:val="clear"/>
           </w:tcPr>
@@ -8923,7 +8923,7 @@
         <w:trPr/>
         <w:tc>
           <w:tcPr>
-            <w:tcW w:w="2204" w:type="dxa"/>
+            <w:tcW w:w="2203" w:type="dxa"/>
             <w:tcBorders/>
             <w:shd w:fill="auto" w:val="clear"/>
           </w:tcPr>
@@ -8942,7 +8942,7 @@
         </w:tc>
         <w:tc>
           <w:tcPr>
-            <w:tcW w:w="7440" w:type="dxa"/>
+            <w:tcW w:w="7441" w:type="dxa"/>
             <w:tcBorders/>
             <w:shd w:fill="auto" w:val="clear"/>
           </w:tcPr>
@@ -8964,7 +8964,7 @@
         <w:trPr/>
         <w:tc>
           <w:tcPr>
-            <w:tcW w:w="2204" w:type="dxa"/>
+            <w:tcW w:w="2203" w:type="dxa"/>
             <w:tcBorders/>
             <w:shd w:fill="auto" w:val="clear"/>
           </w:tcPr>
@@ -8983,7 +8983,7 @@
         </w:tc>
         <w:tc>
           <w:tcPr>
-            <w:tcW w:w="7440" w:type="dxa"/>
+            <w:tcW w:w="7441" w:type="dxa"/>
             <w:tcBorders/>
             <w:shd w:fill="auto" w:val="clear"/>
           </w:tcPr>
@@ -9005,7 +9005,7 @@
         <w:trPr/>
         <w:tc>
           <w:tcPr>
-            <w:tcW w:w="2204" w:type="dxa"/>
+            <w:tcW w:w="2203" w:type="dxa"/>
             <w:tcBorders/>
             <w:shd w:fill="auto" w:val="clear"/>
           </w:tcPr>
@@ -9024,7 +9024,7 @@
         </w:tc>
         <w:tc>
           <w:tcPr>
-            <w:tcW w:w="7440" w:type="dxa"/>
+            <w:tcW w:w="7441" w:type="dxa"/>
             <w:tcBorders/>
             <w:shd w:fill="auto" w:val="clear"/>
           </w:tcPr>
@@ -9130,8 +9130,8 @@
         </w:tblCellMar>
       </w:tblPr>
       <w:tblGrid>
-        <w:gridCol w:w="2263"/>
-        <w:gridCol w:w="6691"/>
+        <w:gridCol w:w="2262"/>
+        <w:gridCol w:w="6692"/>
       </w:tblGrid>
       <w:tr>
         <w:trPr>
@@ -9139,7 +9139,7 @@
         </w:trPr>
         <w:tc>
           <w:tcPr>
-            <w:tcW w:w="2263" w:type="dxa"/>
+            <w:tcW w:w="2262" w:type="dxa"/>
             <w:tcBorders/>
             <w:shd w:fill="auto" w:val="clear"/>
           </w:tcPr>
@@ -9162,7 +9162,7 @@
         </w:tc>
         <w:tc>
           <w:tcPr>
-            <w:tcW w:w="6691" w:type="dxa"/>
+            <w:tcW w:w="6692" w:type="dxa"/>
             <w:tcBorders/>
             <w:shd w:fill="auto" w:val="clear"/>
           </w:tcPr>
@@ -9187,7 +9187,7 @@
         <w:trPr/>
         <w:tc>
           <w:tcPr>
-            <w:tcW w:w="2263" w:type="dxa"/>
+            <w:tcW w:w="2262" w:type="dxa"/>
             <w:tcBorders/>
             <w:shd w:fill="auto" w:val="clear"/>
           </w:tcPr>
@@ -9209,7 +9209,7 @@
         </w:tc>
         <w:tc>
           <w:tcPr>
-            <w:tcW w:w="6691" w:type="dxa"/>
+            <w:tcW w:w="6692" w:type="dxa"/>
             <w:tcBorders/>
             <w:shd w:fill="auto" w:val="clear"/>
           </w:tcPr>
@@ -9233,7 +9233,7 @@
         <w:trPr/>
         <w:tc>
           <w:tcPr>
-            <w:tcW w:w="2263" w:type="dxa"/>
+            <w:tcW w:w="2262" w:type="dxa"/>
             <w:tcBorders/>
             <w:shd w:fill="auto" w:val="clear"/>
           </w:tcPr>
@@ -9253,7 +9253,7 @@
         </w:tc>
         <w:tc>
           <w:tcPr>
-            <w:tcW w:w="6691" w:type="dxa"/>
+            <w:tcW w:w="6692" w:type="dxa"/>
             <w:tcBorders/>
             <w:shd w:fill="auto" w:val="clear"/>
           </w:tcPr>
@@ -9277,7 +9277,7 @@
         <w:trPr/>
         <w:tc>
           <w:tcPr>
-            <w:tcW w:w="2263" w:type="dxa"/>
+            <w:tcW w:w="2262" w:type="dxa"/>
             <w:tcBorders/>
             <w:shd w:fill="auto" w:val="clear"/>
           </w:tcPr>
@@ -9299,7 +9299,7 @@
         </w:tc>
         <w:tc>
           <w:tcPr>
-            <w:tcW w:w="6691" w:type="dxa"/>
+            <w:tcW w:w="6692" w:type="dxa"/>
             <w:tcBorders/>
             <w:shd w:fill="auto" w:val="clear"/>
           </w:tcPr>
@@ -9321,7 +9321,7 @@
         <w:trPr/>
         <w:tc>
           <w:tcPr>
-            <w:tcW w:w="2263" w:type="dxa"/>
+            <w:tcW w:w="2262" w:type="dxa"/>
             <w:tcBorders/>
             <w:shd w:fill="auto" w:val="clear"/>
           </w:tcPr>
@@ -9343,7 +9343,7 @@
         </w:tc>
         <w:tc>
           <w:tcPr>
-            <w:tcW w:w="6691" w:type="dxa"/>
+            <w:tcW w:w="6692" w:type="dxa"/>
             <w:tcBorders/>
             <w:shd w:fill="auto" w:val="clear"/>
           </w:tcPr>
@@ -9367,7 +9367,7 @@
         <w:trPr/>
         <w:tc>
           <w:tcPr>
-            <w:tcW w:w="2263" w:type="dxa"/>
+            <w:tcW w:w="2262" w:type="dxa"/>
             <w:tcBorders/>
             <w:shd w:fill="auto" w:val="clear"/>
           </w:tcPr>
@@ -9387,7 +9387,7 @@
         </w:tc>
         <w:tc>
           <w:tcPr>
-            <w:tcW w:w="6691" w:type="dxa"/>
+            <w:tcW w:w="6692" w:type="dxa"/>
             <w:tcBorders/>
             <w:shd w:fill="auto" w:val="clear"/>
           </w:tcPr>
@@ -9413,7 +9413,7 @@
         <w:trPr/>
         <w:tc>
           <w:tcPr>
-            <w:tcW w:w="2263" w:type="dxa"/>
+            <w:tcW w:w="2262" w:type="dxa"/>
             <w:tcBorders/>
             <w:shd w:fill="auto" w:val="clear"/>
           </w:tcPr>
@@ -9435,7 +9435,7 @@
         </w:tc>
         <w:tc>
           <w:tcPr>
-            <w:tcW w:w="6691" w:type="dxa"/>
+            <w:tcW w:w="6692" w:type="dxa"/>
             <w:tcBorders/>
             <w:shd w:fill="auto" w:val="clear"/>
           </w:tcPr>
@@ -9459,7 +9459,7 @@
         <w:trPr/>
         <w:tc>
           <w:tcPr>
-            <w:tcW w:w="2263" w:type="dxa"/>
+            <w:tcW w:w="2262" w:type="dxa"/>
             <w:tcBorders/>
             <w:shd w:fill="auto" w:val="clear"/>
           </w:tcPr>
@@ -9479,7 +9479,7 @@
         </w:tc>
         <w:tc>
           <w:tcPr>
-            <w:tcW w:w="6691" w:type="dxa"/>
+            <w:tcW w:w="6692" w:type="dxa"/>
             <w:tcBorders/>
             <w:shd w:fill="auto" w:val="clear"/>
           </w:tcPr>
@@ -9503,7 +9503,7 @@
         <w:trPr/>
         <w:tc>
           <w:tcPr>
-            <w:tcW w:w="2263" w:type="dxa"/>
+            <w:tcW w:w="2262" w:type="dxa"/>
             <w:tcBorders/>
             <w:shd w:fill="auto" w:val="clear"/>
           </w:tcPr>
@@ -9524,7 +9524,7 @@
         </w:tc>
         <w:tc>
           <w:tcPr>
-            <w:tcW w:w="6691" w:type="dxa"/>
+            <w:tcW w:w="6692" w:type="dxa"/>
             <w:tcBorders/>
             <w:shd w:fill="auto" w:val="clear"/>
           </w:tcPr>
@@ -10236,8 +10236,27 @@
       <w:r>
         <w:rPr>
           <w:rFonts w:ascii="Verdana" w:hAnsi="Verdana"/>
-        </w:rPr>
-        <w:t>PIL-NED splits the line i the note list i single parts, starting by the first part..</w:t>
+          <w:lang w:val="da-DK"/>
+        </w:rPr>
+        <w:t>ARROW</w:t>
+      </w:r>
+      <w:r>
+        <w:rPr>
+          <w:rFonts w:ascii="Verdana" w:hAnsi="Verdana"/>
+        </w:rPr>
+        <w:t>-</w:t>
+      </w:r>
+      <w:r>
+        <w:rPr>
+          <w:rFonts w:ascii="Verdana" w:hAnsi="Verdana"/>
+        </w:rPr>
+        <w:t>DOWN</w:t>
+      </w:r>
+      <w:r>
+        <w:rPr>
+          <w:rFonts w:ascii="Verdana" w:hAnsi="Verdana"/>
+        </w:rPr>
+        <w:t xml:space="preserve"> splits the line i the note list i single parts, starting by the first part..</w:t>
       </w:r>
     </w:p>
     <w:p>
@@ -10255,8 +10274,27 @@
       <w:r>
         <w:rPr>
           <w:rFonts w:ascii="Verdana" w:hAnsi="Verdana"/>
-        </w:rPr>
-        <w:t>PIL-OP stlits the line in the note list in single parts, starting by the last part.</w:t>
+          <w:lang w:val="da-DK"/>
+        </w:rPr>
+        <w:t>ARROW</w:t>
+      </w:r>
+      <w:r>
+        <w:rPr>
+          <w:rFonts w:ascii="Verdana" w:hAnsi="Verdana"/>
+        </w:rPr>
+        <w:t>-</w:t>
+      </w:r>
+      <w:r>
+        <w:rPr>
+          <w:rFonts w:ascii="Verdana" w:hAnsi="Verdana"/>
+        </w:rPr>
+        <w:t>UP</w:t>
+      </w:r>
+      <w:r>
+        <w:rPr>
+          <w:rFonts w:ascii="Verdana" w:hAnsi="Verdana"/>
+        </w:rPr>
+        <w:t xml:space="preserve"> stlits the line in the note list in single parts, starting by the last part.</w:t>
       </w:r>
     </w:p>
     <w:p>
@@ -11556,14 +11594,14 @@
         </w:tblCellMar>
       </w:tblPr>
       <w:tblGrid>
-        <w:gridCol w:w="2606"/>
-        <w:gridCol w:w="6419"/>
+        <w:gridCol w:w="2605"/>
+        <w:gridCol w:w="6420"/>
       </w:tblGrid>
       <w:tr>
         <w:trPr/>
         <w:tc>
           <w:tcPr>
-            <w:tcW w:w="2606" w:type="dxa"/>
+            <w:tcW w:w="2605" w:type="dxa"/>
             <w:tcBorders>
               <w:top w:val="single" w:sz="4" w:space="0" w:color="000000"/>
               <w:left w:val="single" w:sz="4" w:space="0" w:color="000000"/>
@@ -11615,7 +11653,7 @@
         </w:tc>
         <w:tc>
           <w:tcPr>
-            <w:tcW w:w="6419" w:type="dxa"/>
+            <w:tcW w:w="6420" w:type="dxa"/>
             <w:tcBorders>
               <w:top w:val="single" w:sz="4" w:space="0" w:color="000000"/>
               <w:left w:val="single" w:sz="4" w:space="0" w:color="000000"/>
@@ -11671,7 +11709,7 @@
         <w:trPr/>
         <w:tc>
           <w:tcPr>
-            <w:tcW w:w="2606" w:type="dxa"/>
+            <w:tcW w:w="2605" w:type="dxa"/>
             <w:tcBorders>
               <w:left w:val="single" w:sz="4" w:space="0" w:color="000000"/>
               <w:bottom w:val="single" w:sz="4" w:space="0" w:color="000000"/>
@@ -11722,7 +11760,7 @@
         </w:tc>
         <w:tc>
           <w:tcPr>
-            <w:tcW w:w="6419" w:type="dxa"/>
+            <w:tcW w:w="6420" w:type="dxa"/>
             <w:tcBorders>
               <w:left w:val="single" w:sz="4" w:space="0" w:color="000000"/>
               <w:bottom w:val="single" w:sz="4" w:space="0" w:color="000000"/>
@@ -11777,7 +11815,7 @@
         <w:trPr/>
         <w:tc>
           <w:tcPr>
-            <w:tcW w:w="2606" w:type="dxa"/>
+            <w:tcW w:w="2605" w:type="dxa"/>
             <w:tcBorders>
               <w:left w:val="single" w:sz="4" w:space="0" w:color="000000"/>
               <w:bottom w:val="single" w:sz="4" w:space="0" w:color="000000"/>
@@ -11828,7 +11866,7 @@
         </w:tc>
         <w:tc>
           <w:tcPr>
-            <w:tcW w:w="6419" w:type="dxa"/>
+            <w:tcW w:w="6420" w:type="dxa"/>
             <w:tcBorders>
               <w:left w:val="single" w:sz="4" w:space="0" w:color="000000"/>
               <w:bottom w:val="single" w:sz="4" w:space="0" w:color="000000"/>
@@ -15265,14 +15303,14 @@
         </w:tblCellMar>
       </w:tblPr>
       <w:tblGrid>
-        <w:gridCol w:w="2155"/>
-        <w:gridCol w:w="6799"/>
+        <w:gridCol w:w="2154"/>
+        <w:gridCol w:w="6800"/>
       </w:tblGrid>
       <w:tr>
         <w:trPr/>
         <w:tc>
           <w:tcPr>
-            <w:tcW w:w="2155" w:type="dxa"/>
+            <w:tcW w:w="2154" w:type="dxa"/>
             <w:tcBorders/>
             <w:shd w:fill="auto" w:val="clear"/>
           </w:tcPr>
@@ -15297,7 +15335,7 @@
         </w:tc>
         <w:tc>
           <w:tcPr>
-            <w:tcW w:w="6799" w:type="dxa"/>
+            <w:tcW w:w="6800" w:type="dxa"/>
             <w:tcBorders/>
             <w:shd w:fill="auto" w:val="clear"/>
           </w:tcPr>
@@ -15323,7 +15361,7 @@
         <w:trPr/>
         <w:tc>
           <w:tcPr>
-            <w:tcW w:w="2155" w:type="dxa"/>
+            <w:tcW w:w="2154" w:type="dxa"/>
             <w:tcBorders/>
             <w:shd w:fill="auto" w:val="clear"/>
           </w:tcPr>
@@ -15344,7 +15382,7 @@
         </w:tc>
         <w:tc>
           <w:tcPr>
-            <w:tcW w:w="6799" w:type="dxa"/>
+            <w:tcW w:w="6800" w:type="dxa"/>
             <w:tcBorders/>
             <w:shd w:fill="auto" w:val="clear"/>
           </w:tcPr>
@@ -15368,7 +15406,7 @@
         <w:trPr/>
         <w:tc>
           <w:tcPr>
-            <w:tcW w:w="2155" w:type="dxa"/>
+            <w:tcW w:w="2154" w:type="dxa"/>
             <w:tcBorders/>
             <w:shd w:fill="auto" w:val="clear"/>
           </w:tcPr>
@@ -15391,7 +15429,7 @@
         </w:tc>
         <w:tc>
           <w:tcPr>
-            <w:tcW w:w="6799" w:type="dxa"/>
+            <w:tcW w:w="6800" w:type="dxa"/>
             <w:tcBorders/>
             <w:shd w:fill="auto" w:val="clear"/>
           </w:tcPr>
@@ -15415,7 +15453,7 @@
         <w:trPr/>
         <w:tc>
           <w:tcPr>
-            <w:tcW w:w="2155" w:type="dxa"/>
+            <w:tcW w:w="2154" w:type="dxa"/>
             <w:tcBorders/>
             <w:shd w:fill="auto" w:val="clear"/>
           </w:tcPr>
@@ -15438,7 +15476,7 @@
         </w:tc>
         <w:tc>
           <w:tcPr>
-            <w:tcW w:w="6799" w:type="dxa"/>
+            <w:tcW w:w="6800" w:type="dxa"/>
             <w:tcBorders/>
             <w:shd w:fill="auto" w:val="clear"/>
           </w:tcPr>
@@ -15463,7 +15501,7 @@
         <w:trPr/>
         <w:tc>
           <w:tcPr>
-            <w:tcW w:w="2155" w:type="dxa"/>
+            <w:tcW w:w="2154" w:type="dxa"/>
             <w:tcBorders/>
             <w:shd w:fill="auto" w:val="clear"/>
           </w:tcPr>
@@ -15486,7 +15524,7 @@
         </w:tc>
         <w:tc>
           <w:tcPr>
-            <w:tcW w:w="6799" w:type="dxa"/>
+            <w:tcW w:w="6800" w:type="dxa"/>
             <w:tcBorders/>
             <w:shd w:fill="auto" w:val="clear"/>
           </w:tcPr>
@@ -15510,7 +15548,7 @@
         <w:trPr/>
         <w:tc>
           <w:tcPr>
-            <w:tcW w:w="2155" w:type="dxa"/>
+            <w:tcW w:w="2154" w:type="dxa"/>
             <w:tcBorders/>
             <w:shd w:fill="auto" w:val="clear"/>
           </w:tcPr>
@@ -15533,7 +15571,7 @@
         </w:tc>
         <w:tc>
           <w:tcPr>
-            <w:tcW w:w="6799" w:type="dxa"/>
+            <w:tcW w:w="6800" w:type="dxa"/>
             <w:tcBorders/>
             <w:shd w:fill="auto" w:val="clear"/>
           </w:tcPr>
@@ -15555,7 +15593,7 @@
         <w:trPr/>
         <w:tc>
           <w:tcPr>
-            <w:tcW w:w="2155" w:type="dxa"/>
+            <w:tcW w:w="2154" w:type="dxa"/>
             <w:tcBorders/>
             <w:shd w:fill="auto" w:val="clear"/>
           </w:tcPr>
@@ -15576,7 +15614,7 @@
         </w:tc>
         <w:tc>
           <w:tcPr>
-            <w:tcW w:w="6799" w:type="dxa"/>
+            <w:tcW w:w="6800" w:type="dxa"/>
             <w:tcBorders/>
             <w:shd w:fill="auto" w:val="clear"/>
           </w:tcPr>
@@ -15602,7 +15640,7 @@
         <w:trPr/>
         <w:tc>
           <w:tcPr>
-            <w:tcW w:w="2155" w:type="dxa"/>
+            <w:tcW w:w="2154" w:type="dxa"/>
             <w:tcBorders/>
             <w:shd w:fill="auto" w:val="clear"/>
           </w:tcPr>
@@ -15623,7 +15661,7 @@
         </w:tc>
         <w:tc>
           <w:tcPr>
-            <w:tcW w:w="6799" w:type="dxa"/>
+            <w:tcW w:w="6800" w:type="dxa"/>
             <w:tcBorders/>
             <w:shd w:fill="auto" w:val="clear"/>
           </w:tcPr>
@@ -15665,7 +15703,7 @@
         <w:trPr/>
         <w:tc>
           <w:tcPr>
-            <w:tcW w:w="2155" w:type="dxa"/>
+            <w:tcW w:w="2154" w:type="dxa"/>
             <w:tcBorders/>
             <w:shd w:fill="auto" w:val="clear"/>
           </w:tcPr>
@@ -15688,7 +15726,7 @@
         </w:tc>
         <w:tc>
           <w:tcPr>
-            <w:tcW w:w="6799" w:type="dxa"/>
+            <w:tcW w:w="6800" w:type="dxa"/>
             <w:tcBorders/>
             <w:shd w:fill="auto" w:val="clear"/>
           </w:tcPr>
@@ -15712,7 +15750,7 @@
         <w:trPr/>
         <w:tc>
           <w:tcPr>
-            <w:tcW w:w="2155" w:type="dxa"/>
+            <w:tcW w:w="2154" w:type="dxa"/>
             <w:tcBorders/>
             <w:shd w:fill="auto" w:val="clear"/>
           </w:tcPr>
@@ -15735,7 +15773,7 @@
         </w:tc>
         <w:tc>
           <w:tcPr>
-            <w:tcW w:w="6799" w:type="dxa"/>
+            <w:tcW w:w="6800" w:type="dxa"/>
             <w:tcBorders/>
             <w:shd w:fill="auto" w:val="clear"/>
           </w:tcPr>
@@ -15757,7 +15795,7 @@
         <w:trPr/>
         <w:tc>
           <w:tcPr>
-            <w:tcW w:w="2155" w:type="dxa"/>
+            <w:tcW w:w="2154" w:type="dxa"/>
             <w:tcBorders/>
             <w:shd w:fill="auto" w:val="clear"/>
           </w:tcPr>
@@ -15780,7 +15818,7 @@
         </w:tc>
         <w:tc>
           <w:tcPr>
-            <w:tcW w:w="6799" w:type="dxa"/>
+            <w:tcW w:w="6800" w:type="dxa"/>
             <w:tcBorders/>
             <w:shd w:fill="auto" w:val="clear"/>
           </w:tcPr>
@@ -16238,7 +16276,7 @@
       <w:rPr>
         <w:rStyle w:val="Sidetal"/>
       </w:rPr>
-      <w:t>12</w:t>
+      <w:t>17</w:t>
     </w:r>
     <w:r>
       <w:rPr>

--- a/Documentation/Official Documentation/User's manual for IBOS MusicXmlReader version 4.0.0.0.docx
+++ b/Documentation/Official Documentation/User's manual for IBOS MusicXmlReader version 4.0.0.0.docx
@@ -1332,14 +1332,14 @@
         </w:tblCellMar>
       </w:tblPr>
       <w:tblGrid>
-        <w:gridCol w:w="1684"/>
-        <w:gridCol w:w="7491"/>
+        <w:gridCol w:w="1683"/>
+        <w:gridCol w:w="7492"/>
       </w:tblGrid>
       <w:tr>
         <w:trPr/>
         <w:tc>
           <w:tcPr>
-            <w:tcW w:w="1684" w:type="dxa"/>
+            <w:tcW w:w="1683" w:type="dxa"/>
             <w:tcBorders>
               <w:top w:val="single" w:sz="4" w:space="0" w:color="000000"/>
               <w:left w:val="single" w:sz="4" w:space="0" w:color="000000"/>
@@ -1367,7 +1367,7 @@
         </w:tc>
         <w:tc>
           <w:tcPr>
-            <w:tcW w:w="7491" w:type="dxa"/>
+            <w:tcW w:w="7492" w:type="dxa"/>
             <w:tcBorders>
               <w:top w:val="single" w:sz="4" w:space="0" w:color="000000"/>
               <w:left w:val="single" w:sz="4" w:space="0" w:color="000000"/>
@@ -1409,7 +1409,7 @@
         <w:trPr/>
         <w:tc>
           <w:tcPr>
-            <w:tcW w:w="1684" w:type="dxa"/>
+            <w:tcW w:w="1683" w:type="dxa"/>
             <w:tcBorders>
               <w:top w:val="single" w:sz="4" w:space="0" w:color="000000"/>
               <w:left w:val="single" w:sz="4" w:space="0" w:color="000000"/>
@@ -1439,7 +1439,7 @@
         </w:tc>
         <w:tc>
           <w:tcPr>
-            <w:tcW w:w="7491" w:type="dxa"/>
+            <w:tcW w:w="7492" w:type="dxa"/>
             <w:tcBorders>
               <w:top w:val="single" w:sz="4" w:space="0" w:color="000000"/>
               <w:left w:val="single" w:sz="4" w:space="0" w:color="000000"/>
@@ -1507,7 +1507,7 @@
         <w:trPr/>
         <w:tc>
           <w:tcPr>
-            <w:tcW w:w="1684" w:type="dxa"/>
+            <w:tcW w:w="1683" w:type="dxa"/>
             <w:tcBorders>
               <w:top w:val="single" w:sz="4" w:space="0" w:color="000000"/>
               <w:left w:val="single" w:sz="4" w:space="0" w:color="000000"/>
@@ -1535,7 +1535,7 @@
         </w:tc>
         <w:tc>
           <w:tcPr>
-            <w:tcW w:w="7491" w:type="dxa"/>
+            <w:tcW w:w="7492" w:type="dxa"/>
             <w:tcBorders>
               <w:top w:val="single" w:sz="4" w:space="0" w:color="000000"/>
               <w:left w:val="single" w:sz="4" w:space="0" w:color="000000"/>
@@ -1565,7 +1565,7 @@
         <w:trPr/>
         <w:tc>
           <w:tcPr>
-            <w:tcW w:w="1684" w:type="dxa"/>
+            <w:tcW w:w="1683" w:type="dxa"/>
             <w:tcBorders>
               <w:top w:val="single" w:sz="4" w:space="0" w:color="000000"/>
               <w:left w:val="single" w:sz="4" w:space="0" w:color="000000"/>
@@ -1593,7 +1593,7 @@
         </w:tc>
         <w:tc>
           <w:tcPr>
-            <w:tcW w:w="7491" w:type="dxa"/>
+            <w:tcW w:w="7492" w:type="dxa"/>
             <w:tcBorders>
               <w:top w:val="single" w:sz="4" w:space="0" w:color="000000"/>
               <w:left w:val="single" w:sz="4" w:space="0" w:color="000000"/>
@@ -1639,7 +1639,7 @@
         <w:trPr/>
         <w:tc>
           <w:tcPr>
-            <w:tcW w:w="1684" w:type="dxa"/>
+            <w:tcW w:w="1683" w:type="dxa"/>
             <w:tcBorders>
               <w:top w:val="single" w:sz="4" w:space="0" w:color="000000"/>
               <w:left w:val="single" w:sz="4" w:space="0" w:color="000000"/>
@@ -1672,7 +1672,7 @@
         </w:tc>
         <w:tc>
           <w:tcPr>
-            <w:tcW w:w="7491" w:type="dxa"/>
+            <w:tcW w:w="7492" w:type="dxa"/>
             <w:tcBorders>
               <w:top w:val="single" w:sz="4" w:space="0" w:color="000000"/>
               <w:left w:val="single" w:sz="4" w:space="0" w:color="000000"/>
@@ -2218,9 +2218,9 @@
         </w:tblCellMar>
       </w:tblPr>
       <w:tblGrid>
-        <w:gridCol w:w="1584"/>
+        <w:gridCol w:w="1583"/>
         <w:gridCol w:w="5220"/>
-        <w:gridCol w:w="2211"/>
+        <w:gridCol w:w="2212"/>
       </w:tblGrid>
       <w:tr>
         <w:trPr>
@@ -2228,7 +2228,7 @@
         </w:trPr>
         <w:tc>
           <w:tcPr>
-            <w:tcW w:w="1584" w:type="dxa"/>
+            <w:tcW w:w="1583" w:type="dxa"/>
             <w:tcBorders>
               <w:top w:val="single" w:sz="2" w:space="0" w:color="000000"/>
               <w:left w:val="single" w:sz="2" w:space="0" w:color="000000"/>
@@ -2298,7 +2298,7 @@
         </w:tc>
         <w:tc>
           <w:tcPr>
-            <w:tcW w:w="2211" w:type="dxa"/>
+            <w:tcW w:w="2212" w:type="dxa"/>
             <w:tcBorders>
               <w:top w:val="single" w:sz="2" w:space="0" w:color="000000"/>
               <w:left w:val="single" w:sz="2" w:space="0" w:color="000000"/>
@@ -2329,7 +2329,7 @@
         <w:trPr/>
         <w:tc>
           <w:tcPr>
-            <w:tcW w:w="1584" w:type="dxa"/>
+            <w:tcW w:w="1583" w:type="dxa"/>
             <w:tcBorders>
               <w:left w:val="single" w:sz="2" w:space="0" w:color="000000"/>
               <w:bottom w:val="single" w:sz="2" w:space="0" w:color="000000"/>
@@ -2393,7 +2393,7 @@
         </w:tc>
         <w:tc>
           <w:tcPr>
-            <w:tcW w:w="2211" w:type="dxa"/>
+            <w:tcW w:w="2212" w:type="dxa"/>
             <w:tcBorders>
               <w:left w:val="single" w:sz="2" w:space="0" w:color="000000"/>
               <w:bottom w:val="single" w:sz="2" w:space="0" w:color="000000"/>
@@ -2420,7 +2420,7 @@
         <w:trPr/>
         <w:tc>
           <w:tcPr>
-            <w:tcW w:w="1584" w:type="dxa"/>
+            <w:tcW w:w="1583" w:type="dxa"/>
             <w:tcBorders>
               <w:left w:val="single" w:sz="2" w:space="0" w:color="000000"/>
               <w:bottom w:val="single" w:sz="2" w:space="0" w:color="000000"/>
@@ -2481,7 +2481,7 @@
         </w:tc>
         <w:tc>
           <w:tcPr>
-            <w:tcW w:w="2211" w:type="dxa"/>
+            <w:tcW w:w="2212" w:type="dxa"/>
             <w:tcBorders>
               <w:left w:val="single" w:sz="2" w:space="0" w:color="000000"/>
               <w:bottom w:val="single" w:sz="2" w:space="0" w:color="000000"/>
@@ -2508,7 +2508,7 @@
         <w:trPr/>
         <w:tc>
           <w:tcPr>
-            <w:tcW w:w="1584" w:type="dxa"/>
+            <w:tcW w:w="1583" w:type="dxa"/>
             <w:tcBorders>
               <w:left w:val="single" w:sz="2" w:space="0" w:color="000000"/>
               <w:bottom w:val="single" w:sz="2" w:space="0" w:color="000000"/>
@@ -2555,7 +2555,7 @@
         </w:tc>
         <w:tc>
           <w:tcPr>
-            <w:tcW w:w="2211" w:type="dxa"/>
+            <w:tcW w:w="2212" w:type="dxa"/>
             <w:tcBorders>
               <w:left w:val="single" w:sz="2" w:space="0" w:color="000000"/>
               <w:bottom w:val="single" w:sz="2" w:space="0" w:color="000000"/>
@@ -2600,7 +2600,7 @@
         <w:trPr/>
         <w:tc>
           <w:tcPr>
-            <w:tcW w:w="1584" w:type="dxa"/>
+            <w:tcW w:w="1583" w:type="dxa"/>
             <w:tcBorders>
               <w:left w:val="single" w:sz="2" w:space="0" w:color="000000"/>
               <w:bottom w:val="single" w:sz="2" w:space="0" w:color="000000"/>
@@ -2649,7 +2649,7 @@
         </w:tc>
         <w:tc>
           <w:tcPr>
-            <w:tcW w:w="2211" w:type="dxa"/>
+            <w:tcW w:w="2212" w:type="dxa"/>
             <w:tcBorders>
               <w:left w:val="single" w:sz="2" w:space="0" w:color="000000"/>
               <w:bottom w:val="single" w:sz="2" w:space="0" w:color="000000"/>
@@ -2679,7 +2679,7 @@
         <w:trPr/>
         <w:tc>
           <w:tcPr>
-            <w:tcW w:w="1584" w:type="dxa"/>
+            <w:tcW w:w="1583" w:type="dxa"/>
             <w:tcBorders>
               <w:left w:val="single" w:sz="2" w:space="0" w:color="000000"/>
               <w:bottom w:val="single" w:sz="2" w:space="0" w:color="000000"/>
@@ -2728,7 +2728,7 @@
         </w:tc>
         <w:tc>
           <w:tcPr>
-            <w:tcW w:w="2211" w:type="dxa"/>
+            <w:tcW w:w="2212" w:type="dxa"/>
             <w:tcBorders>
               <w:left w:val="single" w:sz="2" w:space="0" w:color="000000"/>
               <w:bottom w:val="single" w:sz="2" w:space="0" w:color="000000"/>
@@ -2758,7 +2758,7 @@
         <w:trPr/>
         <w:tc>
           <w:tcPr>
-            <w:tcW w:w="1584" w:type="dxa"/>
+            <w:tcW w:w="1583" w:type="dxa"/>
             <w:tcBorders>
               <w:left w:val="single" w:sz="2" w:space="0" w:color="000000"/>
               <w:bottom w:val="single" w:sz="2" w:space="0" w:color="000000"/>
@@ -2807,7 +2807,7 @@
         </w:tc>
         <w:tc>
           <w:tcPr>
-            <w:tcW w:w="2211" w:type="dxa"/>
+            <w:tcW w:w="2212" w:type="dxa"/>
             <w:tcBorders>
               <w:left w:val="single" w:sz="2" w:space="0" w:color="000000"/>
               <w:bottom w:val="single" w:sz="2" w:space="0" w:color="000000"/>
@@ -2837,7 +2837,7 @@
         <w:trPr/>
         <w:tc>
           <w:tcPr>
-            <w:tcW w:w="1584" w:type="dxa"/>
+            <w:tcW w:w="1583" w:type="dxa"/>
             <w:tcBorders>
               <w:left w:val="single" w:sz="2" w:space="0" w:color="000000"/>
               <w:bottom w:val="single" w:sz="2" w:space="0" w:color="000000"/>
@@ -2883,7 +2883,7 @@
         </w:tc>
         <w:tc>
           <w:tcPr>
-            <w:tcW w:w="2211" w:type="dxa"/>
+            <w:tcW w:w="2212" w:type="dxa"/>
             <w:tcBorders>
               <w:left w:val="single" w:sz="2" w:space="0" w:color="000000"/>
               <w:bottom w:val="single" w:sz="2" w:space="0" w:color="000000"/>
@@ -2913,7 +2913,7 @@
         <w:trPr/>
         <w:tc>
           <w:tcPr>
-            <w:tcW w:w="1584" w:type="dxa"/>
+            <w:tcW w:w="1583" w:type="dxa"/>
             <w:tcBorders>
               <w:left w:val="single" w:sz="2" w:space="0" w:color="000000"/>
               <w:bottom w:val="single" w:sz="2" w:space="0" w:color="000000"/>
@@ -2973,7 +2973,7 @@
         </w:tc>
         <w:tc>
           <w:tcPr>
-            <w:tcW w:w="2211" w:type="dxa"/>
+            <w:tcW w:w="2212" w:type="dxa"/>
             <w:tcBorders>
               <w:left w:val="single" w:sz="2" w:space="0" w:color="000000"/>
               <w:bottom w:val="single" w:sz="2" w:space="0" w:color="000000"/>
@@ -3007,7 +3007,7 @@
         <w:trPr/>
         <w:tc>
           <w:tcPr>
-            <w:tcW w:w="1584" w:type="dxa"/>
+            <w:tcW w:w="1583" w:type="dxa"/>
             <w:tcBorders>
               <w:left w:val="single" w:sz="2" w:space="0" w:color="000000"/>
               <w:bottom w:val="single" w:sz="2" w:space="0" w:color="000000"/>
@@ -3067,7 +3067,7 @@
         </w:tc>
         <w:tc>
           <w:tcPr>
-            <w:tcW w:w="2211" w:type="dxa"/>
+            <w:tcW w:w="2212" w:type="dxa"/>
             <w:tcBorders>
               <w:left w:val="single" w:sz="2" w:space="0" w:color="000000"/>
               <w:bottom w:val="single" w:sz="2" w:space="0" w:color="000000"/>
@@ -3101,7 +3101,7 @@
         <w:trPr/>
         <w:tc>
           <w:tcPr>
-            <w:tcW w:w="1584" w:type="dxa"/>
+            <w:tcW w:w="1583" w:type="dxa"/>
             <w:tcBorders>
               <w:left w:val="single" w:sz="2" w:space="0" w:color="000000"/>
               <w:bottom w:val="single" w:sz="2" w:space="0" w:color="000000"/>
@@ -3161,7 +3161,7 @@
         </w:tc>
         <w:tc>
           <w:tcPr>
-            <w:tcW w:w="2211" w:type="dxa"/>
+            <w:tcW w:w="2212" w:type="dxa"/>
             <w:tcBorders>
               <w:left w:val="single" w:sz="2" w:space="0" w:color="000000"/>
               <w:bottom w:val="single" w:sz="2" w:space="0" w:color="000000"/>
@@ -3194,7 +3194,7 @@
         <w:trPr/>
         <w:tc>
           <w:tcPr>
-            <w:tcW w:w="1584" w:type="dxa"/>
+            <w:tcW w:w="1583" w:type="dxa"/>
             <w:tcBorders>
               <w:left w:val="single" w:sz="2" w:space="0" w:color="000000"/>
               <w:bottom w:val="single" w:sz="2" w:space="0" w:color="000000"/>
@@ -3243,7 +3243,7 @@
         </w:tc>
         <w:tc>
           <w:tcPr>
-            <w:tcW w:w="2211" w:type="dxa"/>
+            <w:tcW w:w="2212" w:type="dxa"/>
             <w:tcBorders>
               <w:left w:val="single" w:sz="2" w:space="0" w:color="000000"/>
               <w:bottom w:val="single" w:sz="2" w:space="0" w:color="000000"/>
@@ -3273,7 +3273,7 @@
         <w:trPr/>
         <w:tc>
           <w:tcPr>
-            <w:tcW w:w="1584" w:type="dxa"/>
+            <w:tcW w:w="1583" w:type="dxa"/>
             <w:tcBorders>
               <w:left w:val="single" w:sz="2" w:space="0" w:color="000000"/>
               <w:bottom w:val="single" w:sz="2" w:space="0" w:color="000000"/>
@@ -3327,7 +3327,7 @@
         </w:tc>
         <w:tc>
           <w:tcPr>
-            <w:tcW w:w="2211" w:type="dxa"/>
+            <w:tcW w:w="2212" w:type="dxa"/>
             <w:tcBorders>
               <w:left w:val="single" w:sz="2" w:space="0" w:color="000000"/>
               <w:bottom w:val="single" w:sz="2" w:space="0" w:color="000000"/>
@@ -3359,7 +3359,7 @@
         <w:trPr/>
         <w:tc>
           <w:tcPr>
-            <w:tcW w:w="1584" w:type="dxa"/>
+            <w:tcW w:w="1583" w:type="dxa"/>
             <w:tcBorders>
               <w:left w:val="single" w:sz="2" w:space="0" w:color="000000"/>
               <w:bottom w:val="single" w:sz="2" w:space="0" w:color="000000"/>
@@ -3411,7 +3411,7 @@
         </w:tc>
         <w:tc>
           <w:tcPr>
-            <w:tcW w:w="2211" w:type="dxa"/>
+            <w:tcW w:w="2212" w:type="dxa"/>
             <w:tcBorders>
               <w:left w:val="single" w:sz="2" w:space="0" w:color="000000"/>
               <w:bottom w:val="single" w:sz="2" w:space="0" w:color="000000"/>
@@ -3441,7 +3441,7 @@
         <w:trPr/>
         <w:tc>
           <w:tcPr>
-            <w:tcW w:w="1584" w:type="dxa"/>
+            <w:tcW w:w="1583" w:type="dxa"/>
             <w:tcBorders>
               <w:left w:val="single" w:sz="2" w:space="0" w:color="000000"/>
               <w:bottom w:val="single" w:sz="2" w:space="0" w:color="000000"/>
@@ -3495,7 +3495,7 @@
         </w:tc>
         <w:tc>
           <w:tcPr>
-            <w:tcW w:w="2211" w:type="dxa"/>
+            <w:tcW w:w="2212" w:type="dxa"/>
             <w:tcBorders>
               <w:left w:val="single" w:sz="2" w:space="0" w:color="000000"/>
               <w:bottom w:val="single" w:sz="2" w:space="0" w:color="000000"/>
@@ -3525,7 +3525,7 @@
         <w:trPr/>
         <w:tc>
           <w:tcPr>
-            <w:tcW w:w="1584" w:type="dxa"/>
+            <w:tcW w:w="1583" w:type="dxa"/>
             <w:tcBorders>
               <w:left w:val="single" w:sz="2" w:space="0" w:color="000000"/>
               <w:bottom w:val="single" w:sz="2" w:space="0" w:color="000000"/>
@@ -3579,7 +3579,7 @@
         </w:tc>
         <w:tc>
           <w:tcPr>
-            <w:tcW w:w="2211" w:type="dxa"/>
+            <w:tcW w:w="2212" w:type="dxa"/>
             <w:tcBorders>
               <w:left w:val="single" w:sz="2" w:space="0" w:color="000000"/>
               <w:bottom w:val="single" w:sz="2" w:space="0" w:color="000000"/>
@@ -3609,7 +3609,7 @@
         <w:trPr/>
         <w:tc>
           <w:tcPr>
-            <w:tcW w:w="1584" w:type="dxa"/>
+            <w:tcW w:w="1583" w:type="dxa"/>
             <w:tcBorders>
               <w:left w:val="single" w:sz="2" w:space="0" w:color="000000"/>
               <w:bottom w:val="single" w:sz="2" w:space="0" w:color="000000"/>
@@ -3663,7 +3663,7 @@
         </w:tc>
         <w:tc>
           <w:tcPr>
-            <w:tcW w:w="2211" w:type="dxa"/>
+            <w:tcW w:w="2212" w:type="dxa"/>
             <w:tcBorders>
               <w:left w:val="single" w:sz="2" w:space="0" w:color="000000"/>
               <w:bottom w:val="single" w:sz="2" w:space="0" w:color="000000"/>
@@ -3693,7 +3693,7 @@
         <w:trPr/>
         <w:tc>
           <w:tcPr>
-            <w:tcW w:w="1584" w:type="dxa"/>
+            <w:tcW w:w="1583" w:type="dxa"/>
             <w:tcBorders>
               <w:left w:val="single" w:sz="2" w:space="0" w:color="000000"/>
               <w:bottom w:val="single" w:sz="2" w:space="0" w:color="000000"/>
@@ -3745,7 +3745,7 @@
         </w:tc>
         <w:tc>
           <w:tcPr>
-            <w:tcW w:w="2211" w:type="dxa"/>
+            <w:tcW w:w="2212" w:type="dxa"/>
             <w:tcBorders>
               <w:left w:val="single" w:sz="2" w:space="0" w:color="000000"/>
               <w:bottom w:val="single" w:sz="2" w:space="0" w:color="000000"/>
@@ -3775,7 +3775,7 @@
         <w:trPr/>
         <w:tc>
           <w:tcPr>
-            <w:tcW w:w="1584" w:type="dxa"/>
+            <w:tcW w:w="1583" w:type="dxa"/>
             <w:tcBorders>
               <w:left w:val="single" w:sz="2" w:space="0" w:color="000000"/>
               <w:bottom w:val="single" w:sz="2" w:space="0" w:color="000000"/>
@@ -3827,7 +3827,7 @@
         </w:tc>
         <w:tc>
           <w:tcPr>
-            <w:tcW w:w="2211" w:type="dxa"/>
+            <w:tcW w:w="2212" w:type="dxa"/>
             <w:tcBorders>
               <w:left w:val="single" w:sz="2" w:space="0" w:color="000000"/>
               <w:bottom w:val="single" w:sz="2" w:space="0" w:color="000000"/>
@@ -3857,7 +3857,7 @@
         <w:trPr/>
         <w:tc>
           <w:tcPr>
-            <w:tcW w:w="1584" w:type="dxa"/>
+            <w:tcW w:w="1583" w:type="dxa"/>
             <w:tcBorders>
               <w:left w:val="single" w:sz="2" w:space="0" w:color="000000"/>
               <w:bottom w:val="single" w:sz="2" w:space="0" w:color="000000"/>
@@ -3910,7 +3910,7 @@
         </w:tc>
         <w:tc>
           <w:tcPr>
-            <w:tcW w:w="2211" w:type="dxa"/>
+            <w:tcW w:w="2212" w:type="dxa"/>
             <w:tcBorders>
               <w:left w:val="single" w:sz="2" w:space="0" w:color="000000"/>
               <w:bottom w:val="single" w:sz="2" w:space="0" w:color="000000"/>
@@ -3940,7 +3940,7 @@
         <w:trPr/>
         <w:tc>
           <w:tcPr>
-            <w:tcW w:w="1584" w:type="dxa"/>
+            <w:tcW w:w="1583" w:type="dxa"/>
             <w:tcBorders>
               <w:left w:val="single" w:sz="2" w:space="0" w:color="000000"/>
               <w:bottom w:val="single" w:sz="2" w:space="0" w:color="000000"/>
@@ -3993,7 +3993,7 @@
         </w:tc>
         <w:tc>
           <w:tcPr>
-            <w:tcW w:w="2211" w:type="dxa"/>
+            <w:tcW w:w="2212" w:type="dxa"/>
             <w:tcBorders>
               <w:left w:val="single" w:sz="2" w:space="0" w:color="000000"/>
               <w:bottom w:val="single" w:sz="2" w:space="0" w:color="000000"/>
@@ -4023,7 +4023,7 @@
         <w:trPr/>
         <w:tc>
           <w:tcPr>
-            <w:tcW w:w="1584" w:type="dxa"/>
+            <w:tcW w:w="1583" w:type="dxa"/>
             <w:tcBorders>
               <w:left w:val="single" w:sz="2" w:space="0" w:color="000000"/>
               <w:bottom w:val="single" w:sz="2" w:space="0" w:color="000000"/>
@@ -4076,7 +4076,7 @@
         </w:tc>
         <w:tc>
           <w:tcPr>
-            <w:tcW w:w="2211" w:type="dxa"/>
+            <w:tcW w:w="2212" w:type="dxa"/>
             <w:tcBorders>
               <w:left w:val="single" w:sz="2" w:space="0" w:color="000000"/>
               <w:bottom w:val="single" w:sz="2" w:space="0" w:color="000000"/>
@@ -4106,7 +4106,7 @@
         <w:trPr/>
         <w:tc>
           <w:tcPr>
-            <w:tcW w:w="1584" w:type="dxa"/>
+            <w:tcW w:w="1583" w:type="dxa"/>
             <w:tcBorders>
               <w:left w:val="single" w:sz="2" w:space="0" w:color="000000"/>
               <w:bottom w:val="single" w:sz="2" w:space="0" w:color="000000"/>
@@ -4158,7 +4158,7 @@
         </w:tc>
         <w:tc>
           <w:tcPr>
-            <w:tcW w:w="2211" w:type="dxa"/>
+            <w:tcW w:w="2212" w:type="dxa"/>
             <w:tcBorders>
               <w:left w:val="single" w:sz="2" w:space="0" w:color="000000"/>
               <w:bottom w:val="single" w:sz="2" w:space="0" w:color="000000"/>
@@ -4188,7 +4188,7 @@
         <w:trPr/>
         <w:tc>
           <w:tcPr>
-            <w:tcW w:w="1584" w:type="dxa"/>
+            <w:tcW w:w="1583" w:type="dxa"/>
             <w:tcBorders>
               <w:left w:val="single" w:sz="2" w:space="0" w:color="000000"/>
               <w:bottom w:val="single" w:sz="2" w:space="0" w:color="000000"/>
@@ -4243,7 +4243,7 @@
         </w:tc>
         <w:tc>
           <w:tcPr>
-            <w:tcW w:w="2211" w:type="dxa"/>
+            <w:tcW w:w="2212" w:type="dxa"/>
             <w:tcBorders>
               <w:left w:val="single" w:sz="2" w:space="0" w:color="000000"/>
               <w:bottom w:val="single" w:sz="2" w:space="0" w:color="000000"/>
@@ -4273,7 +4273,7 @@
         <w:trPr/>
         <w:tc>
           <w:tcPr>
-            <w:tcW w:w="1584" w:type="dxa"/>
+            <w:tcW w:w="1583" w:type="dxa"/>
             <w:tcBorders>
               <w:left w:val="single" w:sz="2" w:space="0" w:color="000000"/>
               <w:bottom w:val="single" w:sz="2" w:space="0" w:color="000000"/>
@@ -4329,7 +4329,7 @@
         </w:tc>
         <w:tc>
           <w:tcPr>
-            <w:tcW w:w="2211" w:type="dxa"/>
+            <w:tcW w:w="2212" w:type="dxa"/>
             <w:tcBorders>
               <w:left w:val="single" w:sz="2" w:space="0" w:color="000000"/>
               <w:bottom w:val="single" w:sz="2" w:space="0" w:color="000000"/>
@@ -4359,7 +4359,7 @@
         <w:trPr/>
         <w:tc>
           <w:tcPr>
-            <w:tcW w:w="1584" w:type="dxa"/>
+            <w:tcW w:w="1583" w:type="dxa"/>
             <w:tcBorders>
               <w:left w:val="single" w:sz="2" w:space="0" w:color="000000"/>
               <w:bottom w:val="single" w:sz="2" w:space="0" w:color="000000"/>
@@ -4415,7 +4415,7 @@
         </w:tc>
         <w:tc>
           <w:tcPr>
-            <w:tcW w:w="2211" w:type="dxa"/>
+            <w:tcW w:w="2212" w:type="dxa"/>
             <w:tcBorders>
               <w:left w:val="single" w:sz="2" w:space="0" w:color="000000"/>
               <w:bottom w:val="single" w:sz="2" w:space="0" w:color="000000"/>
@@ -4447,7 +4447,7 @@
         <w:trPr/>
         <w:tc>
           <w:tcPr>
-            <w:tcW w:w="1584" w:type="dxa"/>
+            <w:tcW w:w="1583" w:type="dxa"/>
             <w:tcBorders>
               <w:left w:val="single" w:sz="2" w:space="0" w:color="000000"/>
               <w:bottom w:val="single" w:sz="2" w:space="0" w:color="000000"/>
@@ -4499,7 +4499,7 @@
         </w:tc>
         <w:tc>
           <w:tcPr>
-            <w:tcW w:w="2211" w:type="dxa"/>
+            <w:tcW w:w="2212" w:type="dxa"/>
             <w:tcBorders>
               <w:left w:val="single" w:sz="2" w:space="0" w:color="000000"/>
               <w:bottom w:val="single" w:sz="2" w:space="0" w:color="000000"/>
@@ -4535,7 +4535,7 @@
         <w:trPr/>
         <w:tc>
           <w:tcPr>
-            <w:tcW w:w="1584" w:type="dxa"/>
+            <w:tcW w:w="1583" w:type="dxa"/>
             <w:tcBorders>
               <w:left w:val="single" w:sz="2" w:space="0" w:color="000000"/>
               <w:bottom w:val="single" w:sz="2" w:space="0" w:color="000000"/>
@@ -4587,7 +4587,7 @@
         </w:tc>
         <w:tc>
           <w:tcPr>
-            <w:tcW w:w="2211" w:type="dxa"/>
+            <w:tcW w:w="2212" w:type="dxa"/>
             <w:tcBorders>
               <w:left w:val="single" w:sz="2" w:space="0" w:color="000000"/>
               <w:bottom w:val="single" w:sz="2" w:space="0" w:color="000000"/>
@@ -4623,7 +4623,7 @@
         <w:trPr/>
         <w:tc>
           <w:tcPr>
-            <w:tcW w:w="1584" w:type="dxa"/>
+            <w:tcW w:w="1583" w:type="dxa"/>
             <w:tcBorders>
               <w:left w:val="single" w:sz="2" w:space="0" w:color="000000"/>
               <w:bottom w:val="single" w:sz="2" w:space="0" w:color="000000"/>
@@ -4683,7 +4683,7 @@
         </w:tc>
         <w:tc>
           <w:tcPr>
-            <w:tcW w:w="2211" w:type="dxa"/>
+            <w:tcW w:w="2212" w:type="dxa"/>
             <w:tcBorders>
               <w:left w:val="single" w:sz="2" w:space="0" w:color="000000"/>
               <w:bottom w:val="single" w:sz="2" w:space="0" w:color="000000"/>
@@ -4720,7 +4720,7 @@
         <w:trPr/>
         <w:tc>
           <w:tcPr>
-            <w:tcW w:w="1584" w:type="dxa"/>
+            <w:tcW w:w="1583" w:type="dxa"/>
             <w:tcBorders>
               <w:left w:val="single" w:sz="2" w:space="0" w:color="000000"/>
               <w:bottom w:val="single" w:sz="2" w:space="0" w:color="000000"/>
@@ -4780,7 +4780,7 @@
         </w:tc>
         <w:tc>
           <w:tcPr>
-            <w:tcW w:w="2211" w:type="dxa"/>
+            <w:tcW w:w="2212" w:type="dxa"/>
             <w:tcBorders>
               <w:left w:val="single" w:sz="2" w:space="0" w:color="000000"/>
               <w:bottom w:val="single" w:sz="2" w:space="0" w:color="000000"/>
@@ -4817,7 +4817,7 @@
         <w:trPr/>
         <w:tc>
           <w:tcPr>
-            <w:tcW w:w="1584" w:type="dxa"/>
+            <w:tcW w:w="1583" w:type="dxa"/>
             <w:tcBorders>
               <w:left w:val="single" w:sz="2" w:space="0" w:color="000000"/>
               <w:bottom w:val="single" w:sz="2" w:space="0" w:color="000000"/>
@@ -4877,7 +4877,7 @@
         </w:tc>
         <w:tc>
           <w:tcPr>
-            <w:tcW w:w="2211" w:type="dxa"/>
+            <w:tcW w:w="2212" w:type="dxa"/>
             <w:tcBorders>
               <w:left w:val="single" w:sz="2" w:space="0" w:color="000000"/>
               <w:bottom w:val="single" w:sz="2" w:space="0" w:color="000000"/>
@@ -4914,7 +4914,7 @@
         <w:trPr/>
         <w:tc>
           <w:tcPr>
-            <w:tcW w:w="1584" w:type="dxa"/>
+            <w:tcW w:w="1583" w:type="dxa"/>
             <w:tcBorders>
               <w:left w:val="single" w:sz="2" w:space="0" w:color="000000"/>
               <w:bottom w:val="single" w:sz="2" w:space="0" w:color="000000"/>
@@ -4968,7 +4968,7 @@
         </w:tc>
         <w:tc>
           <w:tcPr>
-            <w:tcW w:w="2211" w:type="dxa"/>
+            <w:tcW w:w="2212" w:type="dxa"/>
             <w:tcBorders>
               <w:left w:val="single" w:sz="2" w:space="0" w:color="000000"/>
               <w:bottom w:val="single" w:sz="2" w:space="0" w:color="000000"/>
@@ -5002,7 +5002,7 @@
         <w:trPr/>
         <w:tc>
           <w:tcPr>
-            <w:tcW w:w="1584" w:type="dxa"/>
+            <w:tcW w:w="1583" w:type="dxa"/>
             <w:tcBorders>
               <w:left w:val="single" w:sz="2" w:space="0" w:color="000000"/>
               <w:bottom w:val="single" w:sz="2" w:space="0" w:color="000000"/>
@@ -5057,7 +5057,7 @@
         </w:tc>
         <w:tc>
           <w:tcPr>
-            <w:tcW w:w="2211" w:type="dxa"/>
+            <w:tcW w:w="2212" w:type="dxa"/>
             <w:tcBorders>
               <w:left w:val="single" w:sz="2" w:space="0" w:color="000000"/>
               <w:bottom w:val="single" w:sz="2" w:space="0" w:color="000000"/>
@@ -5091,7 +5091,7 @@
         <w:trPr/>
         <w:tc>
           <w:tcPr>
-            <w:tcW w:w="1584" w:type="dxa"/>
+            <w:tcW w:w="1583" w:type="dxa"/>
             <w:tcBorders>
               <w:left w:val="single" w:sz="2" w:space="0" w:color="000000"/>
               <w:bottom w:val="single" w:sz="2" w:space="0" w:color="000000"/>
@@ -5135,7 +5135,7 @@
         </w:tc>
         <w:tc>
           <w:tcPr>
-            <w:tcW w:w="2211" w:type="dxa"/>
+            <w:tcW w:w="2212" w:type="dxa"/>
             <w:tcBorders>
               <w:left w:val="single" w:sz="2" w:space="0" w:color="000000"/>
               <w:bottom w:val="single" w:sz="2" w:space="0" w:color="000000"/>
@@ -5169,7 +5169,7 @@
         <w:trPr/>
         <w:tc>
           <w:tcPr>
-            <w:tcW w:w="1584" w:type="dxa"/>
+            <w:tcW w:w="1583" w:type="dxa"/>
             <w:tcBorders>
               <w:left w:val="single" w:sz="2" w:space="0" w:color="000000"/>
               <w:bottom w:val="single" w:sz="2" w:space="0" w:color="000000"/>
@@ -5213,7 +5213,7 @@
         </w:tc>
         <w:tc>
           <w:tcPr>
-            <w:tcW w:w="2211" w:type="dxa"/>
+            <w:tcW w:w="2212" w:type="dxa"/>
             <w:tcBorders>
               <w:left w:val="single" w:sz="2" w:space="0" w:color="000000"/>
               <w:bottom w:val="single" w:sz="2" w:space="0" w:color="000000"/>
@@ -5247,7 +5247,7 @@
         <w:trPr/>
         <w:tc>
           <w:tcPr>
-            <w:tcW w:w="1584" w:type="dxa"/>
+            <w:tcW w:w="1583" w:type="dxa"/>
             <w:tcBorders>
               <w:left w:val="single" w:sz="2" w:space="0" w:color="000000"/>
               <w:bottom w:val="single" w:sz="2" w:space="0" w:color="000000"/>
@@ -5296,7 +5296,7 @@
         </w:tc>
         <w:tc>
           <w:tcPr>
-            <w:tcW w:w="2211" w:type="dxa"/>
+            <w:tcW w:w="2212" w:type="dxa"/>
             <w:tcBorders>
               <w:left w:val="single" w:sz="2" w:space="0" w:color="000000"/>
               <w:bottom w:val="single" w:sz="2" w:space="0" w:color="000000"/>
@@ -5326,7 +5326,7 @@
         <w:trPr/>
         <w:tc>
           <w:tcPr>
-            <w:tcW w:w="1584" w:type="dxa"/>
+            <w:tcW w:w="1583" w:type="dxa"/>
             <w:tcBorders>
               <w:left w:val="single" w:sz="2" w:space="0" w:color="000000"/>
               <w:bottom w:val="single" w:sz="2" w:space="0" w:color="000000"/>
@@ -5376,7 +5376,7 @@
         </w:tc>
         <w:tc>
           <w:tcPr>
-            <w:tcW w:w="2211" w:type="dxa"/>
+            <w:tcW w:w="2212" w:type="dxa"/>
             <w:tcBorders>
               <w:left w:val="single" w:sz="2" w:space="0" w:color="000000"/>
               <w:bottom w:val="single" w:sz="2" w:space="0" w:color="000000"/>
@@ -5408,7 +5408,7 @@
         <w:trPr/>
         <w:tc>
           <w:tcPr>
-            <w:tcW w:w="1584" w:type="dxa"/>
+            <w:tcW w:w="1583" w:type="dxa"/>
             <w:tcBorders>
               <w:left w:val="single" w:sz="2" w:space="0" w:color="000000"/>
               <w:bottom w:val="single" w:sz="2" w:space="0" w:color="000000"/>
@@ -5464,7 +5464,7 @@
         </w:tc>
         <w:tc>
           <w:tcPr>
-            <w:tcW w:w="2211" w:type="dxa"/>
+            <w:tcW w:w="2212" w:type="dxa"/>
             <w:tcBorders>
               <w:left w:val="single" w:sz="2" w:space="0" w:color="000000"/>
               <w:bottom w:val="single" w:sz="2" w:space="0" w:color="000000"/>
@@ -5496,7 +5496,7 @@
         <w:trPr/>
         <w:tc>
           <w:tcPr>
-            <w:tcW w:w="1584" w:type="dxa"/>
+            <w:tcW w:w="1583" w:type="dxa"/>
             <w:tcBorders>
               <w:left w:val="single" w:sz="2" w:space="0" w:color="000000"/>
               <w:bottom w:val="single" w:sz="2" w:space="0" w:color="000000"/>
@@ -5546,7 +5546,7 @@
         </w:tc>
         <w:tc>
           <w:tcPr>
-            <w:tcW w:w="2211" w:type="dxa"/>
+            <w:tcW w:w="2212" w:type="dxa"/>
             <w:tcBorders>
               <w:left w:val="single" w:sz="2" w:space="0" w:color="000000"/>
               <w:bottom w:val="single" w:sz="2" w:space="0" w:color="000000"/>
@@ -5578,7 +5578,7 @@
         <w:trPr/>
         <w:tc>
           <w:tcPr>
-            <w:tcW w:w="1584" w:type="dxa"/>
+            <w:tcW w:w="1583" w:type="dxa"/>
             <w:tcBorders>
               <w:left w:val="single" w:sz="2" w:space="0" w:color="000000"/>
               <w:bottom w:val="single" w:sz="2" w:space="0" w:color="000000"/>
@@ -5628,7 +5628,7 @@
         </w:tc>
         <w:tc>
           <w:tcPr>
-            <w:tcW w:w="2211" w:type="dxa"/>
+            <w:tcW w:w="2212" w:type="dxa"/>
             <w:tcBorders>
               <w:left w:val="single" w:sz="2" w:space="0" w:color="000000"/>
               <w:bottom w:val="single" w:sz="2" w:space="0" w:color="000000"/>
@@ -5660,7 +5660,7 @@
         <w:trPr/>
         <w:tc>
           <w:tcPr>
-            <w:tcW w:w="1584" w:type="dxa"/>
+            <w:tcW w:w="1583" w:type="dxa"/>
             <w:tcBorders>
               <w:left w:val="single" w:sz="2" w:space="0" w:color="000000"/>
               <w:bottom w:val="single" w:sz="2" w:space="0" w:color="000000"/>
@@ -5710,7 +5710,7 @@
         </w:tc>
         <w:tc>
           <w:tcPr>
-            <w:tcW w:w="2211" w:type="dxa"/>
+            <w:tcW w:w="2212" w:type="dxa"/>
             <w:tcBorders>
               <w:left w:val="single" w:sz="2" w:space="0" w:color="000000"/>
               <w:bottom w:val="single" w:sz="2" w:space="0" w:color="000000"/>
@@ -5742,7 +5742,7 @@
         <w:trPr/>
         <w:tc>
           <w:tcPr>
-            <w:tcW w:w="1584" w:type="dxa"/>
+            <w:tcW w:w="1583" w:type="dxa"/>
             <w:tcBorders>
               <w:left w:val="single" w:sz="2" w:space="0" w:color="000000"/>
               <w:bottom w:val="single" w:sz="2" w:space="0" w:color="000000"/>
@@ -5796,7 +5796,7 @@
         </w:tc>
         <w:tc>
           <w:tcPr>
-            <w:tcW w:w="2211" w:type="dxa"/>
+            <w:tcW w:w="2212" w:type="dxa"/>
             <w:tcBorders>
               <w:left w:val="single" w:sz="2" w:space="0" w:color="000000"/>
               <w:bottom w:val="single" w:sz="2" w:space="0" w:color="000000"/>
@@ -5828,7 +5828,7 @@
         <w:trPr/>
         <w:tc>
           <w:tcPr>
-            <w:tcW w:w="1584" w:type="dxa"/>
+            <w:tcW w:w="1583" w:type="dxa"/>
             <w:tcBorders>
               <w:left w:val="single" w:sz="2" w:space="0" w:color="000000"/>
               <w:bottom w:val="single" w:sz="2" w:space="0" w:color="000000"/>
@@ -5969,7 +5969,7 @@
         </w:tc>
         <w:tc>
           <w:tcPr>
-            <w:tcW w:w="2211" w:type="dxa"/>
+            <w:tcW w:w="2212" w:type="dxa"/>
             <w:tcBorders>
               <w:left w:val="single" w:sz="2" w:space="0" w:color="000000"/>
               <w:bottom w:val="single" w:sz="2" w:space="0" w:color="000000"/>
@@ -6001,7 +6001,7 @@
         <w:trPr/>
         <w:tc>
           <w:tcPr>
-            <w:tcW w:w="1584" w:type="dxa"/>
+            <w:tcW w:w="1583" w:type="dxa"/>
             <w:tcBorders>
               <w:left w:val="single" w:sz="2" w:space="0" w:color="000000"/>
               <w:bottom w:val="single" w:sz="2" w:space="0" w:color="000000"/>
@@ -6101,7 +6101,7 @@
         </w:tc>
         <w:tc>
           <w:tcPr>
-            <w:tcW w:w="2211" w:type="dxa"/>
+            <w:tcW w:w="2212" w:type="dxa"/>
             <w:tcBorders>
               <w:left w:val="single" w:sz="2" w:space="0" w:color="000000"/>
               <w:bottom w:val="single" w:sz="2" w:space="0" w:color="000000"/>
@@ -7309,15 +7309,15 @@
         </w:tblCellMar>
       </w:tblPr>
       <w:tblGrid>
-        <w:gridCol w:w="3233"/>
+        <w:gridCol w:w="3232"/>
         <w:gridCol w:w="2309"/>
-        <w:gridCol w:w="3413"/>
+        <w:gridCol w:w="3414"/>
       </w:tblGrid>
       <w:tr>
         <w:trPr/>
         <w:tc>
           <w:tcPr>
-            <w:tcW w:w="3233" w:type="dxa"/>
+            <w:tcW w:w="3232" w:type="dxa"/>
             <w:tcBorders/>
             <w:shd w:fill="auto" w:val="clear"/>
           </w:tcPr>
@@ -7359,7 +7359,7 @@
         </w:tc>
         <w:tc>
           <w:tcPr>
-            <w:tcW w:w="3413" w:type="dxa"/>
+            <w:tcW w:w="3414" w:type="dxa"/>
             <w:tcBorders/>
             <w:shd w:fill="auto" w:val="clear"/>
           </w:tcPr>
@@ -7383,7 +7383,7 @@
         <w:trPr/>
         <w:tc>
           <w:tcPr>
-            <w:tcW w:w="3233" w:type="dxa"/>
+            <w:tcW w:w="3232" w:type="dxa"/>
             <w:tcBorders/>
             <w:shd w:fill="auto" w:val="clear"/>
           </w:tcPr>
@@ -7426,7 +7426,7 @@
         </w:tc>
         <w:tc>
           <w:tcPr>
-            <w:tcW w:w="3413" w:type="dxa"/>
+            <w:tcW w:w="3414" w:type="dxa"/>
             <w:tcBorders/>
             <w:shd w:fill="auto" w:val="clear"/>
           </w:tcPr>
@@ -7475,7 +7475,7 @@
         <w:trPr/>
         <w:tc>
           <w:tcPr>
-            <w:tcW w:w="3233" w:type="dxa"/>
+            <w:tcW w:w="3232" w:type="dxa"/>
             <w:tcBorders/>
             <w:shd w:fill="auto" w:val="clear"/>
           </w:tcPr>
@@ -7534,7 +7534,7 @@
         </w:tc>
         <w:tc>
           <w:tcPr>
-            <w:tcW w:w="3413" w:type="dxa"/>
+            <w:tcW w:w="3414" w:type="dxa"/>
             <w:tcBorders/>
             <w:shd w:fill="auto" w:val="clear"/>
           </w:tcPr>
@@ -7560,7 +7560,7 @@
         <w:trPr/>
         <w:tc>
           <w:tcPr>
-            <w:tcW w:w="3233" w:type="dxa"/>
+            <w:tcW w:w="3232" w:type="dxa"/>
             <w:tcBorders/>
             <w:shd w:fill="auto" w:val="clear"/>
           </w:tcPr>
@@ -7603,7 +7603,7 @@
         </w:tc>
         <w:tc>
           <w:tcPr>
-            <w:tcW w:w="3413" w:type="dxa"/>
+            <w:tcW w:w="3414" w:type="dxa"/>
             <w:tcBorders/>
             <w:shd w:fill="auto" w:val="clear"/>
           </w:tcPr>
@@ -7629,7 +7629,7 @@
         <w:trPr/>
         <w:tc>
           <w:tcPr>
-            <w:tcW w:w="3233" w:type="dxa"/>
+            <w:tcW w:w="3232" w:type="dxa"/>
             <w:tcBorders/>
             <w:shd w:fill="auto" w:val="clear"/>
           </w:tcPr>
@@ -7672,7 +7672,7 @@
         </w:tc>
         <w:tc>
           <w:tcPr>
-            <w:tcW w:w="3413" w:type="dxa"/>
+            <w:tcW w:w="3414" w:type="dxa"/>
             <w:tcBorders/>
             <w:shd w:fill="auto" w:val="clear"/>
           </w:tcPr>
@@ -7698,7 +7698,7 @@
         <w:trPr/>
         <w:tc>
           <w:tcPr>
-            <w:tcW w:w="3233" w:type="dxa"/>
+            <w:tcW w:w="3232" w:type="dxa"/>
             <w:tcBorders/>
             <w:shd w:fill="auto" w:val="clear"/>
           </w:tcPr>
@@ -7744,7 +7744,7 @@
         </w:tc>
         <w:tc>
           <w:tcPr>
-            <w:tcW w:w="3413" w:type="dxa"/>
+            <w:tcW w:w="3414" w:type="dxa"/>
             <w:tcBorders/>
             <w:shd w:fill="auto" w:val="clear"/>
           </w:tcPr>
@@ -7868,15 +7868,15 @@
         </w:tblCellMar>
       </w:tblPr>
       <w:tblGrid>
-        <w:gridCol w:w="3233"/>
+        <w:gridCol w:w="3232"/>
         <w:gridCol w:w="2339"/>
-        <w:gridCol w:w="3443"/>
+        <w:gridCol w:w="3444"/>
       </w:tblGrid>
       <w:tr>
         <w:trPr/>
         <w:tc>
           <w:tcPr>
-            <w:tcW w:w="3233" w:type="dxa"/>
+            <w:tcW w:w="3232" w:type="dxa"/>
             <w:tcBorders/>
             <w:shd w:fill="auto" w:val="clear"/>
           </w:tcPr>
@@ -7922,7 +7922,7 @@
         </w:tc>
         <w:tc>
           <w:tcPr>
-            <w:tcW w:w="3443" w:type="dxa"/>
+            <w:tcW w:w="3444" w:type="dxa"/>
             <w:tcBorders/>
             <w:shd w:fill="auto" w:val="clear"/>
           </w:tcPr>
@@ -7948,7 +7948,7 @@
         <w:trPr/>
         <w:tc>
           <w:tcPr>
-            <w:tcW w:w="3233" w:type="dxa"/>
+            <w:tcW w:w="3232" w:type="dxa"/>
             <w:tcBorders/>
             <w:shd w:fill="auto" w:val="clear"/>
           </w:tcPr>
@@ -7994,7 +7994,7 @@
         </w:tc>
         <w:tc>
           <w:tcPr>
-            <w:tcW w:w="3443" w:type="dxa"/>
+            <w:tcW w:w="3444" w:type="dxa"/>
             <w:tcBorders/>
             <w:shd w:fill="auto" w:val="clear"/>
           </w:tcPr>
@@ -8415,14 +8415,14 @@
         </w:tblCellMar>
       </w:tblPr>
       <w:tblGrid>
-        <w:gridCol w:w="1794"/>
-        <w:gridCol w:w="7160"/>
+        <w:gridCol w:w="1793"/>
+        <w:gridCol w:w="7161"/>
       </w:tblGrid>
       <w:tr>
         <w:trPr/>
         <w:tc>
           <w:tcPr>
-            <w:tcW w:w="1794" w:type="dxa"/>
+            <w:tcW w:w="1793" w:type="dxa"/>
             <w:tcBorders/>
             <w:shd w:fill="auto" w:val="clear"/>
           </w:tcPr>
@@ -8445,7 +8445,7 @@
         </w:tc>
         <w:tc>
           <w:tcPr>
-            <w:tcW w:w="7160" w:type="dxa"/>
+            <w:tcW w:w="7161" w:type="dxa"/>
             <w:tcBorders/>
             <w:shd w:fill="auto" w:val="clear"/>
           </w:tcPr>
@@ -8471,7 +8471,7 @@
         <w:trPr/>
         <w:tc>
           <w:tcPr>
-            <w:tcW w:w="1794" w:type="dxa"/>
+            <w:tcW w:w="1793" w:type="dxa"/>
             <w:tcBorders/>
             <w:shd w:fill="auto" w:val="clear"/>
           </w:tcPr>
@@ -8492,7 +8492,7 @@
         </w:tc>
         <w:tc>
           <w:tcPr>
-            <w:tcW w:w="7160" w:type="dxa"/>
+            <w:tcW w:w="7161" w:type="dxa"/>
             <w:tcBorders/>
             <w:shd w:fill="auto" w:val="clear"/>
           </w:tcPr>
@@ -8514,7 +8514,7 @@
         <w:trPr/>
         <w:tc>
           <w:tcPr>
-            <w:tcW w:w="1794" w:type="dxa"/>
+            <w:tcW w:w="1793" w:type="dxa"/>
             <w:tcBorders/>
             <w:shd w:fill="auto" w:val="clear"/>
           </w:tcPr>
@@ -8535,7 +8535,7 @@
         </w:tc>
         <w:tc>
           <w:tcPr>
-            <w:tcW w:w="7160" w:type="dxa"/>
+            <w:tcW w:w="7161" w:type="dxa"/>
             <w:tcBorders/>
             <w:shd w:fill="auto" w:val="clear"/>
           </w:tcPr>
@@ -8559,7 +8559,7 @@
         <w:trPr/>
         <w:tc>
           <w:tcPr>
-            <w:tcW w:w="1794" w:type="dxa"/>
+            <w:tcW w:w="1793" w:type="dxa"/>
             <w:tcBorders/>
             <w:shd w:fill="auto" w:val="clear"/>
           </w:tcPr>
@@ -8580,7 +8580,7 @@
         </w:tc>
         <w:tc>
           <w:tcPr>
-            <w:tcW w:w="7160" w:type="dxa"/>
+            <w:tcW w:w="7161" w:type="dxa"/>
             <w:tcBorders/>
             <w:shd w:fill="auto" w:val="clear"/>
           </w:tcPr>
@@ -8606,7 +8606,7 @@
         </w:trPr>
         <w:tc>
           <w:tcPr>
-            <w:tcW w:w="1794" w:type="dxa"/>
+            <w:tcW w:w="1793" w:type="dxa"/>
             <w:tcBorders/>
             <w:shd w:fill="auto" w:val="clear"/>
           </w:tcPr>
@@ -8627,7 +8627,7 @@
         </w:tc>
         <w:tc>
           <w:tcPr>
-            <w:tcW w:w="7160" w:type="dxa"/>
+            <w:tcW w:w="7161" w:type="dxa"/>
             <w:tcBorders/>
             <w:shd w:fill="auto" w:val="clear"/>
           </w:tcPr>
@@ -8651,7 +8651,7 @@
         <w:trPr/>
         <w:tc>
           <w:tcPr>
-            <w:tcW w:w="1794" w:type="dxa"/>
+            <w:tcW w:w="1793" w:type="dxa"/>
             <w:tcBorders/>
             <w:shd w:fill="auto" w:val="clear"/>
           </w:tcPr>
@@ -8672,7 +8672,7 @@
         </w:tc>
         <w:tc>
           <w:tcPr>
-            <w:tcW w:w="7160" w:type="dxa"/>
+            <w:tcW w:w="7161" w:type="dxa"/>
             <w:tcBorders/>
             <w:shd w:fill="auto" w:val="clear"/>
           </w:tcPr>
@@ -8694,7 +8694,7 @@
         <w:trPr/>
         <w:tc>
           <w:tcPr>
-            <w:tcW w:w="1794" w:type="dxa"/>
+            <w:tcW w:w="1793" w:type="dxa"/>
             <w:tcBorders/>
             <w:shd w:fill="auto" w:val="clear"/>
           </w:tcPr>
@@ -8715,7 +8715,7 @@
         </w:tc>
         <w:tc>
           <w:tcPr>
-            <w:tcW w:w="7160" w:type="dxa"/>
+            <w:tcW w:w="7161" w:type="dxa"/>
             <w:tcBorders/>
             <w:shd w:fill="auto" w:val="clear"/>
           </w:tcPr>
@@ -8753,7 +8753,7 @@
         <w:trPr/>
         <w:tc>
           <w:tcPr>
-            <w:tcW w:w="1794" w:type="dxa"/>
+            <w:tcW w:w="1793" w:type="dxa"/>
             <w:tcBorders/>
             <w:shd w:fill="auto" w:val="clear"/>
           </w:tcPr>
@@ -8774,7 +8774,7 @@
         </w:tc>
         <w:tc>
           <w:tcPr>
-            <w:tcW w:w="7160" w:type="dxa"/>
+            <w:tcW w:w="7161" w:type="dxa"/>
             <w:tcBorders/>
             <w:shd w:fill="auto" w:val="clear"/>
           </w:tcPr>
@@ -8873,14 +8873,14 @@
         </w:tblCellMar>
       </w:tblPr>
       <w:tblGrid>
-        <w:gridCol w:w="2203"/>
-        <w:gridCol w:w="7441"/>
+        <w:gridCol w:w="2202"/>
+        <w:gridCol w:w="7442"/>
       </w:tblGrid>
       <w:tr>
         <w:trPr/>
         <w:tc>
           <w:tcPr>
-            <w:tcW w:w="2203" w:type="dxa"/>
+            <w:tcW w:w="2202" w:type="dxa"/>
             <w:tcBorders/>
             <w:shd w:fill="auto" w:val="clear"/>
           </w:tcPr>
@@ -8899,7 +8899,7 @@
         </w:tc>
         <w:tc>
           <w:tcPr>
-            <w:tcW w:w="7441" w:type="dxa"/>
+            <w:tcW w:w="7442" w:type="dxa"/>
             <w:tcBorders/>
             <w:shd w:fill="auto" w:val="clear"/>
           </w:tcPr>
@@ -8923,7 +8923,7 @@
         <w:trPr/>
         <w:tc>
           <w:tcPr>
-            <w:tcW w:w="2203" w:type="dxa"/>
+            <w:tcW w:w="2202" w:type="dxa"/>
             <w:tcBorders/>
             <w:shd w:fill="auto" w:val="clear"/>
           </w:tcPr>
@@ -8942,7 +8942,7 @@
         </w:tc>
         <w:tc>
           <w:tcPr>
-            <w:tcW w:w="7441" w:type="dxa"/>
+            <w:tcW w:w="7442" w:type="dxa"/>
             <w:tcBorders/>
             <w:shd w:fill="auto" w:val="clear"/>
           </w:tcPr>
@@ -8964,7 +8964,7 @@
         <w:trPr/>
         <w:tc>
           <w:tcPr>
-            <w:tcW w:w="2203" w:type="dxa"/>
+            <w:tcW w:w="2202" w:type="dxa"/>
             <w:tcBorders/>
             <w:shd w:fill="auto" w:val="clear"/>
           </w:tcPr>
@@ -8983,7 +8983,7 @@
         </w:tc>
         <w:tc>
           <w:tcPr>
-            <w:tcW w:w="7441" w:type="dxa"/>
+            <w:tcW w:w="7442" w:type="dxa"/>
             <w:tcBorders/>
             <w:shd w:fill="auto" w:val="clear"/>
           </w:tcPr>
@@ -9005,7 +9005,7 @@
         <w:trPr/>
         <w:tc>
           <w:tcPr>
-            <w:tcW w:w="2203" w:type="dxa"/>
+            <w:tcW w:w="2202" w:type="dxa"/>
             <w:tcBorders/>
             <w:shd w:fill="auto" w:val="clear"/>
           </w:tcPr>
@@ -9024,7 +9024,7 @@
         </w:tc>
         <w:tc>
           <w:tcPr>
-            <w:tcW w:w="7441" w:type="dxa"/>
+            <w:tcW w:w="7442" w:type="dxa"/>
             <w:tcBorders/>
             <w:shd w:fill="auto" w:val="clear"/>
           </w:tcPr>
@@ -10231,70 +10231,32 @@
           <w:rFonts w:ascii="Verdana" w:hAnsi="Verdana"/>
           <w:lang w:val="da-DK"/>
         </w:rPr>
-        <w:t xml:space="preserve">CONTROL + </w:t>
-      </w:r>
+        <w:t>CONTROL + ARROW</w:t>
+      </w:r>
+      <w:r>
+        <w:rPr>
+          <w:rFonts w:ascii="Verdana" w:hAnsi="Verdana"/>
+        </w:rPr>
+        <w:t>-DOWN splits the line i the note list i single parts, starting by the first part..</w:t>
+      </w:r>
+    </w:p>
+    <w:p>
+      <w:pPr>
+        <w:pStyle w:val="Brdtekst"/>
+        <w:rPr/>
+      </w:pPr>
       <w:r>
         <w:rPr>
           <w:rFonts w:ascii="Verdana" w:hAnsi="Verdana"/>
           <w:lang w:val="da-DK"/>
         </w:rPr>
-        <w:t>ARROW</w:t>
+        <w:t>CONTROL + ARROW</w:t>
       </w:r>
       <w:r>
         <w:rPr>
           <w:rFonts w:ascii="Verdana" w:hAnsi="Verdana"/>
         </w:rPr>
-        <w:t>-</w:t>
-      </w:r>
-      <w:r>
-        <w:rPr>
-          <w:rFonts w:ascii="Verdana" w:hAnsi="Verdana"/>
-        </w:rPr>
-        <w:t>DOWN</w:t>
-      </w:r>
-      <w:r>
-        <w:rPr>
-          <w:rFonts w:ascii="Verdana" w:hAnsi="Verdana"/>
-        </w:rPr>
-        <w:t xml:space="preserve"> splits the line i the note list i single parts, starting by the first part..</w:t>
-      </w:r>
-    </w:p>
-    <w:p>
-      <w:pPr>
-        <w:pStyle w:val="Brdtekst"/>
-        <w:rPr/>
-      </w:pPr>
-      <w:r>
-        <w:rPr>
-          <w:rFonts w:ascii="Verdana" w:hAnsi="Verdana"/>
-          <w:lang w:val="da-DK"/>
-        </w:rPr>
-        <w:t xml:space="preserve">CONTROL + </w:t>
-      </w:r>
-      <w:r>
-        <w:rPr>
-          <w:rFonts w:ascii="Verdana" w:hAnsi="Verdana"/>
-          <w:lang w:val="da-DK"/>
-        </w:rPr>
-        <w:t>ARROW</w:t>
-      </w:r>
-      <w:r>
-        <w:rPr>
-          <w:rFonts w:ascii="Verdana" w:hAnsi="Verdana"/>
-        </w:rPr>
-        <w:t>-</w:t>
-      </w:r>
-      <w:r>
-        <w:rPr>
-          <w:rFonts w:ascii="Verdana" w:hAnsi="Verdana"/>
-        </w:rPr>
-        <w:t>UP</w:t>
-      </w:r>
-      <w:r>
-        <w:rPr>
-          <w:rFonts w:ascii="Verdana" w:hAnsi="Verdana"/>
-        </w:rPr>
-        <w:t xml:space="preserve"> stlits the line in the note list in single parts, starting by the last part.</w:t>
+        <w:t>-UP stlits the line in the note list in single parts, starting by the last part.</w:t>
       </w:r>
     </w:p>
     <w:p>
@@ -10811,15 +10773,25 @@
     <w:p>
       <w:pPr>
         <w:pStyle w:val="Normal"/>
-        <w:rPr>
-          <w:rFonts w:ascii="Verdana" w:hAnsi="Verdana" w:cs="Verdana"/>
-        </w:rPr>
-      </w:pPr>
-      <w:r>
-        <w:rPr>
-          <w:rFonts w:cs="Verdana" w:ascii="Verdana" w:hAnsi="Verdana"/>
-        </w:rPr>
-        <w:t>Note that there is an option for "Import Today's Transfers", namely "Import Transfers", which allows for details in detail to choose which files to import.</w:t>
+        <w:rPr/>
+      </w:pPr>
+      <w:r>
+        <w:rPr>
+          <w:rFonts w:cs="Verdana" w:ascii="Verdana" w:hAnsi="Verdana"/>
+        </w:rPr>
+        <w:t>Note that there is an option for "Import Today's Transfers", namely "Import Transfers", which allows choos</w:t>
+      </w:r>
+      <w:r>
+        <w:rPr>
+          <w:rFonts w:cs="Verdana" w:ascii="Verdana" w:hAnsi="Verdana"/>
+        </w:rPr>
+        <w:t xml:space="preserve">ing in detail </w:t>
+      </w:r>
+      <w:r>
+        <w:rPr>
+          <w:rFonts w:cs="Verdana" w:ascii="Verdana" w:hAnsi="Verdana"/>
+        </w:rPr>
+        <w:t>which files to import.</w:t>
       </w:r>
       <w:r>
         <w:br w:type="page"/>
@@ -11594,14 +11566,14 @@
         </w:tblCellMar>
       </w:tblPr>
       <w:tblGrid>
-        <w:gridCol w:w="2605"/>
-        <w:gridCol w:w="6420"/>
+        <w:gridCol w:w="2604"/>
+        <w:gridCol w:w="6421"/>
       </w:tblGrid>
       <w:tr>
         <w:trPr/>
         <w:tc>
           <w:tcPr>
-            <w:tcW w:w="2605" w:type="dxa"/>
+            <w:tcW w:w="2604" w:type="dxa"/>
             <w:tcBorders>
               <w:top w:val="single" w:sz="4" w:space="0" w:color="000000"/>
               <w:left w:val="single" w:sz="4" w:space="0" w:color="000000"/>
@@ -11653,7 +11625,7 @@
         </w:tc>
         <w:tc>
           <w:tcPr>
-            <w:tcW w:w="6420" w:type="dxa"/>
+            <w:tcW w:w="6421" w:type="dxa"/>
             <w:tcBorders>
               <w:top w:val="single" w:sz="4" w:space="0" w:color="000000"/>
               <w:left w:val="single" w:sz="4" w:space="0" w:color="000000"/>
@@ -11709,7 +11681,7 @@
         <w:trPr/>
         <w:tc>
           <w:tcPr>
-            <w:tcW w:w="2605" w:type="dxa"/>
+            <w:tcW w:w="2604" w:type="dxa"/>
             <w:tcBorders>
               <w:left w:val="single" w:sz="4" w:space="0" w:color="000000"/>
               <w:bottom w:val="single" w:sz="4" w:space="0" w:color="000000"/>
@@ -11760,7 +11732,7 @@
         </w:tc>
         <w:tc>
           <w:tcPr>
-            <w:tcW w:w="6420" w:type="dxa"/>
+            <w:tcW w:w="6421" w:type="dxa"/>
             <w:tcBorders>
               <w:left w:val="single" w:sz="4" w:space="0" w:color="000000"/>
               <w:bottom w:val="single" w:sz="4" w:space="0" w:color="000000"/>
@@ -11815,7 +11787,7 @@
         <w:trPr/>
         <w:tc>
           <w:tcPr>
-            <w:tcW w:w="2605" w:type="dxa"/>
+            <w:tcW w:w="2604" w:type="dxa"/>
             <w:tcBorders>
               <w:left w:val="single" w:sz="4" w:space="0" w:color="000000"/>
               <w:bottom w:val="single" w:sz="4" w:space="0" w:color="000000"/>
@@ -11866,7 +11838,7 @@
         </w:tc>
         <w:tc>
           <w:tcPr>
-            <w:tcW w:w="6420" w:type="dxa"/>
+            <w:tcW w:w="6421" w:type="dxa"/>
             <w:tcBorders>
               <w:left w:val="single" w:sz="4" w:space="0" w:color="000000"/>
               <w:bottom w:val="single" w:sz="4" w:space="0" w:color="000000"/>
@@ -15303,14 +15275,14 @@
         </w:tblCellMar>
       </w:tblPr>
       <w:tblGrid>
-        <w:gridCol w:w="2154"/>
-        <w:gridCol w:w="6800"/>
+        <w:gridCol w:w="2153"/>
+        <w:gridCol w:w="6801"/>
       </w:tblGrid>
       <w:tr>
         <w:trPr/>
         <w:tc>
           <w:tcPr>
-            <w:tcW w:w="2154" w:type="dxa"/>
+            <w:tcW w:w="2153" w:type="dxa"/>
             <w:tcBorders/>
             <w:shd w:fill="auto" w:val="clear"/>
           </w:tcPr>
@@ -15335,7 +15307,7 @@
         </w:tc>
         <w:tc>
           <w:tcPr>
-            <w:tcW w:w="6800" w:type="dxa"/>
+            <w:tcW w:w="6801" w:type="dxa"/>
             <w:tcBorders/>
             <w:shd w:fill="auto" w:val="clear"/>
           </w:tcPr>
@@ -15361,7 +15333,7 @@
         <w:trPr/>
         <w:tc>
           <w:tcPr>
-            <w:tcW w:w="2154" w:type="dxa"/>
+            <w:tcW w:w="2153" w:type="dxa"/>
             <w:tcBorders/>
             <w:shd w:fill="auto" w:val="clear"/>
           </w:tcPr>
@@ -15382,7 +15354,7 @@
         </w:tc>
         <w:tc>
           <w:tcPr>
-            <w:tcW w:w="6800" w:type="dxa"/>
+            <w:tcW w:w="6801" w:type="dxa"/>
             <w:tcBorders/>
             <w:shd w:fill="auto" w:val="clear"/>
           </w:tcPr>
@@ -15406,7 +15378,7 @@
         <w:trPr/>
         <w:tc>
           <w:tcPr>
-            <w:tcW w:w="2154" w:type="dxa"/>
+            <w:tcW w:w="2153" w:type="dxa"/>
             <w:tcBorders/>
             <w:shd w:fill="auto" w:val="clear"/>
           </w:tcPr>
@@ -15429,7 +15401,7 @@
         </w:tc>
         <w:tc>
           <w:tcPr>
-            <w:tcW w:w="6800" w:type="dxa"/>
+            <w:tcW w:w="6801" w:type="dxa"/>
             <w:tcBorders/>
             <w:shd w:fill="auto" w:val="clear"/>
           </w:tcPr>
@@ -15453,7 +15425,7 @@
         <w:trPr/>
         <w:tc>
           <w:tcPr>
-            <w:tcW w:w="2154" w:type="dxa"/>
+            <w:tcW w:w="2153" w:type="dxa"/>
             <w:tcBorders/>
             <w:shd w:fill="auto" w:val="clear"/>
           </w:tcPr>
@@ -15476,7 +15448,7 @@
         </w:tc>
         <w:tc>
           <w:tcPr>
-            <w:tcW w:w="6800" w:type="dxa"/>
+            <w:tcW w:w="6801" w:type="dxa"/>
             <w:tcBorders/>
             <w:shd w:fill="auto" w:val="clear"/>
           </w:tcPr>
@@ -15501,7 +15473,7 @@
         <w:trPr/>
         <w:tc>
           <w:tcPr>
-            <w:tcW w:w="2154" w:type="dxa"/>
+            <w:tcW w:w="2153" w:type="dxa"/>
             <w:tcBorders/>
             <w:shd w:fill="auto" w:val="clear"/>
           </w:tcPr>
@@ -15524,7 +15496,7 @@
         </w:tc>
         <w:tc>
           <w:tcPr>
-            <w:tcW w:w="6800" w:type="dxa"/>
+            <w:tcW w:w="6801" w:type="dxa"/>
             <w:tcBorders/>
             <w:shd w:fill="auto" w:val="clear"/>
           </w:tcPr>
@@ -15548,7 +15520,7 @@
         <w:trPr/>
         <w:tc>
           <w:tcPr>
-            <w:tcW w:w="2154" w:type="dxa"/>
+            <w:tcW w:w="2153" w:type="dxa"/>
             <w:tcBorders/>
             <w:shd w:fill="auto" w:val="clear"/>
           </w:tcPr>
@@ -15571,7 +15543,7 @@
         </w:tc>
         <w:tc>
           <w:tcPr>
-            <w:tcW w:w="6800" w:type="dxa"/>
+            <w:tcW w:w="6801" w:type="dxa"/>
             <w:tcBorders/>
             <w:shd w:fill="auto" w:val="clear"/>
           </w:tcPr>
@@ -15593,7 +15565,7 @@
         <w:trPr/>
         <w:tc>
           <w:tcPr>
-            <w:tcW w:w="2154" w:type="dxa"/>
+            <w:tcW w:w="2153" w:type="dxa"/>
             <w:tcBorders/>
             <w:shd w:fill="auto" w:val="clear"/>
           </w:tcPr>
@@ -15614,7 +15586,7 @@
         </w:tc>
         <w:tc>
           <w:tcPr>
-            <w:tcW w:w="6800" w:type="dxa"/>
+            <w:tcW w:w="6801" w:type="dxa"/>
             <w:tcBorders/>
             <w:shd w:fill="auto" w:val="clear"/>
           </w:tcPr>
@@ -15640,7 +15612,7 @@
         <w:trPr/>
         <w:tc>
           <w:tcPr>
-            <w:tcW w:w="2154" w:type="dxa"/>
+            <w:tcW w:w="2153" w:type="dxa"/>
             <w:tcBorders/>
             <w:shd w:fill="auto" w:val="clear"/>
           </w:tcPr>
@@ -15661,7 +15633,7 @@
         </w:tc>
         <w:tc>
           <w:tcPr>
-            <w:tcW w:w="6800" w:type="dxa"/>
+            <w:tcW w:w="6801" w:type="dxa"/>
             <w:tcBorders/>
             <w:shd w:fill="auto" w:val="clear"/>
           </w:tcPr>
@@ -15703,7 +15675,7 @@
         <w:trPr/>
         <w:tc>
           <w:tcPr>
-            <w:tcW w:w="2154" w:type="dxa"/>
+            <w:tcW w:w="2153" w:type="dxa"/>
             <w:tcBorders/>
             <w:shd w:fill="auto" w:val="clear"/>
           </w:tcPr>
@@ -15726,7 +15698,7 @@
         </w:tc>
         <w:tc>
           <w:tcPr>
-            <w:tcW w:w="6800" w:type="dxa"/>
+            <w:tcW w:w="6801" w:type="dxa"/>
             <w:tcBorders/>
             <w:shd w:fill="auto" w:val="clear"/>
           </w:tcPr>
@@ -15750,7 +15722,7 @@
         <w:trPr/>
         <w:tc>
           <w:tcPr>
-            <w:tcW w:w="2154" w:type="dxa"/>
+            <w:tcW w:w="2153" w:type="dxa"/>
             <w:tcBorders/>
             <w:shd w:fill="auto" w:val="clear"/>
           </w:tcPr>
@@ -15773,7 +15745,7 @@
         </w:tc>
         <w:tc>
           <w:tcPr>
-            <w:tcW w:w="6800" w:type="dxa"/>
+            <w:tcW w:w="6801" w:type="dxa"/>
             <w:tcBorders/>
             <w:shd w:fill="auto" w:val="clear"/>
           </w:tcPr>
@@ -15795,7 +15767,7 @@
         <w:trPr/>
         <w:tc>
           <w:tcPr>
-            <w:tcW w:w="2154" w:type="dxa"/>
+            <w:tcW w:w="2153" w:type="dxa"/>
             <w:tcBorders/>
             <w:shd w:fill="auto" w:val="clear"/>
           </w:tcPr>
@@ -15818,7 +15790,7 @@
         </w:tc>
         <w:tc>
           <w:tcPr>
-            <w:tcW w:w="6800" w:type="dxa"/>
+            <w:tcW w:w="6801" w:type="dxa"/>
             <w:tcBorders/>
             <w:shd w:fill="auto" w:val="clear"/>
           </w:tcPr>
@@ -16276,7 +16248,7 @@
       <w:rPr>
         <w:rStyle w:val="Sidetal"/>
       </w:rPr>
-      <w:t>17</w:t>
+      <w:t>2</w:t>
     </w:r>
     <w:r>
       <w:rPr>

--- a/Documentation/Official Documentation/User's manual for IBOS MusicXmlReader version 4.0.0.0.docx
+++ b/Documentation/Official Documentation/User's manual for IBOS MusicXmlReader version 4.0.0.0.docx
@@ -6,11 +6,7 @@
       <w:pPr>
         <w:pStyle w:val="Titel"/>
         <w:spacing w:before="240" w:after="0"/>
-        <w:rPr>
-          <w:rFonts w:ascii="Verdana" w:hAnsi="Verdana" w:cs="Verdana"/>
-          <w:sz w:val="40"/>
-          <w:szCs w:val="40"/>
-        </w:rPr>
+        <w:rPr/>
       </w:pPr>
       <w:r>
         <w:rPr>
@@ -18,7 +14,23 @@
           <w:sz w:val="40"/>
           <w:szCs w:val="40"/>
         </w:rPr>
-        <w:t>User’s Guide for</w:t>
+        <w:t xml:space="preserve">User’s </w:t>
+      </w:r>
+      <w:r>
+        <w:rPr>
+          <w:rFonts w:ascii="Verdana" w:hAnsi="Verdana"/>
+          <w:sz w:val="40"/>
+          <w:szCs w:val="40"/>
+        </w:rPr>
+        <w:t>Manual</w:t>
+      </w:r>
+      <w:r>
+        <w:rPr>
+          <w:rFonts w:ascii="Verdana" w:hAnsi="Verdana"/>
+          <w:sz w:val="40"/>
+          <w:szCs w:val="40"/>
+        </w:rPr>
+        <w:t xml:space="preserve"> for</w:t>
       </w:r>
     </w:p>
     <w:p>
@@ -1332,14 +1344,14 @@
         </w:tblCellMar>
       </w:tblPr>
       <w:tblGrid>
-        <w:gridCol w:w="1683"/>
-        <w:gridCol w:w="7492"/>
+        <w:gridCol w:w="1682"/>
+        <w:gridCol w:w="7493"/>
       </w:tblGrid>
       <w:tr>
         <w:trPr/>
         <w:tc>
           <w:tcPr>
-            <w:tcW w:w="1683" w:type="dxa"/>
+            <w:tcW w:w="1682" w:type="dxa"/>
             <w:tcBorders>
               <w:top w:val="single" w:sz="4" w:space="0" w:color="000000"/>
               <w:left w:val="single" w:sz="4" w:space="0" w:color="000000"/>
@@ -1367,7 +1379,7 @@
         </w:tc>
         <w:tc>
           <w:tcPr>
-            <w:tcW w:w="7492" w:type="dxa"/>
+            <w:tcW w:w="7493" w:type="dxa"/>
             <w:tcBorders>
               <w:top w:val="single" w:sz="4" w:space="0" w:color="000000"/>
               <w:left w:val="single" w:sz="4" w:space="0" w:color="000000"/>
@@ -1409,7 +1421,7 @@
         <w:trPr/>
         <w:tc>
           <w:tcPr>
-            <w:tcW w:w="1683" w:type="dxa"/>
+            <w:tcW w:w="1682" w:type="dxa"/>
             <w:tcBorders>
               <w:top w:val="single" w:sz="4" w:space="0" w:color="000000"/>
               <w:left w:val="single" w:sz="4" w:space="0" w:color="000000"/>
@@ -1439,7 +1451,7 @@
         </w:tc>
         <w:tc>
           <w:tcPr>
-            <w:tcW w:w="7492" w:type="dxa"/>
+            <w:tcW w:w="7493" w:type="dxa"/>
             <w:tcBorders>
               <w:top w:val="single" w:sz="4" w:space="0" w:color="000000"/>
               <w:left w:val="single" w:sz="4" w:space="0" w:color="000000"/>
@@ -1507,7 +1519,7 @@
         <w:trPr/>
         <w:tc>
           <w:tcPr>
-            <w:tcW w:w="1683" w:type="dxa"/>
+            <w:tcW w:w="1682" w:type="dxa"/>
             <w:tcBorders>
               <w:top w:val="single" w:sz="4" w:space="0" w:color="000000"/>
               <w:left w:val="single" w:sz="4" w:space="0" w:color="000000"/>
@@ -1535,7 +1547,7 @@
         </w:tc>
         <w:tc>
           <w:tcPr>
-            <w:tcW w:w="7492" w:type="dxa"/>
+            <w:tcW w:w="7493" w:type="dxa"/>
             <w:tcBorders>
               <w:top w:val="single" w:sz="4" w:space="0" w:color="000000"/>
               <w:left w:val="single" w:sz="4" w:space="0" w:color="000000"/>
@@ -1565,7 +1577,7 @@
         <w:trPr/>
         <w:tc>
           <w:tcPr>
-            <w:tcW w:w="1683" w:type="dxa"/>
+            <w:tcW w:w="1682" w:type="dxa"/>
             <w:tcBorders>
               <w:top w:val="single" w:sz="4" w:space="0" w:color="000000"/>
               <w:left w:val="single" w:sz="4" w:space="0" w:color="000000"/>
@@ -1593,7 +1605,7 @@
         </w:tc>
         <w:tc>
           <w:tcPr>
-            <w:tcW w:w="7492" w:type="dxa"/>
+            <w:tcW w:w="7493" w:type="dxa"/>
             <w:tcBorders>
               <w:top w:val="single" w:sz="4" w:space="0" w:color="000000"/>
               <w:left w:val="single" w:sz="4" w:space="0" w:color="000000"/>
@@ -1639,7 +1651,7 @@
         <w:trPr/>
         <w:tc>
           <w:tcPr>
-            <w:tcW w:w="1683" w:type="dxa"/>
+            <w:tcW w:w="1682" w:type="dxa"/>
             <w:tcBorders>
               <w:top w:val="single" w:sz="4" w:space="0" w:color="000000"/>
               <w:left w:val="single" w:sz="4" w:space="0" w:color="000000"/>
@@ -1672,7 +1684,7 @@
         </w:tc>
         <w:tc>
           <w:tcPr>
-            <w:tcW w:w="7492" w:type="dxa"/>
+            <w:tcW w:w="7493" w:type="dxa"/>
             <w:tcBorders>
               <w:top w:val="single" w:sz="4" w:space="0" w:color="000000"/>
               <w:left w:val="single" w:sz="4" w:space="0" w:color="000000"/>
@@ -2218,9 +2230,9 @@
         </w:tblCellMar>
       </w:tblPr>
       <w:tblGrid>
-        <w:gridCol w:w="1583"/>
-        <w:gridCol w:w="5220"/>
-        <w:gridCol w:w="2212"/>
+        <w:gridCol w:w="1582"/>
+        <w:gridCol w:w="5219"/>
+        <w:gridCol w:w="2214"/>
       </w:tblGrid>
       <w:tr>
         <w:trPr>
@@ -2228,7 +2240,7 @@
         </w:trPr>
         <w:tc>
           <w:tcPr>
-            <w:tcW w:w="1583" w:type="dxa"/>
+            <w:tcW w:w="1582" w:type="dxa"/>
             <w:tcBorders>
               <w:top w:val="single" w:sz="2" w:space="0" w:color="000000"/>
               <w:left w:val="single" w:sz="2" w:space="0" w:color="000000"/>
@@ -2271,7 +2283,7 @@
         </w:tc>
         <w:tc>
           <w:tcPr>
-            <w:tcW w:w="5220" w:type="dxa"/>
+            <w:tcW w:w="5219" w:type="dxa"/>
             <w:tcBorders>
               <w:top w:val="single" w:sz="2" w:space="0" w:color="000000"/>
               <w:left w:val="single" w:sz="2" w:space="0" w:color="000000"/>
@@ -2298,7 +2310,7 @@
         </w:tc>
         <w:tc>
           <w:tcPr>
-            <w:tcW w:w="2212" w:type="dxa"/>
+            <w:tcW w:w="2214" w:type="dxa"/>
             <w:tcBorders>
               <w:top w:val="single" w:sz="2" w:space="0" w:color="000000"/>
               <w:left w:val="single" w:sz="2" w:space="0" w:color="000000"/>
@@ -2329,7 +2341,7 @@
         <w:trPr/>
         <w:tc>
           <w:tcPr>
-            <w:tcW w:w="1583" w:type="dxa"/>
+            <w:tcW w:w="1582" w:type="dxa"/>
             <w:tcBorders>
               <w:left w:val="single" w:sz="2" w:space="0" w:color="000000"/>
               <w:bottom w:val="single" w:sz="2" w:space="0" w:color="000000"/>
@@ -2352,7 +2364,7 @@
         </w:tc>
         <w:tc>
           <w:tcPr>
-            <w:tcW w:w="5220" w:type="dxa"/>
+            <w:tcW w:w="5219" w:type="dxa"/>
             <w:tcBorders>
               <w:left w:val="single" w:sz="2" w:space="0" w:color="000000"/>
               <w:bottom w:val="single" w:sz="2" w:space="0" w:color="000000"/>
@@ -2393,7 +2405,7 @@
         </w:tc>
         <w:tc>
           <w:tcPr>
-            <w:tcW w:w="2212" w:type="dxa"/>
+            <w:tcW w:w="2214" w:type="dxa"/>
             <w:tcBorders>
               <w:left w:val="single" w:sz="2" w:space="0" w:color="000000"/>
               <w:bottom w:val="single" w:sz="2" w:space="0" w:color="000000"/>
@@ -2420,7 +2432,7 @@
         <w:trPr/>
         <w:tc>
           <w:tcPr>
-            <w:tcW w:w="1583" w:type="dxa"/>
+            <w:tcW w:w="1582" w:type="dxa"/>
             <w:tcBorders>
               <w:left w:val="single" w:sz="2" w:space="0" w:color="000000"/>
               <w:bottom w:val="single" w:sz="2" w:space="0" w:color="000000"/>
@@ -2443,7 +2455,7 @@
         </w:tc>
         <w:tc>
           <w:tcPr>
-            <w:tcW w:w="5220" w:type="dxa"/>
+            <w:tcW w:w="5219" w:type="dxa"/>
             <w:tcBorders>
               <w:left w:val="single" w:sz="2" w:space="0" w:color="000000"/>
               <w:bottom w:val="single" w:sz="2" w:space="0" w:color="000000"/>
@@ -2481,7 +2493,7 @@
         </w:tc>
         <w:tc>
           <w:tcPr>
-            <w:tcW w:w="2212" w:type="dxa"/>
+            <w:tcW w:w="2214" w:type="dxa"/>
             <w:tcBorders>
               <w:left w:val="single" w:sz="2" w:space="0" w:color="000000"/>
               <w:bottom w:val="single" w:sz="2" w:space="0" w:color="000000"/>
@@ -2508,7 +2520,7 @@
         <w:trPr/>
         <w:tc>
           <w:tcPr>
-            <w:tcW w:w="1583" w:type="dxa"/>
+            <w:tcW w:w="1582" w:type="dxa"/>
             <w:tcBorders>
               <w:left w:val="single" w:sz="2" w:space="0" w:color="000000"/>
               <w:bottom w:val="single" w:sz="2" w:space="0" w:color="000000"/>
@@ -2531,7 +2543,7 @@
         </w:tc>
         <w:tc>
           <w:tcPr>
-            <w:tcW w:w="5220" w:type="dxa"/>
+            <w:tcW w:w="5219" w:type="dxa"/>
             <w:tcBorders>
               <w:left w:val="single" w:sz="2" w:space="0" w:color="000000"/>
               <w:bottom w:val="single" w:sz="2" w:space="0" w:color="000000"/>
@@ -2555,7 +2567,7 @@
         </w:tc>
         <w:tc>
           <w:tcPr>
-            <w:tcW w:w="2212" w:type="dxa"/>
+            <w:tcW w:w="2214" w:type="dxa"/>
             <w:tcBorders>
               <w:left w:val="single" w:sz="2" w:space="0" w:color="000000"/>
               <w:bottom w:val="single" w:sz="2" w:space="0" w:color="000000"/>
@@ -2600,7 +2612,7 @@
         <w:trPr/>
         <w:tc>
           <w:tcPr>
-            <w:tcW w:w="1583" w:type="dxa"/>
+            <w:tcW w:w="1582" w:type="dxa"/>
             <w:tcBorders>
               <w:left w:val="single" w:sz="2" w:space="0" w:color="000000"/>
               <w:bottom w:val="single" w:sz="2" w:space="0" w:color="000000"/>
@@ -2623,7 +2635,7 @@
         </w:tc>
         <w:tc>
           <w:tcPr>
-            <w:tcW w:w="5220" w:type="dxa"/>
+            <w:tcW w:w="5219" w:type="dxa"/>
             <w:tcBorders>
               <w:left w:val="single" w:sz="2" w:space="0" w:color="000000"/>
               <w:bottom w:val="single" w:sz="2" w:space="0" w:color="000000"/>
@@ -2649,7 +2661,7 @@
         </w:tc>
         <w:tc>
           <w:tcPr>
-            <w:tcW w:w="2212" w:type="dxa"/>
+            <w:tcW w:w="2214" w:type="dxa"/>
             <w:tcBorders>
               <w:left w:val="single" w:sz="2" w:space="0" w:color="000000"/>
               <w:bottom w:val="single" w:sz="2" w:space="0" w:color="000000"/>
@@ -2679,7 +2691,7 @@
         <w:trPr/>
         <w:tc>
           <w:tcPr>
-            <w:tcW w:w="1583" w:type="dxa"/>
+            <w:tcW w:w="1582" w:type="dxa"/>
             <w:tcBorders>
               <w:left w:val="single" w:sz="2" w:space="0" w:color="000000"/>
               <w:bottom w:val="single" w:sz="2" w:space="0" w:color="000000"/>
@@ -2702,7 +2714,7 @@
         </w:tc>
         <w:tc>
           <w:tcPr>
-            <w:tcW w:w="5220" w:type="dxa"/>
+            <w:tcW w:w="5219" w:type="dxa"/>
             <w:tcBorders>
               <w:left w:val="single" w:sz="2" w:space="0" w:color="000000"/>
               <w:bottom w:val="single" w:sz="2" w:space="0" w:color="000000"/>
@@ -2728,7 +2740,7 @@
         </w:tc>
         <w:tc>
           <w:tcPr>
-            <w:tcW w:w="2212" w:type="dxa"/>
+            <w:tcW w:w="2214" w:type="dxa"/>
             <w:tcBorders>
               <w:left w:val="single" w:sz="2" w:space="0" w:color="000000"/>
               <w:bottom w:val="single" w:sz="2" w:space="0" w:color="000000"/>
@@ -2758,7 +2770,7 @@
         <w:trPr/>
         <w:tc>
           <w:tcPr>
-            <w:tcW w:w="1583" w:type="dxa"/>
+            <w:tcW w:w="1582" w:type="dxa"/>
             <w:tcBorders>
               <w:left w:val="single" w:sz="2" w:space="0" w:color="000000"/>
               <w:bottom w:val="single" w:sz="2" w:space="0" w:color="000000"/>
@@ -2781,7 +2793,7 @@
         </w:tc>
         <w:tc>
           <w:tcPr>
-            <w:tcW w:w="5220" w:type="dxa"/>
+            <w:tcW w:w="5219" w:type="dxa"/>
             <w:tcBorders>
               <w:left w:val="single" w:sz="2" w:space="0" w:color="000000"/>
               <w:bottom w:val="single" w:sz="2" w:space="0" w:color="000000"/>
@@ -2807,7 +2819,7 @@
         </w:tc>
         <w:tc>
           <w:tcPr>
-            <w:tcW w:w="2212" w:type="dxa"/>
+            <w:tcW w:w="2214" w:type="dxa"/>
             <w:tcBorders>
               <w:left w:val="single" w:sz="2" w:space="0" w:color="000000"/>
               <w:bottom w:val="single" w:sz="2" w:space="0" w:color="000000"/>
@@ -2837,7 +2849,7 @@
         <w:trPr/>
         <w:tc>
           <w:tcPr>
-            <w:tcW w:w="1583" w:type="dxa"/>
+            <w:tcW w:w="1582" w:type="dxa"/>
             <w:tcBorders>
               <w:left w:val="single" w:sz="2" w:space="0" w:color="000000"/>
               <w:bottom w:val="single" w:sz="2" w:space="0" w:color="000000"/>
@@ -2860,7 +2872,7 @@
         </w:tc>
         <w:tc>
           <w:tcPr>
-            <w:tcW w:w="5220" w:type="dxa"/>
+            <w:tcW w:w="5219" w:type="dxa"/>
             <w:tcBorders>
               <w:left w:val="single" w:sz="2" w:space="0" w:color="000000"/>
               <w:bottom w:val="single" w:sz="2" w:space="0" w:color="000000"/>
@@ -2883,7 +2895,7 @@
         </w:tc>
         <w:tc>
           <w:tcPr>
-            <w:tcW w:w="2212" w:type="dxa"/>
+            <w:tcW w:w="2214" w:type="dxa"/>
             <w:tcBorders>
               <w:left w:val="single" w:sz="2" w:space="0" w:color="000000"/>
               <w:bottom w:val="single" w:sz="2" w:space="0" w:color="000000"/>
@@ -2913,7 +2925,7 @@
         <w:trPr/>
         <w:tc>
           <w:tcPr>
-            <w:tcW w:w="1583" w:type="dxa"/>
+            <w:tcW w:w="1582" w:type="dxa"/>
             <w:tcBorders>
               <w:left w:val="single" w:sz="2" w:space="0" w:color="000000"/>
               <w:bottom w:val="single" w:sz="2" w:space="0" w:color="000000"/>
@@ -2943,7 +2955,7 @@
         </w:tc>
         <w:tc>
           <w:tcPr>
-            <w:tcW w:w="5220" w:type="dxa"/>
+            <w:tcW w:w="5219" w:type="dxa"/>
             <w:tcBorders>
               <w:left w:val="single" w:sz="2" w:space="0" w:color="000000"/>
               <w:bottom w:val="single" w:sz="2" w:space="0" w:color="000000"/>
@@ -2973,7 +2985,7 @@
         </w:tc>
         <w:tc>
           <w:tcPr>
-            <w:tcW w:w="2212" w:type="dxa"/>
+            <w:tcW w:w="2214" w:type="dxa"/>
             <w:tcBorders>
               <w:left w:val="single" w:sz="2" w:space="0" w:color="000000"/>
               <w:bottom w:val="single" w:sz="2" w:space="0" w:color="000000"/>
@@ -3007,7 +3019,7 @@
         <w:trPr/>
         <w:tc>
           <w:tcPr>
-            <w:tcW w:w="1583" w:type="dxa"/>
+            <w:tcW w:w="1582" w:type="dxa"/>
             <w:tcBorders>
               <w:left w:val="single" w:sz="2" w:space="0" w:color="000000"/>
               <w:bottom w:val="single" w:sz="2" w:space="0" w:color="000000"/>
@@ -3037,7 +3049,7 @@
         </w:tc>
         <w:tc>
           <w:tcPr>
-            <w:tcW w:w="5220" w:type="dxa"/>
+            <w:tcW w:w="5219" w:type="dxa"/>
             <w:tcBorders>
               <w:left w:val="single" w:sz="2" w:space="0" w:color="000000"/>
               <w:bottom w:val="single" w:sz="2" w:space="0" w:color="000000"/>
@@ -3067,7 +3079,7 @@
         </w:tc>
         <w:tc>
           <w:tcPr>
-            <w:tcW w:w="2212" w:type="dxa"/>
+            <w:tcW w:w="2214" w:type="dxa"/>
             <w:tcBorders>
               <w:left w:val="single" w:sz="2" w:space="0" w:color="000000"/>
               <w:bottom w:val="single" w:sz="2" w:space="0" w:color="000000"/>
@@ -3101,7 +3113,7 @@
         <w:trPr/>
         <w:tc>
           <w:tcPr>
-            <w:tcW w:w="1583" w:type="dxa"/>
+            <w:tcW w:w="1582" w:type="dxa"/>
             <w:tcBorders>
               <w:left w:val="single" w:sz="2" w:space="0" w:color="000000"/>
               <w:bottom w:val="single" w:sz="2" w:space="0" w:color="000000"/>
@@ -3131,7 +3143,7 @@
         </w:tc>
         <w:tc>
           <w:tcPr>
-            <w:tcW w:w="5220" w:type="dxa"/>
+            <w:tcW w:w="5219" w:type="dxa"/>
             <w:tcBorders>
               <w:left w:val="single" w:sz="2" w:space="0" w:color="000000"/>
               <w:bottom w:val="single" w:sz="2" w:space="0" w:color="000000"/>
@@ -3161,7 +3173,7 @@
         </w:tc>
         <w:tc>
           <w:tcPr>
-            <w:tcW w:w="2212" w:type="dxa"/>
+            <w:tcW w:w="2214" w:type="dxa"/>
             <w:tcBorders>
               <w:left w:val="single" w:sz="2" w:space="0" w:color="000000"/>
               <w:bottom w:val="single" w:sz="2" w:space="0" w:color="000000"/>
@@ -3194,7 +3206,7 @@
         <w:trPr/>
         <w:tc>
           <w:tcPr>
-            <w:tcW w:w="1583" w:type="dxa"/>
+            <w:tcW w:w="1582" w:type="dxa"/>
             <w:tcBorders>
               <w:left w:val="single" w:sz="2" w:space="0" w:color="000000"/>
               <w:bottom w:val="single" w:sz="2" w:space="0" w:color="000000"/>
@@ -3217,7 +3229,7 @@
         </w:tc>
         <w:tc>
           <w:tcPr>
-            <w:tcW w:w="5220" w:type="dxa"/>
+            <w:tcW w:w="5219" w:type="dxa"/>
             <w:tcBorders>
               <w:left w:val="single" w:sz="2" w:space="0" w:color="000000"/>
               <w:bottom w:val="single" w:sz="2" w:space="0" w:color="000000"/>
@@ -3243,7 +3255,7 @@
         </w:tc>
         <w:tc>
           <w:tcPr>
-            <w:tcW w:w="2212" w:type="dxa"/>
+            <w:tcW w:w="2214" w:type="dxa"/>
             <w:tcBorders>
               <w:left w:val="single" w:sz="2" w:space="0" w:color="000000"/>
               <w:bottom w:val="single" w:sz="2" w:space="0" w:color="000000"/>
@@ -3273,7 +3285,7 @@
         <w:trPr/>
         <w:tc>
           <w:tcPr>
-            <w:tcW w:w="1583" w:type="dxa"/>
+            <w:tcW w:w="1582" w:type="dxa"/>
             <w:tcBorders>
               <w:left w:val="single" w:sz="2" w:space="0" w:color="000000"/>
               <w:bottom w:val="single" w:sz="2" w:space="0" w:color="000000"/>
@@ -3299,7 +3311,7 @@
         </w:tc>
         <w:tc>
           <w:tcPr>
-            <w:tcW w:w="5220" w:type="dxa"/>
+            <w:tcW w:w="5219" w:type="dxa"/>
             <w:tcBorders>
               <w:left w:val="single" w:sz="2" w:space="0" w:color="000000"/>
               <w:bottom w:val="single" w:sz="2" w:space="0" w:color="000000"/>
@@ -3327,7 +3339,7 @@
         </w:tc>
         <w:tc>
           <w:tcPr>
-            <w:tcW w:w="2212" w:type="dxa"/>
+            <w:tcW w:w="2214" w:type="dxa"/>
             <w:tcBorders>
               <w:left w:val="single" w:sz="2" w:space="0" w:color="000000"/>
               <w:bottom w:val="single" w:sz="2" w:space="0" w:color="000000"/>
@@ -3359,7 +3371,7 @@
         <w:trPr/>
         <w:tc>
           <w:tcPr>
-            <w:tcW w:w="1583" w:type="dxa"/>
+            <w:tcW w:w="1582" w:type="dxa"/>
             <w:tcBorders>
               <w:left w:val="single" w:sz="2" w:space="0" w:color="000000"/>
               <w:bottom w:val="single" w:sz="2" w:space="0" w:color="000000"/>
@@ -3385,7 +3397,7 @@
         </w:tc>
         <w:tc>
           <w:tcPr>
-            <w:tcW w:w="5220" w:type="dxa"/>
+            <w:tcW w:w="5219" w:type="dxa"/>
             <w:tcBorders>
               <w:left w:val="single" w:sz="2" w:space="0" w:color="000000"/>
               <w:bottom w:val="single" w:sz="2" w:space="0" w:color="000000"/>
@@ -3411,7 +3423,7 @@
         </w:tc>
         <w:tc>
           <w:tcPr>
-            <w:tcW w:w="2212" w:type="dxa"/>
+            <w:tcW w:w="2214" w:type="dxa"/>
             <w:tcBorders>
               <w:left w:val="single" w:sz="2" w:space="0" w:color="000000"/>
               <w:bottom w:val="single" w:sz="2" w:space="0" w:color="000000"/>
@@ -3441,7 +3453,7 @@
         <w:trPr/>
         <w:tc>
           <w:tcPr>
-            <w:tcW w:w="1583" w:type="dxa"/>
+            <w:tcW w:w="1582" w:type="dxa"/>
             <w:tcBorders>
               <w:left w:val="single" w:sz="2" w:space="0" w:color="000000"/>
               <w:bottom w:val="single" w:sz="2" w:space="0" w:color="000000"/>
@@ -3467,7 +3479,7 @@
         </w:tc>
         <w:tc>
           <w:tcPr>
-            <w:tcW w:w="5220" w:type="dxa"/>
+            <w:tcW w:w="5219" w:type="dxa"/>
             <w:tcBorders>
               <w:left w:val="single" w:sz="2" w:space="0" w:color="000000"/>
               <w:bottom w:val="single" w:sz="2" w:space="0" w:color="000000"/>
@@ -3495,7 +3507,7 @@
         </w:tc>
         <w:tc>
           <w:tcPr>
-            <w:tcW w:w="2212" w:type="dxa"/>
+            <w:tcW w:w="2214" w:type="dxa"/>
             <w:tcBorders>
               <w:left w:val="single" w:sz="2" w:space="0" w:color="000000"/>
               <w:bottom w:val="single" w:sz="2" w:space="0" w:color="000000"/>
@@ -3525,7 +3537,7 @@
         <w:trPr/>
         <w:tc>
           <w:tcPr>
-            <w:tcW w:w="1583" w:type="dxa"/>
+            <w:tcW w:w="1582" w:type="dxa"/>
             <w:tcBorders>
               <w:left w:val="single" w:sz="2" w:space="0" w:color="000000"/>
               <w:bottom w:val="single" w:sz="2" w:space="0" w:color="000000"/>
@@ -3551,7 +3563,7 @@
         </w:tc>
         <w:tc>
           <w:tcPr>
-            <w:tcW w:w="5220" w:type="dxa"/>
+            <w:tcW w:w="5219" w:type="dxa"/>
             <w:tcBorders>
               <w:left w:val="single" w:sz="2" w:space="0" w:color="000000"/>
               <w:bottom w:val="single" w:sz="2" w:space="0" w:color="000000"/>
@@ -3579,7 +3591,7 @@
         </w:tc>
         <w:tc>
           <w:tcPr>
-            <w:tcW w:w="2212" w:type="dxa"/>
+            <w:tcW w:w="2214" w:type="dxa"/>
             <w:tcBorders>
               <w:left w:val="single" w:sz="2" w:space="0" w:color="000000"/>
               <w:bottom w:val="single" w:sz="2" w:space="0" w:color="000000"/>
@@ -3609,7 +3621,7 @@
         <w:trPr/>
         <w:tc>
           <w:tcPr>
-            <w:tcW w:w="1583" w:type="dxa"/>
+            <w:tcW w:w="1582" w:type="dxa"/>
             <w:tcBorders>
               <w:left w:val="single" w:sz="2" w:space="0" w:color="000000"/>
               <w:bottom w:val="single" w:sz="2" w:space="0" w:color="000000"/>
@@ -3635,7 +3647,7 @@
         </w:tc>
         <w:tc>
           <w:tcPr>
-            <w:tcW w:w="5220" w:type="dxa"/>
+            <w:tcW w:w="5219" w:type="dxa"/>
             <w:tcBorders>
               <w:left w:val="single" w:sz="2" w:space="0" w:color="000000"/>
               <w:bottom w:val="single" w:sz="2" w:space="0" w:color="000000"/>
@@ -3663,7 +3675,7 @@
         </w:tc>
         <w:tc>
           <w:tcPr>
-            <w:tcW w:w="2212" w:type="dxa"/>
+            <w:tcW w:w="2214" w:type="dxa"/>
             <w:tcBorders>
               <w:left w:val="single" w:sz="2" w:space="0" w:color="000000"/>
               <w:bottom w:val="single" w:sz="2" w:space="0" w:color="000000"/>
@@ -3693,7 +3705,7 @@
         <w:trPr/>
         <w:tc>
           <w:tcPr>
-            <w:tcW w:w="1583" w:type="dxa"/>
+            <w:tcW w:w="1582" w:type="dxa"/>
             <w:tcBorders>
               <w:left w:val="single" w:sz="2" w:space="0" w:color="000000"/>
               <w:bottom w:val="single" w:sz="2" w:space="0" w:color="000000"/>
@@ -3719,7 +3731,7 @@
         </w:tc>
         <w:tc>
           <w:tcPr>
-            <w:tcW w:w="5220" w:type="dxa"/>
+            <w:tcW w:w="5219" w:type="dxa"/>
             <w:tcBorders>
               <w:left w:val="single" w:sz="2" w:space="0" w:color="000000"/>
               <w:bottom w:val="single" w:sz="2" w:space="0" w:color="000000"/>
@@ -3745,7 +3757,7 @@
         </w:tc>
         <w:tc>
           <w:tcPr>
-            <w:tcW w:w="2212" w:type="dxa"/>
+            <w:tcW w:w="2214" w:type="dxa"/>
             <w:tcBorders>
               <w:left w:val="single" w:sz="2" w:space="0" w:color="000000"/>
               <w:bottom w:val="single" w:sz="2" w:space="0" w:color="000000"/>
@@ -3775,7 +3787,7 @@
         <w:trPr/>
         <w:tc>
           <w:tcPr>
-            <w:tcW w:w="1583" w:type="dxa"/>
+            <w:tcW w:w="1582" w:type="dxa"/>
             <w:tcBorders>
               <w:left w:val="single" w:sz="2" w:space="0" w:color="000000"/>
               <w:bottom w:val="single" w:sz="2" w:space="0" w:color="000000"/>
@@ -3801,7 +3813,7 @@
         </w:tc>
         <w:tc>
           <w:tcPr>
-            <w:tcW w:w="5220" w:type="dxa"/>
+            <w:tcW w:w="5219" w:type="dxa"/>
             <w:tcBorders>
               <w:left w:val="single" w:sz="2" w:space="0" w:color="000000"/>
               <w:bottom w:val="single" w:sz="2" w:space="0" w:color="000000"/>
@@ -3827,7 +3839,7 @@
         </w:tc>
         <w:tc>
           <w:tcPr>
-            <w:tcW w:w="2212" w:type="dxa"/>
+            <w:tcW w:w="2214" w:type="dxa"/>
             <w:tcBorders>
               <w:left w:val="single" w:sz="2" w:space="0" w:color="000000"/>
               <w:bottom w:val="single" w:sz="2" w:space="0" w:color="000000"/>
@@ -3857,7 +3869,7 @@
         <w:trPr/>
         <w:tc>
           <w:tcPr>
-            <w:tcW w:w="1583" w:type="dxa"/>
+            <w:tcW w:w="1582" w:type="dxa"/>
             <w:tcBorders>
               <w:left w:val="single" w:sz="2" w:space="0" w:color="000000"/>
               <w:bottom w:val="single" w:sz="2" w:space="0" w:color="000000"/>
@@ -3883,7 +3895,7 @@
         </w:tc>
         <w:tc>
           <w:tcPr>
-            <w:tcW w:w="5220" w:type="dxa"/>
+            <w:tcW w:w="5219" w:type="dxa"/>
             <w:tcBorders>
               <w:left w:val="single" w:sz="2" w:space="0" w:color="000000"/>
               <w:bottom w:val="single" w:sz="2" w:space="0" w:color="000000"/>
@@ -3910,7 +3922,7 @@
         </w:tc>
         <w:tc>
           <w:tcPr>
-            <w:tcW w:w="2212" w:type="dxa"/>
+            <w:tcW w:w="2214" w:type="dxa"/>
             <w:tcBorders>
               <w:left w:val="single" w:sz="2" w:space="0" w:color="000000"/>
               <w:bottom w:val="single" w:sz="2" w:space="0" w:color="000000"/>
@@ -3940,7 +3952,7 @@
         <w:trPr/>
         <w:tc>
           <w:tcPr>
-            <w:tcW w:w="1583" w:type="dxa"/>
+            <w:tcW w:w="1582" w:type="dxa"/>
             <w:tcBorders>
               <w:left w:val="single" w:sz="2" w:space="0" w:color="000000"/>
               <w:bottom w:val="single" w:sz="2" w:space="0" w:color="000000"/>
@@ -3966,7 +3978,7 @@
         </w:tc>
         <w:tc>
           <w:tcPr>
-            <w:tcW w:w="5220" w:type="dxa"/>
+            <w:tcW w:w="5219" w:type="dxa"/>
             <w:tcBorders>
               <w:left w:val="single" w:sz="2" w:space="0" w:color="000000"/>
               <w:bottom w:val="single" w:sz="2" w:space="0" w:color="000000"/>
@@ -3993,7 +4005,7 @@
         </w:tc>
         <w:tc>
           <w:tcPr>
-            <w:tcW w:w="2212" w:type="dxa"/>
+            <w:tcW w:w="2214" w:type="dxa"/>
             <w:tcBorders>
               <w:left w:val="single" w:sz="2" w:space="0" w:color="000000"/>
               <w:bottom w:val="single" w:sz="2" w:space="0" w:color="000000"/>
@@ -4023,7 +4035,7 @@
         <w:trPr/>
         <w:tc>
           <w:tcPr>
-            <w:tcW w:w="1583" w:type="dxa"/>
+            <w:tcW w:w="1582" w:type="dxa"/>
             <w:tcBorders>
               <w:left w:val="single" w:sz="2" w:space="0" w:color="000000"/>
               <w:bottom w:val="single" w:sz="2" w:space="0" w:color="000000"/>
@@ -4049,7 +4061,7 @@
         </w:tc>
         <w:tc>
           <w:tcPr>
-            <w:tcW w:w="5220" w:type="dxa"/>
+            <w:tcW w:w="5219" w:type="dxa"/>
             <w:tcBorders>
               <w:left w:val="single" w:sz="2" w:space="0" w:color="000000"/>
               <w:bottom w:val="single" w:sz="2" w:space="0" w:color="000000"/>
@@ -4076,7 +4088,7 @@
         </w:tc>
         <w:tc>
           <w:tcPr>
-            <w:tcW w:w="2212" w:type="dxa"/>
+            <w:tcW w:w="2214" w:type="dxa"/>
             <w:tcBorders>
               <w:left w:val="single" w:sz="2" w:space="0" w:color="000000"/>
               <w:bottom w:val="single" w:sz="2" w:space="0" w:color="000000"/>
@@ -4106,7 +4118,7 @@
         <w:trPr/>
         <w:tc>
           <w:tcPr>
-            <w:tcW w:w="1583" w:type="dxa"/>
+            <w:tcW w:w="1582" w:type="dxa"/>
             <w:tcBorders>
               <w:left w:val="single" w:sz="2" w:space="0" w:color="000000"/>
               <w:bottom w:val="single" w:sz="2" w:space="0" w:color="000000"/>
@@ -4132,7 +4144,7 @@
         </w:tc>
         <w:tc>
           <w:tcPr>
-            <w:tcW w:w="5220" w:type="dxa"/>
+            <w:tcW w:w="5219" w:type="dxa"/>
             <w:tcBorders>
               <w:left w:val="single" w:sz="2" w:space="0" w:color="000000"/>
               <w:bottom w:val="single" w:sz="2" w:space="0" w:color="000000"/>
@@ -4158,7 +4170,7 @@
         </w:tc>
         <w:tc>
           <w:tcPr>
-            <w:tcW w:w="2212" w:type="dxa"/>
+            <w:tcW w:w="2214" w:type="dxa"/>
             <w:tcBorders>
               <w:left w:val="single" w:sz="2" w:space="0" w:color="000000"/>
               <w:bottom w:val="single" w:sz="2" w:space="0" w:color="000000"/>
@@ -4188,7 +4200,7 @@
         <w:trPr/>
         <w:tc>
           <w:tcPr>
-            <w:tcW w:w="1583" w:type="dxa"/>
+            <w:tcW w:w="1582" w:type="dxa"/>
             <w:tcBorders>
               <w:left w:val="single" w:sz="2" w:space="0" w:color="000000"/>
               <w:bottom w:val="single" w:sz="2" w:space="0" w:color="000000"/>
@@ -4215,7 +4227,7 @@
         </w:tc>
         <w:tc>
           <w:tcPr>
-            <w:tcW w:w="5220" w:type="dxa"/>
+            <w:tcW w:w="5219" w:type="dxa"/>
             <w:tcBorders>
               <w:left w:val="single" w:sz="2" w:space="0" w:color="000000"/>
               <w:bottom w:val="single" w:sz="2" w:space="0" w:color="000000"/>
@@ -4243,7 +4255,7 @@
         </w:tc>
         <w:tc>
           <w:tcPr>
-            <w:tcW w:w="2212" w:type="dxa"/>
+            <w:tcW w:w="2214" w:type="dxa"/>
             <w:tcBorders>
               <w:left w:val="single" w:sz="2" w:space="0" w:color="000000"/>
               <w:bottom w:val="single" w:sz="2" w:space="0" w:color="000000"/>
@@ -4273,7 +4285,7 @@
         <w:trPr/>
         <w:tc>
           <w:tcPr>
-            <w:tcW w:w="1583" w:type="dxa"/>
+            <w:tcW w:w="1582" w:type="dxa"/>
             <w:tcBorders>
               <w:left w:val="single" w:sz="2" w:space="0" w:color="000000"/>
               <w:bottom w:val="single" w:sz="2" w:space="0" w:color="000000"/>
@@ -4301,7 +4313,7 @@
         </w:tc>
         <w:tc>
           <w:tcPr>
-            <w:tcW w:w="5220" w:type="dxa"/>
+            <w:tcW w:w="5219" w:type="dxa"/>
             <w:tcBorders>
               <w:left w:val="single" w:sz="2" w:space="0" w:color="000000"/>
               <w:bottom w:val="single" w:sz="2" w:space="0" w:color="000000"/>
@@ -4329,7 +4341,7 @@
         </w:tc>
         <w:tc>
           <w:tcPr>
-            <w:tcW w:w="2212" w:type="dxa"/>
+            <w:tcW w:w="2214" w:type="dxa"/>
             <w:tcBorders>
               <w:left w:val="single" w:sz="2" w:space="0" w:color="000000"/>
               <w:bottom w:val="single" w:sz="2" w:space="0" w:color="000000"/>
@@ -4359,7 +4371,7 @@
         <w:trPr/>
         <w:tc>
           <w:tcPr>
-            <w:tcW w:w="1583" w:type="dxa"/>
+            <w:tcW w:w="1582" w:type="dxa"/>
             <w:tcBorders>
               <w:left w:val="single" w:sz="2" w:space="0" w:color="000000"/>
               <w:bottom w:val="single" w:sz="2" w:space="0" w:color="000000"/>
@@ -4387,7 +4399,7 @@
         </w:tc>
         <w:tc>
           <w:tcPr>
-            <w:tcW w:w="5220" w:type="dxa"/>
+            <w:tcW w:w="5219" w:type="dxa"/>
             <w:tcBorders>
               <w:left w:val="single" w:sz="2" w:space="0" w:color="000000"/>
               <w:bottom w:val="single" w:sz="2" w:space="0" w:color="000000"/>
@@ -4415,7 +4427,7 @@
         </w:tc>
         <w:tc>
           <w:tcPr>
-            <w:tcW w:w="2212" w:type="dxa"/>
+            <w:tcW w:w="2214" w:type="dxa"/>
             <w:tcBorders>
               <w:left w:val="single" w:sz="2" w:space="0" w:color="000000"/>
               <w:bottom w:val="single" w:sz="2" w:space="0" w:color="000000"/>
@@ -4447,7 +4459,7 @@
         <w:trPr/>
         <w:tc>
           <w:tcPr>
-            <w:tcW w:w="1583" w:type="dxa"/>
+            <w:tcW w:w="1582" w:type="dxa"/>
             <w:tcBorders>
               <w:left w:val="single" w:sz="2" w:space="0" w:color="000000"/>
               <w:bottom w:val="single" w:sz="2" w:space="0" w:color="000000"/>
@@ -4473,7 +4485,7 @@
         </w:tc>
         <w:tc>
           <w:tcPr>
-            <w:tcW w:w="5220" w:type="dxa"/>
+            <w:tcW w:w="5219" w:type="dxa"/>
             <w:tcBorders>
               <w:left w:val="single" w:sz="2" w:space="0" w:color="000000"/>
               <w:bottom w:val="single" w:sz="2" w:space="0" w:color="000000"/>
@@ -4499,7 +4511,7 @@
         </w:tc>
         <w:tc>
           <w:tcPr>
-            <w:tcW w:w="2212" w:type="dxa"/>
+            <w:tcW w:w="2214" w:type="dxa"/>
             <w:tcBorders>
               <w:left w:val="single" w:sz="2" w:space="0" w:color="000000"/>
               <w:bottom w:val="single" w:sz="2" w:space="0" w:color="000000"/>
@@ -4535,7 +4547,7 @@
         <w:trPr/>
         <w:tc>
           <w:tcPr>
-            <w:tcW w:w="1583" w:type="dxa"/>
+            <w:tcW w:w="1582" w:type="dxa"/>
             <w:tcBorders>
               <w:left w:val="single" w:sz="2" w:space="0" w:color="000000"/>
               <w:bottom w:val="single" w:sz="2" w:space="0" w:color="000000"/>
@@ -4561,7 +4573,7 @@
         </w:tc>
         <w:tc>
           <w:tcPr>
-            <w:tcW w:w="5220" w:type="dxa"/>
+            <w:tcW w:w="5219" w:type="dxa"/>
             <w:tcBorders>
               <w:left w:val="single" w:sz="2" w:space="0" w:color="000000"/>
               <w:bottom w:val="single" w:sz="2" w:space="0" w:color="000000"/>
@@ -4587,7 +4599,7 @@
         </w:tc>
         <w:tc>
           <w:tcPr>
-            <w:tcW w:w="2212" w:type="dxa"/>
+            <w:tcW w:w="2214" w:type="dxa"/>
             <w:tcBorders>
               <w:left w:val="single" w:sz="2" w:space="0" w:color="000000"/>
               <w:bottom w:val="single" w:sz="2" w:space="0" w:color="000000"/>
@@ -4623,7 +4635,7 @@
         <w:trPr/>
         <w:tc>
           <w:tcPr>
-            <w:tcW w:w="1583" w:type="dxa"/>
+            <w:tcW w:w="1582" w:type="dxa"/>
             <w:tcBorders>
               <w:left w:val="single" w:sz="2" w:space="0" w:color="000000"/>
               <w:bottom w:val="single" w:sz="2" w:space="0" w:color="000000"/>
@@ -4653,7 +4665,7 @@
         </w:tc>
         <w:tc>
           <w:tcPr>
-            <w:tcW w:w="5220" w:type="dxa"/>
+            <w:tcW w:w="5219" w:type="dxa"/>
             <w:tcBorders>
               <w:left w:val="single" w:sz="2" w:space="0" w:color="000000"/>
               <w:bottom w:val="single" w:sz="2" w:space="0" w:color="000000"/>
@@ -4683,7 +4695,7 @@
         </w:tc>
         <w:tc>
           <w:tcPr>
-            <w:tcW w:w="2212" w:type="dxa"/>
+            <w:tcW w:w="2214" w:type="dxa"/>
             <w:tcBorders>
               <w:left w:val="single" w:sz="2" w:space="0" w:color="000000"/>
               <w:bottom w:val="single" w:sz="2" w:space="0" w:color="000000"/>
@@ -4720,7 +4732,7 @@
         <w:trPr/>
         <w:tc>
           <w:tcPr>
-            <w:tcW w:w="1583" w:type="dxa"/>
+            <w:tcW w:w="1582" w:type="dxa"/>
             <w:tcBorders>
               <w:left w:val="single" w:sz="2" w:space="0" w:color="000000"/>
               <w:bottom w:val="single" w:sz="2" w:space="0" w:color="000000"/>
@@ -4750,7 +4762,7 @@
         </w:tc>
         <w:tc>
           <w:tcPr>
-            <w:tcW w:w="5220" w:type="dxa"/>
+            <w:tcW w:w="5219" w:type="dxa"/>
             <w:tcBorders>
               <w:left w:val="single" w:sz="2" w:space="0" w:color="000000"/>
               <w:bottom w:val="single" w:sz="2" w:space="0" w:color="000000"/>
@@ -4780,7 +4792,7 @@
         </w:tc>
         <w:tc>
           <w:tcPr>
-            <w:tcW w:w="2212" w:type="dxa"/>
+            <w:tcW w:w="2214" w:type="dxa"/>
             <w:tcBorders>
               <w:left w:val="single" w:sz="2" w:space="0" w:color="000000"/>
               <w:bottom w:val="single" w:sz="2" w:space="0" w:color="000000"/>
@@ -4817,7 +4829,7 @@
         <w:trPr/>
         <w:tc>
           <w:tcPr>
-            <w:tcW w:w="1583" w:type="dxa"/>
+            <w:tcW w:w="1582" w:type="dxa"/>
             <w:tcBorders>
               <w:left w:val="single" w:sz="2" w:space="0" w:color="000000"/>
               <w:bottom w:val="single" w:sz="2" w:space="0" w:color="000000"/>
@@ -4847,7 +4859,7 @@
         </w:tc>
         <w:tc>
           <w:tcPr>
-            <w:tcW w:w="5220" w:type="dxa"/>
+            <w:tcW w:w="5219" w:type="dxa"/>
             <w:tcBorders>
               <w:left w:val="single" w:sz="2" w:space="0" w:color="000000"/>
               <w:bottom w:val="single" w:sz="2" w:space="0" w:color="000000"/>
@@ -4877,7 +4889,7 @@
         </w:tc>
         <w:tc>
           <w:tcPr>
-            <w:tcW w:w="2212" w:type="dxa"/>
+            <w:tcW w:w="2214" w:type="dxa"/>
             <w:tcBorders>
               <w:left w:val="single" w:sz="2" w:space="0" w:color="000000"/>
               <w:bottom w:val="single" w:sz="2" w:space="0" w:color="000000"/>
@@ -4914,7 +4926,7 @@
         <w:trPr/>
         <w:tc>
           <w:tcPr>
-            <w:tcW w:w="1583" w:type="dxa"/>
+            <w:tcW w:w="1582" w:type="dxa"/>
             <w:tcBorders>
               <w:left w:val="single" w:sz="2" w:space="0" w:color="000000"/>
               <w:bottom w:val="single" w:sz="2" w:space="0" w:color="000000"/>
@@ -4940,7 +4952,7 @@
         </w:tc>
         <w:tc>
           <w:tcPr>
-            <w:tcW w:w="5220" w:type="dxa"/>
+            <w:tcW w:w="5219" w:type="dxa"/>
             <w:tcBorders>
               <w:left w:val="single" w:sz="2" w:space="0" w:color="000000"/>
               <w:bottom w:val="single" w:sz="2" w:space="0" w:color="000000"/>
@@ -4968,7 +4980,7 @@
         </w:tc>
         <w:tc>
           <w:tcPr>
-            <w:tcW w:w="2212" w:type="dxa"/>
+            <w:tcW w:w="2214" w:type="dxa"/>
             <w:tcBorders>
               <w:left w:val="single" w:sz="2" w:space="0" w:color="000000"/>
               <w:bottom w:val="single" w:sz="2" w:space="0" w:color="000000"/>
@@ -5002,7 +5014,7 @@
         <w:trPr/>
         <w:tc>
           <w:tcPr>
-            <w:tcW w:w="1583" w:type="dxa"/>
+            <w:tcW w:w="1582" w:type="dxa"/>
             <w:tcBorders>
               <w:left w:val="single" w:sz="2" w:space="0" w:color="000000"/>
               <w:bottom w:val="single" w:sz="2" w:space="0" w:color="000000"/>
@@ -5029,7 +5041,7 @@
         </w:tc>
         <w:tc>
           <w:tcPr>
-            <w:tcW w:w="5220" w:type="dxa"/>
+            <w:tcW w:w="5219" w:type="dxa"/>
             <w:tcBorders>
               <w:left w:val="single" w:sz="2" w:space="0" w:color="000000"/>
               <w:bottom w:val="single" w:sz="2" w:space="0" w:color="000000"/>
@@ -5057,7 +5069,7 @@
         </w:tc>
         <w:tc>
           <w:tcPr>
-            <w:tcW w:w="2212" w:type="dxa"/>
+            <w:tcW w:w="2214" w:type="dxa"/>
             <w:tcBorders>
               <w:left w:val="single" w:sz="2" w:space="0" w:color="000000"/>
               <w:bottom w:val="single" w:sz="2" w:space="0" w:color="000000"/>
@@ -5091,7 +5103,7 @@
         <w:trPr/>
         <w:tc>
           <w:tcPr>
-            <w:tcW w:w="1583" w:type="dxa"/>
+            <w:tcW w:w="1582" w:type="dxa"/>
             <w:tcBorders>
               <w:left w:val="single" w:sz="2" w:space="0" w:color="000000"/>
               <w:bottom w:val="single" w:sz="2" w:space="0" w:color="000000"/>
@@ -5111,7 +5123,7 @@
         </w:tc>
         <w:tc>
           <w:tcPr>
-            <w:tcW w:w="5220" w:type="dxa"/>
+            <w:tcW w:w="5219" w:type="dxa"/>
             <w:tcBorders>
               <w:left w:val="single" w:sz="2" w:space="0" w:color="000000"/>
               <w:bottom w:val="single" w:sz="2" w:space="0" w:color="000000"/>
@@ -5135,7 +5147,7 @@
         </w:tc>
         <w:tc>
           <w:tcPr>
-            <w:tcW w:w="2212" w:type="dxa"/>
+            <w:tcW w:w="2214" w:type="dxa"/>
             <w:tcBorders>
               <w:left w:val="single" w:sz="2" w:space="0" w:color="000000"/>
               <w:bottom w:val="single" w:sz="2" w:space="0" w:color="000000"/>
@@ -5169,7 +5181,7 @@
         <w:trPr/>
         <w:tc>
           <w:tcPr>
-            <w:tcW w:w="1583" w:type="dxa"/>
+            <w:tcW w:w="1582" w:type="dxa"/>
             <w:tcBorders>
               <w:left w:val="single" w:sz="2" w:space="0" w:color="000000"/>
               <w:bottom w:val="single" w:sz="2" w:space="0" w:color="000000"/>
@@ -5189,7 +5201,7 @@
         </w:tc>
         <w:tc>
           <w:tcPr>
-            <w:tcW w:w="5220" w:type="dxa"/>
+            <w:tcW w:w="5219" w:type="dxa"/>
             <w:tcBorders>
               <w:left w:val="single" w:sz="2" w:space="0" w:color="000000"/>
               <w:bottom w:val="single" w:sz="2" w:space="0" w:color="000000"/>
@@ -5213,7 +5225,7 @@
         </w:tc>
         <w:tc>
           <w:tcPr>
-            <w:tcW w:w="2212" w:type="dxa"/>
+            <w:tcW w:w="2214" w:type="dxa"/>
             <w:tcBorders>
               <w:left w:val="single" w:sz="2" w:space="0" w:color="000000"/>
               <w:bottom w:val="single" w:sz="2" w:space="0" w:color="000000"/>
@@ -5247,7 +5259,7 @@
         <w:trPr/>
         <w:tc>
           <w:tcPr>
-            <w:tcW w:w="1583" w:type="dxa"/>
+            <w:tcW w:w="1582" w:type="dxa"/>
             <w:tcBorders>
               <w:left w:val="single" w:sz="2" w:space="0" w:color="000000"/>
               <w:bottom w:val="single" w:sz="2" w:space="0" w:color="000000"/>
@@ -5273,7 +5285,7 @@
         </w:tc>
         <w:tc>
           <w:tcPr>
-            <w:tcW w:w="5220" w:type="dxa"/>
+            <w:tcW w:w="5219" w:type="dxa"/>
             <w:tcBorders>
               <w:left w:val="single" w:sz="2" w:space="0" w:color="000000"/>
               <w:bottom w:val="single" w:sz="2" w:space="0" w:color="000000"/>
@@ -5296,7 +5308,7 @@
         </w:tc>
         <w:tc>
           <w:tcPr>
-            <w:tcW w:w="2212" w:type="dxa"/>
+            <w:tcW w:w="2214" w:type="dxa"/>
             <w:tcBorders>
               <w:left w:val="single" w:sz="2" w:space="0" w:color="000000"/>
               <w:bottom w:val="single" w:sz="2" w:space="0" w:color="000000"/>
@@ -5326,7 +5338,7 @@
         <w:trPr/>
         <w:tc>
           <w:tcPr>
-            <w:tcW w:w="1583" w:type="dxa"/>
+            <w:tcW w:w="1582" w:type="dxa"/>
             <w:tcBorders>
               <w:left w:val="single" w:sz="2" w:space="0" w:color="000000"/>
               <w:bottom w:val="single" w:sz="2" w:space="0" w:color="000000"/>
@@ -5352,7 +5364,7 @@
         </w:tc>
         <w:tc>
           <w:tcPr>
-            <w:tcW w:w="5220" w:type="dxa"/>
+            <w:tcW w:w="5219" w:type="dxa"/>
             <w:tcBorders>
               <w:left w:val="single" w:sz="2" w:space="0" w:color="000000"/>
               <w:bottom w:val="single" w:sz="2" w:space="0" w:color="000000"/>
@@ -5376,7 +5388,7 @@
         </w:tc>
         <w:tc>
           <w:tcPr>
-            <w:tcW w:w="2212" w:type="dxa"/>
+            <w:tcW w:w="2214" w:type="dxa"/>
             <w:tcBorders>
               <w:left w:val="single" w:sz="2" w:space="0" w:color="000000"/>
               <w:bottom w:val="single" w:sz="2" w:space="0" w:color="000000"/>
@@ -5408,7 +5420,7 @@
         <w:trPr/>
         <w:tc>
           <w:tcPr>
-            <w:tcW w:w="1583" w:type="dxa"/>
+            <w:tcW w:w="1582" w:type="dxa"/>
             <w:tcBorders>
               <w:left w:val="single" w:sz="2" w:space="0" w:color="000000"/>
               <w:bottom w:val="single" w:sz="2" w:space="0" w:color="000000"/>
@@ -5436,7 +5448,7 @@
         </w:tc>
         <w:tc>
           <w:tcPr>
-            <w:tcW w:w="5220" w:type="dxa"/>
+            <w:tcW w:w="5219" w:type="dxa"/>
             <w:tcBorders>
               <w:left w:val="single" w:sz="2" w:space="0" w:color="000000"/>
               <w:bottom w:val="single" w:sz="2" w:space="0" w:color="000000"/>
@@ -5464,7 +5476,7 @@
         </w:tc>
         <w:tc>
           <w:tcPr>
-            <w:tcW w:w="2212" w:type="dxa"/>
+            <w:tcW w:w="2214" w:type="dxa"/>
             <w:tcBorders>
               <w:left w:val="single" w:sz="2" w:space="0" w:color="000000"/>
               <w:bottom w:val="single" w:sz="2" w:space="0" w:color="000000"/>
@@ -5496,7 +5508,7 @@
         <w:trPr/>
         <w:tc>
           <w:tcPr>
-            <w:tcW w:w="1583" w:type="dxa"/>
+            <w:tcW w:w="1582" w:type="dxa"/>
             <w:tcBorders>
               <w:left w:val="single" w:sz="2" w:space="0" w:color="000000"/>
               <w:bottom w:val="single" w:sz="2" w:space="0" w:color="000000"/>
@@ -5522,7 +5534,7 @@
         </w:tc>
         <w:tc>
           <w:tcPr>
-            <w:tcW w:w="5220" w:type="dxa"/>
+            <w:tcW w:w="5219" w:type="dxa"/>
             <w:tcBorders>
               <w:left w:val="single" w:sz="2" w:space="0" w:color="000000"/>
               <w:bottom w:val="single" w:sz="2" w:space="0" w:color="000000"/>
@@ -5546,7 +5558,7 @@
         </w:tc>
         <w:tc>
           <w:tcPr>
-            <w:tcW w:w="2212" w:type="dxa"/>
+            <w:tcW w:w="2214" w:type="dxa"/>
             <w:tcBorders>
               <w:left w:val="single" w:sz="2" w:space="0" w:color="000000"/>
               <w:bottom w:val="single" w:sz="2" w:space="0" w:color="000000"/>
@@ -5578,7 +5590,7 @@
         <w:trPr/>
         <w:tc>
           <w:tcPr>
-            <w:tcW w:w="1583" w:type="dxa"/>
+            <w:tcW w:w="1582" w:type="dxa"/>
             <w:tcBorders>
               <w:left w:val="single" w:sz="2" w:space="0" w:color="000000"/>
               <w:bottom w:val="single" w:sz="2" w:space="0" w:color="000000"/>
@@ -5604,7 +5616,7 @@
         </w:tc>
         <w:tc>
           <w:tcPr>
-            <w:tcW w:w="5220" w:type="dxa"/>
+            <w:tcW w:w="5219" w:type="dxa"/>
             <w:tcBorders>
               <w:left w:val="single" w:sz="2" w:space="0" w:color="000000"/>
               <w:bottom w:val="single" w:sz="2" w:space="0" w:color="000000"/>
@@ -5628,7 +5640,7 @@
         </w:tc>
         <w:tc>
           <w:tcPr>
-            <w:tcW w:w="2212" w:type="dxa"/>
+            <w:tcW w:w="2214" w:type="dxa"/>
             <w:tcBorders>
               <w:left w:val="single" w:sz="2" w:space="0" w:color="000000"/>
               <w:bottom w:val="single" w:sz="2" w:space="0" w:color="000000"/>
@@ -5660,7 +5672,7 @@
         <w:trPr/>
         <w:tc>
           <w:tcPr>
-            <w:tcW w:w="1583" w:type="dxa"/>
+            <w:tcW w:w="1582" w:type="dxa"/>
             <w:tcBorders>
               <w:left w:val="single" w:sz="2" w:space="0" w:color="000000"/>
               <w:bottom w:val="single" w:sz="2" w:space="0" w:color="000000"/>
@@ -5686,7 +5698,7 @@
         </w:tc>
         <w:tc>
           <w:tcPr>
-            <w:tcW w:w="5220" w:type="dxa"/>
+            <w:tcW w:w="5219" w:type="dxa"/>
             <w:tcBorders>
               <w:left w:val="single" w:sz="2" w:space="0" w:color="000000"/>
               <w:bottom w:val="single" w:sz="2" w:space="0" w:color="000000"/>
@@ -5710,7 +5722,7 @@
         </w:tc>
         <w:tc>
           <w:tcPr>
-            <w:tcW w:w="2212" w:type="dxa"/>
+            <w:tcW w:w="2214" w:type="dxa"/>
             <w:tcBorders>
               <w:left w:val="single" w:sz="2" w:space="0" w:color="000000"/>
               <w:bottom w:val="single" w:sz="2" w:space="0" w:color="000000"/>
@@ -5742,7 +5754,7 @@
         <w:trPr/>
         <w:tc>
           <w:tcPr>
-            <w:tcW w:w="1583" w:type="dxa"/>
+            <w:tcW w:w="1582" w:type="dxa"/>
             <w:tcBorders>
               <w:left w:val="single" w:sz="2" w:space="0" w:color="000000"/>
               <w:bottom w:val="single" w:sz="2" w:space="0" w:color="000000"/>
@@ -5768,7 +5780,7 @@
         </w:tc>
         <w:tc>
           <w:tcPr>
-            <w:tcW w:w="5220" w:type="dxa"/>
+            <w:tcW w:w="5219" w:type="dxa"/>
             <w:tcBorders>
               <w:left w:val="single" w:sz="2" w:space="0" w:color="000000"/>
               <w:bottom w:val="single" w:sz="2" w:space="0" w:color="000000"/>
@@ -5796,7 +5808,7 @@
         </w:tc>
         <w:tc>
           <w:tcPr>
-            <w:tcW w:w="2212" w:type="dxa"/>
+            <w:tcW w:w="2214" w:type="dxa"/>
             <w:tcBorders>
               <w:left w:val="single" w:sz="2" w:space="0" w:color="000000"/>
               <w:bottom w:val="single" w:sz="2" w:space="0" w:color="000000"/>
@@ -5828,7 +5840,7 @@
         <w:trPr/>
         <w:tc>
           <w:tcPr>
-            <w:tcW w:w="1583" w:type="dxa"/>
+            <w:tcW w:w="1582" w:type="dxa"/>
             <w:tcBorders>
               <w:left w:val="single" w:sz="2" w:space="0" w:color="000000"/>
               <w:bottom w:val="single" w:sz="2" w:space="0" w:color="000000"/>
@@ -5854,7 +5866,7 @@
         </w:tc>
         <w:tc>
           <w:tcPr>
-            <w:tcW w:w="5220" w:type="dxa"/>
+            <w:tcW w:w="5219" w:type="dxa"/>
             <w:tcBorders>
               <w:left w:val="single" w:sz="2" w:space="0" w:color="000000"/>
               <w:bottom w:val="single" w:sz="2" w:space="0" w:color="000000"/>
@@ -5969,7 +5981,7 @@
         </w:tc>
         <w:tc>
           <w:tcPr>
-            <w:tcW w:w="2212" w:type="dxa"/>
+            <w:tcW w:w="2214" w:type="dxa"/>
             <w:tcBorders>
               <w:left w:val="single" w:sz="2" w:space="0" w:color="000000"/>
               <w:bottom w:val="single" w:sz="2" w:space="0" w:color="000000"/>
@@ -6001,7 +6013,7 @@
         <w:trPr/>
         <w:tc>
           <w:tcPr>
-            <w:tcW w:w="1583" w:type="dxa"/>
+            <w:tcW w:w="1582" w:type="dxa"/>
             <w:tcBorders>
               <w:left w:val="single" w:sz="2" w:space="0" w:color="000000"/>
               <w:bottom w:val="single" w:sz="2" w:space="0" w:color="000000"/>
@@ -6027,7 +6039,7 @@
         </w:tc>
         <w:tc>
           <w:tcPr>
-            <w:tcW w:w="5220" w:type="dxa"/>
+            <w:tcW w:w="5219" w:type="dxa"/>
             <w:tcBorders>
               <w:left w:val="single" w:sz="2" w:space="0" w:color="000000"/>
               <w:bottom w:val="single" w:sz="2" w:space="0" w:color="000000"/>
@@ -6101,7 +6113,7 @@
         </w:tc>
         <w:tc>
           <w:tcPr>
-            <w:tcW w:w="2212" w:type="dxa"/>
+            <w:tcW w:w="2214" w:type="dxa"/>
             <w:tcBorders>
               <w:left w:val="single" w:sz="2" w:space="0" w:color="000000"/>
               <w:bottom w:val="single" w:sz="2" w:space="0" w:color="000000"/>
@@ -7309,15 +7321,15 @@
         </w:tblCellMar>
       </w:tblPr>
       <w:tblGrid>
-        <w:gridCol w:w="3232"/>
+        <w:gridCol w:w="3231"/>
         <w:gridCol w:w="2309"/>
-        <w:gridCol w:w="3414"/>
+        <w:gridCol w:w="3415"/>
       </w:tblGrid>
       <w:tr>
         <w:trPr/>
         <w:tc>
           <w:tcPr>
-            <w:tcW w:w="3232" w:type="dxa"/>
+            <w:tcW w:w="3231" w:type="dxa"/>
             <w:tcBorders/>
             <w:shd w:fill="auto" w:val="clear"/>
           </w:tcPr>
@@ -7359,7 +7371,7 @@
         </w:tc>
         <w:tc>
           <w:tcPr>
-            <w:tcW w:w="3414" w:type="dxa"/>
+            <w:tcW w:w="3415" w:type="dxa"/>
             <w:tcBorders/>
             <w:shd w:fill="auto" w:val="clear"/>
           </w:tcPr>
@@ -7383,7 +7395,7 @@
         <w:trPr/>
         <w:tc>
           <w:tcPr>
-            <w:tcW w:w="3232" w:type="dxa"/>
+            <w:tcW w:w="3231" w:type="dxa"/>
             <w:tcBorders/>
             <w:shd w:fill="auto" w:val="clear"/>
           </w:tcPr>
@@ -7426,7 +7438,7 @@
         </w:tc>
         <w:tc>
           <w:tcPr>
-            <w:tcW w:w="3414" w:type="dxa"/>
+            <w:tcW w:w="3415" w:type="dxa"/>
             <w:tcBorders/>
             <w:shd w:fill="auto" w:val="clear"/>
           </w:tcPr>
@@ -7475,7 +7487,7 @@
         <w:trPr/>
         <w:tc>
           <w:tcPr>
-            <w:tcW w:w="3232" w:type="dxa"/>
+            <w:tcW w:w="3231" w:type="dxa"/>
             <w:tcBorders/>
             <w:shd w:fill="auto" w:val="clear"/>
           </w:tcPr>
@@ -7534,7 +7546,7 @@
         </w:tc>
         <w:tc>
           <w:tcPr>
-            <w:tcW w:w="3414" w:type="dxa"/>
+            <w:tcW w:w="3415" w:type="dxa"/>
             <w:tcBorders/>
             <w:shd w:fill="auto" w:val="clear"/>
           </w:tcPr>
@@ -7560,7 +7572,7 @@
         <w:trPr/>
         <w:tc>
           <w:tcPr>
-            <w:tcW w:w="3232" w:type="dxa"/>
+            <w:tcW w:w="3231" w:type="dxa"/>
             <w:tcBorders/>
             <w:shd w:fill="auto" w:val="clear"/>
           </w:tcPr>
@@ -7603,7 +7615,7 @@
         </w:tc>
         <w:tc>
           <w:tcPr>
-            <w:tcW w:w="3414" w:type="dxa"/>
+            <w:tcW w:w="3415" w:type="dxa"/>
             <w:tcBorders/>
             <w:shd w:fill="auto" w:val="clear"/>
           </w:tcPr>
@@ -7629,7 +7641,7 @@
         <w:trPr/>
         <w:tc>
           <w:tcPr>
-            <w:tcW w:w="3232" w:type="dxa"/>
+            <w:tcW w:w="3231" w:type="dxa"/>
             <w:tcBorders/>
             <w:shd w:fill="auto" w:val="clear"/>
           </w:tcPr>
@@ -7672,7 +7684,7 @@
         </w:tc>
         <w:tc>
           <w:tcPr>
-            <w:tcW w:w="3414" w:type="dxa"/>
+            <w:tcW w:w="3415" w:type="dxa"/>
             <w:tcBorders/>
             <w:shd w:fill="auto" w:val="clear"/>
           </w:tcPr>
@@ -7698,7 +7710,7 @@
         <w:trPr/>
         <w:tc>
           <w:tcPr>
-            <w:tcW w:w="3232" w:type="dxa"/>
+            <w:tcW w:w="3231" w:type="dxa"/>
             <w:tcBorders/>
             <w:shd w:fill="auto" w:val="clear"/>
           </w:tcPr>
@@ -7744,7 +7756,7 @@
         </w:tc>
         <w:tc>
           <w:tcPr>
-            <w:tcW w:w="3414" w:type="dxa"/>
+            <w:tcW w:w="3415" w:type="dxa"/>
             <w:tcBorders/>
             <w:shd w:fill="auto" w:val="clear"/>
           </w:tcPr>
@@ -7868,15 +7880,15 @@
         </w:tblCellMar>
       </w:tblPr>
       <w:tblGrid>
-        <w:gridCol w:w="3232"/>
+        <w:gridCol w:w="3231"/>
         <w:gridCol w:w="2339"/>
-        <w:gridCol w:w="3444"/>
+        <w:gridCol w:w="3445"/>
       </w:tblGrid>
       <w:tr>
         <w:trPr/>
         <w:tc>
           <w:tcPr>
-            <w:tcW w:w="3232" w:type="dxa"/>
+            <w:tcW w:w="3231" w:type="dxa"/>
             <w:tcBorders/>
             <w:shd w:fill="auto" w:val="clear"/>
           </w:tcPr>
@@ -7922,7 +7934,7 @@
         </w:tc>
         <w:tc>
           <w:tcPr>
-            <w:tcW w:w="3444" w:type="dxa"/>
+            <w:tcW w:w="3445" w:type="dxa"/>
             <w:tcBorders/>
             <w:shd w:fill="auto" w:val="clear"/>
           </w:tcPr>
@@ -7948,7 +7960,7 @@
         <w:trPr/>
         <w:tc>
           <w:tcPr>
-            <w:tcW w:w="3232" w:type="dxa"/>
+            <w:tcW w:w="3231" w:type="dxa"/>
             <w:tcBorders/>
             <w:shd w:fill="auto" w:val="clear"/>
           </w:tcPr>
@@ -7994,7 +8006,7 @@
         </w:tc>
         <w:tc>
           <w:tcPr>
-            <w:tcW w:w="3444" w:type="dxa"/>
+            <w:tcW w:w="3445" w:type="dxa"/>
             <w:tcBorders/>
             <w:shd w:fill="auto" w:val="clear"/>
           </w:tcPr>
@@ -8415,14 +8427,14 @@
         </w:tblCellMar>
       </w:tblPr>
       <w:tblGrid>
-        <w:gridCol w:w="1793"/>
-        <w:gridCol w:w="7161"/>
+        <w:gridCol w:w="1792"/>
+        <w:gridCol w:w="7162"/>
       </w:tblGrid>
       <w:tr>
         <w:trPr/>
         <w:tc>
           <w:tcPr>
-            <w:tcW w:w="1793" w:type="dxa"/>
+            <w:tcW w:w="1792" w:type="dxa"/>
             <w:tcBorders/>
             <w:shd w:fill="auto" w:val="clear"/>
           </w:tcPr>
@@ -8445,7 +8457,7 @@
         </w:tc>
         <w:tc>
           <w:tcPr>
-            <w:tcW w:w="7161" w:type="dxa"/>
+            <w:tcW w:w="7162" w:type="dxa"/>
             <w:tcBorders/>
             <w:shd w:fill="auto" w:val="clear"/>
           </w:tcPr>
@@ -8471,7 +8483,7 @@
         <w:trPr/>
         <w:tc>
           <w:tcPr>
-            <w:tcW w:w="1793" w:type="dxa"/>
+            <w:tcW w:w="1792" w:type="dxa"/>
             <w:tcBorders/>
             <w:shd w:fill="auto" w:val="clear"/>
           </w:tcPr>
@@ -8492,7 +8504,7 @@
         </w:tc>
         <w:tc>
           <w:tcPr>
-            <w:tcW w:w="7161" w:type="dxa"/>
+            <w:tcW w:w="7162" w:type="dxa"/>
             <w:tcBorders/>
             <w:shd w:fill="auto" w:val="clear"/>
           </w:tcPr>
@@ -8514,7 +8526,7 @@
         <w:trPr/>
         <w:tc>
           <w:tcPr>
-            <w:tcW w:w="1793" w:type="dxa"/>
+            <w:tcW w:w="1792" w:type="dxa"/>
             <w:tcBorders/>
             <w:shd w:fill="auto" w:val="clear"/>
           </w:tcPr>
@@ -8535,7 +8547,7 @@
         </w:tc>
         <w:tc>
           <w:tcPr>
-            <w:tcW w:w="7161" w:type="dxa"/>
+            <w:tcW w:w="7162" w:type="dxa"/>
             <w:tcBorders/>
             <w:shd w:fill="auto" w:val="clear"/>
           </w:tcPr>
@@ -8559,7 +8571,7 @@
         <w:trPr/>
         <w:tc>
           <w:tcPr>
-            <w:tcW w:w="1793" w:type="dxa"/>
+            <w:tcW w:w="1792" w:type="dxa"/>
             <w:tcBorders/>
             <w:shd w:fill="auto" w:val="clear"/>
           </w:tcPr>
@@ -8580,7 +8592,7 @@
         </w:tc>
         <w:tc>
           <w:tcPr>
-            <w:tcW w:w="7161" w:type="dxa"/>
+            <w:tcW w:w="7162" w:type="dxa"/>
             <w:tcBorders/>
             <w:shd w:fill="auto" w:val="clear"/>
           </w:tcPr>
@@ -8606,7 +8618,7 @@
         </w:trPr>
         <w:tc>
           <w:tcPr>
-            <w:tcW w:w="1793" w:type="dxa"/>
+            <w:tcW w:w="1792" w:type="dxa"/>
             <w:tcBorders/>
             <w:shd w:fill="auto" w:val="clear"/>
           </w:tcPr>
@@ -8627,7 +8639,7 @@
         </w:tc>
         <w:tc>
           <w:tcPr>
-            <w:tcW w:w="7161" w:type="dxa"/>
+            <w:tcW w:w="7162" w:type="dxa"/>
             <w:tcBorders/>
             <w:shd w:fill="auto" w:val="clear"/>
           </w:tcPr>
@@ -8651,7 +8663,7 @@
         <w:trPr/>
         <w:tc>
           <w:tcPr>
-            <w:tcW w:w="1793" w:type="dxa"/>
+            <w:tcW w:w="1792" w:type="dxa"/>
             <w:tcBorders/>
             <w:shd w:fill="auto" w:val="clear"/>
           </w:tcPr>
@@ -8672,7 +8684,7 @@
         </w:tc>
         <w:tc>
           <w:tcPr>
-            <w:tcW w:w="7161" w:type="dxa"/>
+            <w:tcW w:w="7162" w:type="dxa"/>
             <w:tcBorders/>
             <w:shd w:fill="auto" w:val="clear"/>
           </w:tcPr>
@@ -8694,7 +8706,7 @@
         <w:trPr/>
         <w:tc>
           <w:tcPr>
-            <w:tcW w:w="1793" w:type="dxa"/>
+            <w:tcW w:w="1792" w:type="dxa"/>
             <w:tcBorders/>
             <w:shd w:fill="auto" w:val="clear"/>
           </w:tcPr>
@@ -8715,7 +8727,7 @@
         </w:tc>
         <w:tc>
           <w:tcPr>
-            <w:tcW w:w="7161" w:type="dxa"/>
+            <w:tcW w:w="7162" w:type="dxa"/>
             <w:tcBorders/>
             <w:shd w:fill="auto" w:val="clear"/>
           </w:tcPr>
@@ -8753,7 +8765,7 @@
         <w:trPr/>
         <w:tc>
           <w:tcPr>
-            <w:tcW w:w="1793" w:type="dxa"/>
+            <w:tcW w:w="1792" w:type="dxa"/>
             <w:tcBorders/>
             <w:shd w:fill="auto" w:val="clear"/>
           </w:tcPr>
@@ -8774,7 +8786,7 @@
         </w:tc>
         <w:tc>
           <w:tcPr>
-            <w:tcW w:w="7161" w:type="dxa"/>
+            <w:tcW w:w="7162" w:type="dxa"/>
             <w:tcBorders/>
             <w:shd w:fill="auto" w:val="clear"/>
           </w:tcPr>
@@ -8873,14 +8885,14 @@
         </w:tblCellMar>
       </w:tblPr>
       <w:tblGrid>
-        <w:gridCol w:w="2202"/>
-        <w:gridCol w:w="7442"/>
+        <w:gridCol w:w="2201"/>
+        <w:gridCol w:w="7443"/>
       </w:tblGrid>
       <w:tr>
         <w:trPr/>
         <w:tc>
           <w:tcPr>
-            <w:tcW w:w="2202" w:type="dxa"/>
+            <w:tcW w:w="2201" w:type="dxa"/>
             <w:tcBorders/>
             <w:shd w:fill="auto" w:val="clear"/>
           </w:tcPr>
@@ -8899,7 +8911,7 @@
         </w:tc>
         <w:tc>
           <w:tcPr>
-            <w:tcW w:w="7442" w:type="dxa"/>
+            <w:tcW w:w="7443" w:type="dxa"/>
             <w:tcBorders/>
             <w:shd w:fill="auto" w:val="clear"/>
           </w:tcPr>
@@ -8923,7 +8935,7 @@
         <w:trPr/>
         <w:tc>
           <w:tcPr>
-            <w:tcW w:w="2202" w:type="dxa"/>
+            <w:tcW w:w="2201" w:type="dxa"/>
             <w:tcBorders/>
             <w:shd w:fill="auto" w:val="clear"/>
           </w:tcPr>
@@ -8942,7 +8954,7 @@
         </w:tc>
         <w:tc>
           <w:tcPr>
-            <w:tcW w:w="7442" w:type="dxa"/>
+            <w:tcW w:w="7443" w:type="dxa"/>
             <w:tcBorders/>
             <w:shd w:fill="auto" w:val="clear"/>
           </w:tcPr>
@@ -8964,7 +8976,7 @@
         <w:trPr/>
         <w:tc>
           <w:tcPr>
-            <w:tcW w:w="2202" w:type="dxa"/>
+            <w:tcW w:w="2201" w:type="dxa"/>
             <w:tcBorders/>
             <w:shd w:fill="auto" w:val="clear"/>
           </w:tcPr>
@@ -8983,7 +8995,7 @@
         </w:tc>
         <w:tc>
           <w:tcPr>
-            <w:tcW w:w="7442" w:type="dxa"/>
+            <w:tcW w:w="7443" w:type="dxa"/>
             <w:tcBorders/>
             <w:shd w:fill="auto" w:val="clear"/>
           </w:tcPr>
@@ -9005,7 +9017,7 @@
         <w:trPr/>
         <w:tc>
           <w:tcPr>
-            <w:tcW w:w="2202" w:type="dxa"/>
+            <w:tcW w:w="2201" w:type="dxa"/>
             <w:tcBorders/>
             <w:shd w:fill="auto" w:val="clear"/>
           </w:tcPr>
@@ -9024,7 +9036,7 @@
         </w:tc>
         <w:tc>
           <w:tcPr>
-            <w:tcW w:w="7442" w:type="dxa"/>
+            <w:tcW w:w="7443" w:type="dxa"/>
             <w:tcBorders/>
             <w:shd w:fill="auto" w:val="clear"/>
           </w:tcPr>
@@ -10779,19 +10791,7 @@
         <w:rPr>
           <w:rFonts w:cs="Verdana" w:ascii="Verdana" w:hAnsi="Verdana"/>
         </w:rPr>
-        <w:t>Note that there is an option for "Import Today's Transfers", namely "Import Transfers", which allows choos</w:t>
-      </w:r>
-      <w:r>
-        <w:rPr>
-          <w:rFonts w:cs="Verdana" w:ascii="Verdana" w:hAnsi="Verdana"/>
-        </w:rPr>
-        <w:t xml:space="preserve">ing in detail </w:t>
-      </w:r>
-      <w:r>
-        <w:rPr>
-          <w:rFonts w:cs="Verdana" w:ascii="Verdana" w:hAnsi="Verdana"/>
-        </w:rPr>
-        <w:t>which files to import.</w:t>
+        <w:t>Note that there is an option for "Import Today's Transfers", namely "Import Transfers", which allows choosing in detail which files to import.</w:t>
       </w:r>
       <w:r>
         <w:br w:type="page"/>
@@ -15275,14 +15275,14 @@
         </w:tblCellMar>
       </w:tblPr>
       <w:tblGrid>
-        <w:gridCol w:w="2153"/>
-        <w:gridCol w:w="6801"/>
+        <w:gridCol w:w="2152"/>
+        <w:gridCol w:w="6802"/>
       </w:tblGrid>
       <w:tr>
         <w:trPr/>
         <w:tc>
           <w:tcPr>
-            <w:tcW w:w="2153" w:type="dxa"/>
+            <w:tcW w:w="2152" w:type="dxa"/>
             <w:tcBorders/>
             <w:shd w:fill="auto" w:val="clear"/>
           </w:tcPr>
@@ -15307,7 +15307,7 @@
         </w:tc>
         <w:tc>
           <w:tcPr>
-            <w:tcW w:w="6801" w:type="dxa"/>
+            <w:tcW w:w="6802" w:type="dxa"/>
             <w:tcBorders/>
             <w:shd w:fill="auto" w:val="clear"/>
           </w:tcPr>
@@ -15333,7 +15333,7 @@
         <w:trPr/>
         <w:tc>
           <w:tcPr>
-            <w:tcW w:w="2153" w:type="dxa"/>
+            <w:tcW w:w="2152" w:type="dxa"/>
             <w:tcBorders/>
             <w:shd w:fill="auto" w:val="clear"/>
           </w:tcPr>
@@ -15354,7 +15354,7 @@
         </w:tc>
         <w:tc>
           <w:tcPr>
-            <w:tcW w:w="6801" w:type="dxa"/>
+            <w:tcW w:w="6802" w:type="dxa"/>
             <w:tcBorders/>
             <w:shd w:fill="auto" w:val="clear"/>
           </w:tcPr>
@@ -15378,7 +15378,7 @@
         <w:trPr/>
         <w:tc>
           <w:tcPr>
-            <w:tcW w:w="2153" w:type="dxa"/>
+            <w:tcW w:w="2152" w:type="dxa"/>
             <w:tcBorders/>
             <w:shd w:fill="auto" w:val="clear"/>
           </w:tcPr>
@@ -15401,7 +15401,7 @@
         </w:tc>
         <w:tc>
           <w:tcPr>
-            <w:tcW w:w="6801" w:type="dxa"/>
+            <w:tcW w:w="6802" w:type="dxa"/>
             <w:tcBorders/>
             <w:shd w:fill="auto" w:val="clear"/>
           </w:tcPr>
@@ -15425,7 +15425,7 @@
         <w:trPr/>
         <w:tc>
           <w:tcPr>
-            <w:tcW w:w="2153" w:type="dxa"/>
+            <w:tcW w:w="2152" w:type="dxa"/>
             <w:tcBorders/>
             <w:shd w:fill="auto" w:val="clear"/>
           </w:tcPr>
@@ -15448,7 +15448,7 @@
         </w:tc>
         <w:tc>
           <w:tcPr>
-            <w:tcW w:w="6801" w:type="dxa"/>
+            <w:tcW w:w="6802" w:type="dxa"/>
             <w:tcBorders/>
             <w:shd w:fill="auto" w:val="clear"/>
           </w:tcPr>
@@ -15473,7 +15473,7 @@
         <w:trPr/>
         <w:tc>
           <w:tcPr>
-            <w:tcW w:w="2153" w:type="dxa"/>
+            <w:tcW w:w="2152" w:type="dxa"/>
             <w:tcBorders/>
             <w:shd w:fill="auto" w:val="clear"/>
           </w:tcPr>
@@ -15496,7 +15496,7 @@
         </w:tc>
         <w:tc>
           <w:tcPr>
-            <w:tcW w:w="6801" w:type="dxa"/>
+            <w:tcW w:w="6802" w:type="dxa"/>
             <w:tcBorders/>
             <w:shd w:fill="auto" w:val="clear"/>
           </w:tcPr>
@@ -15520,7 +15520,7 @@
         <w:trPr/>
         <w:tc>
           <w:tcPr>
-            <w:tcW w:w="2153" w:type="dxa"/>
+            <w:tcW w:w="2152" w:type="dxa"/>
             <w:tcBorders/>
             <w:shd w:fill="auto" w:val="clear"/>
           </w:tcPr>
@@ -15543,7 +15543,7 @@
         </w:tc>
         <w:tc>
           <w:tcPr>
-            <w:tcW w:w="6801" w:type="dxa"/>
+            <w:tcW w:w="6802" w:type="dxa"/>
             <w:tcBorders/>
             <w:shd w:fill="auto" w:val="clear"/>
           </w:tcPr>
@@ -15565,7 +15565,7 @@
         <w:trPr/>
         <w:tc>
           <w:tcPr>
-            <w:tcW w:w="2153" w:type="dxa"/>
+            <w:tcW w:w="2152" w:type="dxa"/>
             <w:tcBorders/>
             <w:shd w:fill="auto" w:val="clear"/>
           </w:tcPr>
@@ -15586,7 +15586,7 @@
         </w:tc>
         <w:tc>
           <w:tcPr>
-            <w:tcW w:w="6801" w:type="dxa"/>
+            <w:tcW w:w="6802" w:type="dxa"/>
             <w:tcBorders/>
             <w:shd w:fill="auto" w:val="clear"/>
           </w:tcPr>
@@ -15612,7 +15612,7 @@
         <w:trPr/>
         <w:tc>
           <w:tcPr>
-            <w:tcW w:w="2153" w:type="dxa"/>
+            <w:tcW w:w="2152" w:type="dxa"/>
             <w:tcBorders/>
             <w:shd w:fill="auto" w:val="clear"/>
           </w:tcPr>
@@ -15633,7 +15633,7 @@
         </w:tc>
         <w:tc>
           <w:tcPr>
-            <w:tcW w:w="6801" w:type="dxa"/>
+            <w:tcW w:w="6802" w:type="dxa"/>
             <w:tcBorders/>
             <w:shd w:fill="auto" w:val="clear"/>
           </w:tcPr>
@@ -15675,7 +15675,7 @@
         <w:trPr/>
         <w:tc>
           <w:tcPr>
-            <w:tcW w:w="2153" w:type="dxa"/>
+            <w:tcW w:w="2152" w:type="dxa"/>
             <w:tcBorders/>
             <w:shd w:fill="auto" w:val="clear"/>
           </w:tcPr>
@@ -15698,7 +15698,7 @@
         </w:tc>
         <w:tc>
           <w:tcPr>
-            <w:tcW w:w="6801" w:type="dxa"/>
+            <w:tcW w:w="6802" w:type="dxa"/>
             <w:tcBorders/>
             <w:shd w:fill="auto" w:val="clear"/>
           </w:tcPr>
@@ -15722,7 +15722,7 @@
         <w:trPr/>
         <w:tc>
           <w:tcPr>
-            <w:tcW w:w="2153" w:type="dxa"/>
+            <w:tcW w:w="2152" w:type="dxa"/>
             <w:tcBorders/>
             <w:shd w:fill="auto" w:val="clear"/>
           </w:tcPr>
@@ -15745,7 +15745,7 @@
         </w:tc>
         <w:tc>
           <w:tcPr>
-            <w:tcW w:w="6801" w:type="dxa"/>
+            <w:tcW w:w="6802" w:type="dxa"/>
             <w:tcBorders/>
             <w:shd w:fill="auto" w:val="clear"/>
           </w:tcPr>
@@ -15767,7 +15767,7 @@
         <w:trPr/>
         <w:tc>
           <w:tcPr>
-            <w:tcW w:w="2153" w:type="dxa"/>
+            <w:tcW w:w="2152" w:type="dxa"/>
             <w:tcBorders/>
             <w:shd w:fill="auto" w:val="clear"/>
           </w:tcPr>
@@ -15790,7 +15790,7 @@
         </w:tc>
         <w:tc>
           <w:tcPr>
-            <w:tcW w:w="6801" w:type="dxa"/>
+            <w:tcW w:w="6802" w:type="dxa"/>
             <w:tcBorders/>
             <w:shd w:fill="auto" w:val="clear"/>
           </w:tcPr>
@@ -16248,7 +16248,7 @@
       <w:rPr>
         <w:rStyle w:val="Sidetal"/>
       </w:rPr>
-      <w:t>2</w:t>
+      <w:t>27</w:t>
     </w:r>
     <w:r>
       <w:rPr>
